--- a/docs/Official/25-26_GDC_Ian_Chains_Baute_6ICWE.docx
+++ b/docs/Official/25-26_GDC_Ian_Chains_Baute_6ICWE.docx
@@ -18,7 +18,7 @@
           <w:noProof/>
         </w:rPr>
         <w:drawing>
-          <wp:anchor distT="0" distB="0" distL="114300" distR="114300" simplePos="0" relativeHeight="251658240" behindDoc="0" locked="0" layoutInCell="1" allowOverlap="1" wp14:anchorId="5268361A" wp14:editId="7979F1CD">
+          <wp:anchor distT="0" distB="0" distL="114300" distR="114300" simplePos="0" relativeHeight="251658240" behindDoc="0" locked="0" layoutInCell="1" allowOverlap="1" wp14:anchorId="5268361A" wp14:editId="71B8849A">
             <wp:simplePos x="0" y="0"/>
             <wp:positionH relativeFrom="margin">
               <wp:align>center</wp:align>
@@ -3056,57 +3056,9 @@
     <w:p>
       <w:pPr>
         <w:pStyle w:val="afkorting"/>
-        <w:rPr>
-          <w:lang w:val="en-US"/>
-        </w:rPr>
-      </w:pPr>
-      <w:r>
-        <w:rPr>
-          <w:lang w:val="en-US"/>
-        </w:rPr>
-        <w:t>----authN</w:t>
-      </w:r>
-      <w:r>
-        <w:rPr>
-          <w:lang w:val="en-US"/>
-        </w:rPr>
-        <w:tab/>
-      </w:r>
-      <w:r>
-        <w:rPr>
-          <w:lang w:val="en-US"/>
-        </w:rPr>
-        <w:tab/>
-        <w:t>Authentication (Authenticatie)</w:t>
-      </w:r>
-    </w:p>
-    <w:p>
-      <w:pPr>
-        <w:pStyle w:val="afkorting"/>
-      </w:pPr>
-      <w:r>
-        <w:t>-----a</w:t>
-      </w:r>
-      <w:r>
-        <w:t>uthZ</w:t>
-      </w:r>
-      <w:r>
-        <w:tab/>
-      </w:r>
-      <w:r>
-        <w:tab/>
-        <w:t>Authorization (Autorisatie)</w:t>
-      </w:r>
-    </w:p>
-    <w:p>
-      <w:pPr>
-        <w:pStyle w:val="afkorting"/>
       </w:pPr>
       <w:r>
         <w:t>UID</w:t>
-      </w:r>
-      <w:r>
-        <w:tab/>
       </w:r>
       <w:r>
         <w:tab/>
@@ -3503,7 +3455,7 @@
           <w:noProof/>
         </w:rPr>
         <w:drawing>
-          <wp:anchor distT="0" distB="0" distL="114300" distR="114300" simplePos="0" relativeHeight="251660288" behindDoc="0" locked="0" layoutInCell="1" allowOverlap="1" wp14:anchorId="152C802A" wp14:editId="315DE07D">
+          <wp:anchor distT="0" distB="0" distL="114300" distR="114300" simplePos="0" relativeHeight="251660288" behindDoc="0" locked="0" layoutInCell="1" allowOverlap="1" wp14:anchorId="152C802A" wp14:editId="2B0B75F2">
             <wp:simplePos x="0" y="0"/>
             <wp:positionH relativeFrom="margin">
               <wp:align>left</wp:align>
@@ -4651,10 +4603,7 @@
         <w:t xml:space="preserve"> zijn.</w:t>
       </w:r>
       <w:r>
-        <w:t xml:space="preserve"> </w:t>
-      </w:r>
-      <w:r>
-        <w:t xml:space="preserve">Als er niet wordt voldaan aan de SOP dan wordt de data van de </w:t>
+        <w:t xml:space="preserve"> Als er niet wordt voldaan aan de SOP dan wordt de data van de </w:t>
       </w:r>
       <w:r>
         <w:t xml:space="preserve">API </w:t>
@@ -4872,13 +4821,19 @@
         <w:t xml:space="preserve">directe </w:t>
       </w:r>
       <w:r>
-        <w:t xml:space="preserve">input </w:t>
-      </w:r>
-      <w:r>
-        <w:t xml:space="preserve">en </w:t>
-      </w:r>
-      <w:r>
-        <w:t xml:space="preserve">gegevens van de </w:t>
+        <w:t>input</w:t>
+      </w:r>
+      <w:r>
+        <w:t xml:space="preserve">, </w:t>
+      </w:r>
+      <w:r>
+        <w:t xml:space="preserve">gegevens </w:t>
+      </w:r>
+      <w:r>
+        <w:t xml:space="preserve">en acties </w:t>
+      </w:r>
+      <w:r>
+        <w:t xml:space="preserve">van de </w:t>
       </w:r>
       <w:r>
         <w:t xml:space="preserve">gebruiker of </w:t>
@@ -5759,13 +5714,7 @@
         <w:t>volledig overeenkom</w:t>
       </w:r>
       <w:r>
-        <w:t>t, wordt dit aangeduid als cross-</w:t>
-      </w:r>
-      <w:r>
-        <w:t>origin</w:t>
-      </w:r>
-      <w:r>
-        <w:t>.</w:t>
+        <w:t>t, wordt dit aangeduid als cross-origin.</w:t>
       </w:r>
     </w:p>
   </w:footnote>
@@ -11125,6 +11074,7 @@
   <w:style w:type="character" w:default="1" w:styleId="Standaardalinea-lettertype">
     <w:name w:val="Default Paragraph Font"/>
     <w:uiPriority w:val="1"/>
+    <w:semiHidden/>
     <w:unhideWhenUsed/>
   </w:style>
   <w:style w:type="table" w:default="1" w:styleId="Standaardtabel">

--- a/docs/Official/25-26_GDC_Ian_Chains_Baute_6ICWE.docx
+++ b/docs/Official/25-26_GDC_Ian_Chains_Baute_6ICWE.docx
@@ -18,7 +18,7 @@
           <w:noProof/>
         </w:rPr>
         <w:drawing>
-          <wp:anchor distT="0" distB="0" distL="114300" distR="114300" simplePos="0" relativeHeight="251658240" behindDoc="0" locked="0" layoutInCell="1" allowOverlap="1" wp14:anchorId="5268361A" wp14:editId="71B8849A">
+          <wp:anchor distT="0" distB="0" distL="114300" distR="114300" simplePos="0" relativeHeight="251658240" behindDoc="0" locked="0" layoutInCell="1" allowOverlap="1" wp14:anchorId="5268361A" wp14:editId="5BB96DFF">
             <wp:simplePos x="0" y="0"/>
             <wp:positionH relativeFrom="margin">
               <wp:align>center</wp:align>
@@ -612,7 +612,35 @@
           <w:rFonts w:cs="Arial"/>
           <w:szCs w:val="22"/>
         </w:rPr>
-        <w:t xml:space="preserve"> maar nooit echt stil gestaan bij de beveiliging van </w:t>
+        <w:t xml:space="preserve"> </w:t>
+      </w:r>
+      <w:r>
+        <w:rPr>
+          <w:rFonts w:cs="Arial"/>
+          <w:szCs w:val="22"/>
+        </w:rPr>
+        <w:t>voor het uitwisselen van data tussen de gebruiker en de app. M</w:t>
+      </w:r>
+      <w:r>
+        <w:rPr>
+          <w:rFonts w:cs="Arial"/>
+          <w:szCs w:val="22"/>
+        </w:rPr>
+        <w:t>aar</w:t>
+      </w:r>
+      <w:r>
+        <w:rPr>
+          <w:rFonts w:cs="Arial"/>
+          <w:szCs w:val="22"/>
+        </w:rPr>
+        <w:t xml:space="preserve"> ik heb</w:t>
+      </w:r>
+      <w:r>
+        <w:rPr>
+          <w:rFonts w:cs="Arial"/>
+          <w:szCs w:val="22"/>
+        </w:rPr>
+        <w:t xml:space="preserve"> nooit echt stil gestaan bij de beveiliging van </w:t>
       </w:r>
       <w:r>
         <w:rPr>
@@ -2420,6 +2448,9 @@
         <w:footnoteReference w:id="2"/>
       </w:r>
       <w:r>
+        <w:t xml:space="preserve"> met de focus op het uitwisselen van data tussen een gebruiker en een applicatie</w:t>
+      </w:r>
+      <w:r>
         <w:t xml:space="preserve">. De 3 beveiligingsproblemen die </w:t>
       </w:r>
       <w:r>
@@ -2456,7 +2487,25 @@
         <w:t>ste</w:t>
       </w:r>
       <w:r>
-        <w:t xml:space="preserve"> deel van dit werk is het theoretisch onderzoek </w:t>
+        <w:t xml:space="preserve"> deel van </w:t>
+      </w:r>
+      <w:r>
+        <w:t xml:space="preserve">elk </w:t>
+      </w:r>
+      <w:r>
+        <w:t>beveiligingsproble</w:t>
+      </w:r>
+      <w:r>
+        <w:t xml:space="preserve">em </w:t>
+      </w:r>
+      <w:r>
+        <w:t>is het theoretisch</w:t>
+      </w:r>
+      <w:r>
+        <w:t>e</w:t>
+      </w:r>
+      <w:r>
+        <w:t xml:space="preserve"> onderzoek </w:t>
       </w:r>
       <w:r>
         <w:t xml:space="preserve">naar de </w:t>
@@ -2465,7 +2514,13 @@
         <w:t xml:space="preserve">beveiligingsproblemen </w:t>
       </w:r>
       <w:r>
-        <w:t>door middel van een literatuur studie om beter te kunnen begrijpen wat deze beveiligingsproblemen nu precies betekenen en inhouden.</w:t>
+        <w:t xml:space="preserve">door middel van een literatuur studie om beter te kunnen begrijpen wat deze </w:t>
+      </w:r>
+      <w:r>
+        <w:t xml:space="preserve">problemen </w:t>
+      </w:r>
+      <w:r>
+        <w:t>nu precies betekenen en inhouden.</w:t>
       </w:r>
     </w:p>
     <w:p>
@@ -2577,7 +2632,13 @@
     </w:p>
     <w:p>
       <w:r>
-        <w:t xml:space="preserve">Het praktische gedeelte wordt volledig gedocumenteerd via een Github </w:t>
+        <w:t xml:space="preserve">Het praktische gedeelte wordt volledig gedocumenteerd via een </w:t>
+      </w:r>
+      <w:r>
+        <w:t>GitHub</w:t>
+      </w:r>
+      <w:r>
+        <w:t xml:space="preserve"> </w:t>
       </w:r>
       <w:r>
         <w:t>repository</w:t>
@@ -3455,7 +3516,7 @@
           <w:noProof/>
         </w:rPr>
         <w:drawing>
-          <wp:anchor distT="0" distB="0" distL="114300" distR="114300" simplePos="0" relativeHeight="251660288" behindDoc="0" locked="0" layoutInCell="1" allowOverlap="1" wp14:anchorId="152C802A" wp14:editId="2B0B75F2">
+          <wp:anchor distT="0" distB="0" distL="114300" distR="114300" simplePos="0" relativeHeight="251660288" behindDoc="0" locked="0" layoutInCell="1" allowOverlap="1" wp14:anchorId="152C802A" wp14:editId="3A57F75D">
             <wp:simplePos x="0" y="0"/>
             <wp:positionH relativeFrom="margin">
               <wp:align>left</wp:align>
@@ -3936,83 +3997,40 @@
     </w:p>
     <w:p>
       <w:pPr>
-        <w:pStyle w:val="Kop3"/>
-        <w:numPr>
-          <w:ilvl w:val="2"/>
-          <w:numId w:val="39"/>
-        </w:numPr>
-      </w:pPr>
-      <w:bookmarkStart w:id="14" w:name="_Toc218505651"/>
-      <w:r>
-        <w:lastRenderedPageBreak/>
-        <w:t>DOM-based XSS</w:t>
-      </w:r>
-      <w:bookmarkEnd w:id="14"/>
-    </w:p>
-    <w:p>
-      <w:r>
-        <w:t xml:space="preserve">DOM-based XSS komt niet voor bij API’s maar </w:t>
-      </w:r>
-      <w:r>
-        <w:t>in de</w:t>
-      </w:r>
-      <w:r>
-        <w:t xml:space="preserve"> frontend van een webapp</w:t>
-      </w:r>
-      <w:r>
-        <w:t xml:space="preserve"> omdat het alleen plaats vind</w:t>
-      </w:r>
-      <w:r>
-        <w:t>t</w:t>
-      </w:r>
-      <w:r>
-        <w:t xml:space="preserve"> in de browser van de gebruiker. Er is geen uitwisseling van kwaadaardige </w:t>
-      </w:r>
-      <w:r>
-        <w:t>code</w:t>
-      </w:r>
-      <w:r>
-        <w:t xml:space="preserve"> tussen de </w:t>
-      </w:r>
-      <w:r>
-        <w:t>client</w:t>
-      </w:r>
-      <w:r>
-        <w:t xml:space="preserve"> en de server.</w:t>
-      </w:r>
-      <w:r>
-        <w:t xml:space="preserve"> DOM verwijst naar de HTML structuur</w:t>
-      </w:r>
-      <w:r>
-        <w:t xml:space="preserve"> van een pagina, die </w:t>
-      </w:r>
-      <w:r>
-        <w:t xml:space="preserve">dan </w:t>
-      </w:r>
-      <w:r>
-        <w:t>gemanipuleerd wordt door XSS.</w:t>
-      </w:r>
-      <w:r>
-        <w:t xml:space="preserve"> DOM-based XSS komt voor doordat er een fout zit in de JavaScript van de frontend.</w:t>
-      </w:r>
-    </w:p>
-    <w:p>
-      <w:pPr>
         <w:pStyle w:val="Kop2"/>
         <w:numPr>
           <w:ilvl w:val="1"/>
           <w:numId w:val="39"/>
         </w:numPr>
       </w:pPr>
-      <w:bookmarkStart w:id="15" w:name="_Toc218505652"/>
-      <w:r>
+      <w:bookmarkStart w:id="14" w:name="_Toc218505652"/>
+      <w:r>
+        <w:lastRenderedPageBreak/>
         <w:t>Hoe XSS voorkomen?</w:t>
       </w:r>
-      <w:bookmarkEnd w:id="15"/>
-    </w:p>
-    <w:p>
-      <w:r>
-        <w:t>x</w:t>
+      <w:bookmarkEnd w:id="14"/>
+    </w:p>
+    <w:p>
+      <w:r>
+        <w:t>2 mogelijkheden uitleggen strip &amp; escape</w:t>
+      </w:r>
+    </w:p>
+    <w:p>
+      <w:r>
+        <w:t>Strip &amp; escape altijd whitelist gebruiken en geen blacklist</w:t>
+      </w:r>
+    </w:p>
+    <w:p>
+      <w:r>
+        <w:t>Vermijd functies zoals innerHTML, eval ...</w:t>
+      </w:r>
+      <w:r>
+        <w:t xml:space="preserve"> aan de frontend</w:t>
+      </w:r>
+    </w:p>
+    <w:p>
+      <w:r>
+        <w:t>Voor access token stealing via XSS te voorkomen zorgen dat je HTTP only cookies gebruikt</w:t>
       </w:r>
     </w:p>
     <w:p>
@@ -4023,15 +4041,39 @@
           <w:numId w:val="39"/>
         </w:numPr>
       </w:pPr>
-      <w:bookmarkStart w:id="16" w:name="_Toc218505653"/>
+      <w:bookmarkStart w:id="15" w:name="_Toc218505653"/>
       <w:r>
         <w:t>Praktisch</w:t>
       </w:r>
-      <w:bookmarkEnd w:id="16"/>
-    </w:p>
-    <w:p>
-      <w:r>
-        <w:t>X</w:t>
+      <w:bookmarkEnd w:id="15"/>
+    </w:p>
+    <w:p>
+      <w:r>
+        <w:t>Strip: nh3</w:t>
+      </w:r>
+      <w:r>
+        <w:t xml:space="preserve"> package</w:t>
+      </w:r>
+      <w:r>
+        <w:br/>
+        <w:t xml:space="preserve">Escape: html &amp; </w:t>
+      </w:r>
+      <w:r>
+        <w:t>markupsafe</w:t>
+      </w:r>
+      <w:r>
+        <w:t xml:space="preserve"> packages</w:t>
+      </w:r>
+    </w:p>
+    <w:p>
+      <w:r>
+        <w:t xml:space="preserve">Ik heb gekozen voor escape met </w:t>
+      </w:r>
+      <w:r>
+        <w:t>markupsafe</w:t>
+      </w:r>
+      <w:r>
+        <w:t xml:space="preserve"> voor de veilige versie van de API</w:t>
       </w:r>
     </w:p>
     <w:p>
@@ -4051,7 +4093,7 @@
           <w:szCs w:val="22"/>
         </w:rPr>
       </w:pPr>
-      <w:bookmarkStart w:id="17" w:name="_Toc218505654"/>
+      <w:bookmarkStart w:id="16" w:name="_Toc218505654"/>
       <w:r>
         <w:lastRenderedPageBreak/>
         <w:t>CSRF</w:t>
@@ -4069,7 +4111,7 @@
         </w:rPr>
         <w:t>Cross-Site Request Forgery</w:t>
       </w:r>
-      <w:bookmarkEnd w:id="17"/>
+      <w:bookmarkEnd w:id="16"/>
     </w:p>
     <w:p>
       <w:pPr>
@@ -4079,11 +4121,11 @@
           <w:numId w:val="39"/>
         </w:numPr>
       </w:pPr>
-      <w:bookmarkStart w:id="18" w:name="_Toc218505655"/>
+      <w:bookmarkStart w:id="17" w:name="_Toc218505655"/>
       <w:r>
         <w:t>Wat is CSRF?</w:t>
       </w:r>
-      <w:bookmarkEnd w:id="18"/>
+      <w:bookmarkEnd w:id="17"/>
     </w:p>
     <w:p>
       <w:r>
@@ -4120,10 +4162,16 @@
         <w:t>en</w:t>
       </w:r>
       <w:r>
+        <w:t xml:space="preserve"> meestal</w:t>
+      </w:r>
+      <w:r>
         <w:t xml:space="preserve"> </w:t>
       </w:r>
       <w:r>
-        <w:t>zonder een</w:t>
+        <w:t xml:space="preserve">zonder </w:t>
+      </w:r>
+      <w:r>
+        <w:t>enige</w:t>
       </w:r>
       <w:r>
         <w:t xml:space="preserve"> actie </w:t>
@@ -4147,7 +4195,7 @@
         <w:t>s</w:t>
       </w:r>
       <w:r>
-        <w:t xml:space="preserve"> kan er data worden gedeeld of aangepast worden</w:t>
+        <w:t xml:space="preserve"> kan er data gedeeld of aangepast worden</w:t>
       </w:r>
       <w:r>
         <w:t xml:space="preserve"> vanaf een andere site</w:t>
@@ -4162,6 +4210,8 @@
         <w:t>een request een kwaadaardig effect hebben.</w:t>
       </w:r>
     </w:p>
+    <w:p/>
+    <w:p/>
     <w:p>
       <w:pPr>
         <w:pStyle w:val="Ondertitel"/>
@@ -4176,16 +4226,16 @@
           <w:noProof/>
         </w:rPr>
         <w:drawing>
-          <wp:anchor distT="0" distB="0" distL="114300" distR="114300" simplePos="0" relativeHeight="251661312" behindDoc="0" locked="0" layoutInCell="1" allowOverlap="1" wp14:anchorId="0E71232A" wp14:editId="45E914AE">
+          <wp:anchor distT="0" distB="0" distL="114300" distR="114300" simplePos="0" relativeHeight="251661312" behindDoc="0" locked="0" layoutInCell="1" allowOverlap="1" wp14:anchorId="0E71232A" wp14:editId="3970D457">
             <wp:simplePos x="0" y="0"/>
             <wp:positionH relativeFrom="margin">
-              <wp:posOffset>-635</wp:posOffset>
+              <wp:align>left</wp:align>
             </wp:positionH>
             <wp:positionV relativeFrom="paragraph">
-              <wp:posOffset>198603</wp:posOffset>
+              <wp:posOffset>196850</wp:posOffset>
             </wp:positionV>
-            <wp:extent cx="5753100" cy="2157730"/>
-            <wp:effectExtent l="0" t="0" r="0" b="0"/>
+            <wp:extent cx="5981700" cy="2242185"/>
+            <wp:effectExtent l="0" t="0" r="0" b="5715"/>
             <wp:wrapTopAndBottom/>
             <wp:docPr id="271547590" name="Afbeelding 5"/>
             <wp:cNvGraphicFramePr>
@@ -4216,7 +4266,7 @@
                   <pic:spPr bwMode="auto">
                     <a:xfrm>
                       <a:off x="0" y="0"/>
-                      <a:ext cx="5753100" cy="2157730"/>
+                      <a:ext cx="5995239" cy="2247860"/>
                     </a:xfrm>
                     <a:prstGeom prst="rect">
                       <a:avLst/>
@@ -4234,6 +4284,9 @@
                 </pic:pic>
               </a:graphicData>
             </a:graphic>
+            <wp14:sizeRelH relativeFrom="margin">
+              <wp14:pctWidth>0</wp14:pctWidth>
+            </wp14:sizeRelH>
             <wp14:sizeRelV relativeFrom="margin">
               <wp14:pctHeight>0</wp14:pctHeight>
             </wp14:sizeRelV>
@@ -4257,29 +4310,48 @@
       </w:r>
     </w:p>
     <w:p>
-      <w:r>
-        <w:t xml:space="preserve">Figuur 3 </w:t>
-      </w:r>
-      <w:r>
-        <w:t>toont</w:t>
-      </w:r>
-      <w:r>
-        <w:t xml:space="preserve"> een POST reques</w:t>
-      </w:r>
-      <w:r>
-        <w:t>t</w:t>
-      </w:r>
-      <w:r>
-        <w:t xml:space="preserve"> van een API</w:t>
-      </w:r>
-      <w:r>
-        <w:t xml:space="preserve"> waarbij de gebruiker zich op de webapp </w:t>
+      <w:pPr>
+        <w:pStyle w:val="Bronnen"/>
+      </w:pPr>
+      <w:r>
+        <w:t>(</w:t>
       </w:r>
       <w:r>
         <w:rPr>
           <w:i/>
           <w:iCs/>
         </w:rPr>
+        <w:t>Cross-site Request Forgery (CSRF) - Security | MDN</w:t>
+      </w:r>
+      <w:r>
+        <w:t>, 2025)</w:t>
+      </w:r>
+    </w:p>
+    <w:p/>
+    <w:p>
+      <w:r>
+        <w:t xml:space="preserve">Figuur 3 </w:t>
+      </w:r>
+      <w:r>
+        <w:t>toont</w:t>
+      </w:r>
+      <w:r>
+        <w:t xml:space="preserve"> een POST reques</w:t>
+      </w:r>
+      <w:r>
+        <w:t>t</w:t>
+      </w:r>
+      <w:r>
+        <w:t xml:space="preserve"> van een API</w:t>
+      </w:r>
+      <w:r>
+        <w:t xml:space="preserve"> waarbij de gebruiker zich op de webapp </w:t>
+      </w:r>
+      <w:r>
+        <w:rPr>
+          <w:i/>
+          <w:iCs/>
+        </w:rPr>
         <w:t>my-bank.example.org</w:t>
       </w:r>
       <w:r>
@@ -4339,12 +4411,16 @@
       <w:r>
         <w:t xml:space="preserve"> request verwerkt en het geld overgeschreven.</w:t>
       </w:r>
+      <w:r>
+        <w:br w:type="page"/>
+      </w:r>
     </w:p>
     <w:p>
       <w:pPr>
         <w:pStyle w:val="Ondertitel"/>
       </w:pPr>
       <w:r>
+        <w:lastRenderedPageBreak/>
         <w:t>Figuur 4</w:t>
       </w:r>
     </w:p>
@@ -4371,9 +4447,9 @@
           <w:noProof/>
         </w:rPr>
         <w:drawing>
-          <wp:inline distT="0" distB="0" distL="0" distR="0" wp14:anchorId="51D0ECAB" wp14:editId="62FCC67C">
-            <wp:extent cx="5752422" cy="2538070"/>
-            <wp:effectExtent l="0" t="0" r="1270" b="0"/>
+          <wp:inline distT="0" distB="0" distL="0" distR="0" wp14:anchorId="51D0ECAB" wp14:editId="0DB30E32">
+            <wp:extent cx="5548113" cy="2447925"/>
+            <wp:effectExtent l="0" t="0" r="0" b="0"/>
             <wp:docPr id="1762731387" name="Afbeelding 6"/>
             <wp:cNvGraphicFramePr>
               <a:graphicFrameLocks xmlns:a="http://schemas.openxmlformats.org/drawingml/2006/main" noChangeAspect="1"/>
@@ -4403,7 +4479,7 @@
                   <pic:spPr bwMode="auto">
                     <a:xfrm>
                       <a:off x="0" y="0"/>
-                      <a:ext cx="5753100" cy="2538369"/>
+                      <a:ext cx="5579830" cy="2461919"/>
                     </a:xfrm>
                     <a:prstGeom prst="rect">
                       <a:avLst/>
@@ -4426,8 +4502,30 @@
       </w:r>
     </w:p>
     <w:p>
-      <w:r>
-        <w:lastRenderedPageBreak/>
+      <w:pPr>
+        <w:pStyle w:val="Bronnen"/>
+      </w:pPr>
+      <w:r>
+        <w:t>(</w:t>
+      </w:r>
+      <w:r>
+        <w:rPr>
+          <w:i/>
+          <w:iCs/>
+        </w:rPr>
+        <w:t>Cross-site Request Forgery (CSRF) - Security | MDN</w:t>
+      </w:r>
+      <w:r>
+        <w:t>, 2025)</w:t>
+      </w:r>
+    </w:p>
+    <w:p>
+      <w:pPr>
+        <w:pStyle w:val="Bronnen"/>
+      </w:pPr>
+    </w:p>
+    <w:p>
+      <w:r>
         <w:t>Figuur 4 toont dezelfde POST request als figuur 3 maar de gebruiker bevind</w:t>
       </w:r>
       <w:r>
@@ -4520,11 +4618,11 @@
           <w:numId w:val="39"/>
         </w:numPr>
       </w:pPr>
-      <w:bookmarkStart w:id="19" w:name="_Toc218505656"/>
+      <w:bookmarkStart w:id="18" w:name="_Toc218505656"/>
       <w:r>
         <w:t>Hoe CSRF voorkomen?</w:t>
       </w:r>
-      <w:bookmarkEnd w:id="19"/>
+      <w:bookmarkEnd w:id="18"/>
     </w:p>
     <w:p>
       <w:pPr>
@@ -4561,31 +4659,64 @@
         <w:t xml:space="preserve">er enkel gevoelige data tussen </w:t>
       </w:r>
       <w:r>
-        <w:t>een</w:t>
+        <w:t>webapps</w:t>
+      </w:r>
+      <w:r>
+        <w:t xml:space="preserve"> kan uitgewisseld worden als deze </w:t>
+      </w:r>
+      <w:r>
+        <w:t>s</w:t>
+      </w:r>
+      <w:r>
+        <w:t>ame-</w:t>
+      </w:r>
+      <w:r>
+        <w:t>o</w:t>
+      </w:r>
+      <w:r>
+        <w:t>rigin</w:t>
+      </w:r>
+      <w:r>
+        <w:rPr>
+          <w:rStyle w:val="Voetnootmarkering"/>
+        </w:rPr>
+        <w:footnoteReference w:id="3"/>
+      </w:r>
+      <w:r>
+        <w:t xml:space="preserve"> zijn.</w:t>
+      </w:r>
+      <w:r>
+        <w:t xml:space="preserve"> Als er niet wordt voldaan aan de SOP dan wordt de data van de </w:t>
+      </w:r>
+      <w:r>
+        <w:t xml:space="preserve">API </w:t>
+      </w:r>
+      <w:r>
+        <w:t>request geblokkeerd en kan de andere webapp deze data niet gebruiken/lezen.</w:t>
       </w:r>
       <w:r>
         <w:t xml:space="preserve"> </w:t>
       </w:r>
       <w:r>
-        <w:t>frontend</w:t>
-      </w:r>
-      <w:r>
-        <w:t xml:space="preserve"> en </w:t>
-      </w:r>
-      <w:r>
-        <w:t>een</w:t>
+        <w:t>Zodat</w:t>
       </w:r>
       <w:r>
         <w:t xml:space="preserve"> </w:t>
       </w:r>
       <w:r>
-        <w:t xml:space="preserve">API kan uitgewisseld worden als deze </w:t>
-      </w:r>
-      <w:r>
-        <w:t>s</w:t>
-      </w:r>
-      <w:r>
-        <w:t>ame-</w:t>
+        <w:t>een andere (kwaadaardige) webapp</w:t>
+      </w:r>
+      <w:r>
+        <w:t xml:space="preserve"> </w:t>
+      </w:r>
+      <w:r>
+        <w:t xml:space="preserve">die </w:t>
+      </w:r>
+      <w:r>
+        <w:t>c</w:t>
+      </w:r>
+      <w:r>
+        <w:t>ross-</w:t>
       </w:r>
       <w:r>
         <w:t>o</w:t>
@@ -4597,54 +4728,6 @@
         <w:rPr>
           <w:rStyle w:val="Voetnootmarkering"/>
         </w:rPr>
-        <w:footnoteReference w:id="3"/>
-      </w:r>
-      <w:r>
-        <w:t xml:space="preserve"> zijn.</w:t>
-      </w:r>
-      <w:r>
-        <w:t xml:space="preserve"> Als er niet wordt voldaan aan de SOP dan wordt de data van de </w:t>
-      </w:r>
-      <w:r>
-        <w:t xml:space="preserve">API </w:t>
-      </w:r>
-      <w:r>
-        <w:t>request geblokkeerd en kan de andere webapp deze data niet gebruiken/lezen.</w:t>
-      </w:r>
-      <w:r>
-        <w:t xml:space="preserve"> </w:t>
-      </w:r>
-      <w:r>
-        <w:t>Zodat</w:t>
-      </w:r>
-      <w:r>
-        <w:t xml:space="preserve"> </w:t>
-      </w:r>
-      <w:r>
-        <w:t>een andere (kwaadaardige) webapp</w:t>
-      </w:r>
-      <w:r>
-        <w:t xml:space="preserve"> </w:t>
-      </w:r>
-      <w:r>
-        <w:t xml:space="preserve">die </w:t>
-      </w:r>
-      <w:r>
-        <w:t>c</w:t>
-      </w:r>
-      <w:r>
-        <w:t>ross-</w:t>
-      </w:r>
-      <w:r>
-        <w:t>o</w:t>
-      </w:r>
-      <w:r>
-        <w:t>rigin</w:t>
-      </w:r>
-      <w:r>
-        <w:rPr>
-          <w:rStyle w:val="Voetnootmarkering"/>
-        </w:rPr>
         <w:footnoteReference w:id="4"/>
       </w:r>
       <w:r>
@@ -4657,10 +4740,10 @@
         <w:t xml:space="preserve">kan </w:t>
       </w:r>
       <w:r>
-        <w:t>lezen van een API</w:t>
-      </w:r>
-      <w:r>
-        <w:t xml:space="preserve"> van een andere webapp</w:t>
+        <w:t xml:space="preserve">lezen </w:t>
+      </w:r>
+      <w:r>
+        <w:t>van een andere webapp</w:t>
       </w:r>
       <w:r>
         <w:t>.</w:t>
@@ -4684,6 +4767,16 @@
       </w:r>
       <w:r>
         <w:t>.</w:t>
+      </w:r>
+    </w:p>
+    <w:p>
+      <w:r>
+        <w:lastRenderedPageBreak/>
+        <w:t>PREFLIGHTS UITLEGGEN WAT IS EEN SIMPLE REQUEST EN WAT NIET</w:t>
+      </w:r>
+      <w:r>
+        <w:br/>
+        <w:t>POST UITLEGGEN DAT HET EEN SIMPLE IS EN TOCH UITGEVOERD WORDT MAAR DATA NIET DOOR FRONTEND KAN VERWERKT WORDEN</w:t>
       </w:r>
     </w:p>
     <w:p>
@@ -4699,6 +4792,11 @@
       </w:r>
     </w:p>
     <w:p>
+      <w:r>
+        <w:t>Niet altijd het veiligste CSRF tokens worden verkozen bovenop dit</w:t>
+      </w:r>
+    </w:p>
+    <w:p>
       <w:pPr>
         <w:pStyle w:val="Kop3"/>
         <w:numPr>
@@ -4711,6 +4809,11 @@
       </w:r>
     </w:p>
     <w:p>
+      <w:r>
+        <w:t>Signed tokens</w:t>
+      </w:r>
+    </w:p>
+    <w:p>
       <w:pPr>
         <w:pStyle w:val="Kop2"/>
         <w:numPr>
@@ -4718,15 +4821,27 @@
           <w:numId w:val="39"/>
         </w:numPr>
       </w:pPr>
-      <w:bookmarkStart w:id="20" w:name="_Toc218505657"/>
+      <w:bookmarkStart w:id="19" w:name="_Toc218505657"/>
       <w:r>
         <w:t>Praktisch</w:t>
       </w:r>
-      <w:bookmarkEnd w:id="20"/>
-    </w:p>
-    <w:p>
-      <w:r>
-        <w:t>x</w:t>
+      <w:bookmarkEnd w:id="19"/>
+    </w:p>
+    <w:p>
+      <w:r>
+        <w:t>X</w:t>
+      </w:r>
+    </w:p>
+    <w:p/>
+    <w:p>
+      <w:r>
+        <w:t xml:space="preserve">Cookies </w:t>
+      </w:r>
+      <w:r>
+        <w:t xml:space="preserve">met samesite attribuut </w:t>
+      </w:r>
+      <w:r>
+        <w:t>eerst uitleggen voor CSRF tokens</w:t>
       </w:r>
     </w:p>
     <w:p>
@@ -4737,11 +4852,11 @@
           <w:numId w:val="39"/>
         </w:numPr>
       </w:pPr>
-      <w:bookmarkStart w:id="21" w:name="_Toc218505658"/>
+      <w:bookmarkStart w:id="20" w:name="_Toc218505658"/>
       <w:r>
         <w:t>Improper Input Validation</w:t>
       </w:r>
-      <w:bookmarkEnd w:id="21"/>
+      <w:bookmarkEnd w:id="20"/>
     </w:p>
     <w:p/>
     <w:p/>
@@ -4771,13 +4886,13 @@
       <w:pPr>
         <w:pStyle w:val="Kop1"/>
       </w:pPr>
-      <w:bookmarkStart w:id="22" w:name="_Toc218505659"/>
+      <w:bookmarkStart w:id="21" w:name="_Toc218505659"/>
       <w:r>
         <w:lastRenderedPageBreak/>
         <w:t>Besluit</w:t>
       </w:r>
       <w:bookmarkEnd w:id="10"/>
-      <w:bookmarkEnd w:id="22"/>
+      <w:bookmarkEnd w:id="21"/>
     </w:p>
     <w:p>
       <w:pPr>
@@ -4892,18 +5007,24 @@
       <w:pPr>
         <w:pStyle w:val="Kop1"/>
       </w:pPr>
-      <w:bookmarkStart w:id="23" w:name="_Toc196152199"/>
-      <w:bookmarkStart w:id="24" w:name="_Toc218505660"/>
+      <w:bookmarkStart w:id="22" w:name="_Toc196152199"/>
+      <w:bookmarkStart w:id="23" w:name="_Toc218505660"/>
       <w:r>
         <w:lastRenderedPageBreak/>
         <w:t>Bijlagen</w:t>
       </w:r>
+      <w:bookmarkEnd w:id="22"/>
       <w:bookmarkEnd w:id="23"/>
-      <w:bookmarkEnd w:id="24"/>
-    </w:p>
-    <w:p>
-      <w:r>
-        <w:t xml:space="preserve">Voor het praktische gedeelte van dit onderzoek is er gebruik gemaakt van een Github </w:t>
+    </w:p>
+    <w:p>
+      <w:r>
+        <w:t xml:space="preserve">Voor het praktische gedeelte van dit onderzoek is er gebruik gemaakt van een </w:t>
+      </w:r>
+      <w:r>
+        <w:t>GitHub</w:t>
+      </w:r>
+      <w:r>
+        <w:t xml:space="preserve"> </w:t>
       </w:r>
       <w:r>
         <w:t>r</w:t>
@@ -4921,7 +5042,13 @@
         <w:t xml:space="preserve"> en documentatie</w:t>
       </w:r>
       <w:r>
-        <w:t xml:space="preserve"> overzichtelijk te kunnen bijhouden. De link naar de Github </w:t>
+        <w:t xml:space="preserve"> overzichtelijk te kunnen bijhouden. De link naar de </w:t>
+      </w:r>
+      <w:r>
+        <w:t>GitHub</w:t>
+      </w:r>
+      <w:r>
+        <w:t xml:space="preserve"> </w:t>
       </w:r>
       <w:r>
         <w:t>r</w:t>
@@ -4934,7 +5061,19 @@
           <w:rPr>
             <w:rStyle w:val="Hyperlink"/>
           </w:rPr>
-          <w:t>https://github.com/GO-atheneum-De-Tandem/GDC-Ian-2025-2026</w:t>
+          <w:t>https://</w:t>
+        </w:r>
+        <w:r>
+          <w:rPr>
+            <w:rStyle w:val="Hyperlink"/>
+          </w:rPr>
+          <w:t>GitHub</w:t>
+        </w:r>
+        <w:r>
+          <w:rPr>
+            <w:rStyle w:val="Hyperlink"/>
+          </w:rPr>
+          <w:t>.com/GO-atheneum-De-Tandem/GDC-Ian-2025-2026</w:t>
         </w:r>
       </w:hyperlink>
     </w:p>
@@ -5069,22 +5208,40 @@
       </w:tr>
     </w:tbl>
     <w:p>
-      <w:bookmarkStart w:id="25" w:name="_Toc196152200"/>
+      <w:bookmarkStart w:id="24" w:name="_Toc196152200"/>
     </w:p>
     <w:p>
       <w:pPr>
         <w:pStyle w:val="Kop1"/>
       </w:pPr>
-      <w:bookmarkStart w:id="26" w:name="_Toc218505661"/>
+      <w:bookmarkStart w:id="25" w:name="_Toc218505661"/>
       <w:r>
         <w:t>Referentielijst</w:t>
       </w:r>
+      <w:bookmarkEnd w:id="24"/>
       <w:bookmarkEnd w:id="25"/>
-      <w:bookmarkEnd w:id="26"/>
-    </w:p>
-    <w:p>
-      <w:r>
-        <w:t>De referentielijst is opgenomen in een apart bestand om dit onderzoek overzichtelijk te houden. Dit bestand kan je terug vinden in de meegeleverde bijlagen.</w:t>
+    </w:p>
+    <w:p>
+      <w:r>
+        <w:t>De referentielijst is</w:t>
+      </w:r>
+      <w:r>
+        <w:t xml:space="preserve"> </w:t>
+      </w:r>
+      <w:r>
+        <w:t xml:space="preserve">opgenomen in een apart bestand om dit onderzoek overzichtelijk te houden. </w:t>
+      </w:r>
+      <w:r>
+        <w:t xml:space="preserve">De </w:t>
+      </w:r>
+      <w:r>
+        <w:t>referentielijst</w:t>
+      </w:r>
+      <w:r>
+        <w:t xml:space="preserve"> is ook gesorteerd per onderdeel van dit werk. </w:t>
+      </w:r>
+      <w:r>
+        <w:t>Dit bestand kan je terug vinden in de meegeleverde bijlagen.</w:t>
       </w:r>
     </w:p>
     <w:p>
@@ -11074,7 +11231,6 @@
   <w:style w:type="character" w:default="1" w:styleId="Standaardalinea-lettertype">
     <w:name w:val="Default Paragraph Font"/>
     <w:uiPriority w:val="1"/>
-    <w:semiHidden/>
     <w:unhideWhenUsed/>
   </w:style>
   <w:style w:type="table" w:default="1" w:styleId="Standaardtabel">

--- a/docs/Official/25-26_GDC_Ian_Chains_Baute_6ICWE.docx
+++ b/docs/Official/25-26_GDC_Ian_Chains_Baute_6ICWE.docx
@@ -18,7 +18,7 @@
           <w:noProof/>
         </w:rPr>
         <w:drawing>
-          <wp:anchor distT="0" distB="0" distL="114300" distR="114300" simplePos="0" relativeHeight="251658240" behindDoc="0" locked="0" layoutInCell="1" allowOverlap="1" wp14:anchorId="5268361A" wp14:editId="5BB96DFF">
+          <wp:anchor distT="0" distB="0" distL="114300" distR="114300" simplePos="0" relativeHeight="251658240" behindDoc="0" locked="0" layoutInCell="1" allowOverlap="1" wp14:anchorId="5268361A" wp14:editId="5779C4C9">
             <wp:simplePos x="0" y="0"/>
             <wp:positionH relativeFrom="margin">
               <wp:align>center</wp:align>
@@ -395,7 +395,7 @@
         <w:pStyle w:val="Kop1"/>
       </w:pPr>
       <w:bookmarkStart w:id="3" w:name="_Toc196152162"/>
-      <w:bookmarkStart w:id="4" w:name="_Toc218505644"/>
+      <w:bookmarkStart w:id="4" w:name="_Toc222668225"/>
       <w:r>
         <w:lastRenderedPageBreak/>
         <w:t>Woord vooraf</w:t>
@@ -640,7 +640,21 @@
           <w:rFonts w:cs="Arial"/>
           <w:szCs w:val="22"/>
         </w:rPr>
-        <w:t xml:space="preserve"> nooit echt stil gestaan bij de beveiliging van </w:t>
+        <w:t xml:space="preserve"> </w:t>
+      </w:r>
+      <w:r>
+        <w:rPr>
+          <w:rFonts w:cs="Arial"/>
+          <w:szCs w:val="22"/>
+        </w:rPr>
+        <w:t xml:space="preserve">zelf nog </w:t>
+      </w:r>
+      <w:r>
+        <w:rPr>
+          <w:rFonts w:cs="Arial"/>
+          <w:szCs w:val="22"/>
+        </w:rPr>
+        <w:t xml:space="preserve">nooit echt stil gestaan bij de beveiliging van </w:t>
       </w:r>
       <w:r>
         <w:rPr>
@@ -884,7 +898,7 @@
               <w:lang w:eastAsia="nl-BE"/>
             </w:rPr>
           </w:pPr>
-          <w:hyperlink w:anchor="_Toc218505644" w:history="1">
+          <w:hyperlink w:anchor="_Toc222668225" w:history="1">
             <w:r>
               <w:rPr>
                 <w:rStyle w:val="Hyperlink"/>
@@ -911,7 +925,7 @@
                 <w:noProof/>
                 <w:webHidden/>
               </w:rPr>
-              <w:instrText xml:space="preserve"> PAGEREF _Toc218505644 \h </w:instrText>
+              <w:instrText xml:space="preserve"> PAGEREF _Toc222668225 \h </w:instrText>
             </w:r>
             <w:r>
               <w:rPr>
@@ -955,7 +969,7 @@
               <w:lang w:eastAsia="nl-BE"/>
             </w:rPr>
           </w:pPr>
-          <w:hyperlink w:anchor="_Toc218505645" w:history="1">
+          <w:hyperlink w:anchor="_Toc222668226" w:history="1">
             <w:r>
               <w:rPr>
                 <w:rStyle w:val="Hyperlink"/>
@@ -982,7 +996,7 @@
                 <w:noProof/>
                 <w:webHidden/>
               </w:rPr>
-              <w:instrText xml:space="preserve"> PAGEREF _Toc218505645 \h </w:instrText>
+              <w:instrText xml:space="preserve"> PAGEREF _Toc222668226 \h </w:instrText>
             </w:r>
             <w:r>
               <w:rPr>
@@ -1026,7 +1040,7 @@
               <w:lang w:eastAsia="nl-BE"/>
             </w:rPr>
           </w:pPr>
-          <w:hyperlink w:anchor="_Toc218505646" w:history="1">
+          <w:hyperlink w:anchor="_Toc222668227" w:history="1">
             <w:r>
               <w:rPr>
                 <w:rStyle w:val="Hyperlink"/>
@@ -1053,7 +1067,7 @@
                 <w:noProof/>
                 <w:webHidden/>
               </w:rPr>
-              <w:instrText xml:space="preserve"> PAGEREF _Toc218505646 \h </w:instrText>
+              <w:instrText xml:space="preserve"> PAGEREF _Toc222668227 \h </w:instrText>
             </w:r>
             <w:r>
               <w:rPr>
@@ -1098,7 +1112,7 @@
               <w:lang w:eastAsia="nl-BE"/>
             </w:rPr>
           </w:pPr>
-          <w:hyperlink w:anchor="_Toc218505647" w:history="1">
+          <w:hyperlink w:anchor="_Toc222668228" w:history="1">
             <w:r>
               <w:rPr>
                 <w:rStyle w:val="Hyperlink"/>
@@ -1150,7 +1164,7 @@
                 <w:noProof/>
                 <w:webHidden/>
               </w:rPr>
-              <w:instrText xml:space="preserve"> PAGEREF _Toc218505647 \h </w:instrText>
+              <w:instrText xml:space="preserve"> PAGEREF _Toc222668228 \h </w:instrText>
             </w:r>
             <w:r>
               <w:rPr>
@@ -1195,7 +1209,7 @@
               <w:lang w:eastAsia="nl-BE"/>
             </w:rPr>
           </w:pPr>
-          <w:hyperlink w:anchor="_Toc218505648" w:history="1">
+          <w:hyperlink w:anchor="_Toc222668229" w:history="1">
             <w:r>
               <w:rPr>
                 <w:rStyle w:val="Hyperlink"/>
@@ -1238,7 +1252,7 @@
                 <w:noProof/>
                 <w:webHidden/>
               </w:rPr>
-              <w:instrText xml:space="preserve"> PAGEREF _Toc218505648 \h </w:instrText>
+              <w:instrText xml:space="preserve"> PAGEREF _Toc222668229 \h </w:instrText>
             </w:r>
             <w:r>
               <w:rPr>
@@ -1283,7 +1297,7 @@
               <w:lang w:eastAsia="nl-BE"/>
             </w:rPr>
           </w:pPr>
-          <w:hyperlink w:anchor="_Toc218505649" w:history="1">
+          <w:hyperlink w:anchor="_Toc222668230" w:history="1">
             <w:r>
               <w:rPr>
                 <w:rStyle w:val="Hyperlink"/>
@@ -1326,7 +1340,7 @@
                 <w:noProof/>
                 <w:webHidden/>
               </w:rPr>
-              <w:instrText xml:space="preserve"> PAGEREF _Toc218505649 \h </w:instrText>
+              <w:instrText xml:space="preserve"> PAGEREF _Toc222668230 \h </w:instrText>
             </w:r>
             <w:r>
               <w:rPr>
@@ -1371,7 +1385,7 @@
               <w:lang w:eastAsia="nl-BE"/>
             </w:rPr>
           </w:pPr>
-          <w:hyperlink w:anchor="_Toc218505650" w:history="1">
+          <w:hyperlink w:anchor="_Toc222668231" w:history="1">
             <w:r>
               <w:rPr>
                 <w:rStyle w:val="Hyperlink"/>
@@ -1414,7 +1428,7 @@
                 <w:noProof/>
                 <w:webHidden/>
               </w:rPr>
-              <w:instrText xml:space="preserve"> PAGEREF _Toc218505650 \h </w:instrText>
+              <w:instrText xml:space="preserve"> PAGEREF _Toc222668231 \h </w:instrText>
             </w:r>
             <w:r>
               <w:rPr>
@@ -1435,6 +1449,455 @@
                 <w:webHidden/>
               </w:rPr>
               <w:t>6</w:t>
+            </w:r>
+            <w:r>
+              <w:rPr>
+                <w:noProof/>
+                <w:webHidden/>
+              </w:rPr>
+              <w:fldChar w:fldCharType="end"/>
+            </w:r>
+          </w:hyperlink>
+        </w:p>
+        <w:p>
+          <w:pPr>
+            <w:pStyle w:val="Inhopg2"/>
+            <w:tabs>
+              <w:tab w:val="left" w:pos="960"/>
+              <w:tab w:val="right" w:leader="dot" w:pos="9062"/>
+            </w:tabs>
+            <w:rPr>
+              <w:rFonts w:asciiTheme="minorHAnsi" w:eastAsiaTheme="minorEastAsia" w:hAnsiTheme="minorHAnsi"/>
+              <w:noProof/>
+              <w:sz w:val="24"/>
+              <w:lang w:eastAsia="nl-BE"/>
+            </w:rPr>
+          </w:pPr>
+          <w:hyperlink w:anchor="_Toc222668232" w:history="1">
+            <w:r>
+              <w:rPr>
+                <w:rStyle w:val="Hyperlink"/>
+                <w:noProof/>
+              </w:rPr>
+              <w:t>1.2</w:t>
+            </w:r>
+            <w:r>
+              <w:rPr>
+                <w:rFonts w:asciiTheme="minorHAnsi" w:eastAsiaTheme="minorEastAsia" w:hAnsiTheme="minorHAnsi"/>
+                <w:noProof/>
+                <w:sz w:val="24"/>
+                <w:lang w:eastAsia="nl-BE"/>
+              </w:rPr>
+              <w:tab/>
+            </w:r>
+            <w:r>
+              <w:rPr>
+                <w:rStyle w:val="Hyperlink"/>
+                <w:noProof/>
+              </w:rPr>
+              <w:t>Hoe XSS voorkomen?</w:t>
+            </w:r>
+            <w:r>
+              <w:rPr>
+                <w:noProof/>
+                <w:webHidden/>
+              </w:rPr>
+              <w:tab/>
+            </w:r>
+            <w:r>
+              <w:rPr>
+                <w:noProof/>
+                <w:webHidden/>
+              </w:rPr>
+              <w:fldChar w:fldCharType="begin"/>
+            </w:r>
+            <w:r>
+              <w:rPr>
+                <w:noProof/>
+                <w:webHidden/>
+              </w:rPr>
+              <w:instrText xml:space="preserve"> PAGEREF _Toc222668232 \h </w:instrText>
+            </w:r>
+            <w:r>
+              <w:rPr>
+                <w:noProof/>
+                <w:webHidden/>
+              </w:rPr>
+            </w:r>
+            <w:r>
+              <w:rPr>
+                <w:noProof/>
+                <w:webHidden/>
+              </w:rPr>
+              <w:fldChar w:fldCharType="separate"/>
+            </w:r>
+            <w:r>
+              <w:rPr>
+                <w:noProof/>
+                <w:webHidden/>
+              </w:rPr>
+              <w:t>7</w:t>
+            </w:r>
+            <w:r>
+              <w:rPr>
+                <w:noProof/>
+                <w:webHidden/>
+              </w:rPr>
+              <w:fldChar w:fldCharType="end"/>
+            </w:r>
+          </w:hyperlink>
+        </w:p>
+        <w:p>
+          <w:pPr>
+            <w:pStyle w:val="Inhopg2"/>
+            <w:tabs>
+              <w:tab w:val="left" w:pos="960"/>
+              <w:tab w:val="right" w:leader="dot" w:pos="9062"/>
+            </w:tabs>
+            <w:rPr>
+              <w:rFonts w:asciiTheme="minorHAnsi" w:eastAsiaTheme="minorEastAsia" w:hAnsiTheme="minorHAnsi"/>
+              <w:noProof/>
+              <w:sz w:val="24"/>
+              <w:lang w:eastAsia="nl-BE"/>
+            </w:rPr>
+          </w:pPr>
+          <w:hyperlink w:anchor="_Toc222668233" w:history="1">
+            <w:r>
+              <w:rPr>
+                <w:rStyle w:val="Hyperlink"/>
+                <w:noProof/>
+              </w:rPr>
+              <w:t>1.3</w:t>
+            </w:r>
+            <w:r>
+              <w:rPr>
+                <w:rFonts w:asciiTheme="minorHAnsi" w:eastAsiaTheme="minorEastAsia" w:hAnsiTheme="minorHAnsi"/>
+                <w:noProof/>
+                <w:sz w:val="24"/>
+                <w:lang w:eastAsia="nl-BE"/>
+              </w:rPr>
+              <w:tab/>
+            </w:r>
+            <w:r>
+              <w:rPr>
+                <w:rStyle w:val="Hyperlink"/>
+                <w:noProof/>
+              </w:rPr>
+              <w:t>Praktisch</w:t>
+            </w:r>
+            <w:r>
+              <w:rPr>
+                <w:noProof/>
+                <w:webHidden/>
+              </w:rPr>
+              <w:tab/>
+            </w:r>
+            <w:r>
+              <w:rPr>
+                <w:noProof/>
+                <w:webHidden/>
+              </w:rPr>
+              <w:fldChar w:fldCharType="begin"/>
+            </w:r>
+            <w:r>
+              <w:rPr>
+                <w:noProof/>
+                <w:webHidden/>
+              </w:rPr>
+              <w:instrText xml:space="preserve"> PAGEREF _Toc222668233 \h </w:instrText>
+            </w:r>
+            <w:r>
+              <w:rPr>
+                <w:noProof/>
+                <w:webHidden/>
+              </w:rPr>
+            </w:r>
+            <w:r>
+              <w:rPr>
+                <w:noProof/>
+                <w:webHidden/>
+              </w:rPr>
+              <w:fldChar w:fldCharType="separate"/>
+            </w:r>
+            <w:r>
+              <w:rPr>
+                <w:noProof/>
+                <w:webHidden/>
+              </w:rPr>
+              <w:t>7</w:t>
+            </w:r>
+            <w:r>
+              <w:rPr>
+                <w:noProof/>
+                <w:webHidden/>
+              </w:rPr>
+              <w:fldChar w:fldCharType="end"/>
+            </w:r>
+          </w:hyperlink>
+        </w:p>
+        <w:p>
+          <w:pPr>
+            <w:pStyle w:val="Inhopg1"/>
+            <w:tabs>
+              <w:tab w:val="left" w:pos="440"/>
+              <w:tab w:val="right" w:leader="dot" w:pos="9062"/>
+            </w:tabs>
+            <w:rPr>
+              <w:rFonts w:asciiTheme="minorHAnsi" w:eastAsiaTheme="minorEastAsia" w:hAnsiTheme="minorHAnsi"/>
+              <w:noProof/>
+              <w:sz w:val="24"/>
+              <w:lang w:eastAsia="nl-BE"/>
+            </w:rPr>
+          </w:pPr>
+          <w:hyperlink w:anchor="_Toc222668234" w:history="1">
+            <w:r>
+              <w:rPr>
+                <w:rStyle w:val="Hyperlink"/>
+                <w:rFonts w:cs="Arial"/>
+                <w:noProof/>
+              </w:rPr>
+              <w:t>2</w:t>
+            </w:r>
+            <w:r>
+              <w:rPr>
+                <w:rFonts w:asciiTheme="minorHAnsi" w:eastAsiaTheme="minorEastAsia" w:hAnsiTheme="minorHAnsi"/>
+                <w:noProof/>
+                <w:sz w:val="24"/>
+                <w:lang w:eastAsia="nl-BE"/>
+              </w:rPr>
+              <w:tab/>
+            </w:r>
+            <w:r>
+              <w:rPr>
+                <w:rStyle w:val="Hyperlink"/>
+                <w:noProof/>
+              </w:rPr>
+              <w:t xml:space="preserve">CSRF - </w:t>
+            </w:r>
+            <w:r>
+              <w:rPr>
+                <w:rStyle w:val="Hyperlink"/>
+                <w:rFonts w:cs="Arial"/>
+                <w:noProof/>
+              </w:rPr>
+              <w:t>Cross-Site Request Forgery</w:t>
+            </w:r>
+            <w:r>
+              <w:rPr>
+                <w:noProof/>
+                <w:webHidden/>
+              </w:rPr>
+              <w:tab/>
+            </w:r>
+            <w:r>
+              <w:rPr>
+                <w:noProof/>
+                <w:webHidden/>
+              </w:rPr>
+              <w:fldChar w:fldCharType="begin"/>
+            </w:r>
+            <w:r>
+              <w:rPr>
+                <w:noProof/>
+                <w:webHidden/>
+              </w:rPr>
+              <w:instrText xml:space="preserve"> PAGEREF _Toc222668234 \h </w:instrText>
+            </w:r>
+            <w:r>
+              <w:rPr>
+                <w:noProof/>
+                <w:webHidden/>
+              </w:rPr>
+            </w:r>
+            <w:r>
+              <w:rPr>
+                <w:noProof/>
+                <w:webHidden/>
+              </w:rPr>
+              <w:fldChar w:fldCharType="separate"/>
+            </w:r>
+            <w:r>
+              <w:rPr>
+                <w:noProof/>
+                <w:webHidden/>
+              </w:rPr>
+              <w:t>8</w:t>
+            </w:r>
+            <w:r>
+              <w:rPr>
+                <w:noProof/>
+                <w:webHidden/>
+              </w:rPr>
+              <w:fldChar w:fldCharType="end"/>
+            </w:r>
+          </w:hyperlink>
+        </w:p>
+        <w:p>
+          <w:pPr>
+            <w:pStyle w:val="Inhopg2"/>
+            <w:tabs>
+              <w:tab w:val="left" w:pos="960"/>
+              <w:tab w:val="right" w:leader="dot" w:pos="9062"/>
+            </w:tabs>
+            <w:rPr>
+              <w:rFonts w:asciiTheme="minorHAnsi" w:eastAsiaTheme="minorEastAsia" w:hAnsiTheme="minorHAnsi"/>
+              <w:noProof/>
+              <w:sz w:val="24"/>
+              <w:lang w:eastAsia="nl-BE"/>
+            </w:rPr>
+          </w:pPr>
+          <w:hyperlink w:anchor="_Toc222668235" w:history="1">
+            <w:r>
+              <w:rPr>
+                <w:rStyle w:val="Hyperlink"/>
+                <w:noProof/>
+              </w:rPr>
+              <w:t>2.1</w:t>
+            </w:r>
+            <w:r>
+              <w:rPr>
+                <w:rFonts w:asciiTheme="minorHAnsi" w:eastAsiaTheme="minorEastAsia" w:hAnsiTheme="minorHAnsi"/>
+                <w:noProof/>
+                <w:sz w:val="24"/>
+                <w:lang w:eastAsia="nl-BE"/>
+              </w:rPr>
+              <w:tab/>
+            </w:r>
+            <w:r>
+              <w:rPr>
+                <w:rStyle w:val="Hyperlink"/>
+                <w:noProof/>
+              </w:rPr>
+              <w:t>Wat is CSRF?</w:t>
+            </w:r>
+            <w:r>
+              <w:rPr>
+                <w:noProof/>
+                <w:webHidden/>
+              </w:rPr>
+              <w:tab/>
+            </w:r>
+            <w:r>
+              <w:rPr>
+                <w:noProof/>
+                <w:webHidden/>
+              </w:rPr>
+              <w:fldChar w:fldCharType="begin"/>
+            </w:r>
+            <w:r>
+              <w:rPr>
+                <w:noProof/>
+                <w:webHidden/>
+              </w:rPr>
+              <w:instrText xml:space="preserve"> PAGEREF _Toc222668235 \h </w:instrText>
+            </w:r>
+            <w:r>
+              <w:rPr>
+                <w:noProof/>
+                <w:webHidden/>
+              </w:rPr>
+            </w:r>
+            <w:r>
+              <w:rPr>
+                <w:noProof/>
+                <w:webHidden/>
+              </w:rPr>
+              <w:fldChar w:fldCharType="separate"/>
+            </w:r>
+            <w:r>
+              <w:rPr>
+                <w:noProof/>
+                <w:webHidden/>
+              </w:rPr>
+              <w:t>8</w:t>
+            </w:r>
+            <w:r>
+              <w:rPr>
+                <w:noProof/>
+                <w:webHidden/>
+              </w:rPr>
+              <w:fldChar w:fldCharType="end"/>
+            </w:r>
+          </w:hyperlink>
+        </w:p>
+        <w:p>
+          <w:pPr>
+            <w:pStyle w:val="Inhopg2"/>
+            <w:tabs>
+              <w:tab w:val="left" w:pos="960"/>
+              <w:tab w:val="right" w:leader="dot" w:pos="9062"/>
+            </w:tabs>
+            <w:rPr>
+              <w:rFonts w:asciiTheme="minorHAnsi" w:eastAsiaTheme="minorEastAsia" w:hAnsiTheme="minorHAnsi"/>
+              <w:noProof/>
+              <w:sz w:val="24"/>
+              <w:lang w:eastAsia="nl-BE"/>
+            </w:rPr>
+          </w:pPr>
+          <w:hyperlink w:anchor="_Toc222668236" w:history="1">
+            <w:r>
+              <w:rPr>
+                <w:rStyle w:val="Hyperlink"/>
+                <w:noProof/>
+              </w:rPr>
+              <w:t>2.2</w:t>
+            </w:r>
+            <w:r>
+              <w:rPr>
+                <w:rFonts w:asciiTheme="minorHAnsi" w:eastAsiaTheme="minorEastAsia" w:hAnsiTheme="minorHAnsi"/>
+                <w:noProof/>
+                <w:sz w:val="24"/>
+                <w:lang w:eastAsia="nl-BE"/>
+              </w:rPr>
+              <w:tab/>
+            </w:r>
+            <w:r>
+              <w:rPr>
+                <w:rStyle w:val="Hyperlink"/>
+                <w:noProof/>
+              </w:rPr>
+              <w:t>Hoe CSRF voorkomen?</w:t>
+            </w:r>
+            <w:r>
+              <w:rPr>
+                <w:noProof/>
+                <w:webHidden/>
+              </w:rPr>
+              <w:tab/>
+            </w:r>
+            <w:r>
+              <w:rPr>
+                <w:noProof/>
+                <w:webHidden/>
+              </w:rPr>
+              <w:fldChar w:fldCharType="begin"/>
+            </w:r>
+            <w:r>
+              <w:rPr>
+                <w:noProof/>
+                <w:webHidden/>
+              </w:rPr>
+              <w:instrText xml:space="preserve"> PAGEREF _Toc222668236 \h </w:instrText>
+            </w:r>
+            <w:r>
+              <w:rPr>
+                <w:noProof/>
+                <w:webHidden/>
+              </w:rPr>
+            </w:r>
+            <w:r>
+              <w:rPr>
+                <w:noProof/>
+                <w:webHidden/>
+              </w:rPr>
+              <w:fldChar w:fldCharType="separate"/>
+            </w:r>
+            <w:r>
+              <w:rPr>
+                <w:noProof/>
+                <w:webHidden/>
+              </w:rPr>
+              <w:t>9</w:t>
             </w:r>
             <w:r>
               <w:rPr>
@@ -1459,13 +1922,13 @@
               <w:lang w:eastAsia="nl-BE"/>
             </w:rPr>
           </w:pPr>
-          <w:hyperlink w:anchor="_Toc218505651" w:history="1">
+          <w:hyperlink w:anchor="_Toc222668237" w:history="1">
             <w:r>
               <w:rPr>
                 <w:rStyle w:val="Hyperlink"/>
                 <w:noProof/>
               </w:rPr>
-              <w:t>1.1.3</w:t>
+              <w:t>2.2.1</w:t>
             </w:r>
             <w:r>
               <w:rPr>
@@ -1481,7 +1944,7 @@
                 <w:rStyle w:val="Hyperlink"/>
                 <w:noProof/>
               </w:rPr>
-              <w:t>DOM-based XSS</w:t>
+              <w:t>SOP &amp; CORS</w:t>
             </w:r>
             <w:r>
               <w:rPr>
@@ -1502,7 +1965,7 @@
                 <w:noProof/>
                 <w:webHidden/>
               </w:rPr>
-              <w:instrText xml:space="preserve"> PAGEREF _Toc218505651 \h </w:instrText>
+              <w:instrText xml:space="preserve"> PAGEREF _Toc222668237 \h </w:instrText>
             </w:r>
             <w:r>
               <w:rPr>
@@ -1522,7 +1985,183 @@
                 <w:noProof/>
                 <w:webHidden/>
               </w:rPr>
-              <w:t>7</w:t>
+              <w:t>9</w:t>
+            </w:r>
+            <w:r>
+              <w:rPr>
+                <w:noProof/>
+                <w:webHidden/>
+              </w:rPr>
+              <w:fldChar w:fldCharType="end"/>
+            </w:r>
+          </w:hyperlink>
+        </w:p>
+        <w:p>
+          <w:pPr>
+            <w:pStyle w:val="Inhopg3"/>
+            <w:tabs>
+              <w:tab w:val="left" w:pos="1200"/>
+              <w:tab w:val="right" w:leader="dot" w:pos="9062"/>
+            </w:tabs>
+            <w:rPr>
+              <w:rFonts w:asciiTheme="minorHAnsi" w:eastAsiaTheme="minorEastAsia" w:hAnsiTheme="minorHAnsi"/>
+              <w:noProof/>
+              <w:sz w:val="24"/>
+              <w:lang w:eastAsia="nl-BE"/>
+            </w:rPr>
+          </w:pPr>
+          <w:hyperlink w:anchor="_Toc222668238" w:history="1">
+            <w:r>
+              <w:rPr>
+                <w:rStyle w:val="Hyperlink"/>
+                <w:noProof/>
+              </w:rPr>
+              <w:t>2.2.2</w:t>
+            </w:r>
+            <w:r>
+              <w:rPr>
+                <w:rFonts w:asciiTheme="minorHAnsi" w:eastAsiaTheme="minorEastAsia" w:hAnsiTheme="minorHAnsi"/>
+                <w:noProof/>
+                <w:sz w:val="24"/>
+                <w:lang w:eastAsia="nl-BE"/>
+              </w:rPr>
+              <w:tab/>
+            </w:r>
+            <w:r>
+              <w:rPr>
+                <w:rStyle w:val="Hyperlink"/>
+                <w:noProof/>
+              </w:rPr>
+              <w:t>Server Side Origin Check</w:t>
+            </w:r>
+            <w:r>
+              <w:rPr>
+                <w:noProof/>
+                <w:webHidden/>
+              </w:rPr>
+              <w:tab/>
+            </w:r>
+            <w:r>
+              <w:rPr>
+                <w:noProof/>
+                <w:webHidden/>
+              </w:rPr>
+              <w:fldChar w:fldCharType="begin"/>
+            </w:r>
+            <w:r>
+              <w:rPr>
+                <w:noProof/>
+                <w:webHidden/>
+              </w:rPr>
+              <w:instrText xml:space="preserve"> PAGEREF _Toc222668238 \h </w:instrText>
+            </w:r>
+            <w:r>
+              <w:rPr>
+                <w:noProof/>
+                <w:webHidden/>
+              </w:rPr>
+            </w:r>
+            <w:r>
+              <w:rPr>
+                <w:noProof/>
+                <w:webHidden/>
+              </w:rPr>
+              <w:fldChar w:fldCharType="separate"/>
+            </w:r>
+            <w:r>
+              <w:rPr>
+                <w:noProof/>
+                <w:webHidden/>
+              </w:rPr>
+              <w:t>10</w:t>
+            </w:r>
+            <w:r>
+              <w:rPr>
+                <w:noProof/>
+                <w:webHidden/>
+              </w:rPr>
+              <w:fldChar w:fldCharType="end"/>
+            </w:r>
+          </w:hyperlink>
+        </w:p>
+        <w:p>
+          <w:pPr>
+            <w:pStyle w:val="Inhopg3"/>
+            <w:tabs>
+              <w:tab w:val="left" w:pos="1200"/>
+              <w:tab w:val="right" w:leader="dot" w:pos="9062"/>
+            </w:tabs>
+            <w:rPr>
+              <w:rFonts w:asciiTheme="minorHAnsi" w:eastAsiaTheme="minorEastAsia" w:hAnsiTheme="minorHAnsi"/>
+              <w:noProof/>
+              <w:sz w:val="24"/>
+              <w:lang w:eastAsia="nl-BE"/>
+            </w:rPr>
+          </w:pPr>
+          <w:hyperlink w:anchor="_Toc222668239" w:history="1">
+            <w:r>
+              <w:rPr>
+                <w:rStyle w:val="Hyperlink"/>
+                <w:noProof/>
+              </w:rPr>
+              <w:t>2.2.3</w:t>
+            </w:r>
+            <w:r>
+              <w:rPr>
+                <w:rFonts w:asciiTheme="minorHAnsi" w:eastAsiaTheme="minorEastAsia" w:hAnsiTheme="minorHAnsi"/>
+                <w:noProof/>
+                <w:sz w:val="24"/>
+                <w:lang w:eastAsia="nl-BE"/>
+              </w:rPr>
+              <w:tab/>
+            </w:r>
+            <w:r>
+              <w:rPr>
+                <w:rStyle w:val="Hyperlink"/>
+                <w:noProof/>
+              </w:rPr>
+              <w:t>CSRF Tokens</w:t>
+            </w:r>
+            <w:r>
+              <w:rPr>
+                <w:noProof/>
+                <w:webHidden/>
+              </w:rPr>
+              <w:tab/>
+            </w:r>
+            <w:r>
+              <w:rPr>
+                <w:noProof/>
+                <w:webHidden/>
+              </w:rPr>
+              <w:fldChar w:fldCharType="begin"/>
+            </w:r>
+            <w:r>
+              <w:rPr>
+                <w:noProof/>
+                <w:webHidden/>
+              </w:rPr>
+              <w:instrText xml:space="preserve"> PAGEREF _Toc222668239 \h </w:instrText>
+            </w:r>
+            <w:r>
+              <w:rPr>
+                <w:noProof/>
+                <w:webHidden/>
+              </w:rPr>
+            </w:r>
+            <w:r>
+              <w:rPr>
+                <w:noProof/>
+                <w:webHidden/>
+              </w:rPr>
+              <w:fldChar w:fldCharType="separate"/>
+            </w:r>
+            <w:r>
+              <w:rPr>
+                <w:noProof/>
+                <w:webHidden/>
+              </w:rPr>
+              <w:t>10</w:t>
             </w:r>
             <w:r>
               <w:rPr>
@@ -1547,13 +2186,13 @@
               <w:lang w:eastAsia="nl-BE"/>
             </w:rPr>
           </w:pPr>
-          <w:hyperlink w:anchor="_Toc218505652" w:history="1">
+          <w:hyperlink w:anchor="_Toc222668240" w:history="1">
             <w:r>
               <w:rPr>
                 <w:rStyle w:val="Hyperlink"/>
                 <w:noProof/>
               </w:rPr>
-              <w:t>1.2</w:t>
+              <w:t>2.3</w:t>
             </w:r>
             <w:r>
               <w:rPr>
@@ -1569,7 +2208,7 @@
                 <w:rStyle w:val="Hyperlink"/>
                 <w:noProof/>
               </w:rPr>
-              <w:t>Hoe XSS voorkomen?</w:t>
+              <w:t>Praktisch</w:t>
             </w:r>
             <w:r>
               <w:rPr>
@@ -1590,7 +2229,7 @@
                 <w:noProof/>
                 <w:webHidden/>
               </w:rPr>
-              <w:instrText xml:space="preserve"> PAGEREF _Toc218505652 \h </w:instrText>
+              <w:instrText xml:space="preserve"> PAGEREF _Toc222668240 \h </w:instrText>
             </w:r>
             <w:r>
               <w:rPr>
@@ -1610,95 +2249,7 @@
                 <w:noProof/>
                 <w:webHidden/>
               </w:rPr>
-              <w:t>7</w:t>
-            </w:r>
-            <w:r>
-              <w:rPr>
-                <w:noProof/>
-                <w:webHidden/>
-              </w:rPr>
-              <w:fldChar w:fldCharType="end"/>
-            </w:r>
-          </w:hyperlink>
-        </w:p>
-        <w:p>
-          <w:pPr>
-            <w:pStyle w:val="Inhopg2"/>
-            <w:tabs>
-              <w:tab w:val="left" w:pos="960"/>
-              <w:tab w:val="right" w:leader="dot" w:pos="9062"/>
-            </w:tabs>
-            <w:rPr>
-              <w:rFonts w:asciiTheme="minorHAnsi" w:eastAsiaTheme="minorEastAsia" w:hAnsiTheme="minorHAnsi"/>
-              <w:noProof/>
-              <w:sz w:val="24"/>
-              <w:lang w:eastAsia="nl-BE"/>
-            </w:rPr>
-          </w:pPr>
-          <w:hyperlink w:anchor="_Toc218505653" w:history="1">
-            <w:r>
-              <w:rPr>
-                <w:rStyle w:val="Hyperlink"/>
-                <w:noProof/>
-              </w:rPr>
-              <w:t>1.3</w:t>
-            </w:r>
-            <w:r>
-              <w:rPr>
-                <w:rFonts w:asciiTheme="minorHAnsi" w:eastAsiaTheme="minorEastAsia" w:hAnsiTheme="minorHAnsi"/>
-                <w:noProof/>
-                <w:sz w:val="24"/>
-                <w:lang w:eastAsia="nl-BE"/>
-              </w:rPr>
-              <w:tab/>
-            </w:r>
-            <w:r>
-              <w:rPr>
-                <w:rStyle w:val="Hyperlink"/>
-                <w:noProof/>
-              </w:rPr>
-              <w:t>Praktisch</w:t>
-            </w:r>
-            <w:r>
-              <w:rPr>
-                <w:noProof/>
-                <w:webHidden/>
-              </w:rPr>
-              <w:tab/>
-            </w:r>
-            <w:r>
-              <w:rPr>
-                <w:noProof/>
-                <w:webHidden/>
-              </w:rPr>
-              <w:fldChar w:fldCharType="begin"/>
-            </w:r>
-            <w:r>
-              <w:rPr>
-                <w:noProof/>
-                <w:webHidden/>
-              </w:rPr>
-              <w:instrText xml:space="preserve"> PAGEREF _Toc218505653 \h </w:instrText>
-            </w:r>
-            <w:r>
-              <w:rPr>
-                <w:noProof/>
-                <w:webHidden/>
-              </w:rPr>
-            </w:r>
-            <w:r>
-              <w:rPr>
-                <w:noProof/>
-                <w:webHidden/>
-              </w:rPr>
-              <w:fldChar w:fldCharType="separate"/>
-            </w:r>
-            <w:r>
-              <w:rPr>
-                <w:noProof/>
-                <w:webHidden/>
-              </w:rPr>
-              <w:t>7</w:t>
+              <w:t>10</w:t>
             </w:r>
             <w:r>
               <w:rPr>
@@ -1723,14 +2274,13 @@
               <w:lang w:eastAsia="nl-BE"/>
             </w:rPr>
           </w:pPr>
-          <w:hyperlink w:anchor="_Toc218505654" w:history="1">
+          <w:hyperlink w:anchor="_Toc222668241" w:history="1">
             <w:r>
               <w:rPr>
                 <w:rStyle w:val="Hyperlink"/>
-                <w:rFonts w:cs="Arial"/>
-                <w:noProof/>
-              </w:rPr>
-              <w:t>2</w:t>
+                <w:noProof/>
+              </w:rPr>
+              <w:t>3</w:t>
             </w:r>
             <w:r>
               <w:rPr>
@@ -1746,15 +2296,7 @@
                 <w:rStyle w:val="Hyperlink"/>
                 <w:noProof/>
               </w:rPr>
-              <w:t xml:space="preserve">CSRF - </w:t>
-            </w:r>
-            <w:r>
-              <w:rPr>
-                <w:rStyle w:val="Hyperlink"/>
-                <w:rFonts w:cs="Arial"/>
-                <w:noProof/>
-              </w:rPr>
-              <w:t>Cross-Site Request Forgery</w:t>
+              <w:t>Improper Input Validation</w:t>
             </w:r>
             <w:r>
               <w:rPr>
@@ -1775,7 +2317,7 @@
                 <w:noProof/>
                 <w:webHidden/>
               </w:rPr>
-              <w:instrText xml:space="preserve"> PAGEREF _Toc218505654 \h </w:instrText>
+              <w:instrText xml:space="preserve"> PAGEREF _Toc222668241 \h </w:instrText>
             </w:r>
             <w:r>
               <w:rPr>
@@ -1795,360 +2337,7 @@
                 <w:noProof/>
                 <w:webHidden/>
               </w:rPr>
-              <w:t>8</w:t>
-            </w:r>
-            <w:r>
-              <w:rPr>
-                <w:noProof/>
-                <w:webHidden/>
-              </w:rPr>
-              <w:fldChar w:fldCharType="end"/>
-            </w:r>
-          </w:hyperlink>
-        </w:p>
-        <w:p>
-          <w:pPr>
-            <w:pStyle w:val="Inhopg2"/>
-            <w:tabs>
-              <w:tab w:val="left" w:pos="960"/>
-              <w:tab w:val="right" w:leader="dot" w:pos="9062"/>
-            </w:tabs>
-            <w:rPr>
-              <w:rFonts w:asciiTheme="minorHAnsi" w:eastAsiaTheme="minorEastAsia" w:hAnsiTheme="minorHAnsi"/>
-              <w:noProof/>
-              <w:sz w:val="24"/>
-              <w:lang w:eastAsia="nl-BE"/>
-            </w:rPr>
-          </w:pPr>
-          <w:hyperlink w:anchor="_Toc218505655" w:history="1">
-            <w:r>
-              <w:rPr>
-                <w:rStyle w:val="Hyperlink"/>
-                <w:noProof/>
-              </w:rPr>
-              <w:t>2.1</w:t>
-            </w:r>
-            <w:r>
-              <w:rPr>
-                <w:rFonts w:asciiTheme="minorHAnsi" w:eastAsiaTheme="minorEastAsia" w:hAnsiTheme="minorHAnsi"/>
-                <w:noProof/>
-                <w:sz w:val="24"/>
-                <w:lang w:eastAsia="nl-BE"/>
-              </w:rPr>
-              <w:tab/>
-            </w:r>
-            <w:r>
-              <w:rPr>
-                <w:rStyle w:val="Hyperlink"/>
-                <w:noProof/>
-              </w:rPr>
-              <w:t>Wat is CSRF?</w:t>
-            </w:r>
-            <w:r>
-              <w:rPr>
-                <w:noProof/>
-                <w:webHidden/>
-              </w:rPr>
-              <w:tab/>
-            </w:r>
-            <w:r>
-              <w:rPr>
-                <w:noProof/>
-                <w:webHidden/>
-              </w:rPr>
-              <w:fldChar w:fldCharType="begin"/>
-            </w:r>
-            <w:r>
-              <w:rPr>
-                <w:noProof/>
-                <w:webHidden/>
-              </w:rPr>
-              <w:instrText xml:space="preserve"> PAGEREF _Toc218505655 \h </w:instrText>
-            </w:r>
-            <w:r>
-              <w:rPr>
-                <w:noProof/>
-                <w:webHidden/>
-              </w:rPr>
-            </w:r>
-            <w:r>
-              <w:rPr>
-                <w:noProof/>
-                <w:webHidden/>
-              </w:rPr>
-              <w:fldChar w:fldCharType="separate"/>
-            </w:r>
-            <w:r>
-              <w:rPr>
-                <w:noProof/>
-                <w:webHidden/>
-              </w:rPr>
-              <w:t>8</w:t>
-            </w:r>
-            <w:r>
-              <w:rPr>
-                <w:noProof/>
-                <w:webHidden/>
-              </w:rPr>
-              <w:fldChar w:fldCharType="end"/>
-            </w:r>
-          </w:hyperlink>
-        </w:p>
-        <w:p>
-          <w:pPr>
-            <w:pStyle w:val="Inhopg2"/>
-            <w:tabs>
-              <w:tab w:val="left" w:pos="960"/>
-              <w:tab w:val="right" w:leader="dot" w:pos="9062"/>
-            </w:tabs>
-            <w:rPr>
-              <w:rFonts w:asciiTheme="minorHAnsi" w:eastAsiaTheme="minorEastAsia" w:hAnsiTheme="minorHAnsi"/>
-              <w:noProof/>
-              <w:sz w:val="24"/>
-              <w:lang w:eastAsia="nl-BE"/>
-            </w:rPr>
-          </w:pPr>
-          <w:hyperlink w:anchor="_Toc218505656" w:history="1">
-            <w:r>
-              <w:rPr>
-                <w:rStyle w:val="Hyperlink"/>
-                <w:rFonts w:cs="Arial"/>
-                <w:noProof/>
-              </w:rPr>
-              <w:t>2.2</w:t>
-            </w:r>
-            <w:r>
-              <w:rPr>
-                <w:rFonts w:asciiTheme="minorHAnsi" w:eastAsiaTheme="minorEastAsia" w:hAnsiTheme="minorHAnsi"/>
-                <w:noProof/>
-                <w:sz w:val="24"/>
-                <w:lang w:eastAsia="nl-BE"/>
-              </w:rPr>
-              <w:tab/>
-            </w:r>
-            <w:r>
-              <w:rPr>
-                <w:rStyle w:val="Hyperlink"/>
-                <w:noProof/>
-              </w:rPr>
-              <w:t>Hoe CSRF voorkomen?</w:t>
-            </w:r>
-            <w:r>
-              <w:rPr>
-                <w:noProof/>
-                <w:webHidden/>
-              </w:rPr>
-              <w:tab/>
-            </w:r>
-            <w:r>
-              <w:rPr>
-                <w:noProof/>
-                <w:webHidden/>
-              </w:rPr>
-              <w:fldChar w:fldCharType="begin"/>
-            </w:r>
-            <w:r>
-              <w:rPr>
-                <w:noProof/>
-                <w:webHidden/>
-              </w:rPr>
-              <w:instrText xml:space="preserve"> PAGEREF _Toc218505656 \h </w:instrText>
-            </w:r>
-            <w:r>
-              <w:rPr>
-                <w:noProof/>
-                <w:webHidden/>
-              </w:rPr>
-            </w:r>
-            <w:r>
-              <w:rPr>
-                <w:noProof/>
-                <w:webHidden/>
-              </w:rPr>
-              <w:fldChar w:fldCharType="separate"/>
-            </w:r>
-            <w:r>
-              <w:rPr>
-                <w:noProof/>
-                <w:webHidden/>
-              </w:rPr>
-              <w:t>9</w:t>
-            </w:r>
-            <w:r>
-              <w:rPr>
-                <w:noProof/>
-                <w:webHidden/>
-              </w:rPr>
-              <w:fldChar w:fldCharType="end"/>
-            </w:r>
-          </w:hyperlink>
-        </w:p>
-        <w:p>
-          <w:pPr>
-            <w:pStyle w:val="Inhopg2"/>
-            <w:tabs>
-              <w:tab w:val="left" w:pos="960"/>
-              <w:tab w:val="right" w:leader="dot" w:pos="9062"/>
-            </w:tabs>
-            <w:rPr>
-              <w:rFonts w:asciiTheme="minorHAnsi" w:eastAsiaTheme="minorEastAsia" w:hAnsiTheme="minorHAnsi"/>
-              <w:noProof/>
-              <w:sz w:val="24"/>
-              <w:lang w:eastAsia="nl-BE"/>
-            </w:rPr>
-          </w:pPr>
-          <w:hyperlink w:anchor="_Toc218505657" w:history="1">
-            <w:r>
-              <w:rPr>
-                <w:rStyle w:val="Hyperlink"/>
-                <w:noProof/>
-              </w:rPr>
-              <w:t>2.3</w:t>
-            </w:r>
-            <w:r>
-              <w:rPr>
-                <w:rFonts w:asciiTheme="minorHAnsi" w:eastAsiaTheme="minorEastAsia" w:hAnsiTheme="minorHAnsi"/>
-                <w:noProof/>
-                <w:sz w:val="24"/>
-                <w:lang w:eastAsia="nl-BE"/>
-              </w:rPr>
-              <w:tab/>
-            </w:r>
-            <w:r>
-              <w:rPr>
-                <w:rStyle w:val="Hyperlink"/>
-                <w:noProof/>
-              </w:rPr>
-              <w:t>Praktisch</w:t>
-            </w:r>
-            <w:r>
-              <w:rPr>
-                <w:noProof/>
-                <w:webHidden/>
-              </w:rPr>
-              <w:tab/>
-            </w:r>
-            <w:r>
-              <w:rPr>
-                <w:noProof/>
-                <w:webHidden/>
-              </w:rPr>
-              <w:fldChar w:fldCharType="begin"/>
-            </w:r>
-            <w:r>
-              <w:rPr>
-                <w:noProof/>
-                <w:webHidden/>
-              </w:rPr>
-              <w:instrText xml:space="preserve"> PAGEREF _Toc218505657 \h </w:instrText>
-            </w:r>
-            <w:r>
-              <w:rPr>
-                <w:noProof/>
-                <w:webHidden/>
-              </w:rPr>
-            </w:r>
-            <w:r>
-              <w:rPr>
-                <w:noProof/>
-                <w:webHidden/>
-              </w:rPr>
-              <w:fldChar w:fldCharType="separate"/>
-            </w:r>
-            <w:r>
-              <w:rPr>
-                <w:noProof/>
-                <w:webHidden/>
-              </w:rPr>
-              <w:t>9</w:t>
-            </w:r>
-            <w:r>
-              <w:rPr>
-                <w:noProof/>
-                <w:webHidden/>
-              </w:rPr>
-              <w:fldChar w:fldCharType="end"/>
-            </w:r>
-          </w:hyperlink>
-        </w:p>
-        <w:p>
-          <w:pPr>
-            <w:pStyle w:val="Inhopg1"/>
-            <w:tabs>
-              <w:tab w:val="left" w:pos="440"/>
-              <w:tab w:val="right" w:leader="dot" w:pos="9062"/>
-            </w:tabs>
-            <w:rPr>
-              <w:rFonts w:asciiTheme="minorHAnsi" w:eastAsiaTheme="minorEastAsia" w:hAnsiTheme="minorHAnsi"/>
-              <w:noProof/>
-              <w:sz w:val="24"/>
-              <w:lang w:eastAsia="nl-BE"/>
-            </w:rPr>
-          </w:pPr>
-          <w:hyperlink w:anchor="_Toc218505658" w:history="1">
-            <w:r>
-              <w:rPr>
-                <w:rStyle w:val="Hyperlink"/>
-                <w:noProof/>
-              </w:rPr>
-              <w:t>3</w:t>
-            </w:r>
-            <w:r>
-              <w:rPr>
-                <w:rFonts w:asciiTheme="minorHAnsi" w:eastAsiaTheme="minorEastAsia" w:hAnsiTheme="minorHAnsi"/>
-                <w:noProof/>
-                <w:sz w:val="24"/>
-                <w:lang w:eastAsia="nl-BE"/>
-              </w:rPr>
-              <w:tab/>
-            </w:r>
-            <w:r>
-              <w:rPr>
-                <w:rStyle w:val="Hyperlink"/>
-                <w:noProof/>
-              </w:rPr>
-              <w:t>Improper Input Validation</w:t>
-            </w:r>
-            <w:r>
-              <w:rPr>
-                <w:noProof/>
-                <w:webHidden/>
-              </w:rPr>
-              <w:tab/>
-            </w:r>
-            <w:r>
-              <w:rPr>
-                <w:noProof/>
-                <w:webHidden/>
-              </w:rPr>
-              <w:fldChar w:fldCharType="begin"/>
-            </w:r>
-            <w:r>
-              <w:rPr>
-                <w:noProof/>
-                <w:webHidden/>
-              </w:rPr>
-              <w:instrText xml:space="preserve"> PAGEREF _Toc218505658 \h </w:instrText>
-            </w:r>
-            <w:r>
-              <w:rPr>
-                <w:noProof/>
-                <w:webHidden/>
-              </w:rPr>
-            </w:r>
-            <w:r>
-              <w:rPr>
-                <w:noProof/>
-                <w:webHidden/>
-              </w:rPr>
-              <w:fldChar w:fldCharType="separate"/>
-            </w:r>
-            <w:r>
-              <w:rPr>
-                <w:noProof/>
-                <w:webHidden/>
-              </w:rPr>
-              <w:t>9</w:t>
+              <w:t>10</w:t>
             </w:r>
             <w:r>
               <w:rPr>
@@ -2172,7 +2361,7 @@
               <w:lang w:eastAsia="nl-BE"/>
             </w:rPr>
           </w:pPr>
-          <w:hyperlink w:anchor="_Toc218505659" w:history="1">
+          <w:hyperlink w:anchor="_Toc222668242" w:history="1">
             <w:r>
               <w:rPr>
                 <w:rStyle w:val="Hyperlink"/>
@@ -2199,7 +2388,7 @@
                 <w:noProof/>
                 <w:webHidden/>
               </w:rPr>
-              <w:instrText xml:space="preserve"> PAGEREF _Toc218505659 \h </w:instrText>
+              <w:instrText xml:space="preserve"> PAGEREF _Toc222668242 \h </w:instrText>
             </w:r>
             <w:r>
               <w:rPr>
@@ -2219,7 +2408,7 @@
                 <w:noProof/>
                 <w:webHidden/>
               </w:rPr>
-              <w:t>10</w:t>
+              <w:t>11</w:t>
             </w:r>
             <w:r>
               <w:rPr>
@@ -2243,7 +2432,7 @@
               <w:lang w:eastAsia="nl-BE"/>
             </w:rPr>
           </w:pPr>
-          <w:hyperlink w:anchor="_Toc218505660" w:history="1">
+          <w:hyperlink w:anchor="_Toc222668243" w:history="1">
             <w:r>
               <w:rPr>
                 <w:rStyle w:val="Hyperlink"/>
@@ -2270,7 +2459,7 @@
                 <w:noProof/>
                 <w:webHidden/>
               </w:rPr>
-              <w:instrText xml:space="preserve"> PAGEREF _Toc218505660 \h </w:instrText>
+              <w:instrText xml:space="preserve"> PAGEREF _Toc222668243 \h </w:instrText>
             </w:r>
             <w:r>
               <w:rPr>
@@ -2290,7 +2479,7 @@
                 <w:noProof/>
                 <w:webHidden/>
               </w:rPr>
-              <w:t>11</w:t>
+              <w:t>12</w:t>
             </w:r>
             <w:r>
               <w:rPr>
@@ -2314,7 +2503,7 @@
               <w:lang w:eastAsia="nl-BE"/>
             </w:rPr>
           </w:pPr>
-          <w:hyperlink w:anchor="_Toc218505661" w:history="1">
+          <w:hyperlink w:anchor="_Toc222668244" w:history="1">
             <w:r>
               <w:rPr>
                 <w:rStyle w:val="Hyperlink"/>
@@ -2341,7 +2530,7 @@
                 <w:noProof/>
                 <w:webHidden/>
               </w:rPr>
-              <w:instrText xml:space="preserve"> PAGEREF _Toc218505661 \h </w:instrText>
+              <w:instrText xml:space="preserve"> PAGEREF _Toc222668244 \h </w:instrText>
             </w:r>
             <w:r>
               <w:rPr>
@@ -2361,7 +2550,7 @@
                 <w:noProof/>
                 <w:webHidden/>
               </w:rPr>
-              <w:t>11</w:t>
+              <w:t>12</w:t>
             </w:r>
             <w:r>
               <w:rPr>
@@ -2402,7 +2591,7 @@
       <w:pPr>
         <w:pStyle w:val="Kop1"/>
       </w:pPr>
-      <w:bookmarkStart w:id="6" w:name="_Toc218505645"/>
+      <w:bookmarkStart w:id="6" w:name="_Toc222668226"/>
       <w:r>
         <w:lastRenderedPageBreak/>
         <w:t>Inleiding</w:t>
@@ -2451,7 +2640,12 @@
         <w:t xml:space="preserve"> met de focus op het uitwisselen van data tussen een gebruiker en een applicatie</w:t>
       </w:r>
       <w:r>
-        <w:t xml:space="preserve">. De 3 beveiligingsproblemen die </w:t>
+        <w:t>.</w:t>
+      </w:r>
+    </w:p>
+    <w:p>
+      <w:r>
+        <w:t xml:space="preserve">De 3 beveiligingsproblemen die </w:t>
       </w:r>
       <w:r>
         <w:t xml:space="preserve">onderzocht </w:t>
@@ -2499,28 +2693,7 @@
         <w:t xml:space="preserve">em </w:t>
       </w:r>
       <w:r>
-        <w:t>is het theoretisch</w:t>
-      </w:r>
-      <w:r>
-        <w:t>e</w:t>
-      </w:r>
-      <w:r>
-        <w:t xml:space="preserve"> onderzoek </w:t>
-      </w:r>
-      <w:r>
-        <w:t xml:space="preserve">naar de </w:t>
-      </w:r>
-      <w:r>
-        <w:t xml:space="preserve">beveiligingsproblemen </w:t>
-      </w:r>
-      <w:r>
-        <w:t xml:space="preserve">door middel van een literatuur studie om beter te kunnen begrijpen wat deze </w:t>
-      </w:r>
-      <w:r>
-        <w:t xml:space="preserve">problemen </w:t>
-      </w:r>
-      <w:r>
-        <w:t>nu precies betekenen en inhouden.</w:t>
+        <w:t>bestaat uit een theoretisch onderzoek naar de aard van het probleem, uitgevoerd door een literatuurstudie om beter te begrijpen wat het probleem precies inhoudt.</w:t>
       </w:r>
     </w:p>
     <w:p>
@@ -2534,31 +2707,24 @@
         <w:t>de</w:t>
       </w:r>
       <w:r>
-        <w:t xml:space="preserve"> deel is het</w:t>
-      </w:r>
-      <w:r>
-        <w:t xml:space="preserve"> praktisch </w:t>
-      </w:r>
-      <w:r>
-        <w:t xml:space="preserve">productie </w:t>
-      </w:r>
-      <w:r>
-        <w:t xml:space="preserve">gedeelte waarbij er 2 verschillende </w:t>
-      </w:r>
-      <w:r>
-        <w:t xml:space="preserve">API systemen </w:t>
-      </w:r>
-      <w:r>
-        <w:t xml:space="preserve">zullen </w:t>
-      </w:r>
-      <w:r>
-        <w:t>opgezet worden. Het</w:t>
+        <w:t xml:space="preserve"> deel van het onderzoek bestaat uit een praktisch productie en ontwikkelingsgedeelte, hierbij worden 2 overkoepelende API systemen opgezet</w:t>
+      </w:r>
+      <w:r>
+        <w:t>. Het doel en de functionaliteiten van de 2 API systemen is hetzelfde, namelijk het kunnen aanmaken en inloggen van een account en daarnaast het aanmaken en opvragen van (blog)posts.</w:t>
       </w:r>
       <w:r>
         <w:t xml:space="preserve"> </w:t>
       </w:r>
-      <w:r>
-        <w:t>1</w:t>
+    </w:p>
+    <w:p>
+      <w:r>
+        <w:t xml:space="preserve">De 2 API systemen verschillen in de vorm van onveilig en veilig, waarbij er bij </w:t>
+      </w:r>
+      <w:r>
+        <w:t>het</w:t>
+      </w:r>
+      <w:r>
+        <w:t xml:space="preserve"> 1</w:t>
       </w:r>
       <w:r>
         <w:rPr>
@@ -2567,22 +2733,31 @@
         <w:t>ste</w:t>
       </w:r>
       <w:r>
-        <w:t xml:space="preserve"> s</w:t>
-      </w:r>
-      <w:r>
-        <w:t>ysteem</w:t>
-      </w:r>
-      <w:r>
-        <w:t xml:space="preserve"> zal </w:t>
-      </w:r>
-      <w:r>
-        <w:t xml:space="preserve">voorbeelden met één of meerdere van de onderzochte </w:t>
-      </w:r>
-      <w:r>
-        <w:t>beveiligingsproblemen bevatten</w:t>
-      </w:r>
-      <w:r>
-        <w:t>. Het 2</w:t>
+        <w:t xml:space="preserve"> </w:t>
+      </w:r>
+      <w:r>
+        <w:t xml:space="preserve">systeem </w:t>
+      </w:r>
+      <w:r>
+        <w:t xml:space="preserve">geen extra acties </w:t>
+      </w:r>
+      <w:r>
+        <w:t xml:space="preserve">en stappen ondernomen </w:t>
+      </w:r>
+      <w:r>
+        <w:t>worden</w:t>
+      </w:r>
+      <w:r>
+        <w:t xml:space="preserve"> </w:t>
+      </w:r>
+      <w:r>
+        <w:t xml:space="preserve">voor het voorkomen van de onderzochte </w:t>
+      </w:r>
+      <w:r>
+        <w:t>beveiligingsproblemen</w:t>
+      </w:r>
+      <w:r>
+        <w:t>. Bij het 2</w:t>
       </w:r>
       <w:r>
         <w:rPr>
@@ -2591,43 +2766,19 @@
         <w:t>de</w:t>
       </w:r>
       <w:r>
-        <w:t xml:space="preserve"> systeem</w:t>
-      </w:r>
-      <w:r>
-        <w:t xml:space="preserve"> zal dezelfde voorbeelden bevat maar dan met de extra stappen en oplossingen om deze </w:t>
-      </w:r>
-      <w:r>
-        <w:t>beveiligingsproblemen</w:t>
-      </w:r>
-      <w:r>
-        <w:t xml:space="preserve"> te voorkomen</w:t>
-      </w:r>
-      <w:r>
-        <w:t>.</w:t>
+        <w:t xml:space="preserve"> systeem zijn deze extra acties en stappen wel ondernomen.</w:t>
       </w:r>
       <w:r>
         <w:t xml:space="preserve"> </w:t>
       </w:r>
       <w:r>
-        <w:t>Door deze 2 systemen met elkaar te vergelijken,</w:t>
-      </w:r>
-      <w:r>
-        <w:t xml:space="preserve"> kan er</w:t>
-      </w:r>
-      <w:r>
-        <w:t xml:space="preserve"> praktisch </w:t>
-      </w:r>
-      <w:r>
-        <w:t>onderzocht worden</w:t>
-      </w:r>
-      <w:r>
-        <w:t xml:space="preserve"> welke stappen er kunnen ondernomen worden om deze </w:t>
-      </w:r>
-      <w:r>
-        <w:t xml:space="preserve">beveiligingsproblemen </w:t>
-      </w:r>
-      <w:r>
-        <w:t>te voorkomen.</w:t>
+        <w:t>Door beide systemen met elkaar te vergelijken</w:t>
+      </w:r>
+      <w:r>
+        <w:t xml:space="preserve"> en te kijken naar de extra acties die ondernomen worden voor het veilig maken van het API systeem</w:t>
+      </w:r>
+      <w:r>
+        <w:t>, kan worden aangetoond welke maatregelen nodig zijn om de geïdentificeerde beveiligingsproblemen te voorkomen.</w:t>
       </w:r>
     </w:p>
     <w:p>
@@ -2684,7 +2835,7 @@
         <w:pStyle w:val="Kop1"/>
       </w:pPr>
       <w:bookmarkStart w:id="7" w:name="_Toc196152164"/>
-      <w:bookmarkStart w:id="8" w:name="_Toc218505646"/>
+      <w:bookmarkStart w:id="8" w:name="_Toc222668227"/>
       <w:r>
         <w:lastRenderedPageBreak/>
         <w:t>Afkortingen</w:t>
@@ -3146,8 +3297,8 @@
       <w:r>
         <w:br w:type="page"/>
       </w:r>
-      <w:bookmarkStart w:id="9" w:name="_Toc218505647"/>
-      <w:bookmarkStart w:id="10" w:name="_Toc196152198"/>
+      <w:bookmarkStart w:id="9" w:name="_Toc196152198"/>
+      <w:bookmarkStart w:id="10" w:name="_Toc222668228"/>
       <w:r>
         <w:lastRenderedPageBreak/>
         <w:t>XSS</w:t>
@@ -3162,7 +3313,7 @@
         </w:rPr>
         <w:t>Cross-Site Scripting</w:t>
       </w:r>
-      <w:bookmarkEnd w:id="9"/>
+      <w:bookmarkEnd w:id="10"/>
     </w:p>
     <w:p>
       <w:pPr>
@@ -3172,7 +3323,7 @@
           <w:numId w:val="39"/>
         </w:numPr>
       </w:pPr>
-      <w:bookmarkStart w:id="11" w:name="_Toc218505648"/>
+      <w:bookmarkStart w:id="11" w:name="_Toc222668229"/>
       <w:r>
         <w:t>Wat is XSS?</w:t>
       </w:r>
@@ -3280,6 +3431,18 @@
       </w:pPr>
       <w:r>
         <w:t>formulieren manipuleren</w:t>
+      </w:r>
+    </w:p>
+    <w:p>
+      <w:pPr>
+        <w:pStyle w:val="Lijstalinea"/>
+        <w:numPr>
+          <w:ilvl w:val="0"/>
+          <w:numId w:val="41"/>
+        </w:numPr>
+      </w:pPr>
+      <w:r>
+        <w:t>Ongewenste API requests versturen</w:t>
       </w:r>
     </w:p>
     <w:p>
@@ -3467,7 +3630,7 @@
         <w:t xml:space="preserve"> in zijn/haar beeld krijgt, dan is er effectief sprake van een XSS kwetsbaarheid. </w:t>
       </w:r>
       <w:r>
-        <w:t xml:space="preserve">XSS Kan opgedeeld worden in 3 </w:t>
+        <w:t xml:space="preserve">XSS Kan opgedeeld worden in </w:t>
       </w:r>
       <w:r>
         <w:t xml:space="preserve">verschillende </w:t>
@@ -3476,7 +3639,13 @@
         <w:t>categorieën</w:t>
       </w:r>
       <w:r>
-        <w:t>: reflected, stored of DOM-based XSS. Deze figuur is een voorbeeld van stored XSS want de code wordt opgeslagen in de database.</w:t>
+        <w:t>: reflected</w:t>
+      </w:r>
+      <w:r>
+        <w:t xml:space="preserve"> en</w:t>
+      </w:r>
+      <w:r>
+        <w:t xml:space="preserve"> stored XSS. Deze figuur is een voorbeeld van stored XSS want de code wordt opgeslagen in de database.</w:t>
       </w:r>
     </w:p>
     <w:p>
@@ -3492,7 +3661,7 @@
           <w:numId w:val="39"/>
         </w:numPr>
       </w:pPr>
-      <w:bookmarkStart w:id="12" w:name="_Toc218505649"/>
+      <w:bookmarkStart w:id="12" w:name="_Toc222668230"/>
       <w:r>
         <w:lastRenderedPageBreak/>
         <w:t xml:space="preserve">Reflected </w:t>
@@ -3516,7 +3685,7 @@
           <w:noProof/>
         </w:rPr>
         <w:drawing>
-          <wp:anchor distT="0" distB="0" distL="114300" distR="114300" simplePos="0" relativeHeight="251660288" behindDoc="0" locked="0" layoutInCell="1" allowOverlap="1" wp14:anchorId="152C802A" wp14:editId="3A57F75D">
+          <wp:anchor distT="0" distB="0" distL="114300" distR="114300" simplePos="0" relativeHeight="251660288" behindDoc="0" locked="0" layoutInCell="1" allowOverlap="1" wp14:anchorId="152C802A" wp14:editId="5F1F868D">
             <wp:simplePos x="0" y="0"/>
             <wp:positionH relativeFrom="margin">
               <wp:align>left</wp:align>
@@ -3654,7 +3823,19 @@
         <w:t>Want b</w:t>
       </w:r>
       <w:r>
-        <w:t xml:space="preserve">ij de meeste zoek functies wordt de term die je hebt opgezocht nog eens weergegeven aan de gebruiker, daardoor </w:t>
+        <w:t xml:space="preserve">ij de meeste zoek functies wordt de term die </w:t>
+      </w:r>
+      <w:r>
+        <w:t>opgezocht</w:t>
+      </w:r>
+      <w:r>
+        <w:t xml:space="preserve"> </w:t>
+      </w:r>
+      <w:r>
+        <w:t>werd</w:t>
+      </w:r>
+      <w:r>
+        <w:t xml:space="preserve"> nog eens weergegeven aan de gebruiker, daardoor </w:t>
       </w:r>
       <w:r>
         <w:t xml:space="preserve">bevind </w:t>
@@ -3811,7 +3992,7 @@
           <w:numId w:val="39"/>
         </w:numPr>
       </w:pPr>
-      <w:bookmarkStart w:id="13" w:name="_Toc218505650"/>
+      <w:bookmarkStart w:id="13" w:name="_Toc222668231"/>
       <w:r>
         <w:t>Stored XSS</w:t>
       </w:r>
@@ -3962,7 +4143,16 @@
         <w:t xml:space="preserve">kwetsbare </w:t>
       </w:r>
       <w:r>
-        <w:t xml:space="preserve">javascript i.p.v. een realistische opmerking. Deze opmerking </w:t>
+        <w:t>J</w:t>
+      </w:r>
+      <w:r>
+        <w:t>ava</w:t>
+      </w:r>
+      <w:r>
+        <w:t>S</w:t>
+      </w:r>
+      <w:r>
+        <w:t xml:space="preserve">cript i.p.v. een realistische opmerking. Deze opmerking </w:t>
       </w:r>
       <w:r>
         <w:t xml:space="preserve">en code </w:t>
@@ -3986,10 +4176,34 @@
         <w:t xml:space="preserve">en met de </w:t>
       </w:r>
       <w:r>
-        <w:t>kwetsbare javascript</w:t>
-      </w:r>
-      <w:r>
-        <w:t>, deze javascript wordt vervolgens uitgevoerd in de browser van het slachtoffer.</w:t>
+        <w:t xml:space="preserve">kwetsbare </w:t>
+      </w:r>
+      <w:r>
+        <w:t>J</w:t>
+      </w:r>
+      <w:r>
+        <w:t>ava</w:t>
+      </w:r>
+      <w:r>
+        <w:t>S</w:t>
+      </w:r>
+      <w:r>
+        <w:t>cript</w:t>
+      </w:r>
+      <w:r>
+        <w:t xml:space="preserve">, deze </w:t>
+      </w:r>
+      <w:r>
+        <w:t>J</w:t>
+      </w:r>
+      <w:r>
+        <w:t>ava</w:t>
+      </w:r>
+      <w:r>
+        <w:t>S</w:t>
+      </w:r>
+      <w:r>
+        <w:t>cript wordt vervolgens uitgevoerd in de browser van het slachtoffer.</w:t>
       </w:r>
       <w:r>
         <w:t xml:space="preserve"> Dit is gevaarlijk omdat de gebruiker zelf niks moet doen, het gebeurt gewoon.</w:t>
@@ -4003,7 +4217,7 @@
           <w:numId w:val="39"/>
         </w:numPr>
       </w:pPr>
-      <w:bookmarkStart w:id="14" w:name="_Toc218505652"/>
+      <w:bookmarkStart w:id="14" w:name="_Toc222668232"/>
       <w:r>
         <w:lastRenderedPageBreak/>
         <w:t>Hoe XSS voorkomen?</w:t>
@@ -4012,12 +4226,435 @@
     </w:p>
     <w:p>
       <w:r>
-        <w:t>2 mogelijkheden uitleggen strip &amp; escape</w:t>
-      </w:r>
-    </w:p>
-    <w:p>
-      <w:r>
-        <w:t>Strip &amp; escape altijd whitelist gebruiken en geen blacklist</w:t>
+        <w:t xml:space="preserve">XSS </w:t>
+      </w:r>
+      <w:r>
+        <w:t>kwetsbaarheden</w:t>
+      </w:r>
+      <w:r>
+        <w:t xml:space="preserve"> komen vooral voor door een fout </w:t>
+      </w:r>
+      <w:r>
+        <w:t xml:space="preserve">of onvoorzichtigheid </w:t>
+      </w:r>
+      <w:r>
+        <w:t xml:space="preserve">in </w:t>
+      </w:r>
+      <w:r>
+        <w:t xml:space="preserve">de code van </w:t>
+      </w:r>
+      <w:r>
+        <w:t>de frontend maar dat wilt niet zeggen dat er bij het opzetten van</w:t>
+      </w:r>
+      <w:r>
+        <w:t xml:space="preserve"> de backend en dus de</w:t>
+      </w:r>
+      <w:r>
+        <w:t xml:space="preserve"> API</w:t>
+      </w:r>
+      <w:r>
+        <w:t xml:space="preserve"> daar geen aandacht aan besteed moet worden. Specifiek voor stored XSS is het beter om te voorkomen dat er </w:t>
+      </w:r>
+      <w:r>
+        <w:t>überhaupt</w:t>
+      </w:r>
+      <w:r>
+        <w:t xml:space="preserve"> uitvoerbare JavaScript code </w:t>
+      </w:r>
+      <w:r>
+        <w:t>kan opgeslagen worden in de database.</w:t>
+      </w:r>
+    </w:p>
+    <w:p>
+      <w:r>
+        <w:t>De frontend mag dan wel zo geprogrammeerd zijn om XSS te voorkomen</w:t>
+      </w:r>
+      <w:r>
+        <w:t xml:space="preserve"> voordat het wordt overgedragen aan de API</w:t>
+      </w:r>
+      <w:r>
+        <w:t xml:space="preserve">, </w:t>
+      </w:r>
+      <w:r>
+        <w:t>iemand met kwade bedoelingen</w:t>
+      </w:r>
+      <w:r>
+        <w:t xml:space="preserve"> </w:t>
+      </w:r>
+      <w:r>
+        <w:t>kan</w:t>
+      </w:r>
+      <w:r>
+        <w:t xml:space="preserve"> gewoon andere software zoals een API of HTTP pentesting tool (zoals Postman of HTTP Toolkit) gebruiken</w:t>
+      </w:r>
+      <w:r>
+        <w:t>. Hiermee kan</w:t>
+      </w:r>
+      <w:r>
+        <w:t xml:space="preserve"> de aanvaller alle input die naar de API gaat naar zijn hand kan zetten en de frontend helemaal </w:t>
+      </w:r>
+      <w:r>
+        <w:t>omzeilen</w:t>
+      </w:r>
+      <w:r>
+        <w:t>.</w:t>
+      </w:r>
+      <w:r>
+        <w:t xml:space="preserve"> Daarom is het belangrijk dat alle gebruiksinput die de API ontvangt </w:t>
+      </w:r>
+      <w:r>
+        <w:t xml:space="preserve">en moet verwerken </w:t>
+      </w:r>
+      <w:r>
+        <w:t xml:space="preserve">eerst </w:t>
+      </w:r>
+      <w:r>
+        <w:t>gecontroleerd</w:t>
+      </w:r>
+      <w:r>
+        <w:t xml:space="preserve"> </w:t>
+      </w:r>
+      <w:r>
+        <w:t>wordt of deze geen gevaarlijke</w:t>
+      </w:r>
+      <w:r>
+        <w:t xml:space="preserve"> (JavaScript)</w:t>
+      </w:r>
+      <w:r>
+        <w:t xml:space="preserve"> payload bevat</w:t>
+      </w:r>
+      <w:r>
+        <w:t>, specifiek voor als er gekeken wordt om XSS te voorkomen.</w:t>
+      </w:r>
+    </w:p>
+    <w:p>
+      <w:pPr>
+        <w:pStyle w:val="Kop3"/>
+        <w:numPr>
+          <w:ilvl w:val="2"/>
+          <w:numId w:val="39"/>
+        </w:numPr>
+      </w:pPr>
+      <w:r>
+        <w:t xml:space="preserve">HTML </w:t>
+      </w:r>
+      <w:r>
+        <w:t>escaping</w:t>
+      </w:r>
+      <w:r>
+        <w:t xml:space="preserve"> - </w:t>
+      </w:r>
+      <w:r>
+        <w:t>HTML entity encoding</w:t>
+      </w:r>
+    </w:p>
+    <w:p>
+      <w:r>
+        <w:t>Een manier om de gebruikersinput veilig te maken op vlak van XSS is door gebruik te maken van HTML escaping</w:t>
+      </w:r>
+      <w:r>
+        <w:t xml:space="preserve"> of een andere benaming HTML entity encoding</w:t>
+      </w:r>
+      <w:r>
+        <w:t>. Bij HTML escaping word</w:t>
+      </w:r>
+      <w:r>
+        <w:t xml:space="preserve">en bepaalde karakters vervangen door hun vastgelegde HTML </w:t>
+      </w:r>
+      <w:r>
+        <w:t>entities</w:t>
+      </w:r>
+      <w:r>
+        <w:t>. Z</w:t>
+      </w:r>
+      <w:r>
+        <w:t>odat</w:t>
+      </w:r>
+      <w:r>
+        <w:t xml:space="preserve"> de karakters </w:t>
+      </w:r>
+      <w:r>
+        <w:t xml:space="preserve">correct </w:t>
+      </w:r>
+      <w:r>
+        <w:t>worden weergeven of waardoor</w:t>
+      </w:r>
+      <w:r>
+        <w:t xml:space="preserve"> </w:t>
+      </w:r>
+      <w:r>
+        <w:t>de data</w:t>
+      </w:r>
+      <w:r>
+        <w:t xml:space="preserve"> niet geïnterpreteerd </w:t>
+      </w:r>
+      <w:r>
+        <w:t>kan</w:t>
+      </w:r>
+      <w:r>
+        <w:t xml:space="preserve"> worden als HTML code</w:t>
+      </w:r>
+      <w:r>
+        <w:t>, waardoor de code niet uitgevoerd wordt.</w:t>
+      </w:r>
+    </w:p>
+    <w:p>
+      <w:hyperlink r:id="rId11" w:history="1">
+        <w:r>
+          <w:rPr>
+            <w:rStyle w:val="Hyperlink"/>
+          </w:rPr>
+          <w:t xml:space="preserve">De </w:t>
+        </w:r>
+        <w:r>
+          <w:rPr>
+            <w:rStyle w:val="Hyperlink"/>
+          </w:rPr>
+          <w:t>l</w:t>
+        </w:r>
+        <w:r>
+          <w:rPr>
+            <w:rStyle w:val="Hyperlink"/>
+          </w:rPr>
+          <w:t>ijst</w:t>
+        </w:r>
+      </w:hyperlink>
+      <w:r>
+        <w:t xml:space="preserve"> met karakters en hun HTML entities geeft aan welke </w:t>
+      </w:r>
+      <w:r>
+        <w:t xml:space="preserve">entity </w:t>
+      </w:r>
+      <w:r>
+        <w:t>naam</w:t>
+      </w:r>
+      <w:r>
+        <w:t xml:space="preserve"> of entity nummer </w:t>
+      </w:r>
+      <w:r>
+        <w:t>bij dat karakter hoort</w:t>
+      </w:r>
+      <w:r>
+        <w:t>.</w:t>
+      </w:r>
+      <w:r>
+        <w:t xml:space="preserve"> Bij HTML escaping worden niet altijd alle karakters vervangen door hun HTML entities, vaak worden gewone letters behouden en enkel de speciale tekens vervangen.</w:t>
+      </w:r>
+    </w:p>
+    <w:p>
+      <w:r>
+        <w:t>Hier is een</w:t>
+      </w:r>
+      <w:r>
+        <w:t xml:space="preserve"> voorbeeld van HTML escaping</w:t>
+      </w:r>
+      <w:r>
+        <w:t xml:space="preserve">: het karakter kleiner dan </w:t>
+      </w:r>
+      <w:r>
+        <w:rPr>
+          <w:b/>
+          <w:bCs/>
+        </w:rPr>
+        <w:t>&lt;</w:t>
+      </w:r>
+      <w:r>
+        <w:rPr>
+          <w:b/>
+          <w:bCs/>
+        </w:rPr>
+        <w:t xml:space="preserve"> </w:t>
+      </w:r>
+      <w:r>
+        <w:t xml:space="preserve">wordt dan vervangen door zijn entity naam </w:t>
+      </w:r>
+      <w:r>
+        <w:rPr>
+          <w:b/>
+          <w:bCs/>
+        </w:rPr>
+        <w:t>&amp;lt;</w:t>
+      </w:r>
+      <w:r>
+        <w:t xml:space="preserve"> of door zijn entity nummer </w:t>
+      </w:r>
+      <w:r>
+        <w:rPr>
+          <w:b/>
+          <w:bCs/>
+        </w:rPr>
+        <w:t>&amp;#60;</w:t>
+      </w:r>
+      <w:r>
+        <w:rPr>
+          <w:b/>
+          <w:bCs/>
+        </w:rPr>
+        <w:t xml:space="preserve"> </w:t>
+      </w:r>
+      <w:r>
+        <w:t xml:space="preserve">de gebruiker krijgt wel gewoon het kleiner dan teken te zien. </w:t>
+      </w:r>
+      <w:r>
+        <w:t xml:space="preserve">Een voorbeeld van een gevaarlijke XSS payload die verandert door middel van HTML escaping: de payload </w:t>
+      </w:r>
+      <w:r>
+        <w:rPr>
+          <w:b/>
+          <w:bCs/>
+        </w:rPr>
+        <w:t>&lt;img src=x onerror=alert(document.cookie</w:t>
+      </w:r>
+      <w:r>
+        <w:rPr>
+          <w:b/>
+          <w:bCs/>
+        </w:rPr>
+        <w:t xml:space="preserve"> </w:t>
+      </w:r>
+      <w:r>
+        <w:rPr>
+          <w:b/>
+          <w:bCs/>
+        </w:rPr>
+        <w:t>)&gt;</w:t>
+      </w:r>
+      <w:r>
+        <w:rPr>
+          <w:b/>
+          <w:bCs/>
+        </w:rPr>
+        <w:t xml:space="preserve"> </w:t>
+      </w:r>
+      <w:r>
+        <w:t xml:space="preserve">verandert dan in </w:t>
+      </w:r>
+      <w:r>
+        <w:rPr>
+          <w:b/>
+          <w:bCs/>
+        </w:rPr>
+        <w:t>&amp;lt;img src=x onerror=alert(document.cookie)&amp;gt;</w:t>
+      </w:r>
+      <w:r>
+        <w:rPr>
+          <w:b/>
+          <w:bCs/>
+        </w:rPr>
+        <w:t xml:space="preserve"> </w:t>
+      </w:r>
+      <w:r>
+        <w:t>waardoor het niet langer als HTML code wordt geïnterpreteerd</w:t>
+      </w:r>
+      <w:r>
+        <w:t xml:space="preserve"> maar gewoon als </w:t>
+      </w:r>
+      <w:r>
+        <w:t>tekst</w:t>
+      </w:r>
+      <w:r>
+        <w:t xml:space="preserve"> en niet wordt uitgevoerd.</w:t>
+      </w:r>
+    </w:p>
+    <w:p>
+      <w:r>
+        <w:t xml:space="preserve">Voor elke specifieke programmeertaal bestaan er verschillende </w:t>
+      </w:r>
+      <w:r>
+        <w:t xml:space="preserve">modules, </w:t>
+      </w:r>
+      <w:r>
+        <w:t xml:space="preserve">packages of </w:t>
+      </w:r>
+      <w:r>
+        <w:t>libraries</w:t>
+      </w:r>
+      <w:r>
+        <w:t xml:space="preserve"> die kunnen gebruikt worden om aan HTML escaping of HTML entity encoding te doen. Voor HTML </w:t>
+      </w:r>
+      <w:r>
+        <w:t xml:space="preserve">escaping </w:t>
+      </w:r>
+      <w:r>
+        <w:t xml:space="preserve">in Python zijn er 2 </w:t>
+      </w:r>
+      <w:r>
+        <w:t xml:space="preserve">populaire </w:t>
+      </w:r>
+      <w:r>
+        <w:t>modules</w:t>
+      </w:r>
+      <w:r>
+        <w:t xml:space="preserve"> met hun eigen escape functie</w:t>
+      </w:r>
+      <w:r>
+        <w:t xml:space="preserve">, </w:t>
+      </w:r>
+      <w:r>
+        <w:t xml:space="preserve">de 2 </w:t>
+      </w:r>
+      <w:r>
+        <w:t>modules</w:t>
+      </w:r>
+      <w:r>
+        <w:t xml:space="preserve"> zijn de ingebouwde HTML </w:t>
+      </w:r>
+      <w:r>
+        <w:t>module</w:t>
+      </w:r>
+      <w:r>
+        <w:t xml:space="preserve"> en de </w:t>
+      </w:r>
+      <w:hyperlink r:id="rId12" w:history="1">
+        <w:r>
+          <w:rPr>
+            <w:rStyle w:val="Hyperlink"/>
+          </w:rPr>
+          <w:t>MarkupSafe</w:t>
+        </w:r>
+      </w:hyperlink>
+      <w:r>
+        <w:t xml:space="preserve"> </w:t>
+      </w:r>
+      <w:r>
+        <w:t>module</w:t>
+      </w:r>
+      <w:r>
+        <w:t>.</w:t>
+      </w:r>
+    </w:p>
+    <w:p>
+      <w:pPr>
+        <w:pStyle w:val="Kop3"/>
+        <w:numPr>
+          <w:ilvl w:val="2"/>
+          <w:numId w:val="39"/>
+        </w:numPr>
+      </w:pPr>
+      <w:r>
+        <w:t>HTML Strippen</w:t>
+      </w:r>
+    </w:p>
+    <w:p>
+      <w:r>
+        <w:t>Aantonen met before en after</w:t>
+      </w:r>
+    </w:p>
+    <w:p>
+      <w:r>
+        <w:t>Whitelist gebruiken ipv blacklist</w:t>
+      </w:r>
+    </w:p>
+    <w:p>
+      <w:pPr>
+        <w:pStyle w:val="Kop3"/>
+        <w:numPr>
+          <w:ilvl w:val="2"/>
+          <w:numId w:val="39"/>
+        </w:numPr>
+      </w:pPr>
+      <w:r>
+        <w:t>HTTP Only Cookies</w:t>
       </w:r>
     </w:p>
     <w:p>
@@ -4041,8 +4678,9 @@
           <w:numId w:val="39"/>
         </w:numPr>
       </w:pPr>
-      <w:bookmarkStart w:id="15" w:name="_Toc218505653"/>
-      <w:r>
+      <w:bookmarkStart w:id="15" w:name="_Toc222668233"/>
+      <w:r>
+        <w:lastRenderedPageBreak/>
         <w:t>Praktisch</w:t>
       </w:r>
       <w:bookmarkEnd w:id="15"/>
@@ -4074,6 +4712,14 @@
       </w:r>
       <w:r>
         <w:t xml:space="preserve"> voor de veilige versie van de API</w:t>
+      </w:r>
+    </w:p>
+    <w:p>
+      <w:r>
+        <w:t>Aantonnen met popup uit praktisch voor safe &amp; unsafe app</w:t>
+      </w:r>
+      <w:r>
+        <w:t xml:space="preserve"> voor search url</w:t>
       </w:r>
     </w:p>
     <w:p>
@@ -4093,7 +4739,7 @@
           <w:szCs w:val="22"/>
         </w:rPr>
       </w:pPr>
-      <w:bookmarkStart w:id="16" w:name="_Toc218505654"/>
+      <w:bookmarkStart w:id="16" w:name="_Toc222668234"/>
       <w:r>
         <w:lastRenderedPageBreak/>
         <w:t>CSRF</w:t>
@@ -4121,7 +4767,7 @@
           <w:numId w:val="39"/>
         </w:numPr>
       </w:pPr>
-      <w:bookmarkStart w:id="17" w:name="_Toc218505655"/>
+      <w:bookmarkStart w:id="17" w:name="_Toc222668235"/>
       <w:r>
         <w:t>Wat is CSRF?</w:t>
       </w:r>
@@ -4251,7 +4897,7 @@
                     </pic:cNvPicPr>
                   </pic:nvPicPr>
                   <pic:blipFill rotWithShape="1">
-                    <a:blip r:embed="rId11">
+                    <a:blip r:embed="rId13">
                       <a:extLst>
                         <a:ext uri="{28A0092B-C50C-407E-A947-70E740481C1C}">
                           <a14:useLocalDpi xmlns:a14="http://schemas.microsoft.com/office/drawing/2010/main" val="0"/>
@@ -4464,7 +5110,7 @@
                     </pic:cNvPicPr>
                   </pic:nvPicPr>
                   <pic:blipFill rotWithShape="1">
-                    <a:blip r:embed="rId12">
+                    <a:blip r:embed="rId14">
                       <a:extLst>
                         <a:ext uri="{28A0092B-C50C-407E-A947-70E740481C1C}">
                           <a14:useLocalDpi xmlns:a14="http://schemas.microsoft.com/office/drawing/2010/main" val="0"/>
@@ -4618,7 +5264,7 @@
           <w:numId w:val="39"/>
         </w:numPr>
       </w:pPr>
-      <w:bookmarkStart w:id="18" w:name="_Toc218505656"/>
+      <w:bookmarkStart w:id="18" w:name="_Toc222668236"/>
       <w:r>
         <w:t>Hoe CSRF voorkomen?</w:t>
       </w:r>
@@ -4632,9 +5278,11 @@
           <w:numId w:val="39"/>
         </w:numPr>
       </w:pPr>
+      <w:bookmarkStart w:id="19" w:name="_Toc222668237"/>
       <w:r>
         <w:t>SOP &amp; CORS</w:t>
       </w:r>
+      <w:bookmarkEnd w:id="19"/>
     </w:p>
     <w:p>
       <w:r>
@@ -4754,7 +5402,13 @@
         <w:t>Cross-Origin Resource Sharing</w:t>
       </w:r>
       <w:r>
-        <w:t xml:space="preserve"> (CORS) is een uitzondering op SOP, met CORS kan je een andere webapp toegang geven om data te gebruiken van een </w:t>
+        <w:t xml:space="preserve"> (CORS) is een uitzondering op SOP, met CORS kan een andere webapp toegang </w:t>
+      </w:r>
+      <w:r>
+        <w:t>krijgen</w:t>
+      </w:r>
+      <w:r>
+        <w:t xml:space="preserve"> om data te gebruiken van een </w:t>
       </w:r>
       <w:r>
         <w:t>andere</w:t>
@@ -4787,9 +5441,11 @@
           <w:numId w:val="39"/>
         </w:numPr>
       </w:pPr>
+      <w:bookmarkStart w:id="20" w:name="_Toc222668238"/>
       <w:r>
         <w:t>Server Side Origin Check</w:t>
       </w:r>
+      <w:bookmarkEnd w:id="20"/>
     </w:p>
     <w:p>
       <w:r>
@@ -4804,9 +5460,11 @@
           <w:numId w:val="39"/>
         </w:numPr>
       </w:pPr>
+      <w:bookmarkStart w:id="21" w:name="_Toc222668239"/>
       <w:r>
         <w:t>CSRF Tokens</w:t>
       </w:r>
+      <w:bookmarkEnd w:id="21"/>
     </w:p>
     <w:p>
       <w:r>
@@ -4821,11 +5479,11 @@
           <w:numId w:val="39"/>
         </w:numPr>
       </w:pPr>
-      <w:bookmarkStart w:id="19" w:name="_Toc218505657"/>
+      <w:bookmarkStart w:id="22" w:name="_Toc222668240"/>
       <w:r>
         <w:t>Praktisch</w:t>
       </w:r>
-      <w:bookmarkEnd w:id="19"/>
+      <w:bookmarkEnd w:id="22"/>
     </w:p>
     <w:p>
       <w:r>
@@ -4852,11 +5510,11 @@
           <w:numId w:val="39"/>
         </w:numPr>
       </w:pPr>
-      <w:bookmarkStart w:id="20" w:name="_Toc218505658"/>
+      <w:bookmarkStart w:id="23" w:name="_Toc222668241"/>
       <w:r>
         <w:t>Improper Input Validation</w:t>
       </w:r>
-      <w:bookmarkEnd w:id="20"/>
+      <w:bookmarkEnd w:id="23"/>
     </w:p>
     <w:p/>
     <w:p/>
@@ -4886,13 +5544,13 @@
       <w:pPr>
         <w:pStyle w:val="Kop1"/>
       </w:pPr>
-      <w:bookmarkStart w:id="21" w:name="_Toc218505659"/>
+      <w:bookmarkStart w:id="24" w:name="_Toc222668242"/>
       <w:r>
         <w:lastRenderedPageBreak/>
         <w:t>Besluit</w:t>
       </w:r>
-      <w:bookmarkEnd w:id="10"/>
-      <w:bookmarkEnd w:id="21"/>
+      <w:bookmarkEnd w:id="9"/>
+      <w:bookmarkEnd w:id="24"/>
     </w:p>
     <w:p>
       <w:pPr>
@@ -5007,14 +5665,14 @@
       <w:pPr>
         <w:pStyle w:val="Kop1"/>
       </w:pPr>
-      <w:bookmarkStart w:id="22" w:name="_Toc196152199"/>
-      <w:bookmarkStart w:id="23" w:name="_Toc218505660"/>
+      <w:bookmarkStart w:id="25" w:name="_Toc196152199"/>
+      <w:bookmarkStart w:id="26" w:name="_Toc222668243"/>
       <w:r>
         <w:lastRenderedPageBreak/>
         <w:t>Bijlagen</w:t>
       </w:r>
-      <w:bookmarkEnd w:id="22"/>
-      <w:bookmarkEnd w:id="23"/>
+      <w:bookmarkEnd w:id="25"/>
+      <w:bookmarkEnd w:id="26"/>
     </w:p>
     <w:p>
       <w:r>
@@ -5056,7 +5714,7 @@
       <w:r>
         <w:t xml:space="preserve">epository: </w:t>
       </w:r>
-      <w:hyperlink r:id="rId13" w:history="1">
+      <w:hyperlink r:id="rId15" w:history="1">
         <w:r>
           <w:rPr>
             <w:rStyle w:val="Hyperlink"/>
@@ -5208,18 +5866,18 @@
       </w:tr>
     </w:tbl>
     <w:p>
-      <w:bookmarkStart w:id="24" w:name="_Toc196152200"/>
+      <w:bookmarkStart w:id="27" w:name="_Toc196152200"/>
     </w:p>
     <w:p>
       <w:pPr>
         <w:pStyle w:val="Kop1"/>
       </w:pPr>
-      <w:bookmarkStart w:id="25" w:name="_Toc218505661"/>
+      <w:bookmarkStart w:id="28" w:name="_Toc222668244"/>
       <w:r>
         <w:t>Referentielijst</w:t>
       </w:r>
-      <w:bookmarkEnd w:id="24"/>
-      <w:bookmarkEnd w:id="25"/>
+      <w:bookmarkEnd w:id="27"/>
+      <w:bookmarkEnd w:id="28"/>
     </w:p>
     <w:p>
       <w:r>
@@ -5272,7 +5930,7 @@
       <w:r>
         <w:t xml:space="preserve">van </w:t>
       </w:r>
-      <w:hyperlink r:id="rId14" w:history="1">
+      <w:hyperlink r:id="rId16" w:history="1">
         <w:r>
           <w:rPr>
             <w:rStyle w:val="Hyperlink"/>
@@ -5283,7 +5941,7 @@
       <w:r>
         <w:t xml:space="preserve"> en </w:t>
       </w:r>
-      <w:hyperlink r:id="rId15" w:history="1">
+      <w:hyperlink r:id="rId17" w:history="1">
         <w:r>
           <w:rPr>
             <w:rStyle w:val="Hyperlink"/>
@@ -5304,7 +5962,7 @@
       </w:pPr>
     </w:p>
     <w:sectPr>
-      <w:footerReference w:type="default" r:id="rId16"/>
+      <w:footerReference w:type="default" r:id="rId18"/>
       <w:pgSz w:w="11906" w:h="16838"/>
       <w:pgMar w:top="1417" w:right="1417" w:bottom="1417" w:left="1417" w:header="708" w:footer="708" w:gutter="0"/>
       <w:pgNumType w:start="0"/>
@@ -11022,7 +11680,7 @@
   <w:style w:type="paragraph" w:default="1" w:styleId="Standaard">
     <w:name w:val="Normal"/>
     <w:qFormat/>
-    <w:rsid w:val="00D72C84"/>
+    <w:rsid w:val="00526E84"/>
     <w:rPr>
       <w:rFonts w:ascii="Arial" w:hAnsi="Arial"/>
       <w:sz w:val="22"/>

--- a/docs/Official/25-26_GDC_Ian_Chains_Baute_6ICWE.docx
+++ b/docs/Official/25-26_GDC_Ian_Chains_Baute_6ICWE.docx
@@ -14,11 +14,8 @@
       <w:bookmarkStart w:id="1" w:name="_Toc196152160"/>
       <w:bookmarkStart w:id="2" w:name="_Toc196172488"/>
       <w:r>
-        <w:rPr>
-          <w:noProof/>
-        </w:rPr>
         <w:drawing>
-          <wp:anchor distT="0" distB="0" distL="114300" distR="114300" simplePos="0" relativeHeight="251658240" behindDoc="0" locked="0" layoutInCell="1" allowOverlap="1" wp14:anchorId="5268361A" wp14:editId="5779C4C9">
+          <wp:anchor distT="0" distB="0" distL="114300" distR="114300" simplePos="0" relativeHeight="251658240" behindDoc="0" locked="0" layoutInCell="1" allowOverlap="1" wp14:anchorId="5268361A" wp14:editId="71AEE04C">
             <wp:simplePos x="0" y="0"/>
             <wp:positionH relativeFrom="margin">
               <wp:align>center</wp:align>
@@ -753,21 +750,6 @@
           <w:rFonts w:cs="Arial"/>
           <w:szCs w:val="22"/>
         </w:rPr>
-        <w:t>-----</w:t>
-      </w:r>
-    </w:p>
-    <w:p>
-      <w:pPr>
-        <w:rPr>
-          <w:rFonts w:cs="Arial"/>
-          <w:szCs w:val="22"/>
-        </w:rPr>
-      </w:pPr>
-      <w:r>
-        <w:rPr>
-          <w:rFonts w:cs="Arial"/>
-          <w:szCs w:val="22"/>
-        </w:rPr>
         <w:t xml:space="preserve">Dit onderzoek over </w:t>
       </w:r>
       <w:r>
@@ -853,9 +835,6 @@
         <w:p>
           <w:pPr>
             <w:pStyle w:val="Kopvaninhoudsopgave"/>
-            <w:rPr>
-              <w:noProof/>
-            </w:rPr>
           </w:pPr>
           <w:r>
             <w:rPr>
@@ -893,7 +872,6 @@
             </w:tabs>
             <w:rPr>
               <w:rFonts w:asciiTheme="minorHAnsi" w:eastAsiaTheme="minorEastAsia" w:hAnsiTheme="minorHAnsi"/>
-              <w:noProof/>
               <w:sz w:val="24"/>
               <w:lang w:eastAsia="nl-BE"/>
             </w:rPr>
@@ -902,54 +880,46 @@
             <w:r>
               <w:rPr>
                 <w:rStyle w:val="Hyperlink"/>
-                <w:noProof/>
               </w:rPr>
               <w:t>Woord vooraf</w:t>
             </w:r>
             <w:r>
               <w:rPr>
-                <w:noProof/>
                 <w:webHidden/>
               </w:rPr>
               <w:tab/>
             </w:r>
             <w:r>
               <w:rPr>
-                <w:noProof/>
                 <w:webHidden/>
               </w:rPr>
               <w:fldChar w:fldCharType="begin"/>
             </w:r>
             <w:r>
               <w:rPr>
-                <w:noProof/>
                 <w:webHidden/>
               </w:rPr>
               <w:instrText xml:space="preserve"> PAGEREF _Toc222668225 \h </w:instrText>
             </w:r>
             <w:r>
               <w:rPr>
-                <w:noProof/>
-                <w:webHidden/>
-              </w:rPr>
-            </w:r>
-            <w:r>
-              <w:rPr>
-                <w:noProof/>
+                <w:webHidden/>
+              </w:rPr>
+            </w:r>
+            <w:r>
+              <w:rPr>
                 <w:webHidden/>
               </w:rPr>
               <w:fldChar w:fldCharType="separate"/>
             </w:r>
             <w:r>
               <w:rPr>
-                <w:noProof/>
                 <w:webHidden/>
               </w:rPr>
               <w:t>1</w:t>
             </w:r>
             <w:r>
               <w:rPr>
-                <w:noProof/>
                 <w:webHidden/>
               </w:rPr>
               <w:fldChar w:fldCharType="end"/>
@@ -964,7 +934,6 @@
             </w:tabs>
             <w:rPr>
               <w:rFonts w:asciiTheme="minorHAnsi" w:eastAsiaTheme="minorEastAsia" w:hAnsiTheme="minorHAnsi"/>
-              <w:noProof/>
               <w:sz w:val="24"/>
               <w:lang w:eastAsia="nl-BE"/>
             </w:rPr>
@@ -973,54 +942,46 @@
             <w:r>
               <w:rPr>
                 <w:rStyle w:val="Hyperlink"/>
-                <w:noProof/>
               </w:rPr>
               <w:t>Inleiding</w:t>
             </w:r>
             <w:r>
               <w:rPr>
-                <w:noProof/>
                 <w:webHidden/>
               </w:rPr>
               <w:tab/>
             </w:r>
             <w:r>
               <w:rPr>
-                <w:noProof/>
                 <w:webHidden/>
               </w:rPr>
               <w:fldChar w:fldCharType="begin"/>
             </w:r>
             <w:r>
               <w:rPr>
-                <w:noProof/>
                 <w:webHidden/>
               </w:rPr>
               <w:instrText xml:space="preserve"> PAGEREF _Toc222668226 \h </w:instrText>
             </w:r>
             <w:r>
               <w:rPr>
-                <w:noProof/>
-                <w:webHidden/>
-              </w:rPr>
-            </w:r>
-            <w:r>
-              <w:rPr>
-                <w:noProof/>
+                <w:webHidden/>
+              </w:rPr>
+            </w:r>
+            <w:r>
+              <w:rPr>
                 <w:webHidden/>
               </w:rPr>
               <w:fldChar w:fldCharType="separate"/>
             </w:r>
             <w:r>
               <w:rPr>
-                <w:noProof/>
                 <w:webHidden/>
               </w:rPr>
               <w:t>3</w:t>
             </w:r>
             <w:r>
               <w:rPr>
-                <w:noProof/>
                 <w:webHidden/>
               </w:rPr>
               <w:fldChar w:fldCharType="end"/>
@@ -1035,7 +996,6 @@
             </w:tabs>
             <w:rPr>
               <w:rFonts w:asciiTheme="minorHAnsi" w:eastAsiaTheme="minorEastAsia" w:hAnsiTheme="minorHAnsi"/>
-              <w:noProof/>
               <w:sz w:val="24"/>
               <w:lang w:eastAsia="nl-BE"/>
             </w:rPr>
@@ -1044,54 +1004,46 @@
             <w:r>
               <w:rPr>
                 <w:rStyle w:val="Hyperlink"/>
-                <w:noProof/>
               </w:rPr>
               <w:t>Afkortingen</w:t>
             </w:r>
             <w:r>
               <w:rPr>
-                <w:noProof/>
                 <w:webHidden/>
               </w:rPr>
               <w:tab/>
             </w:r>
             <w:r>
               <w:rPr>
-                <w:noProof/>
                 <w:webHidden/>
               </w:rPr>
               <w:fldChar w:fldCharType="begin"/>
             </w:r>
             <w:r>
               <w:rPr>
-                <w:noProof/>
                 <w:webHidden/>
               </w:rPr>
               <w:instrText xml:space="preserve"> PAGEREF _Toc222668227 \h </w:instrText>
             </w:r>
             <w:r>
               <w:rPr>
-                <w:noProof/>
-                <w:webHidden/>
-              </w:rPr>
-            </w:r>
-            <w:r>
-              <w:rPr>
-                <w:noProof/>
+                <w:webHidden/>
+              </w:rPr>
+            </w:r>
+            <w:r>
+              <w:rPr>
                 <w:webHidden/>
               </w:rPr>
               <w:fldChar w:fldCharType="separate"/>
             </w:r>
             <w:r>
               <w:rPr>
-                <w:noProof/>
                 <w:webHidden/>
               </w:rPr>
               <w:t>4</w:t>
             </w:r>
             <w:r>
               <w:rPr>
-                <w:noProof/>
                 <w:webHidden/>
               </w:rPr>
               <w:fldChar w:fldCharType="end"/>
@@ -1107,7 +1059,6 @@
             </w:tabs>
             <w:rPr>
               <w:rFonts w:asciiTheme="minorHAnsi" w:eastAsiaTheme="minorEastAsia" w:hAnsiTheme="minorHAnsi"/>
-              <w:noProof/>
               <w:sz w:val="24"/>
               <w:lang w:eastAsia="nl-BE"/>
             </w:rPr>
@@ -1117,14 +1068,12 @@
               <w:rPr>
                 <w:rStyle w:val="Hyperlink"/>
                 <w:rFonts w:cs="Arial"/>
-                <w:noProof/>
               </w:rPr>
               <w:t>1</w:t>
             </w:r>
             <w:r>
               <w:rPr>
                 <w:rFonts w:asciiTheme="minorHAnsi" w:eastAsiaTheme="minorEastAsia" w:hAnsiTheme="minorHAnsi"/>
-                <w:noProof/>
                 <w:sz w:val="24"/>
                 <w:lang w:eastAsia="nl-BE"/>
               </w:rPr>
@@ -1133,7 +1082,6 @@
             <w:r>
               <w:rPr>
                 <w:rStyle w:val="Hyperlink"/>
-                <w:noProof/>
               </w:rPr>
               <w:t xml:space="preserve">XSS - </w:t>
             </w:r>
@@ -1141,54 +1089,46 @@
               <w:rPr>
                 <w:rStyle w:val="Hyperlink"/>
                 <w:rFonts w:cs="Arial"/>
-                <w:noProof/>
               </w:rPr>
               <w:t>Cross-Site Scripting</w:t>
             </w:r>
             <w:r>
               <w:rPr>
-                <w:noProof/>
                 <w:webHidden/>
               </w:rPr>
               <w:tab/>
             </w:r>
             <w:r>
               <w:rPr>
-                <w:noProof/>
                 <w:webHidden/>
               </w:rPr>
               <w:fldChar w:fldCharType="begin"/>
             </w:r>
             <w:r>
               <w:rPr>
-                <w:noProof/>
                 <w:webHidden/>
               </w:rPr>
               <w:instrText xml:space="preserve"> PAGEREF _Toc222668228 \h </w:instrText>
             </w:r>
             <w:r>
               <w:rPr>
-                <w:noProof/>
-                <w:webHidden/>
-              </w:rPr>
-            </w:r>
-            <w:r>
-              <w:rPr>
-                <w:noProof/>
+                <w:webHidden/>
+              </w:rPr>
+            </w:r>
+            <w:r>
+              <w:rPr>
                 <w:webHidden/>
               </w:rPr>
               <w:fldChar w:fldCharType="separate"/>
             </w:r>
             <w:r>
               <w:rPr>
-                <w:noProof/>
                 <w:webHidden/>
               </w:rPr>
               <w:t>5</w:t>
             </w:r>
             <w:r>
               <w:rPr>
-                <w:noProof/>
                 <w:webHidden/>
               </w:rPr>
               <w:fldChar w:fldCharType="end"/>
@@ -1204,7 +1144,6 @@
             </w:tabs>
             <w:rPr>
               <w:rFonts w:asciiTheme="minorHAnsi" w:eastAsiaTheme="minorEastAsia" w:hAnsiTheme="minorHAnsi"/>
-              <w:noProof/>
               <w:sz w:val="24"/>
               <w:lang w:eastAsia="nl-BE"/>
             </w:rPr>
@@ -1213,14 +1152,12 @@
             <w:r>
               <w:rPr>
                 <w:rStyle w:val="Hyperlink"/>
-                <w:noProof/>
               </w:rPr>
               <w:t>1.1</w:t>
             </w:r>
             <w:r>
               <w:rPr>
                 <w:rFonts w:asciiTheme="minorHAnsi" w:eastAsiaTheme="minorEastAsia" w:hAnsiTheme="minorHAnsi"/>
-                <w:noProof/>
                 <w:sz w:val="24"/>
                 <w:lang w:eastAsia="nl-BE"/>
               </w:rPr>
@@ -1229,54 +1166,46 @@
             <w:r>
               <w:rPr>
                 <w:rStyle w:val="Hyperlink"/>
-                <w:noProof/>
               </w:rPr>
               <w:t>Wat is XSS?</w:t>
             </w:r>
             <w:r>
               <w:rPr>
-                <w:noProof/>
                 <w:webHidden/>
               </w:rPr>
               <w:tab/>
             </w:r>
             <w:r>
               <w:rPr>
-                <w:noProof/>
                 <w:webHidden/>
               </w:rPr>
               <w:fldChar w:fldCharType="begin"/>
             </w:r>
             <w:r>
               <w:rPr>
-                <w:noProof/>
                 <w:webHidden/>
               </w:rPr>
               <w:instrText xml:space="preserve"> PAGEREF _Toc222668229 \h </w:instrText>
             </w:r>
             <w:r>
               <w:rPr>
-                <w:noProof/>
-                <w:webHidden/>
-              </w:rPr>
-            </w:r>
-            <w:r>
-              <w:rPr>
-                <w:noProof/>
+                <w:webHidden/>
+              </w:rPr>
+            </w:r>
+            <w:r>
+              <w:rPr>
                 <w:webHidden/>
               </w:rPr>
               <w:fldChar w:fldCharType="separate"/>
             </w:r>
             <w:r>
               <w:rPr>
-                <w:noProof/>
                 <w:webHidden/>
               </w:rPr>
               <w:t>5</w:t>
             </w:r>
             <w:r>
               <w:rPr>
-                <w:noProof/>
                 <w:webHidden/>
               </w:rPr>
               <w:fldChar w:fldCharType="end"/>
@@ -1292,7 +1221,6 @@
             </w:tabs>
             <w:rPr>
               <w:rFonts w:asciiTheme="minorHAnsi" w:eastAsiaTheme="minorEastAsia" w:hAnsiTheme="minorHAnsi"/>
-              <w:noProof/>
               <w:sz w:val="24"/>
               <w:lang w:eastAsia="nl-BE"/>
             </w:rPr>
@@ -1301,14 +1229,12 @@
             <w:r>
               <w:rPr>
                 <w:rStyle w:val="Hyperlink"/>
-                <w:noProof/>
               </w:rPr>
               <w:t>1.1.1</w:t>
             </w:r>
             <w:r>
               <w:rPr>
                 <w:rFonts w:asciiTheme="minorHAnsi" w:eastAsiaTheme="minorEastAsia" w:hAnsiTheme="minorHAnsi"/>
-                <w:noProof/>
                 <w:sz w:val="24"/>
                 <w:lang w:eastAsia="nl-BE"/>
               </w:rPr>
@@ -1317,54 +1243,46 @@
             <w:r>
               <w:rPr>
                 <w:rStyle w:val="Hyperlink"/>
-                <w:noProof/>
               </w:rPr>
               <w:t>Reflected XSS</w:t>
             </w:r>
             <w:r>
               <w:rPr>
-                <w:noProof/>
                 <w:webHidden/>
               </w:rPr>
               <w:tab/>
             </w:r>
             <w:r>
               <w:rPr>
-                <w:noProof/>
                 <w:webHidden/>
               </w:rPr>
               <w:fldChar w:fldCharType="begin"/>
             </w:r>
             <w:r>
               <w:rPr>
-                <w:noProof/>
                 <w:webHidden/>
               </w:rPr>
               <w:instrText xml:space="preserve"> PAGEREF _Toc222668230 \h </w:instrText>
             </w:r>
             <w:r>
               <w:rPr>
-                <w:noProof/>
-                <w:webHidden/>
-              </w:rPr>
-            </w:r>
-            <w:r>
-              <w:rPr>
-                <w:noProof/>
+                <w:webHidden/>
+              </w:rPr>
+            </w:r>
+            <w:r>
+              <w:rPr>
                 <w:webHidden/>
               </w:rPr>
               <w:fldChar w:fldCharType="separate"/>
             </w:r>
             <w:r>
               <w:rPr>
-                <w:noProof/>
                 <w:webHidden/>
               </w:rPr>
               <w:t>6</w:t>
             </w:r>
             <w:r>
               <w:rPr>
-                <w:noProof/>
                 <w:webHidden/>
               </w:rPr>
               <w:fldChar w:fldCharType="end"/>
@@ -1380,7 +1298,6 @@
             </w:tabs>
             <w:rPr>
               <w:rFonts w:asciiTheme="minorHAnsi" w:eastAsiaTheme="minorEastAsia" w:hAnsiTheme="minorHAnsi"/>
-              <w:noProof/>
               <w:sz w:val="24"/>
               <w:lang w:eastAsia="nl-BE"/>
             </w:rPr>
@@ -1389,14 +1306,12 @@
             <w:r>
               <w:rPr>
                 <w:rStyle w:val="Hyperlink"/>
-                <w:noProof/>
               </w:rPr>
               <w:t>1.1.2</w:t>
             </w:r>
             <w:r>
               <w:rPr>
                 <w:rFonts w:asciiTheme="minorHAnsi" w:eastAsiaTheme="minorEastAsia" w:hAnsiTheme="minorHAnsi"/>
-                <w:noProof/>
                 <w:sz w:val="24"/>
                 <w:lang w:eastAsia="nl-BE"/>
               </w:rPr>
@@ -1405,54 +1320,46 @@
             <w:r>
               <w:rPr>
                 <w:rStyle w:val="Hyperlink"/>
-                <w:noProof/>
               </w:rPr>
               <w:t>Stored XSS</w:t>
             </w:r>
             <w:r>
               <w:rPr>
-                <w:noProof/>
                 <w:webHidden/>
               </w:rPr>
               <w:tab/>
             </w:r>
             <w:r>
               <w:rPr>
-                <w:noProof/>
                 <w:webHidden/>
               </w:rPr>
               <w:fldChar w:fldCharType="begin"/>
             </w:r>
             <w:r>
               <w:rPr>
-                <w:noProof/>
                 <w:webHidden/>
               </w:rPr>
               <w:instrText xml:space="preserve"> PAGEREF _Toc222668231 \h </w:instrText>
             </w:r>
             <w:r>
               <w:rPr>
-                <w:noProof/>
-                <w:webHidden/>
-              </w:rPr>
-            </w:r>
-            <w:r>
-              <w:rPr>
-                <w:noProof/>
+                <w:webHidden/>
+              </w:rPr>
+            </w:r>
+            <w:r>
+              <w:rPr>
                 <w:webHidden/>
               </w:rPr>
               <w:fldChar w:fldCharType="separate"/>
             </w:r>
             <w:r>
               <w:rPr>
-                <w:noProof/>
                 <w:webHidden/>
               </w:rPr>
               <w:t>6</w:t>
             </w:r>
             <w:r>
               <w:rPr>
-                <w:noProof/>
                 <w:webHidden/>
               </w:rPr>
               <w:fldChar w:fldCharType="end"/>
@@ -1468,7 +1375,6 @@
             </w:tabs>
             <w:rPr>
               <w:rFonts w:asciiTheme="minorHAnsi" w:eastAsiaTheme="minorEastAsia" w:hAnsiTheme="minorHAnsi"/>
-              <w:noProof/>
               <w:sz w:val="24"/>
               <w:lang w:eastAsia="nl-BE"/>
             </w:rPr>
@@ -1477,14 +1383,12 @@
             <w:r>
               <w:rPr>
                 <w:rStyle w:val="Hyperlink"/>
-                <w:noProof/>
               </w:rPr>
               <w:t>1.2</w:t>
             </w:r>
             <w:r>
               <w:rPr>
                 <w:rFonts w:asciiTheme="minorHAnsi" w:eastAsiaTheme="minorEastAsia" w:hAnsiTheme="minorHAnsi"/>
-                <w:noProof/>
                 <w:sz w:val="24"/>
                 <w:lang w:eastAsia="nl-BE"/>
               </w:rPr>
@@ -1493,54 +1397,46 @@
             <w:r>
               <w:rPr>
                 <w:rStyle w:val="Hyperlink"/>
-                <w:noProof/>
               </w:rPr>
               <w:t>Hoe XSS voorkomen?</w:t>
             </w:r>
             <w:r>
               <w:rPr>
-                <w:noProof/>
                 <w:webHidden/>
               </w:rPr>
               <w:tab/>
             </w:r>
             <w:r>
               <w:rPr>
-                <w:noProof/>
                 <w:webHidden/>
               </w:rPr>
               <w:fldChar w:fldCharType="begin"/>
             </w:r>
             <w:r>
               <w:rPr>
-                <w:noProof/>
                 <w:webHidden/>
               </w:rPr>
               <w:instrText xml:space="preserve"> PAGEREF _Toc222668232 \h </w:instrText>
             </w:r>
             <w:r>
               <w:rPr>
-                <w:noProof/>
-                <w:webHidden/>
-              </w:rPr>
-            </w:r>
-            <w:r>
-              <w:rPr>
-                <w:noProof/>
+                <w:webHidden/>
+              </w:rPr>
+            </w:r>
+            <w:r>
+              <w:rPr>
                 <w:webHidden/>
               </w:rPr>
               <w:fldChar w:fldCharType="separate"/>
             </w:r>
             <w:r>
               <w:rPr>
-                <w:noProof/>
                 <w:webHidden/>
               </w:rPr>
               <w:t>7</w:t>
             </w:r>
             <w:r>
               <w:rPr>
-                <w:noProof/>
                 <w:webHidden/>
               </w:rPr>
               <w:fldChar w:fldCharType="end"/>
@@ -1556,7 +1452,6 @@
             </w:tabs>
             <w:rPr>
               <w:rFonts w:asciiTheme="minorHAnsi" w:eastAsiaTheme="minorEastAsia" w:hAnsiTheme="minorHAnsi"/>
-              <w:noProof/>
               <w:sz w:val="24"/>
               <w:lang w:eastAsia="nl-BE"/>
             </w:rPr>
@@ -1565,14 +1460,12 @@
             <w:r>
               <w:rPr>
                 <w:rStyle w:val="Hyperlink"/>
-                <w:noProof/>
               </w:rPr>
               <w:t>1.3</w:t>
             </w:r>
             <w:r>
               <w:rPr>
                 <w:rFonts w:asciiTheme="minorHAnsi" w:eastAsiaTheme="minorEastAsia" w:hAnsiTheme="minorHAnsi"/>
-                <w:noProof/>
                 <w:sz w:val="24"/>
                 <w:lang w:eastAsia="nl-BE"/>
               </w:rPr>
@@ -1581,54 +1474,46 @@
             <w:r>
               <w:rPr>
                 <w:rStyle w:val="Hyperlink"/>
-                <w:noProof/>
               </w:rPr>
               <w:t>Praktisch</w:t>
             </w:r>
             <w:r>
               <w:rPr>
-                <w:noProof/>
                 <w:webHidden/>
               </w:rPr>
               <w:tab/>
             </w:r>
             <w:r>
               <w:rPr>
-                <w:noProof/>
                 <w:webHidden/>
               </w:rPr>
               <w:fldChar w:fldCharType="begin"/>
             </w:r>
             <w:r>
               <w:rPr>
-                <w:noProof/>
                 <w:webHidden/>
               </w:rPr>
               <w:instrText xml:space="preserve"> PAGEREF _Toc222668233 \h </w:instrText>
             </w:r>
             <w:r>
               <w:rPr>
-                <w:noProof/>
-                <w:webHidden/>
-              </w:rPr>
-            </w:r>
-            <w:r>
-              <w:rPr>
-                <w:noProof/>
+                <w:webHidden/>
+              </w:rPr>
+            </w:r>
+            <w:r>
+              <w:rPr>
                 <w:webHidden/>
               </w:rPr>
               <w:fldChar w:fldCharType="separate"/>
             </w:r>
             <w:r>
               <w:rPr>
-                <w:noProof/>
                 <w:webHidden/>
               </w:rPr>
               <w:t>7</w:t>
             </w:r>
             <w:r>
               <w:rPr>
-                <w:noProof/>
                 <w:webHidden/>
               </w:rPr>
               <w:fldChar w:fldCharType="end"/>
@@ -1644,7 +1529,6 @@
             </w:tabs>
             <w:rPr>
               <w:rFonts w:asciiTheme="minorHAnsi" w:eastAsiaTheme="minorEastAsia" w:hAnsiTheme="minorHAnsi"/>
-              <w:noProof/>
               <w:sz w:val="24"/>
               <w:lang w:eastAsia="nl-BE"/>
             </w:rPr>
@@ -1654,14 +1538,12 @@
               <w:rPr>
                 <w:rStyle w:val="Hyperlink"/>
                 <w:rFonts w:cs="Arial"/>
-                <w:noProof/>
               </w:rPr>
               <w:t>2</w:t>
             </w:r>
             <w:r>
               <w:rPr>
                 <w:rFonts w:asciiTheme="minorHAnsi" w:eastAsiaTheme="minorEastAsia" w:hAnsiTheme="minorHAnsi"/>
-                <w:noProof/>
                 <w:sz w:val="24"/>
                 <w:lang w:eastAsia="nl-BE"/>
               </w:rPr>
@@ -1670,7 +1552,6 @@
             <w:r>
               <w:rPr>
                 <w:rStyle w:val="Hyperlink"/>
-                <w:noProof/>
               </w:rPr>
               <w:t xml:space="preserve">CSRF - </w:t>
             </w:r>
@@ -1678,54 +1559,46 @@
               <w:rPr>
                 <w:rStyle w:val="Hyperlink"/>
                 <w:rFonts w:cs="Arial"/>
-                <w:noProof/>
               </w:rPr>
               <w:t>Cross-Site Request Forgery</w:t>
             </w:r>
             <w:r>
               <w:rPr>
-                <w:noProof/>
                 <w:webHidden/>
               </w:rPr>
               <w:tab/>
             </w:r>
             <w:r>
               <w:rPr>
-                <w:noProof/>
                 <w:webHidden/>
               </w:rPr>
               <w:fldChar w:fldCharType="begin"/>
             </w:r>
             <w:r>
               <w:rPr>
-                <w:noProof/>
                 <w:webHidden/>
               </w:rPr>
               <w:instrText xml:space="preserve"> PAGEREF _Toc222668234 \h </w:instrText>
             </w:r>
             <w:r>
               <w:rPr>
-                <w:noProof/>
-                <w:webHidden/>
-              </w:rPr>
-            </w:r>
-            <w:r>
-              <w:rPr>
-                <w:noProof/>
+                <w:webHidden/>
+              </w:rPr>
+            </w:r>
+            <w:r>
+              <w:rPr>
                 <w:webHidden/>
               </w:rPr>
               <w:fldChar w:fldCharType="separate"/>
             </w:r>
             <w:r>
               <w:rPr>
-                <w:noProof/>
                 <w:webHidden/>
               </w:rPr>
               <w:t>8</w:t>
             </w:r>
             <w:r>
               <w:rPr>
-                <w:noProof/>
                 <w:webHidden/>
               </w:rPr>
               <w:fldChar w:fldCharType="end"/>
@@ -1741,7 +1614,6 @@
             </w:tabs>
             <w:rPr>
               <w:rFonts w:asciiTheme="minorHAnsi" w:eastAsiaTheme="minorEastAsia" w:hAnsiTheme="minorHAnsi"/>
-              <w:noProof/>
               <w:sz w:val="24"/>
               <w:lang w:eastAsia="nl-BE"/>
             </w:rPr>
@@ -1750,14 +1622,12 @@
             <w:r>
               <w:rPr>
                 <w:rStyle w:val="Hyperlink"/>
-                <w:noProof/>
               </w:rPr>
               <w:t>2.1</w:t>
             </w:r>
             <w:r>
               <w:rPr>
                 <w:rFonts w:asciiTheme="minorHAnsi" w:eastAsiaTheme="minorEastAsia" w:hAnsiTheme="minorHAnsi"/>
-                <w:noProof/>
                 <w:sz w:val="24"/>
                 <w:lang w:eastAsia="nl-BE"/>
               </w:rPr>
@@ -1766,54 +1636,46 @@
             <w:r>
               <w:rPr>
                 <w:rStyle w:val="Hyperlink"/>
-                <w:noProof/>
               </w:rPr>
               <w:t>Wat is CSRF?</w:t>
             </w:r>
             <w:r>
               <w:rPr>
-                <w:noProof/>
                 <w:webHidden/>
               </w:rPr>
               <w:tab/>
             </w:r>
             <w:r>
               <w:rPr>
-                <w:noProof/>
                 <w:webHidden/>
               </w:rPr>
               <w:fldChar w:fldCharType="begin"/>
             </w:r>
             <w:r>
               <w:rPr>
-                <w:noProof/>
                 <w:webHidden/>
               </w:rPr>
               <w:instrText xml:space="preserve"> PAGEREF _Toc222668235 \h </w:instrText>
             </w:r>
             <w:r>
               <w:rPr>
-                <w:noProof/>
-                <w:webHidden/>
-              </w:rPr>
-            </w:r>
-            <w:r>
-              <w:rPr>
-                <w:noProof/>
+                <w:webHidden/>
+              </w:rPr>
+            </w:r>
+            <w:r>
+              <w:rPr>
                 <w:webHidden/>
               </w:rPr>
               <w:fldChar w:fldCharType="separate"/>
             </w:r>
             <w:r>
               <w:rPr>
-                <w:noProof/>
                 <w:webHidden/>
               </w:rPr>
               <w:t>8</w:t>
             </w:r>
             <w:r>
               <w:rPr>
-                <w:noProof/>
                 <w:webHidden/>
               </w:rPr>
               <w:fldChar w:fldCharType="end"/>
@@ -1829,7 +1691,6 @@
             </w:tabs>
             <w:rPr>
               <w:rFonts w:asciiTheme="minorHAnsi" w:eastAsiaTheme="minorEastAsia" w:hAnsiTheme="minorHAnsi"/>
-              <w:noProof/>
               <w:sz w:val="24"/>
               <w:lang w:eastAsia="nl-BE"/>
             </w:rPr>
@@ -1838,14 +1699,12 @@
             <w:r>
               <w:rPr>
                 <w:rStyle w:val="Hyperlink"/>
-                <w:noProof/>
               </w:rPr>
               <w:t>2.2</w:t>
             </w:r>
             <w:r>
               <w:rPr>
                 <w:rFonts w:asciiTheme="minorHAnsi" w:eastAsiaTheme="minorEastAsia" w:hAnsiTheme="minorHAnsi"/>
-                <w:noProof/>
                 <w:sz w:val="24"/>
                 <w:lang w:eastAsia="nl-BE"/>
               </w:rPr>
@@ -1854,54 +1713,46 @@
             <w:r>
               <w:rPr>
                 <w:rStyle w:val="Hyperlink"/>
-                <w:noProof/>
               </w:rPr>
               <w:t>Hoe CSRF voorkomen?</w:t>
             </w:r>
             <w:r>
               <w:rPr>
-                <w:noProof/>
                 <w:webHidden/>
               </w:rPr>
               <w:tab/>
             </w:r>
             <w:r>
               <w:rPr>
-                <w:noProof/>
                 <w:webHidden/>
               </w:rPr>
               <w:fldChar w:fldCharType="begin"/>
             </w:r>
             <w:r>
               <w:rPr>
-                <w:noProof/>
                 <w:webHidden/>
               </w:rPr>
               <w:instrText xml:space="preserve"> PAGEREF _Toc222668236 \h </w:instrText>
             </w:r>
             <w:r>
               <w:rPr>
-                <w:noProof/>
-                <w:webHidden/>
-              </w:rPr>
-            </w:r>
-            <w:r>
-              <w:rPr>
-                <w:noProof/>
+                <w:webHidden/>
+              </w:rPr>
+            </w:r>
+            <w:r>
+              <w:rPr>
                 <w:webHidden/>
               </w:rPr>
               <w:fldChar w:fldCharType="separate"/>
             </w:r>
             <w:r>
               <w:rPr>
-                <w:noProof/>
                 <w:webHidden/>
               </w:rPr>
               <w:t>9</w:t>
             </w:r>
             <w:r>
               <w:rPr>
-                <w:noProof/>
                 <w:webHidden/>
               </w:rPr>
               <w:fldChar w:fldCharType="end"/>
@@ -1917,7 +1768,6 @@
             </w:tabs>
             <w:rPr>
               <w:rFonts w:asciiTheme="minorHAnsi" w:eastAsiaTheme="minorEastAsia" w:hAnsiTheme="minorHAnsi"/>
-              <w:noProof/>
               <w:sz w:val="24"/>
               <w:lang w:eastAsia="nl-BE"/>
             </w:rPr>
@@ -1926,14 +1776,12 @@
             <w:r>
               <w:rPr>
                 <w:rStyle w:val="Hyperlink"/>
-                <w:noProof/>
               </w:rPr>
               <w:t>2.2.1</w:t>
             </w:r>
             <w:r>
               <w:rPr>
                 <w:rFonts w:asciiTheme="minorHAnsi" w:eastAsiaTheme="minorEastAsia" w:hAnsiTheme="minorHAnsi"/>
-                <w:noProof/>
                 <w:sz w:val="24"/>
                 <w:lang w:eastAsia="nl-BE"/>
               </w:rPr>
@@ -1942,54 +1790,46 @@
             <w:r>
               <w:rPr>
                 <w:rStyle w:val="Hyperlink"/>
-                <w:noProof/>
               </w:rPr>
               <w:t>SOP &amp; CORS</w:t>
             </w:r>
             <w:r>
               <w:rPr>
-                <w:noProof/>
                 <w:webHidden/>
               </w:rPr>
               <w:tab/>
             </w:r>
             <w:r>
               <w:rPr>
-                <w:noProof/>
                 <w:webHidden/>
               </w:rPr>
               <w:fldChar w:fldCharType="begin"/>
             </w:r>
             <w:r>
               <w:rPr>
-                <w:noProof/>
                 <w:webHidden/>
               </w:rPr>
               <w:instrText xml:space="preserve"> PAGEREF _Toc222668237 \h </w:instrText>
             </w:r>
             <w:r>
               <w:rPr>
-                <w:noProof/>
-                <w:webHidden/>
-              </w:rPr>
-            </w:r>
-            <w:r>
-              <w:rPr>
-                <w:noProof/>
+                <w:webHidden/>
+              </w:rPr>
+            </w:r>
+            <w:r>
+              <w:rPr>
                 <w:webHidden/>
               </w:rPr>
               <w:fldChar w:fldCharType="separate"/>
             </w:r>
             <w:r>
               <w:rPr>
-                <w:noProof/>
                 <w:webHidden/>
               </w:rPr>
               <w:t>9</w:t>
             </w:r>
             <w:r>
               <w:rPr>
-                <w:noProof/>
                 <w:webHidden/>
               </w:rPr>
               <w:fldChar w:fldCharType="end"/>
@@ -2005,7 +1845,6 @@
             </w:tabs>
             <w:rPr>
               <w:rFonts w:asciiTheme="minorHAnsi" w:eastAsiaTheme="minorEastAsia" w:hAnsiTheme="minorHAnsi"/>
-              <w:noProof/>
               <w:sz w:val="24"/>
               <w:lang w:eastAsia="nl-BE"/>
             </w:rPr>
@@ -2014,14 +1853,12 @@
             <w:r>
               <w:rPr>
                 <w:rStyle w:val="Hyperlink"/>
-                <w:noProof/>
               </w:rPr>
               <w:t>2.2.2</w:t>
             </w:r>
             <w:r>
               <w:rPr>
                 <w:rFonts w:asciiTheme="minorHAnsi" w:eastAsiaTheme="minorEastAsia" w:hAnsiTheme="minorHAnsi"/>
-                <w:noProof/>
                 <w:sz w:val="24"/>
                 <w:lang w:eastAsia="nl-BE"/>
               </w:rPr>
@@ -2030,54 +1867,46 @@
             <w:r>
               <w:rPr>
                 <w:rStyle w:val="Hyperlink"/>
-                <w:noProof/>
               </w:rPr>
               <w:t>Server Side Origin Check</w:t>
             </w:r>
             <w:r>
               <w:rPr>
-                <w:noProof/>
                 <w:webHidden/>
               </w:rPr>
               <w:tab/>
             </w:r>
             <w:r>
               <w:rPr>
-                <w:noProof/>
                 <w:webHidden/>
               </w:rPr>
               <w:fldChar w:fldCharType="begin"/>
             </w:r>
             <w:r>
               <w:rPr>
-                <w:noProof/>
                 <w:webHidden/>
               </w:rPr>
               <w:instrText xml:space="preserve"> PAGEREF _Toc222668238 \h </w:instrText>
             </w:r>
             <w:r>
               <w:rPr>
-                <w:noProof/>
-                <w:webHidden/>
-              </w:rPr>
-            </w:r>
-            <w:r>
-              <w:rPr>
-                <w:noProof/>
+                <w:webHidden/>
+              </w:rPr>
+            </w:r>
+            <w:r>
+              <w:rPr>
                 <w:webHidden/>
               </w:rPr>
               <w:fldChar w:fldCharType="separate"/>
             </w:r>
             <w:r>
               <w:rPr>
-                <w:noProof/>
                 <w:webHidden/>
               </w:rPr>
               <w:t>10</w:t>
             </w:r>
             <w:r>
               <w:rPr>
-                <w:noProof/>
                 <w:webHidden/>
               </w:rPr>
               <w:fldChar w:fldCharType="end"/>
@@ -2093,7 +1922,6 @@
             </w:tabs>
             <w:rPr>
               <w:rFonts w:asciiTheme="minorHAnsi" w:eastAsiaTheme="minorEastAsia" w:hAnsiTheme="minorHAnsi"/>
-              <w:noProof/>
               <w:sz w:val="24"/>
               <w:lang w:eastAsia="nl-BE"/>
             </w:rPr>
@@ -2102,14 +1930,12 @@
             <w:r>
               <w:rPr>
                 <w:rStyle w:val="Hyperlink"/>
-                <w:noProof/>
               </w:rPr>
               <w:t>2.2.3</w:t>
             </w:r>
             <w:r>
               <w:rPr>
                 <w:rFonts w:asciiTheme="minorHAnsi" w:eastAsiaTheme="minorEastAsia" w:hAnsiTheme="minorHAnsi"/>
-                <w:noProof/>
                 <w:sz w:val="24"/>
                 <w:lang w:eastAsia="nl-BE"/>
               </w:rPr>
@@ -2118,54 +1944,46 @@
             <w:r>
               <w:rPr>
                 <w:rStyle w:val="Hyperlink"/>
-                <w:noProof/>
               </w:rPr>
               <w:t>CSRF Tokens</w:t>
             </w:r>
             <w:r>
               <w:rPr>
-                <w:noProof/>
                 <w:webHidden/>
               </w:rPr>
               <w:tab/>
             </w:r>
             <w:r>
               <w:rPr>
-                <w:noProof/>
                 <w:webHidden/>
               </w:rPr>
               <w:fldChar w:fldCharType="begin"/>
             </w:r>
             <w:r>
               <w:rPr>
-                <w:noProof/>
                 <w:webHidden/>
               </w:rPr>
               <w:instrText xml:space="preserve"> PAGEREF _Toc222668239 \h </w:instrText>
             </w:r>
             <w:r>
               <w:rPr>
-                <w:noProof/>
-                <w:webHidden/>
-              </w:rPr>
-            </w:r>
-            <w:r>
-              <w:rPr>
-                <w:noProof/>
+                <w:webHidden/>
+              </w:rPr>
+            </w:r>
+            <w:r>
+              <w:rPr>
                 <w:webHidden/>
               </w:rPr>
               <w:fldChar w:fldCharType="separate"/>
             </w:r>
             <w:r>
               <w:rPr>
-                <w:noProof/>
                 <w:webHidden/>
               </w:rPr>
               <w:t>10</w:t>
             </w:r>
             <w:r>
               <w:rPr>
-                <w:noProof/>
                 <w:webHidden/>
               </w:rPr>
               <w:fldChar w:fldCharType="end"/>
@@ -2181,7 +1999,6 @@
             </w:tabs>
             <w:rPr>
               <w:rFonts w:asciiTheme="minorHAnsi" w:eastAsiaTheme="minorEastAsia" w:hAnsiTheme="minorHAnsi"/>
-              <w:noProof/>
               <w:sz w:val="24"/>
               <w:lang w:eastAsia="nl-BE"/>
             </w:rPr>
@@ -2190,14 +2007,12 @@
             <w:r>
               <w:rPr>
                 <w:rStyle w:val="Hyperlink"/>
-                <w:noProof/>
               </w:rPr>
               <w:t>2.3</w:t>
             </w:r>
             <w:r>
               <w:rPr>
                 <w:rFonts w:asciiTheme="minorHAnsi" w:eastAsiaTheme="minorEastAsia" w:hAnsiTheme="minorHAnsi"/>
-                <w:noProof/>
                 <w:sz w:val="24"/>
                 <w:lang w:eastAsia="nl-BE"/>
               </w:rPr>
@@ -2206,54 +2021,46 @@
             <w:r>
               <w:rPr>
                 <w:rStyle w:val="Hyperlink"/>
-                <w:noProof/>
               </w:rPr>
               <w:t>Praktisch</w:t>
             </w:r>
             <w:r>
               <w:rPr>
-                <w:noProof/>
                 <w:webHidden/>
               </w:rPr>
               <w:tab/>
             </w:r>
             <w:r>
               <w:rPr>
-                <w:noProof/>
                 <w:webHidden/>
               </w:rPr>
               <w:fldChar w:fldCharType="begin"/>
             </w:r>
             <w:r>
               <w:rPr>
-                <w:noProof/>
                 <w:webHidden/>
               </w:rPr>
               <w:instrText xml:space="preserve"> PAGEREF _Toc222668240 \h </w:instrText>
             </w:r>
             <w:r>
               <w:rPr>
-                <w:noProof/>
-                <w:webHidden/>
-              </w:rPr>
-            </w:r>
-            <w:r>
-              <w:rPr>
-                <w:noProof/>
+                <w:webHidden/>
+              </w:rPr>
+            </w:r>
+            <w:r>
+              <w:rPr>
                 <w:webHidden/>
               </w:rPr>
               <w:fldChar w:fldCharType="separate"/>
             </w:r>
             <w:r>
               <w:rPr>
-                <w:noProof/>
                 <w:webHidden/>
               </w:rPr>
               <w:t>10</w:t>
             </w:r>
             <w:r>
               <w:rPr>
-                <w:noProof/>
                 <w:webHidden/>
               </w:rPr>
               <w:fldChar w:fldCharType="end"/>
@@ -2269,7 +2076,6 @@
             </w:tabs>
             <w:rPr>
               <w:rFonts w:asciiTheme="minorHAnsi" w:eastAsiaTheme="minorEastAsia" w:hAnsiTheme="minorHAnsi"/>
-              <w:noProof/>
               <w:sz w:val="24"/>
               <w:lang w:eastAsia="nl-BE"/>
             </w:rPr>
@@ -2278,14 +2084,12 @@
             <w:r>
               <w:rPr>
                 <w:rStyle w:val="Hyperlink"/>
-                <w:noProof/>
               </w:rPr>
               <w:t>3</w:t>
             </w:r>
             <w:r>
               <w:rPr>
                 <w:rFonts w:asciiTheme="minorHAnsi" w:eastAsiaTheme="minorEastAsia" w:hAnsiTheme="minorHAnsi"/>
-                <w:noProof/>
                 <w:sz w:val="24"/>
                 <w:lang w:eastAsia="nl-BE"/>
               </w:rPr>
@@ -2294,54 +2098,46 @@
             <w:r>
               <w:rPr>
                 <w:rStyle w:val="Hyperlink"/>
-                <w:noProof/>
               </w:rPr>
               <w:t>Improper Input Validation</w:t>
             </w:r>
             <w:r>
               <w:rPr>
-                <w:noProof/>
                 <w:webHidden/>
               </w:rPr>
               <w:tab/>
             </w:r>
             <w:r>
               <w:rPr>
-                <w:noProof/>
                 <w:webHidden/>
               </w:rPr>
               <w:fldChar w:fldCharType="begin"/>
             </w:r>
             <w:r>
               <w:rPr>
-                <w:noProof/>
                 <w:webHidden/>
               </w:rPr>
               <w:instrText xml:space="preserve"> PAGEREF _Toc222668241 \h </w:instrText>
             </w:r>
             <w:r>
               <w:rPr>
-                <w:noProof/>
-                <w:webHidden/>
-              </w:rPr>
-            </w:r>
-            <w:r>
-              <w:rPr>
-                <w:noProof/>
+                <w:webHidden/>
+              </w:rPr>
+            </w:r>
+            <w:r>
+              <w:rPr>
                 <w:webHidden/>
               </w:rPr>
               <w:fldChar w:fldCharType="separate"/>
             </w:r>
             <w:r>
               <w:rPr>
-                <w:noProof/>
                 <w:webHidden/>
               </w:rPr>
               <w:t>10</w:t>
             </w:r>
             <w:r>
               <w:rPr>
-                <w:noProof/>
                 <w:webHidden/>
               </w:rPr>
               <w:fldChar w:fldCharType="end"/>
@@ -2356,7 +2152,6 @@
             </w:tabs>
             <w:rPr>
               <w:rFonts w:asciiTheme="minorHAnsi" w:eastAsiaTheme="minorEastAsia" w:hAnsiTheme="minorHAnsi"/>
-              <w:noProof/>
               <w:sz w:val="24"/>
               <w:lang w:eastAsia="nl-BE"/>
             </w:rPr>
@@ -2365,54 +2160,46 @@
             <w:r>
               <w:rPr>
                 <w:rStyle w:val="Hyperlink"/>
-                <w:noProof/>
               </w:rPr>
               <w:t>Besluit</w:t>
             </w:r>
             <w:r>
               <w:rPr>
-                <w:noProof/>
                 <w:webHidden/>
               </w:rPr>
               <w:tab/>
             </w:r>
             <w:r>
               <w:rPr>
-                <w:noProof/>
                 <w:webHidden/>
               </w:rPr>
               <w:fldChar w:fldCharType="begin"/>
             </w:r>
             <w:r>
               <w:rPr>
-                <w:noProof/>
                 <w:webHidden/>
               </w:rPr>
               <w:instrText xml:space="preserve"> PAGEREF _Toc222668242 \h </w:instrText>
             </w:r>
             <w:r>
               <w:rPr>
-                <w:noProof/>
-                <w:webHidden/>
-              </w:rPr>
-            </w:r>
-            <w:r>
-              <w:rPr>
-                <w:noProof/>
+                <w:webHidden/>
+              </w:rPr>
+            </w:r>
+            <w:r>
+              <w:rPr>
                 <w:webHidden/>
               </w:rPr>
               <w:fldChar w:fldCharType="separate"/>
             </w:r>
             <w:r>
               <w:rPr>
-                <w:noProof/>
                 <w:webHidden/>
               </w:rPr>
               <w:t>11</w:t>
             </w:r>
             <w:r>
               <w:rPr>
-                <w:noProof/>
                 <w:webHidden/>
               </w:rPr>
               <w:fldChar w:fldCharType="end"/>
@@ -2427,7 +2214,6 @@
             </w:tabs>
             <w:rPr>
               <w:rFonts w:asciiTheme="minorHAnsi" w:eastAsiaTheme="minorEastAsia" w:hAnsiTheme="minorHAnsi"/>
-              <w:noProof/>
               <w:sz w:val="24"/>
               <w:lang w:eastAsia="nl-BE"/>
             </w:rPr>
@@ -2436,54 +2222,46 @@
             <w:r>
               <w:rPr>
                 <w:rStyle w:val="Hyperlink"/>
-                <w:noProof/>
               </w:rPr>
               <w:t>Bijlagen</w:t>
             </w:r>
             <w:r>
               <w:rPr>
-                <w:noProof/>
                 <w:webHidden/>
               </w:rPr>
               <w:tab/>
             </w:r>
             <w:r>
               <w:rPr>
-                <w:noProof/>
                 <w:webHidden/>
               </w:rPr>
               <w:fldChar w:fldCharType="begin"/>
             </w:r>
             <w:r>
               <w:rPr>
-                <w:noProof/>
                 <w:webHidden/>
               </w:rPr>
               <w:instrText xml:space="preserve"> PAGEREF _Toc222668243 \h </w:instrText>
             </w:r>
             <w:r>
               <w:rPr>
-                <w:noProof/>
-                <w:webHidden/>
-              </w:rPr>
-            </w:r>
-            <w:r>
-              <w:rPr>
-                <w:noProof/>
+                <w:webHidden/>
+              </w:rPr>
+            </w:r>
+            <w:r>
+              <w:rPr>
                 <w:webHidden/>
               </w:rPr>
               <w:fldChar w:fldCharType="separate"/>
             </w:r>
             <w:r>
               <w:rPr>
-                <w:noProof/>
                 <w:webHidden/>
               </w:rPr>
               <w:t>12</w:t>
             </w:r>
             <w:r>
               <w:rPr>
-                <w:noProof/>
                 <w:webHidden/>
               </w:rPr>
               <w:fldChar w:fldCharType="end"/>
@@ -2498,7 +2276,6 @@
             </w:tabs>
             <w:rPr>
               <w:rFonts w:asciiTheme="minorHAnsi" w:eastAsiaTheme="minorEastAsia" w:hAnsiTheme="minorHAnsi"/>
-              <w:noProof/>
               <w:sz w:val="24"/>
               <w:lang w:eastAsia="nl-BE"/>
             </w:rPr>
@@ -2507,54 +2284,46 @@
             <w:r>
               <w:rPr>
                 <w:rStyle w:val="Hyperlink"/>
-                <w:noProof/>
               </w:rPr>
               <w:t>Referentielijst</w:t>
             </w:r>
             <w:r>
               <w:rPr>
-                <w:noProof/>
                 <w:webHidden/>
               </w:rPr>
               <w:tab/>
             </w:r>
             <w:r>
               <w:rPr>
-                <w:noProof/>
                 <w:webHidden/>
               </w:rPr>
               <w:fldChar w:fldCharType="begin"/>
             </w:r>
             <w:r>
               <w:rPr>
-                <w:noProof/>
                 <w:webHidden/>
               </w:rPr>
               <w:instrText xml:space="preserve"> PAGEREF _Toc222668244 \h </w:instrText>
             </w:r>
             <w:r>
               <w:rPr>
-                <w:noProof/>
-                <w:webHidden/>
-              </w:rPr>
-            </w:r>
-            <w:r>
-              <w:rPr>
-                <w:noProof/>
+                <w:webHidden/>
+              </w:rPr>
+            </w:r>
+            <w:r>
+              <w:rPr>
                 <w:webHidden/>
               </w:rPr>
               <w:fldChar w:fldCharType="separate"/>
             </w:r>
             <w:r>
               <w:rPr>
-                <w:noProof/>
                 <w:webHidden/>
               </w:rPr>
               <w:t>12</w:t>
             </w:r>
             <w:r>
               <w:rPr>
-                <w:noProof/>
                 <w:webHidden/>
               </w:rPr>
               <w:fldChar w:fldCharType="end"/>
@@ -2684,13 +2453,7 @@
         <w:t xml:space="preserve"> deel van </w:t>
       </w:r>
       <w:r>
-        <w:t xml:space="preserve">elk </w:t>
-      </w:r>
-      <w:r>
-        <w:t>beveiligingsproble</w:t>
-      </w:r>
-      <w:r>
-        <w:t xml:space="preserve">em </w:t>
+        <w:t xml:space="preserve">elk beveiligingsprobleem </w:t>
       </w:r>
       <w:r>
         <w:t>bestaat uit een theoretisch onderzoek naar de aard van het probleem, uitgevoerd door een literatuurstudie om beter te begrijpen wat het probleem precies inhoudt.</w:t>
@@ -2751,10 +2514,7 @@
         <w:t xml:space="preserve"> </w:t>
       </w:r>
       <w:r>
-        <w:t xml:space="preserve">voor het voorkomen van de onderzochte </w:t>
-      </w:r>
-      <w:r>
-        <w:t>beveiligingsproblemen</w:t>
+        <w:t>voor het voorkomen van de onderzochte beveiligingsproblemen</w:t>
       </w:r>
       <w:r>
         <w:t>. Bij het 2</w:t>
@@ -2769,16 +2529,7 @@
         <w:t xml:space="preserve"> systeem zijn deze extra acties en stappen wel ondernomen.</w:t>
       </w:r>
       <w:r>
-        <w:t xml:space="preserve"> </w:t>
-      </w:r>
-      <w:r>
-        <w:t>Door beide systemen met elkaar te vergelijken</w:t>
-      </w:r>
-      <w:r>
-        <w:t xml:space="preserve"> en te kijken naar de extra acties die ondernomen worden voor het veilig maken van het API systeem</w:t>
-      </w:r>
-      <w:r>
-        <w:t>, kan worden aangetoond welke maatregelen nodig zijn om de geïdentificeerde beveiligingsproblemen te voorkomen.</w:t>
+        <w:t xml:space="preserve"> Door beide systemen met elkaar te vergelijken en te kijken naar de extra acties die ondernomen worden voor het veilig maken van het API systeem, kan worden aangetoond welke maatregelen nodig zijn om de geïdentificeerde beveiligingsproblemen te voorkomen.</w:t>
       </w:r>
     </w:p>
     <w:p>
@@ -2789,28 +2540,10 @@
         <w:t>GitHub</w:t>
       </w:r>
       <w:r>
-        <w:t xml:space="preserve"> </w:t>
-      </w:r>
-      <w:r>
-        <w:t>repository</w:t>
-      </w:r>
-      <w:r>
-        <w:t xml:space="preserve">, de link naar de </w:t>
-      </w:r>
-      <w:r>
-        <w:t>repository</w:t>
-      </w:r>
-      <w:r>
-        <w:t xml:space="preserve"> is opgenomen in de bijlagen van dit werk.</w:t>
-      </w:r>
-      <w:r>
-        <w:t xml:space="preserve"> Bij het praktische gedeelte is er gebruik gemaakt van Python en FastAPI om een API systeem op te zetten, meer informatie over de gebruikte </w:t>
-      </w:r>
-      <w:r>
-        <w:t xml:space="preserve">technologiestack </w:t>
-      </w:r>
-      <w:r>
-        <w:t>kan terug gevonden worden in de repository.</w:t>
+        <w:t xml:space="preserve"> repository, de link naar de repository is opgenomen in de bijlagen van dit werk.</w:t>
+      </w:r>
+      <w:r>
+        <w:t xml:space="preserve"> Bij het praktische gedeelte is er gebruik gemaakt van Python en FastAPI om een API systeem op te zetten, meer informatie over de gebruikte technologiestack kan terug gevonden worden in de repository.</w:t>
       </w:r>
     </w:p>
     <w:p>
@@ -2876,9 +2609,6 @@
     <w:p>
       <w:pPr>
         <w:pStyle w:val="afkorting"/>
-        <w:rPr>
-          <w:lang w:val="en-US"/>
-        </w:rPr>
       </w:pPr>
       <w:r>
         <w:t>i.v.m.</w:t>
@@ -2888,37 +2618,20 @@
       </w:r>
       <w:r>
         <w:tab/>
-      </w:r>
-      <w:r>
-        <w:rPr>
-          <w:lang w:val="en-US"/>
-        </w:rPr>
         <w:t>in verband met</w:t>
       </w:r>
     </w:p>
     <w:p>
       <w:pPr>
         <w:pStyle w:val="afkorting"/>
-        <w:rPr>
-          <w:lang w:val="en-US"/>
-        </w:rPr>
-      </w:pPr>
-      <w:r>
-        <w:rPr>
-          <w:lang w:val="en-US"/>
-        </w:rPr>
+      </w:pPr>
+      <w:r>
         <w:t>API</w:t>
       </w:r>
       <w:r>
-        <w:rPr>
-          <w:lang w:val="en-US"/>
-        </w:rPr>
         <w:tab/>
       </w:r>
       <w:r>
-        <w:rPr>
-          <w:lang w:val="en-US"/>
-        </w:rPr>
         <w:tab/>
         <w:t>Application Programming Interface</w:t>
       </w:r>
@@ -2926,58 +2639,31 @@
     <w:p>
       <w:pPr>
         <w:pStyle w:val="afkorting"/>
-        <w:rPr>
-          <w:lang w:val="en-US"/>
-        </w:rPr>
-      </w:pPr>
-      <w:r>
-        <w:rPr>
-          <w:lang w:val="en-US"/>
-        </w:rPr>
+      </w:pPr>
+      <w:r>
         <w:t>REST</w:t>
       </w:r>
       <w:r>
-        <w:rPr>
-          <w:lang w:val="en-US"/>
-        </w:rPr>
         <w:tab/>
       </w:r>
       <w:r>
-        <w:rPr>
-          <w:lang w:val="en-US"/>
-        </w:rPr>
         <w:tab/>
       </w:r>
       <w:r>
-        <w:rPr>
-          <w:lang w:val="en-US"/>
-        </w:rPr>
         <w:t>Representational State Transfer</w:t>
       </w:r>
     </w:p>
     <w:p>
       <w:pPr>
         <w:pStyle w:val="afkorting"/>
-        <w:rPr>
-          <w:lang w:val="en-US"/>
-        </w:rPr>
-      </w:pPr>
-      <w:r>
-        <w:rPr>
-          <w:lang w:val="en-US"/>
-        </w:rPr>
+      </w:pPr>
+      <w:r>
         <w:t>XSS</w:t>
       </w:r>
       <w:r>
-        <w:rPr>
-          <w:lang w:val="en-US"/>
-        </w:rPr>
         <w:tab/>
       </w:r>
       <w:r>
-        <w:rPr>
-          <w:lang w:val="en-US"/>
-        </w:rPr>
         <w:tab/>
         <w:t>Cross-Site Scripting</w:t>
       </w:r>
@@ -2985,32 +2671,17 @@
     <w:p>
       <w:pPr>
         <w:pStyle w:val="afkorting"/>
-        <w:rPr>
-          <w:lang w:val="en-US"/>
-        </w:rPr>
-      </w:pPr>
-      <w:r>
-        <w:rPr>
-          <w:lang w:val="en-US"/>
-        </w:rPr>
+      </w:pPr>
+      <w:r>
         <w:t>C</w:t>
       </w:r>
       <w:r>
-        <w:rPr>
-          <w:lang w:val="en-US"/>
-        </w:rPr>
         <w:t>SRF</w:t>
       </w:r>
       <w:r>
-        <w:rPr>
-          <w:lang w:val="en-US"/>
-        </w:rPr>
         <w:tab/>
       </w:r>
       <w:r>
-        <w:rPr>
-          <w:lang w:val="en-US"/>
-        </w:rPr>
         <w:tab/>
         <w:t>Cross-Site Request Forgery</w:t>
       </w:r>
@@ -3018,26 +2689,14 @@
     <w:p>
       <w:pPr>
         <w:pStyle w:val="afkorting"/>
-        <w:rPr>
-          <w:lang w:val="en-US"/>
-        </w:rPr>
-      </w:pPr>
-      <w:r>
-        <w:rPr>
-          <w:lang w:val="en-US"/>
-        </w:rPr>
+      </w:pPr>
+      <w:r>
         <w:t>SOP</w:t>
       </w:r>
       <w:r>
-        <w:rPr>
-          <w:lang w:val="en-US"/>
-        </w:rPr>
         <w:tab/>
       </w:r>
       <w:r>
-        <w:rPr>
-          <w:lang w:val="en-US"/>
-        </w:rPr>
         <w:tab/>
         <w:t>Same Origin Policy</w:t>
       </w:r>
@@ -3045,32 +2704,15 @@
     <w:p>
       <w:pPr>
         <w:pStyle w:val="afkorting"/>
-        <w:rPr>
-          <w:lang w:val="en-US"/>
-        </w:rPr>
-      </w:pPr>
-      <w:r>
-        <w:rPr>
-          <w:lang w:val="en-US"/>
-        </w:rPr>
+      </w:pPr>
+      <w:r>
         <w:t>CORS</w:t>
       </w:r>
       <w:r>
-        <w:rPr>
-          <w:lang w:val="en-US"/>
-        </w:rPr>
         <w:tab/>
       </w:r>
       <w:r>
-        <w:rPr>
-          <w:lang w:val="en-US"/>
-        </w:rPr>
         <w:tab/>
-      </w:r>
-      <w:r>
-        <w:rPr>
-          <w:lang w:val="en-US"/>
-        </w:rPr>
         <w:t>Cross-Origin Resource Sharing</w:t>
       </w:r>
     </w:p>
@@ -3107,26 +2749,14 @@
     <w:p>
       <w:pPr>
         <w:pStyle w:val="afkorting"/>
-        <w:rPr>
-          <w:lang w:val="en-US"/>
-        </w:rPr>
-      </w:pPr>
-      <w:r>
-        <w:rPr>
-          <w:lang w:val="en-US"/>
-        </w:rPr>
+      </w:pPr>
+      <w:r>
         <w:t>Py</w:t>
       </w:r>
       <w:r>
-        <w:rPr>
-          <w:lang w:val="en-US"/>
-        </w:rPr>
         <w:tab/>
       </w:r>
       <w:r>
-        <w:rPr>
-          <w:lang w:val="en-US"/>
-        </w:rPr>
         <w:tab/>
         <w:t>Python</w:t>
       </w:r>
@@ -3134,26 +2764,14 @@
     <w:p>
       <w:pPr>
         <w:pStyle w:val="afkorting"/>
-        <w:rPr>
-          <w:lang w:val="en-US"/>
-        </w:rPr>
-      </w:pPr>
-      <w:r>
-        <w:rPr>
-          <w:lang w:val="en-US"/>
-        </w:rPr>
+      </w:pPr>
+      <w:r>
         <w:t>JS</w:t>
       </w:r>
       <w:r>
-        <w:rPr>
-          <w:lang w:val="en-US"/>
-        </w:rPr>
         <w:tab/>
       </w:r>
       <w:r>
-        <w:rPr>
-          <w:lang w:val="en-US"/>
-        </w:rPr>
         <w:tab/>
         <w:t>JavaScript</w:t>
       </w:r>
@@ -3161,26 +2779,14 @@
     <w:p>
       <w:pPr>
         <w:pStyle w:val="afkorting"/>
-        <w:rPr>
-          <w:lang w:val="en-US"/>
-        </w:rPr>
-      </w:pPr>
-      <w:r>
-        <w:rPr>
-          <w:lang w:val="en-US"/>
-        </w:rPr>
+      </w:pPr>
+      <w:r>
         <w:t>HTML</w:t>
       </w:r>
       <w:r>
-        <w:rPr>
-          <w:lang w:val="en-US"/>
-        </w:rPr>
         <w:tab/>
       </w:r>
       <w:r>
-        <w:rPr>
-          <w:lang w:val="en-US"/>
-        </w:rPr>
         <w:tab/>
         <w:t>HyperText Markup Language</w:t>
       </w:r>
@@ -3188,58 +2794,31 @@
     <w:p>
       <w:pPr>
         <w:pStyle w:val="afkorting"/>
-        <w:rPr>
-          <w:lang w:val="en-US"/>
-        </w:rPr>
-      </w:pPr>
-      <w:r>
-        <w:rPr>
-          <w:lang w:val="en-US"/>
-        </w:rPr>
+      </w:pPr>
+      <w:r>
         <w:t>HTTP</w:t>
       </w:r>
       <w:r>
-        <w:rPr>
-          <w:lang w:val="en-US"/>
-        </w:rPr>
         <w:tab/>
       </w:r>
       <w:r>
-        <w:rPr>
-          <w:lang w:val="en-US"/>
-        </w:rPr>
         <w:tab/>
       </w:r>
       <w:r>
-        <w:rPr>
-          <w:lang w:val="en-US"/>
-        </w:rPr>
         <w:t>HyperText Transfer Protocol</w:t>
       </w:r>
     </w:p>
     <w:p>
       <w:pPr>
         <w:pStyle w:val="afkorting"/>
-        <w:rPr>
-          <w:lang w:val="en-US"/>
-        </w:rPr>
-      </w:pPr>
-      <w:r>
-        <w:rPr>
-          <w:lang w:val="en-US"/>
-        </w:rPr>
+      </w:pPr>
+      <w:r>
         <w:t>URL</w:t>
       </w:r>
       <w:r>
-        <w:rPr>
-          <w:lang w:val="en-US"/>
-        </w:rPr>
         <w:tab/>
       </w:r>
       <w:r>
-        <w:rPr>
-          <w:lang w:val="en-US"/>
-        </w:rPr>
         <w:tab/>
         <w:t>Uniform Resource Locator</w:t>
       </w:r>
@@ -3247,20 +2826,11 @@
     <w:p>
       <w:pPr>
         <w:pStyle w:val="afkorting"/>
-        <w:rPr>
-          <w:lang w:val="en-US"/>
-        </w:rPr>
-      </w:pPr>
-      <w:r>
-        <w:rPr>
-          <w:lang w:val="en-US"/>
-        </w:rPr>
+      </w:pPr>
+      <w:r>
         <w:t xml:space="preserve">webapp </w:t>
       </w:r>
       <w:r>
-        <w:rPr>
-          <w:lang w:val="en-US"/>
-        </w:rPr>
         <w:tab/>
         <w:t>webapplicatie</w:t>
       </w:r>
@@ -3277,8 +2847,6 @@
       </w:r>
       <w:r>
         <w:tab/>
-      </w:r>
-      <w:r>
         <w:t>Unique Identifier</w:t>
       </w:r>
     </w:p>
@@ -3297,8 +2865,8 @@
       <w:r>
         <w:br w:type="page"/>
       </w:r>
-      <w:bookmarkStart w:id="9" w:name="_Toc196152198"/>
-      <w:bookmarkStart w:id="10" w:name="_Toc222668228"/>
+      <w:bookmarkStart w:id="9" w:name="_Toc222668228"/>
+      <w:bookmarkStart w:id="10" w:name="_Toc196152198"/>
       <w:r>
         <w:lastRenderedPageBreak/>
         <w:t>XSS</w:t>
@@ -3313,7 +2881,7 @@
         </w:rPr>
         <w:t>Cross-Site Scripting</w:t>
       </w:r>
-      <w:bookmarkEnd w:id="10"/>
+      <w:bookmarkEnd w:id="9"/>
     </w:p>
     <w:p>
       <w:pPr>
@@ -3334,13 +2902,7 @@
         <w:spacing w:after="40"/>
       </w:pPr>
       <w:r>
-        <w:t xml:space="preserve">XSS is een </w:t>
-      </w:r>
-      <w:r>
-        <w:t xml:space="preserve">kwetsbaarheid </w:t>
-      </w:r>
-      <w:r>
-        <w:t xml:space="preserve">in een webapp </w:t>
+        <w:t xml:space="preserve">XSS is een kwetsbaarheid in een webapp </w:t>
       </w:r>
       <w:r>
         <w:t xml:space="preserve">dat iemand toelaat om </w:t>
@@ -3480,9 +3042,6 @@
     </w:p>
     <w:p>
       <w:r>
-        <w:rPr>
-          <w:noProof/>
-        </w:rPr>
         <w:drawing>
           <wp:anchor distT="0" distB="0" distL="114300" distR="114300" simplePos="0" relativeHeight="251659264" behindDoc="0" locked="0" layoutInCell="1" allowOverlap="1" wp14:anchorId="0F541D35" wp14:editId="2CC5B1EE">
             <wp:simplePos x="0" y="0"/>
@@ -3594,10 +3153,7 @@
         <w:t xml:space="preserve"> Er wordt in de figuur </w:t>
       </w:r>
       <w:r>
-        <w:t>e</w:t>
-      </w:r>
-      <w:r>
-        <w:t xml:space="preserve">en </w:t>
+        <w:t xml:space="preserve">een </w:t>
       </w:r>
       <w:r>
         <w:t xml:space="preserve">veel gebruikte en </w:t>
@@ -3609,16 +3165,7 @@
         <w:t>JavaScript</w:t>
       </w:r>
       <w:r>
-        <w:t xml:space="preserve"> functie </w:t>
-      </w:r>
-      <w:r>
-        <w:t xml:space="preserve">genaamd alert </w:t>
-      </w:r>
-      <w:r>
-        <w:t xml:space="preserve">gebruikt om de kwetsbaarheid van XSS </w:t>
-      </w:r>
-      <w:r>
-        <w:t xml:space="preserve">aan te tonen. </w:t>
+        <w:t xml:space="preserve"> functie genaamd alert gebruikt om de kwetsbaarheid van XSS aan te tonen. </w:t>
       </w:r>
       <w:r>
         <w:t xml:space="preserve">Wanneer het slachtoffer een </w:t>
@@ -3664,10 +3211,7 @@
       <w:bookmarkStart w:id="12" w:name="_Toc222668230"/>
       <w:r>
         <w:lastRenderedPageBreak/>
-        <w:t xml:space="preserve">Reflected </w:t>
-      </w:r>
-      <w:r>
-        <w:t>XSS</w:t>
+        <w:t>Reflected XSS</w:t>
       </w:r>
       <w:bookmarkEnd w:id="12"/>
     </w:p>
@@ -3681,11 +3225,8 @@
     </w:p>
     <w:p>
       <w:r>
-        <w:rPr>
-          <w:noProof/>
-        </w:rPr>
         <w:drawing>
-          <wp:anchor distT="0" distB="0" distL="114300" distR="114300" simplePos="0" relativeHeight="251660288" behindDoc="0" locked="0" layoutInCell="1" allowOverlap="1" wp14:anchorId="152C802A" wp14:editId="5F1F868D">
+          <wp:anchor distT="0" distB="0" distL="114300" distR="114300" simplePos="0" relativeHeight="251660288" behindDoc="0" locked="0" layoutInCell="1" allowOverlap="1" wp14:anchorId="152C802A" wp14:editId="1C6BE14C">
             <wp:simplePos x="0" y="0"/>
             <wp:positionH relativeFrom="margin">
               <wp:align>left</wp:align>
@@ -4030,13 +3571,7 @@
         <w:t>Deze kwetsbaarheid komt vaak voor bij</w:t>
       </w:r>
       <w:r>
-        <w:t xml:space="preserve"> </w:t>
-      </w:r>
-      <w:r>
-        <w:t>gebruikers gegenereerde content</w:t>
-      </w:r>
-      <w:r>
-        <w:t xml:space="preserve"> zoals:</w:t>
+        <w:t xml:space="preserve"> gebruikers gegenereerde content zoals:</w:t>
       </w:r>
     </w:p>
     <w:p>
@@ -4226,13 +3761,7 @@
     </w:p>
     <w:p>
       <w:r>
-        <w:t xml:space="preserve">XSS </w:t>
-      </w:r>
-      <w:r>
-        <w:t>kwetsbaarheden</w:t>
-      </w:r>
-      <w:r>
-        <w:t xml:space="preserve"> komen vooral voor door een fout </w:t>
+        <w:t xml:space="preserve">XSS kwetsbaarheden komen vooral voor door een fout </w:t>
       </w:r>
       <w:r>
         <w:t xml:space="preserve">of onvoorzichtigheid </w:t>
@@ -4291,7 +3820,7 @@
         <w:t>. Hiermee kan</w:t>
       </w:r>
       <w:r>
-        <w:t xml:space="preserve"> de aanvaller alle input die naar de API gaat naar zijn hand kan zetten en de frontend helemaal </w:t>
+        <w:t xml:space="preserve"> de aanvaller alle input die naar de API gaat naar zijn hand zetten en de frontend helemaal </w:t>
       </w:r>
       <w:r>
         <w:t>omzeilen</w:t>
@@ -4315,16 +3844,22 @@
         <w:t xml:space="preserve"> </w:t>
       </w:r>
       <w:r>
+        <w:t xml:space="preserve">en gevalideerd </w:t>
+      </w:r>
+      <w:r>
         <w:t>wordt of deze geen gevaarlijke</w:t>
       </w:r>
       <w:r>
         <w:t xml:space="preserve"> (JavaScript)</w:t>
       </w:r>
       <w:r>
-        <w:t xml:space="preserve"> payload bevat</w:t>
-      </w:r>
-      <w:r>
-        <w:t>, specifiek voor als er gekeken wordt om XSS te voorkomen.</w:t>
+        <w:t xml:space="preserve"> payload beva</w:t>
+      </w:r>
+      <w:r>
+        <w:t>t</w:t>
+      </w:r>
+      <w:r>
+        <w:t>.</w:t>
       </w:r>
     </w:p>
     <w:p>
@@ -4342,10 +3877,7 @@
         <w:t>escaping</w:t>
       </w:r>
       <w:r>
-        <w:t xml:space="preserve"> - </w:t>
-      </w:r>
-      <w:r>
-        <w:t>HTML entity encoding</w:t>
+        <w:t xml:space="preserve"> - HTML entity encoding</w:t>
       </w:r>
     </w:p>
     <w:p>
@@ -4359,10 +3891,13 @@
         <w:t>. Bij HTML escaping word</w:t>
       </w:r>
       <w:r>
-        <w:t xml:space="preserve">en bepaalde karakters vervangen door hun vastgelegde HTML </w:t>
-      </w:r>
-      <w:r>
-        <w:t>entities</w:t>
+        <w:t xml:space="preserve">en </w:t>
+      </w:r>
+      <w:r>
+        <w:t xml:space="preserve">alle of </w:t>
+      </w:r>
+      <w:r>
+        <w:t>bepaalde karakters vervangen door hun vastgelegde HTML entities</w:t>
       </w:r>
       <w:r>
         <w:t>. Z</w:t>
@@ -4404,19 +3939,7 @@
           <w:rPr>
             <w:rStyle w:val="Hyperlink"/>
           </w:rPr>
-          <w:t xml:space="preserve">De </w:t>
-        </w:r>
-        <w:r>
-          <w:rPr>
-            <w:rStyle w:val="Hyperlink"/>
-          </w:rPr>
-          <w:t>l</w:t>
-        </w:r>
-        <w:r>
-          <w:rPr>
-            <w:rStyle w:val="Hyperlink"/>
-          </w:rPr>
-          <w:t>ijst</w:t>
+          <w:t>De lijst</w:t>
         </w:r>
       </w:hyperlink>
       <w:r>
@@ -4438,7 +3961,19 @@
         <w:t>.</w:t>
       </w:r>
       <w:r>
-        <w:t xml:space="preserve"> Bij HTML escaping worden niet altijd alle karakters vervangen door hun HTML entities, vaak worden gewone letters behouden en enkel de speciale tekens vervangen.</w:t>
+        <w:t xml:space="preserve"> Bij HTML escaping worden niet altijd alle karakters vervangen door hun HTML entities, vaak worden gewone letters behouden en enkel de speciale</w:t>
+      </w:r>
+      <w:r>
+        <w:t xml:space="preserve"> of invloedrijke</w:t>
+      </w:r>
+      <w:r>
+        <w:t xml:space="preserve"> </w:t>
+      </w:r>
+      <w:r>
+        <w:t>karakters</w:t>
+      </w:r>
+      <w:r>
+        <w:t xml:space="preserve"> vervangen.</w:t>
       </w:r>
     </w:p>
     <w:p>
@@ -4456,92 +3991,70 @@
           <w:b/>
           <w:bCs/>
         </w:rPr>
-        <w:t>&lt;</w:t>
+        <w:t xml:space="preserve">&lt; </w:t>
+      </w:r>
+      <w:r>
+        <w:t xml:space="preserve">wordt dan vervangen door zijn entity naam </w:t>
       </w:r>
       <w:r>
         <w:rPr>
           <w:b/>
           <w:bCs/>
         </w:rPr>
-        <w:t xml:space="preserve"> </w:t>
-      </w:r>
-      <w:r>
-        <w:t xml:space="preserve">wordt dan vervangen door zijn entity naam </w:t>
+        <w:t>&amp;lt;</w:t>
+      </w:r>
+      <w:r>
+        <w:t xml:space="preserve"> of door zijn entity nummer </w:t>
       </w:r>
       <w:r>
         <w:rPr>
           <w:b/>
           <w:bCs/>
         </w:rPr>
-        <w:t>&amp;lt;</w:t>
-      </w:r>
-      <w:r>
-        <w:t xml:space="preserve"> of door zijn entity nummer </w:t>
+        <w:t xml:space="preserve">&amp;#60; </w:t>
+      </w:r>
+      <w:r>
+        <w:t>de gebruiker krijgt wel gewoon het kleiner dan teken te zien</w:t>
+      </w:r>
+      <w:r>
+        <w:t xml:space="preserve"> op zijn/haar beeldscherm</w:t>
+      </w:r>
+      <w:r>
+        <w:t xml:space="preserve">. </w:t>
+      </w:r>
+      <w:r>
+        <w:t xml:space="preserve">Een voorbeeld van een gevaarlijke XSS payload die verandert door middel van HTML escaping: de payload </w:t>
       </w:r>
       <w:r>
         <w:rPr>
           <w:b/>
           <w:bCs/>
         </w:rPr>
-        <w:t>&amp;#60;</w:t>
+        <w:t xml:space="preserve">&lt;img src=x onerror=alert(document.cookie)&gt; </w:t>
+      </w:r>
+      <w:r>
+        <w:t xml:space="preserve">verandert dan in </w:t>
       </w:r>
       <w:r>
         <w:rPr>
           <w:b/>
           <w:bCs/>
         </w:rPr>
-        <w:t xml:space="preserve"> </w:t>
-      </w:r>
-      <w:r>
-        <w:t xml:space="preserve">de gebruiker krijgt wel gewoon het kleiner dan teken te zien. </w:t>
-      </w:r>
-      <w:r>
-        <w:t xml:space="preserve">Een voorbeeld van een gevaarlijke XSS payload die verandert door middel van HTML escaping: de payload </w:t>
+        <w:t>&amp;lt;img src=x onerror=alert(</w:t>
       </w:r>
       <w:r>
         <w:rPr>
           <w:b/>
           <w:bCs/>
         </w:rPr>
-        <w:t>&lt;img src=x onerror=alert(document.cookie</w:t>
+        <w:t xml:space="preserve"> </w:t>
       </w:r>
       <w:r>
         <w:rPr>
           <w:b/>
           <w:bCs/>
         </w:rPr>
-        <w:t xml:space="preserve"> </w:t>
-      </w:r>
-      <w:r>
-        <w:rPr>
-          <w:b/>
-          <w:bCs/>
-        </w:rPr>
-        <w:t>)&gt;</w:t>
-      </w:r>
-      <w:r>
-        <w:rPr>
-          <w:b/>
-          <w:bCs/>
-        </w:rPr>
-        <w:t xml:space="preserve"> </w:t>
-      </w:r>
-      <w:r>
-        <w:t xml:space="preserve">verandert dan in </w:t>
-      </w:r>
-      <w:r>
-        <w:rPr>
-          <w:b/>
-          <w:bCs/>
-        </w:rPr>
-        <w:t>&amp;lt;img src=x onerror=alert(document.cookie)&amp;gt;</w:t>
-      </w:r>
-      <w:r>
-        <w:rPr>
-          <w:b/>
-          <w:bCs/>
-        </w:rPr>
-        <w:t xml:space="preserve"> </w:t>
+        <w:t xml:space="preserve">document.cookie)&amp;gt; </w:t>
       </w:r>
       <w:r>
         <w:t>waardoor het niet langer als HTML code wordt geïnterpreteerd</w:t>
@@ -4564,19 +4077,7 @@
         <w:t xml:space="preserve">modules, </w:t>
       </w:r>
       <w:r>
-        <w:t xml:space="preserve">packages of </w:t>
-      </w:r>
-      <w:r>
-        <w:t>libraries</w:t>
-      </w:r>
-      <w:r>
-        <w:t xml:space="preserve"> die kunnen gebruikt worden om aan HTML escaping of HTML entity encoding te doen. Voor HTML </w:t>
-      </w:r>
-      <w:r>
-        <w:t xml:space="preserve">escaping </w:t>
-      </w:r>
-      <w:r>
-        <w:t xml:space="preserve">in Python zijn er 2 </w:t>
+        <w:t xml:space="preserve">packages of libraries die kunnen gebruikt worden om aan HTML escaping of HTML entity encoding te doen. Voor HTML escaping in Python zijn er 2 </w:t>
       </w:r>
       <w:r>
         <w:t xml:space="preserve">populaire </w:t>
@@ -4654,7 +4155,96 @@
         </w:numPr>
       </w:pPr>
       <w:r>
-        <w:t>HTTP Only Cookies</w:t>
+        <w:t>Cookies</w:t>
+      </w:r>
+      <w:r>
+        <w:t xml:space="preserve"> met </w:t>
+      </w:r>
+      <w:r>
+        <w:t xml:space="preserve">HttpOnly </w:t>
+      </w:r>
+      <w:r>
+        <w:t xml:space="preserve"> at</w:t>
+      </w:r>
+      <w:r>
+        <w:t>t</w:t>
+      </w:r>
+      <w:r>
+        <w:t>ribuut</w:t>
+      </w:r>
+    </w:p>
+    <w:p>
+      <w:r>
+        <w:t xml:space="preserve">Als er wordt ingelogd met een account op een webapp wordt er vaak een </w:t>
+      </w:r>
+      <w:r>
+        <w:t xml:space="preserve">sessie of </w:t>
+      </w:r>
+      <w:r>
+        <w:t xml:space="preserve">access token </w:t>
+      </w:r>
+      <w:r>
+        <w:t>aan</w:t>
+      </w:r>
+      <w:r>
+        <w:t>gemaakt en opgeslagen in de vorm van een cookie</w:t>
+      </w:r>
+      <w:r>
+        <w:t xml:space="preserve">, deze </w:t>
+      </w:r>
+      <w:r>
+        <w:t xml:space="preserve">is dan </w:t>
+      </w:r>
+      <w:r>
+        <w:t xml:space="preserve">geldig voor </w:t>
+      </w:r>
+      <w:r>
+        <w:t xml:space="preserve">een </w:t>
+      </w:r>
+      <w:r>
+        <w:lastRenderedPageBreak/>
+        <w:t>bepaalde tijdsperiode</w:t>
+      </w:r>
+      <w:r>
+        <w:t>. Z</w:t>
+      </w:r>
+      <w:r>
+        <w:t xml:space="preserve">odat de gebruiker </w:t>
+      </w:r>
+      <w:r>
+        <w:t xml:space="preserve">tijdens deze tijdsperiode </w:t>
+      </w:r>
+      <w:r>
+        <w:t>niet elke keer opnieuw zijn inloggegevens moet ingegeven wanneer er een nieuw</w:t>
+      </w:r>
+      <w:r>
+        <w:t>e API</w:t>
+      </w:r>
+      <w:r>
+        <w:t xml:space="preserve"> request gemaakt wordt waarbij het nodig is om je account gegevens </w:t>
+      </w:r>
+      <w:r>
+        <w:t>mee te geven</w:t>
+      </w:r>
+      <w:r>
+        <w:t>.</w:t>
+      </w:r>
+      <w:r>
+        <w:t xml:space="preserve"> In plaats van de inloggegevens opnieuw mee te geven met de request wordt de cookie met de sessie of access token meegeven met de request</w:t>
+      </w:r>
+      <w:r>
+        <w:t>.</w:t>
+      </w:r>
+    </w:p>
+    <w:p>
+      <w:r>
+        <w:t>Een cookie</w:t>
+      </w:r>
+      <w:r>
+        <w:t xml:space="preserve"> kan bepaalde attributen en eigenschappen hebben die vertellen hoe de cookie moet gebruikt worden.</w:t>
+      </w:r>
+      <w:r>
+        <w:t xml:space="preserve"> Zo bestaat er een attribuut genaamd HttpOnly, cookies met dit attribuut</w:t>
       </w:r>
     </w:p>
     <w:p>
@@ -4680,7 +4270,6 @@
       </w:pPr>
       <w:bookmarkStart w:id="15" w:name="_Toc222668233"/>
       <w:r>
-        <w:lastRenderedPageBreak/>
         <w:t>Praktisch</w:t>
       </w:r>
       <w:bookmarkEnd w:id="15"/>
@@ -4694,21 +4283,12 @@
       </w:r>
       <w:r>
         <w:br/>
-        <w:t xml:space="preserve">Escape: html &amp; </w:t>
-      </w:r>
-      <w:r>
-        <w:t>markupsafe</w:t>
-      </w:r>
-      <w:r>
-        <w:t xml:space="preserve"> packages</w:t>
-      </w:r>
-    </w:p>
-    <w:p>
-      <w:r>
-        <w:t xml:space="preserve">Ik heb gekozen voor escape met </w:t>
-      </w:r>
-      <w:r>
-        <w:t>markupsafe</w:t>
+        <w:t>Escape: html &amp; markupsafe packages</w:t>
+      </w:r>
+    </w:p>
+    <w:p>
+      <w:r>
+        <w:t>Ik heb gekozen voor escape met markupsafe</w:t>
       </w:r>
       <w:r>
         <w:t xml:space="preserve"> voor de veilige versie van de API</w:t>
@@ -4868,9 +4448,6 @@
     </w:p>
     <w:p>
       <w:r>
-        <w:rPr>
-          <w:noProof/>
-        </w:rPr>
         <w:drawing>
           <wp:anchor distT="0" distB="0" distL="114300" distR="114300" simplePos="0" relativeHeight="251661312" behindDoc="0" locked="0" layoutInCell="1" allowOverlap="1" wp14:anchorId="0E71232A" wp14:editId="3970D457">
             <wp:simplePos x="0" y="0"/>
@@ -4949,10 +4526,7 @@
         <w:t>POST request</w:t>
       </w:r>
       <w:r>
-        <w:t>, geld overschrijv</w:t>
-      </w:r>
-      <w:r>
-        <w:t>en</w:t>
+        <w:t>, geld overschrijven</w:t>
       </w:r>
     </w:p>
     <w:p>
@@ -4982,10 +4556,7 @@
         <w:t>toont</w:t>
       </w:r>
       <w:r>
-        <w:t xml:space="preserve"> een POST reques</w:t>
-      </w:r>
-      <w:r>
-        <w:t>t</w:t>
+        <w:t xml:space="preserve"> een POST request</w:t>
       </w:r>
       <w:r>
         <w:t xml:space="preserve"> van een API</w:t>
@@ -5089,9 +4660,6 @@
     </w:p>
     <w:p>
       <w:r>
-        <w:rPr>
-          <w:noProof/>
-        </w:rPr>
         <w:drawing>
           <wp:inline distT="0" distB="0" distL="0" distR="0" wp14:anchorId="51D0ECAB" wp14:editId="0DB30E32">
             <wp:extent cx="5548113" cy="2447925"/>
@@ -5399,10 +4967,7 @@
     </w:p>
     <w:p>
       <w:r>
-        <w:t>Cross-Origin Resource Sharing</w:t>
-      </w:r>
-      <w:r>
-        <w:t xml:space="preserve"> (CORS) is een uitzondering op SOP, met CORS kan een andere webapp toegang </w:t>
+        <w:t xml:space="preserve">Cross-Origin Resource Sharing (CORS) is een uitzondering op SOP, met CORS kan een andere webapp toegang </w:t>
       </w:r>
       <w:r>
         <w:t>krijgen</w:t>
@@ -5549,7 +5114,7 @@
         <w:lastRenderedPageBreak/>
         <w:t>Besluit</w:t>
       </w:r>
-      <w:bookmarkEnd w:id="9"/>
+      <w:bookmarkEnd w:id="10"/>
       <w:bookmarkEnd w:id="24"/>
     </w:p>
     <w:p>
@@ -5890,13 +5455,7 @@
         <w:t xml:space="preserve">opgenomen in een apart bestand om dit onderzoek overzichtelijk te houden. </w:t>
       </w:r>
       <w:r>
-        <w:t xml:space="preserve">De </w:t>
-      </w:r>
-      <w:r>
-        <w:t>referentielijst</w:t>
-      </w:r>
-      <w:r>
-        <w:t xml:space="preserve"> is ook gesorteerd per onderdeel van dit werk. </w:t>
+        <w:t xml:space="preserve">De referentielijst is ook gesorteerd per onderdeel van dit werk. </w:t>
       </w:r>
       <w:r>
         <w:t>Dit bestand kan je terug vinden in de meegeleverde bijlagen.</w:t>
@@ -6006,9 +5565,6 @@
       <w:pStyle w:val="Voettekst"/>
     </w:pPr>
     <w:r>
-      <w:rPr>
-        <w:noProof/>
-      </w:rPr>
       <mc:AlternateContent>
         <mc:Choice Requires="wps">
           <w:drawing>
@@ -6196,9 +5752,6 @@
       </mc:AlternateContent>
     </w:r>
     <w:r>
-      <w:rPr>
-        <w:noProof/>
-      </w:rPr>
       <mc:AlternateContent>
         <mc:Choice Requires="wps">
           <w:drawing>
@@ -6325,9 +5878,6 @@
     <w:p>
       <w:pPr>
         <w:pStyle w:val="Voetnoottekst"/>
-        <w:rPr>
-          <w:lang w:val="en-US"/>
-        </w:rPr>
       </w:pPr>
       <w:r>
         <w:rPr>
@@ -6354,33 +5904,22 @@
         <w:t>werkt</w:t>
       </w:r>
       <w:r>
-        <w:t xml:space="preserve"> kan gevonden worden in dit artikel van Geeks For Geeks: GeeksforGeeks. </w:t>
-      </w:r>
-      <w:r>
-        <w:rPr>
-          <w:lang w:val="en-US"/>
-        </w:rPr>
-        <w:t xml:space="preserve">(2025, December 15). </w:t>
+        <w:t xml:space="preserve"> kan gevonden worden in dit artikel van Geeks For Geeks: GeeksforGeeks. (2025, December 15). </w:t>
       </w:r>
       <w:r>
         <w:rPr>
           <w:i/>
           <w:iCs/>
-          <w:lang w:val="en-US"/>
         </w:rPr>
         <w:t>What is an API (Application Programming Interface)</w:t>
       </w:r>
       <w:r>
-        <w:rPr>
-          <w:lang w:val="en-US"/>
-        </w:rPr>
         <w:t xml:space="preserve">. GeeksforGeeks. </w:t>
       </w:r>
       <w:hyperlink r:id="rId1" w:history="1">
         <w:r>
           <w:rPr>
             <w:rStyle w:val="Hyperlink"/>
-            <w:lang w:val="en-US"/>
           </w:rPr>
           <w:t>https://www.geeksforgeeks.org/software-testing/what-is-an-api/</w:t>
         </w:r>
@@ -6389,9 +5928,6 @@
     <w:p>
       <w:pPr>
         <w:pStyle w:val="Voetnoottekst"/>
-        <w:rPr>
-          <w:lang w:val="en-US"/>
-        </w:rPr>
       </w:pPr>
     </w:p>
   </w:footnote>
@@ -6425,14 +5961,10 @@
         <w:rPr>
           <w:i/>
           <w:iCs/>
-          <w:lang w:val="en-US"/>
         </w:rPr>
         <w:t>What is a REST API? Examples, uses, and challenges</w:t>
       </w:r>
       <w:r>
-        <w:rPr>
-          <w:lang w:val="en-US"/>
-        </w:rPr>
         <w:t xml:space="preserve">. Postman Blog. </w:t>
       </w:r>
       <w:hyperlink r:id="rId2" w:history="1">
@@ -6523,13 +6055,7 @@
         <w:t>Cross-Origin</w:t>
       </w:r>
       <w:r>
-        <w:t xml:space="preserve"> is het tegenovergestelde van same-origin. Wanneer 1 van de eigenschappen niet </w:t>
-      </w:r>
-      <w:r>
-        <w:t>volledig overeenkom</w:t>
-      </w:r>
-      <w:r>
-        <w:t>t, wordt dit aangeduid als cross-origin.</w:t>
+        <w:t xml:space="preserve"> is het tegenovergestelde van same-origin. Wanneer 1 van de eigenschappen niet volledig overeenkomt, wordt dit aangeduid als cross-origin.</w:t>
       </w:r>
     </w:p>
   </w:footnote>
@@ -11889,6 +11415,7 @@
   <w:style w:type="character" w:default="1" w:styleId="Standaardalinea-lettertype">
     <w:name w:val="Default Paragraph Font"/>
     <w:uiPriority w:val="1"/>
+    <w:semiHidden/>
     <w:unhideWhenUsed/>
   </w:style>
   <w:style w:type="table" w:default="1" w:styleId="Standaardtabel">

--- a/docs/Official/25-26_GDC_Ian_Chains_Baute_6ICWE.docx
+++ b/docs/Official/25-26_GDC_Ian_Chains_Baute_6ICWE.docx
@@ -14,8 +14,11 @@
       <w:bookmarkStart w:id="1" w:name="_Toc196152160"/>
       <w:bookmarkStart w:id="2" w:name="_Toc196172488"/>
       <w:r>
+        <w:rPr>
+          <w:noProof/>
+        </w:rPr>
         <w:drawing>
-          <wp:anchor distT="0" distB="0" distL="114300" distR="114300" simplePos="0" relativeHeight="251658240" behindDoc="0" locked="0" layoutInCell="1" allowOverlap="1" wp14:anchorId="5268361A" wp14:editId="71AEE04C">
+          <wp:anchor distT="0" distB="0" distL="114300" distR="114300" simplePos="0" relativeHeight="251658240" behindDoc="0" locked="0" layoutInCell="1" allowOverlap="1" wp14:anchorId="5268361A" wp14:editId="35DAE379">
             <wp:simplePos x="0" y="0"/>
             <wp:positionH relativeFrom="margin">
               <wp:align>center</wp:align>
@@ -152,7 +155,29 @@
           <w:sz w:val="62"/>
           <w:szCs w:val="62"/>
         </w:rPr>
-        <w:t>bij REST-API’s en hun authenticatiesystemen</w:t>
+        <w:t>bij REST-</w:t>
+      </w:r>
+      <w:proofErr w:type="spellStart"/>
+      <w:r>
+        <w:rPr>
+          <w:b/>
+          <w:bCs/>
+          <w:color w:val="0A2F41" w:themeColor="accent1" w:themeShade="80"/>
+          <w:sz w:val="62"/>
+          <w:szCs w:val="62"/>
+        </w:rPr>
+        <w:t>API’s</w:t>
+      </w:r>
+      <w:proofErr w:type="spellEnd"/>
+      <w:r>
+        <w:rPr>
+          <w:b/>
+          <w:bCs/>
+          <w:color w:val="0A2F41" w:themeColor="accent1" w:themeShade="80"/>
+          <w:sz w:val="62"/>
+          <w:szCs w:val="62"/>
+        </w:rPr>
+        <w:t xml:space="preserve"> en hun authenticatiesystemen</w:t>
       </w:r>
       <w:r>
         <w:rPr>
@@ -271,7 +296,23 @@
           <w:sz w:val="30"/>
           <w:szCs w:val="30"/>
         </w:rPr>
-        <w:t xml:space="preserve">Ian-Chains Baute </w:t>
+        <w:t>Ian-</w:t>
+      </w:r>
+      <w:proofErr w:type="spellStart"/>
+      <w:r>
+        <w:rPr>
+          <w:sz w:val="30"/>
+          <w:szCs w:val="30"/>
+        </w:rPr>
+        <w:t>Chains</w:t>
+      </w:r>
+      <w:proofErr w:type="spellEnd"/>
+      <w:r>
+        <w:rPr>
+          <w:sz w:val="30"/>
+          <w:szCs w:val="30"/>
+        </w:rPr>
+        <w:t xml:space="preserve"> Baute </w:t>
       </w:r>
       <w:r>
         <w:rPr>
@@ -392,7 +433,7 @@
         <w:pStyle w:val="Kop1"/>
       </w:pPr>
       <w:bookmarkStart w:id="3" w:name="_Toc196152162"/>
-      <w:bookmarkStart w:id="4" w:name="_Toc222668225"/>
+      <w:bookmarkStart w:id="4" w:name="_Toc222751190"/>
       <w:r>
         <w:lastRenderedPageBreak/>
         <w:t>Woord vooraf</w:t>
@@ -559,7 +600,23 @@
           <w:rFonts w:cs="Arial"/>
           <w:szCs w:val="22"/>
         </w:rPr>
-        <w:t xml:space="preserve"> gebruik van API’s om data uit te wisselen tussen de gebruiker of andere software systemen en daarbij is de REST-API de meest voorkomende en gebruikte. </w:t>
+        <w:t xml:space="preserve"> gebruik van </w:t>
+      </w:r>
+      <w:proofErr w:type="spellStart"/>
+      <w:r>
+        <w:rPr>
+          <w:rFonts w:cs="Arial"/>
+          <w:szCs w:val="22"/>
+        </w:rPr>
+        <w:t>API’s</w:t>
+      </w:r>
+      <w:proofErr w:type="spellEnd"/>
+      <w:r>
+        <w:rPr>
+          <w:rFonts w:cs="Arial"/>
+          <w:szCs w:val="22"/>
+        </w:rPr>
+        <w:t xml:space="preserve"> om data uit te wisselen tussen de gebruiker of andere software systemen en daarbij is de REST-API de meest voorkomende en gebruikte. </w:t>
       </w:r>
     </w:p>
     <w:p>
@@ -595,146 +652,162 @@
           <w:rFonts w:cs="Arial"/>
           <w:szCs w:val="22"/>
         </w:rPr>
-        <w:t>REST-API’s gebruikt in project</w:t>
-      </w:r>
+        <w:t>REST-</w:t>
+      </w:r>
+      <w:proofErr w:type="spellStart"/>
       <w:r>
         <w:rPr>
           <w:rFonts w:cs="Arial"/>
           <w:szCs w:val="22"/>
         </w:rPr>
-        <w:t>en</w:t>
-      </w:r>
+        <w:t>API’s</w:t>
+      </w:r>
+      <w:proofErr w:type="spellEnd"/>
       <w:r>
         <w:rPr>
           <w:rFonts w:cs="Arial"/>
           <w:szCs w:val="22"/>
         </w:rPr>
-        <w:t xml:space="preserve"> </w:t>
+        <w:t xml:space="preserve"> gebruikt in project</w:t>
       </w:r>
       <w:r>
         <w:rPr>
           <w:rFonts w:cs="Arial"/>
           <w:szCs w:val="22"/>
         </w:rPr>
-        <w:t>voor het uitwisselen van data tussen de gebruiker en de app. M</w:t>
+        <w:t>en</w:t>
       </w:r>
       <w:r>
         <w:rPr>
           <w:rFonts w:cs="Arial"/>
           <w:szCs w:val="22"/>
         </w:rPr>
-        <w:t>aar</w:t>
+        <w:t xml:space="preserve"> </w:t>
       </w:r>
       <w:r>
         <w:rPr>
           <w:rFonts w:cs="Arial"/>
           <w:szCs w:val="22"/>
         </w:rPr>
-        <w:t xml:space="preserve"> ik heb</w:t>
+        <w:t>voor het uitwisselen van data tussen de gebruiker en de app. M</w:t>
       </w:r>
       <w:r>
         <w:rPr>
           <w:rFonts w:cs="Arial"/>
           <w:szCs w:val="22"/>
         </w:rPr>
-        <w:t xml:space="preserve"> </w:t>
+        <w:t>aar</w:t>
       </w:r>
       <w:r>
         <w:rPr>
           <w:rFonts w:cs="Arial"/>
           <w:szCs w:val="22"/>
         </w:rPr>
-        <w:t xml:space="preserve">zelf nog </w:t>
+        <w:t xml:space="preserve"> ik heb</w:t>
       </w:r>
       <w:r>
         <w:rPr>
           <w:rFonts w:cs="Arial"/>
           <w:szCs w:val="22"/>
         </w:rPr>
-        <w:t xml:space="preserve">nooit echt stil gestaan bij de beveiliging van </w:t>
+        <w:t xml:space="preserve"> </w:t>
       </w:r>
       <w:r>
         <w:rPr>
           <w:rFonts w:cs="Arial"/>
           <w:szCs w:val="22"/>
         </w:rPr>
-        <w:t xml:space="preserve">de </w:t>
+        <w:t xml:space="preserve">zelf nog </w:t>
       </w:r>
       <w:r>
         <w:rPr>
           <w:rFonts w:cs="Arial"/>
           <w:szCs w:val="22"/>
         </w:rPr>
-        <w:t>API</w:t>
+        <w:t xml:space="preserve">nooit echt stil gestaan bij de beveiliging van </w:t>
       </w:r>
       <w:r>
         <w:rPr>
           <w:rFonts w:cs="Arial"/>
           <w:szCs w:val="22"/>
         </w:rPr>
-        <w:t xml:space="preserve"> </w:t>
+        <w:t xml:space="preserve">de </w:t>
       </w:r>
       <w:r>
         <w:rPr>
           <w:rFonts w:cs="Arial"/>
           <w:szCs w:val="22"/>
         </w:rPr>
-        <w:t>v</w:t>
+        <w:t>API</w:t>
       </w:r>
       <w:r>
         <w:rPr>
           <w:rFonts w:cs="Arial"/>
           <w:szCs w:val="22"/>
         </w:rPr>
-        <w:t>oor</w:t>
+        <w:t xml:space="preserve"> </w:t>
       </w:r>
       <w:r>
         <w:rPr>
           <w:rFonts w:cs="Arial"/>
           <w:szCs w:val="22"/>
         </w:rPr>
-        <w:t xml:space="preserve"> mijn projecten. Daarom wil ik in dit onderzoek </w:t>
+        <w:t>v</w:t>
       </w:r>
       <w:r>
         <w:rPr>
           <w:rFonts w:cs="Arial"/>
           <w:szCs w:val="22"/>
         </w:rPr>
-        <w:t>dan ook de nadruk leggen op de beveiliging van een REST-API</w:t>
+        <w:t>oor</w:t>
       </w:r>
       <w:r>
         <w:rPr>
           <w:rFonts w:cs="Arial"/>
           <w:szCs w:val="22"/>
         </w:rPr>
-        <w:t xml:space="preserve"> systeem</w:t>
+        <w:t xml:space="preserve"> mijn projecten. Daarom wil ik in dit onderzoek </w:t>
       </w:r>
       <w:r>
         <w:rPr>
           <w:rFonts w:cs="Arial"/>
           <w:szCs w:val="22"/>
         </w:rPr>
-        <w:t xml:space="preserve"> om bij te leren over welke beveiligingsproblemen er </w:t>
+        <w:t>dan ook de nadruk leggen op de beveiliging van een REST-API</w:t>
       </w:r>
       <w:r>
         <w:rPr>
           <w:rFonts w:cs="Arial"/>
           <w:szCs w:val="22"/>
         </w:rPr>
-        <w:t xml:space="preserve">vaak aanwezig zijn en hoe </w:t>
+        <w:t xml:space="preserve"> systeem</w:t>
       </w:r>
       <w:r>
         <w:rPr>
           <w:rFonts w:cs="Arial"/>
           <w:szCs w:val="22"/>
         </w:rPr>
-        <w:t>ze</w:t>
+        <w:t xml:space="preserve"> om bij te leren over welke beveiligingsproblemen er </w:t>
       </w:r>
       <w:r>
         <w:rPr>
           <w:rFonts w:cs="Arial"/>
           <w:szCs w:val="22"/>
         </w:rPr>
+        <w:t xml:space="preserve">vaak aanwezig zijn en hoe </w:t>
+      </w:r>
+      <w:r>
+        <w:rPr>
+          <w:rFonts w:cs="Arial"/>
+          <w:szCs w:val="22"/>
+        </w:rPr>
+        <w:t>ze</w:t>
+      </w:r>
+      <w:r>
+        <w:rPr>
+          <w:rFonts w:cs="Arial"/>
+          <w:szCs w:val="22"/>
+        </w:rPr>
         <w:t xml:space="preserve"> voorkomen kunnen worden.</w:t>
       </w:r>
     </w:p>
@@ -771,7 +844,23 @@
           <w:rFonts w:cs="Arial"/>
           <w:szCs w:val="22"/>
         </w:rPr>
-        <w:t xml:space="preserve">van REST-API’s </w:t>
+        <w:t>van REST-</w:t>
+      </w:r>
+      <w:proofErr w:type="spellStart"/>
+      <w:r>
+        <w:rPr>
+          <w:rFonts w:cs="Arial"/>
+          <w:szCs w:val="22"/>
+        </w:rPr>
+        <w:t>API’s</w:t>
+      </w:r>
+      <w:proofErr w:type="spellEnd"/>
+      <w:r>
+        <w:rPr>
+          <w:rFonts w:cs="Arial"/>
+          <w:szCs w:val="22"/>
+        </w:rPr>
+        <w:t xml:space="preserve"> </w:t>
       </w:r>
       <w:r>
         <w:rPr>
@@ -835,6 +924,9 @@
         <w:p>
           <w:pPr>
             <w:pStyle w:val="Kopvaninhoudsopgave"/>
+            <w:rPr>
+              <w:noProof/>
+            </w:rPr>
           </w:pPr>
           <w:r>
             <w:rPr>
@@ -872,54 +964,63 @@
             </w:tabs>
             <w:rPr>
               <w:rFonts w:asciiTheme="minorHAnsi" w:eastAsiaTheme="minorEastAsia" w:hAnsiTheme="minorHAnsi"/>
+              <w:noProof/>
               <w:sz w:val="24"/>
               <w:lang w:eastAsia="nl-BE"/>
             </w:rPr>
           </w:pPr>
-          <w:hyperlink w:anchor="_Toc222668225" w:history="1">
+          <w:hyperlink w:anchor="_Toc222751190" w:history="1">
             <w:r>
               <w:rPr>
                 <w:rStyle w:val="Hyperlink"/>
+                <w:noProof/>
               </w:rPr>
               <w:t>Woord vooraf</w:t>
             </w:r>
             <w:r>
               <w:rPr>
+                <w:noProof/>
                 <w:webHidden/>
               </w:rPr>
               <w:tab/>
             </w:r>
             <w:r>
               <w:rPr>
+                <w:noProof/>
                 <w:webHidden/>
               </w:rPr>
               <w:fldChar w:fldCharType="begin"/>
             </w:r>
             <w:r>
               <w:rPr>
-                <w:webHidden/>
-              </w:rPr>
-              <w:instrText xml:space="preserve"> PAGEREF _Toc222668225 \h </w:instrText>
-            </w:r>
-            <w:r>
-              <w:rPr>
-                <w:webHidden/>
-              </w:rPr>
-            </w:r>
-            <w:r>
-              <w:rPr>
+                <w:noProof/>
+                <w:webHidden/>
+              </w:rPr>
+              <w:instrText xml:space="preserve"> PAGEREF _Toc222751190 \h </w:instrText>
+            </w:r>
+            <w:r>
+              <w:rPr>
+                <w:noProof/>
+                <w:webHidden/>
+              </w:rPr>
+            </w:r>
+            <w:r>
+              <w:rPr>
+                <w:noProof/>
                 <w:webHidden/>
               </w:rPr>
               <w:fldChar w:fldCharType="separate"/>
             </w:r>
             <w:r>
               <w:rPr>
+                <w:noProof/>
                 <w:webHidden/>
               </w:rPr>
               <w:t>1</w:t>
             </w:r>
             <w:r>
               <w:rPr>
+                <w:noProof/>
                 <w:webHidden/>
               </w:rPr>
               <w:fldChar w:fldCharType="end"/>
@@ -934,54 +1035,63 @@
             </w:tabs>
             <w:rPr>
               <w:rFonts w:asciiTheme="minorHAnsi" w:eastAsiaTheme="minorEastAsia" w:hAnsiTheme="minorHAnsi"/>
+              <w:noProof/>
               <w:sz w:val="24"/>
               <w:lang w:eastAsia="nl-BE"/>
             </w:rPr>
           </w:pPr>
-          <w:hyperlink w:anchor="_Toc222668226" w:history="1">
+          <w:hyperlink w:anchor="_Toc222751191" w:history="1">
             <w:r>
               <w:rPr>
                 <w:rStyle w:val="Hyperlink"/>
+                <w:noProof/>
               </w:rPr>
               <w:t>Inleiding</w:t>
             </w:r>
             <w:r>
               <w:rPr>
+                <w:noProof/>
                 <w:webHidden/>
               </w:rPr>
               <w:tab/>
             </w:r>
             <w:r>
               <w:rPr>
+                <w:noProof/>
                 <w:webHidden/>
               </w:rPr>
               <w:fldChar w:fldCharType="begin"/>
             </w:r>
             <w:r>
               <w:rPr>
-                <w:webHidden/>
-              </w:rPr>
-              <w:instrText xml:space="preserve"> PAGEREF _Toc222668226 \h </w:instrText>
-            </w:r>
-            <w:r>
-              <w:rPr>
-                <w:webHidden/>
-              </w:rPr>
-            </w:r>
-            <w:r>
-              <w:rPr>
+                <w:noProof/>
+                <w:webHidden/>
+              </w:rPr>
+              <w:instrText xml:space="preserve"> PAGEREF _Toc222751191 \h </w:instrText>
+            </w:r>
+            <w:r>
+              <w:rPr>
+                <w:noProof/>
+                <w:webHidden/>
+              </w:rPr>
+            </w:r>
+            <w:r>
+              <w:rPr>
+                <w:noProof/>
                 <w:webHidden/>
               </w:rPr>
               <w:fldChar w:fldCharType="separate"/>
             </w:r>
             <w:r>
               <w:rPr>
+                <w:noProof/>
                 <w:webHidden/>
               </w:rPr>
               <w:t>3</w:t>
             </w:r>
             <w:r>
               <w:rPr>
+                <w:noProof/>
                 <w:webHidden/>
               </w:rPr>
               <w:fldChar w:fldCharType="end"/>
@@ -996,54 +1106,63 @@
             </w:tabs>
             <w:rPr>
               <w:rFonts w:asciiTheme="minorHAnsi" w:eastAsiaTheme="minorEastAsia" w:hAnsiTheme="minorHAnsi"/>
+              <w:noProof/>
               <w:sz w:val="24"/>
               <w:lang w:eastAsia="nl-BE"/>
             </w:rPr>
           </w:pPr>
-          <w:hyperlink w:anchor="_Toc222668227" w:history="1">
+          <w:hyperlink w:anchor="_Toc222751192" w:history="1">
             <w:r>
               <w:rPr>
                 <w:rStyle w:val="Hyperlink"/>
+                <w:noProof/>
               </w:rPr>
               <w:t>Afkortingen</w:t>
             </w:r>
             <w:r>
               <w:rPr>
+                <w:noProof/>
                 <w:webHidden/>
               </w:rPr>
               <w:tab/>
             </w:r>
             <w:r>
               <w:rPr>
+                <w:noProof/>
                 <w:webHidden/>
               </w:rPr>
               <w:fldChar w:fldCharType="begin"/>
             </w:r>
             <w:r>
               <w:rPr>
-                <w:webHidden/>
-              </w:rPr>
-              <w:instrText xml:space="preserve"> PAGEREF _Toc222668227 \h </w:instrText>
-            </w:r>
-            <w:r>
-              <w:rPr>
-                <w:webHidden/>
-              </w:rPr>
-            </w:r>
-            <w:r>
-              <w:rPr>
+                <w:noProof/>
+                <w:webHidden/>
+              </w:rPr>
+              <w:instrText xml:space="preserve"> PAGEREF _Toc222751192 \h </w:instrText>
+            </w:r>
+            <w:r>
+              <w:rPr>
+                <w:noProof/>
+                <w:webHidden/>
+              </w:rPr>
+            </w:r>
+            <w:r>
+              <w:rPr>
+                <w:noProof/>
                 <w:webHidden/>
               </w:rPr>
               <w:fldChar w:fldCharType="separate"/>
             </w:r>
             <w:r>
               <w:rPr>
+                <w:noProof/>
                 <w:webHidden/>
               </w:rPr>
               <w:t>4</w:t>
             </w:r>
             <w:r>
               <w:rPr>
+                <w:noProof/>
                 <w:webHidden/>
               </w:rPr>
               <w:fldChar w:fldCharType="end"/>
@@ -1059,21 +1178,24 @@
             </w:tabs>
             <w:rPr>
               <w:rFonts w:asciiTheme="minorHAnsi" w:eastAsiaTheme="minorEastAsia" w:hAnsiTheme="minorHAnsi"/>
+              <w:noProof/>
               <w:sz w:val="24"/>
               <w:lang w:eastAsia="nl-BE"/>
             </w:rPr>
           </w:pPr>
-          <w:hyperlink w:anchor="_Toc222668228" w:history="1">
+          <w:hyperlink w:anchor="_Toc222751193" w:history="1">
             <w:r>
               <w:rPr>
                 <w:rStyle w:val="Hyperlink"/>
                 <w:rFonts w:cs="Arial"/>
+                <w:noProof/>
               </w:rPr>
               <w:t>1</w:t>
             </w:r>
             <w:r>
               <w:rPr>
                 <w:rFonts w:asciiTheme="minorHAnsi" w:eastAsiaTheme="minorEastAsia" w:hAnsiTheme="minorHAnsi"/>
+                <w:noProof/>
                 <w:sz w:val="24"/>
                 <w:lang w:eastAsia="nl-BE"/>
               </w:rPr>
@@ -1082,6 +1204,7 @@
             <w:r>
               <w:rPr>
                 <w:rStyle w:val="Hyperlink"/>
+                <w:noProof/>
               </w:rPr>
               <w:t xml:space="preserve">XSS - </w:t>
             </w:r>
@@ -1089,46 +1212,54 @@
               <w:rPr>
                 <w:rStyle w:val="Hyperlink"/>
                 <w:rFonts w:cs="Arial"/>
+                <w:noProof/>
               </w:rPr>
               <w:t>Cross-Site Scripting</w:t>
             </w:r>
             <w:r>
               <w:rPr>
+                <w:noProof/>
                 <w:webHidden/>
               </w:rPr>
               <w:tab/>
             </w:r>
             <w:r>
               <w:rPr>
+                <w:noProof/>
                 <w:webHidden/>
               </w:rPr>
               <w:fldChar w:fldCharType="begin"/>
             </w:r>
             <w:r>
               <w:rPr>
-                <w:webHidden/>
-              </w:rPr>
-              <w:instrText xml:space="preserve"> PAGEREF _Toc222668228 \h </w:instrText>
-            </w:r>
-            <w:r>
-              <w:rPr>
-                <w:webHidden/>
-              </w:rPr>
-            </w:r>
-            <w:r>
-              <w:rPr>
+                <w:noProof/>
+                <w:webHidden/>
+              </w:rPr>
+              <w:instrText xml:space="preserve"> PAGEREF _Toc222751193 \h </w:instrText>
+            </w:r>
+            <w:r>
+              <w:rPr>
+                <w:noProof/>
+                <w:webHidden/>
+              </w:rPr>
+            </w:r>
+            <w:r>
+              <w:rPr>
+                <w:noProof/>
                 <w:webHidden/>
               </w:rPr>
               <w:fldChar w:fldCharType="separate"/>
             </w:r>
             <w:r>
               <w:rPr>
+                <w:noProof/>
                 <w:webHidden/>
               </w:rPr>
               <w:t>5</w:t>
             </w:r>
             <w:r>
               <w:rPr>
+                <w:noProof/>
                 <w:webHidden/>
               </w:rPr>
               <w:fldChar w:fldCharType="end"/>
@@ -1144,20 +1275,23 @@
             </w:tabs>
             <w:rPr>
               <w:rFonts w:asciiTheme="minorHAnsi" w:eastAsiaTheme="minorEastAsia" w:hAnsiTheme="minorHAnsi"/>
+              <w:noProof/>
               <w:sz w:val="24"/>
               <w:lang w:eastAsia="nl-BE"/>
             </w:rPr>
           </w:pPr>
-          <w:hyperlink w:anchor="_Toc222668229" w:history="1">
+          <w:hyperlink w:anchor="_Toc222751194" w:history="1">
             <w:r>
               <w:rPr>
                 <w:rStyle w:val="Hyperlink"/>
+                <w:noProof/>
               </w:rPr>
               <w:t>1.1</w:t>
             </w:r>
             <w:r>
               <w:rPr>
                 <w:rFonts w:asciiTheme="minorHAnsi" w:eastAsiaTheme="minorEastAsia" w:hAnsiTheme="minorHAnsi"/>
+                <w:noProof/>
                 <w:sz w:val="24"/>
                 <w:lang w:eastAsia="nl-BE"/>
               </w:rPr>
@@ -1166,46 +1300,54 @@
             <w:r>
               <w:rPr>
                 <w:rStyle w:val="Hyperlink"/>
+                <w:noProof/>
               </w:rPr>
               <w:t>Wat is XSS?</w:t>
             </w:r>
             <w:r>
               <w:rPr>
+                <w:noProof/>
                 <w:webHidden/>
               </w:rPr>
               <w:tab/>
             </w:r>
             <w:r>
               <w:rPr>
+                <w:noProof/>
                 <w:webHidden/>
               </w:rPr>
               <w:fldChar w:fldCharType="begin"/>
             </w:r>
             <w:r>
               <w:rPr>
-                <w:webHidden/>
-              </w:rPr>
-              <w:instrText xml:space="preserve"> PAGEREF _Toc222668229 \h </w:instrText>
-            </w:r>
-            <w:r>
-              <w:rPr>
-                <w:webHidden/>
-              </w:rPr>
-            </w:r>
-            <w:r>
-              <w:rPr>
+                <w:noProof/>
+                <w:webHidden/>
+              </w:rPr>
+              <w:instrText xml:space="preserve"> PAGEREF _Toc222751194 \h </w:instrText>
+            </w:r>
+            <w:r>
+              <w:rPr>
+                <w:noProof/>
+                <w:webHidden/>
+              </w:rPr>
+            </w:r>
+            <w:r>
+              <w:rPr>
+                <w:noProof/>
                 <w:webHidden/>
               </w:rPr>
               <w:fldChar w:fldCharType="separate"/>
             </w:r>
             <w:r>
               <w:rPr>
+                <w:noProof/>
                 <w:webHidden/>
               </w:rPr>
               <w:t>5</w:t>
             </w:r>
             <w:r>
               <w:rPr>
+                <w:noProof/>
                 <w:webHidden/>
               </w:rPr>
               <w:fldChar w:fldCharType="end"/>
@@ -1221,20 +1363,23 @@
             </w:tabs>
             <w:rPr>
               <w:rFonts w:asciiTheme="minorHAnsi" w:eastAsiaTheme="minorEastAsia" w:hAnsiTheme="minorHAnsi"/>
+              <w:noProof/>
               <w:sz w:val="24"/>
               <w:lang w:eastAsia="nl-BE"/>
             </w:rPr>
           </w:pPr>
-          <w:hyperlink w:anchor="_Toc222668230" w:history="1">
+          <w:hyperlink w:anchor="_Toc222751195" w:history="1">
             <w:r>
               <w:rPr>
                 <w:rStyle w:val="Hyperlink"/>
+                <w:noProof/>
               </w:rPr>
               <w:t>1.1.1</w:t>
             </w:r>
             <w:r>
               <w:rPr>
                 <w:rFonts w:asciiTheme="minorHAnsi" w:eastAsiaTheme="minorEastAsia" w:hAnsiTheme="minorHAnsi"/>
+                <w:noProof/>
                 <w:sz w:val="24"/>
                 <w:lang w:eastAsia="nl-BE"/>
               </w:rPr>
@@ -1243,46 +1388,54 @@
             <w:r>
               <w:rPr>
                 <w:rStyle w:val="Hyperlink"/>
+                <w:noProof/>
               </w:rPr>
               <w:t>Reflected XSS</w:t>
             </w:r>
             <w:r>
               <w:rPr>
+                <w:noProof/>
                 <w:webHidden/>
               </w:rPr>
               <w:tab/>
             </w:r>
             <w:r>
               <w:rPr>
+                <w:noProof/>
                 <w:webHidden/>
               </w:rPr>
               <w:fldChar w:fldCharType="begin"/>
             </w:r>
             <w:r>
               <w:rPr>
-                <w:webHidden/>
-              </w:rPr>
-              <w:instrText xml:space="preserve"> PAGEREF _Toc222668230 \h </w:instrText>
-            </w:r>
-            <w:r>
-              <w:rPr>
-                <w:webHidden/>
-              </w:rPr>
-            </w:r>
-            <w:r>
-              <w:rPr>
+                <w:noProof/>
+                <w:webHidden/>
+              </w:rPr>
+              <w:instrText xml:space="preserve"> PAGEREF _Toc222751195 \h </w:instrText>
+            </w:r>
+            <w:r>
+              <w:rPr>
+                <w:noProof/>
+                <w:webHidden/>
+              </w:rPr>
+            </w:r>
+            <w:r>
+              <w:rPr>
+                <w:noProof/>
                 <w:webHidden/>
               </w:rPr>
               <w:fldChar w:fldCharType="separate"/>
             </w:r>
             <w:r>
               <w:rPr>
+                <w:noProof/>
                 <w:webHidden/>
               </w:rPr>
               <w:t>6</w:t>
             </w:r>
             <w:r>
               <w:rPr>
+                <w:noProof/>
                 <w:webHidden/>
               </w:rPr>
               <w:fldChar w:fldCharType="end"/>
@@ -1298,20 +1451,23 @@
             </w:tabs>
             <w:rPr>
               <w:rFonts w:asciiTheme="minorHAnsi" w:eastAsiaTheme="minorEastAsia" w:hAnsiTheme="minorHAnsi"/>
+              <w:noProof/>
               <w:sz w:val="24"/>
               <w:lang w:eastAsia="nl-BE"/>
             </w:rPr>
           </w:pPr>
-          <w:hyperlink w:anchor="_Toc222668231" w:history="1">
+          <w:hyperlink w:anchor="_Toc222751196" w:history="1">
             <w:r>
               <w:rPr>
                 <w:rStyle w:val="Hyperlink"/>
+                <w:noProof/>
               </w:rPr>
               <w:t>1.1.2</w:t>
             </w:r>
             <w:r>
               <w:rPr>
                 <w:rFonts w:asciiTheme="minorHAnsi" w:eastAsiaTheme="minorEastAsia" w:hAnsiTheme="minorHAnsi"/>
+                <w:noProof/>
                 <w:sz w:val="24"/>
                 <w:lang w:eastAsia="nl-BE"/>
               </w:rPr>
@@ -1320,46 +1476,54 @@
             <w:r>
               <w:rPr>
                 <w:rStyle w:val="Hyperlink"/>
+                <w:noProof/>
               </w:rPr>
               <w:t>Stored XSS</w:t>
             </w:r>
             <w:r>
               <w:rPr>
+                <w:noProof/>
                 <w:webHidden/>
               </w:rPr>
               <w:tab/>
             </w:r>
             <w:r>
               <w:rPr>
+                <w:noProof/>
                 <w:webHidden/>
               </w:rPr>
               <w:fldChar w:fldCharType="begin"/>
             </w:r>
             <w:r>
               <w:rPr>
-                <w:webHidden/>
-              </w:rPr>
-              <w:instrText xml:space="preserve"> PAGEREF _Toc222668231 \h </w:instrText>
-            </w:r>
-            <w:r>
-              <w:rPr>
-                <w:webHidden/>
-              </w:rPr>
-            </w:r>
-            <w:r>
-              <w:rPr>
+                <w:noProof/>
+                <w:webHidden/>
+              </w:rPr>
+              <w:instrText xml:space="preserve"> PAGEREF _Toc222751196 \h </w:instrText>
+            </w:r>
+            <w:r>
+              <w:rPr>
+                <w:noProof/>
+                <w:webHidden/>
+              </w:rPr>
+            </w:r>
+            <w:r>
+              <w:rPr>
+                <w:noProof/>
                 <w:webHidden/>
               </w:rPr>
               <w:fldChar w:fldCharType="separate"/>
             </w:r>
             <w:r>
               <w:rPr>
+                <w:noProof/>
                 <w:webHidden/>
               </w:rPr>
               <w:t>6</w:t>
             </w:r>
             <w:r>
               <w:rPr>
+                <w:noProof/>
                 <w:webHidden/>
               </w:rPr>
               <w:fldChar w:fldCharType="end"/>
@@ -1375,20 +1539,23 @@
             </w:tabs>
             <w:rPr>
               <w:rFonts w:asciiTheme="minorHAnsi" w:eastAsiaTheme="minorEastAsia" w:hAnsiTheme="minorHAnsi"/>
+              <w:noProof/>
               <w:sz w:val="24"/>
               <w:lang w:eastAsia="nl-BE"/>
             </w:rPr>
           </w:pPr>
-          <w:hyperlink w:anchor="_Toc222668232" w:history="1">
+          <w:hyperlink w:anchor="_Toc222751197" w:history="1">
             <w:r>
               <w:rPr>
                 <w:rStyle w:val="Hyperlink"/>
+                <w:noProof/>
               </w:rPr>
               <w:t>1.2</w:t>
             </w:r>
             <w:r>
               <w:rPr>
                 <w:rFonts w:asciiTheme="minorHAnsi" w:eastAsiaTheme="minorEastAsia" w:hAnsiTheme="minorHAnsi"/>
+                <w:noProof/>
                 <w:sz w:val="24"/>
                 <w:lang w:eastAsia="nl-BE"/>
               </w:rPr>
@@ -1397,46 +1564,318 @@
             <w:r>
               <w:rPr>
                 <w:rStyle w:val="Hyperlink"/>
+                <w:noProof/>
               </w:rPr>
               <w:t>Hoe XSS voorkomen?</w:t>
             </w:r>
             <w:r>
               <w:rPr>
+                <w:noProof/>
                 <w:webHidden/>
               </w:rPr>
               <w:tab/>
             </w:r>
             <w:r>
               <w:rPr>
+                <w:noProof/>
                 <w:webHidden/>
               </w:rPr>
               <w:fldChar w:fldCharType="begin"/>
             </w:r>
             <w:r>
               <w:rPr>
-                <w:webHidden/>
-              </w:rPr>
-              <w:instrText xml:space="preserve"> PAGEREF _Toc222668232 \h </w:instrText>
-            </w:r>
-            <w:r>
-              <w:rPr>
-                <w:webHidden/>
-              </w:rPr>
-            </w:r>
-            <w:r>
-              <w:rPr>
+                <w:noProof/>
+                <w:webHidden/>
+              </w:rPr>
+              <w:instrText xml:space="preserve"> PAGEREF _Toc222751197 \h </w:instrText>
+            </w:r>
+            <w:r>
+              <w:rPr>
+                <w:noProof/>
+                <w:webHidden/>
+              </w:rPr>
+            </w:r>
+            <w:r>
+              <w:rPr>
+                <w:noProof/>
                 <w:webHidden/>
               </w:rPr>
               <w:fldChar w:fldCharType="separate"/>
             </w:r>
             <w:r>
               <w:rPr>
+                <w:noProof/>
                 <w:webHidden/>
               </w:rPr>
               <w:t>7</w:t>
             </w:r>
             <w:r>
               <w:rPr>
+                <w:noProof/>
+                <w:webHidden/>
+              </w:rPr>
+              <w:fldChar w:fldCharType="end"/>
+            </w:r>
+          </w:hyperlink>
+        </w:p>
+        <w:p>
+          <w:pPr>
+            <w:pStyle w:val="Inhopg3"/>
+            <w:tabs>
+              <w:tab w:val="left" w:pos="1200"/>
+              <w:tab w:val="right" w:leader="dot" w:pos="9062"/>
+            </w:tabs>
+            <w:rPr>
+              <w:rFonts w:asciiTheme="minorHAnsi" w:eastAsiaTheme="minorEastAsia" w:hAnsiTheme="minorHAnsi"/>
+              <w:noProof/>
+              <w:sz w:val="24"/>
+              <w:lang w:eastAsia="nl-BE"/>
+            </w:rPr>
+          </w:pPr>
+          <w:hyperlink w:anchor="_Toc222751198" w:history="1">
+            <w:r>
+              <w:rPr>
+                <w:rStyle w:val="Hyperlink"/>
+                <w:noProof/>
+              </w:rPr>
+              <w:t>1.2.1</w:t>
+            </w:r>
+            <w:r>
+              <w:rPr>
+                <w:rFonts w:asciiTheme="minorHAnsi" w:eastAsiaTheme="minorEastAsia" w:hAnsiTheme="minorHAnsi"/>
+                <w:noProof/>
+                <w:sz w:val="24"/>
+                <w:lang w:eastAsia="nl-BE"/>
+              </w:rPr>
+              <w:tab/>
+            </w:r>
+            <w:r>
+              <w:rPr>
+                <w:rStyle w:val="Hyperlink"/>
+                <w:noProof/>
+              </w:rPr>
+              <w:t>HTML escaping - HTML entity encoding</w:t>
+            </w:r>
+            <w:r>
+              <w:rPr>
+                <w:noProof/>
+                <w:webHidden/>
+              </w:rPr>
+              <w:tab/>
+            </w:r>
+            <w:r>
+              <w:rPr>
+                <w:noProof/>
+                <w:webHidden/>
+              </w:rPr>
+              <w:fldChar w:fldCharType="begin"/>
+            </w:r>
+            <w:r>
+              <w:rPr>
+                <w:noProof/>
+                <w:webHidden/>
+              </w:rPr>
+              <w:instrText xml:space="preserve"> PAGEREF _Toc222751198 \h </w:instrText>
+            </w:r>
+            <w:r>
+              <w:rPr>
+                <w:noProof/>
+                <w:webHidden/>
+              </w:rPr>
+            </w:r>
+            <w:r>
+              <w:rPr>
+                <w:noProof/>
+                <w:webHidden/>
+              </w:rPr>
+              <w:fldChar w:fldCharType="separate"/>
+            </w:r>
+            <w:r>
+              <w:rPr>
+                <w:noProof/>
+                <w:webHidden/>
+              </w:rPr>
+              <w:t>7</w:t>
+            </w:r>
+            <w:r>
+              <w:rPr>
+                <w:noProof/>
+                <w:webHidden/>
+              </w:rPr>
+              <w:fldChar w:fldCharType="end"/>
+            </w:r>
+          </w:hyperlink>
+        </w:p>
+        <w:p>
+          <w:pPr>
+            <w:pStyle w:val="Inhopg3"/>
+            <w:tabs>
+              <w:tab w:val="left" w:pos="1200"/>
+              <w:tab w:val="right" w:leader="dot" w:pos="9062"/>
+            </w:tabs>
+            <w:rPr>
+              <w:rFonts w:asciiTheme="minorHAnsi" w:eastAsiaTheme="minorEastAsia" w:hAnsiTheme="minorHAnsi"/>
+              <w:noProof/>
+              <w:sz w:val="24"/>
+              <w:lang w:eastAsia="nl-BE"/>
+            </w:rPr>
+          </w:pPr>
+          <w:hyperlink w:anchor="_Toc222751199" w:history="1">
+            <w:r>
+              <w:rPr>
+                <w:rStyle w:val="Hyperlink"/>
+                <w:noProof/>
+              </w:rPr>
+              <w:t>1.2.2</w:t>
+            </w:r>
+            <w:r>
+              <w:rPr>
+                <w:rFonts w:asciiTheme="minorHAnsi" w:eastAsiaTheme="minorEastAsia" w:hAnsiTheme="minorHAnsi"/>
+                <w:noProof/>
+                <w:sz w:val="24"/>
+                <w:lang w:eastAsia="nl-BE"/>
+              </w:rPr>
+              <w:tab/>
+            </w:r>
+            <w:r>
+              <w:rPr>
+                <w:rStyle w:val="Hyperlink"/>
+                <w:noProof/>
+              </w:rPr>
+              <w:t>HTML Strippen</w:t>
+            </w:r>
+            <w:r>
+              <w:rPr>
+                <w:noProof/>
+                <w:webHidden/>
+              </w:rPr>
+              <w:tab/>
+            </w:r>
+            <w:r>
+              <w:rPr>
+                <w:noProof/>
+                <w:webHidden/>
+              </w:rPr>
+              <w:fldChar w:fldCharType="begin"/>
+            </w:r>
+            <w:r>
+              <w:rPr>
+                <w:noProof/>
+                <w:webHidden/>
+              </w:rPr>
+              <w:instrText xml:space="preserve"> PAGEREF _Toc222751199 \h </w:instrText>
+            </w:r>
+            <w:r>
+              <w:rPr>
+                <w:noProof/>
+                <w:webHidden/>
+              </w:rPr>
+            </w:r>
+            <w:r>
+              <w:rPr>
+                <w:noProof/>
+                <w:webHidden/>
+              </w:rPr>
+              <w:fldChar w:fldCharType="separate"/>
+            </w:r>
+            <w:r>
+              <w:rPr>
+                <w:noProof/>
+                <w:webHidden/>
+              </w:rPr>
+              <w:t>7</w:t>
+            </w:r>
+            <w:r>
+              <w:rPr>
+                <w:noProof/>
+                <w:webHidden/>
+              </w:rPr>
+              <w:fldChar w:fldCharType="end"/>
+            </w:r>
+          </w:hyperlink>
+        </w:p>
+        <w:p>
+          <w:pPr>
+            <w:pStyle w:val="Inhopg3"/>
+            <w:tabs>
+              <w:tab w:val="left" w:pos="1200"/>
+              <w:tab w:val="right" w:leader="dot" w:pos="9062"/>
+            </w:tabs>
+            <w:rPr>
+              <w:rFonts w:asciiTheme="minorHAnsi" w:eastAsiaTheme="minorEastAsia" w:hAnsiTheme="minorHAnsi"/>
+              <w:noProof/>
+              <w:sz w:val="24"/>
+              <w:lang w:eastAsia="nl-BE"/>
+            </w:rPr>
+          </w:pPr>
+          <w:hyperlink w:anchor="_Toc222751200" w:history="1">
+            <w:r>
+              <w:rPr>
+                <w:rStyle w:val="Hyperlink"/>
+                <w:noProof/>
+              </w:rPr>
+              <w:t>1.2.3</w:t>
+            </w:r>
+            <w:r>
+              <w:rPr>
+                <w:rFonts w:asciiTheme="minorHAnsi" w:eastAsiaTheme="minorEastAsia" w:hAnsiTheme="minorHAnsi"/>
+                <w:noProof/>
+                <w:sz w:val="24"/>
+                <w:lang w:eastAsia="nl-BE"/>
+              </w:rPr>
+              <w:tab/>
+            </w:r>
+            <w:r>
+              <w:rPr>
+                <w:rStyle w:val="Hyperlink"/>
+                <w:noProof/>
+              </w:rPr>
+              <w:t>Cookies met HttpOnly  attribuut</w:t>
+            </w:r>
+            <w:r>
+              <w:rPr>
+                <w:noProof/>
+                <w:webHidden/>
+              </w:rPr>
+              <w:tab/>
+            </w:r>
+            <w:r>
+              <w:rPr>
+                <w:noProof/>
+                <w:webHidden/>
+              </w:rPr>
+              <w:fldChar w:fldCharType="begin"/>
+            </w:r>
+            <w:r>
+              <w:rPr>
+                <w:noProof/>
+                <w:webHidden/>
+              </w:rPr>
+              <w:instrText xml:space="preserve"> PAGEREF _Toc222751200 \h </w:instrText>
+            </w:r>
+            <w:r>
+              <w:rPr>
+                <w:noProof/>
+                <w:webHidden/>
+              </w:rPr>
+            </w:r>
+            <w:r>
+              <w:rPr>
+                <w:noProof/>
+                <w:webHidden/>
+              </w:rPr>
+              <w:fldChar w:fldCharType="separate"/>
+            </w:r>
+            <w:r>
+              <w:rPr>
+                <w:noProof/>
+                <w:webHidden/>
+              </w:rPr>
+              <w:t>7</w:t>
+            </w:r>
+            <w:r>
+              <w:rPr>
+                <w:noProof/>
                 <w:webHidden/>
               </w:rPr>
               <w:fldChar w:fldCharType="end"/>
@@ -1452,20 +1891,23 @@
             </w:tabs>
             <w:rPr>
               <w:rFonts w:asciiTheme="minorHAnsi" w:eastAsiaTheme="minorEastAsia" w:hAnsiTheme="minorHAnsi"/>
+              <w:noProof/>
               <w:sz w:val="24"/>
               <w:lang w:eastAsia="nl-BE"/>
             </w:rPr>
           </w:pPr>
-          <w:hyperlink w:anchor="_Toc222668233" w:history="1">
+          <w:hyperlink w:anchor="_Toc222751201" w:history="1">
             <w:r>
               <w:rPr>
                 <w:rStyle w:val="Hyperlink"/>
+                <w:noProof/>
               </w:rPr>
               <w:t>1.3</w:t>
             </w:r>
             <w:r>
               <w:rPr>
                 <w:rFonts w:asciiTheme="minorHAnsi" w:eastAsiaTheme="minorEastAsia" w:hAnsiTheme="minorHAnsi"/>
+                <w:noProof/>
                 <w:sz w:val="24"/>
                 <w:lang w:eastAsia="nl-BE"/>
               </w:rPr>
@@ -1474,46 +1916,318 @@
             <w:r>
               <w:rPr>
                 <w:rStyle w:val="Hyperlink"/>
+                <w:noProof/>
               </w:rPr>
               <w:t>Praktisch</w:t>
             </w:r>
             <w:r>
               <w:rPr>
+                <w:noProof/>
                 <w:webHidden/>
               </w:rPr>
               <w:tab/>
             </w:r>
             <w:r>
               <w:rPr>
+                <w:noProof/>
                 <w:webHidden/>
               </w:rPr>
               <w:fldChar w:fldCharType="begin"/>
             </w:r>
             <w:r>
               <w:rPr>
-                <w:webHidden/>
-              </w:rPr>
-              <w:instrText xml:space="preserve"> PAGEREF _Toc222668233 \h </w:instrText>
-            </w:r>
-            <w:r>
-              <w:rPr>
-                <w:webHidden/>
-              </w:rPr>
-            </w:r>
-            <w:r>
-              <w:rPr>
+                <w:noProof/>
+                <w:webHidden/>
+              </w:rPr>
+              <w:instrText xml:space="preserve"> PAGEREF _Toc222751201 \h </w:instrText>
+            </w:r>
+            <w:r>
+              <w:rPr>
+                <w:noProof/>
+                <w:webHidden/>
+              </w:rPr>
+            </w:r>
+            <w:r>
+              <w:rPr>
+                <w:noProof/>
                 <w:webHidden/>
               </w:rPr>
               <w:fldChar w:fldCharType="separate"/>
             </w:r>
             <w:r>
               <w:rPr>
-                <w:webHidden/>
-              </w:rPr>
-              <w:t>7</w:t>
-            </w:r>
-            <w:r>
-              <w:rPr>
+                <w:noProof/>
+                <w:webHidden/>
+              </w:rPr>
+              <w:t>8</w:t>
+            </w:r>
+            <w:r>
+              <w:rPr>
+                <w:noProof/>
+                <w:webHidden/>
+              </w:rPr>
+              <w:fldChar w:fldCharType="end"/>
+            </w:r>
+          </w:hyperlink>
+        </w:p>
+        <w:p>
+          <w:pPr>
+            <w:pStyle w:val="Inhopg3"/>
+            <w:tabs>
+              <w:tab w:val="left" w:pos="1200"/>
+              <w:tab w:val="right" w:leader="dot" w:pos="9062"/>
+            </w:tabs>
+            <w:rPr>
+              <w:rFonts w:asciiTheme="minorHAnsi" w:eastAsiaTheme="minorEastAsia" w:hAnsiTheme="minorHAnsi"/>
+              <w:noProof/>
+              <w:sz w:val="24"/>
+              <w:lang w:eastAsia="nl-BE"/>
+            </w:rPr>
+          </w:pPr>
+          <w:hyperlink w:anchor="_Toc222751202" w:history="1">
+            <w:r>
+              <w:rPr>
+                <w:rStyle w:val="Hyperlink"/>
+                <w:noProof/>
+              </w:rPr>
+              <w:t>1.3.1</w:t>
+            </w:r>
+            <w:r>
+              <w:rPr>
+                <w:rFonts w:asciiTheme="minorHAnsi" w:eastAsiaTheme="minorEastAsia" w:hAnsiTheme="minorHAnsi"/>
+                <w:noProof/>
+                <w:sz w:val="24"/>
+                <w:lang w:eastAsia="nl-BE"/>
+              </w:rPr>
+              <w:tab/>
+            </w:r>
+            <w:r>
+              <w:rPr>
+                <w:rStyle w:val="Hyperlink"/>
+                <w:noProof/>
+              </w:rPr>
+              <w:t>Reflected XSS bij onveilige API</w:t>
+            </w:r>
+            <w:r>
+              <w:rPr>
+                <w:noProof/>
+                <w:webHidden/>
+              </w:rPr>
+              <w:tab/>
+            </w:r>
+            <w:r>
+              <w:rPr>
+                <w:noProof/>
+                <w:webHidden/>
+              </w:rPr>
+              <w:fldChar w:fldCharType="begin"/>
+            </w:r>
+            <w:r>
+              <w:rPr>
+                <w:noProof/>
+                <w:webHidden/>
+              </w:rPr>
+              <w:instrText xml:space="preserve"> PAGEREF _Toc222751202 \h </w:instrText>
+            </w:r>
+            <w:r>
+              <w:rPr>
+                <w:noProof/>
+                <w:webHidden/>
+              </w:rPr>
+            </w:r>
+            <w:r>
+              <w:rPr>
+                <w:noProof/>
+                <w:webHidden/>
+              </w:rPr>
+              <w:fldChar w:fldCharType="separate"/>
+            </w:r>
+            <w:r>
+              <w:rPr>
+                <w:noProof/>
+                <w:webHidden/>
+              </w:rPr>
+              <w:t>8</w:t>
+            </w:r>
+            <w:r>
+              <w:rPr>
+                <w:noProof/>
+                <w:webHidden/>
+              </w:rPr>
+              <w:fldChar w:fldCharType="end"/>
+            </w:r>
+          </w:hyperlink>
+        </w:p>
+        <w:p>
+          <w:pPr>
+            <w:pStyle w:val="Inhopg3"/>
+            <w:tabs>
+              <w:tab w:val="left" w:pos="1200"/>
+              <w:tab w:val="right" w:leader="dot" w:pos="9062"/>
+            </w:tabs>
+            <w:rPr>
+              <w:rFonts w:asciiTheme="minorHAnsi" w:eastAsiaTheme="minorEastAsia" w:hAnsiTheme="minorHAnsi"/>
+              <w:noProof/>
+              <w:sz w:val="24"/>
+              <w:lang w:eastAsia="nl-BE"/>
+            </w:rPr>
+          </w:pPr>
+          <w:hyperlink w:anchor="_Toc222751203" w:history="1">
+            <w:r>
+              <w:rPr>
+                <w:rStyle w:val="Hyperlink"/>
+                <w:noProof/>
+              </w:rPr>
+              <w:t>1.3.2</w:t>
+            </w:r>
+            <w:r>
+              <w:rPr>
+                <w:rFonts w:asciiTheme="minorHAnsi" w:eastAsiaTheme="minorEastAsia" w:hAnsiTheme="minorHAnsi"/>
+                <w:noProof/>
+                <w:sz w:val="24"/>
+                <w:lang w:eastAsia="nl-BE"/>
+              </w:rPr>
+              <w:tab/>
+            </w:r>
+            <w:r>
+              <w:rPr>
+                <w:rStyle w:val="Hyperlink"/>
+                <w:noProof/>
+              </w:rPr>
+              <w:t>Stored XSS bij onveilige API</w:t>
+            </w:r>
+            <w:r>
+              <w:rPr>
+                <w:noProof/>
+                <w:webHidden/>
+              </w:rPr>
+              <w:tab/>
+            </w:r>
+            <w:r>
+              <w:rPr>
+                <w:noProof/>
+                <w:webHidden/>
+              </w:rPr>
+              <w:fldChar w:fldCharType="begin"/>
+            </w:r>
+            <w:r>
+              <w:rPr>
+                <w:noProof/>
+                <w:webHidden/>
+              </w:rPr>
+              <w:instrText xml:space="preserve"> PAGEREF _Toc222751203 \h </w:instrText>
+            </w:r>
+            <w:r>
+              <w:rPr>
+                <w:noProof/>
+                <w:webHidden/>
+              </w:rPr>
+            </w:r>
+            <w:r>
+              <w:rPr>
+                <w:noProof/>
+                <w:webHidden/>
+              </w:rPr>
+              <w:fldChar w:fldCharType="separate"/>
+            </w:r>
+            <w:r>
+              <w:rPr>
+                <w:noProof/>
+                <w:webHidden/>
+              </w:rPr>
+              <w:t>8</w:t>
+            </w:r>
+            <w:r>
+              <w:rPr>
+                <w:noProof/>
+                <w:webHidden/>
+              </w:rPr>
+              <w:fldChar w:fldCharType="end"/>
+            </w:r>
+          </w:hyperlink>
+        </w:p>
+        <w:p>
+          <w:pPr>
+            <w:pStyle w:val="Inhopg3"/>
+            <w:tabs>
+              <w:tab w:val="left" w:pos="1200"/>
+              <w:tab w:val="right" w:leader="dot" w:pos="9062"/>
+            </w:tabs>
+            <w:rPr>
+              <w:rFonts w:asciiTheme="minorHAnsi" w:eastAsiaTheme="minorEastAsia" w:hAnsiTheme="minorHAnsi"/>
+              <w:noProof/>
+              <w:sz w:val="24"/>
+              <w:lang w:eastAsia="nl-BE"/>
+            </w:rPr>
+          </w:pPr>
+          <w:hyperlink w:anchor="_Toc222751204" w:history="1">
+            <w:r>
+              <w:rPr>
+                <w:rStyle w:val="Hyperlink"/>
+                <w:noProof/>
+              </w:rPr>
+              <w:t>1.3.3</w:t>
+            </w:r>
+            <w:r>
+              <w:rPr>
+                <w:rFonts w:asciiTheme="minorHAnsi" w:eastAsiaTheme="minorEastAsia" w:hAnsiTheme="minorHAnsi"/>
+                <w:noProof/>
+                <w:sz w:val="24"/>
+                <w:lang w:eastAsia="nl-BE"/>
+              </w:rPr>
+              <w:tab/>
+            </w:r>
+            <w:r>
+              <w:rPr>
+                <w:rStyle w:val="Hyperlink"/>
+                <w:noProof/>
+              </w:rPr>
+              <w:t>Veilige API, beschermt tegen XSS</w:t>
+            </w:r>
+            <w:r>
+              <w:rPr>
+                <w:noProof/>
+                <w:webHidden/>
+              </w:rPr>
+              <w:tab/>
+            </w:r>
+            <w:r>
+              <w:rPr>
+                <w:noProof/>
+                <w:webHidden/>
+              </w:rPr>
+              <w:fldChar w:fldCharType="begin"/>
+            </w:r>
+            <w:r>
+              <w:rPr>
+                <w:noProof/>
+                <w:webHidden/>
+              </w:rPr>
+              <w:instrText xml:space="preserve"> PAGEREF _Toc222751204 \h </w:instrText>
+            </w:r>
+            <w:r>
+              <w:rPr>
+                <w:noProof/>
+                <w:webHidden/>
+              </w:rPr>
+            </w:r>
+            <w:r>
+              <w:rPr>
+                <w:noProof/>
+                <w:webHidden/>
+              </w:rPr>
+              <w:fldChar w:fldCharType="separate"/>
+            </w:r>
+            <w:r>
+              <w:rPr>
+                <w:noProof/>
+                <w:webHidden/>
+              </w:rPr>
+              <w:t>8</w:t>
+            </w:r>
+            <w:r>
+              <w:rPr>
+                <w:noProof/>
                 <w:webHidden/>
               </w:rPr>
               <w:fldChar w:fldCharType="end"/>
@@ -1529,21 +2243,24 @@
             </w:tabs>
             <w:rPr>
               <w:rFonts w:asciiTheme="minorHAnsi" w:eastAsiaTheme="minorEastAsia" w:hAnsiTheme="minorHAnsi"/>
+              <w:noProof/>
               <w:sz w:val="24"/>
               <w:lang w:eastAsia="nl-BE"/>
             </w:rPr>
           </w:pPr>
-          <w:hyperlink w:anchor="_Toc222668234" w:history="1">
+          <w:hyperlink w:anchor="_Toc222751205" w:history="1">
             <w:r>
               <w:rPr>
                 <w:rStyle w:val="Hyperlink"/>
                 <w:rFonts w:cs="Arial"/>
+                <w:noProof/>
               </w:rPr>
               <w:t>2</w:t>
             </w:r>
             <w:r>
               <w:rPr>
                 <w:rFonts w:asciiTheme="minorHAnsi" w:eastAsiaTheme="minorEastAsia" w:hAnsiTheme="minorHAnsi"/>
+                <w:noProof/>
                 <w:sz w:val="24"/>
                 <w:lang w:eastAsia="nl-BE"/>
               </w:rPr>
@@ -1552,6 +2269,7 @@
             <w:r>
               <w:rPr>
                 <w:rStyle w:val="Hyperlink"/>
+                <w:noProof/>
               </w:rPr>
               <w:t xml:space="preserve">CSRF - </w:t>
             </w:r>
@@ -1559,46 +2277,54 @@
               <w:rPr>
                 <w:rStyle w:val="Hyperlink"/>
                 <w:rFonts w:cs="Arial"/>
+                <w:noProof/>
               </w:rPr>
               <w:t>Cross-Site Request Forgery</w:t>
             </w:r>
             <w:r>
               <w:rPr>
+                <w:noProof/>
                 <w:webHidden/>
               </w:rPr>
               <w:tab/>
             </w:r>
             <w:r>
               <w:rPr>
+                <w:noProof/>
                 <w:webHidden/>
               </w:rPr>
               <w:fldChar w:fldCharType="begin"/>
             </w:r>
             <w:r>
               <w:rPr>
-                <w:webHidden/>
-              </w:rPr>
-              <w:instrText xml:space="preserve"> PAGEREF _Toc222668234 \h </w:instrText>
-            </w:r>
-            <w:r>
-              <w:rPr>
-                <w:webHidden/>
-              </w:rPr>
-            </w:r>
-            <w:r>
-              <w:rPr>
+                <w:noProof/>
+                <w:webHidden/>
+              </w:rPr>
+              <w:instrText xml:space="preserve"> PAGEREF _Toc222751205 \h </w:instrText>
+            </w:r>
+            <w:r>
+              <w:rPr>
+                <w:noProof/>
+                <w:webHidden/>
+              </w:rPr>
+            </w:r>
+            <w:r>
+              <w:rPr>
+                <w:noProof/>
                 <w:webHidden/>
               </w:rPr>
               <w:fldChar w:fldCharType="separate"/>
             </w:r>
             <w:r>
               <w:rPr>
-                <w:webHidden/>
-              </w:rPr>
-              <w:t>8</w:t>
-            </w:r>
-            <w:r>
-              <w:rPr>
+                <w:noProof/>
+                <w:webHidden/>
+              </w:rPr>
+              <w:t>9</w:t>
+            </w:r>
+            <w:r>
+              <w:rPr>
+                <w:noProof/>
                 <w:webHidden/>
               </w:rPr>
               <w:fldChar w:fldCharType="end"/>
@@ -1614,20 +2340,23 @@
             </w:tabs>
             <w:rPr>
               <w:rFonts w:asciiTheme="minorHAnsi" w:eastAsiaTheme="minorEastAsia" w:hAnsiTheme="minorHAnsi"/>
+              <w:noProof/>
               <w:sz w:val="24"/>
               <w:lang w:eastAsia="nl-BE"/>
             </w:rPr>
           </w:pPr>
-          <w:hyperlink w:anchor="_Toc222668235" w:history="1">
+          <w:hyperlink w:anchor="_Toc222751206" w:history="1">
             <w:r>
               <w:rPr>
                 <w:rStyle w:val="Hyperlink"/>
+                <w:noProof/>
               </w:rPr>
               <w:t>2.1</w:t>
             </w:r>
             <w:r>
               <w:rPr>
                 <w:rFonts w:asciiTheme="minorHAnsi" w:eastAsiaTheme="minorEastAsia" w:hAnsiTheme="minorHAnsi"/>
+                <w:noProof/>
                 <w:sz w:val="24"/>
                 <w:lang w:eastAsia="nl-BE"/>
               </w:rPr>
@@ -1636,46 +2365,54 @@
             <w:r>
               <w:rPr>
                 <w:rStyle w:val="Hyperlink"/>
+                <w:noProof/>
               </w:rPr>
               <w:t>Wat is CSRF?</w:t>
             </w:r>
             <w:r>
               <w:rPr>
+                <w:noProof/>
                 <w:webHidden/>
               </w:rPr>
               <w:tab/>
             </w:r>
             <w:r>
               <w:rPr>
+                <w:noProof/>
                 <w:webHidden/>
               </w:rPr>
               <w:fldChar w:fldCharType="begin"/>
             </w:r>
             <w:r>
               <w:rPr>
-                <w:webHidden/>
-              </w:rPr>
-              <w:instrText xml:space="preserve"> PAGEREF _Toc222668235 \h </w:instrText>
-            </w:r>
-            <w:r>
-              <w:rPr>
-                <w:webHidden/>
-              </w:rPr>
-            </w:r>
-            <w:r>
-              <w:rPr>
+                <w:noProof/>
+                <w:webHidden/>
+              </w:rPr>
+              <w:instrText xml:space="preserve"> PAGEREF _Toc222751206 \h </w:instrText>
+            </w:r>
+            <w:r>
+              <w:rPr>
+                <w:noProof/>
+                <w:webHidden/>
+              </w:rPr>
+            </w:r>
+            <w:r>
+              <w:rPr>
+                <w:noProof/>
                 <w:webHidden/>
               </w:rPr>
               <w:fldChar w:fldCharType="separate"/>
             </w:r>
             <w:r>
               <w:rPr>
-                <w:webHidden/>
-              </w:rPr>
-              <w:t>8</w:t>
-            </w:r>
-            <w:r>
-              <w:rPr>
+                <w:noProof/>
+                <w:webHidden/>
+              </w:rPr>
+              <w:t>9</w:t>
+            </w:r>
+            <w:r>
+              <w:rPr>
+                <w:noProof/>
                 <w:webHidden/>
               </w:rPr>
               <w:fldChar w:fldCharType="end"/>
@@ -1691,20 +2428,23 @@
             </w:tabs>
             <w:rPr>
               <w:rFonts w:asciiTheme="minorHAnsi" w:eastAsiaTheme="minorEastAsia" w:hAnsiTheme="minorHAnsi"/>
+              <w:noProof/>
               <w:sz w:val="24"/>
               <w:lang w:eastAsia="nl-BE"/>
             </w:rPr>
           </w:pPr>
-          <w:hyperlink w:anchor="_Toc222668236" w:history="1">
+          <w:hyperlink w:anchor="_Toc222751207" w:history="1">
             <w:r>
               <w:rPr>
                 <w:rStyle w:val="Hyperlink"/>
+                <w:noProof/>
               </w:rPr>
               <w:t>2.2</w:t>
             </w:r>
             <w:r>
               <w:rPr>
                 <w:rFonts w:asciiTheme="minorHAnsi" w:eastAsiaTheme="minorEastAsia" w:hAnsiTheme="minorHAnsi"/>
+                <w:noProof/>
                 <w:sz w:val="24"/>
                 <w:lang w:eastAsia="nl-BE"/>
               </w:rPr>
@@ -1713,46 +2453,54 @@
             <w:r>
               <w:rPr>
                 <w:rStyle w:val="Hyperlink"/>
+                <w:noProof/>
               </w:rPr>
               <w:t>Hoe CSRF voorkomen?</w:t>
             </w:r>
             <w:r>
               <w:rPr>
+                <w:noProof/>
                 <w:webHidden/>
               </w:rPr>
               <w:tab/>
             </w:r>
             <w:r>
               <w:rPr>
+                <w:noProof/>
                 <w:webHidden/>
               </w:rPr>
               <w:fldChar w:fldCharType="begin"/>
             </w:r>
             <w:r>
               <w:rPr>
-                <w:webHidden/>
-              </w:rPr>
-              <w:instrText xml:space="preserve"> PAGEREF _Toc222668236 \h </w:instrText>
-            </w:r>
-            <w:r>
-              <w:rPr>
-                <w:webHidden/>
-              </w:rPr>
-            </w:r>
-            <w:r>
-              <w:rPr>
+                <w:noProof/>
+                <w:webHidden/>
+              </w:rPr>
+              <w:instrText xml:space="preserve"> PAGEREF _Toc222751207 \h </w:instrText>
+            </w:r>
+            <w:r>
+              <w:rPr>
+                <w:noProof/>
+                <w:webHidden/>
+              </w:rPr>
+            </w:r>
+            <w:r>
+              <w:rPr>
+                <w:noProof/>
                 <w:webHidden/>
               </w:rPr>
               <w:fldChar w:fldCharType="separate"/>
             </w:r>
             <w:r>
               <w:rPr>
-                <w:webHidden/>
-              </w:rPr>
-              <w:t>9</w:t>
-            </w:r>
-            <w:r>
-              <w:rPr>
+                <w:noProof/>
+                <w:webHidden/>
+              </w:rPr>
+              <w:t>10</w:t>
+            </w:r>
+            <w:r>
+              <w:rPr>
+                <w:noProof/>
                 <w:webHidden/>
               </w:rPr>
               <w:fldChar w:fldCharType="end"/>
@@ -1768,20 +2516,23 @@
             </w:tabs>
             <w:rPr>
               <w:rFonts w:asciiTheme="minorHAnsi" w:eastAsiaTheme="minorEastAsia" w:hAnsiTheme="minorHAnsi"/>
+              <w:noProof/>
               <w:sz w:val="24"/>
               <w:lang w:eastAsia="nl-BE"/>
             </w:rPr>
           </w:pPr>
-          <w:hyperlink w:anchor="_Toc222668237" w:history="1">
+          <w:hyperlink w:anchor="_Toc222751208" w:history="1">
             <w:r>
               <w:rPr>
                 <w:rStyle w:val="Hyperlink"/>
+                <w:noProof/>
               </w:rPr>
               <w:t>2.2.1</w:t>
             </w:r>
             <w:r>
               <w:rPr>
                 <w:rFonts w:asciiTheme="minorHAnsi" w:eastAsiaTheme="minorEastAsia" w:hAnsiTheme="minorHAnsi"/>
+                <w:noProof/>
                 <w:sz w:val="24"/>
                 <w:lang w:eastAsia="nl-BE"/>
               </w:rPr>
@@ -1790,46 +2541,54 @@
             <w:r>
               <w:rPr>
                 <w:rStyle w:val="Hyperlink"/>
+                <w:noProof/>
               </w:rPr>
               <w:t>SOP &amp; CORS</w:t>
             </w:r>
             <w:r>
               <w:rPr>
+                <w:noProof/>
                 <w:webHidden/>
               </w:rPr>
               <w:tab/>
             </w:r>
             <w:r>
               <w:rPr>
+                <w:noProof/>
                 <w:webHidden/>
               </w:rPr>
               <w:fldChar w:fldCharType="begin"/>
             </w:r>
             <w:r>
               <w:rPr>
-                <w:webHidden/>
-              </w:rPr>
-              <w:instrText xml:space="preserve"> PAGEREF _Toc222668237 \h </w:instrText>
-            </w:r>
-            <w:r>
-              <w:rPr>
-                <w:webHidden/>
-              </w:rPr>
-            </w:r>
-            <w:r>
-              <w:rPr>
+                <w:noProof/>
+                <w:webHidden/>
+              </w:rPr>
+              <w:instrText xml:space="preserve"> PAGEREF _Toc222751208 \h </w:instrText>
+            </w:r>
+            <w:r>
+              <w:rPr>
+                <w:noProof/>
+                <w:webHidden/>
+              </w:rPr>
+            </w:r>
+            <w:r>
+              <w:rPr>
+                <w:noProof/>
                 <w:webHidden/>
               </w:rPr>
               <w:fldChar w:fldCharType="separate"/>
             </w:r>
             <w:r>
               <w:rPr>
-                <w:webHidden/>
-              </w:rPr>
-              <w:t>9</w:t>
-            </w:r>
-            <w:r>
-              <w:rPr>
+                <w:noProof/>
+                <w:webHidden/>
+              </w:rPr>
+              <w:t>10</w:t>
+            </w:r>
+            <w:r>
+              <w:rPr>
+                <w:noProof/>
                 <w:webHidden/>
               </w:rPr>
               <w:fldChar w:fldCharType="end"/>
@@ -1845,20 +2604,23 @@
             </w:tabs>
             <w:rPr>
               <w:rFonts w:asciiTheme="minorHAnsi" w:eastAsiaTheme="minorEastAsia" w:hAnsiTheme="minorHAnsi"/>
+              <w:noProof/>
               <w:sz w:val="24"/>
               <w:lang w:eastAsia="nl-BE"/>
             </w:rPr>
           </w:pPr>
-          <w:hyperlink w:anchor="_Toc222668238" w:history="1">
+          <w:hyperlink w:anchor="_Toc222751209" w:history="1">
             <w:r>
               <w:rPr>
                 <w:rStyle w:val="Hyperlink"/>
+                <w:noProof/>
               </w:rPr>
               <w:t>2.2.2</w:t>
             </w:r>
             <w:r>
               <w:rPr>
                 <w:rFonts w:asciiTheme="minorHAnsi" w:eastAsiaTheme="minorEastAsia" w:hAnsiTheme="minorHAnsi"/>
+                <w:noProof/>
                 <w:sz w:val="24"/>
                 <w:lang w:eastAsia="nl-BE"/>
               </w:rPr>
@@ -1867,46 +2629,54 @@
             <w:r>
               <w:rPr>
                 <w:rStyle w:val="Hyperlink"/>
+                <w:noProof/>
               </w:rPr>
               <w:t>Server Side Origin Check</w:t>
             </w:r>
             <w:r>
               <w:rPr>
+                <w:noProof/>
                 <w:webHidden/>
               </w:rPr>
               <w:tab/>
             </w:r>
             <w:r>
               <w:rPr>
+                <w:noProof/>
                 <w:webHidden/>
               </w:rPr>
               <w:fldChar w:fldCharType="begin"/>
             </w:r>
             <w:r>
               <w:rPr>
-                <w:webHidden/>
-              </w:rPr>
-              <w:instrText xml:space="preserve"> PAGEREF _Toc222668238 \h </w:instrText>
-            </w:r>
-            <w:r>
-              <w:rPr>
-                <w:webHidden/>
-              </w:rPr>
-            </w:r>
-            <w:r>
-              <w:rPr>
+                <w:noProof/>
+                <w:webHidden/>
+              </w:rPr>
+              <w:instrText xml:space="preserve"> PAGEREF _Toc222751209 \h </w:instrText>
+            </w:r>
+            <w:r>
+              <w:rPr>
+                <w:noProof/>
+                <w:webHidden/>
+              </w:rPr>
+            </w:r>
+            <w:r>
+              <w:rPr>
+                <w:noProof/>
                 <w:webHidden/>
               </w:rPr>
               <w:fldChar w:fldCharType="separate"/>
             </w:r>
             <w:r>
               <w:rPr>
-                <w:webHidden/>
-              </w:rPr>
-              <w:t>10</w:t>
-            </w:r>
-            <w:r>
-              <w:rPr>
+                <w:noProof/>
+                <w:webHidden/>
+              </w:rPr>
+              <w:t>11</w:t>
+            </w:r>
+            <w:r>
+              <w:rPr>
+                <w:noProof/>
                 <w:webHidden/>
               </w:rPr>
               <w:fldChar w:fldCharType="end"/>
@@ -1922,20 +2692,23 @@
             </w:tabs>
             <w:rPr>
               <w:rFonts w:asciiTheme="minorHAnsi" w:eastAsiaTheme="minorEastAsia" w:hAnsiTheme="minorHAnsi"/>
+              <w:noProof/>
               <w:sz w:val="24"/>
               <w:lang w:eastAsia="nl-BE"/>
             </w:rPr>
           </w:pPr>
-          <w:hyperlink w:anchor="_Toc222668239" w:history="1">
+          <w:hyperlink w:anchor="_Toc222751210" w:history="1">
             <w:r>
               <w:rPr>
                 <w:rStyle w:val="Hyperlink"/>
+                <w:noProof/>
               </w:rPr>
               <w:t>2.2.3</w:t>
             </w:r>
             <w:r>
               <w:rPr>
                 <w:rFonts w:asciiTheme="minorHAnsi" w:eastAsiaTheme="minorEastAsia" w:hAnsiTheme="minorHAnsi"/>
+                <w:noProof/>
                 <w:sz w:val="24"/>
                 <w:lang w:eastAsia="nl-BE"/>
               </w:rPr>
@@ -1944,46 +2717,54 @@
             <w:r>
               <w:rPr>
                 <w:rStyle w:val="Hyperlink"/>
+                <w:noProof/>
               </w:rPr>
               <w:t>CSRF Tokens</w:t>
             </w:r>
             <w:r>
               <w:rPr>
+                <w:noProof/>
                 <w:webHidden/>
               </w:rPr>
               <w:tab/>
             </w:r>
             <w:r>
               <w:rPr>
+                <w:noProof/>
                 <w:webHidden/>
               </w:rPr>
               <w:fldChar w:fldCharType="begin"/>
             </w:r>
             <w:r>
               <w:rPr>
-                <w:webHidden/>
-              </w:rPr>
-              <w:instrText xml:space="preserve"> PAGEREF _Toc222668239 \h </w:instrText>
-            </w:r>
-            <w:r>
-              <w:rPr>
-                <w:webHidden/>
-              </w:rPr>
-            </w:r>
-            <w:r>
-              <w:rPr>
+                <w:noProof/>
+                <w:webHidden/>
+              </w:rPr>
+              <w:instrText xml:space="preserve"> PAGEREF _Toc222751210 \h </w:instrText>
+            </w:r>
+            <w:r>
+              <w:rPr>
+                <w:noProof/>
+                <w:webHidden/>
+              </w:rPr>
+            </w:r>
+            <w:r>
+              <w:rPr>
+                <w:noProof/>
                 <w:webHidden/>
               </w:rPr>
               <w:fldChar w:fldCharType="separate"/>
             </w:r>
             <w:r>
               <w:rPr>
-                <w:webHidden/>
-              </w:rPr>
-              <w:t>10</w:t>
-            </w:r>
-            <w:r>
-              <w:rPr>
+                <w:noProof/>
+                <w:webHidden/>
+              </w:rPr>
+              <w:t>11</w:t>
+            </w:r>
+            <w:r>
+              <w:rPr>
+                <w:noProof/>
                 <w:webHidden/>
               </w:rPr>
               <w:fldChar w:fldCharType="end"/>
@@ -1999,20 +2780,23 @@
             </w:tabs>
             <w:rPr>
               <w:rFonts w:asciiTheme="minorHAnsi" w:eastAsiaTheme="minorEastAsia" w:hAnsiTheme="minorHAnsi"/>
+              <w:noProof/>
               <w:sz w:val="24"/>
               <w:lang w:eastAsia="nl-BE"/>
             </w:rPr>
           </w:pPr>
-          <w:hyperlink w:anchor="_Toc222668240" w:history="1">
+          <w:hyperlink w:anchor="_Toc222751211" w:history="1">
             <w:r>
               <w:rPr>
                 <w:rStyle w:val="Hyperlink"/>
+                <w:noProof/>
               </w:rPr>
               <w:t>2.3</w:t>
             </w:r>
             <w:r>
               <w:rPr>
                 <w:rFonts w:asciiTheme="minorHAnsi" w:eastAsiaTheme="minorEastAsia" w:hAnsiTheme="minorHAnsi"/>
+                <w:noProof/>
                 <w:sz w:val="24"/>
                 <w:lang w:eastAsia="nl-BE"/>
               </w:rPr>
@@ -2021,46 +2805,54 @@
             <w:r>
               <w:rPr>
                 <w:rStyle w:val="Hyperlink"/>
+                <w:noProof/>
               </w:rPr>
               <w:t>Praktisch</w:t>
             </w:r>
             <w:r>
               <w:rPr>
+                <w:noProof/>
                 <w:webHidden/>
               </w:rPr>
               <w:tab/>
             </w:r>
             <w:r>
               <w:rPr>
+                <w:noProof/>
                 <w:webHidden/>
               </w:rPr>
               <w:fldChar w:fldCharType="begin"/>
             </w:r>
             <w:r>
               <w:rPr>
-                <w:webHidden/>
-              </w:rPr>
-              <w:instrText xml:space="preserve"> PAGEREF _Toc222668240 \h </w:instrText>
-            </w:r>
-            <w:r>
-              <w:rPr>
-                <w:webHidden/>
-              </w:rPr>
-            </w:r>
-            <w:r>
-              <w:rPr>
+                <w:noProof/>
+                <w:webHidden/>
+              </w:rPr>
+              <w:instrText xml:space="preserve"> PAGEREF _Toc222751211 \h </w:instrText>
+            </w:r>
+            <w:r>
+              <w:rPr>
+                <w:noProof/>
+                <w:webHidden/>
+              </w:rPr>
+            </w:r>
+            <w:r>
+              <w:rPr>
+                <w:noProof/>
                 <w:webHidden/>
               </w:rPr>
               <w:fldChar w:fldCharType="separate"/>
             </w:r>
             <w:r>
               <w:rPr>
-                <w:webHidden/>
-              </w:rPr>
-              <w:t>10</w:t>
-            </w:r>
-            <w:r>
-              <w:rPr>
+                <w:noProof/>
+                <w:webHidden/>
+              </w:rPr>
+              <w:t>11</w:t>
+            </w:r>
+            <w:r>
+              <w:rPr>
+                <w:noProof/>
                 <w:webHidden/>
               </w:rPr>
               <w:fldChar w:fldCharType="end"/>
@@ -2076,20 +2868,23 @@
             </w:tabs>
             <w:rPr>
               <w:rFonts w:asciiTheme="minorHAnsi" w:eastAsiaTheme="minorEastAsia" w:hAnsiTheme="minorHAnsi"/>
+              <w:noProof/>
               <w:sz w:val="24"/>
               <w:lang w:eastAsia="nl-BE"/>
             </w:rPr>
           </w:pPr>
-          <w:hyperlink w:anchor="_Toc222668241" w:history="1">
+          <w:hyperlink w:anchor="_Toc222751212" w:history="1">
             <w:r>
               <w:rPr>
                 <w:rStyle w:val="Hyperlink"/>
+                <w:noProof/>
               </w:rPr>
               <w:t>3</w:t>
             </w:r>
             <w:r>
               <w:rPr>
                 <w:rFonts w:asciiTheme="minorHAnsi" w:eastAsiaTheme="minorEastAsia" w:hAnsiTheme="minorHAnsi"/>
+                <w:noProof/>
                 <w:sz w:val="24"/>
                 <w:lang w:eastAsia="nl-BE"/>
               </w:rPr>
@@ -2098,46 +2893,54 @@
             <w:r>
               <w:rPr>
                 <w:rStyle w:val="Hyperlink"/>
+                <w:noProof/>
               </w:rPr>
               <w:t>Improper Input Validation</w:t>
             </w:r>
             <w:r>
               <w:rPr>
+                <w:noProof/>
                 <w:webHidden/>
               </w:rPr>
               <w:tab/>
             </w:r>
             <w:r>
               <w:rPr>
+                <w:noProof/>
                 <w:webHidden/>
               </w:rPr>
               <w:fldChar w:fldCharType="begin"/>
             </w:r>
             <w:r>
               <w:rPr>
-                <w:webHidden/>
-              </w:rPr>
-              <w:instrText xml:space="preserve"> PAGEREF _Toc222668241 \h </w:instrText>
-            </w:r>
-            <w:r>
-              <w:rPr>
-                <w:webHidden/>
-              </w:rPr>
-            </w:r>
-            <w:r>
-              <w:rPr>
+                <w:noProof/>
+                <w:webHidden/>
+              </w:rPr>
+              <w:instrText xml:space="preserve"> PAGEREF _Toc222751212 \h </w:instrText>
+            </w:r>
+            <w:r>
+              <w:rPr>
+                <w:noProof/>
+                <w:webHidden/>
+              </w:rPr>
+            </w:r>
+            <w:r>
+              <w:rPr>
+                <w:noProof/>
                 <w:webHidden/>
               </w:rPr>
               <w:fldChar w:fldCharType="separate"/>
             </w:r>
             <w:r>
               <w:rPr>
-                <w:webHidden/>
-              </w:rPr>
-              <w:t>10</w:t>
-            </w:r>
-            <w:r>
-              <w:rPr>
+                <w:noProof/>
+                <w:webHidden/>
+              </w:rPr>
+              <w:t>11</w:t>
+            </w:r>
+            <w:r>
+              <w:rPr>
+                <w:noProof/>
                 <w:webHidden/>
               </w:rPr>
               <w:fldChar w:fldCharType="end"/>
@@ -2152,54 +2955,63 @@
             </w:tabs>
             <w:rPr>
               <w:rFonts w:asciiTheme="minorHAnsi" w:eastAsiaTheme="minorEastAsia" w:hAnsiTheme="minorHAnsi"/>
+              <w:noProof/>
               <w:sz w:val="24"/>
               <w:lang w:eastAsia="nl-BE"/>
             </w:rPr>
           </w:pPr>
-          <w:hyperlink w:anchor="_Toc222668242" w:history="1">
+          <w:hyperlink w:anchor="_Toc222751213" w:history="1">
             <w:r>
               <w:rPr>
                 <w:rStyle w:val="Hyperlink"/>
+                <w:noProof/>
               </w:rPr>
               <w:t>Besluit</w:t>
             </w:r>
             <w:r>
               <w:rPr>
+                <w:noProof/>
                 <w:webHidden/>
               </w:rPr>
               <w:tab/>
             </w:r>
             <w:r>
               <w:rPr>
+                <w:noProof/>
                 <w:webHidden/>
               </w:rPr>
               <w:fldChar w:fldCharType="begin"/>
             </w:r>
             <w:r>
               <w:rPr>
-                <w:webHidden/>
-              </w:rPr>
-              <w:instrText xml:space="preserve"> PAGEREF _Toc222668242 \h </w:instrText>
-            </w:r>
-            <w:r>
-              <w:rPr>
-                <w:webHidden/>
-              </w:rPr>
-            </w:r>
-            <w:r>
-              <w:rPr>
+                <w:noProof/>
+                <w:webHidden/>
+              </w:rPr>
+              <w:instrText xml:space="preserve"> PAGEREF _Toc222751213 \h </w:instrText>
+            </w:r>
+            <w:r>
+              <w:rPr>
+                <w:noProof/>
+                <w:webHidden/>
+              </w:rPr>
+            </w:r>
+            <w:r>
+              <w:rPr>
+                <w:noProof/>
                 <w:webHidden/>
               </w:rPr>
               <w:fldChar w:fldCharType="separate"/>
             </w:r>
             <w:r>
               <w:rPr>
-                <w:webHidden/>
-              </w:rPr>
-              <w:t>11</w:t>
-            </w:r>
-            <w:r>
-              <w:rPr>
+                <w:noProof/>
+                <w:webHidden/>
+              </w:rPr>
+              <w:t>12</w:t>
+            </w:r>
+            <w:r>
+              <w:rPr>
+                <w:noProof/>
                 <w:webHidden/>
               </w:rPr>
               <w:fldChar w:fldCharType="end"/>
@@ -2214,54 +3026,63 @@
             </w:tabs>
             <w:rPr>
               <w:rFonts w:asciiTheme="minorHAnsi" w:eastAsiaTheme="minorEastAsia" w:hAnsiTheme="minorHAnsi"/>
+              <w:noProof/>
               <w:sz w:val="24"/>
               <w:lang w:eastAsia="nl-BE"/>
             </w:rPr>
           </w:pPr>
-          <w:hyperlink w:anchor="_Toc222668243" w:history="1">
+          <w:hyperlink w:anchor="_Toc222751214" w:history="1">
             <w:r>
               <w:rPr>
                 <w:rStyle w:val="Hyperlink"/>
+                <w:noProof/>
               </w:rPr>
               <w:t>Bijlagen</w:t>
             </w:r>
             <w:r>
               <w:rPr>
+                <w:noProof/>
                 <w:webHidden/>
               </w:rPr>
               <w:tab/>
             </w:r>
             <w:r>
               <w:rPr>
+                <w:noProof/>
                 <w:webHidden/>
               </w:rPr>
               <w:fldChar w:fldCharType="begin"/>
             </w:r>
             <w:r>
               <w:rPr>
-                <w:webHidden/>
-              </w:rPr>
-              <w:instrText xml:space="preserve"> PAGEREF _Toc222668243 \h </w:instrText>
-            </w:r>
-            <w:r>
-              <w:rPr>
-                <w:webHidden/>
-              </w:rPr>
-            </w:r>
-            <w:r>
-              <w:rPr>
+                <w:noProof/>
+                <w:webHidden/>
+              </w:rPr>
+              <w:instrText xml:space="preserve"> PAGEREF _Toc222751214 \h </w:instrText>
+            </w:r>
+            <w:r>
+              <w:rPr>
+                <w:noProof/>
+                <w:webHidden/>
+              </w:rPr>
+            </w:r>
+            <w:r>
+              <w:rPr>
+                <w:noProof/>
                 <w:webHidden/>
               </w:rPr>
               <w:fldChar w:fldCharType="separate"/>
             </w:r>
             <w:r>
               <w:rPr>
-                <w:webHidden/>
-              </w:rPr>
-              <w:t>12</w:t>
-            </w:r>
-            <w:r>
-              <w:rPr>
+                <w:noProof/>
+                <w:webHidden/>
+              </w:rPr>
+              <w:t>13</w:t>
+            </w:r>
+            <w:r>
+              <w:rPr>
+                <w:noProof/>
                 <w:webHidden/>
               </w:rPr>
               <w:fldChar w:fldCharType="end"/>
@@ -2276,54 +3097,63 @@
             </w:tabs>
             <w:rPr>
               <w:rFonts w:asciiTheme="minorHAnsi" w:eastAsiaTheme="minorEastAsia" w:hAnsiTheme="minorHAnsi"/>
+              <w:noProof/>
               <w:sz w:val="24"/>
               <w:lang w:eastAsia="nl-BE"/>
             </w:rPr>
           </w:pPr>
-          <w:hyperlink w:anchor="_Toc222668244" w:history="1">
+          <w:hyperlink w:anchor="_Toc222751215" w:history="1">
             <w:r>
               <w:rPr>
                 <w:rStyle w:val="Hyperlink"/>
+                <w:noProof/>
               </w:rPr>
               <w:t>Referentielijst</w:t>
             </w:r>
             <w:r>
               <w:rPr>
+                <w:noProof/>
                 <w:webHidden/>
               </w:rPr>
               <w:tab/>
             </w:r>
             <w:r>
               <w:rPr>
+                <w:noProof/>
                 <w:webHidden/>
               </w:rPr>
               <w:fldChar w:fldCharType="begin"/>
             </w:r>
             <w:r>
               <w:rPr>
-                <w:webHidden/>
-              </w:rPr>
-              <w:instrText xml:space="preserve"> PAGEREF _Toc222668244 \h </w:instrText>
-            </w:r>
-            <w:r>
-              <w:rPr>
-                <w:webHidden/>
-              </w:rPr>
-            </w:r>
-            <w:r>
-              <w:rPr>
+                <w:noProof/>
+                <w:webHidden/>
+              </w:rPr>
+              <w:instrText xml:space="preserve"> PAGEREF _Toc222751215 \h </w:instrText>
+            </w:r>
+            <w:r>
+              <w:rPr>
+                <w:noProof/>
+                <w:webHidden/>
+              </w:rPr>
+            </w:r>
+            <w:r>
+              <w:rPr>
+                <w:noProof/>
                 <w:webHidden/>
               </w:rPr>
               <w:fldChar w:fldCharType="separate"/>
             </w:r>
             <w:r>
               <w:rPr>
-                <w:webHidden/>
-              </w:rPr>
-              <w:t>12</w:t>
-            </w:r>
-            <w:r>
-              <w:rPr>
+                <w:noProof/>
+                <w:webHidden/>
+              </w:rPr>
+              <w:t>13</w:t>
+            </w:r>
+            <w:r>
+              <w:rPr>
+                <w:noProof/>
                 <w:webHidden/>
               </w:rPr>
               <w:fldChar w:fldCharType="end"/>
@@ -2360,7 +3190,7 @@
       <w:pPr>
         <w:pStyle w:val="Kop1"/>
       </w:pPr>
-      <w:bookmarkStart w:id="6" w:name="_Toc222668226"/>
+      <w:bookmarkStart w:id="6" w:name="_Toc222751191"/>
       <w:r>
         <w:lastRenderedPageBreak/>
         <w:t>Inleiding</w:t>
@@ -2397,8 +3227,19 @@
         <w:t xml:space="preserve"> </w:t>
       </w:r>
       <w:r>
-        <w:t>Dit onderzoek gaat dieper in op 3 veelvoorkomende beveiligingsproblemen bij REST-API’s</w:t>
-      </w:r>
+        <w:t xml:space="preserve">Dit onderzoek gaat dieper in op </w:t>
+      </w:r>
+      <w:r>
+        <w:t>2</w:t>
+      </w:r>
+      <w:r>
+        <w:t xml:space="preserve"> veelvoorkomende beveiligingsproblemen bij REST-</w:t>
+      </w:r>
+      <w:proofErr w:type="spellStart"/>
+      <w:r>
+        <w:t>API’s</w:t>
+      </w:r>
+      <w:proofErr w:type="spellEnd"/>
       <w:r>
         <w:rPr>
           <w:rStyle w:val="Voetnootmarkering"/>
@@ -2414,19 +3255,46 @@
     </w:p>
     <w:p>
       <w:r>
-        <w:t xml:space="preserve">De 3 beveiligingsproblemen die </w:t>
+        <w:t xml:space="preserve">De </w:t>
+      </w:r>
+      <w:r>
+        <w:t>2</w:t>
+      </w:r>
+      <w:r>
+        <w:t xml:space="preserve"> beveiligingsproblemen die </w:t>
       </w:r>
       <w:r>
         <w:t xml:space="preserve">onderzocht </w:t>
       </w:r>
       <w:r>
-        <w:t xml:space="preserve">worden zijn: Cross-Site Scripting (XSS), Cross-Site Request Forgery (CSRF) en </w:t>
-      </w:r>
+        <w:t xml:space="preserve">worden zijn: Cross-Site Scripting (XSS), Cross-Site </w:t>
+      </w:r>
+      <w:proofErr w:type="spellStart"/>
+      <w:r>
+        <w:t>Request</w:t>
+      </w:r>
+      <w:proofErr w:type="spellEnd"/>
+      <w:r>
+        <w:t xml:space="preserve"> </w:t>
+      </w:r>
+      <w:proofErr w:type="spellStart"/>
+      <w:r>
+        <w:t>Forgery</w:t>
+      </w:r>
+      <w:proofErr w:type="spellEnd"/>
+      <w:r>
+        <w:t xml:space="preserve"> (CSRF) en </w:t>
+      </w:r>
+      <w:proofErr w:type="spellStart"/>
       <w:r>
         <w:t>i</w:t>
       </w:r>
       <w:r>
-        <w:t xml:space="preserve">mproper </w:t>
+        <w:t>mproper</w:t>
+      </w:r>
+      <w:proofErr w:type="spellEnd"/>
+      <w:r>
+        <w:t xml:space="preserve"> </w:t>
       </w:r>
       <w:r>
         <w:t>i</w:t>
@@ -2434,11 +3302,16 @@
       <w:r>
         <w:t xml:space="preserve">nput </w:t>
       </w:r>
+      <w:proofErr w:type="spellStart"/>
       <w:r>
         <w:t>v</w:t>
       </w:r>
       <w:r>
-        <w:t xml:space="preserve">alidation. </w:t>
+        <w:t>alidation</w:t>
+      </w:r>
+      <w:proofErr w:type="spellEnd"/>
+      <w:r>
+        <w:t xml:space="preserve">. </w:t>
       </w:r>
       <w:r>
         <w:t>Het 1</w:t>
@@ -2543,7 +3416,15 @@
         <w:t xml:space="preserve"> repository, de link naar de repository is opgenomen in de bijlagen van dit werk.</w:t>
       </w:r>
       <w:r>
-        <w:t xml:space="preserve"> Bij het praktische gedeelte is er gebruik gemaakt van Python en FastAPI om een API systeem op te zetten, meer informatie over de gebruikte technologiestack kan terug gevonden worden in de repository.</w:t>
+        <w:t xml:space="preserve"> Bij het praktische gedeelte is er gebruik gemaakt van Python en </w:t>
+      </w:r>
+      <w:proofErr w:type="spellStart"/>
+      <w:r>
+        <w:t>FastAPI</w:t>
+      </w:r>
+      <w:proofErr w:type="spellEnd"/>
+      <w:r>
+        <w:t xml:space="preserve"> om een API systeem op te zetten, meer informatie over de gebruikte technologiestack kan terug gevonden worden in de repository.</w:t>
       </w:r>
     </w:p>
     <w:p>
@@ -2568,7 +3449,7 @@
         <w:pStyle w:val="Kop1"/>
       </w:pPr>
       <w:bookmarkStart w:id="7" w:name="_Toc196152164"/>
-      <w:bookmarkStart w:id="8" w:name="_Toc222668227"/>
+      <w:bookmarkStart w:id="8" w:name="_Toc222751192"/>
       <w:r>
         <w:lastRenderedPageBreak/>
         <w:t>Afkortingen</w:t>
@@ -2609,6 +3490,9 @@
     <w:p>
       <w:pPr>
         <w:pStyle w:val="afkorting"/>
+        <w:rPr>
+          <w:lang w:val="en-US"/>
+        </w:rPr>
       </w:pPr>
       <w:r>
         <w:t>i.v.m.</w:t>
@@ -2618,20 +3502,37 @@
       </w:r>
       <w:r>
         <w:tab/>
+      </w:r>
+      <w:r>
+        <w:rPr>
+          <w:lang w:val="en-US"/>
+        </w:rPr>
         <w:t>in verband met</w:t>
       </w:r>
     </w:p>
     <w:p>
       <w:pPr>
         <w:pStyle w:val="afkorting"/>
-      </w:pPr>
-      <w:r>
+        <w:rPr>
+          <w:lang w:val="en-US"/>
+        </w:rPr>
+      </w:pPr>
+      <w:r>
+        <w:rPr>
+          <w:lang w:val="en-US"/>
+        </w:rPr>
         <w:t>API</w:t>
       </w:r>
       <w:r>
+        <w:rPr>
+          <w:lang w:val="en-US"/>
+        </w:rPr>
         <w:tab/>
       </w:r>
       <w:r>
+        <w:rPr>
+          <w:lang w:val="en-US"/>
+        </w:rPr>
         <w:tab/>
         <w:t>Application Programming Interface</w:t>
       </w:r>
@@ -2639,31 +3540,58 @@
     <w:p>
       <w:pPr>
         <w:pStyle w:val="afkorting"/>
-      </w:pPr>
-      <w:r>
+        <w:rPr>
+          <w:lang w:val="en-US"/>
+        </w:rPr>
+      </w:pPr>
+      <w:r>
+        <w:rPr>
+          <w:lang w:val="en-US"/>
+        </w:rPr>
         <w:t>REST</w:t>
       </w:r>
       <w:r>
+        <w:rPr>
+          <w:lang w:val="en-US"/>
+        </w:rPr>
         <w:tab/>
       </w:r>
       <w:r>
+        <w:rPr>
+          <w:lang w:val="en-US"/>
+        </w:rPr>
         <w:tab/>
       </w:r>
       <w:r>
+        <w:rPr>
+          <w:lang w:val="en-US"/>
+        </w:rPr>
         <w:t>Representational State Transfer</w:t>
       </w:r>
     </w:p>
     <w:p>
       <w:pPr>
         <w:pStyle w:val="afkorting"/>
-      </w:pPr>
-      <w:r>
+        <w:rPr>
+          <w:lang w:val="en-US"/>
+        </w:rPr>
+      </w:pPr>
+      <w:r>
+        <w:rPr>
+          <w:lang w:val="en-US"/>
+        </w:rPr>
         <w:t>XSS</w:t>
       </w:r>
       <w:r>
+        <w:rPr>
+          <w:lang w:val="en-US"/>
+        </w:rPr>
         <w:tab/>
       </w:r>
       <w:r>
+        <w:rPr>
+          <w:lang w:val="en-US"/>
+        </w:rPr>
         <w:tab/>
         <w:t>Cross-Site Scripting</w:t>
       </w:r>
@@ -2671,17 +3599,32 @@
     <w:p>
       <w:pPr>
         <w:pStyle w:val="afkorting"/>
-      </w:pPr>
-      <w:r>
+        <w:rPr>
+          <w:lang w:val="en-US"/>
+        </w:rPr>
+      </w:pPr>
+      <w:r>
+        <w:rPr>
+          <w:lang w:val="en-US"/>
+        </w:rPr>
         <w:t>C</w:t>
       </w:r>
       <w:r>
+        <w:rPr>
+          <w:lang w:val="en-US"/>
+        </w:rPr>
         <w:t>SRF</w:t>
       </w:r>
       <w:r>
+        <w:rPr>
+          <w:lang w:val="en-US"/>
+        </w:rPr>
         <w:tab/>
       </w:r>
       <w:r>
+        <w:rPr>
+          <w:lang w:val="en-US"/>
+        </w:rPr>
         <w:tab/>
         <w:t>Cross-Site Request Forgery</w:t>
       </w:r>
@@ -2689,14 +3632,26 @@
     <w:p>
       <w:pPr>
         <w:pStyle w:val="afkorting"/>
-      </w:pPr>
-      <w:r>
+        <w:rPr>
+          <w:lang w:val="en-US"/>
+        </w:rPr>
+      </w:pPr>
+      <w:r>
+        <w:rPr>
+          <w:lang w:val="en-US"/>
+        </w:rPr>
         <w:t>SOP</w:t>
       </w:r>
       <w:r>
+        <w:rPr>
+          <w:lang w:val="en-US"/>
+        </w:rPr>
         <w:tab/>
       </w:r>
       <w:r>
+        <w:rPr>
+          <w:lang w:val="en-US"/>
+        </w:rPr>
         <w:tab/>
         <w:t>Same Origin Policy</w:t>
       </w:r>
@@ -2704,14 +3659,26 @@
     <w:p>
       <w:pPr>
         <w:pStyle w:val="afkorting"/>
-      </w:pPr>
-      <w:r>
+        <w:rPr>
+          <w:lang w:val="en-US"/>
+        </w:rPr>
+      </w:pPr>
+      <w:r>
+        <w:rPr>
+          <w:lang w:val="en-US"/>
+        </w:rPr>
         <w:t>CORS</w:t>
       </w:r>
       <w:r>
+        <w:rPr>
+          <w:lang w:val="en-US"/>
+        </w:rPr>
         <w:tab/>
       </w:r>
       <w:r>
+        <w:rPr>
+          <w:lang w:val="en-US"/>
+        </w:rPr>
         <w:tab/>
         <w:t>Cross-Origin Resource Sharing</w:t>
       </w:r>
@@ -2749,14 +3716,26 @@
     <w:p>
       <w:pPr>
         <w:pStyle w:val="afkorting"/>
-      </w:pPr>
-      <w:r>
+        <w:rPr>
+          <w:lang w:val="en-US"/>
+        </w:rPr>
+      </w:pPr>
+      <w:r>
+        <w:rPr>
+          <w:lang w:val="en-US"/>
+        </w:rPr>
         <w:t>Py</w:t>
       </w:r>
       <w:r>
+        <w:rPr>
+          <w:lang w:val="en-US"/>
+        </w:rPr>
         <w:tab/>
       </w:r>
       <w:r>
+        <w:rPr>
+          <w:lang w:val="en-US"/>
+        </w:rPr>
         <w:tab/>
         <w:t>Python</w:t>
       </w:r>
@@ -2764,14 +3743,26 @@
     <w:p>
       <w:pPr>
         <w:pStyle w:val="afkorting"/>
-      </w:pPr>
-      <w:r>
+        <w:rPr>
+          <w:lang w:val="en-US"/>
+        </w:rPr>
+      </w:pPr>
+      <w:r>
+        <w:rPr>
+          <w:lang w:val="en-US"/>
+        </w:rPr>
         <w:t>JS</w:t>
       </w:r>
       <w:r>
+        <w:rPr>
+          <w:lang w:val="en-US"/>
+        </w:rPr>
         <w:tab/>
       </w:r>
       <w:r>
+        <w:rPr>
+          <w:lang w:val="en-US"/>
+        </w:rPr>
         <w:tab/>
         <w:t>JavaScript</w:t>
       </w:r>
@@ -2779,46 +3770,106 @@
     <w:p>
       <w:pPr>
         <w:pStyle w:val="afkorting"/>
-      </w:pPr>
-      <w:r>
+        <w:rPr>
+          <w:lang w:val="en-US"/>
+        </w:rPr>
+      </w:pPr>
+      <w:r>
+        <w:rPr>
+          <w:lang w:val="en-US"/>
+        </w:rPr>
         <w:t>HTML</w:t>
       </w:r>
       <w:r>
+        <w:rPr>
+          <w:lang w:val="en-US"/>
+        </w:rPr>
         <w:tab/>
       </w:r>
       <w:r>
+        <w:rPr>
+          <w:lang w:val="en-US"/>
+        </w:rPr>
         <w:tab/>
-        <w:t>HyperText Markup Language</w:t>
+      </w:r>
+      <w:proofErr w:type="spellStart"/>
+      <w:r>
+        <w:rPr>
+          <w:lang w:val="en-US"/>
+        </w:rPr>
+        <w:t>HyperText</w:t>
+      </w:r>
+      <w:proofErr w:type="spellEnd"/>
+      <w:r>
+        <w:rPr>
+          <w:lang w:val="en-US"/>
+        </w:rPr>
+        <w:t xml:space="preserve"> Markup Language</w:t>
       </w:r>
     </w:p>
     <w:p>
       <w:pPr>
         <w:pStyle w:val="afkorting"/>
-      </w:pPr>
-      <w:r>
+        <w:rPr>
+          <w:lang w:val="en-US"/>
+        </w:rPr>
+      </w:pPr>
+      <w:r>
+        <w:rPr>
+          <w:lang w:val="en-US"/>
+        </w:rPr>
         <w:t>HTTP</w:t>
       </w:r>
       <w:r>
+        <w:rPr>
+          <w:lang w:val="en-US"/>
+        </w:rPr>
         <w:tab/>
       </w:r>
       <w:r>
+        <w:rPr>
+          <w:lang w:val="en-US"/>
+        </w:rPr>
         <w:tab/>
       </w:r>
-      <w:r>
-        <w:t>HyperText Transfer Protocol</w:t>
+      <w:proofErr w:type="spellStart"/>
+      <w:r>
+        <w:rPr>
+          <w:lang w:val="en-US"/>
+        </w:rPr>
+        <w:t>HyperText</w:t>
+      </w:r>
+      <w:proofErr w:type="spellEnd"/>
+      <w:r>
+        <w:rPr>
+          <w:lang w:val="en-US"/>
+        </w:rPr>
+        <w:t xml:space="preserve"> Transfer Protocol</w:t>
       </w:r>
     </w:p>
     <w:p>
       <w:pPr>
         <w:pStyle w:val="afkorting"/>
-      </w:pPr>
-      <w:r>
+        <w:rPr>
+          <w:lang w:val="en-US"/>
+        </w:rPr>
+      </w:pPr>
+      <w:r>
+        <w:rPr>
+          <w:lang w:val="en-US"/>
+        </w:rPr>
         <w:t>URL</w:t>
       </w:r>
       <w:r>
+        <w:rPr>
+          <w:lang w:val="en-US"/>
+        </w:rPr>
         <w:tab/>
       </w:r>
       <w:r>
+        <w:rPr>
+          <w:lang w:val="en-US"/>
+        </w:rPr>
         <w:tab/>
         <w:t>Uniform Resource Locator</w:t>
       </w:r>
@@ -2847,8 +3898,13 @@
       </w:r>
       <w:r>
         <w:tab/>
-        <w:t>Unique Identifier</w:t>
-      </w:r>
+        <w:t xml:space="preserve">Unique </w:t>
+      </w:r>
+      <w:proofErr w:type="spellStart"/>
+      <w:r>
+        <w:t>Identifier</w:t>
+      </w:r>
+      <w:proofErr w:type="spellEnd"/>
     </w:p>
     <w:p>
       <w:pPr>
@@ -2865,7 +3921,7 @@
       <w:r>
         <w:br w:type="page"/>
       </w:r>
-      <w:bookmarkStart w:id="9" w:name="_Toc222668228"/>
+      <w:bookmarkStart w:id="9" w:name="_Toc222751193"/>
       <w:bookmarkStart w:id="10" w:name="_Toc196152198"/>
       <w:r>
         <w:lastRenderedPageBreak/>
@@ -2891,11 +3947,26 @@
           <w:numId w:val="39"/>
         </w:numPr>
       </w:pPr>
-      <w:bookmarkStart w:id="11" w:name="_Toc222668229"/>
+      <w:bookmarkStart w:id="11" w:name="_Toc222751194"/>
       <w:r>
         <w:t>Wat is XSS?</w:t>
       </w:r>
       <w:bookmarkEnd w:id="11"/>
+    </w:p>
+    <w:p>
+      <w:pPr>
+        <w:pStyle w:val="Kop3"/>
+        <w:numPr>
+          <w:ilvl w:val="2"/>
+          <w:numId w:val="39"/>
+        </w:numPr>
+      </w:pPr>
+      <w:r>
+        <w:t>Algeme</w:t>
+      </w:r>
+      <w:r>
+        <w:t>en</w:t>
+      </w:r>
     </w:p>
     <w:p>
       <w:pPr>
@@ -3042,6 +4113,9 @@
     </w:p>
     <w:p>
       <w:r>
+        <w:rPr>
+          <w:noProof/>
+        </w:rPr>
         <w:drawing>
           <wp:anchor distT="0" distB="0" distL="114300" distR="114300" simplePos="0" relativeHeight="251659264" behindDoc="0" locked="0" layoutInCell="1" allowOverlap="1" wp14:anchorId="0F541D35" wp14:editId="2CC5B1EE">
             <wp:simplePos x="0" y="0"/>
@@ -3121,8 +4195,13 @@
       <w:pPr>
         <w:pStyle w:val="Bronnen"/>
       </w:pPr>
-      <w:r>
-        <w:t>GeeksforGeeks (2025)</w:t>
+      <w:proofErr w:type="spellStart"/>
+      <w:r>
+        <w:t>GeeksforGeeks</w:t>
+      </w:r>
+      <w:proofErr w:type="spellEnd"/>
+      <w:r>
+        <w:t xml:space="preserve"> (2025)</w:t>
       </w:r>
     </w:p>
     <w:p/>
@@ -3194,8 +4273,6 @@
       <w:r>
         <w:t xml:space="preserve"> stored XSS. Deze figuur is een voorbeeld van stored XSS want de code wordt opgeslagen in de database.</w:t>
       </w:r>
-    </w:p>
-    <w:p>
       <w:r>
         <w:br w:type="page"/>
       </w:r>
@@ -3208,7 +4285,7 @@
           <w:numId w:val="39"/>
         </w:numPr>
       </w:pPr>
-      <w:bookmarkStart w:id="12" w:name="_Toc222668230"/>
+      <w:bookmarkStart w:id="12" w:name="_Toc222751195"/>
       <w:r>
         <w:lastRenderedPageBreak/>
         <w:t>Reflected XSS</w:t>
@@ -3225,8 +4302,11 @@
     </w:p>
     <w:p>
       <w:r>
+        <w:rPr>
+          <w:noProof/>
+        </w:rPr>
         <w:drawing>
-          <wp:anchor distT="0" distB="0" distL="114300" distR="114300" simplePos="0" relativeHeight="251660288" behindDoc="0" locked="0" layoutInCell="1" allowOverlap="1" wp14:anchorId="152C802A" wp14:editId="1C6BE14C">
+          <wp:anchor distT="0" distB="0" distL="114300" distR="114300" simplePos="0" relativeHeight="251660288" behindDoc="0" locked="0" layoutInCell="1" allowOverlap="1" wp14:anchorId="152C802A" wp14:editId="70CE4FDE">
             <wp:simplePos x="0" y="0"/>
             <wp:positionH relativeFrom="margin">
               <wp:align>left</wp:align>
@@ -3301,8 +4381,13 @@
       <w:pPr>
         <w:pStyle w:val="Bronnen"/>
       </w:pPr>
-      <w:r>
-        <w:t>Hepper (2017)</w:t>
+      <w:proofErr w:type="spellStart"/>
+      <w:r>
+        <w:t>Hepper</w:t>
+      </w:r>
+      <w:proofErr w:type="spellEnd"/>
+      <w:r>
+        <w:t xml:space="preserve"> (2017)</w:t>
       </w:r>
     </w:p>
     <w:p>
@@ -3480,7 +4565,15 @@
         <w:t xml:space="preserve"> de browser</w:t>
       </w:r>
       <w:r>
-        <w:t xml:space="preserve"> verstuurt een HTTP-request naar de server. </w:t>
+        <w:t xml:space="preserve"> verstuurt een HTTP-</w:t>
+      </w:r>
+      <w:proofErr w:type="spellStart"/>
+      <w:r>
+        <w:t>request</w:t>
+      </w:r>
+      <w:proofErr w:type="spellEnd"/>
+      <w:r>
+        <w:t xml:space="preserve"> naar de server. </w:t>
       </w:r>
       <w:r>
         <w:t>D</w:t>
@@ -3533,7 +4626,7 @@
           <w:numId w:val="39"/>
         </w:numPr>
       </w:pPr>
-      <w:bookmarkStart w:id="13" w:name="_Toc222668231"/>
+      <w:bookmarkStart w:id="13" w:name="_Toc222751196"/>
       <w:r>
         <w:t>Stored XSS</w:t>
       </w:r>
@@ -3634,11 +4727,21 @@
         <w:t>(contact)formulieren</w:t>
       </w:r>
       <w:r>
-        <w:t xml:space="preserve"> &amp; rich </w:t>
-      </w:r>
+        <w:t xml:space="preserve"> &amp; </w:t>
+      </w:r>
+      <w:proofErr w:type="spellStart"/>
+      <w:r>
+        <w:t>rich</w:t>
+      </w:r>
+      <w:proofErr w:type="spellEnd"/>
+      <w:r>
+        <w:t xml:space="preserve"> </w:t>
+      </w:r>
+      <w:proofErr w:type="spellStart"/>
       <w:r>
         <w:t>text</w:t>
       </w:r>
+      <w:proofErr w:type="spellEnd"/>
       <w:r>
         <w:t xml:space="preserve"> editors</w:t>
       </w:r>
@@ -3752,115 +4855,12 @@
           <w:numId w:val="39"/>
         </w:numPr>
       </w:pPr>
-      <w:bookmarkStart w:id="14" w:name="_Toc222668232"/>
+      <w:bookmarkStart w:id="14" w:name="_Toc222751197"/>
       <w:r>
         <w:lastRenderedPageBreak/>
         <w:t>Hoe XSS voorkomen?</w:t>
       </w:r>
       <w:bookmarkEnd w:id="14"/>
-    </w:p>
-    <w:p>
-      <w:r>
-        <w:t xml:space="preserve">XSS kwetsbaarheden komen vooral voor door een fout </w:t>
-      </w:r>
-      <w:r>
-        <w:t xml:space="preserve">of onvoorzichtigheid </w:t>
-      </w:r>
-      <w:r>
-        <w:t xml:space="preserve">in </w:t>
-      </w:r>
-      <w:r>
-        <w:t xml:space="preserve">de code van </w:t>
-      </w:r>
-      <w:r>
-        <w:t>de frontend maar dat wilt niet zeggen dat er bij het opzetten van</w:t>
-      </w:r>
-      <w:r>
-        <w:t xml:space="preserve"> de backend en dus de</w:t>
-      </w:r>
-      <w:r>
-        <w:t xml:space="preserve"> API</w:t>
-      </w:r>
-      <w:r>
-        <w:t xml:space="preserve"> daar geen aandacht aan besteed moet worden. Specifiek voor stored XSS is het beter om te voorkomen dat er </w:t>
-      </w:r>
-      <w:r>
-        <w:t>überhaupt</w:t>
-      </w:r>
-      <w:r>
-        <w:t xml:space="preserve"> uitvoerbare JavaScript code </w:t>
-      </w:r>
-      <w:r>
-        <w:t>kan opgeslagen worden in de database.</w:t>
-      </w:r>
-    </w:p>
-    <w:p>
-      <w:r>
-        <w:t>De frontend mag dan wel zo geprogrammeerd zijn om XSS te voorkomen</w:t>
-      </w:r>
-      <w:r>
-        <w:t xml:space="preserve"> voordat het wordt overgedragen aan de API</w:t>
-      </w:r>
-      <w:r>
-        <w:t xml:space="preserve">, </w:t>
-      </w:r>
-      <w:r>
-        <w:t>iemand met kwade bedoelingen</w:t>
-      </w:r>
-      <w:r>
-        <w:t xml:space="preserve"> </w:t>
-      </w:r>
-      <w:r>
-        <w:t>kan</w:t>
-      </w:r>
-      <w:r>
-        <w:t xml:space="preserve"> gewoon andere software zoals een API of HTTP pentesting tool (zoals Postman of HTTP Toolkit) gebruiken</w:t>
-      </w:r>
-      <w:r>
-        <w:t>. Hiermee kan</w:t>
-      </w:r>
-      <w:r>
-        <w:t xml:space="preserve"> de aanvaller alle input die naar de API gaat naar zijn hand zetten en de frontend helemaal </w:t>
-      </w:r>
-      <w:r>
-        <w:t>omzeilen</w:t>
-      </w:r>
-      <w:r>
-        <w:t>.</w:t>
-      </w:r>
-      <w:r>
-        <w:t xml:space="preserve"> Daarom is het belangrijk dat alle gebruiksinput die de API ontvangt </w:t>
-      </w:r>
-      <w:r>
-        <w:t xml:space="preserve">en moet verwerken </w:t>
-      </w:r>
-      <w:r>
-        <w:t xml:space="preserve">eerst </w:t>
-      </w:r>
-      <w:r>
-        <w:t>gecontroleerd</w:t>
-      </w:r>
-      <w:r>
-        <w:t xml:space="preserve"> </w:t>
-      </w:r>
-      <w:r>
-        <w:t xml:space="preserve">en gevalideerd </w:t>
-      </w:r>
-      <w:r>
-        <w:t>wordt of deze geen gevaarlijke</w:t>
-      </w:r>
-      <w:r>
-        <w:t xml:space="preserve"> (JavaScript)</w:t>
-      </w:r>
-      <w:r>
-        <w:t xml:space="preserve"> payload beva</w:t>
-      </w:r>
-      <w:r>
-        <w:t>t</w:t>
-      </w:r>
-      <w:r>
-        <w:t>.</w:t>
-      </w:r>
     </w:p>
     <w:p>
       <w:pPr>
@@ -3871,6 +4871,162 @@
         </w:numPr>
       </w:pPr>
       <w:r>
+        <w:t>Algemeen</w:t>
+      </w:r>
+    </w:p>
+    <w:p>
+      <w:r>
+        <w:t xml:space="preserve">XSS kwetsbaarheden komen vooral voor door een fout </w:t>
+      </w:r>
+      <w:r>
+        <w:t xml:space="preserve">of onvoorzichtigheid </w:t>
+      </w:r>
+      <w:r>
+        <w:t xml:space="preserve">in </w:t>
+      </w:r>
+      <w:r>
+        <w:t xml:space="preserve">de code van </w:t>
+      </w:r>
+      <w:r>
+        <w:t xml:space="preserve">de </w:t>
+      </w:r>
+      <w:proofErr w:type="spellStart"/>
+      <w:r>
+        <w:t>frontend</w:t>
+      </w:r>
+      <w:proofErr w:type="spellEnd"/>
+      <w:r>
+        <w:t xml:space="preserve"> maar dat wilt niet zeggen dat er bij het opzetten van</w:t>
+      </w:r>
+      <w:r>
+        <w:t xml:space="preserve"> de backend en dus de</w:t>
+      </w:r>
+      <w:r>
+        <w:t xml:space="preserve"> API</w:t>
+      </w:r>
+      <w:r>
+        <w:t xml:space="preserve"> daar geen aandacht aan besteed moet worden. Specifiek voor stored XSS is het beter om te voorkomen dat er </w:t>
+      </w:r>
+      <w:r>
+        <w:t>überhaupt</w:t>
+      </w:r>
+      <w:r>
+        <w:t xml:space="preserve"> uitvoerbare JavaScript code </w:t>
+      </w:r>
+      <w:r>
+        <w:t>kan opgeslagen worden in de database.</w:t>
+      </w:r>
+    </w:p>
+    <w:p>
+      <w:r>
+        <w:t xml:space="preserve">De </w:t>
+      </w:r>
+      <w:proofErr w:type="spellStart"/>
+      <w:r>
+        <w:t>frontend</w:t>
+      </w:r>
+      <w:proofErr w:type="spellEnd"/>
+      <w:r>
+        <w:t xml:space="preserve"> mag dan wel zo geprogrammeerd zijn om XSS te voorkomen</w:t>
+      </w:r>
+      <w:r>
+        <w:t xml:space="preserve"> voordat het wordt overgedragen aan de API</w:t>
+      </w:r>
+      <w:r>
+        <w:t xml:space="preserve">, </w:t>
+      </w:r>
+      <w:r>
+        <w:t>iemand met kwade bedoelingen</w:t>
+      </w:r>
+      <w:r>
+        <w:t xml:space="preserve"> </w:t>
+      </w:r>
+      <w:r>
+        <w:t>kan</w:t>
+      </w:r>
+      <w:r>
+        <w:t xml:space="preserve"> gewoon andere software zoals een API of HTTP </w:t>
+      </w:r>
+      <w:proofErr w:type="spellStart"/>
+      <w:r>
+        <w:t>pentesting</w:t>
+      </w:r>
+      <w:proofErr w:type="spellEnd"/>
+      <w:r>
+        <w:t xml:space="preserve"> tool (zoals Postman of HTTP Toolkit) gebruiken</w:t>
+      </w:r>
+      <w:r>
+        <w:t>. Hiermee kan</w:t>
+      </w:r>
+      <w:r>
+        <w:t xml:space="preserve"> de aanvaller alle input die naar de API gaat naar zijn hand zetten en de </w:t>
+      </w:r>
+      <w:proofErr w:type="spellStart"/>
+      <w:r>
+        <w:t>frontend</w:t>
+      </w:r>
+      <w:proofErr w:type="spellEnd"/>
+      <w:r>
+        <w:t xml:space="preserve"> helemaal </w:t>
+      </w:r>
+      <w:r>
+        <w:t>omzeilen</w:t>
+      </w:r>
+      <w:r>
+        <w:t>.</w:t>
+      </w:r>
+      <w:r>
+        <w:t xml:space="preserve"> Daarom is het belangrijk dat alle gebruiksinput die de API ontvangt </w:t>
+      </w:r>
+      <w:r>
+        <w:t xml:space="preserve">en moet verwerken </w:t>
+      </w:r>
+      <w:r>
+        <w:t xml:space="preserve">eerst </w:t>
+      </w:r>
+      <w:r>
+        <w:t>gecontroleerd</w:t>
+      </w:r>
+      <w:r>
+        <w:t xml:space="preserve"> </w:t>
+      </w:r>
+      <w:r>
+        <w:t xml:space="preserve">en gevalideerd </w:t>
+      </w:r>
+      <w:r>
+        <w:t>wordt of deze geen gevaarlijke</w:t>
+      </w:r>
+      <w:r>
+        <w:t xml:space="preserve"> (JavaScript)</w:t>
+      </w:r>
+      <w:r>
+        <w:t xml:space="preserve"> </w:t>
+      </w:r>
+      <w:proofErr w:type="spellStart"/>
+      <w:r>
+        <w:t>payload</w:t>
+      </w:r>
+      <w:proofErr w:type="spellEnd"/>
+      <w:r>
+        <w:t xml:space="preserve"> beva</w:t>
+      </w:r>
+      <w:r>
+        <w:t>t</w:t>
+      </w:r>
+      <w:r>
+        <w:t>.</w:t>
+      </w:r>
+    </w:p>
+    <w:p>
+      <w:pPr>
+        <w:pStyle w:val="Kop3"/>
+        <w:numPr>
+          <w:ilvl w:val="2"/>
+          <w:numId w:val="39"/>
+        </w:numPr>
+      </w:pPr>
+      <w:bookmarkStart w:id="15" w:name="_Toc222751198"/>
+      <w:r>
         <w:t xml:space="preserve">HTML </w:t>
       </w:r>
       <w:r>
@@ -3879,6 +5035,7 @@
       <w:r>
         <w:t xml:space="preserve"> - HTML entity encoding</w:t>
       </w:r>
+      <w:bookmarkEnd w:id="15"/>
     </w:p>
     <w:p>
       <w:r>
@@ -4001,60 +5158,229 @@
           <w:b/>
           <w:bCs/>
         </w:rPr>
-        <w:t>&amp;lt;</w:t>
-      </w:r>
-      <w:r>
-        <w:t xml:space="preserve"> of door zijn entity nummer </w:t>
-      </w:r>
+        <w:t>&amp;</w:t>
+      </w:r>
+      <w:proofErr w:type="spellStart"/>
       <w:r>
         <w:rPr>
           <w:b/>
           <w:bCs/>
         </w:rPr>
-        <w:t xml:space="preserve">&amp;#60; </w:t>
-      </w:r>
-      <w:r>
-        <w:t>de gebruiker krijgt wel gewoon het kleiner dan teken te zien</w:t>
-      </w:r>
-      <w:r>
-        <w:t xml:space="preserve"> op zijn/haar beeldscherm</w:t>
-      </w:r>
-      <w:r>
-        <w:t xml:space="preserve">. </w:t>
-      </w:r>
-      <w:r>
-        <w:t xml:space="preserve">Een voorbeeld van een gevaarlijke XSS payload die verandert door middel van HTML escaping: de payload </w:t>
-      </w:r>
+        <w:t>lt</w:t>
+      </w:r>
+      <w:proofErr w:type="spellEnd"/>
       <w:r>
         <w:rPr>
           <w:b/>
           <w:bCs/>
         </w:rPr>
-        <w:t xml:space="preserve">&lt;img src=x onerror=alert(document.cookie)&gt; </w:t>
-      </w:r>
-      <w:r>
-        <w:t xml:space="preserve">verandert dan in </w:t>
+        <w:t>;</w:t>
+      </w:r>
+      <w:r>
+        <w:t xml:space="preserve"> of door zijn entity nummer </w:t>
       </w:r>
       <w:r>
         <w:rPr>
           <w:b/>
           <w:bCs/>
         </w:rPr>
-        <w:t>&amp;lt;img src=x onerror=alert(</w:t>
+        <w:t xml:space="preserve">&amp;#60; </w:t>
+      </w:r>
+      <w:r>
+        <w:t>de gebruiker krijgt wel gewoon het kleiner dan teken te zien</w:t>
+      </w:r>
+      <w:r>
+        <w:t xml:space="preserve"> op zijn/haar beeldscherm</w:t>
+      </w:r>
+      <w:r>
+        <w:t xml:space="preserve">. </w:t>
+      </w:r>
+      <w:r>
+        <w:t xml:space="preserve">Een voorbeeld van een gevaarlijke XSS </w:t>
+      </w:r>
+      <w:proofErr w:type="spellStart"/>
+      <w:r>
+        <w:t>payload</w:t>
+      </w:r>
+      <w:proofErr w:type="spellEnd"/>
+      <w:r>
+        <w:t xml:space="preserve"> die verandert door middel van HTML escaping: de </w:t>
+      </w:r>
+      <w:proofErr w:type="spellStart"/>
+      <w:r>
+        <w:t>payload</w:t>
+      </w:r>
+      <w:proofErr w:type="spellEnd"/>
+      <w:r>
+        <w:t xml:space="preserve"> </w:t>
       </w:r>
       <w:r>
         <w:rPr>
           <w:b/>
           <w:bCs/>
         </w:rPr>
-        <w:t xml:space="preserve"> </w:t>
-      </w:r>
+        <w:t>&lt;</w:t>
+      </w:r>
+      <w:proofErr w:type="spellStart"/>
       <w:r>
         <w:rPr>
           <w:b/>
           <w:bCs/>
         </w:rPr>
-        <w:t xml:space="preserve">document.cookie)&amp;gt; </w:t>
+        <w:t>img</w:t>
+      </w:r>
+      <w:proofErr w:type="spellEnd"/>
+      <w:r>
+        <w:rPr>
+          <w:b/>
+          <w:bCs/>
+        </w:rPr>
+        <w:t xml:space="preserve"> </w:t>
+      </w:r>
+      <w:proofErr w:type="spellStart"/>
+      <w:r>
+        <w:rPr>
+          <w:b/>
+          <w:bCs/>
+        </w:rPr>
+        <w:t>src</w:t>
+      </w:r>
+      <w:proofErr w:type="spellEnd"/>
+      <w:r>
+        <w:rPr>
+          <w:b/>
+          <w:bCs/>
+        </w:rPr>
+        <w:t xml:space="preserve">=x </w:t>
+      </w:r>
+      <w:proofErr w:type="spellStart"/>
+      <w:r>
+        <w:rPr>
+          <w:b/>
+          <w:bCs/>
+        </w:rPr>
+        <w:t>onerror</w:t>
+      </w:r>
+      <w:proofErr w:type="spellEnd"/>
+      <w:r>
+        <w:rPr>
+          <w:b/>
+          <w:bCs/>
+        </w:rPr>
+        <w:t>=alert(</w:t>
+      </w:r>
+      <w:proofErr w:type="spellStart"/>
+      <w:r>
+        <w:rPr>
+          <w:b/>
+          <w:bCs/>
+        </w:rPr>
+        <w:t>document.cookie</w:t>
+      </w:r>
+      <w:proofErr w:type="spellEnd"/>
+      <w:r>
+        <w:rPr>
+          <w:b/>
+          <w:bCs/>
+        </w:rPr>
+        <w:t xml:space="preserve">)&gt; </w:t>
+      </w:r>
+      <w:r>
+        <w:t xml:space="preserve">verandert dan in </w:t>
+      </w:r>
+      <w:r>
+        <w:rPr>
+          <w:b/>
+          <w:bCs/>
+        </w:rPr>
+        <w:t>&amp;</w:t>
+      </w:r>
+      <w:proofErr w:type="spellStart"/>
+      <w:r>
+        <w:rPr>
+          <w:b/>
+          <w:bCs/>
+        </w:rPr>
+        <w:t>lt;img</w:t>
+      </w:r>
+      <w:proofErr w:type="spellEnd"/>
+      <w:r>
+        <w:rPr>
+          <w:b/>
+          <w:bCs/>
+        </w:rPr>
+        <w:t xml:space="preserve"> </w:t>
+      </w:r>
+      <w:proofErr w:type="spellStart"/>
+      <w:r>
+        <w:rPr>
+          <w:b/>
+          <w:bCs/>
+        </w:rPr>
+        <w:t>src</w:t>
+      </w:r>
+      <w:proofErr w:type="spellEnd"/>
+      <w:r>
+        <w:rPr>
+          <w:b/>
+          <w:bCs/>
+        </w:rPr>
+        <w:t xml:space="preserve">=x </w:t>
+      </w:r>
+      <w:proofErr w:type="spellStart"/>
+      <w:r>
+        <w:rPr>
+          <w:b/>
+          <w:bCs/>
+        </w:rPr>
+        <w:t>onerror</w:t>
+      </w:r>
+      <w:proofErr w:type="spellEnd"/>
+      <w:r>
+        <w:rPr>
+          <w:b/>
+          <w:bCs/>
+        </w:rPr>
+        <w:t>=alert(</w:t>
+      </w:r>
+      <w:r>
+        <w:rPr>
+          <w:b/>
+          <w:bCs/>
+        </w:rPr>
+        <w:t xml:space="preserve"> </w:t>
+      </w:r>
+      <w:proofErr w:type="spellStart"/>
+      <w:r>
+        <w:rPr>
+          <w:b/>
+          <w:bCs/>
+        </w:rPr>
+        <w:t>document.cookie</w:t>
+      </w:r>
+      <w:proofErr w:type="spellEnd"/>
+      <w:r>
+        <w:rPr>
+          <w:b/>
+          <w:bCs/>
+        </w:rPr>
+        <w:t>)&amp;</w:t>
+      </w:r>
+      <w:proofErr w:type="spellStart"/>
+      <w:r>
+        <w:rPr>
+          <w:b/>
+          <w:bCs/>
+        </w:rPr>
+        <w:t>gt</w:t>
+      </w:r>
+      <w:proofErr w:type="spellEnd"/>
+      <w:r>
+        <w:rPr>
+          <w:b/>
+          <w:bCs/>
+        </w:rPr>
+        <w:t xml:space="preserve">; </w:t>
       </w:r>
       <w:r>
         <w:t>waardoor het niet langer als HTML code wordt geïnterpreteerd</w:t>
@@ -4077,7 +5403,15 @@
         <w:t xml:space="preserve">modules, </w:t>
       </w:r>
       <w:r>
-        <w:t xml:space="preserve">packages of libraries die kunnen gebruikt worden om aan HTML escaping of HTML entity encoding te doen. Voor HTML escaping in Python zijn er 2 </w:t>
+        <w:t xml:space="preserve">packages of </w:t>
+      </w:r>
+      <w:proofErr w:type="spellStart"/>
+      <w:r>
+        <w:t>libraries</w:t>
+      </w:r>
+      <w:proofErr w:type="spellEnd"/>
+      <w:r>
+        <w:t xml:space="preserve"> die kunnen gebruikt worden om aan HTML escaping of HTML entity encoding te doen. Voor HTML escaping in Python zijn er 2 </w:t>
       </w:r>
       <w:r>
         <w:t xml:space="preserve">populaire </w:t>
@@ -4107,12 +5441,14 @@
         <w:t xml:space="preserve"> en de </w:t>
       </w:r>
       <w:hyperlink r:id="rId12" w:history="1">
+        <w:proofErr w:type="spellStart"/>
         <w:r>
           <w:rPr>
             <w:rStyle w:val="Hyperlink"/>
           </w:rPr>
           <w:t>MarkupSafe</w:t>
         </w:r>
+        <w:proofErr w:type="spellEnd"/>
       </w:hyperlink>
       <w:r>
         <w:t xml:space="preserve"> </w:t>
@@ -4132,18 +5468,41 @@
           <w:numId w:val="39"/>
         </w:numPr>
       </w:pPr>
+      <w:bookmarkStart w:id="16" w:name="_Toc222751199"/>
       <w:r>
         <w:t>HTML Strippen</w:t>
       </w:r>
+      <w:bookmarkEnd w:id="16"/>
     </w:p>
     <w:p>
       <w:r>
-        <w:t>Aantonen met before en after</w:t>
-      </w:r>
+        <w:t xml:space="preserve">Aantonen met </w:t>
+      </w:r>
+      <w:proofErr w:type="spellStart"/>
+      <w:r>
+        <w:t>before</w:t>
+      </w:r>
+      <w:proofErr w:type="spellEnd"/>
+      <w:r>
+        <w:t xml:space="preserve"> en </w:t>
+      </w:r>
+      <w:proofErr w:type="spellStart"/>
+      <w:r>
+        <w:t>after</w:t>
+      </w:r>
+      <w:proofErr w:type="spellEnd"/>
     </w:p>
     <w:p>
       <w:r>
-        <w:t>Whitelist gebruiken ipv blacklist</w:t>
+        <w:t xml:space="preserve">Whitelist gebruiken </w:t>
+      </w:r>
+      <w:proofErr w:type="spellStart"/>
+      <w:r>
+        <w:t>ipv</w:t>
+      </w:r>
+      <w:proofErr w:type="spellEnd"/>
+      <w:r>
+        <w:t xml:space="preserve"> blacklist</w:t>
       </w:r>
     </w:p>
     <w:p>
@@ -4154,17 +5513,24 @@
           <w:numId w:val="39"/>
         </w:numPr>
       </w:pPr>
-      <w:r>
+      <w:bookmarkStart w:id="17" w:name="_Toc222751200"/>
+      <w:r>
+        <w:lastRenderedPageBreak/>
         <w:t>Cookies</w:t>
       </w:r>
       <w:r>
         <w:t xml:space="preserve"> met </w:t>
       </w:r>
-      <w:r>
-        <w:t xml:space="preserve">HttpOnly </w:t>
-      </w:r>
-      <w:r>
-        <w:t xml:space="preserve"> at</w:t>
+      <w:proofErr w:type="spellStart"/>
+      <w:r>
+        <w:t>HttpOnly</w:t>
+      </w:r>
+      <w:proofErr w:type="spellEnd"/>
+      <w:r>
+        <w:t xml:space="preserve"> </w:t>
+      </w:r>
+      <w:r>
+        <w:t>at</w:t>
       </w:r>
       <w:r>
         <w:t>t</w:t>
@@ -4172,6 +5538,7 @@
       <w:r>
         <w:t>ribuut</w:t>
       </w:r>
+      <w:bookmarkEnd w:id="17"/>
     </w:p>
     <w:p>
       <w:r>
@@ -4199,11 +5566,7 @@
         <w:t xml:space="preserve">geldig voor </w:t>
       </w:r>
       <w:r>
-        <w:t xml:space="preserve">een </w:t>
-      </w:r>
-      <w:r>
-        <w:lastRenderedPageBreak/>
-        <w:t>bepaalde tijdsperiode</w:t>
+        <w:t>een bepaalde tijdsperiode</w:t>
       </w:r>
       <w:r>
         <w:t>. Z</w:t>
@@ -4221,7 +5584,15 @@
         <w:t>e API</w:t>
       </w:r>
       <w:r>
-        <w:t xml:space="preserve"> request gemaakt wordt waarbij het nodig is om je account gegevens </w:t>
+        <w:t xml:space="preserve"> </w:t>
+      </w:r>
+      <w:proofErr w:type="spellStart"/>
+      <w:r>
+        <w:t>request</w:t>
+      </w:r>
+      <w:proofErr w:type="spellEnd"/>
+      <w:r>
+        <w:t xml:space="preserve"> gemaakt wordt waarbij het nodig is om je account gegevens </w:t>
       </w:r>
       <w:r>
         <w:t>mee te geven</w:t>
@@ -4230,8 +5601,21 @@
         <w:t>.</w:t>
       </w:r>
       <w:r>
-        <w:t xml:space="preserve"> In plaats van de inloggegevens opnieuw mee te geven met de request wordt de cookie met de sessie of access token meegeven met de request</w:t>
-      </w:r>
+        <w:t xml:space="preserve"> In plaats van de inloggegevens opnieuw mee te geven met de </w:t>
+      </w:r>
+      <w:proofErr w:type="spellStart"/>
+      <w:r>
+        <w:t>request</w:t>
+      </w:r>
+      <w:proofErr w:type="spellEnd"/>
+      <w:r>
+        <w:t xml:space="preserve"> wordt de cookie met de sessie of access token meegeven met de </w:t>
+      </w:r>
+      <w:proofErr w:type="spellStart"/>
+      <w:r>
+        <w:t>request</w:t>
+      </w:r>
+      <w:proofErr w:type="spellEnd"/>
       <w:r>
         <w:t>.</w:t>
       </w:r>
@@ -4241,23 +5625,47 @@
         <w:t>Een cookie</w:t>
       </w:r>
       <w:r>
-        <w:t xml:space="preserve"> kan bepaalde attributen en eigenschappen hebben die vertellen hoe de cookie moet gebruikt worden.</w:t>
-      </w:r>
-      <w:r>
-        <w:t xml:space="preserve"> Zo bestaat er een attribuut genaamd HttpOnly, cookies met dit attribuut</w:t>
-      </w:r>
-    </w:p>
-    <w:p>
-      <w:r>
-        <w:t>Vermijd functies zoals innerHTML, eval ...</w:t>
-      </w:r>
-      <w:r>
-        <w:t xml:space="preserve"> aan de frontend</w:t>
-      </w:r>
-    </w:p>
-    <w:p>
-      <w:r>
-        <w:t>Voor access token stealing via XSS te voorkomen zorgen dat je HTTP only cookies gebruikt</w:t>
+        <w:t xml:space="preserve"> kan bepaalde attributen en eigenschappen hebben die vertellen </w:t>
+      </w:r>
+      <w:r>
+        <w:t xml:space="preserve">aan de browser </w:t>
+      </w:r>
+      <w:r>
+        <w:t>hoe de cookie moet gebruikt worden.</w:t>
+      </w:r>
+      <w:r>
+        <w:t xml:space="preserve"> Zo bestaat er een attribuut genaamd </w:t>
+      </w:r>
+      <w:proofErr w:type="spellStart"/>
+      <w:r>
+        <w:t>HttpOnly</w:t>
+      </w:r>
+      <w:proofErr w:type="spellEnd"/>
+      <w:r>
+        <w:t xml:space="preserve">, </w:t>
+      </w:r>
+      <w:r>
+        <w:t>dit attribuut verteld aan de browser dat deze cookie niet uitgelezen mag worden via JavaScript. Als er toch geprobeerd wordt om deze cookie uit te lezen via JavaScript, dan doet de browser alsof deze niet bestaat.</w:t>
+      </w:r>
+      <w:r>
+        <w:t xml:space="preserve"> Dit beschermd de </w:t>
+      </w:r>
+      <w:r>
+        <w:t xml:space="preserve">cookie met de </w:t>
+      </w:r>
+      <w:r>
+        <w:t xml:space="preserve">opgeslagen sessie of access token tegen sessie/token </w:t>
+      </w:r>
+      <w:proofErr w:type="spellStart"/>
+      <w:r>
+        <w:t>stealing</w:t>
+      </w:r>
+      <w:proofErr w:type="spellEnd"/>
+      <w:r>
+        <w:t xml:space="preserve"> via XSS</w:t>
+      </w:r>
+      <w:r>
+        <w:t>, omdat de cookie onbereikbaar is via JavaScript.</w:t>
       </w:r>
     </w:p>
     <w:p>
@@ -4268,39 +5676,119 @@
           <w:numId w:val="39"/>
         </w:numPr>
       </w:pPr>
-      <w:bookmarkStart w:id="15" w:name="_Toc222668233"/>
+      <w:bookmarkStart w:id="18" w:name="_Toc222751201"/>
       <w:r>
         <w:t>Praktisch</w:t>
       </w:r>
-      <w:bookmarkEnd w:id="15"/>
+      <w:bookmarkEnd w:id="18"/>
     </w:p>
     <w:p>
-      <w:r>
-        <w:t>Strip: nh3</w:t>
-      </w:r>
-      <w:r>
-        <w:t xml:space="preserve"> package</w:t>
-      </w:r>
-      <w:r>
-        <w:br/>
-        <w:t>Escape: html &amp; markupsafe packages</w:t>
-      </w:r>
+      <w:pPr>
+        <w:pStyle w:val="Kop3"/>
+        <w:numPr>
+          <w:ilvl w:val="2"/>
+          <w:numId w:val="39"/>
+        </w:numPr>
+      </w:pPr>
+      <w:bookmarkStart w:id="19" w:name="_Toc222751202"/>
+      <w:r>
+        <w:t>Reflected XSS bij o</w:t>
+      </w:r>
+      <w:r>
+        <w:t>nveilige API</w:t>
+      </w:r>
+      <w:bookmarkEnd w:id="19"/>
     </w:p>
     <w:p>
-      <w:r>
-        <w:t>Ik heb gekozen voor escape met markupsafe</w:t>
-      </w:r>
-      <w:r>
-        <w:t xml:space="preserve"> voor de veilige versie van de API</w:t>
-      </w:r>
+      <w:pPr>
+        <w:pStyle w:val="Kop3"/>
+        <w:numPr>
+          <w:ilvl w:val="2"/>
+          <w:numId w:val="39"/>
+        </w:numPr>
+      </w:pPr>
+      <w:bookmarkStart w:id="20" w:name="_Toc222751203"/>
+      <w:r>
+        <w:t>Stored XSS bij onveilige API</w:t>
+      </w:r>
+      <w:bookmarkEnd w:id="20"/>
     </w:p>
     <w:p>
-      <w:r>
-        <w:t>Aantonnen met popup uit praktisch voor safe &amp; unsafe app</w:t>
-      </w:r>
-      <w:r>
-        <w:t xml:space="preserve"> voor search url</w:t>
-      </w:r>
+      <w:pPr>
+        <w:pStyle w:val="Kop3"/>
+        <w:numPr>
+          <w:ilvl w:val="2"/>
+          <w:numId w:val="39"/>
+        </w:numPr>
+      </w:pPr>
+      <w:bookmarkStart w:id="21" w:name="_Toc222751204"/>
+      <w:r>
+        <w:t>Veilige API, beschermt tegen XSS</w:t>
+      </w:r>
+      <w:bookmarkEnd w:id="21"/>
+    </w:p>
+    <w:p>
+      <w:r>
+        <w:t>Om de API en h</w:t>
+      </w:r>
+      <w:r>
+        <w:t xml:space="preserve">et volledige webapp systeem te beschermen, is er in dit onderzoek voor gekozen om HTML escaping of HTML entity encoding te gebruiken door middel van de escape functie van de </w:t>
+      </w:r>
+      <w:proofErr w:type="spellStart"/>
+      <w:r>
+        <w:t>MarkupSafe</w:t>
+      </w:r>
+      <w:proofErr w:type="spellEnd"/>
+      <w:r>
+        <w:t xml:space="preserve"> module in Python.</w:t>
+      </w:r>
+    </w:p>
+    <w:p>
+      <w:r>
+        <w:t xml:space="preserve">Ik heb gekozen voor escape met </w:t>
+      </w:r>
+      <w:proofErr w:type="spellStart"/>
+      <w:r>
+        <w:t>markupsafe</w:t>
+      </w:r>
+      <w:proofErr w:type="spellEnd"/>
+      <w:r>
+        <w:t xml:space="preserve"> voor de veilige versie van de API</w:t>
+      </w:r>
+    </w:p>
+    <w:p>
+      <w:proofErr w:type="spellStart"/>
+      <w:r>
+        <w:t>Aantonnen</w:t>
+      </w:r>
+      <w:proofErr w:type="spellEnd"/>
+      <w:r>
+        <w:t xml:space="preserve"> met </w:t>
+      </w:r>
+      <w:proofErr w:type="spellStart"/>
+      <w:r>
+        <w:t>popup</w:t>
+      </w:r>
+      <w:proofErr w:type="spellEnd"/>
+      <w:r>
+        <w:t xml:space="preserve"> uit praktisch voor safe &amp; </w:t>
+      </w:r>
+      <w:proofErr w:type="spellStart"/>
+      <w:r>
+        <w:t>unsafe</w:t>
+      </w:r>
+      <w:proofErr w:type="spellEnd"/>
+      <w:r>
+        <w:t xml:space="preserve"> app</w:t>
+      </w:r>
+      <w:r>
+        <w:t xml:space="preserve"> voor search </w:t>
+      </w:r>
+      <w:proofErr w:type="spellStart"/>
+      <w:r>
+        <w:t>url</w:t>
+      </w:r>
+      <w:proofErr w:type="spellEnd"/>
     </w:p>
     <w:p>
       <w:r>
@@ -4319,7 +5807,7 @@
           <w:szCs w:val="22"/>
         </w:rPr>
       </w:pPr>
-      <w:bookmarkStart w:id="16" w:name="_Toc222668234"/>
+      <w:bookmarkStart w:id="22" w:name="_Toc222751205"/>
       <w:r>
         <w:lastRenderedPageBreak/>
         <w:t>CSRF</w:t>
@@ -4335,9 +5823,34 @@
           <w:rFonts w:cs="Arial"/>
           <w:szCs w:val="22"/>
         </w:rPr>
-        <w:t>Cross-Site Request Forgery</w:t>
-      </w:r>
-      <w:bookmarkEnd w:id="16"/>
+        <w:t xml:space="preserve">Cross-Site </w:t>
+      </w:r>
+      <w:proofErr w:type="spellStart"/>
+      <w:r>
+        <w:rPr>
+          <w:rFonts w:cs="Arial"/>
+          <w:szCs w:val="22"/>
+        </w:rPr>
+        <w:t>Request</w:t>
+      </w:r>
+      <w:proofErr w:type="spellEnd"/>
+      <w:r>
+        <w:rPr>
+          <w:rFonts w:cs="Arial"/>
+          <w:szCs w:val="22"/>
+        </w:rPr>
+        <w:t xml:space="preserve"> </w:t>
+      </w:r>
+      <w:proofErr w:type="spellStart"/>
+      <w:r>
+        <w:rPr>
+          <w:rFonts w:cs="Arial"/>
+          <w:szCs w:val="22"/>
+        </w:rPr>
+        <w:t>Forgery</w:t>
+      </w:r>
+      <w:bookmarkEnd w:id="22"/>
+      <w:proofErr w:type="spellEnd"/>
     </w:p>
     <w:p>
       <w:pPr>
@@ -4347,13 +5860,25 @@
           <w:numId w:val="39"/>
         </w:numPr>
       </w:pPr>
-      <w:bookmarkStart w:id="17" w:name="_Toc222668235"/>
+      <w:bookmarkStart w:id="23" w:name="_Toc222751206"/>
       <w:r>
         <w:t>Wat is CSRF?</w:t>
       </w:r>
-      <w:bookmarkEnd w:id="17"/>
+      <w:bookmarkEnd w:id="23"/>
     </w:p>
     <w:p>
+      <w:pPr>
+        <w:pStyle w:val="Kop3"/>
+        <w:numPr>
+          <w:ilvl w:val="2"/>
+          <w:numId w:val="39"/>
+        </w:numPr>
+      </w:pPr>
+      <w:r>
+        <w:t>Algemeen</w:t>
+      </w:r>
+    </w:p>
+    <w:p>
       <w:r>
         <w:t xml:space="preserve">CSRF </w:t>
       </w:r>
@@ -4433,21 +5958,54 @@
         <w:t xml:space="preserve"> en kan </w:t>
       </w:r>
       <w:r>
-        <w:t>een request een kwaadaardig effect hebben.</w:t>
+        <w:t xml:space="preserve">een </w:t>
+      </w:r>
+      <w:proofErr w:type="spellStart"/>
+      <w:r>
+        <w:t>request</w:t>
+      </w:r>
+      <w:proofErr w:type="spellEnd"/>
+      <w:r>
+        <w:t xml:space="preserve"> een kwaadaardig effect hebben.</w:t>
       </w:r>
     </w:p>
     <w:p/>
-    <w:p/>
     <w:p>
       <w:pPr>
-        <w:pStyle w:val="Ondertitel"/>
-      </w:pPr>
-      <w:r>
-        <w:t>Figuur 3</w:t>
-      </w:r>
+        <w:pStyle w:val="Kop3"/>
+        <w:numPr>
+          <w:ilvl w:val="2"/>
+          <w:numId w:val="39"/>
+        </w:numPr>
+      </w:pPr>
+      <w:r>
+        <w:t xml:space="preserve">Voorbeeld </w:t>
+      </w:r>
+      <w:r>
+        <w:t>Normaal</w:t>
+      </w:r>
+      <w:r>
+        <w:t xml:space="preserve"> </w:t>
+      </w:r>
+      <w:proofErr w:type="spellStart"/>
+      <w:r>
+        <w:t>Request</w:t>
+      </w:r>
+      <w:proofErr w:type="spellEnd"/>
     </w:p>
     <w:p>
-      <w:r>
+      <w:pPr>
+        <w:pStyle w:val="Ondertitel"/>
+      </w:pPr>
+      <w:r>
+        <w:t>Figuur 3</w:t>
+      </w:r>
+    </w:p>
+    <w:p>
+      <w:r>
+        <w:rPr>
+          <w:noProof/>
+        </w:rPr>
         <w:drawing>
           <wp:anchor distT="0" distB="0" distL="114300" distR="114300" simplePos="0" relativeHeight="251661312" behindDoc="0" locked="0" layoutInCell="1" allowOverlap="1" wp14:anchorId="0E71232A" wp14:editId="3970D457">
             <wp:simplePos x="0" y="0"/>
@@ -4523,8 +6081,13 @@
         <w:t xml:space="preserve">HTTP </w:t>
       </w:r>
       <w:r>
-        <w:t>POST request</w:t>
-      </w:r>
+        <w:t xml:space="preserve">POST </w:t>
+      </w:r>
+      <w:proofErr w:type="spellStart"/>
+      <w:r>
+        <w:t>request</w:t>
+      </w:r>
+      <w:proofErr w:type="spellEnd"/>
       <w:r>
         <w:t>, geld overschrijven</w:t>
       </w:r>
@@ -4532,23 +6095,39 @@
     <w:p>
       <w:pPr>
         <w:pStyle w:val="Bronnen"/>
-      </w:pPr>
-      <w:r>
+        <w:rPr>
+          <w:lang w:val="en-US"/>
+        </w:rPr>
+      </w:pPr>
+      <w:r>
+        <w:rPr>
+          <w:lang w:val="en-US"/>
+        </w:rPr>
         <w:t>(</w:t>
       </w:r>
       <w:r>
         <w:rPr>
           <w:i/>
           <w:iCs/>
+          <w:lang w:val="en-US"/>
         </w:rPr>
         <w:t>Cross-site Request Forgery (CSRF) - Security | MDN</w:t>
       </w:r>
       <w:r>
+        <w:rPr>
+          <w:lang w:val="en-US"/>
+        </w:rPr>
         <w:t>, 2025)</w:t>
       </w:r>
     </w:p>
-    <w:p/>
     <w:p>
+      <w:pPr>
+        <w:rPr>
+          <w:lang w:val="en-US"/>
+        </w:rPr>
+      </w:pPr>
+    </w:p>
+    <w:p>
       <w:r>
         <w:t xml:space="preserve">Figuur 3 </w:t>
       </w:r>
@@ -4556,8 +6135,13 @@
         <w:t>toont</w:t>
       </w:r>
       <w:r>
-        <w:t xml:space="preserve"> een POST request</w:t>
-      </w:r>
+        <w:t xml:space="preserve"> een POST </w:t>
+      </w:r>
+      <w:proofErr w:type="spellStart"/>
+      <w:r>
+        <w:t>request</w:t>
+      </w:r>
+      <w:proofErr w:type="spellEnd"/>
       <w:r>
         <w:t xml:space="preserve"> van een API</w:t>
       </w:r>
@@ -4584,7 +6168,15 @@
         <w:t>POST</w:t>
       </w:r>
       <w:r>
-        <w:t xml:space="preserve"> request </w:t>
+        <w:t xml:space="preserve"> </w:t>
+      </w:r>
+      <w:proofErr w:type="spellStart"/>
+      <w:r>
+        <w:t>request</w:t>
+      </w:r>
+      <w:proofErr w:type="spellEnd"/>
+      <w:r>
+        <w:t xml:space="preserve"> </w:t>
       </w:r>
       <w:r>
         <w:t>verstuurd</w:t>
@@ -4620,13 +6212,37 @@
         <w:t>een HTTP</w:t>
       </w:r>
       <w:r>
-        <w:t xml:space="preserve"> request. De server ontvangt deze request en controleert de user UID en/of de authenticatie token, als deze tokens geldig zijn dan wordt </w:t>
+        <w:t xml:space="preserve"> </w:t>
+      </w:r>
+      <w:proofErr w:type="spellStart"/>
+      <w:r>
+        <w:t>request</w:t>
+      </w:r>
+      <w:proofErr w:type="spellEnd"/>
+      <w:r>
+        <w:t xml:space="preserve">. De server ontvangt deze </w:t>
+      </w:r>
+      <w:proofErr w:type="spellStart"/>
+      <w:r>
+        <w:t>request</w:t>
+      </w:r>
+      <w:proofErr w:type="spellEnd"/>
+      <w:r>
+        <w:t xml:space="preserve"> en controleert de user UID en/of de authenticatie token, als deze tokens geldig zijn dan wordt </w:t>
       </w:r>
       <w:r>
         <w:t>de</w:t>
       </w:r>
       <w:r>
-        <w:t xml:space="preserve"> request verwerkt en het geld overgeschreven.</w:t>
+        <w:t xml:space="preserve"> </w:t>
+      </w:r>
+      <w:proofErr w:type="spellStart"/>
+      <w:r>
+        <w:t>request</w:t>
+      </w:r>
+      <w:proofErr w:type="spellEnd"/>
+      <w:r>
+        <w:t xml:space="preserve"> verwerkt en het geld overgeschreven.</w:t>
       </w:r>
       <w:r>
         <w:br w:type="page"/>
@@ -4634,32 +6250,55 @@
     </w:p>
     <w:p>
       <w:pPr>
-        <w:pStyle w:val="Ondertitel"/>
+        <w:pStyle w:val="Kop3"/>
+        <w:numPr>
+          <w:ilvl w:val="2"/>
+          <w:numId w:val="39"/>
+        </w:numPr>
       </w:pPr>
       <w:r>
         <w:lastRenderedPageBreak/>
-        <w:t>Figuur 4</w:t>
+        <w:t xml:space="preserve">Voorbeeld </w:t>
+      </w:r>
+      <w:r>
+        <w:t>CSRF</w:t>
       </w:r>
     </w:p>
     <w:p>
-      <w:r>
-        <w:t xml:space="preserve">Voorbeeld </w:t>
-      </w:r>
-      <w:r>
-        <w:t xml:space="preserve">CSRF bij </w:t>
-      </w:r>
-      <w:r>
-        <w:t>POST</w:t>
-      </w:r>
-      <w:r>
-        <w:t xml:space="preserve"> request</w:t>
-      </w:r>
-      <w:r>
-        <w:t xml:space="preserve"> van figuur 3</w:t>
+      <w:pPr>
+        <w:pStyle w:val="Ondertitel"/>
+      </w:pPr>
+      <w:r>
+        <w:t>Figuur 4</w:t>
       </w:r>
     </w:p>
     <w:p>
       <w:r>
+        <w:t xml:space="preserve">Voorbeeld </w:t>
+      </w:r>
+      <w:r>
+        <w:t xml:space="preserve">CSRF bij </w:t>
+      </w:r>
+      <w:r>
+        <w:t>POST</w:t>
+      </w:r>
+      <w:r>
+        <w:t xml:space="preserve"> </w:t>
+      </w:r>
+      <w:proofErr w:type="spellStart"/>
+      <w:r>
+        <w:t>request</w:t>
+      </w:r>
+      <w:proofErr w:type="spellEnd"/>
+      <w:r>
+        <w:t xml:space="preserve"> van figuur 3</w:t>
+      </w:r>
+    </w:p>
+    <w:p>
+      <w:r>
+        <w:rPr>
+          <w:noProof/>
+        </w:rPr>
         <w:drawing>
           <wp:inline distT="0" distB="0" distL="0" distR="0" wp14:anchorId="51D0ECAB" wp14:editId="0DB30E32">
             <wp:extent cx="5548113" cy="2447925"/>
@@ -4718,29 +6357,50 @@
     <w:p>
       <w:pPr>
         <w:pStyle w:val="Bronnen"/>
-      </w:pPr>
-      <w:r>
+        <w:rPr>
+          <w:lang w:val="en-US"/>
+        </w:rPr>
+      </w:pPr>
+      <w:r>
+        <w:rPr>
+          <w:lang w:val="en-US"/>
+        </w:rPr>
         <w:t>(</w:t>
       </w:r>
       <w:r>
         <w:rPr>
           <w:i/>
           <w:iCs/>
+          <w:lang w:val="en-US"/>
         </w:rPr>
         <w:t>Cross-site Request Forgery (CSRF) - Security | MDN</w:t>
       </w:r>
       <w:r>
+        <w:rPr>
+          <w:lang w:val="en-US"/>
+        </w:rPr>
         <w:t>, 2025)</w:t>
       </w:r>
     </w:p>
     <w:p>
       <w:pPr>
         <w:pStyle w:val="Bronnen"/>
+        <w:rPr>
+          <w:lang w:val="en-US"/>
+        </w:rPr>
       </w:pPr>
     </w:p>
     <w:p>
       <w:r>
-        <w:t>Figuur 4 toont dezelfde POST request als figuur 3 maar de gebruiker bevind</w:t>
+        <w:t xml:space="preserve">Figuur 4 toont dezelfde POST </w:t>
+      </w:r>
+      <w:proofErr w:type="spellStart"/>
+      <w:r>
+        <w:t>request</w:t>
+      </w:r>
+      <w:proofErr w:type="spellEnd"/>
+      <w:r>
+        <w:t xml:space="preserve"> als figuur 3 maar de gebruiker bevind</w:t>
       </w:r>
       <w:r>
         <w:t>t</w:t>
@@ -4749,7 +6409,15 @@
         <w:t xml:space="preserve"> zich deze keer op een kwaadaardige webapp. Deze webapp zal zelf zonder enige aanleiding of actie een</w:t>
       </w:r>
       <w:r>
-        <w:t xml:space="preserve"> HTTP POST request versturen</w:t>
+        <w:t xml:space="preserve"> HTTP POST </w:t>
+      </w:r>
+      <w:proofErr w:type="spellStart"/>
+      <w:r>
+        <w:t>request</w:t>
+      </w:r>
+      <w:proofErr w:type="spellEnd"/>
+      <w:r>
+        <w:t xml:space="preserve"> versturen</w:t>
       </w:r>
       <w:r>
         <w:t xml:space="preserve"> </w:t>
@@ -4764,7 +6432,23 @@
         <w:t xml:space="preserve"> </w:t>
       </w:r>
       <w:r>
-        <w:t>De browser herkent de hostname van de request en linkt deze aan de cookies van d</w:t>
+        <w:t xml:space="preserve">De browser herkent de </w:t>
+      </w:r>
+      <w:proofErr w:type="spellStart"/>
+      <w:r>
+        <w:t>hostname</w:t>
+      </w:r>
+      <w:proofErr w:type="spellEnd"/>
+      <w:r>
+        <w:t xml:space="preserve"> van de </w:t>
+      </w:r>
+      <w:proofErr w:type="spellStart"/>
+      <w:r>
+        <w:t>request</w:t>
+      </w:r>
+      <w:proofErr w:type="spellEnd"/>
+      <w:r>
+        <w:t xml:space="preserve"> en linkt deze aan de cookies van d</w:t>
       </w:r>
       <w:r>
         <w:t>e bank</w:t>
@@ -4788,13 +6472,29 @@
         <w:t xml:space="preserve"> </w:t>
       </w:r>
       <w:r>
-        <w:t>automatisch mee in de request.</w:t>
+        <w:t xml:space="preserve">automatisch mee in de </w:t>
+      </w:r>
+      <w:proofErr w:type="spellStart"/>
+      <w:r>
+        <w:t>request</w:t>
+      </w:r>
+      <w:proofErr w:type="spellEnd"/>
+      <w:r>
+        <w:t>.</w:t>
       </w:r>
       <w:r>
         <w:t xml:space="preserve"> </w:t>
       </w:r>
       <w:r>
-        <w:t xml:space="preserve">De server ontvangt deze request en zal deze verwerken als de authenticatie tokens nog geldig zijn. </w:t>
+        <w:t xml:space="preserve">De server ontvangt deze </w:t>
+      </w:r>
+      <w:proofErr w:type="spellStart"/>
+      <w:r>
+        <w:t>request</w:t>
+      </w:r>
+      <w:proofErr w:type="spellEnd"/>
+      <w:r>
+        <w:t xml:space="preserve"> en zal deze verwerken als de authenticatie tokens nog geldig zijn. </w:t>
       </w:r>
       <w:r>
         <w:t xml:space="preserve">Een CSRF-aanval maakt dus gebruik van </w:t>
@@ -4832,11 +6532,11 @@
           <w:numId w:val="39"/>
         </w:numPr>
       </w:pPr>
-      <w:bookmarkStart w:id="18" w:name="_Toc222668236"/>
+      <w:bookmarkStart w:id="24" w:name="_Toc222751207"/>
       <w:r>
         <w:t>Hoe CSRF voorkomen?</w:t>
       </w:r>
-      <w:bookmarkEnd w:id="18"/>
+      <w:bookmarkEnd w:id="24"/>
     </w:p>
     <w:p>
       <w:pPr>
@@ -4846,15 +6546,23 @@
           <w:numId w:val="39"/>
         </w:numPr>
       </w:pPr>
-      <w:bookmarkStart w:id="19" w:name="_Toc222668237"/>
+      <w:bookmarkStart w:id="25" w:name="_Toc222751208"/>
       <w:r>
         <w:t>SOP &amp; CORS</w:t>
       </w:r>
-      <w:bookmarkEnd w:id="19"/>
+      <w:bookmarkEnd w:id="25"/>
     </w:p>
     <w:p>
       <w:r>
-        <w:t>Moderne browsers maken gebruik van de Same-Origin Policy</w:t>
+        <w:t>Moderne browsers maken gebruik van de Same-</w:t>
+      </w:r>
+      <w:proofErr w:type="spellStart"/>
+      <w:r>
+        <w:t>Origin</w:t>
+      </w:r>
+      <w:proofErr w:type="spellEnd"/>
+      <w:r>
+        <w:t xml:space="preserve"> Policy</w:t>
       </w:r>
       <w:r>
         <w:t xml:space="preserve"> (SOP)</w:t>
@@ -4880,6 +6588,7 @@
       <w:r>
         <w:t xml:space="preserve"> kan uitgewisseld worden als deze </w:t>
       </w:r>
+      <w:proofErr w:type="spellStart"/>
       <w:r>
         <w:t>s</w:t>
       </w:r>
@@ -4892,6 +6601,7 @@
       <w:r>
         <w:t>rigin</w:t>
       </w:r>
+      <w:proofErr w:type="spellEnd"/>
       <w:r>
         <w:rPr>
           <w:rStyle w:val="Voetnootmarkering"/>
@@ -4907,8 +6617,13 @@
       <w:r>
         <w:t xml:space="preserve">API </w:t>
       </w:r>
-      <w:r>
-        <w:t>request geblokkeerd en kan de andere webapp deze data niet gebruiken/lezen.</w:t>
+      <w:proofErr w:type="spellStart"/>
+      <w:r>
+        <w:t>request</w:t>
+      </w:r>
+      <w:proofErr w:type="spellEnd"/>
+      <w:r>
+        <w:t xml:space="preserve"> geblokkeerd en kan de andere webapp deze data niet gebruiken/lezen.</w:t>
       </w:r>
       <w:r>
         <w:t xml:space="preserve"> </w:t>
@@ -4934,12 +6649,14 @@
       <w:r>
         <w:t>ross-</w:t>
       </w:r>
+      <w:proofErr w:type="spellStart"/>
       <w:r>
         <w:t>o</w:t>
       </w:r>
       <w:r>
         <w:t>rigin</w:t>
       </w:r>
+      <w:proofErr w:type="spellEnd"/>
       <w:r>
         <w:rPr>
           <w:rStyle w:val="Voetnootmarkering"/>
@@ -4967,7 +6684,24 @@
     </w:p>
     <w:p>
       <w:r>
-        <w:t xml:space="preserve">Cross-Origin Resource Sharing (CORS) is een uitzondering op SOP, met CORS kan een andere webapp toegang </w:t>
+        <w:lastRenderedPageBreak/>
+        <w:t>Cross-</w:t>
+      </w:r>
+      <w:proofErr w:type="spellStart"/>
+      <w:r>
+        <w:t>Origin</w:t>
+      </w:r>
+      <w:proofErr w:type="spellEnd"/>
+      <w:r>
+        <w:t xml:space="preserve"> Resource </w:t>
+      </w:r>
+      <w:proofErr w:type="spellStart"/>
+      <w:r>
+        <w:t>Sharing</w:t>
+      </w:r>
+      <w:proofErr w:type="spellEnd"/>
+      <w:r>
+        <w:t xml:space="preserve"> (CORS) is een uitzondering op SOP, met CORS kan een andere webapp toegang </w:t>
       </w:r>
       <w:r>
         <w:t>krijgen</w:t>
@@ -4982,7 +6716,15 @@
         <w:t xml:space="preserve"> API</w:t>
       </w:r>
       <w:r>
-        <w:t xml:space="preserve"> als deze cross-origin zijn</w:t>
+        <w:t xml:space="preserve"> als deze cross-</w:t>
+      </w:r>
+      <w:proofErr w:type="spellStart"/>
+      <w:r>
+        <w:t>origin</w:t>
+      </w:r>
+      <w:proofErr w:type="spellEnd"/>
+      <w:r>
+        <w:t xml:space="preserve"> zijn</w:t>
       </w:r>
       <w:r>
         <w:t>.</w:t>
@@ -4990,7 +6732,6 @@
     </w:p>
     <w:p>
       <w:r>
-        <w:lastRenderedPageBreak/>
         <w:t>PREFLIGHTS UITLEGGEN WAT IS EEN SIMPLE REQUEST EN WAT NIET</w:t>
       </w:r>
       <w:r>
@@ -5006,11 +6747,19 @@
           <w:numId w:val="39"/>
         </w:numPr>
       </w:pPr>
-      <w:bookmarkStart w:id="20" w:name="_Toc222668238"/>
-      <w:r>
-        <w:t>Server Side Origin Check</w:t>
-      </w:r>
-      <w:bookmarkEnd w:id="20"/>
+      <w:bookmarkStart w:id="26" w:name="_Toc222751209"/>
+      <w:r>
+        <w:t xml:space="preserve">Server Side </w:t>
+      </w:r>
+      <w:proofErr w:type="spellStart"/>
+      <w:r>
+        <w:t>Origin</w:t>
+      </w:r>
+      <w:proofErr w:type="spellEnd"/>
+      <w:r>
+        <w:t xml:space="preserve"> Check</w:t>
+      </w:r>
+      <w:bookmarkEnd w:id="26"/>
     </w:p>
     <w:p>
       <w:r>
@@ -5025,15 +6774,20 @@
           <w:numId w:val="39"/>
         </w:numPr>
       </w:pPr>
-      <w:bookmarkStart w:id="21" w:name="_Toc222668239"/>
+      <w:bookmarkStart w:id="27" w:name="_Toc222751210"/>
       <w:r>
         <w:t>CSRF Tokens</w:t>
       </w:r>
-      <w:bookmarkEnd w:id="21"/>
+      <w:bookmarkEnd w:id="27"/>
     </w:p>
     <w:p>
-      <w:r>
-        <w:t>Signed tokens</w:t>
+      <w:proofErr w:type="spellStart"/>
+      <w:r>
+        <w:t>Signed</w:t>
+      </w:r>
+      <w:proofErr w:type="spellEnd"/>
+      <w:r>
+        <w:t xml:space="preserve"> tokens</w:t>
       </w:r>
     </w:p>
     <w:p>
@@ -5044,11 +6798,11 @@
           <w:numId w:val="39"/>
         </w:numPr>
       </w:pPr>
-      <w:bookmarkStart w:id="22" w:name="_Toc222668240"/>
+      <w:bookmarkStart w:id="28" w:name="_Toc222751211"/>
       <w:r>
         <w:t>Praktisch</w:t>
       </w:r>
-      <w:bookmarkEnd w:id="22"/>
+      <w:bookmarkEnd w:id="28"/>
     </w:p>
     <w:p>
       <w:r>
@@ -5061,25 +6815,19 @@
         <w:t xml:space="preserve">Cookies </w:t>
       </w:r>
       <w:r>
-        <w:t xml:space="preserve">met samesite attribuut </w:t>
+        <w:t xml:space="preserve">met </w:t>
+      </w:r>
+      <w:proofErr w:type="spellStart"/>
+      <w:r>
+        <w:t>samesite</w:t>
+      </w:r>
+      <w:proofErr w:type="spellEnd"/>
+      <w:r>
+        <w:t xml:space="preserve"> attribuut </w:t>
       </w:r>
       <w:r>
         <w:t>eerst uitleggen voor CSRF tokens</w:t>
       </w:r>
-    </w:p>
-    <w:p>
-      <w:pPr>
-        <w:pStyle w:val="Kop1"/>
-        <w:numPr>
-          <w:ilvl w:val="0"/>
-          <w:numId w:val="39"/>
-        </w:numPr>
-      </w:pPr>
-      <w:bookmarkStart w:id="23" w:name="_Toc222668241"/>
-      <w:r>
-        <w:t>Improper Input Validation</w:t>
-      </w:r>
-      <w:bookmarkEnd w:id="23"/>
     </w:p>
     <w:p/>
     <w:p/>
@@ -5109,13 +6857,13 @@
       <w:pPr>
         <w:pStyle w:val="Kop1"/>
       </w:pPr>
-      <w:bookmarkStart w:id="24" w:name="_Toc222668242"/>
+      <w:bookmarkStart w:id="29" w:name="_Toc222751213"/>
       <w:r>
         <w:lastRenderedPageBreak/>
         <w:t>Besluit</w:t>
       </w:r>
       <w:bookmarkEnd w:id="10"/>
-      <w:bookmarkEnd w:id="24"/>
+      <w:bookmarkEnd w:id="29"/>
     </w:p>
     <w:p>
       <w:pPr>
@@ -5130,7 +6878,23 @@
           <w:b/>
           <w:bCs/>
         </w:rPr>
-        <w:t>Nog aanpassen en ook toevoegen van CSRF, dus controleren of de request wel echt is en niet zonder toestemming is gemaakt</w:t>
+        <w:t xml:space="preserve">Nog aanpassen en ook toevoegen van CSRF, dus controleren of de </w:t>
+      </w:r>
+      <w:proofErr w:type="spellStart"/>
+      <w:r>
+        <w:rPr>
+          <w:b/>
+          <w:bCs/>
+        </w:rPr>
+        <w:t>request</w:t>
+      </w:r>
+      <w:proofErr w:type="spellEnd"/>
+      <w:r>
+        <w:rPr>
+          <w:b/>
+          <w:bCs/>
+        </w:rPr>
+        <w:t xml:space="preserve"> wel echt is en niet zonder toestemming is gemaakt</w:t>
       </w:r>
     </w:p>
     <w:p>
@@ -5150,8 +6914,13 @@
         <w:t>is tussen al deze verschillende veelvoorkomende beveiligingsproblemen</w:t>
       </w:r>
       <w:r>
-        <w:t xml:space="preserve"> bij REST-API’s</w:t>
-      </w:r>
+        <w:t xml:space="preserve"> bij REST-</w:t>
+      </w:r>
+      <w:proofErr w:type="spellStart"/>
+      <w:r>
+        <w:t>API’s</w:t>
+      </w:r>
+      <w:proofErr w:type="spellEnd"/>
       <w:r>
         <w:t xml:space="preserve">. De </w:t>
       </w:r>
@@ -5180,7 +6949,15 @@
         <w:t xml:space="preserve">client kan nooit vertrouwd worden en moet altijd eerst gecontroleerd en opgekuist worden </w:t>
       </w:r>
       <w:r>
-        <w:t xml:space="preserve">voordat deze input en gegevens verwerkt worden. Zodat de input geen schadelijke payload of code bevat en </w:t>
+        <w:t xml:space="preserve">voordat deze input en gegevens verwerkt worden. Zodat de input geen schadelijke </w:t>
+      </w:r>
+      <w:proofErr w:type="spellStart"/>
+      <w:r>
+        <w:t>payload</w:t>
+      </w:r>
+      <w:proofErr w:type="spellEnd"/>
+      <w:r>
+        <w:t xml:space="preserve"> of code bevat en </w:t>
       </w:r>
       <w:r>
         <w:t>geen</w:t>
@@ -5230,14 +7007,14 @@
       <w:pPr>
         <w:pStyle w:val="Kop1"/>
       </w:pPr>
-      <w:bookmarkStart w:id="25" w:name="_Toc196152199"/>
-      <w:bookmarkStart w:id="26" w:name="_Toc222668243"/>
+      <w:bookmarkStart w:id="30" w:name="_Toc196152199"/>
+      <w:bookmarkStart w:id="31" w:name="_Toc222751214"/>
       <w:r>
         <w:lastRenderedPageBreak/>
         <w:t>Bijlagen</w:t>
       </w:r>
-      <w:bookmarkEnd w:id="25"/>
-      <w:bookmarkEnd w:id="26"/>
+      <w:bookmarkEnd w:id="30"/>
+      <w:bookmarkEnd w:id="31"/>
     </w:p>
     <w:p>
       <w:r>
@@ -5265,40 +7042,8 @@
         <w:t xml:space="preserve"> en documentatie</w:t>
       </w:r>
       <w:r>
-        <w:t xml:space="preserve"> overzichtelijk te kunnen bijhouden. De link naar de </w:t>
-      </w:r>
-      <w:r>
-        <w:t>GitHub</w:t>
-      </w:r>
-      <w:r>
-        <w:t xml:space="preserve"> </w:t>
-      </w:r>
-      <w:r>
-        <w:t>r</w:t>
-      </w:r>
-      <w:r>
-        <w:t xml:space="preserve">epository: </w:t>
-      </w:r>
-      <w:hyperlink r:id="rId15" w:history="1">
-        <w:r>
-          <w:rPr>
-            <w:rStyle w:val="Hyperlink"/>
-          </w:rPr>
-          <w:t>https://</w:t>
-        </w:r>
-        <w:r>
-          <w:rPr>
-            <w:rStyle w:val="Hyperlink"/>
-          </w:rPr>
-          <w:t>GitHub</w:t>
-        </w:r>
-        <w:r>
-          <w:rPr>
-            <w:rStyle w:val="Hyperlink"/>
-          </w:rPr>
-          <w:t>.com/GO-atheneum-De-Tandem/GDC-Ian-2025-2026</w:t>
-        </w:r>
-      </w:hyperlink>
+        <w:t xml:space="preserve"> overzichtelijk te kunnen bijhouden.</w:t>
+      </w:r>
     </w:p>
     <w:p>
       <w:r>
@@ -5339,8 +7084,8 @@
         <w:tblLook w:val="04A0" w:firstRow="1" w:lastRow="0" w:firstColumn="1" w:lastColumn="0" w:noHBand="0" w:noVBand="1"/>
       </w:tblPr>
       <w:tblGrid>
-        <w:gridCol w:w="4673"/>
-        <w:gridCol w:w="4536"/>
+        <w:gridCol w:w="4531"/>
+        <w:gridCol w:w="4678"/>
       </w:tblGrid>
       <w:tr>
         <w:trPr>
@@ -5348,7 +7093,7 @@
         </w:trPr>
         <w:tc>
           <w:tcPr>
-            <w:tcW w:w="4673" w:type="dxa"/>
+            <w:tcW w:w="4531" w:type="dxa"/>
             <w:vAlign w:val="center"/>
           </w:tcPr>
           <w:p>
@@ -5376,7 +7121,7 @@
         </w:tc>
         <w:tc>
           <w:tcPr>
-            <w:tcW w:w="4536" w:type="dxa"/>
+            <w:tcW w:w="4678" w:type="dxa"/>
             <w:vAlign w:val="center"/>
           </w:tcPr>
           <w:p>
@@ -5391,7 +7136,21 @@
                 <w:b/>
                 <w:bCs/>
               </w:rPr>
-              <w:t>Bestandsnaam:</w:t>
+              <w:t>Bestandsnaam</w:t>
+            </w:r>
+            <w:r>
+              <w:rPr>
+                <w:b/>
+                <w:bCs/>
+              </w:rPr>
+              <w:t xml:space="preserve"> of link</w:t>
+            </w:r>
+            <w:r>
+              <w:rPr>
+                <w:b/>
+                <w:bCs/>
+              </w:rPr>
+              <w:t>:</w:t>
             </w:r>
           </w:p>
         </w:tc>
@@ -5402,7 +7161,7 @@
         </w:trPr>
         <w:tc>
           <w:tcPr>
-            <w:tcW w:w="4673" w:type="dxa"/>
+            <w:tcW w:w="4531" w:type="dxa"/>
             <w:vAlign w:val="center"/>
           </w:tcPr>
           <w:p>
@@ -5413,7 +7172,7 @@
         </w:tc>
         <w:tc>
           <w:tcPr>
-            <w:tcW w:w="4536" w:type="dxa"/>
+            <w:tcW w:w="4678" w:type="dxa"/>
             <w:vAlign w:val="center"/>
           </w:tcPr>
           <w:p>
@@ -5426,23 +7185,282 @@
             <w:r>
               <w:t>pdf</w:t>
             </w:r>
+          </w:p>
+        </w:tc>
+      </w:tr>
+      <w:tr>
+        <w:trPr>
+          <w:trHeight w:val="340"/>
+        </w:trPr>
+        <w:tc>
+          <w:tcPr>
+            <w:tcW w:w="4531" w:type="dxa"/>
+            <w:vAlign w:val="center"/>
+          </w:tcPr>
+          <w:p>
+            <w:r>
+              <w:t>GitHub Repository</w:t>
+            </w:r>
+          </w:p>
+        </w:tc>
+        <w:tc>
+          <w:tcPr>
+            <w:tcW w:w="4678" w:type="dxa"/>
+            <w:vAlign w:val="center"/>
+          </w:tcPr>
+          <w:p>
+            <w:hyperlink r:id="rId15" w:history="1">
+              <w:r>
+                <w:rPr>
+                  <w:rStyle w:val="Hyperlink"/>
+                </w:rPr>
+                <w:t>https://github.com/GO-atheneum-De-Tandem/GDC-Ian-2025-2026</w:t>
+              </w:r>
+            </w:hyperlink>
+          </w:p>
+        </w:tc>
+      </w:tr>
+      <w:tr>
+        <w:trPr>
+          <w:trHeight w:val="340"/>
+        </w:trPr>
+        <w:tc>
+          <w:tcPr>
+            <w:tcW w:w="4531" w:type="dxa"/>
+            <w:vAlign w:val="center"/>
+          </w:tcPr>
+          <w:p>
+            <w:r>
+              <w:t>Onveilig API Systeem</w:t>
+            </w:r>
+          </w:p>
+        </w:tc>
+        <w:tc>
+          <w:tcPr>
+            <w:tcW w:w="4678" w:type="dxa"/>
+            <w:vAlign w:val="center"/>
+          </w:tcPr>
+          <w:p>
+            <w:hyperlink r:id="rId16" w:history="1">
+              <w:r>
+                <w:rPr>
+                  <w:rStyle w:val="Hyperlink"/>
+                </w:rPr>
+                <w:t>https://unsafe-api.ian-chains.be</w:t>
+              </w:r>
+            </w:hyperlink>
+          </w:p>
+        </w:tc>
+      </w:tr>
+      <w:tr>
+        <w:trPr>
+          <w:trHeight w:val="340"/>
+        </w:trPr>
+        <w:tc>
+          <w:tcPr>
+            <w:tcW w:w="4531" w:type="dxa"/>
+            <w:vAlign w:val="center"/>
+          </w:tcPr>
+          <w:p>
+            <w:r>
+              <w:t>Onveilige Webapp (</w:t>
+            </w:r>
+            <w:proofErr w:type="spellStart"/>
+            <w:r>
+              <w:t>Frontend</w:t>
+            </w:r>
+            <w:proofErr w:type="spellEnd"/>
+            <w:r>
+              <w:t>)</w:t>
+            </w:r>
+          </w:p>
+        </w:tc>
+        <w:tc>
+          <w:tcPr>
+            <w:tcW w:w="4678" w:type="dxa"/>
+            <w:vAlign w:val="center"/>
+          </w:tcPr>
+          <w:p>
+            <w:hyperlink r:id="rId17" w:history="1">
+              <w:r>
+                <w:rPr>
+                  <w:rStyle w:val="Hyperlink"/>
+                </w:rPr>
+                <w:t>https://unsafe-app.ian-chains.be</w:t>
+              </w:r>
+            </w:hyperlink>
+          </w:p>
+        </w:tc>
+      </w:tr>
+      <w:tr>
+        <w:trPr>
+          <w:trHeight w:val="340"/>
+        </w:trPr>
+        <w:tc>
+          <w:tcPr>
+            <w:tcW w:w="4531" w:type="dxa"/>
+            <w:vAlign w:val="center"/>
+          </w:tcPr>
+          <w:p>
+            <w:r>
+              <w:t>Veilig API Systeem</w:t>
+            </w:r>
+          </w:p>
+        </w:tc>
+        <w:tc>
+          <w:tcPr>
+            <w:tcW w:w="4678" w:type="dxa"/>
+            <w:vAlign w:val="center"/>
+          </w:tcPr>
+          <w:p>
+            <w:hyperlink r:id="rId18" w:history="1">
+              <w:r>
+                <w:rPr>
+                  <w:rStyle w:val="Hyperlink"/>
+                </w:rPr>
+                <w:t>https://safe-api.ian-chains.be</w:t>
+              </w:r>
+            </w:hyperlink>
+          </w:p>
+        </w:tc>
+      </w:tr>
+      <w:tr>
+        <w:trPr>
+          <w:trHeight w:val="340"/>
+        </w:trPr>
+        <w:tc>
+          <w:tcPr>
+            <w:tcW w:w="4531" w:type="dxa"/>
+            <w:vAlign w:val="center"/>
+          </w:tcPr>
+          <w:p>
+            <w:r>
+              <w:t>Veilige Webapp (</w:t>
+            </w:r>
+            <w:proofErr w:type="spellStart"/>
+            <w:r>
+              <w:t>Frontend</w:t>
+            </w:r>
+            <w:proofErr w:type="spellEnd"/>
+            <w:r>
+              <w:t>)</w:t>
+            </w:r>
+          </w:p>
+        </w:tc>
+        <w:tc>
+          <w:tcPr>
+            <w:tcW w:w="4678" w:type="dxa"/>
+            <w:vAlign w:val="center"/>
+          </w:tcPr>
+          <w:p>
+            <w:hyperlink r:id="rId19" w:history="1">
+              <w:r>
+                <w:rPr>
+                  <w:rStyle w:val="Hyperlink"/>
+                </w:rPr>
+                <w:t>https://safe-app.ian-chains.be</w:t>
+              </w:r>
+            </w:hyperlink>
+          </w:p>
+        </w:tc>
+      </w:tr>
+      <w:tr>
+        <w:trPr>
+          <w:trHeight w:val="340"/>
+        </w:trPr>
+        <w:tc>
+          <w:tcPr>
+            <w:tcW w:w="4531" w:type="dxa"/>
+            <w:vAlign w:val="center"/>
+          </w:tcPr>
+          <w:p>
+            <w:r>
+              <w:t xml:space="preserve">CSRF </w:t>
+            </w:r>
+            <w:proofErr w:type="spellStart"/>
+            <w:r>
+              <w:t>Attacker</w:t>
+            </w:r>
+            <w:proofErr w:type="spellEnd"/>
+            <w:r>
+              <w:t xml:space="preserve"> Webapp op Onveilige API</w:t>
+            </w:r>
+          </w:p>
+        </w:tc>
+        <w:tc>
+          <w:tcPr>
+            <w:tcW w:w="4678" w:type="dxa"/>
+            <w:vAlign w:val="center"/>
+          </w:tcPr>
+          <w:p>
+            <w:hyperlink r:id="rId20" w:history="1">
+              <w:r>
+                <w:rPr>
+                  <w:rStyle w:val="Hyperlink"/>
+                </w:rPr>
+                <w:t>https://attacker-unsafe.yourwebmaster.be</w:t>
+              </w:r>
+            </w:hyperlink>
+          </w:p>
+        </w:tc>
+      </w:tr>
+      <w:tr>
+        <w:trPr>
+          <w:trHeight w:val="340"/>
+        </w:trPr>
+        <w:tc>
+          <w:tcPr>
+            <w:tcW w:w="4531" w:type="dxa"/>
+            <w:vAlign w:val="center"/>
+          </w:tcPr>
+          <w:p>
+            <w:r>
+              <w:t xml:space="preserve">CSRF </w:t>
+            </w:r>
+            <w:proofErr w:type="spellStart"/>
+            <w:r>
+              <w:t>Attacker</w:t>
+            </w:r>
+            <w:proofErr w:type="spellEnd"/>
+            <w:r>
+              <w:t xml:space="preserve"> Webapp op Veil</w:t>
+            </w:r>
+            <w:r>
+              <w:t>ige API</w:t>
+            </w:r>
+          </w:p>
+        </w:tc>
+        <w:tc>
+          <w:tcPr>
+            <w:tcW w:w="4678" w:type="dxa"/>
+            <w:vAlign w:val="center"/>
+          </w:tcPr>
+          <w:p>
+            <w:hyperlink r:id="rId21" w:history="1">
+              <w:r>
+                <w:rPr>
+                  <w:rStyle w:val="Hyperlink"/>
+                </w:rPr>
+                <w:t>https://attacker-safe.yourwebmaster.be</w:t>
+              </w:r>
+            </w:hyperlink>
           </w:p>
         </w:tc>
       </w:tr>
     </w:tbl>
     <w:p>
-      <w:bookmarkStart w:id="27" w:name="_Toc196152200"/>
+      <w:bookmarkStart w:id="32" w:name="_Toc196152200"/>
     </w:p>
     <w:p>
       <w:pPr>
         <w:pStyle w:val="Kop1"/>
       </w:pPr>
-      <w:bookmarkStart w:id="28" w:name="_Toc222668244"/>
+      <w:bookmarkStart w:id="33" w:name="_Toc222751215"/>
       <w:r>
         <w:t>Referentielijst</w:t>
       </w:r>
-      <w:bookmarkEnd w:id="27"/>
-      <w:bookmarkEnd w:id="28"/>
+      <w:bookmarkEnd w:id="32"/>
+      <w:bookmarkEnd w:id="33"/>
     </w:p>
     <w:p>
       <w:r>
@@ -5489,7 +7507,7 @@
       <w:r>
         <w:t xml:space="preserve">van </w:t>
       </w:r>
-      <w:hyperlink r:id="rId16" w:history="1">
+      <w:hyperlink r:id="rId22" w:history="1">
         <w:r>
           <w:rPr>
             <w:rStyle w:val="Hyperlink"/>
@@ -5500,7 +7518,7 @@
       <w:r>
         <w:t xml:space="preserve"> en </w:t>
       </w:r>
-      <w:hyperlink r:id="rId17" w:history="1">
+      <w:hyperlink r:id="rId23" w:history="1">
         <w:r>
           <w:rPr>
             <w:rStyle w:val="Hyperlink"/>
@@ -5521,7 +7539,7 @@
       </w:pPr>
     </w:p>
     <w:sectPr>
-      <w:footerReference w:type="default" r:id="rId18"/>
+      <w:footerReference w:type="default" r:id="rId24"/>
       <w:pgSz w:w="11906" w:h="16838"/>
       <w:pgMar w:top="1417" w:right="1417" w:bottom="1417" w:left="1417" w:header="708" w:footer="708" w:gutter="0"/>
       <w:pgNumType w:start="0"/>
@@ -5565,6 +7583,9 @@
       <w:pStyle w:val="Voettekst"/>
     </w:pPr>
     <w:r>
+      <w:rPr>
+        <w:noProof/>
+      </w:rPr>
       <mc:AlternateContent>
         <mc:Choice Requires="wps">
           <w:drawing>
@@ -5752,6 +7773,9 @@
       </mc:AlternateContent>
     </w:r>
     <w:r>
+      <w:rPr>
+        <w:noProof/>
+      </w:rPr>
       <mc:AlternateContent>
         <mc:Choice Requires="wps">
           <w:drawing>
@@ -5825,7 +7849,15 @@
       </mc:AlternateContent>
     </w:r>
     <w:r>
-      <w:t xml:space="preserve">Ian-Chains Baute – </w:t>
+      <w:t>Ian-</w:t>
+    </w:r>
+    <w:proofErr w:type="spellStart"/>
+    <w:r>
+      <w:t>Chains</w:t>
+    </w:r>
+    <w:proofErr w:type="spellEnd"/>
+    <w:r>
+      <w:t xml:space="preserve"> Baute – </w:t>
     </w:r>
     <w:r>
       <w:t>6</w:t>
@@ -5878,6 +7910,9 @@
     <w:p>
       <w:pPr>
         <w:pStyle w:val="Voetnoottekst"/>
+        <w:rPr>
+          <w:lang w:val="en-US"/>
+        </w:rPr>
       </w:pPr>
       <w:r>
         <w:rPr>
@@ -5904,22 +7939,33 @@
         <w:t>werkt</w:t>
       </w:r>
       <w:r>
-        <w:t xml:space="preserve"> kan gevonden worden in dit artikel van Geeks For Geeks: GeeksforGeeks. (2025, December 15). </w:t>
+        <w:t xml:space="preserve"> kan gevonden worden in dit artikel van Geeks For Geeks: GeeksforGeeks. </w:t>
+      </w:r>
+      <w:r>
+        <w:rPr>
+          <w:lang w:val="en-US"/>
+        </w:rPr>
+        <w:t xml:space="preserve">(2025, December 15). </w:t>
       </w:r>
       <w:r>
         <w:rPr>
           <w:i/>
           <w:iCs/>
+          <w:lang w:val="en-US"/>
         </w:rPr>
         <w:t>What is an API (Application Programming Interface)</w:t>
       </w:r>
       <w:r>
+        <w:rPr>
+          <w:lang w:val="en-US"/>
+        </w:rPr>
         <w:t xml:space="preserve">. GeeksforGeeks. </w:t>
       </w:r>
       <w:hyperlink r:id="rId1" w:history="1">
         <w:r>
           <w:rPr>
             <w:rStyle w:val="Hyperlink"/>
+            <w:lang w:val="en-US"/>
           </w:rPr>
           <w:t>https://www.geeksforgeeks.org/software-testing/what-is-an-api/</w:t>
         </w:r>
@@ -5928,6 +7974,9 @@
     <w:p>
       <w:pPr>
         <w:pStyle w:val="Voetnoottekst"/>
+        <w:rPr>
+          <w:lang w:val="en-US"/>
+        </w:rPr>
       </w:pPr>
     </w:p>
   </w:footnote>
@@ -5961,20 +8010,37 @@
         <w:rPr>
           <w:i/>
           <w:iCs/>
+          <w:lang w:val="en-US"/>
         </w:rPr>
         <w:t>What is a REST API? Examples, uses, and challenges</w:t>
       </w:r>
       <w:r>
+        <w:rPr>
+          <w:lang w:val="en-US"/>
+        </w:rPr>
         <w:t xml:space="preserve">. Postman Blog. </w:t>
       </w:r>
-      <w:hyperlink r:id="rId2" w:history="1">
-        <w:r>
-          <w:rPr>
-            <w:rStyle w:val="Hyperlink"/>
-          </w:rPr>
-          <w:t>https://blog.postman.com/rest-api-examples/</w:t>
-        </w:r>
-      </w:hyperlink>
+      <w:r>
+        <w:fldChar w:fldCharType="begin"/>
+      </w:r>
+      <w:r>
+        <w:rPr>
+          <w:lang w:val="en-US"/>
+        </w:rPr>
+        <w:instrText>HYPERLINK "https://blog.postman.com/rest-api-examples/%20"</w:instrText>
+      </w:r>
+      <w:r>
+        <w:fldChar w:fldCharType="separate"/>
+      </w:r>
+      <w:r>
+        <w:rPr>
+          <w:rStyle w:val="Hyperlink"/>
+        </w:rPr>
+        <w:t>https://blog.postman.com/rest-api-examples/</w:t>
+      </w:r>
+      <w:r>
+        <w:fldChar w:fldCharType="end"/>
+      </w:r>
       <w:r>
         <w:t xml:space="preserve"> </w:t>
       </w:r>
@@ -8215,6 +10281,92 @@
     </w:lvl>
   </w:abstractNum>
   <w:abstractNum w:abstractNumId="19" w15:restartNumberingAfterBreak="0">
+    <w:nsid w:val="413D7CDC"/>
+    <w:multiLevelType w:val="hybridMultilevel"/>
+    <w:tmpl w:val="CF521A5A"/>
+    <w:lvl w:ilvl="0" w:tplc="0813000F">
+      <w:start w:val="1"/>
+      <w:numFmt w:val="decimal"/>
+      <w:lvlText w:val="%1."/>
+      <w:lvlJc w:val="left"/>
+      <w:pPr>
+        <w:ind w:left="1068" w:hanging="360"/>
+      </w:pPr>
+    </w:lvl>
+    <w:lvl w:ilvl="1" w:tplc="08130019" w:tentative="1">
+      <w:start w:val="1"/>
+      <w:numFmt w:val="lowerLetter"/>
+      <w:lvlText w:val="%2."/>
+      <w:lvlJc w:val="left"/>
+      <w:pPr>
+        <w:ind w:left="1788" w:hanging="360"/>
+      </w:pPr>
+    </w:lvl>
+    <w:lvl w:ilvl="2" w:tplc="0813001B" w:tentative="1">
+      <w:start w:val="1"/>
+      <w:numFmt w:val="lowerRoman"/>
+      <w:lvlText w:val="%3."/>
+      <w:lvlJc w:val="right"/>
+      <w:pPr>
+        <w:ind w:left="2508" w:hanging="180"/>
+      </w:pPr>
+    </w:lvl>
+    <w:lvl w:ilvl="3" w:tplc="0813000F" w:tentative="1">
+      <w:start w:val="1"/>
+      <w:numFmt w:val="decimal"/>
+      <w:lvlText w:val="%4."/>
+      <w:lvlJc w:val="left"/>
+      <w:pPr>
+        <w:ind w:left="3228" w:hanging="360"/>
+      </w:pPr>
+    </w:lvl>
+    <w:lvl w:ilvl="4" w:tplc="08130019" w:tentative="1">
+      <w:start w:val="1"/>
+      <w:numFmt w:val="lowerLetter"/>
+      <w:lvlText w:val="%5."/>
+      <w:lvlJc w:val="left"/>
+      <w:pPr>
+        <w:ind w:left="3948" w:hanging="360"/>
+      </w:pPr>
+    </w:lvl>
+    <w:lvl w:ilvl="5" w:tplc="0813001B" w:tentative="1">
+      <w:start w:val="1"/>
+      <w:numFmt w:val="lowerRoman"/>
+      <w:lvlText w:val="%6."/>
+      <w:lvlJc w:val="right"/>
+      <w:pPr>
+        <w:ind w:left="4668" w:hanging="180"/>
+      </w:pPr>
+    </w:lvl>
+    <w:lvl w:ilvl="6" w:tplc="0813000F" w:tentative="1">
+      <w:start w:val="1"/>
+      <w:numFmt w:val="decimal"/>
+      <w:lvlText w:val="%7."/>
+      <w:lvlJc w:val="left"/>
+      <w:pPr>
+        <w:ind w:left="5388" w:hanging="360"/>
+      </w:pPr>
+    </w:lvl>
+    <w:lvl w:ilvl="7" w:tplc="08130019" w:tentative="1">
+      <w:start w:val="1"/>
+      <w:numFmt w:val="lowerLetter"/>
+      <w:lvlText w:val="%8."/>
+      <w:lvlJc w:val="left"/>
+      <w:pPr>
+        <w:ind w:left="6108" w:hanging="360"/>
+      </w:pPr>
+    </w:lvl>
+    <w:lvl w:ilvl="8" w:tplc="0813001B" w:tentative="1">
+      <w:start w:val="1"/>
+      <w:numFmt w:val="lowerRoman"/>
+      <w:lvlText w:val="%9."/>
+      <w:lvlJc w:val="right"/>
+      <w:pPr>
+        <w:ind w:left="6828" w:hanging="180"/>
+      </w:pPr>
+    </w:lvl>
+  </w:abstractNum>
+  <w:abstractNum w:abstractNumId="20" w15:restartNumberingAfterBreak="0">
     <w:nsid w:val="4282400B"/>
     <w:multiLevelType w:val="multilevel"/>
     <w:tmpl w:val="269487AA"/>
@@ -8327,7 +10479,120 @@
       </w:rPr>
     </w:lvl>
   </w:abstractNum>
-  <w:abstractNum w:abstractNumId="20" w15:restartNumberingAfterBreak="0">
+  <w:abstractNum w:abstractNumId="21" w15:restartNumberingAfterBreak="0">
+    <w:nsid w:val="42E878BD"/>
+    <w:multiLevelType w:val="multilevel"/>
+    <w:tmpl w:val="269487AA"/>
+    <w:lvl w:ilvl="0">
+      <w:start w:val="1"/>
+      <w:numFmt w:val="decimal"/>
+      <w:lvlText w:val="%1"/>
+      <w:lvlJc w:val="left"/>
+      <w:pPr>
+        <w:ind w:left="405" w:hanging="405"/>
+      </w:pPr>
+      <w:rPr>
+        <w:rFonts w:hint="default"/>
+      </w:rPr>
+    </w:lvl>
+    <w:lvl w:ilvl="1">
+      <w:start w:val="1"/>
+      <w:numFmt w:val="decimal"/>
+      <w:lvlText w:val="%1.%2"/>
+      <w:lvlJc w:val="left"/>
+      <w:pPr>
+        <w:ind w:left="862" w:hanging="720"/>
+      </w:pPr>
+      <w:rPr>
+        <w:rFonts w:hint="default"/>
+      </w:rPr>
+    </w:lvl>
+    <w:lvl w:ilvl="2">
+      <w:start w:val="1"/>
+      <w:numFmt w:val="decimal"/>
+      <w:lvlText w:val="%1.%2.%3"/>
+      <w:lvlJc w:val="left"/>
+      <w:pPr>
+        <w:ind w:left="1003" w:hanging="720"/>
+      </w:pPr>
+      <w:rPr>
+        <w:rFonts w:hint="default"/>
+      </w:rPr>
+    </w:lvl>
+    <w:lvl w:ilvl="3">
+      <w:start w:val="1"/>
+      <w:numFmt w:val="decimal"/>
+      <w:lvlText w:val="%1.%2.%3.%4"/>
+      <w:lvlJc w:val="left"/>
+      <w:pPr>
+        <w:ind w:left="2160" w:hanging="1080"/>
+      </w:pPr>
+      <w:rPr>
+        <w:rFonts w:hint="default"/>
+      </w:rPr>
+    </w:lvl>
+    <w:lvl w:ilvl="4">
+      <w:start w:val="1"/>
+      <w:numFmt w:val="decimal"/>
+      <w:lvlText w:val="%1.%2.%3.%4.%5"/>
+      <w:lvlJc w:val="left"/>
+      <w:pPr>
+        <w:ind w:left="2880" w:hanging="1440"/>
+      </w:pPr>
+      <w:rPr>
+        <w:rFonts w:hint="default"/>
+      </w:rPr>
+    </w:lvl>
+    <w:lvl w:ilvl="5">
+      <w:start w:val="1"/>
+      <w:numFmt w:val="decimal"/>
+      <w:lvlText w:val="%1.%2.%3.%4.%5.%6"/>
+      <w:lvlJc w:val="left"/>
+      <w:pPr>
+        <w:ind w:left="3240" w:hanging="1440"/>
+      </w:pPr>
+      <w:rPr>
+        <w:rFonts w:hint="default"/>
+      </w:rPr>
+    </w:lvl>
+    <w:lvl w:ilvl="6">
+      <w:start w:val="1"/>
+      <w:numFmt w:val="decimal"/>
+      <w:lvlText w:val="%1.%2.%3.%4.%5.%6.%7"/>
+      <w:lvlJc w:val="left"/>
+      <w:pPr>
+        <w:ind w:left="3960" w:hanging="1800"/>
+      </w:pPr>
+      <w:rPr>
+        <w:rFonts w:hint="default"/>
+      </w:rPr>
+    </w:lvl>
+    <w:lvl w:ilvl="7">
+      <w:start w:val="1"/>
+      <w:numFmt w:val="decimal"/>
+      <w:lvlText w:val="%1.%2.%3.%4.%5.%6.%7.%8"/>
+      <w:lvlJc w:val="left"/>
+      <w:pPr>
+        <w:ind w:left="4680" w:hanging="2160"/>
+      </w:pPr>
+      <w:rPr>
+        <w:rFonts w:hint="default"/>
+      </w:rPr>
+    </w:lvl>
+    <w:lvl w:ilvl="8">
+      <w:start w:val="1"/>
+      <w:numFmt w:val="decimal"/>
+      <w:lvlText w:val="%1.%2.%3.%4.%5.%6.%7.%8.%9"/>
+      <w:lvlJc w:val="left"/>
+      <w:pPr>
+        <w:ind w:left="5040" w:hanging="2160"/>
+      </w:pPr>
+      <w:rPr>
+        <w:rFonts w:hint="default"/>
+      </w:rPr>
+    </w:lvl>
+  </w:abstractNum>
+  <w:abstractNum w:abstractNumId="22" w15:restartNumberingAfterBreak="0">
     <w:nsid w:val="43943F09"/>
     <w:multiLevelType w:val="hybridMultilevel"/>
     <w:tmpl w:val="F37A27FA"/>
@@ -8413,7 +10678,7 @@
       </w:pPr>
     </w:lvl>
   </w:abstractNum>
-  <w:abstractNum w:abstractNumId="21" w15:restartNumberingAfterBreak="0">
+  <w:abstractNum w:abstractNumId="23" w15:restartNumberingAfterBreak="0">
     <w:nsid w:val="48065434"/>
     <w:multiLevelType w:val="hybridMultilevel"/>
     <w:tmpl w:val="08306D34"/>
@@ -8526,7 +10791,7 @@
       </w:rPr>
     </w:lvl>
   </w:abstractNum>
-  <w:abstractNum w:abstractNumId="22" w15:restartNumberingAfterBreak="0">
+  <w:abstractNum w:abstractNumId="24" w15:restartNumberingAfterBreak="0">
     <w:nsid w:val="499A6B79"/>
     <w:multiLevelType w:val="hybridMultilevel"/>
     <w:tmpl w:val="4ADE9022"/>
@@ -8638,7 +10903,7 @@
       </w:rPr>
     </w:lvl>
   </w:abstractNum>
-  <w:abstractNum w:abstractNumId="23" w15:restartNumberingAfterBreak="0">
+  <w:abstractNum w:abstractNumId="25" w15:restartNumberingAfterBreak="0">
     <w:nsid w:val="4D56160E"/>
     <w:multiLevelType w:val="hybridMultilevel"/>
     <w:tmpl w:val="44087416"/>
@@ -8750,7 +11015,7 @@
       </w:rPr>
     </w:lvl>
   </w:abstractNum>
-  <w:abstractNum w:abstractNumId="24" w15:restartNumberingAfterBreak="0">
+  <w:abstractNum w:abstractNumId="26" w15:restartNumberingAfterBreak="0">
     <w:nsid w:val="55F15925"/>
     <w:multiLevelType w:val="multilevel"/>
     <w:tmpl w:val="269487AA"/>
@@ -8863,7 +11128,7 @@
       </w:rPr>
     </w:lvl>
   </w:abstractNum>
-  <w:abstractNum w:abstractNumId="25" w15:restartNumberingAfterBreak="0">
+  <w:abstractNum w:abstractNumId="27" w15:restartNumberingAfterBreak="0">
     <w:nsid w:val="574D6E73"/>
     <w:multiLevelType w:val="hybridMultilevel"/>
     <w:tmpl w:val="E0F0E7CE"/>
@@ -8976,7 +11241,7 @@
       </w:rPr>
     </w:lvl>
   </w:abstractNum>
-  <w:abstractNum w:abstractNumId="26" w15:restartNumberingAfterBreak="0">
+  <w:abstractNum w:abstractNumId="28" w15:restartNumberingAfterBreak="0">
     <w:nsid w:val="57D9614C"/>
     <w:multiLevelType w:val="hybridMultilevel"/>
     <w:tmpl w:val="F7FC24C8"/>
@@ -9089,7 +11354,7 @@
       </w:rPr>
     </w:lvl>
   </w:abstractNum>
-  <w:abstractNum w:abstractNumId="27" w15:restartNumberingAfterBreak="0">
+  <w:abstractNum w:abstractNumId="29" w15:restartNumberingAfterBreak="0">
     <w:nsid w:val="5B4065E9"/>
     <w:multiLevelType w:val="hybridMultilevel"/>
     <w:tmpl w:val="CC5ED908"/>
@@ -9201,7 +11466,7 @@
       </w:rPr>
     </w:lvl>
   </w:abstractNum>
-  <w:abstractNum w:abstractNumId="28" w15:restartNumberingAfterBreak="0">
+  <w:abstractNum w:abstractNumId="30" w15:restartNumberingAfterBreak="0">
     <w:nsid w:val="5C766F6D"/>
     <w:multiLevelType w:val="hybridMultilevel"/>
     <w:tmpl w:val="EF343F08"/>
@@ -9290,7 +11555,120 @@
       </w:pPr>
     </w:lvl>
   </w:abstractNum>
-  <w:abstractNum w:abstractNumId="29" w15:restartNumberingAfterBreak="0">
+  <w:abstractNum w:abstractNumId="31" w15:restartNumberingAfterBreak="0">
+    <w:nsid w:val="5D833A00"/>
+    <w:multiLevelType w:val="multilevel"/>
+    <w:tmpl w:val="269487AA"/>
+    <w:lvl w:ilvl="0">
+      <w:start w:val="1"/>
+      <w:numFmt w:val="decimal"/>
+      <w:lvlText w:val="%1"/>
+      <w:lvlJc w:val="left"/>
+      <w:pPr>
+        <w:ind w:left="1113" w:hanging="405"/>
+      </w:pPr>
+      <w:rPr>
+        <w:rFonts w:hint="default"/>
+      </w:rPr>
+    </w:lvl>
+    <w:lvl w:ilvl="1">
+      <w:start w:val="1"/>
+      <w:numFmt w:val="decimal"/>
+      <w:lvlText w:val="%1.%2"/>
+      <w:lvlJc w:val="left"/>
+      <w:pPr>
+        <w:ind w:left="1570" w:hanging="720"/>
+      </w:pPr>
+      <w:rPr>
+        <w:rFonts w:hint="default"/>
+      </w:rPr>
+    </w:lvl>
+    <w:lvl w:ilvl="2">
+      <w:start w:val="1"/>
+      <w:numFmt w:val="decimal"/>
+      <w:lvlText w:val="%1.%2.%3"/>
+      <w:lvlJc w:val="left"/>
+      <w:pPr>
+        <w:ind w:left="1711" w:hanging="720"/>
+      </w:pPr>
+      <w:rPr>
+        <w:rFonts w:hint="default"/>
+      </w:rPr>
+    </w:lvl>
+    <w:lvl w:ilvl="3">
+      <w:start w:val="1"/>
+      <w:numFmt w:val="decimal"/>
+      <w:lvlText w:val="%1.%2.%3.%4"/>
+      <w:lvlJc w:val="left"/>
+      <w:pPr>
+        <w:ind w:left="2868" w:hanging="1080"/>
+      </w:pPr>
+      <w:rPr>
+        <w:rFonts w:hint="default"/>
+      </w:rPr>
+    </w:lvl>
+    <w:lvl w:ilvl="4">
+      <w:start w:val="1"/>
+      <w:numFmt w:val="decimal"/>
+      <w:lvlText w:val="%1.%2.%3.%4.%5"/>
+      <w:lvlJc w:val="left"/>
+      <w:pPr>
+        <w:ind w:left="3588" w:hanging="1440"/>
+      </w:pPr>
+      <w:rPr>
+        <w:rFonts w:hint="default"/>
+      </w:rPr>
+    </w:lvl>
+    <w:lvl w:ilvl="5">
+      <w:start w:val="1"/>
+      <w:numFmt w:val="decimal"/>
+      <w:lvlText w:val="%1.%2.%3.%4.%5.%6"/>
+      <w:lvlJc w:val="left"/>
+      <w:pPr>
+        <w:ind w:left="3948" w:hanging="1440"/>
+      </w:pPr>
+      <w:rPr>
+        <w:rFonts w:hint="default"/>
+      </w:rPr>
+    </w:lvl>
+    <w:lvl w:ilvl="6">
+      <w:start w:val="1"/>
+      <w:numFmt w:val="decimal"/>
+      <w:lvlText w:val="%1.%2.%3.%4.%5.%6.%7"/>
+      <w:lvlJc w:val="left"/>
+      <w:pPr>
+        <w:ind w:left="4668" w:hanging="1800"/>
+      </w:pPr>
+      <w:rPr>
+        <w:rFonts w:hint="default"/>
+      </w:rPr>
+    </w:lvl>
+    <w:lvl w:ilvl="7">
+      <w:start w:val="1"/>
+      <w:numFmt w:val="decimal"/>
+      <w:lvlText w:val="%1.%2.%3.%4.%5.%6.%7.%8"/>
+      <w:lvlJc w:val="left"/>
+      <w:pPr>
+        <w:ind w:left="5388" w:hanging="2160"/>
+      </w:pPr>
+      <w:rPr>
+        <w:rFonts w:hint="default"/>
+      </w:rPr>
+    </w:lvl>
+    <w:lvl w:ilvl="8">
+      <w:start w:val="1"/>
+      <w:numFmt w:val="decimal"/>
+      <w:lvlText w:val="%1.%2.%3.%4.%5.%6.%7.%8.%9"/>
+      <w:lvlJc w:val="left"/>
+      <w:pPr>
+        <w:ind w:left="5748" w:hanging="2160"/>
+      </w:pPr>
+      <w:rPr>
+        <w:rFonts w:hint="default"/>
+      </w:rPr>
+    </w:lvl>
+  </w:abstractNum>
+  <w:abstractNum w:abstractNumId="32" w15:restartNumberingAfterBreak="0">
     <w:nsid w:val="5E232B00"/>
     <w:multiLevelType w:val="multilevel"/>
     <w:tmpl w:val="269487AA"/>
@@ -9403,7 +11781,7 @@
       </w:rPr>
     </w:lvl>
   </w:abstractNum>
-  <w:abstractNum w:abstractNumId="30" w15:restartNumberingAfterBreak="0">
+  <w:abstractNum w:abstractNumId="33" w15:restartNumberingAfterBreak="0">
     <w:nsid w:val="5E77353D"/>
     <w:multiLevelType w:val="hybridMultilevel"/>
     <w:tmpl w:val="CB40F3E6"/>
@@ -9516,7 +11894,7 @@
       </w:rPr>
     </w:lvl>
   </w:abstractNum>
-  <w:abstractNum w:abstractNumId="31" w15:restartNumberingAfterBreak="0">
+  <w:abstractNum w:abstractNumId="34" w15:restartNumberingAfterBreak="0">
     <w:nsid w:val="63712A15"/>
     <w:multiLevelType w:val="multilevel"/>
     <w:tmpl w:val="269487AA"/>
@@ -9629,7 +12007,7 @@
       </w:rPr>
     </w:lvl>
   </w:abstractNum>
-  <w:abstractNum w:abstractNumId="32" w15:restartNumberingAfterBreak="0">
+  <w:abstractNum w:abstractNumId="35" w15:restartNumberingAfterBreak="0">
     <w:nsid w:val="665F1D30"/>
     <w:multiLevelType w:val="hybridMultilevel"/>
     <w:tmpl w:val="0824A722"/>
@@ -9742,7 +12120,7 @@
       </w:rPr>
     </w:lvl>
   </w:abstractNum>
-  <w:abstractNum w:abstractNumId="33" w15:restartNumberingAfterBreak="0">
+  <w:abstractNum w:abstractNumId="36" w15:restartNumberingAfterBreak="0">
     <w:nsid w:val="6CE14253"/>
     <w:multiLevelType w:val="hybridMultilevel"/>
     <w:tmpl w:val="710EB24C"/>
@@ -9855,7 +12233,7 @@
       </w:rPr>
     </w:lvl>
   </w:abstractNum>
-  <w:abstractNum w:abstractNumId="34" w15:restartNumberingAfterBreak="0">
+  <w:abstractNum w:abstractNumId="37" w15:restartNumberingAfterBreak="0">
     <w:nsid w:val="6D36054F"/>
     <w:multiLevelType w:val="multilevel"/>
     <w:tmpl w:val="269487AA"/>
@@ -9968,7 +12346,7 @@
       </w:rPr>
     </w:lvl>
   </w:abstractNum>
-  <w:abstractNum w:abstractNumId="35" w15:restartNumberingAfterBreak="0">
+  <w:abstractNum w:abstractNumId="38" w15:restartNumberingAfterBreak="0">
     <w:nsid w:val="6D9C372F"/>
     <w:multiLevelType w:val="multilevel"/>
     <w:tmpl w:val="269487AA"/>
@@ -10081,7 +12459,7 @@
       </w:rPr>
     </w:lvl>
   </w:abstractNum>
-  <w:abstractNum w:abstractNumId="36" w15:restartNumberingAfterBreak="0">
+  <w:abstractNum w:abstractNumId="39" w15:restartNumberingAfterBreak="0">
     <w:nsid w:val="6E5332CC"/>
     <w:multiLevelType w:val="hybridMultilevel"/>
     <w:tmpl w:val="1CDC90F8"/>
@@ -10167,7 +12545,7 @@
       </w:pPr>
     </w:lvl>
   </w:abstractNum>
-  <w:abstractNum w:abstractNumId="37" w15:restartNumberingAfterBreak="0">
+  <w:abstractNum w:abstractNumId="40" w15:restartNumberingAfterBreak="0">
     <w:nsid w:val="6FFD053A"/>
     <w:multiLevelType w:val="multilevel"/>
     <w:tmpl w:val="88F6EF30"/>
@@ -10280,7 +12658,7 @@
       </w:rPr>
     </w:lvl>
   </w:abstractNum>
-  <w:abstractNum w:abstractNumId="38" w15:restartNumberingAfterBreak="0">
+  <w:abstractNum w:abstractNumId="41" w15:restartNumberingAfterBreak="0">
     <w:nsid w:val="70F95265"/>
     <w:multiLevelType w:val="hybridMultilevel"/>
     <w:tmpl w:val="4ED6C27E"/>
@@ -10393,7 +12771,7 @@
       </w:rPr>
     </w:lvl>
   </w:abstractNum>
-  <w:abstractNum w:abstractNumId="39" w15:restartNumberingAfterBreak="0">
+  <w:abstractNum w:abstractNumId="42" w15:restartNumberingAfterBreak="0">
     <w:nsid w:val="71051428"/>
     <w:multiLevelType w:val="hybridMultilevel"/>
     <w:tmpl w:val="EFF8AD32"/>
@@ -10479,7 +12857,7 @@
       </w:pPr>
     </w:lvl>
   </w:abstractNum>
-  <w:abstractNum w:abstractNumId="40" w15:restartNumberingAfterBreak="0">
+  <w:abstractNum w:abstractNumId="43" w15:restartNumberingAfterBreak="0">
     <w:nsid w:val="74967B8C"/>
     <w:multiLevelType w:val="hybridMultilevel"/>
     <w:tmpl w:val="48740CBC"/>
@@ -10591,7 +12969,7 @@
       </w:rPr>
     </w:lvl>
   </w:abstractNum>
-  <w:abstractNum w:abstractNumId="41" w15:restartNumberingAfterBreak="0">
+  <w:abstractNum w:abstractNumId="44" w15:restartNumberingAfterBreak="0">
     <w:nsid w:val="77DC7DB5"/>
     <w:multiLevelType w:val="hybridMultilevel"/>
     <w:tmpl w:val="99ACBFF0"/>
@@ -10678,19 +13056,19 @@
     </w:lvl>
   </w:abstractNum>
   <w:num w:numId="1" w16cid:durableId="604657185">
-    <w:abstractNumId w:val="22"/>
+    <w:abstractNumId w:val="24"/>
   </w:num>
   <w:num w:numId="2" w16cid:durableId="222301776">
-    <w:abstractNumId w:val="27"/>
+    <w:abstractNumId w:val="29"/>
   </w:num>
   <w:num w:numId="3" w16cid:durableId="801113941">
-    <w:abstractNumId w:val="23"/>
+    <w:abstractNumId w:val="25"/>
   </w:num>
   <w:num w:numId="4" w16cid:durableId="1701397409">
-    <w:abstractNumId w:val="37"/>
+    <w:abstractNumId w:val="40"/>
   </w:num>
   <w:num w:numId="5" w16cid:durableId="1230581135">
-    <w:abstractNumId w:val="28"/>
+    <w:abstractNumId w:val="30"/>
   </w:num>
   <w:num w:numId="6" w16cid:durableId="2055619049">
     <w:abstractNumId w:val="14"/>
@@ -10699,37 +13077,37 @@
     <w:abstractNumId w:val="12"/>
   </w:num>
   <w:num w:numId="8" w16cid:durableId="1502433196">
-    <w:abstractNumId w:val="19"/>
+    <w:abstractNumId w:val="20"/>
   </w:num>
   <w:num w:numId="9" w16cid:durableId="1592929489">
     <w:abstractNumId w:val="1"/>
   </w:num>
   <w:num w:numId="10" w16cid:durableId="1091464001">
-    <w:abstractNumId w:val="29"/>
+    <w:abstractNumId w:val="32"/>
   </w:num>
   <w:num w:numId="11" w16cid:durableId="1305624573">
     <w:abstractNumId w:val="17"/>
   </w:num>
   <w:num w:numId="12" w16cid:durableId="20405283">
-    <w:abstractNumId w:val="31"/>
+    <w:abstractNumId w:val="34"/>
   </w:num>
   <w:num w:numId="13" w16cid:durableId="964122717">
     <w:abstractNumId w:val="18"/>
   </w:num>
   <w:num w:numId="14" w16cid:durableId="343632508">
-    <w:abstractNumId w:val="34"/>
+    <w:abstractNumId w:val="37"/>
   </w:num>
   <w:num w:numId="15" w16cid:durableId="479539712">
+    <w:abstractNumId w:val="38"/>
+  </w:num>
+  <w:num w:numId="16" w16cid:durableId="92409381">
     <w:abstractNumId w:val="35"/>
   </w:num>
-  <w:num w:numId="16" w16cid:durableId="92409381">
-    <w:abstractNumId w:val="32"/>
-  </w:num>
   <w:num w:numId="17" w16cid:durableId="996810799">
-    <w:abstractNumId w:val="38"/>
+    <w:abstractNumId w:val="41"/>
   </w:num>
   <w:num w:numId="18" w16cid:durableId="1518733290">
-    <w:abstractNumId w:val="21"/>
+    <w:abstractNumId w:val="23"/>
   </w:num>
   <w:num w:numId="19" w16cid:durableId="146173556">
     <w:abstractNumId w:val="6"/>
@@ -10753,19 +13131,19 @@
     <w:abstractNumId w:val="15"/>
   </w:num>
   <w:num w:numId="26" w16cid:durableId="1217204634">
-    <w:abstractNumId w:val="39"/>
+    <w:abstractNumId w:val="42"/>
   </w:num>
   <w:num w:numId="27" w16cid:durableId="2108891089">
-    <w:abstractNumId w:val="25"/>
+    <w:abstractNumId w:val="27"/>
   </w:num>
   <w:num w:numId="28" w16cid:durableId="1380016315">
     <w:abstractNumId w:val="7"/>
   </w:num>
   <w:num w:numId="29" w16cid:durableId="305282241">
-    <w:abstractNumId w:val="30"/>
+    <w:abstractNumId w:val="33"/>
   </w:num>
   <w:num w:numId="30" w16cid:durableId="108479006">
-    <w:abstractNumId w:val="20"/>
+    <w:abstractNumId w:val="22"/>
   </w:num>
   <w:num w:numId="31" w16cid:durableId="960381565">
     <w:abstractNumId w:val="5"/>
@@ -10777,19 +13155,19 @@
     <w:abstractNumId w:val="10"/>
   </w:num>
   <w:num w:numId="34" w16cid:durableId="718209052">
+    <w:abstractNumId w:val="28"/>
+  </w:num>
+  <w:num w:numId="35" w16cid:durableId="1868563364">
     <w:abstractNumId w:val="26"/>
   </w:num>
-  <w:num w:numId="35" w16cid:durableId="1868563364">
-    <w:abstractNumId w:val="24"/>
-  </w:num>
   <w:num w:numId="36" w16cid:durableId="1537963662">
-    <w:abstractNumId w:val="41"/>
+    <w:abstractNumId w:val="44"/>
   </w:num>
   <w:num w:numId="37" w16cid:durableId="388959016">
     <w:abstractNumId w:val="8"/>
   </w:num>
   <w:num w:numId="38" w16cid:durableId="1982878952">
-    <w:abstractNumId w:val="36"/>
+    <w:abstractNumId w:val="39"/>
   </w:num>
   <w:num w:numId="39" w16cid:durableId="1693141441">
     <w:abstractNumId w:val="9"/>
@@ -10798,10 +13176,19 @@
     <w:abstractNumId w:val="16"/>
   </w:num>
   <w:num w:numId="41" w16cid:durableId="1977031420">
-    <w:abstractNumId w:val="33"/>
+    <w:abstractNumId w:val="36"/>
   </w:num>
   <w:num w:numId="42" w16cid:durableId="646737896">
-    <w:abstractNumId w:val="40"/>
+    <w:abstractNumId w:val="43"/>
+  </w:num>
+  <w:num w:numId="43" w16cid:durableId="1767461020">
+    <w:abstractNumId w:val="21"/>
+  </w:num>
+  <w:num w:numId="44" w16cid:durableId="1059673519">
+    <w:abstractNumId w:val="31"/>
+  </w:num>
+  <w:num w:numId="45" w16cid:durableId="1798328560">
+    <w:abstractNumId w:val="19"/>
   </w:num>
 </w:numbering>
 </file>

--- a/docs/Official/25-26_GDC_Ian_Chains_Baute_6ICWE.docx
+++ b/docs/Official/25-26_GDC_Ian_Chains_Baute_6ICWE.docx
@@ -18,7 +18,7 @@
           <w:noProof/>
         </w:rPr>
         <w:drawing>
-          <wp:anchor distT="0" distB="0" distL="114300" distR="114300" simplePos="0" relativeHeight="251658240" behindDoc="0" locked="0" layoutInCell="1" allowOverlap="1" wp14:anchorId="5268361A" wp14:editId="35DAE379">
+          <wp:anchor distT="0" distB="0" distL="114300" distR="114300" simplePos="0" relativeHeight="251658240" behindDoc="0" locked="0" layoutInCell="1" allowOverlap="1" wp14:anchorId="5268361A" wp14:editId="21E646D9">
             <wp:simplePos x="0" y="0"/>
             <wp:positionH relativeFrom="margin">
               <wp:align>center</wp:align>
@@ -889,7 +889,7 @@
           <w:rFonts w:cs="Arial"/>
           <w:szCs w:val="22"/>
         </w:rPr>
-        <w:t>Graag wil ik een aantal mensen vermelden en banken voor hun hulp en assistentie bij dit GDC onderzoek. Ik wil in het bijzonder mijn mentor meneer Gillis bedanken voor de steun en tips tijdens dit onderzoek. Daarnaast wil ik graag ook</w:t>
+        <w:t>Graag wil ik een aantal mensen vermelden en banken voor hun assistentie bij dit GDC onderzoek. Ik wil in het bijzonder mijn mentor meneer Gillis bedanken voor de steun en tips tijdens dit onderzoek.</w:t>
       </w:r>
     </w:p>
     <w:p>
@@ -3267,15 +3267,7 @@
         <w:t xml:space="preserve">onderzocht </w:t>
       </w:r>
       <w:r>
-        <w:t xml:space="preserve">worden zijn: Cross-Site Scripting (XSS), Cross-Site </w:t>
-      </w:r>
-      <w:proofErr w:type="spellStart"/>
-      <w:r>
-        <w:t>Request</w:t>
-      </w:r>
-      <w:proofErr w:type="spellEnd"/>
-      <w:r>
-        <w:t xml:space="preserve"> </w:t>
+        <w:t xml:space="preserve">worden zijn: Cross-Site Scripting (XSS), Cross-Site Request </w:t>
       </w:r>
       <w:proofErr w:type="spellStart"/>
       <w:r>
@@ -4306,7 +4298,7 @@
           <w:noProof/>
         </w:rPr>
         <w:drawing>
-          <wp:anchor distT="0" distB="0" distL="114300" distR="114300" simplePos="0" relativeHeight="251660288" behindDoc="0" locked="0" layoutInCell="1" allowOverlap="1" wp14:anchorId="152C802A" wp14:editId="70CE4FDE">
+          <wp:anchor distT="0" distB="0" distL="114300" distR="114300" simplePos="0" relativeHeight="251660288" behindDoc="0" locked="0" layoutInCell="1" allowOverlap="1" wp14:anchorId="152C802A" wp14:editId="0522C4D8">
             <wp:simplePos x="0" y="0"/>
             <wp:positionH relativeFrom="margin">
               <wp:align>left</wp:align>
@@ -4440,30 +4432,24 @@
         <w:t xml:space="preserve">gebeurt. </w:t>
       </w:r>
       <w:r>
-        <w:t>De server in figuur 2 verwerkt het verzoek en geeft de opgezochte term terug aan de gebruiker.</w:t>
+        <w:t xml:space="preserve">De server in figuur 2 verwerkt het verzoek en geeft </w:t>
+      </w:r>
+      <w:r>
+        <w:t xml:space="preserve">de zoek resultaten en </w:t>
+      </w:r>
+      <w:r>
+        <w:t>de opgezochte term terug aan de gebruiker.</w:t>
       </w:r>
       <w:r>
         <w:t xml:space="preserve"> </w:t>
       </w:r>
       <w:r>
-        <w:t>Want b</w:t>
-      </w:r>
-      <w:r>
-        <w:t xml:space="preserve">ij de meeste zoek functies wordt de term die </w:t>
-      </w:r>
-      <w:r>
-        <w:t>opgezocht</w:t>
+        <w:t>Hierdoor</w:t>
       </w:r>
       <w:r>
         <w:t xml:space="preserve"> </w:t>
       </w:r>
       <w:r>
-        <w:t>werd</w:t>
-      </w:r>
-      <w:r>
-        <w:t xml:space="preserve"> nog eens weergegeven aan de gebruiker, daardoor </w:t>
-      </w:r>
-      <w:r>
         <w:t xml:space="preserve">bevind </w:t>
       </w:r>
       <w:r>
@@ -4476,7 +4462,13 @@
         <w:t xml:space="preserve"> zich in de HTTP-response. </w:t>
       </w:r>
       <w:r>
-        <w:t>Doordat de code zich in de HTTP-response bevind zal deze uitgevoerd worden door de browser van het slachtoffer</w:t>
+        <w:t xml:space="preserve">Doordat de code zich in de HTTP-response bevind </w:t>
+      </w:r>
+      <w:r>
+        <w:t>kan</w:t>
+      </w:r>
+      <w:r>
+        <w:t xml:space="preserve"> deze uitgevoerd worden door de browser van het slachtoffer</w:t>
       </w:r>
       <w:r>
         <w:t xml:space="preserve"> en kan dit schade veroorzaken.</w:t>
@@ -4535,89 +4527,34 @@
         <w:t xml:space="preserve">Het </w:t>
       </w:r>
       <w:r>
-        <w:t xml:space="preserve">slachtoffer krijgt deze link en ziet dat deze naar de officiële maar kwetsbare webapp </w:t>
+        <w:t xml:space="preserve">slachtoffer krijgt deze link en ziet dat deze naar de officiële </w:t>
+      </w:r>
+      <w:r>
+        <w:t>(</w:t>
+      </w:r>
+      <w:r>
+        <w:t>maar kwetsbare</w:t>
+      </w:r>
+      <w:r>
+        <w:t>)</w:t>
+      </w:r>
+      <w:r>
+        <w:t xml:space="preserve"> webapp </w:t>
       </w:r>
       <w:r>
         <w:t>verwijst</w:t>
       </w:r>
       <w:r>
-        <w:t xml:space="preserve">. </w:t>
-      </w:r>
-      <w:r>
-        <w:t xml:space="preserve">Het slachtoffer </w:t>
-      </w:r>
-      <w:r>
-        <w:t>klikt</w:t>
-      </w:r>
-      <w:r>
-        <w:t xml:space="preserve"> </w:t>
-      </w:r>
-      <w:r>
-        <w:t>op de</w:t>
-      </w:r>
-      <w:r>
-        <w:t xml:space="preserve"> link</w:t>
-      </w:r>
-      <w:r>
-        <w:t xml:space="preserve"> en</w:t>
-      </w:r>
-      <w:r>
-        <w:t xml:space="preserve"> de browser</w:t>
-      </w:r>
-      <w:r>
-        <w:t xml:space="preserve"> verstuurt een HTTP-</w:t>
-      </w:r>
-      <w:proofErr w:type="spellStart"/>
-      <w:r>
-        <w:t>request</w:t>
-      </w:r>
-      <w:proofErr w:type="spellEnd"/>
-      <w:r>
-        <w:t xml:space="preserve"> naar de server. </w:t>
-      </w:r>
-      <w:r>
-        <w:t>D</w:t>
-      </w:r>
-      <w:r>
-        <w:t xml:space="preserve">e server verwerkt de input met de </w:t>
-      </w:r>
-      <w:r>
-        <w:t>JavaScript</w:t>
-      </w:r>
-      <w:r>
-        <w:t xml:space="preserve"> </w:t>
-      </w:r>
-      <w:r>
-        <w:t>en antwoord met een HTTP-response waarin zich de JavaScript bevind</w:t>
-      </w:r>
-      <w:r>
-        <w:t xml:space="preserve">. De input </w:t>
-      </w:r>
-      <w:r>
-        <w:t xml:space="preserve">en dus de code </w:t>
-      </w:r>
-      <w:r>
-        <w:t xml:space="preserve">komt ongewijzigd terug in de pagina van het slachtoffer en de browser voert de </w:t>
-      </w:r>
-      <w:r>
-        <w:t>JavaScript</w:t>
-      </w:r>
-      <w:r>
-        <w:t xml:space="preserve"> </w:t>
-      </w:r>
-      <w:r>
-        <w:t xml:space="preserve">code </w:t>
-      </w:r>
-      <w:r>
-        <w:t>uit.</w:t>
+        <w:t>.</w:t>
       </w:r>
       <w:r>
         <w:t xml:space="preserve"> Dit is gevaarlijk omdat de gebruiker er vanuit gaat dat alles in orde en veilig is omdat de link naar de officiële webapp gaat</w:t>
       </w:r>
       <w:r>
-        <w:t xml:space="preserve"> maar dat is niet zo door de kwetsbaarheid.</w:t>
-      </w:r>
-    </w:p>
+        <w:t xml:space="preserve"> en dus is de kans groot dat het slachtoffer op de link klikt.</w:t>
+      </w:r>
+    </w:p>
+    <w:p/>
     <w:p>
       <w:pPr>
         <w:pStyle w:val="Kop3"/>
@@ -4899,7 +4836,7 @@
         <w:t xml:space="preserve"> maar dat wilt niet zeggen dat er bij het opzetten van</w:t>
       </w:r>
       <w:r>
-        <w:t xml:space="preserve"> de backend en dus de</w:t>
+        <w:t xml:space="preserve"> de backend en de</w:t>
       </w:r>
       <w:r>
         <w:t xml:space="preserve"> API</w:t>
@@ -4916,81 +4853,31 @@
       <w:r>
         <w:t>kan opgeslagen worden in de database.</w:t>
       </w:r>
-    </w:p>
-    <w:p>
-      <w:r>
-        <w:t xml:space="preserve">De </w:t>
-      </w:r>
-      <w:proofErr w:type="spellStart"/>
-      <w:r>
-        <w:t>frontend</w:t>
-      </w:r>
-      <w:proofErr w:type="spellEnd"/>
-      <w:r>
-        <w:t xml:space="preserve"> mag dan wel zo geprogrammeerd zijn om XSS te voorkomen</w:t>
-      </w:r>
-      <w:r>
-        <w:t xml:space="preserve"> voordat het wordt overgedragen aan de API</w:t>
-      </w:r>
-      <w:r>
-        <w:t xml:space="preserve">, </w:t>
-      </w:r>
-      <w:r>
-        <w:t>iemand met kwade bedoelingen</w:t>
+      <w:r>
+        <w:t xml:space="preserve"> Om dit te voorkomen i</w:t>
+      </w:r>
+      <w:r>
+        <w:t>s het</w:t>
+      </w:r>
+      <w:r>
+        <w:t xml:space="preserve"> dus</w:t>
+      </w:r>
+      <w:r>
+        <w:t xml:space="preserve"> belangrijk dat alle gebruiksinput die de API ontvangt </w:t>
+      </w:r>
+      <w:r>
+        <w:t xml:space="preserve">en moet verwerken </w:t>
+      </w:r>
+      <w:r>
+        <w:t xml:space="preserve">eerst </w:t>
+      </w:r>
+      <w:r>
+        <w:t>gecontroleerd</w:t>
       </w:r>
       <w:r>
         <w:t xml:space="preserve"> </w:t>
       </w:r>
       <w:r>
-        <w:t>kan</w:t>
-      </w:r>
-      <w:r>
-        <w:t xml:space="preserve"> gewoon andere software zoals een API of HTTP </w:t>
-      </w:r>
-      <w:proofErr w:type="spellStart"/>
-      <w:r>
-        <w:t>pentesting</w:t>
-      </w:r>
-      <w:proofErr w:type="spellEnd"/>
-      <w:r>
-        <w:t xml:space="preserve"> tool (zoals Postman of HTTP Toolkit) gebruiken</w:t>
-      </w:r>
-      <w:r>
-        <w:t>. Hiermee kan</w:t>
-      </w:r>
-      <w:r>
-        <w:t xml:space="preserve"> de aanvaller alle input die naar de API gaat naar zijn hand zetten en de </w:t>
-      </w:r>
-      <w:proofErr w:type="spellStart"/>
-      <w:r>
-        <w:t>frontend</w:t>
-      </w:r>
-      <w:proofErr w:type="spellEnd"/>
-      <w:r>
-        <w:t xml:space="preserve"> helemaal </w:t>
-      </w:r>
-      <w:r>
-        <w:t>omzeilen</w:t>
-      </w:r>
-      <w:r>
-        <w:t>.</w:t>
-      </w:r>
-      <w:r>
-        <w:t xml:space="preserve"> Daarom is het belangrijk dat alle gebruiksinput die de API ontvangt </w:t>
-      </w:r>
-      <w:r>
-        <w:t xml:space="preserve">en moet verwerken </w:t>
-      </w:r>
-      <w:r>
-        <w:t xml:space="preserve">eerst </w:t>
-      </w:r>
-      <w:r>
-        <w:t>gecontroleerd</w:t>
-      </w:r>
-      <w:r>
-        <w:t xml:space="preserve"> </w:t>
-      </w:r>
-      <w:r>
         <w:t xml:space="preserve">en gevalideerd </w:t>
       </w:r>
       <w:r>
@@ -5000,15 +4887,7 @@
         <w:t xml:space="preserve"> (JavaScript)</w:t>
       </w:r>
       <w:r>
-        <w:t xml:space="preserve"> </w:t>
-      </w:r>
-      <w:proofErr w:type="spellStart"/>
-      <w:r>
-        <w:t>payload</w:t>
-      </w:r>
-      <w:proofErr w:type="spellEnd"/>
-      <w:r>
-        <w:t xml:space="preserve"> beva</w:t>
+        <w:t xml:space="preserve"> payload beva</w:t>
       </w:r>
       <w:r>
         <w:t>t</w:t>
@@ -5063,28 +4942,22 @@
         <w:t>odat</w:t>
       </w:r>
       <w:r>
-        <w:t xml:space="preserve"> de karakters </w:t>
-      </w:r>
-      <w:r>
-        <w:t xml:space="preserve">correct </w:t>
-      </w:r>
-      <w:r>
-        <w:t>worden weergeven of waardoor</w:t>
-      </w:r>
-      <w:r>
-        <w:t xml:space="preserve"> </w:t>
-      </w:r>
-      <w:r>
-        <w:t>de data</w:t>
-      </w:r>
-      <w:r>
-        <w:t xml:space="preserve"> niet geïnterpreteerd </w:t>
+        <w:t xml:space="preserve"> de </w:t>
+      </w:r>
+      <w:r>
+        <w:t xml:space="preserve">tekst </w:t>
+      </w:r>
+      <w:r>
+        <w:t xml:space="preserve">niet geïnterpreteerd </w:t>
       </w:r>
       <w:r>
         <w:t>kan</w:t>
       </w:r>
       <w:r>
         <w:t xml:space="preserve"> worden als HTML code</w:t>
+      </w:r>
+      <w:r>
+        <w:t xml:space="preserve"> door een browser</w:t>
       </w:r>
       <w:r>
         <w:t>, waardoor de code niet uitgevoerd wordt.</w:t>
@@ -5118,7 +4991,36 @@
         <w:t>.</w:t>
       </w:r>
       <w:r>
-        <w:t xml:space="preserve"> Bij HTML escaping worden niet altijd alle karakters vervangen door hun HTML entities, vaak worden gewone letters behouden en enkel de speciale</w:t>
+        <w:t xml:space="preserve"> </w:t>
+      </w:r>
+      <w:r>
+        <w:t xml:space="preserve">Deze lijst werd vastgelegd door de </w:t>
+      </w:r>
+      <w:r>
+        <w:t xml:space="preserve">Web Hypertext Application Technology </w:t>
+      </w:r>
+      <w:proofErr w:type="spellStart"/>
+      <w:r>
+        <w:t>Working</w:t>
+      </w:r>
+      <w:proofErr w:type="spellEnd"/>
+      <w:r>
+        <w:t xml:space="preserve"> Group</w:t>
+      </w:r>
+      <w:r>
+        <w:t xml:space="preserve"> (</w:t>
+      </w:r>
+      <w:r>
+        <w:t>WHATWG)</w:t>
+      </w:r>
+      <w:r>
+        <w:t>.</w:t>
+      </w:r>
+      <w:r>
+        <w:t xml:space="preserve"> </w:t>
+      </w:r>
+      <w:r>
+        <w:t>Bij HTML escaping worden niet altijd alle karakters vervangen door hun HTML entities, vaak worden gewone letters behouden en enkel de speciale</w:t>
       </w:r>
       <w:r>
         <w:t xml:space="preserve"> of invloedrijke</w:t>
@@ -5151,7 +5053,7 @@
         <w:t xml:space="preserve">&lt; </w:t>
       </w:r>
       <w:r>
-        <w:t xml:space="preserve">wordt dan vervangen door zijn entity naam </w:t>
+        <w:t xml:space="preserve">wordt vervangen door zijn entity naam </w:t>
       </w:r>
       <w:r>
         <w:rPr>
@@ -5196,23 +5098,7 @@
         <w:t xml:space="preserve">. </w:t>
       </w:r>
       <w:r>
-        <w:t xml:space="preserve">Een voorbeeld van een gevaarlijke XSS </w:t>
-      </w:r>
-      <w:proofErr w:type="spellStart"/>
-      <w:r>
-        <w:t>payload</w:t>
-      </w:r>
-      <w:proofErr w:type="spellEnd"/>
-      <w:r>
-        <w:t xml:space="preserve"> die verandert door middel van HTML escaping: de </w:t>
-      </w:r>
-      <w:proofErr w:type="spellStart"/>
-      <w:r>
-        <w:t>payload</w:t>
-      </w:r>
-      <w:proofErr w:type="spellEnd"/>
-      <w:r>
-        <w:t xml:space="preserve"> </w:t>
+        <w:t xml:space="preserve">Een voorbeeld van een gevaarlijke XSS payload die verandert door middel van HTML escaping: de payload </w:t>
       </w:r>
       <w:r>
         <w:rPr>
@@ -5396,51 +5282,1024 @@
       </w:r>
     </w:p>
     <w:p>
-      <w:r>
-        <w:t xml:space="preserve">Voor elke specifieke programmeertaal bestaan er verschillende </w:t>
-      </w:r>
-      <w:r>
-        <w:t xml:space="preserve">modules, </w:t>
-      </w:r>
-      <w:r>
-        <w:t xml:space="preserve">packages of </w:t>
+      <w:pPr>
+        <w:pStyle w:val="Kop3"/>
+        <w:numPr>
+          <w:ilvl w:val="2"/>
+          <w:numId w:val="39"/>
+        </w:numPr>
+      </w:pPr>
+      <w:bookmarkStart w:id="16" w:name="_Toc222751199"/>
+      <w:r>
+        <w:t xml:space="preserve">HTML </w:t>
+      </w:r>
+      <w:bookmarkEnd w:id="16"/>
+      <w:r>
+        <w:t xml:space="preserve">Sanitization &amp; </w:t>
+      </w:r>
+      <w:r>
+        <w:t xml:space="preserve">HTML </w:t>
+      </w:r>
+      <w:r>
+        <w:t>Stripping</w:t>
+      </w:r>
+    </w:p>
+    <w:p>
+      <w:r>
+        <w:t>Een andere manier om de gebruikersinput veilig te maken op vlak van XSS is door gebruik te maken van HTML Sanitization of HTML Stripping. Bij HTML Sanitization en HTML Stripping worden bepaalde of alle HTML tags verwijderd uit een opgegeven string</w:t>
+      </w:r>
+      <w:r>
+        <w:t xml:space="preserve"> of tekst</w:t>
+      </w:r>
+      <w:r>
+        <w:t>, zoals een string met gebruikersinput.</w:t>
+      </w:r>
+      <w:r>
+        <w:t xml:space="preserve"> </w:t>
+      </w:r>
+      <w:r>
+        <w:t>Door</w:t>
+      </w:r>
+      <w:r>
+        <w:t xml:space="preserve"> het verwijderen van HTML tags kan de gebruikersinput geen code meer bevatten en dus geen schade meer aanbrengen. </w:t>
+      </w:r>
+      <w:r>
+        <w:t xml:space="preserve">Een voorbeeld </w:t>
+      </w:r>
+      <w:r>
+        <w:t>van HTML Stripping</w:t>
+      </w:r>
+      <w:r>
+        <w:t xml:space="preserve"> is dat de string bestaande uit </w:t>
+      </w:r>
+      <w:r>
+        <w:rPr>
+          <w:b/>
+          <w:bCs/>
+        </w:rPr>
+        <w:t>&lt;</w:t>
       </w:r>
       <w:proofErr w:type="spellStart"/>
       <w:r>
-        <w:t>libraries</w:t>
+        <w:rPr>
+          <w:b/>
+          <w:bCs/>
+        </w:rPr>
+        <w:t>img</w:t>
       </w:r>
       <w:proofErr w:type="spellEnd"/>
       <w:r>
-        <w:t xml:space="preserve"> die kunnen gebruikt worden om aan HTML escaping of HTML entity encoding te doen. Voor HTML escaping in Python zijn er 2 </w:t>
-      </w:r>
-      <w:r>
-        <w:t xml:space="preserve">populaire </w:t>
-      </w:r>
-      <w:r>
-        <w:t>modules</w:t>
-      </w:r>
-      <w:r>
-        <w:t xml:space="preserve"> met hun eigen escape functie</w:t>
-      </w:r>
+        <w:rPr>
+          <w:b/>
+          <w:bCs/>
+        </w:rPr>
+        <w:t xml:space="preserve"> </w:t>
+      </w:r>
+      <w:proofErr w:type="spellStart"/>
+      <w:r>
+        <w:rPr>
+          <w:b/>
+          <w:bCs/>
+        </w:rPr>
+        <w:t>src</w:t>
+      </w:r>
+      <w:proofErr w:type="spellEnd"/>
+      <w:r>
+        <w:rPr>
+          <w:b/>
+          <w:bCs/>
+        </w:rPr>
+        <w:t xml:space="preserve">=x </w:t>
+      </w:r>
+      <w:proofErr w:type="spellStart"/>
+      <w:r>
+        <w:rPr>
+          <w:b/>
+          <w:bCs/>
+        </w:rPr>
+        <w:t>onerror</w:t>
+      </w:r>
+      <w:proofErr w:type="spellEnd"/>
+      <w:r>
+        <w:rPr>
+          <w:b/>
+          <w:bCs/>
+        </w:rPr>
+        <w:t>=alert(</w:t>
+      </w:r>
+      <w:proofErr w:type="spellStart"/>
+      <w:r>
+        <w:rPr>
+          <w:b/>
+          <w:bCs/>
+        </w:rPr>
+        <w:t>document.cookie</w:t>
+      </w:r>
+      <w:proofErr w:type="spellEnd"/>
+      <w:r>
+        <w:rPr>
+          <w:b/>
+          <w:bCs/>
+        </w:rPr>
+        <w:t>)&gt;</w:t>
+      </w:r>
+      <w:r>
+        <w:rPr>
+          <w:b/>
+          <w:bCs/>
+        </w:rPr>
+        <w:t xml:space="preserve"> </w:t>
+      </w:r>
+      <w:r>
+        <w:t>gewoon volledig leeg wordt gemaakt omdat er geen tekst is buiten de HTML tag</w:t>
+      </w:r>
+      <w:r>
+        <w:t>, er blijft een lege string over.</w:t>
+      </w:r>
+    </w:p>
+    <w:p>
+      <w:r>
+        <w:t xml:space="preserve">Het verschil tussen HTML Sanitization en HTML Stripping is dat bij </w:t>
+      </w:r>
+      <w:r>
+        <w:t>s</w:t>
+      </w:r>
+      <w:r>
+        <w:t xml:space="preserve">anitization </w:t>
+      </w:r>
+      <w:r>
+        <w:t xml:space="preserve">worden enkel de niet </w:t>
+      </w:r>
+      <w:r>
+        <w:t>tegenstaande</w:t>
+      </w:r>
+      <w:r>
+        <w:t xml:space="preserve"> HTML tags verwijderd, bij HTML Stripping worden alle HTML tags verwijderd uit een bepaalde tekst of string.</w:t>
+      </w:r>
+      <w:r>
+        <w:t xml:space="preserve"> Bij HTML Sanitization functies kan er dus een </w:t>
+      </w:r>
+      <w:proofErr w:type="spellStart"/>
+      <w:r>
+        <w:t>whitelist</w:t>
+      </w:r>
+      <w:proofErr w:type="spellEnd"/>
+      <w:r>
+        <w:t xml:space="preserve"> met </w:t>
+      </w:r>
+      <w:r>
+        <w:t>toegestane</w:t>
+      </w:r>
+      <w:r>
+        <w:t xml:space="preserve"> </w:t>
+      </w:r>
+      <w:r>
+        <w:t xml:space="preserve">HTML tags meegeven worden, de tags in deze </w:t>
+      </w:r>
+      <w:proofErr w:type="spellStart"/>
+      <w:r>
+        <w:t>whitelist</w:t>
+      </w:r>
+      <w:proofErr w:type="spellEnd"/>
+      <w:r>
+        <w:t xml:space="preserve"> zullen dan niet verwijderd worden uit de tekst of string.</w:t>
+      </w:r>
+    </w:p>
+    <w:p>
+      <w:pPr>
+        <w:pStyle w:val="Kop3"/>
+        <w:numPr>
+          <w:ilvl w:val="2"/>
+          <w:numId w:val="39"/>
+        </w:numPr>
+      </w:pPr>
+      <w:bookmarkStart w:id="17" w:name="_Toc222751200"/>
+      <w:r>
+        <w:lastRenderedPageBreak/>
+        <w:t>Cookies</w:t>
+      </w:r>
+      <w:r>
+        <w:t xml:space="preserve"> met </w:t>
+      </w:r>
+      <w:proofErr w:type="spellStart"/>
+      <w:r>
+        <w:t>HttpOnly</w:t>
+      </w:r>
+      <w:proofErr w:type="spellEnd"/>
+      <w:r>
+        <w:t xml:space="preserve"> </w:t>
+      </w:r>
+      <w:r>
+        <w:t>at</w:t>
+      </w:r>
+      <w:r>
+        <w:t>t</w:t>
+      </w:r>
+      <w:r>
+        <w:t>ribuut</w:t>
+      </w:r>
+      <w:bookmarkEnd w:id="17"/>
+    </w:p>
+    <w:p>
+      <w:r>
+        <w:t xml:space="preserve">Als er wordt ingelogd met een account op een webapp wordt er vaak een </w:t>
+      </w:r>
+      <w:r>
+        <w:t xml:space="preserve">sessie of </w:t>
+      </w:r>
+      <w:r>
+        <w:t xml:space="preserve">access token </w:t>
+      </w:r>
+      <w:r>
+        <w:t>aan</w:t>
+      </w:r>
+      <w:r>
+        <w:t>gemaakt en opgeslagen in de vorm van een cookie</w:t>
+      </w:r>
+      <w:r>
+        <w:t xml:space="preserve">, deze </w:t>
+      </w:r>
+      <w:r>
+        <w:t xml:space="preserve">is dan </w:t>
+      </w:r>
+      <w:r>
+        <w:t xml:space="preserve">geldig voor </w:t>
+      </w:r>
+      <w:r>
+        <w:t>een bepaalde tijdsperiode</w:t>
+      </w:r>
+      <w:r>
+        <w:t>. Z</w:t>
+      </w:r>
+      <w:r>
+        <w:t xml:space="preserve">odat de gebruiker </w:t>
+      </w:r>
+      <w:r>
+        <w:t xml:space="preserve">tijdens deze tijdsperiode </w:t>
+      </w:r>
+      <w:r>
+        <w:t>niet elke keer opnieuw zijn inloggegevens moet ingegeven wanneer er een nieuw</w:t>
+      </w:r>
+      <w:r>
+        <w:t>e API</w:t>
+      </w:r>
+      <w:r>
+        <w:t xml:space="preserve"> request gemaakt wordt.</w:t>
+      </w:r>
+      <w:r>
+        <w:t xml:space="preserve"> In plaats van de inloggegevens opnieuw mee te geven met de request wordt de cookie met de sessie of access token meegeven</w:t>
+      </w:r>
+      <w:r>
+        <w:t>.</w:t>
+      </w:r>
+    </w:p>
+    <w:p>
+      <w:r>
+        <w:t>Een cookie</w:t>
+      </w:r>
+      <w:r>
+        <w:t xml:space="preserve"> kan bepaalde attributen en eigenschappen hebben die vertellen </w:t>
+      </w:r>
+      <w:r>
+        <w:t xml:space="preserve">aan de browser </w:t>
+      </w:r>
+      <w:r>
+        <w:t>hoe de cookie moet gebruikt worden.</w:t>
+      </w:r>
+      <w:r>
+        <w:t xml:space="preserve"> Zo bestaat er een attribuut genaamd </w:t>
+      </w:r>
+      <w:proofErr w:type="spellStart"/>
+      <w:r>
+        <w:t>HttpOnly</w:t>
+      </w:r>
+      <w:proofErr w:type="spellEnd"/>
       <w:r>
         <w:t xml:space="preserve">, </w:t>
       </w:r>
       <w:r>
-        <w:t xml:space="preserve">de 2 </w:t>
-      </w:r>
-      <w:r>
-        <w:t>modules</w:t>
-      </w:r>
-      <w:r>
-        <w:t xml:space="preserve"> zijn de ingebouwde HTML </w:t>
-      </w:r>
-      <w:r>
-        <w:t>module</w:t>
-      </w:r>
-      <w:r>
-        <w:t xml:space="preserve"> en de </w:t>
-      </w:r>
-      <w:hyperlink r:id="rId12" w:history="1">
+        <w:t>dit attribuut verteld aan de browser dat deze cookie niet uitgelezen mag worden via JavaScript. Als er toch geprobeerd wordt om deze cookie uit te lezen via JavaScript, dan doet de browser alsof deze niet bestaat.</w:t>
+      </w:r>
+      <w:r>
+        <w:t xml:space="preserve"> Dit beschermd de </w:t>
+      </w:r>
+      <w:r>
+        <w:t xml:space="preserve">cookie met de </w:t>
+      </w:r>
+      <w:r>
+        <w:t xml:space="preserve">opgeslagen sessie of access token tegen </w:t>
+      </w:r>
+      <w:r>
+        <w:t xml:space="preserve">token </w:t>
+      </w:r>
+      <w:proofErr w:type="spellStart"/>
+      <w:r>
+        <w:t>theft</w:t>
+      </w:r>
+      <w:proofErr w:type="spellEnd"/>
+      <w:r>
+        <w:t xml:space="preserve"> en </w:t>
+      </w:r>
+      <w:proofErr w:type="spellStart"/>
+      <w:r>
+        <w:t>session</w:t>
+      </w:r>
+      <w:proofErr w:type="spellEnd"/>
+      <w:r>
+        <w:t xml:space="preserve"> </w:t>
+      </w:r>
+      <w:proofErr w:type="spellStart"/>
+      <w:r>
+        <w:t>hijacking</w:t>
+      </w:r>
+      <w:proofErr w:type="spellEnd"/>
+      <w:r>
+        <w:t xml:space="preserve"> via XSS</w:t>
+      </w:r>
+      <w:r>
+        <w:t>, omdat de cookie onbereikbaar is via JavaScript.</w:t>
+      </w:r>
+    </w:p>
+    <w:p>
+      <w:pPr>
+        <w:pStyle w:val="Ondertitel"/>
+      </w:pPr>
+      <w:r>
+        <w:t>Figuur FXXFF</w:t>
+      </w:r>
+    </w:p>
+    <w:p>
+      <w:r>
+        <w:t xml:space="preserve">Uitlezen van </w:t>
+      </w:r>
+      <w:r>
+        <w:t xml:space="preserve">cookie zonder </w:t>
+      </w:r>
+      <w:proofErr w:type="spellStart"/>
+      <w:r>
+        <w:t>HttpOnly</w:t>
+      </w:r>
+      <w:proofErr w:type="spellEnd"/>
+      <w:r>
+        <w:t xml:space="preserve"> attribuut</w:t>
+      </w:r>
+      <w:r>
+        <w:t xml:space="preserve"> doormiddel van JavaScript</w:t>
+      </w:r>
+    </w:p>
+    <w:p>
+      <w:r>
+        <w:rPr>
+          <w:rStyle w:val="OndertitelChar"/>
+        </w:rPr>
+        <w:t>Figuur FXXFF</w:t>
+      </w:r>
+      <w:r>
+        <w:rPr>
+          <w:rStyle w:val="OndertitelChar"/>
+        </w:rPr>
+        <w:br/>
+      </w:r>
+      <w:r>
+        <w:t xml:space="preserve">Uitlezen van </w:t>
+      </w:r>
+      <w:r>
+        <w:t xml:space="preserve">cookie </w:t>
+      </w:r>
+      <w:r>
+        <w:t xml:space="preserve">met </w:t>
+      </w:r>
+      <w:proofErr w:type="spellStart"/>
+      <w:r>
+        <w:t>HttpOnly</w:t>
+      </w:r>
+      <w:proofErr w:type="spellEnd"/>
+      <w:r>
+        <w:t xml:space="preserve"> attribuut doormiddel van JavaScript</w:t>
+      </w:r>
+    </w:p>
+    <w:p/>
+    <w:p>
+      <w:r>
+        <w:t>TEKST MET UITLEG OVER FIGUREN</w:t>
+      </w:r>
+    </w:p>
+    <w:p>
+      <w:r>
+        <w:br w:type="page"/>
+      </w:r>
+    </w:p>
+    <w:p>
+      <w:pPr>
+        <w:pStyle w:val="Kop2"/>
+        <w:numPr>
+          <w:ilvl w:val="1"/>
+          <w:numId w:val="39"/>
+        </w:numPr>
+      </w:pPr>
+      <w:bookmarkStart w:id="18" w:name="_Toc222751201"/>
+      <w:r>
+        <w:lastRenderedPageBreak/>
+        <w:t>Praktisch</w:t>
+      </w:r>
+      <w:bookmarkEnd w:id="18"/>
+    </w:p>
+    <w:p>
+      <w:r>
+        <w:t>Alle</w:t>
+      </w:r>
+      <w:r>
+        <w:t xml:space="preserve"> links naar het praktische deel van dit werk kunnen </w:t>
+      </w:r>
+      <w:r>
+        <w:t xml:space="preserve">gevonden worden </w:t>
+      </w:r>
+      <w:r>
+        <w:t>in</w:t>
+      </w:r>
+      <w:r>
+        <w:t xml:space="preserve"> </w:t>
+      </w:r>
+      <w:r>
+        <w:t>de bijlage</w:t>
+      </w:r>
+      <w:r>
+        <w:t>n</w:t>
+      </w:r>
+      <w:r>
+        <w:t xml:space="preserve"> van dit werk</w:t>
+      </w:r>
+      <w:r>
+        <w:t>.</w:t>
+      </w:r>
+      <w:r>
+        <w:t xml:space="preserve"> Bij de webapps is er een pop-up systeem toegevoegd, deze geeft het succes of het mislukken van een request </w:t>
+      </w:r>
+      <w:r>
+        <w:t>aan</w:t>
+      </w:r>
+      <w:r>
+        <w:t xml:space="preserve">, dit zijn niet de JavaScript alert pop-ups. </w:t>
+      </w:r>
+      <w:r>
+        <w:t>Figuur 5 toont hoe d</w:t>
+      </w:r>
+      <w:r>
+        <w:t xml:space="preserve">e JavaScript alert pop-ups </w:t>
+      </w:r>
+      <w:r>
+        <w:t>(</w:t>
+      </w:r>
+      <w:r>
+        <w:t xml:space="preserve">die </w:t>
+      </w:r>
+      <w:r>
+        <w:t>aangeven</w:t>
+      </w:r>
+      <w:r>
+        <w:t xml:space="preserve"> dat XSS mogelijk is</w:t>
+      </w:r>
+      <w:r>
+        <w:t>)</w:t>
+      </w:r>
+      <w:r>
+        <w:t xml:space="preserve"> eruit zien</w:t>
+      </w:r>
+      <w:r>
+        <w:t xml:space="preserve"> bij een C</w:t>
+      </w:r>
+      <w:r>
+        <w:t>hromium browser</w:t>
+      </w:r>
+      <w:r>
+        <w:t>.</w:t>
+      </w:r>
+    </w:p>
+    <w:p>
+      <w:pPr>
+        <w:pStyle w:val="Kop3"/>
+        <w:numPr>
+          <w:ilvl w:val="2"/>
+          <w:numId w:val="39"/>
+        </w:numPr>
+      </w:pPr>
+      <w:bookmarkStart w:id="19" w:name="_Toc222751202"/>
+      <w:r>
+        <w:t>Reflected XSS bij o</w:t>
+      </w:r>
+      <w:r>
+        <w:t>nveilige API</w:t>
+      </w:r>
+      <w:bookmarkEnd w:id="19"/>
+    </w:p>
+    <w:p>
+      <w:pPr>
+        <w:pStyle w:val="Ondertitel"/>
+      </w:pPr>
+      <w:r>
+        <w:t>Figuur 3</w:t>
+      </w:r>
+    </w:p>
+    <w:p>
+      <w:r>
+        <w:drawing>
+          <wp:anchor distT="0" distB="0" distL="114300" distR="114300" simplePos="0" relativeHeight="251662336" behindDoc="0" locked="0" layoutInCell="1" allowOverlap="1" wp14:anchorId="75F4CF31" wp14:editId="3002523B">
+            <wp:simplePos x="0" y="0"/>
+            <wp:positionH relativeFrom="margin">
+              <wp:align>left</wp:align>
+            </wp:positionH>
+            <wp:positionV relativeFrom="paragraph">
+              <wp:posOffset>192764</wp:posOffset>
+            </wp:positionV>
+            <wp:extent cx="5632148" cy="2432649"/>
+            <wp:effectExtent l="0" t="0" r="6985" b="6350"/>
+            <wp:wrapTopAndBottom/>
+            <wp:docPr id="1770952450" name="Afbeelding 1" descr="Afbeelding met tekst, schermopname, software, scherm&#10;&#10;Door AI gegenereerde inhoud is mogelijk onjuist."/>
+            <wp:cNvGraphicFramePr>
+              <a:graphicFrameLocks xmlns:a="http://schemas.openxmlformats.org/drawingml/2006/main" noChangeAspect="1"/>
+            </wp:cNvGraphicFramePr>
+            <a:graphic xmlns:a="http://schemas.openxmlformats.org/drawingml/2006/main">
+              <a:graphicData uri="http://schemas.openxmlformats.org/drawingml/2006/picture">
+                <pic:pic xmlns:pic="http://schemas.openxmlformats.org/drawingml/2006/picture">
+                  <pic:nvPicPr>
+                    <pic:cNvPr id="1770952450" name="Afbeelding 1" descr="Afbeelding met tekst, schermopname, software, scherm&#10;&#10;Door AI gegenereerde inhoud is mogelijk onjuist."/>
+                    <pic:cNvPicPr/>
+                  </pic:nvPicPr>
+                  <pic:blipFill rotWithShape="1">
+                    <a:blip r:embed="rId12">
+                      <a:extLst>
+                        <a:ext uri="{28A0092B-C50C-407E-A947-70E740481C1C}">
+                          <a14:useLocalDpi xmlns:a14="http://schemas.microsoft.com/office/drawing/2010/main" val="0"/>
+                        </a:ext>
+                      </a:extLst>
+                    </a:blip>
+                    <a:srcRect l="1347" t="1379" r="817" b="1397"/>
+                    <a:stretch>
+                      <a:fillRect/>
+                    </a:stretch>
+                  </pic:blipFill>
+                  <pic:spPr bwMode="auto">
+                    <a:xfrm>
+                      <a:off x="0" y="0"/>
+                      <a:ext cx="5632148" cy="2432649"/>
+                    </a:xfrm>
+                    <a:prstGeom prst="rect">
+                      <a:avLst/>
+                    </a:prstGeom>
+                    <a:ln>
+                      <a:noFill/>
+                    </a:ln>
+                    <a:extLst>
+                      <a:ext uri="{53640926-AAD7-44D8-BBD7-CCE9431645EC}">
+                        <a14:shadowObscured xmlns:a14="http://schemas.microsoft.com/office/drawing/2010/main"/>
+                      </a:ext>
+                    </a:extLst>
+                  </pic:spPr>
+                </pic:pic>
+              </a:graphicData>
+            </a:graphic>
+          </wp:anchor>
+        </w:drawing>
+      </w:r>
+      <w:r>
+        <w:t>Voorbeeld z</w:t>
+      </w:r>
+      <w:r>
+        <w:t>oekfunctie</w:t>
+      </w:r>
+      <w:r>
+        <w:t xml:space="preserve"> met normale zoekterm</w:t>
+      </w:r>
+    </w:p>
+    <w:p>
+      <w:pPr>
+        <w:pStyle w:val="Bronnen"/>
+      </w:pPr>
+      <w:r>
+        <w:t>Zelfgemaakte foto</w:t>
+      </w:r>
+    </w:p>
+    <w:p>
+      <w:r>
+        <w:t xml:space="preserve">Het gebruikte praktische voorbeeld om </w:t>
+      </w:r>
+      <w:r>
+        <w:t xml:space="preserve">reflected </w:t>
+      </w:r>
+      <w:r>
+        <w:t xml:space="preserve">XSS aan te tonen voor dit onderzoek is een zoek functie </w:t>
+      </w:r>
+      <w:r>
+        <w:t>waarmee een gebruiker kan zoeken naar</w:t>
+      </w:r>
+      <w:r>
+        <w:t xml:space="preserve"> bestaande posts</w:t>
+      </w:r>
+      <w:r>
+        <w:t>, de gebruiker hoeft niet ingelogd te zijn</w:t>
+      </w:r>
+      <w:r>
+        <w:t xml:space="preserve">. De zoekfunctie </w:t>
+      </w:r>
+      <w:r>
+        <w:t xml:space="preserve">verwacht </w:t>
+      </w:r>
+      <w:r>
+        <w:t xml:space="preserve">één of meerdere </w:t>
+      </w:r>
+      <w:r>
+        <w:t>zoektermen en zal de zoekresultaten en de gebruikte zoekterm(en) terug geven aan de gebruiker.</w:t>
+      </w:r>
+      <w:r>
+        <w:t xml:space="preserve"> </w:t>
+      </w:r>
+      <w:r>
+        <w:t>De zoek functie kan gebruikt worden via de webapp</w:t>
+      </w:r>
+      <w:r>
+        <w:t xml:space="preserve"> door onderaan de zoekbalk te gebruiken</w:t>
+      </w:r>
+      <w:r>
+        <w:t xml:space="preserve"> of door een query parameter te gebruiken in de URL zoals: </w:t>
+      </w:r>
+      <w:hyperlink r:id="rId13" w:history="1">
+        <w:r>
+          <w:rPr>
+            <w:rStyle w:val="Hyperlink"/>
+          </w:rPr>
+          <w:t>https://unsafe-app.ian-chains.be/?q=test</w:t>
+        </w:r>
+      </w:hyperlink>
+    </w:p>
+    <w:p>
+      <w:pPr>
+        <w:pStyle w:val="Ondertitel"/>
+      </w:pPr>
+      <w:r>
+        <w:t>Figuur 4</w:t>
+      </w:r>
+    </w:p>
+    <w:p>
+      <w:r>
+        <w:drawing>
+          <wp:anchor distT="0" distB="0" distL="114300" distR="114300" simplePos="0" relativeHeight="251664384" behindDoc="0" locked="0" layoutInCell="1" allowOverlap="1" wp14:anchorId="1FC2853A" wp14:editId="6ADB13ED">
+            <wp:simplePos x="0" y="0"/>
+            <wp:positionH relativeFrom="margin">
+              <wp:align>left</wp:align>
+            </wp:positionH>
+            <wp:positionV relativeFrom="paragraph">
+              <wp:posOffset>185420</wp:posOffset>
+            </wp:positionV>
+            <wp:extent cx="4606290" cy="1567815"/>
+            <wp:effectExtent l="0" t="0" r="3810" b="0"/>
+            <wp:wrapTopAndBottom/>
+            <wp:docPr id="2117274036" name="Afbeelding 1" descr="Afbeelding met tekst, software, Lettertype, nummer&#10;&#10;Door AI gegenereerde inhoud is mogelijk onjuist."/>
+            <wp:cNvGraphicFramePr>
+              <a:graphicFrameLocks xmlns:a="http://schemas.openxmlformats.org/drawingml/2006/main" noChangeAspect="1"/>
+            </wp:cNvGraphicFramePr>
+            <a:graphic xmlns:a="http://schemas.openxmlformats.org/drawingml/2006/main">
+              <a:graphicData uri="http://schemas.openxmlformats.org/drawingml/2006/picture">
+                <pic:pic xmlns:pic="http://schemas.openxmlformats.org/drawingml/2006/picture">
+                  <pic:nvPicPr>
+                    <pic:cNvPr id="2117274036" name="Afbeelding 1" descr="Afbeelding met tekst, software, Lettertype, nummer&#10;&#10;Door AI gegenereerde inhoud is mogelijk onjuist."/>
+                    <pic:cNvPicPr/>
+                  </pic:nvPicPr>
+                  <pic:blipFill>
+                    <a:blip r:embed="rId14">
+                      <a:extLst>
+                        <a:ext uri="{28A0092B-C50C-407E-A947-70E740481C1C}">
+                          <a14:useLocalDpi xmlns:a14="http://schemas.microsoft.com/office/drawing/2010/main" val="0"/>
+                        </a:ext>
+                      </a:extLst>
+                    </a:blip>
+                    <a:stretch>
+                      <a:fillRect/>
+                    </a:stretch>
+                  </pic:blipFill>
+                  <pic:spPr>
+                    <a:xfrm>
+                      <a:off x="0" y="0"/>
+                      <a:ext cx="4606290" cy="1567815"/>
+                    </a:xfrm>
+                    <a:prstGeom prst="rect">
+                      <a:avLst/>
+                    </a:prstGeom>
+                  </pic:spPr>
+                </pic:pic>
+              </a:graphicData>
+            </a:graphic>
+            <wp14:sizeRelH relativeFrom="margin">
+              <wp14:pctWidth>0</wp14:pctWidth>
+            </wp14:sizeRelH>
+            <wp14:sizeRelV relativeFrom="margin">
+              <wp14:pctHeight>0</wp14:pctHeight>
+            </wp14:sizeRelV>
+          </wp:anchor>
+        </w:drawing>
+      </w:r>
+      <w:r>
+        <w:t>Voorbeeld zoekfunctie met XSS</w:t>
+      </w:r>
+      <w:r>
+        <w:t xml:space="preserve"> </w:t>
+      </w:r>
+      <w:r>
+        <w:t xml:space="preserve">payload </w:t>
+      </w:r>
+      <w:r>
+        <w:t>als zoekterm</w:t>
+      </w:r>
+      <w:r>
+        <w:br/>
+      </w:r>
+      <w:r>
+        <w:rPr>
+          <w:rStyle w:val="BronnenChar"/>
+        </w:rPr>
+        <w:t>Zelfgemaakte foto</w:t>
+      </w:r>
+    </w:p>
+    <w:p>
+      <w:pPr>
+        <w:pStyle w:val="Ondertitel"/>
+      </w:pPr>
+      <w:r>
+        <w:t>Figuur 5</w:t>
+      </w:r>
+    </w:p>
+    <w:p>
+      <w:r>
+        <w:lastRenderedPageBreak/>
+        <w:t>Gebruiker krijgt JavaScript pop-up in beeld</w:t>
+      </w:r>
+      <w:r>
+        <w:drawing>
+          <wp:anchor distT="0" distB="0" distL="114300" distR="114300" simplePos="0" relativeHeight="251663360" behindDoc="0" locked="0" layoutInCell="1" allowOverlap="1" wp14:anchorId="111FF04E" wp14:editId="7D1F48B7">
+            <wp:simplePos x="0" y="0"/>
+            <wp:positionH relativeFrom="column">
+              <wp:posOffset>-3175</wp:posOffset>
+            </wp:positionH>
+            <wp:positionV relativeFrom="paragraph">
+              <wp:posOffset>186690</wp:posOffset>
+            </wp:positionV>
+            <wp:extent cx="4276725" cy="1381125"/>
+            <wp:effectExtent l="0" t="0" r="9525" b="9525"/>
+            <wp:wrapTopAndBottom/>
+            <wp:docPr id="821169432" name="Afbeelding 1" descr="Afbeelding met tekst, schermopname, Lettertype, multimedia&#10;&#10;Door AI gegenereerde inhoud is mogelijk onjuist."/>
+            <wp:cNvGraphicFramePr>
+              <a:graphicFrameLocks xmlns:a="http://schemas.openxmlformats.org/drawingml/2006/main" noChangeAspect="1"/>
+            </wp:cNvGraphicFramePr>
+            <a:graphic xmlns:a="http://schemas.openxmlformats.org/drawingml/2006/main">
+              <a:graphicData uri="http://schemas.openxmlformats.org/drawingml/2006/picture">
+                <pic:pic xmlns:pic="http://schemas.openxmlformats.org/drawingml/2006/picture">
+                  <pic:nvPicPr>
+                    <pic:cNvPr id="821169432" name="Afbeelding 1" descr="Afbeelding met tekst, schermopname, Lettertype, multimedia&#10;&#10;Door AI gegenereerde inhoud is mogelijk onjuist."/>
+                    <pic:cNvPicPr/>
+                  </pic:nvPicPr>
+                  <pic:blipFill>
+                    <a:blip r:embed="rId15">
+                      <a:extLst>
+                        <a:ext uri="{28A0092B-C50C-407E-A947-70E740481C1C}">
+                          <a14:useLocalDpi xmlns:a14="http://schemas.microsoft.com/office/drawing/2010/main" val="0"/>
+                        </a:ext>
+                      </a:extLst>
+                    </a:blip>
+                    <a:stretch>
+                      <a:fillRect/>
+                    </a:stretch>
+                  </pic:blipFill>
+                  <pic:spPr>
+                    <a:xfrm>
+                      <a:off x="0" y="0"/>
+                      <a:ext cx="4276725" cy="1381125"/>
+                    </a:xfrm>
+                    <a:prstGeom prst="rect">
+                      <a:avLst/>
+                    </a:prstGeom>
+                  </pic:spPr>
+                </pic:pic>
+              </a:graphicData>
+            </a:graphic>
+          </wp:anchor>
+        </w:drawing>
+      </w:r>
+    </w:p>
+    <w:p>
+      <w:pPr>
+        <w:pStyle w:val="Bronnen"/>
+      </w:pPr>
+      <w:r>
+        <w:t>Zelfgemaakte foto</w:t>
+      </w:r>
+    </w:p>
+    <w:p>
+      <w:r>
+        <w:t>Figuur 4 toont het resultaat aan van hoe het gebruik van een XSS payload als zoekterm in een zoekfunctie kan gebruikt worden.</w:t>
+      </w:r>
+    </w:p>
+    <w:p>
+      <w:pPr>
+        <w:rPr>
+          <w:b/>
+          <w:bCs/>
+        </w:rPr>
+      </w:pPr>
+      <w:r>
+        <w:t xml:space="preserve">De gebruikte payload: </w:t>
+      </w:r>
+      <w:r>
+        <w:rPr>
+          <w:b/>
+          <w:bCs/>
+        </w:rPr>
+        <w:t>&lt;</w:t>
+      </w:r>
+      <w:proofErr w:type="spellStart"/>
+      <w:r>
+        <w:rPr>
+          <w:b/>
+          <w:bCs/>
+        </w:rPr>
+        <w:t>img</w:t>
+      </w:r>
+      <w:proofErr w:type="spellEnd"/>
+      <w:r>
+        <w:rPr>
+          <w:b/>
+          <w:bCs/>
+        </w:rPr>
+        <w:t xml:space="preserve"> </w:t>
+      </w:r>
+      <w:proofErr w:type="spellStart"/>
+      <w:r>
+        <w:rPr>
+          <w:b/>
+          <w:bCs/>
+        </w:rPr>
+        <w:t>src</w:t>
+      </w:r>
+      <w:proofErr w:type="spellEnd"/>
+      <w:r>
+        <w:rPr>
+          <w:b/>
+          <w:bCs/>
+        </w:rPr>
+        <w:t xml:space="preserve">=x </w:t>
+      </w:r>
+      <w:proofErr w:type="spellStart"/>
+      <w:r>
+        <w:rPr>
+          <w:b/>
+          <w:bCs/>
+        </w:rPr>
+        <w:t>onerror</w:t>
+      </w:r>
+      <w:proofErr w:type="spellEnd"/>
+      <w:r>
+        <w:rPr>
+          <w:b/>
+          <w:bCs/>
+        </w:rPr>
+        <w:t>="alert('</w:t>
+      </w:r>
+      <w:proofErr w:type="spellStart"/>
+      <w:r>
+        <w:rPr>
+          <w:b/>
+          <w:bCs/>
+        </w:rPr>
+        <w:t>This</w:t>
+      </w:r>
+      <w:proofErr w:type="spellEnd"/>
+      <w:r>
+        <w:rPr>
+          <w:b/>
+          <w:bCs/>
+        </w:rPr>
+        <w:t xml:space="preserve"> is </w:t>
+      </w:r>
+      <w:proofErr w:type="spellStart"/>
+      <w:r>
+        <w:rPr>
+          <w:b/>
+          <w:bCs/>
+        </w:rPr>
+        <w:t>an</w:t>
+      </w:r>
+      <w:proofErr w:type="spellEnd"/>
+      <w:r>
+        <w:rPr>
+          <w:b/>
+          <w:bCs/>
+        </w:rPr>
+        <w:t xml:space="preserve"> XSS test!')"&gt;</w:t>
+      </w:r>
+    </w:p>
+    <w:p>
+      <w:hyperlink r:id="rId16" w:history="1">
+        <w:r>
+          <w:rPr>
+            <w:rStyle w:val="Hyperlink"/>
+          </w:rPr>
+          <w:t>https://unsafe-app.ian-chains.be/?q=%3Cimg%20src=x%20onerror=%22alert(%27This%20is%20an%20XSS%20test!%27)%22%3E</w:t>
+        </w:r>
+      </w:hyperlink>
+    </w:p>
+    <w:p/>
+    <w:p>
+      <w:pPr>
+        <w:pStyle w:val="Kop3"/>
+        <w:numPr>
+          <w:ilvl w:val="2"/>
+          <w:numId w:val="39"/>
+        </w:numPr>
+      </w:pPr>
+      <w:bookmarkStart w:id="20" w:name="_Toc222751203"/>
+      <w:r>
+        <w:t>Stored XSS bij onveilige API</w:t>
+      </w:r>
+      <w:bookmarkEnd w:id="20"/>
+    </w:p>
+    <w:p>
+      <w:pPr>
+        <w:pStyle w:val="Ondertitel"/>
+      </w:pPr>
+      <w:r>
+        <w:t>Figuur 6</w:t>
+      </w:r>
+    </w:p>
+    <w:p>
+      <w:r>
+        <w:t>Aanmaken van post met normale content</w:t>
+      </w:r>
+    </w:p>
+    <w:p>
+      <w:pPr>
+        <w:pStyle w:val="Ondertitel"/>
+      </w:pPr>
+      <w:r>
+        <w:t>Figuur 7</w:t>
+      </w:r>
+    </w:p>
+    <w:p>
+      <w:r>
+        <w:t>Inladen van post met normale content</w:t>
+      </w:r>
+    </w:p>
+    <w:p>
+      <w:pPr>
+        <w:pStyle w:val="Ondertitel"/>
+      </w:pPr>
+      <w:r>
+        <w:t>Figuur 8</w:t>
+      </w:r>
+    </w:p>
+    <w:p>
+      <w:r>
+        <w:t>Aanmaken van post met XSS payload als content</w:t>
+      </w:r>
+    </w:p>
+    <w:p>
+      <w:pPr>
+        <w:pStyle w:val="Ondertitel"/>
+      </w:pPr>
+      <w:r>
+        <w:t>Figuur 9</w:t>
+      </w:r>
+    </w:p>
+    <w:p>
+      <w:r>
+        <w:t>Inladen van post met XSS payload als content</w:t>
+      </w:r>
+    </w:p>
+    <w:p>
+      <w:pPr>
+        <w:pStyle w:val="Kop3"/>
+        <w:numPr>
+          <w:ilvl w:val="2"/>
+          <w:numId w:val="39"/>
+        </w:numPr>
+      </w:pPr>
+      <w:bookmarkStart w:id="21" w:name="_Toc222751204"/>
+      <w:r>
+        <w:t>Veilige API, beschermt tegen XSS</w:t>
+      </w:r>
+      <w:bookmarkEnd w:id="21"/>
+    </w:p>
+    <w:p>
+      <w:r>
+        <w:t>Om de API en h</w:t>
+      </w:r>
+      <w:r>
+        <w:t>et volledige webapp systeem te beschermen</w:t>
+      </w:r>
+      <w:r>
+        <w:t xml:space="preserve"> van XSS</w:t>
+      </w:r>
+      <w:r>
+        <w:t xml:space="preserve"> is er in dit onderzoek voor gekozen om HTML escaping of HTML entity encoding te gebruiken door middel van de escape functie van de </w:t>
+      </w:r>
+      <w:hyperlink r:id="rId17" w:history="1">
         <w:proofErr w:type="spellStart"/>
         <w:r>
           <w:rPr>
@@ -5451,14 +6310,102 @@
         <w:proofErr w:type="spellEnd"/>
       </w:hyperlink>
       <w:r>
+        <w:t xml:space="preserve"> module in Python.</w:t>
+      </w:r>
+    </w:p>
+    <w:p>
+      <w:r>
+        <w:t xml:space="preserve">De </w:t>
+      </w:r>
+      <w:r>
+        <w:t xml:space="preserve">cookie met de </w:t>
+      </w:r>
+      <w:r>
+        <w:t xml:space="preserve">access token kreeg de extra attribuut </w:t>
+      </w:r>
+      <w:proofErr w:type="spellStart"/>
+      <w:r>
+        <w:t>HttpOnly</w:t>
+      </w:r>
+      <w:proofErr w:type="spellEnd"/>
+      <w:r>
+        <w:t xml:space="preserve"> toegewezen zodat de cookie niet meer </w:t>
+      </w:r>
+      <w:r>
+        <w:t>uit leesbaar</w:t>
+      </w:r>
+      <w:r>
+        <w:t xml:space="preserve"> is via JavaScript, om op deze manier</w:t>
+      </w:r>
+      <w:r>
+        <w:t xml:space="preserve"> te beschermen tegen token </w:t>
+      </w:r>
+      <w:proofErr w:type="spellStart"/>
+      <w:r>
+        <w:t>theft</w:t>
+      </w:r>
+      <w:proofErr w:type="spellEnd"/>
+      <w:r>
+        <w:t xml:space="preserve"> via XSS.</w:t>
+      </w:r>
+      <w:r>
+        <w:br w:type="page"/>
+      </w:r>
+    </w:p>
+    <w:p>
+      <w:pPr>
+        <w:pStyle w:val="Kop1"/>
+        <w:numPr>
+          <w:ilvl w:val="0"/>
+          <w:numId w:val="39"/>
+        </w:numPr>
+        <w:rPr>
+          <w:rFonts w:cs="Arial"/>
+          <w:szCs w:val="22"/>
+        </w:rPr>
+      </w:pPr>
+      <w:bookmarkStart w:id="22" w:name="_Toc222751205"/>
+      <w:r>
+        <w:lastRenderedPageBreak/>
+        <w:t>CSRF</w:t>
+      </w:r>
+      <w:r>
+        <w:t xml:space="preserve"> -</w:t>
+      </w:r>
+      <w:r>
         <w:t xml:space="preserve"> </w:t>
       </w:r>
       <w:r>
-        <w:t>module</w:t>
-      </w:r>
-      <w:r>
-        <w:t>.</w:t>
-      </w:r>
+        <w:rPr>
+          <w:rFonts w:cs="Arial"/>
+          <w:szCs w:val="22"/>
+        </w:rPr>
+        <w:t xml:space="preserve">Cross-Site Request </w:t>
+      </w:r>
+      <w:proofErr w:type="spellStart"/>
+      <w:r>
+        <w:rPr>
+          <w:rFonts w:cs="Arial"/>
+          <w:szCs w:val="22"/>
+        </w:rPr>
+        <w:t>Forgery</w:t>
+      </w:r>
+      <w:bookmarkEnd w:id="22"/>
+      <w:proofErr w:type="spellEnd"/>
+    </w:p>
+    <w:p>
+      <w:pPr>
+        <w:pStyle w:val="Kop2"/>
+        <w:numPr>
+          <w:ilvl w:val="1"/>
+          <w:numId w:val="39"/>
+        </w:numPr>
+      </w:pPr>
+      <w:bookmarkStart w:id="23" w:name="_Toc222751206"/>
+      <w:r>
+        <w:t>Wat is CSRF?</w:t>
+      </w:r>
+      <w:bookmarkEnd w:id="23"/>
     </w:p>
     <w:p>
       <w:pPr>
@@ -5468,43 +6415,94 @@
           <w:numId w:val="39"/>
         </w:numPr>
       </w:pPr>
-      <w:bookmarkStart w:id="16" w:name="_Toc222751199"/>
-      <w:r>
-        <w:t>HTML Strippen</w:t>
-      </w:r>
-      <w:bookmarkEnd w:id="16"/>
-    </w:p>
-    <w:p>
-      <w:r>
-        <w:t xml:space="preserve">Aantonen met </w:t>
-      </w:r>
-      <w:proofErr w:type="spellStart"/>
-      <w:r>
-        <w:t>before</w:t>
-      </w:r>
-      <w:proofErr w:type="spellEnd"/>
-      <w:r>
-        <w:t xml:space="preserve"> en </w:t>
-      </w:r>
-      <w:proofErr w:type="spellStart"/>
-      <w:r>
-        <w:t>after</w:t>
-      </w:r>
-      <w:proofErr w:type="spellEnd"/>
-    </w:p>
-    <w:p>
-      <w:r>
-        <w:t xml:space="preserve">Whitelist gebruiken </w:t>
-      </w:r>
-      <w:proofErr w:type="spellStart"/>
-      <w:r>
-        <w:t>ipv</w:t>
-      </w:r>
-      <w:proofErr w:type="spellEnd"/>
-      <w:r>
-        <w:t xml:space="preserve"> blacklist</w:t>
-      </w:r>
-    </w:p>
+      <w:r>
+        <w:t>Algemeen</w:t>
+      </w:r>
+    </w:p>
+    <w:p>
+      <w:r>
+        <w:t xml:space="preserve">CSRF </w:t>
+      </w:r>
+      <w:r>
+        <w:t>is</w:t>
+      </w:r>
+      <w:r>
+        <w:t xml:space="preserve"> een beveiligingsprobleem waarbij het mogelijk is om ongewenste HTTP requests </w:t>
+      </w:r>
+      <w:r>
+        <w:t>te</w:t>
+      </w:r>
+      <w:r>
+        <w:t xml:space="preserve"> </w:t>
+      </w:r>
+      <w:r>
+        <w:t>versturen</w:t>
+      </w:r>
+      <w:r>
+        <w:t xml:space="preserve"> </w:t>
+      </w:r>
+      <w:r>
+        <w:t>vanaf</w:t>
+      </w:r>
+      <w:r>
+        <w:t xml:space="preserve"> een andere site (cross-site)</w:t>
+      </w:r>
+      <w:r>
+        <w:t xml:space="preserve"> zonder dat de gebruiker dit wilde </w:t>
+      </w:r>
+      <w:r>
+        <w:t>en</w:t>
+      </w:r>
+      <w:r>
+        <w:t xml:space="preserve"> meestal</w:t>
+      </w:r>
+      <w:r>
+        <w:t xml:space="preserve"> </w:t>
+      </w:r>
+      <w:r>
+        <w:t xml:space="preserve">zonder </w:t>
+      </w:r>
+      <w:r>
+        <w:t>enige</w:t>
+      </w:r>
+      <w:r>
+        <w:t xml:space="preserve"> actie </w:t>
+      </w:r>
+      <w:r>
+        <w:t>uit te voeren</w:t>
+      </w:r>
+      <w:r>
+        <w:t>.</w:t>
+      </w:r>
+      <w:r>
+        <w:t xml:space="preserve"> Door</w:t>
+      </w:r>
+      <w:r>
+        <w:t xml:space="preserve"> deze </w:t>
+      </w:r>
+      <w:r>
+        <w:t>request</w:t>
+      </w:r>
+      <w:r>
+        <w:t>s</w:t>
+      </w:r>
+      <w:r>
+        <w:t xml:space="preserve"> kan er data gedeeld of aangepast worden</w:t>
+      </w:r>
+      <w:r>
+        <w:t xml:space="preserve"> vanaf een andere site</w:t>
+      </w:r>
+      <w:r>
+        <w:t>, zonder dat de gebruiker dit wilde</w:t>
+      </w:r>
+      <w:r>
+        <w:t xml:space="preserve"> en kan </w:t>
+      </w:r>
+      <w:r>
+        <w:t>een request een kwaadaardig effect hebben.</w:t>
+      </w:r>
+    </w:p>
+    <w:p/>
     <w:p>
       <w:pPr>
         <w:pStyle w:val="Kop3"/>
@@ -5513,471 +6511,6 @@
           <w:numId w:val="39"/>
         </w:numPr>
       </w:pPr>
-      <w:bookmarkStart w:id="17" w:name="_Toc222751200"/>
-      <w:r>
-        <w:lastRenderedPageBreak/>
-        <w:t>Cookies</w:t>
-      </w:r>
-      <w:r>
-        <w:t xml:space="preserve"> met </w:t>
-      </w:r>
-      <w:proofErr w:type="spellStart"/>
-      <w:r>
-        <w:t>HttpOnly</w:t>
-      </w:r>
-      <w:proofErr w:type="spellEnd"/>
-      <w:r>
-        <w:t xml:space="preserve"> </w:t>
-      </w:r>
-      <w:r>
-        <w:t>at</w:t>
-      </w:r>
-      <w:r>
-        <w:t>t</w:t>
-      </w:r>
-      <w:r>
-        <w:t>ribuut</w:t>
-      </w:r>
-      <w:bookmarkEnd w:id="17"/>
-    </w:p>
-    <w:p>
-      <w:r>
-        <w:t xml:space="preserve">Als er wordt ingelogd met een account op een webapp wordt er vaak een </w:t>
-      </w:r>
-      <w:r>
-        <w:t xml:space="preserve">sessie of </w:t>
-      </w:r>
-      <w:r>
-        <w:t xml:space="preserve">access token </w:t>
-      </w:r>
-      <w:r>
-        <w:t>aan</w:t>
-      </w:r>
-      <w:r>
-        <w:t>gemaakt en opgeslagen in de vorm van een cookie</w:t>
-      </w:r>
-      <w:r>
-        <w:t xml:space="preserve">, deze </w:t>
-      </w:r>
-      <w:r>
-        <w:t xml:space="preserve">is dan </w:t>
-      </w:r>
-      <w:r>
-        <w:t xml:space="preserve">geldig voor </w:t>
-      </w:r>
-      <w:r>
-        <w:t>een bepaalde tijdsperiode</w:t>
-      </w:r>
-      <w:r>
-        <w:t>. Z</w:t>
-      </w:r>
-      <w:r>
-        <w:t xml:space="preserve">odat de gebruiker </w:t>
-      </w:r>
-      <w:r>
-        <w:t xml:space="preserve">tijdens deze tijdsperiode </w:t>
-      </w:r>
-      <w:r>
-        <w:t>niet elke keer opnieuw zijn inloggegevens moet ingegeven wanneer er een nieuw</w:t>
-      </w:r>
-      <w:r>
-        <w:t>e API</w:t>
-      </w:r>
-      <w:r>
-        <w:t xml:space="preserve"> </w:t>
-      </w:r>
-      <w:proofErr w:type="spellStart"/>
-      <w:r>
-        <w:t>request</w:t>
-      </w:r>
-      <w:proofErr w:type="spellEnd"/>
-      <w:r>
-        <w:t xml:space="preserve"> gemaakt wordt waarbij het nodig is om je account gegevens </w:t>
-      </w:r>
-      <w:r>
-        <w:t>mee te geven</w:t>
-      </w:r>
-      <w:r>
-        <w:t>.</w:t>
-      </w:r>
-      <w:r>
-        <w:t xml:space="preserve"> In plaats van de inloggegevens opnieuw mee te geven met de </w:t>
-      </w:r>
-      <w:proofErr w:type="spellStart"/>
-      <w:r>
-        <w:t>request</w:t>
-      </w:r>
-      <w:proofErr w:type="spellEnd"/>
-      <w:r>
-        <w:t xml:space="preserve"> wordt de cookie met de sessie of access token meegeven met de </w:t>
-      </w:r>
-      <w:proofErr w:type="spellStart"/>
-      <w:r>
-        <w:t>request</w:t>
-      </w:r>
-      <w:proofErr w:type="spellEnd"/>
-      <w:r>
-        <w:t>.</w:t>
-      </w:r>
-    </w:p>
-    <w:p>
-      <w:r>
-        <w:t>Een cookie</w:t>
-      </w:r>
-      <w:r>
-        <w:t xml:space="preserve"> kan bepaalde attributen en eigenschappen hebben die vertellen </w:t>
-      </w:r>
-      <w:r>
-        <w:t xml:space="preserve">aan de browser </w:t>
-      </w:r>
-      <w:r>
-        <w:t>hoe de cookie moet gebruikt worden.</w:t>
-      </w:r>
-      <w:r>
-        <w:t xml:space="preserve"> Zo bestaat er een attribuut genaamd </w:t>
-      </w:r>
-      <w:proofErr w:type="spellStart"/>
-      <w:r>
-        <w:t>HttpOnly</w:t>
-      </w:r>
-      <w:proofErr w:type="spellEnd"/>
-      <w:r>
-        <w:t xml:space="preserve">, </w:t>
-      </w:r>
-      <w:r>
-        <w:t>dit attribuut verteld aan de browser dat deze cookie niet uitgelezen mag worden via JavaScript. Als er toch geprobeerd wordt om deze cookie uit te lezen via JavaScript, dan doet de browser alsof deze niet bestaat.</w:t>
-      </w:r>
-      <w:r>
-        <w:t xml:space="preserve"> Dit beschermd de </w:t>
-      </w:r>
-      <w:r>
-        <w:t xml:space="preserve">cookie met de </w:t>
-      </w:r>
-      <w:r>
-        <w:t xml:space="preserve">opgeslagen sessie of access token tegen sessie/token </w:t>
-      </w:r>
-      <w:proofErr w:type="spellStart"/>
-      <w:r>
-        <w:t>stealing</w:t>
-      </w:r>
-      <w:proofErr w:type="spellEnd"/>
-      <w:r>
-        <w:t xml:space="preserve"> via XSS</w:t>
-      </w:r>
-      <w:r>
-        <w:t>, omdat de cookie onbereikbaar is via JavaScript.</w:t>
-      </w:r>
-    </w:p>
-    <w:p>
-      <w:pPr>
-        <w:pStyle w:val="Kop2"/>
-        <w:numPr>
-          <w:ilvl w:val="1"/>
-          <w:numId w:val="39"/>
-        </w:numPr>
-      </w:pPr>
-      <w:bookmarkStart w:id="18" w:name="_Toc222751201"/>
-      <w:r>
-        <w:t>Praktisch</w:t>
-      </w:r>
-      <w:bookmarkEnd w:id="18"/>
-    </w:p>
-    <w:p>
-      <w:pPr>
-        <w:pStyle w:val="Kop3"/>
-        <w:numPr>
-          <w:ilvl w:val="2"/>
-          <w:numId w:val="39"/>
-        </w:numPr>
-      </w:pPr>
-      <w:bookmarkStart w:id="19" w:name="_Toc222751202"/>
-      <w:r>
-        <w:t>Reflected XSS bij o</w:t>
-      </w:r>
-      <w:r>
-        <w:t>nveilige API</w:t>
-      </w:r>
-      <w:bookmarkEnd w:id="19"/>
-    </w:p>
-    <w:p>
-      <w:pPr>
-        <w:pStyle w:val="Kop3"/>
-        <w:numPr>
-          <w:ilvl w:val="2"/>
-          <w:numId w:val="39"/>
-        </w:numPr>
-      </w:pPr>
-      <w:bookmarkStart w:id="20" w:name="_Toc222751203"/>
-      <w:r>
-        <w:t>Stored XSS bij onveilige API</w:t>
-      </w:r>
-      <w:bookmarkEnd w:id="20"/>
-    </w:p>
-    <w:p>
-      <w:pPr>
-        <w:pStyle w:val="Kop3"/>
-        <w:numPr>
-          <w:ilvl w:val="2"/>
-          <w:numId w:val="39"/>
-        </w:numPr>
-      </w:pPr>
-      <w:bookmarkStart w:id="21" w:name="_Toc222751204"/>
-      <w:r>
-        <w:t>Veilige API, beschermt tegen XSS</w:t>
-      </w:r>
-      <w:bookmarkEnd w:id="21"/>
-    </w:p>
-    <w:p>
-      <w:r>
-        <w:t>Om de API en h</w:t>
-      </w:r>
-      <w:r>
-        <w:t xml:space="preserve">et volledige webapp systeem te beschermen, is er in dit onderzoek voor gekozen om HTML escaping of HTML entity encoding te gebruiken door middel van de escape functie van de </w:t>
-      </w:r>
-      <w:proofErr w:type="spellStart"/>
-      <w:r>
-        <w:t>MarkupSafe</w:t>
-      </w:r>
-      <w:proofErr w:type="spellEnd"/>
-      <w:r>
-        <w:t xml:space="preserve"> module in Python.</w:t>
-      </w:r>
-    </w:p>
-    <w:p>
-      <w:r>
-        <w:t xml:space="preserve">Ik heb gekozen voor escape met </w:t>
-      </w:r>
-      <w:proofErr w:type="spellStart"/>
-      <w:r>
-        <w:t>markupsafe</w:t>
-      </w:r>
-      <w:proofErr w:type="spellEnd"/>
-      <w:r>
-        <w:t xml:space="preserve"> voor de veilige versie van de API</w:t>
-      </w:r>
-    </w:p>
-    <w:p>
-      <w:proofErr w:type="spellStart"/>
-      <w:r>
-        <w:t>Aantonnen</w:t>
-      </w:r>
-      <w:proofErr w:type="spellEnd"/>
-      <w:r>
-        <w:t xml:space="preserve"> met </w:t>
-      </w:r>
-      <w:proofErr w:type="spellStart"/>
-      <w:r>
-        <w:t>popup</w:t>
-      </w:r>
-      <w:proofErr w:type="spellEnd"/>
-      <w:r>
-        <w:t xml:space="preserve"> uit praktisch voor safe &amp; </w:t>
-      </w:r>
-      <w:proofErr w:type="spellStart"/>
-      <w:r>
-        <w:t>unsafe</w:t>
-      </w:r>
-      <w:proofErr w:type="spellEnd"/>
-      <w:r>
-        <w:t xml:space="preserve"> app</w:t>
-      </w:r>
-      <w:r>
-        <w:t xml:space="preserve"> voor search </w:t>
-      </w:r>
-      <w:proofErr w:type="spellStart"/>
-      <w:r>
-        <w:t>url</w:t>
-      </w:r>
-      <w:proofErr w:type="spellEnd"/>
-    </w:p>
-    <w:p>
-      <w:r>
-        <w:br w:type="page"/>
-      </w:r>
-    </w:p>
-    <w:p>
-      <w:pPr>
-        <w:pStyle w:val="Kop1"/>
-        <w:numPr>
-          <w:ilvl w:val="0"/>
-          <w:numId w:val="39"/>
-        </w:numPr>
-        <w:rPr>
-          <w:rFonts w:cs="Arial"/>
-          <w:szCs w:val="22"/>
-        </w:rPr>
-      </w:pPr>
-      <w:bookmarkStart w:id="22" w:name="_Toc222751205"/>
-      <w:r>
-        <w:lastRenderedPageBreak/>
-        <w:t>CSRF</w:t>
-      </w:r>
-      <w:r>
-        <w:t xml:space="preserve"> -</w:t>
-      </w:r>
-      <w:r>
-        <w:t xml:space="preserve"> </w:t>
-      </w:r>
-      <w:r>
-        <w:rPr>
-          <w:rFonts w:cs="Arial"/>
-          <w:szCs w:val="22"/>
-        </w:rPr>
-        <w:t xml:space="preserve">Cross-Site </w:t>
-      </w:r>
-      <w:proofErr w:type="spellStart"/>
-      <w:r>
-        <w:rPr>
-          <w:rFonts w:cs="Arial"/>
-          <w:szCs w:val="22"/>
-        </w:rPr>
-        <w:t>Request</w:t>
-      </w:r>
-      <w:proofErr w:type="spellEnd"/>
-      <w:r>
-        <w:rPr>
-          <w:rFonts w:cs="Arial"/>
-          <w:szCs w:val="22"/>
-        </w:rPr>
-        <w:t xml:space="preserve"> </w:t>
-      </w:r>
-      <w:proofErr w:type="spellStart"/>
-      <w:r>
-        <w:rPr>
-          <w:rFonts w:cs="Arial"/>
-          <w:szCs w:val="22"/>
-        </w:rPr>
-        <w:t>Forgery</w:t>
-      </w:r>
-      <w:bookmarkEnd w:id="22"/>
-      <w:proofErr w:type="spellEnd"/>
-    </w:p>
-    <w:p>
-      <w:pPr>
-        <w:pStyle w:val="Kop2"/>
-        <w:numPr>
-          <w:ilvl w:val="1"/>
-          <w:numId w:val="39"/>
-        </w:numPr>
-      </w:pPr>
-      <w:bookmarkStart w:id="23" w:name="_Toc222751206"/>
-      <w:r>
-        <w:t>Wat is CSRF?</w:t>
-      </w:r>
-      <w:bookmarkEnd w:id="23"/>
-    </w:p>
-    <w:p>
-      <w:pPr>
-        <w:pStyle w:val="Kop3"/>
-        <w:numPr>
-          <w:ilvl w:val="2"/>
-          <w:numId w:val="39"/>
-        </w:numPr>
-      </w:pPr>
-      <w:r>
-        <w:t>Algemeen</w:t>
-      </w:r>
-    </w:p>
-    <w:p>
-      <w:r>
-        <w:t xml:space="preserve">CSRF </w:t>
-      </w:r>
-      <w:r>
-        <w:t>is</w:t>
-      </w:r>
-      <w:r>
-        <w:t xml:space="preserve"> een beveiligingsprobleem waarbij het mogelijk is om ongewenste HTTP requests </w:t>
-      </w:r>
-      <w:r>
-        <w:t>te</w:t>
-      </w:r>
-      <w:r>
-        <w:t xml:space="preserve"> </w:t>
-      </w:r>
-      <w:r>
-        <w:t>versturen</w:t>
-      </w:r>
-      <w:r>
-        <w:t xml:space="preserve"> </w:t>
-      </w:r>
-      <w:r>
-        <w:t>vanaf</w:t>
-      </w:r>
-      <w:r>
-        <w:t xml:space="preserve"> een andere site (cross-site)</w:t>
-      </w:r>
-      <w:r>
-        <w:t xml:space="preserve"> zonder dat de gebruiker dit wilde </w:t>
-      </w:r>
-      <w:r>
-        <w:t>en</w:t>
-      </w:r>
-      <w:r>
-        <w:t xml:space="preserve"> meestal</w:t>
-      </w:r>
-      <w:r>
-        <w:t xml:space="preserve"> </w:t>
-      </w:r>
-      <w:r>
-        <w:t xml:space="preserve">zonder </w:t>
-      </w:r>
-      <w:r>
-        <w:t>enige</w:t>
-      </w:r>
-      <w:r>
-        <w:t xml:space="preserve"> actie </w:t>
-      </w:r>
-      <w:r>
-        <w:t>uit te voeren</w:t>
-      </w:r>
-      <w:r>
-        <w:t>.</w:t>
-      </w:r>
-      <w:r>
-        <w:t xml:space="preserve"> Door</w:t>
-      </w:r>
-      <w:r>
-        <w:t xml:space="preserve"> deze </w:t>
-      </w:r>
-      <w:r>
-        <w:t>request</w:t>
-      </w:r>
-      <w:r>
-        <w:t>s</w:t>
-      </w:r>
-      <w:r>
-        <w:t xml:space="preserve"> kan er data gedeeld of aangepast worden</w:t>
-      </w:r>
-      <w:r>
-        <w:t xml:space="preserve"> vanaf een andere site</w:t>
-      </w:r>
-      <w:r>
-        <w:t>, zonder dat de gebruiker dit wilde</w:t>
-      </w:r>
-      <w:r>
-        <w:t xml:space="preserve"> en kan </w:t>
-      </w:r>
-      <w:r>
-        <w:t xml:space="preserve">een </w:t>
-      </w:r>
-      <w:proofErr w:type="spellStart"/>
-      <w:r>
-        <w:t>request</w:t>
-      </w:r>
-      <w:proofErr w:type="spellEnd"/>
-      <w:r>
-        <w:t xml:space="preserve"> een kwaadaardig effect hebben.</w:t>
-      </w:r>
-    </w:p>
-    <w:p/>
-    <w:p>
-      <w:pPr>
-        <w:pStyle w:val="Kop3"/>
-        <w:numPr>
-          <w:ilvl w:val="2"/>
-          <w:numId w:val="39"/>
-        </w:numPr>
-      </w:pPr>
       <w:r>
         <w:t xml:space="preserve">Voorbeeld </w:t>
       </w:r>
@@ -5985,20 +6518,18 @@
         <w:t>Normaal</w:t>
       </w:r>
       <w:r>
-        <w:t xml:space="preserve"> </w:t>
-      </w:r>
-      <w:proofErr w:type="spellStart"/>
-      <w:r>
-        <w:t>Request</w:t>
-      </w:r>
-      <w:proofErr w:type="spellEnd"/>
+        <w:t xml:space="preserve"> Request</w:t>
+      </w:r>
     </w:p>
     <w:p>
       <w:pPr>
         <w:pStyle w:val="Ondertitel"/>
       </w:pPr>
       <w:r>
-        <w:t>Figuur 3</w:t>
+        <w:t xml:space="preserve">Figuur </w:t>
+      </w:r>
+      <w:r>
+        <w:t>FXXFF</w:t>
       </w:r>
     </w:p>
     <w:p>
@@ -6032,7 +6563,7 @@
                     </pic:cNvPicPr>
                   </pic:nvPicPr>
                   <pic:blipFill rotWithShape="1">
-                    <a:blip r:embed="rId13">
+                    <a:blip r:embed="rId18">
                       <a:extLst>
                         <a:ext uri="{28A0092B-C50C-407E-A947-70E740481C1C}">
                           <a14:useLocalDpi xmlns:a14="http://schemas.microsoft.com/office/drawing/2010/main" val="0"/>
@@ -6081,13 +6612,8 @@
         <w:t xml:space="preserve">HTTP </w:t>
       </w:r>
       <w:r>
-        <w:t xml:space="preserve">POST </w:t>
-      </w:r>
-      <w:proofErr w:type="spellStart"/>
-      <w:r>
-        <w:t>request</w:t>
-      </w:r>
-      <w:proofErr w:type="spellEnd"/>
+        <w:t>POST request</w:t>
+      </w:r>
       <w:r>
         <w:t>, geld overschrijven</w:t>
       </w:r>
@@ -6129,19 +6655,20 @@
     </w:p>
     <w:p>
       <w:r>
-        <w:t xml:space="preserve">Figuur 3 </w:t>
+        <w:t xml:space="preserve">Figuur </w:t>
+      </w:r>
+      <w:r>
+        <w:t>FXXFF</w:t>
+      </w:r>
+      <w:r>
+        <w:t xml:space="preserve"> </w:t>
       </w:r>
       <w:r>
         <w:t>toont</w:t>
       </w:r>
       <w:r>
-        <w:t xml:space="preserve"> een POST </w:t>
-      </w:r>
-      <w:proofErr w:type="spellStart"/>
-      <w:r>
-        <w:t>request</w:t>
-      </w:r>
-      <w:proofErr w:type="spellEnd"/>
+        <w:t xml:space="preserve"> een POST request</w:t>
+      </w:r>
       <w:r>
         <w:t xml:space="preserve"> van een API</w:t>
       </w:r>
@@ -6168,15 +6695,7 @@
         <w:t>POST</w:t>
       </w:r>
       <w:r>
-        <w:t xml:space="preserve"> </w:t>
-      </w:r>
-      <w:proofErr w:type="spellStart"/>
-      <w:r>
-        <w:t>request</w:t>
-      </w:r>
-      <w:proofErr w:type="spellEnd"/>
-      <w:r>
-        <w:t xml:space="preserve"> </w:t>
+        <w:t xml:space="preserve"> request </w:t>
       </w:r>
       <w:r>
         <w:t>verstuurd</w:t>
@@ -6212,37 +6731,13 @@
         <w:t>een HTTP</w:t>
       </w:r>
       <w:r>
-        <w:t xml:space="preserve"> </w:t>
-      </w:r>
-      <w:proofErr w:type="spellStart"/>
-      <w:r>
-        <w:t>request</w:t>
-      </w:r>
-      <w:proofErr w:type="spellEnd"/>
-      <w:r>
-        <w:t xml:space="preserve">. De server ontvangt deze </w:t>
-      </w:r>
-      <w:proofErr w:type="spellStart"/>
-      <w:r>
-        <w:t>request</w:t>
-      </w:r>
-      <w:proofErr w:type="spellEnd"/>
-      <w:r>
-        <w:t xml:space="preserve"> en controleert de user UID en/of de authenticatie token, als deze tokens geldig zijn dan wordt </w:t>
+        <w:t xml:space="preserve"> request. De server ontvangt deze request en controleert de user UID en/of de authenticatie token, als deze tokens geldig zijn dan wordt </w:t>
       </w:r>
       <w:r>
         <w:t>de</w:t>
       </w:r>
       <w:r>
-        <w:t xml:space="preserve"> </w:t>
-      </w:r>
-      <w:proofErr w:type="spellStart"/>
-      <w:r>
-        <w:t>request</w:t>
-      </w:r>
-      <w:proofErr w:type="spellEnd"/>
-      <w:r>
-        <w:t xml:space="preserve"> verwerkt en het geld overgeschreven.</w:t>
+        <w:t xml:space="preserve"> request verwerkt en het geld overgeschreven.</w:t>
       </w:r>
       <w:r>
         <w:br w:type="page"/>
@@ -6269,7 +6764,10 @@
         <w:pStyle w:val="Ondertitel"/>
       </w:pPr>
       <w:r>
-        <w:t>Figuur 4</w:t>
+        <w:t xml:space="preserve">Figuur </w:t>
+      </w:r>
+      <w:r>
+        <w:t>FXXFF</w:t>
       </w:r>
     </w:p>
     <w:p>
@@ -6283,15 +6781,13 @@
         <w:t>POST</w:t>
       </w:r>
       <w:r>
-        <w:t xml:space="preserve"> </w:t>
-      </w:r>
-      <w:proofErr w:type="spellStart"/>
-      <w:r>
-        <w:t>request</w:t>
-      </w:r>
-      <w:proofErr w:type="spellEnd"/>
-      <w:r>
-        <w:t xml:space="preserve"> van figuur 3</w:t>
+        <w:t xml:space="preserve"> request</w:t>
+      </w:r>
+      <w:r>
+        <w:t xml:space="preserve"> van figuur </w:t>
+      </w:r>
+      <w:r>
+        <w:t>FXXFF</w:t>
       </w:r>
     </w:p>
     <w:p>
@@ -6317,7 +6813,7 @@
                     </pic:cNvPicPr>
                   </pic:nvPicPr>
                   <pic:blipFill rotWithShape="1">
-                    <a:blip r:embed="rId14">
+                    <a:blip r:embed="rId19">
                       <a:extLst>
                         <a:ext uri="{28A0092B-C50C-407E-A947-70E740481C1C}">
                           <a14:useLocalDpi xmlns:a14="http://schemas.microsoft.com/office/drawing/2010/main" val="0"/>
@@ -6392,109 +6888,81 @@
     </w:p>
     <w:p>
       <w:r>
-        <w:t xml:space="preserve">Figuur 4 toont dezelfde POST </w:t>
+        <w:t xml:space="preserve">Figuur </w:t>
+      </w:r>
+      <w:r>
+        <w:t>FXXFF</w:t>
+      </w:r>
+      <w:r>
+        <w:t xml:space="preserve"> toont dezelfde POST request als figuur </w:t>
+      </w:r>
+      <w:r>
+        <w:t>FXXFF</w:t>
+      </w:r>
+      <w:r>
+        <w:t xml:space="preserve"> maar de gebruiker bevind</w:t>
+      </w:r>
+      <w:r>
+        <w:t>t</w:t>
+      </w:r>
+      <w:r>
+        <w:t xml:space="preserve"> zich deze keer op een kwaadaardige webapp. Deze webapp zal zelf zonder enige aanleiding of actie een</w:t>
+      </w:r>
+      <w:r>
+        <w:t xml:space="preserve"> HTTP POST request versturen</w:t>
+      </w:r>
+      <w:r>
+        <w:t xml:space="preserve"> </w:t>
+      </w:r>
+      <w:r>
+        <w:t xml:space="preserve">in naam van de gebruiker </w:t>
+      </w:r>
+      <w:r>
+        <w:t>om geld over te schrijven.</w:t>
+      </w:r>
+      <w:r>
+        <w:t xml:space="preserve"> </w:t>
+      </w:r>
+      <w:r>
+        <w:t xml:space="preserve">De browser herkent de </w:t>
       </w:r>
       <w:proofErr w:type="spellStart"/>
       <w:r>
-        <w:t>request</w:t>
+        <w:t>hostname</w:t>
       </w:r>
       <w:proofErr w:type="spellEnd"/>
       <w:r>
-        <w:t xml:space="preserve"> als figuur 3 maar de gebruiker bevind</w:t>
-      </w:r>
-      <w:r>
-        <w:t>t</w:t>
-      </w:r>
-      <w:r>
-        <w:t xml:space="preserve"> zich deze keer op een kwaadaardige webapp. Deze webapp zal zelf zonder enige aanleiding of actie een</w:t>
-      </w:r>
-      <w:r>
-        <w:t xml:space="preserve"> HTTP POST </w:t>
-      </w:r>
-      <w:proofErr w:type="spellStart"/>
-      <w:r>
-        <w:t>request</w:t>
-      </w:r>
-      <w:proofErr w:type="spellEnd"/>
-      <w:r>
-        <w:t xml:space="preserve"> versturen</w:t>
+        <w:t xml:space="preserve"> van de request en linkt deze aan de cookies van d</w:t>
+      </w:r>
+      <w:r>
+        <w:t>e bank</w:t>
+      </w:r>
+      <w:r>
+        <w:t xml:space="preserve"> webapp</w:t>
+      </w:r>
+      <w:r>
+        <w:t xml:space="preserve"> en geeft de</w:t>
+      </w:r>
+      <w:r>
+        <w:t>ze</w:t>
+      </w:r>
+      <w:r>
+        <w:t xml:space="preserve"> cookies </w:t>
+      </w:r>
+      <w:r>
+        <w:t>en authenticatie tokens</w:t>
       </w:r>
       <w:r>
         <w:t xml:space="preserve"> </w:t>
       </w:r>
       <w:r>
-        <w:t xml:space="preserve">in naam van de gebruiker </w:t>
-      </w:r>
-      <w:r>
-        <w:t>om geld over te schrijven.</w:t>
+        <w:t>automatisch mee in de request.</w:t>
       </w:r>
       <w:r>
         <w:t xml:space="preserve"> </w:t>
       </w:r>
       <w:r>
-        <w:t xml:space="preserve">De browser herkent de </w:t>
-      </w:r>
-      <w:proofErr w:type="spellStart"/>
-      <w:r>
-        <w:t>hostname</w:t>
-      </w:r>
-      <w:proofErr w:type="spellEnd"/>
-      <w:r>
-        <w:t xml:space="preserve"> van de </w:t>
-      </w:r>
-      <w:proofErr w:type="spellStart"/>
-      <w:r>
-        <w:t>request</w:t>
-      </w:r>
-      <w:proofErr w:type="spellEnd"/>
-      <w:r>
-        <w:t xml:space="preserve"> en linkt deze aan de cookies van d</w:t>
-      </w:r>
-      <w:r>
-        <w:t>e bank</w:t>
-      </w:r>
-      <w:r>
-        <w:t xml:space="preserve"> webapp</w:t>
-      </w:r>
-      <w:r>
-        <w:t xml:space="preserve"> en geeft de</w:t>
-      </w:r>
-      <w:r>
-        <w:t>ze</w:t>
-      </w:r>
-      <w:r>
-        <w:t xml:space="preserve"> cookies </w:t>
-      </w:r>
-      <w:r>
-        <w:t>en authenticatie tokens</w:t>
-      </w:r>
-      <w:r>
-        <w:t xml:space="preserve"> </w:t>
-      </w:r>
-      <w:r>
-        <w:t xml:space="preserve">automatisch mee in de </w:t>
-      </w:r>
-      <w:proofErr w:type="spellStart"/>
-      <w:r>
-        <w:t>request</w:t>
-      </w:r>
-      <w:proofErr w:type="spellEnd"/>
-      <w:r>
-        <w:t>.</w:t>
-      </w:r>
-      <w:r>
-        <w:t xml:space="preserve"> </w:t>
-      </w:r>
-      <w:r>
-        <w:t xml:space="preserve">De server ontvangt deze </w:t>
-      </w:r>
-      <w:proofErr w:type="spellStart"/>
-      <w:r>
-        <w:t>request</w:t>
-      </w:r>
-      <w:proofErr w:type="spellEnd"/>
-      <w:r>
-        <w:t xml:space="preserve"> en zal deze verwerken als de authenticatie tokens nog geldig zijn. </w:t>
+        <w:t xml:space="preserve">De server ontvangt deze request en zal deze verwerken als de authenticatie tokens nog geldig zijn. </w:t>
       </w:r>
       <w:r>
         <w:t xml:space="preserve">Een CSRF-aanval maakt dus gebruik van </w:t>
@@ -6522,6 +6990,11 @@
       </w:r>
       <w:r>
         <w:t>automatisch meegeven door de browser.</w:t>
+      </w:r>
+    </w:p>
+    <w:p>
+      <w:r>
+        <w:br w:type="page"/>
       </w:r>
     </w:p>
     <w:p>
@@ -6534,6 +7007,7 @@
       </w:pPr>
       <w:bookmarkStart w:id="24" w:name="_Toc222751207"/>
       <w:r>
+        <w:lastRenderedPageBreak/>
         <w:t>Hoe CSRF voorkomen?</w:t>
       </w:r>
       <w:bookmarkEnd w:id="24"/>
@@ -6617,47 +7091,42 @@
       <w:r>
         <w:t xml:space="preserve">API </w:t>
       </w:r>
+      <w:r>
+        <w:t>request geblokkeerd en kan de andere webapp deze data niet gebruiken/lezen.</w:t>
+      </w:r>
+      <w:r>
+        <w:t xml:space="preserve"> </w:t>
+      </w:r>
+      <w:r>
+        <w:t>Zodat</w:t>
+      </w:r>
+      <w:r>
+        <w:t xml:space="preserve"> </w:t>
+      </w:r>
+      <w:r>
+        <w:t>een andere (kwaadaardige) webapp</w:t>
+      </w:r>
+      <w:r>
+        <w:t xml:space="preserve"> </w:t>
+      </w:r>
+      <w:r>
+        <w:t xml:space="preserve">die </w:t>
+      </w:r>
+      <w:r>
+        <w:t>c</w:t>
+      </w:r>
+      <w:r>
+        <w:t>ross-</w:t>
+      </w:r>
       <w:proofErr w:type="spellStart"/>
       <w:r>
-        <w:t>request</w:t>
+        <w:t>o</w:t>
+      </w:r>
+      <w:r>
+        <w:t>rigin</w:t>
       </w:r>
       <w:proofErr w:type="spellEnd"/>
       <w:r>
-        <w:t xml:space="preserve"> geblokkeerd en kan de andere webapp deze data niet gebruiken/lezen.</w:t>
-      </w:r>
-      <w:r>
-        <w:t xml:space="preserve"> </w:t>
-      </w:r>
-      <w:r>
-        <w:t>Zodat</w:t>
-      </w:r>
-      <w:r>
-        <w:t xml:space="preserve"> </w:t>
-      </w:r>
-      <w:r>
-        <w:t>een andere (kwaadaardige) webapp</w:t>
-      </w:r>
-      <w:r>
-        <w:t xml:space="preserve"> </w:t>
-      </w:r>
-      <w:r>
-        <w:t xml:space="preserve">die </w:t>
-      </w:r>
-      <w:r>
-        <w:t>c</w:t>
-      </w:r>
-      <w:r>
-        <w:t>ross-</w:t>
-      </w:r>
-      <w:proofErr w:type="spellStart"/>
-      <w:r>
-        <w:t>o</w:t>
-      </w:r>
-      <w:r>
-        <w:t>rigin</w:t>
-      </w:r>
-      <w:proofErr w:type="spellEnd"/>
-      <w:r>
         <w:rPr>
           <w:rStyle w:val="Voetnootmarkering"/>
         </w:rPr>
@@ -6684,7 +7153,6 @@
     </w:p>
     <w:p>
       <w:r>
-        <w:lastRenderedPageBreak/>
         <w:t>Cross-</w:t>
       </w:r>
       <w:proofErr w:type="spellStart"/>
@@ -6878,50 +7346,34 @@
           <w:b/>
           <w:bCs/>
         </w:rPr>
-        <w:t xml:space="preserve">Nog aanpassen en ook toevoegen van CSRF, dus controleren of de </w:t>
+        <w:t>Nog aanpassen en ook toevoegen van CSRF, dus controleren of de request wel echt is en niet zonder toestemming is gemaakt</w:t>
+      </w:r>
+    </w:p>
+    <w:p>
+      <w:r>
+        <w:t xml:space="preserve">Het is duidelijk dat er één grote </w:t>
+      </w:r>
+      <w:r>
+        <w:t>lijn en overeenkomst</w:t>
+      </w:r>
+      <w:r>
+        <w:t xml:space="preserve"> </w:t>
+      </w:r>
+      <w:r>
+        <w:t xml:space="preserve">aanwezig </w:t>
+      </w:r>
+      <w:r>
+        <w:t>is tussen al deze verschillende veelvoorkomende beveiligingsproblemen</w:t>
+      </w:r>
+      <w:r>
+        <w:t xml:space="preserve"> bij REST-</w:t>
       </w:r>
       <w:proofErr w:type="spellStart"/>
       <w:r>
-        <w:rPr>
-          <w:b/>
-          <w:bCs/>
-        </w:rPr>
-        <w:t>request</w:t>
+        <w:t>API’s</w:t>
       </w:r>
       <w:proofErr w:type="spellEnd"/>
       <w:r>
-        <w:rPr>
-          <w:b/>
-          <w:bCs/>
-        </w:rPr>
-        <w:t xml:space="preserve"> wel echt is en niet zonder toestemming is gemaakt</w:t>
-      </w:r>
-    </w:p>
-    <w:p>
-      <w:r>
-        <w:t xml:space="preserve">Het is duidelijk dat er één grote </w:t>
-      </w:r>
-      <w:r>
-        <w:t>lijn en overeenkomst</w:t>
-      </w:r>
-      <w:r>
-        <w:t xml:space="preserve"> </w:t>
-      </w:r>
-      <w:r>
-        <w:t xml:space="preserve">aanwezig </w:t>
-      </w:r>
-      <w:r>
-        <w:t>is tussen al deze verschillende veelvoorkomende beveiligingsproblemen</w:t>
-      </w:r>
-      <w:r>
-        <w:t xml:space="preserve"> bij REST-</w:t>
-      </w:r>
-      <w:proofErr w:type="spellStart"/>
-      <w:r>
-        <w:t>API’s</w:t>
-      </w:r>
-      <w:proofErr w:type="spellEnd"/>
-      <w:r>
         <w:t xml:space="preserve">. De </w:t>
       </w:r>
       <w:r>
@@ -6949,15 +7401,7 @@
         <w:t xml:space="preserve">client kan nooit vertrouwd worden en moet altijd eerst gecontroleerd en opgekuist worden </w:t>
       </w:r>
       <w:r>
-        <w:t xml:space="preserve">voordat deze input en gegevens verwerkt worden. Zodat de input geen schadelijke </w:t>
-      </w:r>
-      <w:proofErr w:type="spellStart"/>
-      <w:r>
-        <w:t>payload</w:t>
-      </w:r>
-      <w:proofErr w:type="spellEnd"/>
-      <w:r>
-        <w:t xml:space="preserve"> of code bevat en </w:t>
+        <w:t xml:space="preserve">voordat deze input en gegevens verwerkt worden. Zodat de input geen schadelijke payload of code bevat en </w:t>
       </w:r>
       <w:r>
         <w:t>geen</w:t>
@@ -7209,7 +7653,7 @@
             <w:vAlign w:val="center"/>
           </w:tcPr>
           <w:p>
-            <w:hyperlink r:id="rId15" w:history="1">
+            <w:hyperlink r:id="rId20" w:history="1">
               <w:r>
                 <w:rPr>
                   <w:rStyle w:val="Hyperlink"/>
@@ -7229,6 +7673,25 @@
             <w:tcW w:w="4531" w:type="dxa"/>
             <w:vAlign w:val="center"/>
           </w:tcPr>
+          <w:p/>
+        </w:tc>
+        <w:tc>
+          <w:tcPr>
+            <w:tcW w:w="4678" w:type="dxa"/>
+            <w:vAlign w:val="center"/>
+          </w:tcPr>
+          <w:p/>
+        </w:tc>
+      </w:tr>
+      <w:tr>
+        <w:trPr>
+          <w:trHeight w:val="340"/>
+        </w:trPr>
+        <w:tc>
+          <w:tcPr>
+            <w:tcW w:w="4531" w:type="dxa"/>
+            <w:vAlign w:val="center"/>
+          </w:tcPr>
           <w:p>
             <w:r>
               <w:t>Onveilig API Systeem</w:t>
@@ -7241,7 +7704,7 @@
             <w:vAlign w:val="center"/>
           </w:tcPr>
           <w:p>
-            <w:hyperlink r:id="rId16" w:history="1">
+            <w:hyperlink r:id="rId21" w:history="1">
               <w:r>
                 <w:rPr>
                   <w:rStyle w:val="Hyperlink"/>
@@ -7263,16 +7726,21 @@
           </w:tcPr>
           <w:p>
             <w:r>
-              <w:t>Onveilige Webapp (</w:t>
+              <w:t xml:space="preserve">Onveilig API Systeem – </w:t>
             </w:r>
             <w:proofErr w:type="spellStart"/>
             <w:r>
-              <w:t>Frontend</w:t>
+              <w:t>OpenAPI</w:t>
             </w:r>
             <w:proofErr w:type="spellEnd"/>
             <w:r>
-              <w:t>)</w:t>
-            </w:r>
+              <w:t xml:space="preserve"> </w:t>
+            </w:r>
+            <w:proofErr w:type="spellStart"/>
+            <w:r>
+              <w:t>Docs</w:t>
+            </w:r>
+            <w:proofErr w:type="spellEnd"/>
           </w:p>
         </w:tc>
         <w:tc>
@@ -7281,7 +7749,47 @@
             <w:vAlign w:val="center"/>
           </w:tcPr>
           <w:p>
-            <w:hyperlink r:id="rId17" w:history="1">
+            <w:hyperlink r:id="rId22" w:history="1">
+              <w:r>
+                <w:rPr>
+                  <w:rStyle w:val="Hyperlink"/>
+                </w:rPr>
+                <w:t>https://unsafe-api.ian-chains.be/docs</w:t>
+              </w:r>
+            </w:hyperlink>
+          </w:p>
+        </w:tc>
+      </w:tr>
+      <w:tr>
+        <w:trPr>
+          <w:trHeight w:val="340"/>
+        </w:trPr>
+        <w:tc>
+          <w:tcPr>
+            <w:tcW w:w="4531" w:type="dxa"/>
+            <w:vAlign w:val="center"/>
+          </w:tcPr>
+          <w:p>
+            <w:r>
+              <w:t>Onveilige Webapp (</w:t>
+            </w:r>
+            <w:proofErr w:type="spellStart"/>
+            <w:r>
+              <w:t>Frontend</w:t>
+            </w:r>
+            <w:proofErr w:type="spellEnd"/>
+            <w:r>
+              <w:t>)</w:t>
+            </w:r>
+          </w:p>
+        </w:tc>
+        <w:tc>
+          <w:tcPr>
+            <w:tcW w:w="4678" w:type="dxa"/>
+            <w:vAlign w:val="center"/>
+          </w:tcPr>
+          <w:p>
+            <w:hyperlink r:id="rId23" w:history="1">
               <w:r>
                 <w:rPr>
                   <w:rStyle w:val="Hyperlink"/>
@@ -7301,6 +7809,25 @@
             <w:tcW w:w="4531" w:type="dxa"/>
             <w:vAlign w:val="center"/>
           </w:tcPr>
+          <w:p/>
+        </w:tc>
+        <w:tc>
+          <w:tcPr>
+            <w:tcW w:w="4678" w:type="dxa"/>
+            <w:vAlign w:val="center"/>
+          </w:tcPr>
+          <w:p/>
+        </w:tc>
+      </w:tr>
+      <w:tr>
+        <w:trPr>
+          <w:trHeight w:val="340"/>
+        </w:trPr>
+        <w:tc>
+          <w:tcPr>
+            <w:tcW w:w="4531" w:type="dxa"/>
+            <w:vAlign w:val="center"/>
+          </w:tcPr>
           <w:p>
             <w:r>
               <w:t>Veilig API Systeem</w:t>
@@ -7313,7 +7840,7 @@
             <w:vAlign w:val="center"/>
           </w:tcPr>
           <w:p>
-            <w:hyperlink r:id="rId18" w:history="1">
+            <w:hyperlink r:id="rId24" w:history="1">
               <w:r>
                 <w:rPr>
                   <w:rStyle w:val="Hyperlink"/>
@@ -7335,16 +7862,21 @@
           </w:tcPr>
           <w:p>
             <w:r>
-              <w:t>Veilige Webapp (</w:t>
+              <w:t xml:space="preserve">Veilig API Systeem – </w:t>
             </w:r>
             <w:proofErr w:type="spellStart"/>
             <w:r>
-              <w:t>Frontend</w:t>
+              <w:t>OpenAPI</w:t>
             </w:r>
             <w:proofErr w:type="spellEnd"/>
             <w:r>
-              <w:t>)</w:t>
-            </w:r>
+              <w:t xml:space="preserve"> </w:t>
+            </w:r>
+            <w:proofErr w:type="spellStart"/>
+            <w:r>
+              <w:t>Docs</w:t>
+            </w:r>
+            <w:proofErr w:type="spellEnd"/>
           </w:p>
         </w:tc>
         <w:tc>
@@ -7353,7 +7885,47 @@
             <w:vAlign w:val="center"/>
           </w:tcPr>
           <w:p>
-            <w:hyperlink r:id="rId19" w:history="1">
+            <w:hyperlink r:id="rId25" w:history="1">
+              <w:r>
+                <w:rPr>
+                  <w:rStyle w:val="Hyperlink"/>
+                </w:rPr>
+                <w:t>https://safe-api.ian-chains.be/docs</w:t>
+              </w:r>
+            </w:hyperlink>
+          </w:p>
+        </w:tc>
+      </w:tr>
+      <w:tr>
+        <w:trPr>
+          <w:trHeight w:val="340"/>
+        </w:trPr>
+        <w:tc>
+          <w:tcPr>
+            <w:tcW w:w="4531" w:type="dxa"/>
+            <w:vAlign w:val="center"/>
+          </w:tcPr>
+          <w:p>
+            <w:r>
+              <w:t>Veilige Webapp (</w:t>
+            </w:r>
+            <w:proofErr w:type="spellStart"/>
+            <w:r>
+              <w:t>Frontend</w:t>
+            </w:r>
+            <w:proofErr w:type="spellEnd"/>
+            <w:r>
+              <w:t>)</w:t>
+            </w:r>
+          </w:p>
+        </w:tc>
+        <w:tc>
+          <w:tcPr>
+            <w:tcW w:w="4678" w:type="dxa"/>
+            <w:vAlign w:val="center"/>
+          </w:tcPr>
+          <w:p>
+            <w:hyperlink r:id="rId26" w:history="1">
               <w:r>
                 <w:rPr>
                   <w:rStyle w:val="Hyperlink"/>
@@ -7373,6 +7945,25 @@
             <w:tcW w:w="4531" w:type="dxa"/>
             <w:vAlign w:val="center"/>
           </w:tcPr>
+          <w:p/>
+        </w:tc>
+        <w:tc>
+          <w:tcPr>
+            <w:tcW w:w="4678" w:type="dxa"/>
+            <w:vAlign w:val="center"/>
+          </w:tcPr>
+          <w:p/>
+        </w:tc>
+      </w:tr>
+      <w:tr>
+        <w:trPr>
+          <w:trHeight w:val="340"/>
+        </w:trPr>
+        <w:tc>
+          <w:tcPr>
+            <w:tcW w:w="4531" w:type="dxa"/>
+            <w:vAlign w:val="center"/>
+          </w:tcPr>
           <w:p>
             <w:r>
               <w:t xml:space="preserve">CSRF </w:t>
@@ -7393,7 +7984,7 @@
             <w:vAlign w:val="center"/>
           </w:tcPr>
           <w:p>
-            <w:hyperlink r:id="rId20" w:history="1">
+            <w:hyperlink r:id="rId27" w:history="1">
               <w:r>
                 <w:rPr>
                   <w:rStyle w:val="Hyperlink"/>
@@ -7436,7 +8027,7 @@
             <w:vAlign w:val="center"/>
           </w:tcPr>
           <w:p>
-            <w:hyperlink r:id="rId21" w:history="1">
+            <w:hyperlink r:id="rId28" w:history="1">
               <w:r>
                 <w:rPr>
                   <w:rStyle w:val="Hyperlink"/>
@@ -7507,7 +8098,7 @@
       <w:r>
         <w:t xml:space="preserve">van </w:t>
       </w:r>
-      <w:hyperlink r:id="rId22" w:history="1">
+      <w:hyperlink r:id="rId29" w:history="1">
         <w:r>
           <w:rPr>
             <w:rStyle w:val="Hyperlink"/>
@@ -7518,7 +8109,7 @@
       <w:r>
         <w:t xml:space="preserve"> en </w:t>
       </w:r>
-      <w:hyperlink r:id="rId23" w:history="1">
+      <w:hyperlink r:id="rId30" w:history="1">
         <w:r>
           <w:rPr>
             <w:rStyle w:val="Hyperlink"/>
@@ -7539,7 +8130,7 @@
       </w:pPr>
     </w:p>
     <w:sectPr>
-      <w:footerReference w:type="default" r:id="rId24"/>
+      <w:footerReference w:type="default" r:id="rId31"/>
       <w:pgSz w:w="11906" w:h="16838"/>
       <w:pgMar w:top="1417" w:right="1417" w:bottom="1417" w:left="1417" w:header="708" w:footer="708" w:gutter="0"/>
       <w:pgNumType w:start="0"/>
@@ -8020,27 +8611,14 @@
         </w:rPr>
         <w:t xml:space="preserve">. Postman Blog. </w:t>
       </w:r>
-      <w:r>
-        <w:fldChar w:fldCharType="begin"/>
-      </w:r>
-      <w:r>
-        <w:rPr>
-          <w:lang w:val="en-US"/>
-        </w:rPr>
-        <w:instrText>HYPERLINK "https://blog.postman.com/rest-api-examples/%20"</w:instrText>
-      </w:r>
-      <w:r>
-        <w:fldChar w:fldCharType="separate"/>
-      </w:r>
-      <w:r>
-        <w:rPr>
-          <w:rStyle w:val="Hyperlink"/>
-        </w:rPr>
-        <w:t>https://blog.postman.com/rest-api-examples/</w:t>
-      </w:r>
-      <w:r>
-        <w:fldChar w:fldCharType="end"/>
-      </w:r>
+      <w:hyperlink r:id="rId2" w:history="1">
+        <w:r>
+          <w:rPr>
+            <w:rStyle w:val="Hyperlink"/>
+          </w:rPr>
+          <w:t>https://blog.postman.com/rest-api-examples/</w:t>
+        </w:r>
+      </w:hyperlink>
       <w:r>
         <w:t xml:space="preserve"> </w:t>
       </w:r>
@@ -13802,7 +14380,6 @@
   <w:style w:type="character" w:default="1" w:styleId="Standaardalinea-lettertype">
     <w:name w:val="Default Paragraph Font"/>
     <w:uiPriority w:val="1"/>
-    <w:semiHidden/>
     <w:unhideWhenUsed/>
   </w:style>
   <w:style w:type="table" w:default="1" w:styleId="Standaardtabel">

--- a/docs/Official/25-26_GDC_Ian_Chains_Baute_6ICWE.docx
+++ b/docs/Official/25-26_GDC_Ian_Chains_Baute_6ICWE.docx
@@ -18,7 +18,7 @@
           <w:noProof/>
         </w:rPr>
         <w:drawing>
-          <wp:anchor distT="0" distB="0" distL="114300" distR="114300" simplePos="0" relativeHeight="251658240" behindDoc="0" locked="0" layoutInCell="1" allowOverlap="1" wp14:anchorId="5268361A" wp14:editId="21E646D9">
+          <wp:anchor distT="0" distB="0" distL="114300" distR="114300" simplePos="0" relativeHeight="251658240" behindDoc="0" locked="0" layoutInCell="1" allowOverlap="1" wp14:anchorId="5268361A" wp14:editId="2B009278">
             <wp:simplePos x="0" y="0"/>
             <wp:positionH relativeFrom="margin">
               <wp:align>center</wp:align>
@@ -155,9 +155,8 @@
           <w:sz w:val="62"/>
           <w:szCs w:val="62"/>
         </w:rPr>
-        <w:t>bij REST-</w:t>
-      </w:r>
-      <w:proofErr w:type="spellStart"/>
+        <w:t>bij REST-API’s en hun authenticatiesystemen</w:t>
+      </w:r>
       <w:r>
         <w:rPr>
           <w:b/>
@@ -166,9 +165,8 @@
           <w:sz w:val="62"/>
           <w:szCs w:val="62"/>
         </w:rPr>
-        <w:t>API’s</w:t>
-      </w:r>
-      <w:proofErr w:type="spellEnd"/>
+        <w:t>, en hoe kunnen deze worden voorkomen</w:t>
+      </w:r>
       <w:r>
         <w:rPr>
           <w:b/>
@@ -177,26 +175,6 @@
           <w:sz w:val="62"/>
           <w:szCs w:val="62"/>
         </w:rPr>
-        <w:t xml:space="preserve"> en hun authenticatiesystemen</w:t>
-      </w:r>
-      <w:r>
-        <w:rPr>
-          <w:b/>
-          <w:bCs/>
-          <w:color w:val="0A2F41" w:themeColor="accent1" w:themeShade="80"/>
-          <w:sz w:val="62"/>
-          <w:szCs w:val="62"/>
-        </w:rPr>
-        <w:t>, en hoe kunnen deze worden voorkomen</w:t>
-      </w:r>
-      <w:r>
-        <w:rPr>
-          <w:b/>
-          <w:bCs/>
-          <w:color w:val="0A2F41" w:themeColor="accent1" w:themeShade="80"/>
-          <w:sz w:val="62"/>
-          <w:szCs w:val="62"/>
-        </w:rPr>
         <w:t>?</w:t>
       </w:r>
     </w:p>
@@ -296,23 +274,7 @@
           <w:sz w:val="30"/>
           <w:szCs w:val="30"/>
         </w:rPr>
-        <w:t>Ian-</w:t>
-      </w:r>
-      <w:proofErr w:type="spellStart"/>
-      <w:r>
-        <w:rPr>
-          <w:sz w:val="30"/>
-          <w:szCs w:val="30"/>
-        </w:rPr>
-        <w:t>Chains</w:t>
-      </w:r>
-      <w:proofErr w:type="spellEnd"/>
-      <w:r>
-        <w:rPr>
-          <w:sz w:val="30"/>
-          <w:szCs w:val="30"/>
-        </w:rPr>
-        <w:t xml:space="preserve"> Baute </w:t>
+        <w:t xml:space="preserve">Ian-Chains Baute </w:t>
       </w:r>
       <w:r>
         <w:rPr>
@@ -600,82 +562,78 @@
           <w:rFonts w:cs="Arial"/>
           <w:szCs w:val="22"/>
         </w:rPr>
-        <w:t xml:space="preserve"> gebruik van </w:t>
-      </w:r>
-      <w:proofErr w:type="spellStart"/>
-      <w:r>
+        <w:t xml:space="preserve"> gebruik van API’s om data uit te wisselen tussen de gebruiker of andere software systemen en daarbij is de REST-API de meest voorkomende en gebruikte. </w:t>
+      </w:r>
+    </w:p>
+    <w:p>
+      <w:pPr>
         <w:rPr>
           <w:rFonts w:cs="Arial"/>
           <w:szCs w:val="22"/>
         </w:rPr>
-        <w:t>API’s</w:t>
-      </w:r>
-      <w:proofErr w:type="spellEnd"/>
+      </w:pPr>
       <w:r>
         <w:rPr>
           <w:rFonts w:cs="Arial"/>
           <w:szCs w:val="22"/>
         </w:rPr>
-        <w:t xml:space="preserve"> om data uit te wisselen tussen de gebruiker of andere software systemen en daarbij is de REST-API de meest voorkomende en gebruikte. </w:t>
-      </w:r>
-    </w:p>
-    <w:p>
-      <w:pPr>
+        <w:t xml:space="preserve">Ik heb zelf al </w:t>
+      </w:r>
+      <w:r>
         <w:rPr>
           <w:rFonts w:cs="Arial"/>
           <w:szCs w:val="22"/>
         </w:rPr>
-      </w:pPr>
+        <w:t>meerdere keren</w:t>
+      </w:r>
       <w:r>
         <w:rPr>
           <w:rFonts w:cs="Arial"/>
           <w:szCs w:val="22"/>
         </w:rPr>
-        <w:t xml:space="preserve">Ik heb zelf al </w:t>
+        <w:t xml:space="preserve"> </w:t>
       </w:r>
       <w:r>
         <w:rPr>
           <w:rFonts w:cs="Arial"/>
           <w:szCs w:val="22"/>
         </w:rPr>
-        <w:t>meerdere keren</w:t>
+        <w:t>REST-API’s gebruikt in project</w:t>
       </w:r>
       <w:r>
         <w:rPr>
           <w:rFonts w:cs="Arial"/>
           <w:szCs w:val="22"/>
         </w:rPr>
-        <w:t xml:space="preserve"> </w:t>
+        <w:t>en</w:t>
       </w:r>
       <w:r>
         <w:rPr>
           <w:rFonts w:cs="Arial"/>
           <w:szCs w:val="22"/>
         </w:rPr>
-        <w:t>REST-</w:t>
-      </w:r>
-      <w:proofErr w:type="spellStart"/>
+        <w:t xml:space="preserve"> </w:t>
+      </w:r>
       <w:r>
         <w:rPr>
           <w:rFonts w:cs="Arial"/>
           <w:szCs w:val="22"/>
         </w:rPr>
-        <w:t>API’s</w:t>
-      </w:r>
-      <w:proofErr w:type="spellEnd"/>
+        <w:t>voor het uitwisselen van data tussen de gebruiker en de app. M</w:t>
+      </w:r>
       <w:r>
         <w:rPr>
           <w:rFonts w:cs="Arial"/>
           <w:szCs w:val="22"/>
         </w:rPr>
-        <w:t xml:space="preserve"> gebruikt in project</w:t>
+        <w:t>aar</w:t>
       </w:r>
       <w:r>
         <w:rPr>
           <w:rFonts w:cs="Arial"/>
           <w:szCs w:val="22"/>
         </w:rPr>
-        <w:t>en</w:t>
+        <w:t xml:space="preserve"> ik heb</w:t>
       </w:r>
       <w:r>
         <w:rPr>
@@ -689,178 +647,134 @@
           <w:rFonts w:cs="Arial"/>
           <w:szCs w:val="22"/>
         </w:rPr>
-        <w:t>voor het uitwisselen van data tussen de gebruiker en de app. M</w:t>
+        <w:t xml:space="preserve">zelf nog </w:t>
       </w:r>
       <w:r>
         <w:rPr>
           <w:rFonts w:cs="Arial"/>
           <w:szCs w:val="22"/>
         </w:rPr>
-        <w:t>aar</w:t>
+        <w:t xml:space="preserve">nooit echt stil gestaan bij de beveiliging van </w:t>
       </w:r>
       <w:r>
         <w:rPr>
           <w:rFonts w:cs="Arial"/>
           <w:szCs w:val="22"/>
         </w:rPr>
-        <w:t xml:space="preserve"> ik heb</w:t>
+        <w:t xml:space="preserve">de </w:t>
       </w:r>
       <w:r>
         <w:rPr>
           <w:rFonts w:cs="Arial"/>
           <w:szCs w:val="22"/>
         </w:rPr>
-        <w:t xml:space="preserve"> </w:t>
+        <w:t>API</w:t>
       </w:r>
       <w:r>
         <w:rPr>
           <w:rFonts w:cs="Arial"/>
           <w:szCs w:val="22"/>
         </w:rPr>
-        <w:t xml:space="preserve">zelf nog </w:t>
+        <w:t xml:space="preserve"> </w:t>
       </w:r>
       <w:r>
         <w:rPr>
           <w:rFonts w:cs="Arial"/>
           <w:szCs w:val="22"/>
         </w:rPr>
-        <w:t xml:space="preserve">nooit echt stil gestaan bij de beveiliging van </w:t>
+        <w:t>v</w:t>
       </w:r>
       <w:r>
         <w:rPr>
           <w:rFonts w:cs="Arial"/>
           <w:szCs w:val="22"/>
         </w:rPr>
-        <w:t xml:space="preserve">de </w:t>
+        <w:t>oor</w:t>
       </w:r>
       <w:r>
         <w:rPr>
           <w:rFonts w:cs="Arial"/>
           <w:szCs w:val="22"/>
         </w:rPr>
-        <w:t>API</w:t>
+        <w:t xml:space="preserve"> mijn projecten. Daarom wil ik in dit onderzoek </w:t>
       </w:r>
       <w:r>
         <w:rPr>
           <w:rFonts w:cs="Arial"/>
           <w:szCs w:val="22"/>
         </w:rPr>
-        <w:t xml:space="preserve"> </w:t>
+        <w:t>dan ook de nadruk leggen op de beveiliging van een REST-API</w:t>
       </w:r>
       <w:r>
         <w:rPr>
           <w:rFonts w:cs="Arial"/>
           <w:szCs w:val="22"/>
         </w:rPr>
-        <w:t>v</w:t>
+        <w:t xml:space="preserve"> systeem</w:t>
       </w:r>
       <w:r>
         <w:rPr>
           <w:rFonts w:cs="Arial"/>
           <w:szCs w:val="22"/>
         </w:rPr>
-        <w:t>oor</w:t>
+        <w:t xml:space="preserve"> om bij te leren over welke beveiligingsproblemen er </w:t>
       </w:r>
       <w:r>
         <w:rPr>
           <w:rFonts w:cs="Arial"/>
           <w:szCs w:val="22"/>
         </w:rPr>
-        <w:t xml:space="preserve"> mijn projecten. Daarom wil ik in dit onderzoek </w:t>
+        <w:t xml:space="preserve">vaak aanwezig zijn en hoe </w:t>
       </w:r>
       <w:r>
         <w:rPr>
           <w:rFonts w:cs="Arial"/>
           <w:szCs w:val="22"/>
         </w:rPr>
-        <w:t>dan ook de nadruk leggen op de beveiliging van een REST-API</w:t>
+        <w:t>ze</w:t>
       </w:r>
       <w:r>
         <w:rPr>
           <w:rFonts w:cs="Arial"/>
           <w:szCs w:val="22"/>
         </w:rPr>
-        <w:t xml:space="preserve"> systeem</w:t>
-      </w:r>
-      <w:r>
+        <w:t xml:space="preserve"> voorkomen kunnen worden.</w:t>
+      </w:r>
+    </w:p>
+    <w:p>
+      <w:pPr>
         <w:rPr>
           <w:rFonts w:cs="Arial"/>
           <w:szCs w:val="22"/>
         </w:rPr>
-        <w:t xml:space="preserve"> om bij te leren over welke beveiligingsproblemen er </w:t>
-      </w:r>
+      </w:pPr>
       <w:r>
         <w:rPr>
           <w:rFonts w:cs="Arial"/>
           <w:szCs w:val="22"/>
         </w:rPr>
-        <w:t xml:space="preserve">vaak aanwezig zijn en hoe </w:t>
+        <w:t xml:space="preserve">Dit onderzoek over </w:t>
       </w:r>
       <w:r>
         <w:rPr>
           <w:rFonts w:cs="Arial"/>
           <w:szCs w:val="22"/>
         </w:rPr>
-        <w:t>ze</w:t>
+        <w:t xml:space="preserve">de </w:t>
       </w:r>
       <w:r>
         <w:rPr>
           <w:rFonts w:cs="Arial"/>
           <w:szCs w:val="22"/>
         </w:rPr>
-        <w:t xml:space="preserve"> voorkomen kunnen worden.</w:t>
-      </w:r>
-    </w:p>
-    <w:p>
-      <w:pPr>
+        <w:t xml:space="preserve">beveiliging </w:t>
+      </w:r>
+      <w:r>
         <w:rPr>
           <w:rFonts w:cs="Arial"/>
           <w:szCs w:val="22"/>
         </w:rPr>
-      </w:pPr>
-      <w:r>
-        <w:rPr>
-          <w:rFonts w:cs="Arial"/>
-          <w:szCs w:val="22"/>
-        </w:rPr>
-        <w:t xml:space="preserve">Dit onderzoek over </w:t>
-      </w:r>
-      <w:r>
-        <w:rPr>
-          <w:rFonts w:cs="Arial"/>
-          <w:szCs w:val="22"/>
-        </w:rPr>
-        <w:t xml:space="preserve">de </w:t>
-      </w:r>
-      <w:r>
-        <w:rPr>
-          <w:rFonts w:cs="Arial"/>
-          <w:szCs w:val="22"/>
-        </w:rPr>
-        <w:t xml:space="preserve">beveiliging </w:t>
-      </w:r>
-      <w:r>
-        <w:rPr>
-          <w:rFonts w:cs="Arial"/>
-          <w:szCs w:val="22"/>
-        </w:rPr>
-        <w:t>van REST-</w:t>
-      </w:r>
-      <w:proofErr w:type="spellStart"/>
-      <w:r>
-        <w:rPr>
-          <w:rFonts w:cs="Arial"/>
-          <w:szCs w:val="22"/>
-        </w:rPr>
-        <w:t>API’s</w:t>
-      </w:r>
-      <w:proofErr w:type="spellEnd"/>
-      <w:r>
-        <w:rPr>
-          <w:rFonts w:cs="Arial"/>
-          <w:szCs w:val="22"/>
-        </w:rPr>
-        <w:t xml:space="preserve"> </w:t>
+        <w:t xml:space="preserve">van REST-API’s </w:t>
       </w:r>
       <w:r>
         <w:rPr>
@@ -3233,13 +3147,8 @@
         <w:t>2</w:t>
       </w:r>
       <w:r>
-        <w:t xml:space="preserve"> veelvoorkomende beveiligingsproblemen bij REST-</w:t>
-      </w:r>
-      <w:proofErr w:type="spellStart"/>
-      <w:r>
-        <w:t>API’s</w:t>
-      </w:r>
-      <w:proofErr w:type="spellEnd"/>
+        <w:t xml:space="preserve"> veelvoorkomende beveiligingsproblemen bij REST-API’s</w:t>
+      </w:r>
       <w:r>
         <w:rPr>
           <w:rStyle w:val="Voetnootmarkering"/>
@@ -3267,46 +3176,74 @@
         <w:t xml:space="preserve">onderzocht </w:t>
       </w:r>
       <w:r>
-        <w:t xml:space="preserve">worden zijn: Cross-Site Scripting (XSS), Cross-Site Request </w:t>
-      </w:r>
-      <w:proofErr w:type="spellStart"/>
-      <w:r>
-        <w:t>Forgery</w:t>
-      </w:r>
-      <w:proofErr w:type="spellEnd"/>
-      <w:r>
-        <w:t xml:space="preserve"> (CSRF) en </w:t>
-      </w:r>
-      <w:proofErr w:type="spellStart"/>
+        <w:t xml:space="preserve">worden zijn: Cross-Site Scripting (XSS), Cross-Site Request Forgery (CSRF) en </w:t>
+      </w:r>
       <w:r>
         <w:t>i</w:t>
       </w:r>
       <w:r>
-        <w:t>mproper</w:t>
-      </w:r>
-      <w:proofErr w:type="spellEnd"/>
+        <w:t xml:space="preserve">mproper </w:t>
+      </w:r>
+      <w:r>
+        <w:t>i</w:t>
+      </w:r>
+      <w:r>
+        <w:t xml:space="preserve">nput </w:t>
+      </w:r>
+      <w:r>
+        <w:t>v</w:t>
+      </w:r>
+      <w:r>
+        <w:t xml:space="preserve">alidation. </w:t>
+      </w:r>
+      <w:r>
+        <w:t>Het 1</w:t>
+      </w:r>
+      <w:r>
+        <w:rPr>
+          <w:vertAlign w:val="superscript"/>
+        </w:rPr>
+        <w:t>ste</w:t>
+      </w:r>
+      <w:r>
+        <w:t xml:space="preserve"> deel van </w:t>
+      </w:r>
+      <w:r>
+        <w:t xml:space="preserve">elk beveiligingsprobleem </w:t>
+      </w:r>
+      <w:r>
+        <w:t>bestaat uit een theoretisch onderzoek naar de aard van het probleem, uitgevoerd door een literatuurstudie om beter te begrijpen wat het probleem precies inhoudt.</w:t>
+      </w:r>
+    </w:p>
+    <w:p>
+      <w:r>
+        <w:t>Het 2</w:t>
+      </w:r>
+      <w:r>
+        <w:rPr>
+          <w:vertAlign w:val="superscript"/>
+        </w:rPr>
+        <w:t>de</w:t>
+      </w:r>
+      <w:r>
+        <w:t xml:space="preserve"> deel van het onderzoek bestaat uit een praktisch productie en ontwikkelingsgedeelte, hierbij worden 2 overkoepelende API systemen opgezet</w:t>
+      </w:r>
+      <w:r>
+        <w:t>. Het doel en de functionaliteiten van de 2 API systemen is hetzelfde, namelijk het kunnen aanmaken en inloggen van een account en daarnaast het aanmaken en opvragen van (blog)posts.</w:t>
+      </w:r>
       <w:r>
         <w:t xml:space="preserve"> </w:t>
       </w:r>
-      <w:r>
-        <w:t>i</w:t>
-      </w:r>
-      <w:r>
-        <w:t xml:space="preserve">nput </w:t>
-      </w:r>
-      <w:proofErr w:type="spellStart"/>
-      <w:r>
-        <w:t>v</w:t>
-      </w:r>
-      <w:r>
-        <w:t>alidation</w:t>
-      </w:r>
-      <w:proofErr w:type="spellEnd"/>
-      <w:r>
-        <w:t xml:space="preserve">. </w:t>
-      </w:r>
-      <w:r>
-        <w:t>Het 1</w:t>
+    </w:p>
+    <w:p>
+      <w:r>
+        <w:t xml:space="preserve">De 2 API systemen verschillen in de vorm van onveilig en veilig, waarbij er bij </w:t>
+      </w:r>
+      <w:r>
+        <w:t>het</w:t>
+      </w:r>
+      <w:r>
+        <w:t xml:space="preserve"> 1</w:t>
       </w:r>
       <w:r>
         <w:rPr>
@@ -3315,18 +3252,28 @@
         <w:t>ste</w:t>
       </w:r>
       <w:r>
-        <w:t xml:space="preserve"> deel van </w:t>
-      </w:r>
-      <w:r>
-        <w:t xml:space="preserve">elk beveiligingsprobleem </w:t>
-      </w:r>
-      <w:r>
-        <w:t>bestaat uit een theoretisch onderzoek naar de aard van het probleem, uitgevoerd door een literatuurstudie om beter te begrijpen wat het probleem precies inhoudt.</w:t>
-      </w:r>
-    </w:p>
-    <w:p>
-      <w:r>
-        <w:t>Het 2</w:t>
+        <w:t xml:space="preserve"> </w:t>
+      </w:r>
+      <w:r>
+        <w:t xml:space="preserve">systeem </w:t>
+      </w:r>
+      <w:r>
+        <w:t xml:space="preserve">geen extra acties </w:t>
+      </w:r>
+      <w:r>
+        <w:t xml:space="preserve">en stappen ondernomen </w:t>
+      </w:r>
+      <w:r>
+        <w:t>worden</w:t>
+      </w:r>
+      <w:r>
+        <w:t xml:space="preserve"> </w:t>
+      </w:r>
+      <w:r>
+        <w:t>voor het voorkomen van de onderzochte beveiligingsproblemen</w:t>
+      </w:r>
+      <w:r>
+        <w:t>. Bij het 2</w:t>
       </w:r>
       <w:r>
         <w:rPr>
@@ -3335,62 +3282,6 @@
         <w:t>de</w:t>
       </w:r>
       <w:r>
-        <w:t xml:space="preserve"> deel van het onderzoek bestaat uit een praktisch productie en ontwikkelingsgedeelte, hierbij worden 2 overkoepelende API systemen opgezet</w:t>
-      </w:r>
-      <w:r>
-        <w:t>. Het doel en de functionaliteiten van de 2 API systemen is hetzelfde, namelijk het kunnen aanmaken en inloggen van een account en daarnaast het aanmaken en opvragen van (blog)posts.</w:t>
-      </w:r>
-      <w:r>
-        <w:t xml:space="preserve"> </w:t>
-      </w:r>
-    </w:p>
-    <w:p>
-      <w:r>
-        <w:t xml:space="preserve">De 2 API systemen verschillen in de vorm van onveilig en veilig, waarbij er bij </w:t>
-      </w:r>
-      <w:r>
-        <w:t>het</w:t>
-      </w:r>
-      <w:r>
-        <w:t xml:space="preserve"> 1</w:t>
-      </w:r>
-      <w:r>
-        <w:rPr>
-          <w:vertAlign w:val="superscript"/>
-        </w:rPr>
-        <w:t>ste</w:t>
-      </w:r>
-      <w:r>
-        <w:t xml:space="preserve"> </w:t>
-      </w:r>
-      <w:r>
-        <w:t xml:space="preserve">systeem </w:t>
-      </w:r>
-      <w:r>
-        <w:t xml:space="preserve">geen extra acties </w:t>
-      </w:r>
-      <w:r>
-        <w:t xml:space="preserve">en stappen ondernomen </w:t>
-      </w:r>
-      <w:r>
-        <w:t>worden</w:t>
-      </w:r>
-      <w:r>
-        <w:t xml:space="preserve"> </w:t>
-      </w:r>
-      <w:r>
-        <w:t>voor het voorkomen van de onderzochte beveiligingsproblemen</w:t>
-      </w:r>
-      <w:r>
-        <w:t>. Bij het 2</w:t>
-      </w:r>
-      <w:r>
-        <w:rPr>
-          <w:vertAlign w:val="superscript"/>
-        </w:rPr>
-        <w:t>de</w:t>
-      </w:r>
-      <w:r>
         <w:t xml:space="preserve"> systeem zijn deze extra acties en stappen wel ondernomen.</w:t>
       </w:r>
       <w:r>
@@ -3408,15 +3299,7 @@
         <w:t xml:space="preserve"> repository, de link naar de repository is opgenomen in de bijlagen van dit werk.</w:t>
       </w:r>
       <w:r>
-        <w:t xml:space="preserve"> Bij het praktische gedeelte is er gebruik gemaakt van Python en </w:t>
-      </w:r>
-      <w:proofErr w:type="spellStart"/>
-      <w:r>
-        <w:t>FastAPI</w:t>
-      </w:r>
-      <w:proofErr w:type="spellEnd"/>
-      <w:r>
-        <w:t xml:space="preserve"> om een API systeem op te zetten, meer informatie over de gebruikte technologiestack kan terug gevonden worden in de repository.</w:t>
+        <w:t xml:space="preserve"> Bij het praktische gedeelte is er gebruik gemaakt van Python en FastAPI om een API systeem op te zetten, meer informatie over de gebruikte technologiestack kan terug gevonden worden in de repository.</w:t>
       </w:r>
     </w:p>
     <w:p>
@@ -3783,60 +3666,39 @@
           <w:lang w:val="en-US"/>
         </w:rPr>
         <w:tab/>
-      </w:r>
-      <w:proofErr w:type="spellStart"/>
-      <w:r>
+        <w:t>HyperText Markup Language</w:t>
+      </w:r>
+    </w:p>
+    <w:p>
+      <w:pPr>
+        <w:pStyle w:val="afkorting"/>
         <w:rPr>
           <w:lang w:val="en-US"/>
         </w:rPr>
-        <w:t>HyperText</w:t>
-      </w:r>
-      <w:proofErr w:type="spellEnd"/>
+      </w:pPr>
       <w:r>
         <w:rPr>
           <w:lang w:val="en-US"/>
         </w:rPr>
-        <w:t xml:space="preserve"> Markup Language</w:t>
-      </w:r>
-    </w:p>
-    <w:p>
-      <w:pPr>
-        <w:pStyle w:val="afkorting"/>
+        <w:t>HTTP</w:t>
+      </w:r>
+      <w:r>
         <w:rPr>
           <w:lang w:val="en-US"/>
         </w:rPr>
-      </w:pPr>
+        <w:tab/>
+      </w:r>
       <w:r>
         <w:rPr>
           <w:lang w:val="en-US"/>
         </w:rPr>
-        <w:t>HTTP</w:t>
+        <w:tab/>
       </w:r>
       <w:r>
         <w:rPr>
           <w:lang w:val="en-US"/>
         </w:rPr>
-        <w:tab/>
-      </w:r>
-      <w:r>
-        <w:rPr>
-          <w:lang w:val="en-US"/>
-        </w:rPr>
-        <w:tab/>
-      </w:r>
-      <w:proofErr w:type="spellStart"/>
-      <w:r>
-        <w:rPr>
-          <w:lang w:val="en-US"/>
-        </w:rPr>
-        <w:t>HyperText</w:t>
-      </w:r>
-      <w:proofErr w:type="spellEnd"/>
-      <w:r>
-        <w:rPr>
-          <w:lang w:val="en-US"/>
-        </w:rPr>
-        <w:t xml:space="preserve"> Transfer Protocol</w:t>
+        <w:t>HyperText Transfer Protocol</w:t>
       </w:r>
     </w:p>
     <w:p>
@@ -3890,13 +3752,8 @@
       </w:r>
       <w:r>
         <w:tab/>
-        <w:t xml:space="preserve">Unique </w:t>
-      </w:r>
-      <w:proofErr w:type="spellStart"/>
-      <w:r>
-        <w:t>Identifier</w:t>
-      </w:r>
-      <w:proofErr w:type="spellEnd"/>
+        <w:t>Unique Identifier</w:t>
+      </w:r>
     </w:p>
     <w:p>
       <w:pPr>
@@ -4187,13 +4044,8 @@
       <w:pPr>
         <w:pStyle w:val="Bronnen"/>
       </w:pPr>
-      <w:proofErr w:type="spellStart"/>
-      <w:r>
-        <w:t>GeeksforGeeks</w:t>
-      </w:r>
-      <w:proofErr w:type="spellEnd"/>
-      <w:r>
-        <w:t xml:space="preserve"> (2025)</w:t>
+      <w:r>
+        <w:t>GeeksforGeeks (2025)</w:t>
       </w:r>
     </w:p>
     <w:p/>
@@ -4298,7 +4150,7 @@
           <w:noProof/>
         </w:rPr>
         <w:drawing>
-          <wp:anchor distT="0" distB="0" distL="114300" distR="114300" simplePos="0" relativeHeight="251660288" behindDoc="0" locked="0" layoutInCell="1" allowOverlap="1" wp14:anchorId="152C802A" wp14:editId="0522C4D8">
+          <wp:anchor distT="0" distB="0" distL="114300" distR="114300" simplePos="0" relativeHeight="251660288" behindDoc="0" locked="0" layoutInCell="1" allowOverlap="1" wp14:anchorId="152C802A" wp14:editId="00111934">
             <wp:simplePos x="0" y="0"/>
             <wp:positionH relativeFrom="margin">
               <wp:align>left</wp:align>
@@ -4373,13 +4225,8 @@
       <w:pPr>
         <w:pStyle w:val="Bronnen"/>
       </w:pPr>
-      <w:proofErr w:type="spellStart"/>
-      <w:r>
-        <w:t>Hepper</w:t>
-      </w:r>
-      <w:proofErr w:type="spellEnd"/>
-      <w:r>
-        <w:t xml:space="preserve"> (2017)</w:t>
+      <w:r>
+        <w:t>Hepper (2017)</w:t>
       </w:r>
     </w:p>
     <w:p>
@@ -4664,21 +4511,11 @@
         <w:t>(contact)formulieren</w:t>
       </w:r>
       <w:r>
-        <w:t xml:space="preserve"> &amp; </w:t>
-      </w:r>
-      <w:proofErr w:type="spellStart"/>
-      <w:r>
-        <w:t>rich</w:t>
-      </w:r>
-      <w:proofErr w:type="spellEnd"/>
-      <w:r>
-        <w:t xml:space="preserve"> </w:t>
-      </w:r>
-      <w:proofErr w:type="spellStart"/>
+        <w:t xml:space="preserve"> &amp; rich </w:t>
+      </w:r>
       <w:r>
         <w:t>text</w:t>
       </w:r>
-      <w:proofErr w:type="spellEnd"/>
       <w:r>
         <w:t xml:space="preserve"> editors</w:t>
       </w:r>
@@ -4825,15 +4662,7 @@
         <w:t xml:space="preserve">de code van </w:t>
       </w:r>
       <w:r>
-        <w:t xml:space="preserve">de </w:t>
-      </w:r>
-      <w:proofErr w:type="spellStart"/>
-      <w:r>
-        <w:t>frontend</w:t>
-      </w:r>
-      <w:proofErr w:type="spellEnd"/>
-      <w:r>
-        <w:t xml:space="preserve"> maar dat wilt niet zeggen dat er bij het opzetten van</w:t>
+        <w:t>de frontend maar dat wilt niet zeggen dat er bij het opzetten van</w:t>
       </w:r>
       <w:r>
         <w:t xml:space="preserve"> de backend en de</w:t>
@@ -4997,15 +4826,7 @@
         <w:t xml:space="preserve">Deze lijst werd vastgelegd door de </w:t>
       </w:r>
       <w:r>
-        <w:t xml:space="preserve">Web Hypertext Application Technology </w:t>
-      </w:r>
-      <w:proofErr w:type="spellStart"/>
-      <w:r>
-        <w:t>Working</w:t>
-      </w:r>
-      <w:proofErr w:type="spellEnd"/>
-      <w:r>
-        <w:t xml:space="preserve"> Group</w:t>
+        <w:t>Web Hypertext Application Technology Working Group</w:t>
       </w:r>
       <w:r>
         <w:t xml:space="preserve"> (</w:t>
@@ -5060,213 +4881,60 @@
           <w:b/>
           <w:bCs/>
         </w:rPr>
-        <w:t>&amp;</w:t>
-      </w:r>
-      <w:proofErr w:type="spellStart"/>
+        <w:t>&amp;lt;</w:t>
+      </w:r>
+      <w:r>
+        <w:t xml:space="preserve"> of door zijn entity nummer </w:t>
+      </w:r>
       <w:r>
         <w:rPr>
           <w:b/>
           <w:bCs/>
         </w:rPr>
-        <w:t>lt</w:t>
-      </w:r>
-      <w:proofErr w:type="spellEnd"/>
+        <w:t xml:space="preserve">&amp;#60; </w:t>
+      </w:r>
+      <w:r>
+        <w:t>de gebruiker krijgt wel gewoon het kleiner dan teken te zien</w:t>
+      </w:r>
+      <w:r>
+        <w:t xml:space="preserve"> op zijn/haar beeldscherm</w:t>
+      </w:r>
+      <w:r>
+        <w:t xml:space="preserve">. </w:t>
+      </w:r>
+      <w:r>
+        <w:t xml:space="preserve">Een voorbeeld van een gevaarlijke XSS payload die verandert door middel van HTML escaping: de payload </w:t>
+      </w:r>
       <w:r>
         <w:rPr>
           <w:b/>
           <w:bCs/>
         </w:rPr>
-        <w:t>;</w:t>
-      </w:r>
-      <w:r>
-        <w:t xml:space="preserve"> of door zijn entity nummer </w:t>
+        <w:t xml:space="preserve">&lt;img src=x onerror=alert(document.cookie)&gt; </w:t>
+      </w:r>
+      <w:r>
+        <w:t xml:space="preserve">verandert dan in </w:t>
       </w:r>
       <w:r>
         <w:rPr>
           <w:b/>
           <w:bCs/>
         </w:rPr>
-        <w:t xml:space="preserve">&amp;#60; </w:t>
-      </w:r>
-      <w:r>
-        <w:t>de gebruiker krijgt wel gewoon het kleiner dan teken te zien</w:t>
-      </w:r>
-      <w:r>
-        <w:t xml:space="preserve"> op zijn/haar beeldscherm</w:t>
-      </w:r>
-      <w:r>
-        <w:t xml:space="preserve">. </w:t>
-      </w:r>
-      <w:r>
-        <w:t xml:space="preserve">Een voorbeeld van een gevaarlijke XSS payload die verandert door middel van HTML escaping: de payload </w:t>
+        <w:t>&amp;lt;img src=x onerror=alert(</w:t>
       </w:r>
       <w:r>
         <w:rPr>
           <w:b/>
           <w:bCs/>
         </w:rPr>
-        <w:t>&lt;</w:t>
-      </w:r>
-      <w:proofErr w:type="spellStart"/>
+        <w:t xml:space="preserve"> </w:t>
+      </w:r>
       <w:r>
         <w:rPr>
           <w:b/>
           <w:bCs/>
         </w:rPr>
-        <w:t>img</w:t>
-      </w:r>
-      <w:proofErr w:type="spellEnd"/>
-      <w:r>
-        <w:rPr>
-          <w:b/>
-          <w:bCs/>
-        </w:rPr>
-        <w:t xml:space="preserve"> </w:t>
-      </w:r>
-      <w:proofErr w:type="spellStart"/>
-      <w:r>
-        <w:rPr>
-          <w:b/>
-          <w:bCs/>
-        </w:rPr>
-        <w:t>src</w:t>
-      </w:r>
-      <w:proofErr w:type="spellEnd"/>
-      <w:r>
-        <w:rPr>
-          <w:b/>
-          <w:bCs/>
-        </w:rPr>
-        <w:t xml:space="preserve">=x </w:t>
-      </w:r>
-      <w:proofErr w:type="spellStart"/>
-      <w:r>
-        <w:rPr>
-          <w:b/>
-          <w:bCs/>
-        </w:rPr>
-        <w:t>onerror</w:t>
-      </w:r>
-      <w:proofErr w:type="spellEnd"/>
-      <w:r>
-        <w:rPr>
-          <w:b/>
-          <w:bCs/>
-        </w:rPr>
-        <w:t>=alert(</w:t>
-      </w:r>
-      <w:proofErr w:type="spellStart"/>
-      <w:r>
-        <w:rPr>
-          <w:b/>
-          <w:bCs/>
-        </w:rPr>
-        <w:t>document.cookie</w:t>
-      </w:r>
-      <w:proofErr w:type="spellEnd"/>
-      <w:r>
-        <w:rPr>
-          <w:b/>
-          <w:bCs/>
-        </w:rPr>
-        <w:t xml:space="preserve">)&gt; </w:t>
-      </w:r>
-      <w:r>
-        <w:t xml:space="preserve">verandert dan in </w:t>
-      </w:r>
-      <w:r>
-        <w:rPr>
-          <w:b/>
-          <w:bCs/>
-        </w:rPr>
-        <w:t>&amp;</w:t>
-      </w:r>
-      <w:proofErr w:type="spellStart"/>
-      <w:r>
-        <w:rPr>
-          <w:b/>
-          <w:bCs/>
-        </w:rPr>
-        <w:t>lt;img</w:t>
-      </w:r>
-      <w:proofErr w:type="spellEnd"/>
-      <w:r>
-        <w:rPr>
-          <w:b/>
-          <w:bCs/>
-        </w:rPr>
-        <w:t xml:space="preserve"> </w:t>
-      </w:r>
-      <w:proofErr w:type="spellStart"/>
-      <w:r>
-        <w:rPr>
-          <w:b/>
-          <w:bCs/>
-        </w:rPr>
-        <w:t>src</w:t>
-      </w:r>
-      <w:proofErr w:type="spellEnd"/>
-      <w:r>
-        <w:rPr>
-          <w:b/>
-          <w:bCs/>
-        </w:rPr>
-        <w:t xml:space="preserve">=x </w:t>
-      </w:r>
-      <w:proofErr w:type="spellStart"/>
-      <w:r>
-        <w:rPr>
-          <w:b/>
-          <w:bCs/>
-        </w:rPr>
-        <w:t>onerror</w:t>
-      </w:r>
-      <w:proofErr w:type="spellEnd"/>
-      <w:r>
-        <w:rPr>
-          <w:b/>
-          <w:bCs/>
-        </w:rPr>
-        <w:t>=alert(</w:t>
-      </w:r>
-      <w:r>
-        <w:rPr>
-          <w:b/>
-          <w:bCs/>
-        </w:rPr>
-        <w:t xml:space="preserve"> </w:t>
-      </w:r>
-      <w:proofErr w:type="spellStart"/>
-      <w:r>
-        <w:rPr>
-          <w:b/>
-          <w:bCs/>
-        </w:rPr>
-        <w:t>document.cookie</w:t>
-      </w:r>
-      <w:proofErr w:type="spellEnd"/>
-      <w:r>
-        <w:rPr>
-          <w:b/>
-          <w:bCs/>
-        </w:rPr>
-        <w:t>)&amp;</w:t>
-      </w:r>
-      <w:proofErr w:type="spellStart"/>
-      <w:r>
-        <w:rPr>
-          <w:b/>
-          <w:bCs/>
-        </w:rPr>
-        <w:t>gt</w:t>
-      </w:r>
-      <w:proofErr w:type="spellEnd"/>
-      <w:r>
-        <w:rPr>
-          <w:b/>
-          <w:bCs/>
-        </w:rPr>
-        <w:t xml:space="preserve">; </w:t>
+        <w:t xml:space="preserve">document.cookie)&amp;gt; </w:t>
       </w:r>
       <w:r>
         <w:t>waardoor het niet langer als HTML code wordt geïnterpreteerd</w:t>
@@ -5337,79 +5005,15 @@
           <w:b/>
           <w:bCs/>
         </w:rPr>
-        <w:t>&lt;</w:t>
-      </w:r>
-      <w:proofErr w:type="spellStart"/>
+        <w:t>&lt;img src=x onerror=alert(document.cookie)&gt;</w:t>
+      </w:r>
       <w:r>
         <w:rPr>
           <w:b/>
           <w:bCs/>
         </w:rPr>
-        <w:t>img</w:t>
-      </w:r>
-      <w:proofErr w:type="spellEnd"/>
-      <w:r>
-        <w:rPr>
-          <w:b/>
-          <w:bCs/>
-        </w:rPr>
         <w:t xml:space="preserve"> </w:t>
       </w:r>
-      <w:proofErr w:type="spellStart"/>
-      <w:r>
-        <w:rPr>
-          <w:b/>
-          <w:bCs/>
-        </w:rPr>
-        <w:t>src</w:t>
-      </w:r>
-      <w:proofErr w:type="spellEnd"/>
-      <w:r>
-        <w:rPr>
-          <w:b/>
-          <w:bCs/>
-        </w:rPr>
-        <w:t xml:space="preserve">=x </w:t>
-      </w:r>
-      <w:proofErr w:type="spellStart"/>
-      <w:r>
-        <w:rPr>
-          <w:b/>
-          <w:bCs/>
-        </w:rPr>
-        <w:t>onerror</w:t>
-      </w:r>
-      <w:proofErr w:type="spellEnd"/>
-      <w:r>
-        <w:rPr>
-          <w:b/>
-          <w:bCs/>
-        </w:rPr>
-        <w:t>=alert(</w:t>
-      </w:r>
-      <w:proofErr w:type="spellStart"/>
-      <w:r>
-        <w:rPr>
-          <w:b/>
-          <w:bCs/>
-        </w:rPr>
-        <w:t>document.cookie</w:t>
-      </w:r>
-      <w:proofErr w:type="spellEnd"/>
-      <w:r>
-        <w:rPr>
-          <w:b/>
-          <w:bCs/>
-        </w:rPr>
-        <w:t>)&gt;</w:t>
-      </w:r>
-      <w:r>
-        <w:rPr>
-          <w:b/>
-          <w:bCs/>
-        </w:rPr>
-        <w:t xml:space="preserve"> </w:t>
-      </w:r>
       <w:r>
         <w:t>gewoon volledig leeg wordt gemaakt omdat er geen tekst is buiten de HTML tag</w:t>
       </w:r>
@@ -5422,10 +5026,7 @@
         <w:t xml:space="preserve">Het verschil tussen HTML Sanitization en HTML Stripping is dat bij </w:t>
       </w:r>
       <w:r>
-        <w:t>s</w:t>
-      </w:r>
-      <w:r>
-        <w:t xml:space="preserve">anitization </w:t>
+        <w:t xml:space="preserve">sanitization </w:t>
       </w:r>
       <w:r>
         <w:t xml:space="preserve">worden enkel de niet </w:t>
@@ -5437,32 +5038,13 @@
         <w:t xml:space="preserve"> HTML tags verwijderd, bij HTML Stripping worden alle HTML tags verwijderd uit een bepaalde tekst of string.</w:t>
       </w:r>
       <w:r>
-        <w:t xml:space="preserve"> Bij HTML Sanitization functies kan er dus een </w:t>
-      </w:r>
-      <w:proofErr w:type="spellStart"/>
-      <w:r>
-        <w:t>whitelist</w:t>
-      </w:r>
-      <w:proofErr w:type="spellEnd"/>
-      <w:r>
-        <w:t xml:space="preserve"> met </w:t>
-      </w:r>
-      <w:r>
-        <w:t>toegestane</w:t>
-      </w:r>
-      <w:r>
-        <w:t xml:space="preserve"> </w:t>
-      </w:r>
-      <w:r>
-        <w:t xml:space="preserve">HTML tags meegeven worden, de tags in deze </w:t>
-      </w:r>
-      <w:proofErr w:type="spellStart"/>
-      <w:r>
-        <w:t>whitelist</w:t>
-      </w:r>
-      <w:proofErr w:type="spellEnd"/>
-      <w:r>
-        <w:t xml:space="preserve"> zullen dan niet verwijderd worden uit de tekst of string.</w:t>
+        <w:t xml:space="preserve"> Bij HTML Sanitization functies kan er dus een whitelist met </w:t>
+      </w:r>
+      <w:r>
+        <w:t xml:space="preserve">toegestane </w:t>
+      </w:r>
+      <w:r>
+        <w:t>HTML tags meegeven worden, de tags in deze whitelist zullen dan niet verwijderd worden uit de tekst of string.</w:t>
       </w:r>
     </w:p>
     <w:p>
@@ -5481,13 +5063,8 @@
       <w:r>
         <w:t xml:space="preserve"> met </w:t>
       </w:r>
-      <w:proofErr w:type="spellStart"/>
-      <w:r>
-        <w:t>HttpOnly</w:t>
-      </w:r>
-      <w:proofErr w:type="spellEnd"/>
-      <w:r>
-        <w:t xml:space="preserve"> </w:t>
+      <w:r>
+        <w:t xml:space="preserve">HttpOnly </w:t>
       </w:r>
       <w:r>
         <w:t>at</w:t>
@@ -5567,15 +5144,7 @@
         <w:t>hoe de cookie moet gebruikt worden.</w:t>
       </w:r>
       <w:r>
-        <w:t xml:space="preserve"> Zo bestaat er een attribuut genaamd </w:t>
-      </w:r>
-      <w:proofErr w:type="spellStart"/>
-      <w:r>
-        <w:t>HttpOnly</w:t>
-      </w:r>
-      <w:proofErr w:type="spellEnd"/>
-      <w:r>
-        <w:t xml:space="preserve">, </w:t>
+        <w:t xml:space="preserve"> Zo bestaat er een attribuut genaamd HttpOnly, </w:t>
       </w:r>
       <w:r>
         <w:t>dit attribuut verteld aan de browser dat deze cookie niet uitgelezen mag worden via JavaScript. Als er toch geprobeerd wordt om deze cookie uit te lezen via JavaScript, dan doet de browser alsof deze niet bestaat.</w:t>
@@ -5590,29 +5159,11 @@
         <w:t xml:space="preserve">opgeslagen sessie of access token tegen </w:t>
       </w:r>
       <w:r>
-        <w:t xml:space="preserve">token </w:t>
-      </w:r>
-      <w:proofErr w:type="spellStart"/>
-      <w:r>
-        <w:t>theft</w:t>
-      </w:r>
-      <w:proofErr w:type="spellEnd"/>
-      <w:r>
-        <w:t xml:space="preserve"> en </w:t>
-      </w:r>
-      <w:proofErr w:type="spellStart"/>
-      <w:r>
-        <w:t>session</w:t>
-      </w:r>
-      <w:proofErr w:type="spellEnd"/>
-      <w:r>
-        <w:t xml:space="preserve"> </w:t>
-      </w:r>
-      <w:proofErr w:type="spellStart"/>
-      <w:r>
-        <w:t>hijacking</w:t>
-      </w:r>
-      <w:proofErr w:type="spellEnd"/>
+        <w:t xml:space="preserve">token theft en </w:t>
+      </w:r>
+      <w:r>
+        <w:t>session hijacking</w:t>
+      </w:r>
       <w:r>
         <w:t xml:space="preserve"> via XSS</w:t>
       </w:r>
@@ -5625,7 +5176,10 @@
         <w:pStyle w:val="Ondertitel"/>
       </w:pPr>
       <w:r>
-        <w:t>Figuur FXXFF</w:t>
+        <w:t xml:space="preserve">Figuur </w:t>
+      </w:r>
+      <w:r>
+        <w:t>3</w:t>
       </w:r>
     </w:p>
     <w:p>
@@ -5633,15 +5187,7 @@
         <w:t xml:space="preserve">Uitlezen van </w:t>
       </w:r>
       <w:r>
-        <w:t xml:space="preserve">cookie zonder </w:t>
-      </w:r>
-      <w:proofErr w:type="spellStart"/>
-      <w:r>
-        <w:t>HttpOnly</w:t>
-      </w:r>
-      <w:proofErr w:type="spellEnd"/>
-      <w:r>
-        <w:t xml:space="preserve"> attribuut</w:t>
+        <w:t>cookie zonder HttpOnly attribuut</w:t>
       </w:r>
       <w:r>
         <w:t xml:space="preserve"> doormiddel van JavaScript</w:t>
@@ -5652,12 +5198,18 @@
         <w:rPr>
           <w:rStyle w:val="OndertitelChar"/>
         </w:rPr>
-        <w:t>Figuur FXXFF</w:t>
+        <w:t xml:space="preserve">Figuur </w:t>
       </w:r>
       <w:r>
         <w:rPr>
           <w:rStyle w:val="OndertitelChar"/>
         </w:rPr>
+        <w:t>4</w:t>
+      </w:r>
+      <w:r>
+        <w:rPr>
+          <w:rStyle w:val="OndertitelChar"/>
+        </w:rPr>
         <w:br/>
       </w:r>
       <w:r>
@@ -5667,15 +5219,7 @@
         <w:t xml:space="preserve">cookie </w:t>
       </w:r>
       <w:r>
-        <w:t xml:space="preserve">met </w:t>
-      </w:r>
-      <w:proofErr w:type="spellStart"/>
-      <w:r>
-        <w:t>HttpOnly</w:t>
-      </w:r>
-      <w:proofErr w:type="spellEnd"/>
-      <w:r>
-        <w:t xml:space="preserve"> attribuut doormiddel van JavaScript</w:t>
+        <w:t>met HttpOnly attribuut doormiddel van JavaScript</w:t>
       </w:r>
     </w:p>
     <w:p/>
@@ -5797,11 +5341,17 @@
         <w:pStyle w:val="Ondertitel"/>
       </w:pPr>
       <w:r>
-        <w:t>Figuur 3</w:t>
-      </w:r>
-    </w:p>
-    <w:p>
-      <w:r>
+        <w:t xml:space="preserve">Figuur </w:t>
+      </w:r>
+      <w:r>
+        <w:t>5</w:t>
+      </w:r>
+    </w:p>
+    <w:p>
+      <w:r>
+        <w:rPr>
+          <w:noProof/>
+        </w:rPr>
         <w:drawing>
           <wp:anchor distT="0" distB="0" distL="114300" distR="114300" simplePos="0" relativeHeight="251662336" behindDoc="0" locked="0" layoutInCell="1" allowOverlap="1" wp14:anchorId="75F4CF31" wp14:editId="3002523B">
             <wp:simplePos x="0" y="0"/>
@@ -5920,7 +5470,22 @@
         <w:t xml:space="preserve"> door onderaan de zoekbalk te gebruiken</w:t>
       </w:r>
       <w:r>
-        <w:t xml:space="preserve"> of door een query parameter te gebruiken in de URL zoals: </w:t>
+        <w:t xml:space="preserve"> zoals in figuur </w:t>
+      </w:r>
+      <w:r>
+        <w:t xml:space="preserve">5 </w:t>
+      </w:r>
+      <w:r>
+        <w:t xml:space="preserve">of door een query parameter te gebruiken </w:t>
+      </w:r>
+      <w:r>
+        <w:t>in de URL, zoals hieronder</w:t>
+      </w:r>
+      <w:r>
+        <w:t>:</w:t>
+      </w:r>
+      <w:r>
+        <w:br/>
       </w:r>
       <w:hyperlink r:id="rId13" w:history="1">
         <w:r>
@@ -5936,11 +5501,17 @@
         <w:pStyle w:val="Ondertitel"/>
       </w:pPr>
       <w:r>
-        <w:t>Figuur 4</w:t>
-      </w:r>
-    </w:p>
-    <w:p>
-      <w:r>
+        <w:t xml:space="preserve">Figuur </w:t>
+      </w:r>
+      <w:r>
+        <w:t>6</w:t>
+      </w:r>
+    </w:p>
+    <w:p>
+      <w:r>
+        <w:rPr>
+          <w:noProof/>
+        </w:rPr>
         <w:drawing>
           <wp:anchor distT="0" distB="0" distL="114300" distR="114300" simplePos="0" relativeHeight="251664384" behindDoc="0" locked="0" layoutInCell="1" allowOverlap="1" wp14:anchorId="1FC2853A" wp14:editId="6ADB13ED">
             <wp:simplePos x="0" y="0"/>
@@ -6024,7 +5595,10 @@
         <w:pStyle w:val="Ondertitel"/>
       </w:pPr>
       <w:r>
-        <w:t>Figuur 5</w:t>
+        <w:t xml:space="preserve">Figuur </w:t>
+      </w:r>
+      <w:r>
+        <w:t>7</w:t>
       </w:r>
     </w:p>
     <w:p>
@@ -6033,6 +5607,9 @@
         <w:t>Gebruiker krijgt JavaScript pop-up in beeld</w:t>
       </w:r>
       <w:r>
+        <w:rPr>
+          <w:noProof/>
+        </w:rPr>
         <w:drawing>
           <wp:anchor distT="0" distB="0" distL="114300" distR="114300" simplePos="0" relativeHeight="251663360" behindDoc="0" locked="0" layoutInCell="1" allowOverlap="1" wp14:anchorId="111FF04E" wp14:editId="7D1F48B7">
             <wp:simplePos x="0" y="0"/>
@@ -6094,7 +5671,13 @@
     </w:p>
     <w:p>
       <w:r>
-        <w:t>Figuur 4 toont het resultaat aan van hoe het gebruik van een XSS payload als zoekterm in een zoekfunctie kan gebruikt worden.</w:t>
+        <w:t xml:space="preserve">Figuur </w:t>
+      </w:r>
+      <w:r>
+        <w:t>7</w:t>
+      </w:r>
+      <w:r>
+        <w:t xml:space="preserve"> toont het resultaat aan van hoe het gebruik van een XSS payload als zoekterm in een zoekfunctie kan gebruikt worden.</w:t>
       </w:r>
     </w:p>
     <w:p>
@@ -6102,110 +5685,47 @@
         <w:rPr>
           <w:b/>
           <w:bCs/>
-        </w:rPr>
-      </w:pPr>
-      <w:r>
+          <w:lang w:val="en-US"/>
+        </w:rPr>
+      </w:pPr>
+      <w:r>
+        <w:rPr>
+          <w:lang w:val="en-US"/>
+        </w:rPr>
         <w:t xml:space="preserve">De gebruikte payload: </w:t>
       </w:r>
       <w:r>
         <w:rPr>
           <w:b/>
           <w:bCs/>
-        </w:rPr>
-        <w:t>&lt;</w:t>
-      </w:r>
-      <w:proofErr w:type="spellStart"/>
-      <w:r>
-        <w:rPr>
-          <w:b/>
-          <w:bCs/>
-        </w:rPr>
-        <w:t>img</w:t>
-      </w:r>
-      <w:proofErr w:type="spellEnd"/>
-      <w:r>
-        <w:rPr>
-          <w:b/>
-          <w:bCs/>
-        </w:rPr>
-        <w:t xml:space="preserve"> </w:t>
-      </w:r>
-      <w:proofErr w:type="spellStart"/>
-      <w:r>
-        <w:rPr>
-          <w:b/>
-          <w:bCs/>
-        </w:rPr>
-        <w:t>src</w:t>
-      </w:r>
-      <w:proofErr w:type="spellEnd"/>
-      <w:r>
-        <w:rPr>
-          <w:b/>
-          <w:bCs/>
-        </w:rPr>
-        <w:t xml:space="preserve">=x </w:t>
-      </w:r>
-      <w:proofErr w:type="spellStart"/>
-      <w:r>
-        <w:rPr>
-          <w:b/>
-          <w:bCs/>
-        </w:rPr>
-        <w:t>onerror</w:t>
-      </w:r>
-      <w:proofErr w:type="spellEnd"/>
-      <w:r>
-        <w:rPr>
-          <w:b/>
-          <w:bCs/>
-        </w:rPr>
-        <w:t>="alert('</w:t>
-      </w:r>
-      <w:proofErr w:type="spellStart"/>
-      <w:r>
-        <w:rPr>
-          <w:b/>
-          <w:bCs/>
-        </w:rPr>
-        <w:t>This</w:t>
-      </w:r>
-      <w:proofErr w:type="spellEnd"/>
-      <w:r>
-        <w:rPr>
-          <w:b/>
-          <w:bCs/>
-        </w:rPr>
-        <w:t xml:space="preserve"> is </w:t>
-      </w:r>
-      <w:proofErr w:type="spellStart"/>
-      <w:r>
-        <w:rPr>
-          <w:b/>
-          <w:bCs/>
-        </w:rPr>
-        <w:t>an</w:t>
-      </w:r>
-      <w:proofErr w:type="spellEnd"/>
-      <w:r>
-        <w:rPr>
-          <w:b/>
-          <w:bCs/>
-        </w:rPr>
-        <w:t xml:space="preserve"> XSS test!')"&gt;</w:t>
-      </w:r>
-    </w:p>
-    <w:p>
+          <w:lang w:val="en-US"/>
+        </w:rPr>
+        <w:t>&lt;img src=x onerror="alert('This is an XSS test!')"&gt;</w:t>
+      </w:r>
+    </w:p>
+    <w:p>
+      <w:pPr>
+        <w:rPr>
+          <w:lang w:val="en-US"/>
+        </w:rPr>
+      </w:pPr>
       <w:hyperlink r:id="rId16" w:history="1">
         <w:r>
           <w:rPr>
             <w:rStyle w:val="Hyperlink"/>
+            <w:lang w:val="en-US"/>
           </w:rPr>
           <w:t>https://unsafe-app.ian-chains.be/?q=%3Cimg%20src=x%20onerror=%22alert(%27This%20is%20an%20XSS%20test!%27)%22%3E</w:t>
         </w:r>
       </w:hyperlink>
     </w:p>
-    <w:p/>
+    <w:p>
+      <w:pPr>
+        <w:rPr>
+          <w:lang w:val="en-US"/>
+        </w:rPr>
+      </w:pPr>
+    </w:p>
     <w:p>
       <w:pPr>
         <w:pStyle w:val="Kop3"/>
@@ -6225,7 +5745,10 @@
         <w:pStyle w:val="Ondertitel"/>
       </w:pPr>
       <w:r>
-        <w:t>Figuur 6</w:t>
+        <w:t xml:space="preserve">Figuur </w:t>
+      </w:r>
+      <w:r>
+        <w:t>8</w:t>
       </w:r>
     </w:p>
     <w:p>
@@ -6238,7 +5761,10 @@
         <w:pStyle w:val="Ondertitel"/>
       </w:pPr>
       <w:r>
-        <w:t>Figuur 7</w:t>
+        <w:t xml:space="preserve">Figuur </w:t>
+      </w:r>
+      <w:r>
+        <w:t>9</w:t>
       </w:r>
     </w:p>
     <w:p>
@@ -6251,7 +5777,10 @@
         <w:pStyle w:val="Ondertitel"/>
       </w:pPr>
       <w:r>
-        <w:t>Figuur 8</w:t>
+        <w:t xml:space="preserve">Figuur </w:t>
+      </w:r>
+      <w:r>
+        <w:t>10</w:t>
       </w:r>
     </w:p>
     <w:p>
@@ -6264,7 +5793,10 @@
         <w:pStyle w:val="Ondertitel"/>
       </w:pPr>
       <w:r>
-        <w:t>Figuur 9</w:t>
+        <w:t xml:space="preserve">Figuur </w:t>
+      </w:r>
+      <w:r>
+        <w:t>11</w:t>
       </w:r>
     </w:p>
     <w:p>
@@ -6300,14 +5832,12 @@
         <w:t xml:space="preserve"> is er in dit onderzoek voor gekozen om HTML escaping of HTML entity encoding te gebruiken door middel van de escape functie van de </w:t>
       </w:r>
       <w:hyperlink r:id="rId17" w:history="1">
-        <w:proofErr w:type="spellStart"/>
         <w:r>
           <w:rPr>
             <w:rStyle w:val="Hyperlink"/>
           </w:rPr>
           <w:t>MarkupSafe</w:t>
         </w:r>
-        <w:proofErr w:type="spellEnd"/>
       </w:hyperlink>
       <w:r>
         <w:t xml:space="preserve"> module in Python.</w:t>
@@ -6321,15 +5851,7 @@
         <w:t xml:space="preserve">cookie met de </w:t>
       </w:r>
       <w:r>
-        <w:t xml:space="preserve">access token kreeg de extra attribuut </w:t>
-      </w:r>
-      <w:proofErr w:type="spellStart"/>
-      <w:r>
-        <w:t>HttpOnly</w:t>
-      </w:r>
-      <w:proofErr w:type="spellEnd"/>
-      <w:r>
-        <w:t xml:space="preserve"> toegewezen zodat de cookie niet meer </w:t>
+        <w:t xml:space="preserve">access token kreeg de extra attribuut HttpOnly toegewezen zodat de cookie niet meer </w:t>
       </w:r>
       <w:r>
         <w:t>uit leesbaar</w:t>
@@ -6338,15 +5860,7 @@
         <w:t xml:space="preserve"> is via JavaScript, om op deze manier</w:t>
       </w:r>
       <w:r>
-        <w:t xml:space="preserve"> te beschermen tegen token </w:t>
-      </w:r>
-      <w:proofErr w:type="spellStart"/>
-      <w:r>
-        <w:t>theft</w:t>
-      </w:r>
-      <w:proofErr w:type="spellEnd"/>
-      <w:r>
-        <w:t xml:space="preserve"> via XSS.</w:t>
+        <w:t xml:space="preserve"> te beschermen tegen token theft via XSS.</w:t>
       </w:r>
       <w:r>
         <w:br w:type="page"/>
@@ -6380,18 +5894,9 @@
           <w:rFonts w:cs="Arial"/>
           <w:szCs w:val="22"/>
         </w:rPr>
-        <w:t xml:space="preserve">Cross-Site Request </w:t>
-      </w:r>
-      <w:proofErr w:type="spellStart"/>
-      <w:r>
-        <w:rPr>
-          <w:rFonts w:cs="Arial"/>
-          <w:szCs w:val="22"/>
-        </w:rPr>
-        <w:t>Forgery</w:t>
+        <w:t>Cross-Site Request Forgery</w:t>
       </w:r>
       <w:bookmarkEnd w:id="22"/>
-      <w:proofErr w:type="spellEnd"/>
     </w:p>
     <w:p>
       <w:pPr>
@@ -6924,15 +6429,7 @@
         <w:t xml:space="preserve"> </w:t>
       </w:r>
       <w:r>
-        <w:t xml:space="preserve">De browser herkent de </w:t>
-      </w:r>
-      <w:proofErr w:type="spellStart"/>
-      <w:r>
-        <w:t>hostname</w:t>
-      </w:r>
-      <w:proofErr w:type="spellEnd"/>
-      <w:r>
-        <w:t xml:space="preserve"> van de request en linkt deze aan de cookies van d</w:t>
+        <w:t>De browser herkent de hostname van de request en linkt deze aan de cookies van d</w:t>
       </w:r>
       <w:r>
         <w:t>e bank</w:t>
@@ -7028,15 +6525,7 @@
     </w:p>
     <w:p>
       <w:r>
-        <w:t>Moderne browsers maken gebruik van de Same-</w:t>
-      </w:r>
-      <w:proofErr w:type="spellStart"/>
-      <w:r>
-        <w:t>Origin</w:t>
-      </w:r>
-      <w:proofErr w:type="spellEnd"/>
-      <w:r>
-        <w:t xml:space="preserve"> Policy</w:t>
+        <w:t>Moderne browsers maken gebruik van de Same-Origin Policy</w:t>
       </w:r>
       <w:r>
         <w:t xml:space="preserve"> (SOP)</w:t>
@@ -7062,7 +6551,6 @@
       <w:r>
         <w:t xml:space="preserve"> kan uitgewisseld worden als deze </w:t>
       </w:r>
-      <w:proofErr w:type="spellStart"/>
       <w:r>
         <w:t>s</w:t>
       </w:r>
@@ -7075,7 +6563,6 @@
       <w:r>
         <w:t>rigin</w:t>
       </w:r>
-      <w:proofErr w:type="spellEnd"/>
       <w:r>
         <w:rPr>
           <w:rStyle w:val="Voetnootmarkering"/>
@@ -7118,14 +6605,12 @@
       <w:r>
         <w:t>ross-</w:t>
       </w:r>
-      <w:proofErr w:type="spellStart"/>
       <w:r>
         <w:t>o</w:t>
       </w:r>
       <w:r>
         <w:t>rigin</w:t>
       </w:r>
-      <w:proofErr w:type="spellEnd"/>
       <w:r>
         <w:rPr>
           <w:rStyle w:val="Voetnootmarkering"/>
@@ -7153,23 +6638,7 @@
     </w:p>
     <w:p>
       <w:r>
-        <w:t>Cross-</w:t>
-      </w:r>
-      <w:proofErr w:type="spellStart"/>
-      <w:r>
-        <w:t>Origin</w:t>
-      </w:r>
-      <w:proofErr w:type="spellEnd"/>
-      <w:r>
-        <w:t xml:space="preserve"> Resource </w:t>
-      </w:r>
-      <w:proofErr w:type="spellStart"/>
-      <w:r>
-        <w:t>Sharing</w:t>
-      </w:r>
-      <w:proofErr w:type="spellEnd"/>
-      <w:r>
-        <w:t xml:space="preserve"> (CORS) is een uitzondering op SOP, met CORS kan een andere webapp toegang </w:t>
+        <w:t xml:space="preserve">Cross-Origin Resource Sharing (CORS) is een uitzondering op SOP, met CORS kan een andere webapp toegang </w:t>
       </w:r>
       <w:r>
         <w:t>krijgen</w:t>
@@ -7184,15 +6653,7 @@
         <w:t xml:space="preserve"> API</w:t>
       </w:r>
       <w:r>
-        <w:t xml:space="preserve"> als deze cross-</w:t>
-      </w:r>
-      <w:proofErr w:type="spellStart"/>
-      <w:r>
-        <w:t>origin</w:t>
-      </w:r>
-      <w:proofErr w:type="spellEnd"/>
-      <w:r>
-        <w:t xml:space="preserve"> zijn</w:t>
+        <w:t xml:space="preserve"> als deze cross-origin zijn</w:t>
       </w:r>
       <w:r>
         <w:t>.</w:t>
@@ -7217,15 +6678,7 @@
       </w:pPr>
       <w:bookmarkStart w:id="26" w:name="_Toc222751209"/>
       <w:r>
-        <w:t xml:space="preserve">Server Side </w:t>
-      </w:r>
-      <w:proofErr w:type="spellStart"/>
-      <w:r>
-        <w:t>Origin</w:t>
-      </w:r>
-      <w:proofErr w:type="spellEnd"/>
-      <w:r>
-        <w:t xml:space="preserve"> Check</w:t>
+        <w:t>Server Side Origin Check</w:t>
       </w:r>
       <w:bookmarkEnd w:id="26"/>
     </w:p>
@@ -7249,13 +6702,8 @@
       <w:bookmarkEnd w:id="27"/>
     </w:p>
     <w:p>
-      <w:proofErr w:type="spellStart"/>
-      <w:r>
-        <w:t>Signed</w:t>
-      </w:r>
-      <w:proofErr w:type="spellEnd"/>
-      <w:r>
-        <w:t xml:space="preserve"> tokens</w:t>
+      <w:r>
+        <w:t>Signed tokens</w:t>
       </w:r>
     </w:p>
     <w:p>
@@ -7283,15 +6731,7 @@
         <w:t xml:space="preserve">Cookies </w:t>
       </w:r>
       <w:r>
-        <w:t xml:space="preserve">met </w:t>
-      </w:r>
-      <w:proofErr w:type="spellStart"/>
-      <w:r>
-        <w:t>samesite</w:t>
-      </w:r>
-      <w:proofErr w:type="spellEnd"/>
-      <w:r>
-        <w:t xml:space="preserve"> attribuut </w:t>
+        <w:t xml:space="preserve">met samesite attribuut </w:t>
       </w:r>
       <w:r>
         <w:t>eerst uitleggen voor CSRF tokens</w:t>
@@ -7366,13 +6806,8 @@
         <w:t>is tussen al deze verschillende veelvoorkomende beveiligingsproblemen</w:t>
       </w:r>
       <w:r>
-        <w:t xml:space="preserve"> bij REST-</w:t>
-      </w:r>
-      <w:proofErr w:type="spellStart"/>
-      <w:r>
-        <w:t>API’s</w:t>
-      </w:r>
-      <w:proofErr w:type="spellEnd"/>
+        <w:t xml:space="preserve"> bij REST-API’s</w:t>
+      </w:r>
       <w:r>
         <w:t xml:space="preserve">. De </w:t>
       </w:r>
@@ -7726,21 +7161,8 @@
           </w:tcPr>
           <w:p>
             <w:r>
-              <w:t xml:space="preserve">Onveilig API Systeem – </w:t>
-            </w:r>
-            <w:proofErr w:type="spellStart"/>
-            <w:r>
-              <w:t>OpenAPI</w:t>
-            </w:r>
-            <w:proofErr w:type="spellEnd"/>
-            <w:r>
-              <w:t xml:space="preserve"> </w:t>
-            </w:r>
-            <w:proofErr w:type="spellStart"/>
-            <w:r>
-              <w:t>Docs</w:t>
-            </w:r>
-            <w:proofErr w:type="spellEnd"/>
+              <w:t>Onveilig API Systeem – OpenAPI Docs</w:t>
+            </w:r>
           </w:p>
         </w:tc>
         <w:tc>
@@ -7771,15 +7193,7 @@
           </w:tcPr>
           <w:p>
             <w:r>
-              <w:t>Onveilige Webapp (</w:t>
-            </w:r>
-            <w:proofErr w:type="spellStart"/>
-            <w:r>
-              <w:t>Frontend</w:t>
-            </w:r>
-            <w:proofErr w:type="spellEnd"/>
-            <w:r>
-              <w:t>)</w:t>
+              <w:t>Onveilige Webapp (Frontend)</w:t>
             </w:r>
           </w:p>
         </w:tc>
@@ -7862,21 +7276,8 @@
           </w:tcPr>
           <w:p>
             <w:r>
-              <w:t xml:space="preserve">Veilig API Systeem – </w:t>
-            </w:r>
-            <w:proofErr w:type="spellStart"/>
-            <w:r>
-              <w:t>OpenAPI</w:t>
-            </w:r>
-            <w:proofErr w:type="spellEnd"/>
-            <w:r>
-              <w:t xml:space="preserve"> </w:t>
-            </w:r>
-            <w:proofErr w:type="spellStart"/>
-            <w:r>
-              <w:t>Docs</w:t>
-            </w:r>
-            <w:proofErr w:type="spellEnd"/>
+              <w:t>Veilig API Systeem – OpenAPI Docs</w:t>
+            </w:r>
           </w:p>
         </w:tc>
         <w:tc>
@@ -7907,15 +7308,7 @@
           </w:tcPr>
           <w:p>
             <w:r>
-              <w:t>Veilige Webapp (</w:t>
-            </w:r>
-            <w:proofErr w:type="spellStart"/>
-            <w:r>
-              <w:t>Frontend</w:t>
-            </w:r>
-            <w:proofErr w:type="spellEnd"/>
-            <w:r>
-              <w:t>)</w:t>
+              <w:t>Veilige Webapp (Frontend)</w:t>
             </w:r>
           </w:p>
         </w:tc>
@@ -7966,15 +7359,7 @@
           </w:tcPr>
           <w:p>
             <w:r>
-              <w:t xml:space="preserve">CSRF </w:t>
-            </w:r>
-            <w:proofErr w:type="spellStart"/>
-            <w:r>
-              <w:t>Attacker</w:t>
-            </w:r>
-            <w:proofErr w:type="spellEnd"/>
-            <w:r>
-              <w:t xml:space="preserve"> Webapp op Onveilige API</w:t>
+              <w:t>CSRF Attacker Webapp op Onveilige API</w:t>
             </w:r>
           </w:p>
         </w:tc>
@@ -8006,15 +7391,7 @@
           </w:tcPr>
           <w:p>
             <w:r>
-              <w:t xml:space="preserve">CSRF </w:t>
-            </w:r>
-            <w:proofErr w:type="spellStart"/>
-            <w:r>
-              <w:t>Attacker</w:t>
-            </w:r>
-            <w:proofErr w:type="spellEnd"/>
-            <w:r>
-              <w:t xml:space="preserve"> Webapp op Veil</w:t>
+              <w:t>CSRF Attacker Webapp op Veil</w:t>
             </w:r>
             <w:r>
               <w:t>ige API</w:t>
@@ -8440,15 +7817,7 @@
       </mc:AlternateContent>
     </w:r>
     <w:r>
-      <w:t>Ian-</w:t>
-    </w:r>
-    <w:proofErr w:type="spellStart"/>
-    <w:r>
-      <w:t>Chains</w:t>
-    </w:r>
-    <w:proofErr w:type="spellEnd"/>
-    <w:r>
-      <w:t xml:space="preserve"> Baute – </w:t>
+      <w:t xml:space="preserve">Ian-Chains Baute – </w:t>
     </w:r>
     <w:r>
       <w:t>6</w:t>
@@ -14380,6 +13749,7 @@
   <w:style w:type="character" w:default="1" w:styleId="Standaardalinea-lettertype">
     <w:name w:val="Default Paragraph Font"/>
     <w:uiPriority w:val="1"/>
+    <w:semiHidden/>
     <w:unhideWhenUsed/>
   </w:style>
   <w:style w:type="table" w:default="1" w:styleId="Standaardtabel">

--- a/docs/Official/25-26_GDC_Ian_Chains_Baute_6ICWE.docx
+++ b/docs/Official/25-26_GDC_Ian_Chains_Baute_6ICWE.docx
@@ -14,11 +14,8 @@
       <w:bookmarkStart w:id="1" w:name="_Toc196152160"/>
       <w:bookmarkStart w:id="2" w:name="_Toc196172488"/>
       <w:r>
-        <w:rPr>
-          <w:noProof/>
-        </w:rPr>
         <w:drawing>
-          <wp:anchor distT="0" distB="0" distL="114300" distR="114300" simplePos="0" relativeHeight="251658240" behindDoc="0" locked="0" layoutInCell="1" allowOverlap="1" wp14:anchorId="5268361A" wp14:editId="2B009278">
+          <wp:anchor distT="0" distB="0" distL="114300" distR="114300" simplePos="0" relativeHeight="251658240" behindDoc="0" locked="0" layoutInCell="1" allowOverlap="1" wp14:anchorId="5268361A" wp14:editId="58F83585">
             <wp:simplePos x="0" y="0"/>
             <wp:positionH relativeFrom="margin">
               <wp:align>center</wp:align>
@@ -155,8 +152,9 @@
           <w:sz w:val="62"/>
           <w:szCs w:val="62"/>
         </w:rPr>
-        <w:t>bij REST-API’s en hun authenticatiesystemen</w:t>
-      </w:r>
+        <w:t>bij REST-</w:t>
+      </w:r>
+      <w:proofErr w:type="spellStart"/>
       <w:r>
         <w:rPr>
           <w:b/>
@@ -165,8 +163,9 @@
           <w:sz w:val="62"/>
           <w:szCs w:val="62"/>
         </w:rPr>
-        <w:t>, en hoe kunnen deze worden voorkomen</w:t>
-      </w:r>
+        <w:t>API’s</w:t>
+      </w:r>
+      <w:proofErr w:type="spellEnd"/>
       <w:r>
         <w:rPr>
           <w:b/>
@@ -175,6 +174,26 @@
           <w:sz w:val="62"/>
           <w:szCs w:val="62"/>
         </w:rPr>
+        <w:t xml:space="preserve"> en hun authenticatiesystemen</w:t>
+      </w:r>
+      <w:r>
+        <w:rPr>
+          <w:b/>
+          <w:bCs/>
+          <w:color w:val="0A2F41" w:themeColor="accent1" w:themeShade="80"/>
+          <w:sz w:val="62"/>
+          <w:szCs w:val="62"/>
+        </w:rPr>
+        <w:t>, en hoe kunnen deze worden voorkomen</w:t>
+      </w:r>
+      <w:r>
+        <w:rPr>
+          <w:b/>
+          <w:bCs/>
+          <w:color w:val="0A2F41" w:themeColor="accent1" w:themeShade="80"/>
+          <w:sz w:val="62"/>
+          <w:szCs w:val="62"/>
+        </w:rPr>
         <w:t>?</w:t>
       </w:r>
     </w:p>
@@ -274,7 +293,23 @@
           <w:sz w:val="30"/>
           <w:szCs w:val="30"/>
         </w:rPr>
-        <w:t xml:space="preserve">Ian-Chains Baute </w:t>
+        <w:t>Ian-</w:t>
+      </w:r>
+      <w:proofErr w:type="spellStart"/>
+      <w:r>
+        <w:rPr>
+          <w:sz w:val="30"/>
+          <w:szCs w:val="30"/>
+        </w:rPr>
+        <w:t>Chains</w:t>
+      </w:r>
+      <w:proofErr w:type="spellEnd"/>
+      <w:r>
+        <w:rPr>
+          <w:sz w:val="30"/>
+          <w:szCs w:val="30"/>
+        </w:rPr>
+        <w:t xml:space="preserve"> Baute </w:t>
       </w:r>
       <w:r>
         <w:rPr>
@@ -395,7 +430,7 @@
         <w:pStyle w:val="Kop1"/>
       </w:pPr>
       <w:bookmarkStart w:id="3" w:name="_Toc196152162"/>
-      <w:bookmarkStart w:id="4" w:name="_Toc222751190"/>
+      <w:bookmarkStart w:id="4" w:name="_Toc222862643"/>
       <w:r>
         <w:lastRenderedPageBreak/>
         <w:t>Woord vooraf</w:t>
@@ -562,78 +597,82 @@
           <w:rFonts w:cs="Arial"/>
           <w:szCs w:val="22"/>
         </w:rPr>
-        <w:t xml:space="preserve"> gebruik van API’s om data uit te wisselen tussen de gebruiker of andere software systemen en daarbij is de REST-API de meest voorkomende en gebruikte. </w:t>
-      </w:r>
-    </w:p>
-    <w:p>
-      <w:pPr>
+        <w:t xml:space="preserve"> gebruik van </w:t>
+      </w:r>
+      <w:proofErr w:type="spellStart"/>
+      <w:r>
         <w:rPr>
           <w:rFonts w:cs="Arial"/>
           <w:szCs w:val="22"/>
         </w:rPr>
-      </w:pPr>
+        <w:t>API’s</w:t>
+      </w:r>
+      <w:proofErr w:type="spellEnd"/>
       <w:r>
         <w:rPr>
           <w:rFonts w:cs="Arial"/>
           <w:szCs w:val="22"/>
         </w:rPr>
-        <w:t xml:space="preserve">Ik heb zelf al </w:t>
-      </w:r>
-      <w:r>
+        <w:t xml:space="preserve"> om data uit te wisselen tussen de gebruiker of andere software systemen en daarbij is de REST-API de meest voorkomende en gebruikte. </w:t>
+      </w:r>
+    </w:p>
+    <w:p>
+      <w:pPr>
         <w:rPr>
           <w:rFonts w:cs="Arial"/>
           <w:szCs w:val="22"/>
         </w:rPr>
-        <w:t>meerdere keren</w:t>
-      </w:r>
+      </w:pPr>
       <w:r>
         <w:rPr>
           <w:rFonts w:cs="Arial"/>
           <w:szCs w:val="22"/>
         </w:rPr>
-        <w:t xml:space="preserve"> </w:t>
+        <w:t xml:space="preserve">Ik heb zelf al </w:t>
       </w:r>
       <w:r>
         <w:rPr>
           <w:rFonts w:cs="Arial"/>
           <w:szCs w:val="22"/>
         </w:rPr>
-        <w:t>REST-API’s gebruikt in project</w:t>
+        <w:t>meerdere keren</w:t>
       </w:r>
       <w:r>
         <w:rPr>
           <w:rFonts w:cs="Arial"/>
           <w:szCs w:val="22"/>
         </w:rPr>
-        <w:t>en</w:t>
+        <w:t xml:space="preserve"> </w:t>
       </w:r>
       <w:r>
         <w:rPr>
           <w:rFonts w:cs="Arial"/>
           <w:szCs w:val="22"/>
         </w:rPr>
-        <w:t xml:space="preserve"> </w:t>
-      </w:r>
+        <w:t>REST-</w:t>
+      </w:r>
+      <w:proofErr w:type="spellStart"/>
       <w:r>
         <w:rPr>
           <w:rFonts w:cs="Arial"/>
           <w:szCs w:val="22"/>
         </w:rPr>
-        <w:t>voor het uitwisselen van data tussen de gebruiker en de app. M</w:t>
-      </w:r>
+        <w:t>API’s</w:t>
+      </w:r>
+      <w:proofErr w:type="spellEnd"/>
       <w:r>
         <w:rPr>
           <w:rFonts w:cs="Arial"/>
           <w:szCs w:val="22"/>
         </w:rPr>
-        <w:t>aar</w:t>
+        <w:t xml:space="preserve"> gebruikt in project</w:t>
       </w:r>
       <w:r>
         <w:rPr>
           <w:rFonts w:cs="Arial"/>
           <w:szCs w:val="22"/>
         </w:rPr>
-        <w:t xml:space="preserve"> ik heb</w:t>
+        <w:t>en</w:t>
       </w:r>
       <w:r>
         <w:rPr>
@@ -647,134 +686,178 @@
           <w:rFonts w:cs="Arial"/>
           <w:szCs w:val="22"/>
         </w:rPr>
-        <w:t xml:space="preserve">zelf nog </w:t>
+        <w:t>voor het uitwisselen van data tussen de gebruiker en de app. M</w:t>
       </w:r>
       <w:r>
         <w:rPr>
           <w:rFonts w:cs="Arial"/>
           <w:szCs w:val="22"/>
         </w:rPr>
-        <w:t xml:space="preserve">nooit echt stil gestaan bij de beveiliging van </w:t>
+        <w:t>aar</w:t>
       </w:r>
       <w:r>
         <w:rPr>
           <w:rFonts w:cs="Arial"/>
           <w:szCs w:val="22"/>
         </w:rPr>
-        <w:t xml:space="preserve">de </w:t>
+        <w:t xml:space="preserve"> ik heb</w:t>
       </w:r>
       <w:r>
         <w:rPr>
           <w:rFonts w:cs="Arial"/>
           <w:szCs w:val="22"/>
         </w:rPr>
-        <w:t>API</w:t>
+        <w:t xml:space="preserve"> </w:t>
       </w:r>
       <w:r>
         <w:rPr>
           <w:rFonts w:cs="Arial"/>
           <w:szCs w:val="22"/>
         </w:rPr>
-        <w:t xml:space="preserve"> </w:t>
+        <w:t xml:space="preserve">zelf nog </w:t>
       </w:r>
       <w:r>
         <w:rPr>
           <w:rFonts w:cs="Arial"/>
           <w:szCs w:val="22"/>
         </w:rPr>
-        <w:t>v</w:t>
+        <w:t xml:space="preserve">nooit echt stil gestaan bij de beveiliging van </w:t>
       </w:r>
       <w:r>
         <w:rPr>
           <w:rFonts w:cs="Arial"/>
           <w:szCs w:val="22"/>
         </w:rPr>
-        <w:t>oor</w:t>
+        <w:t xml:space="preserve">de </w:t>
       </w:r>
       <w:r>
         <w:rPr>
           <w:rFonts w:cs="Arial"/>
           <w:szCs w:val="22"/>
         </w:rPr>
-        <w:t xml:space="preserve"> mijn projecten. Daarom wil ik in dit onderzoek </w:t>
+        <w:t>API</w:t>
       </w:r>
       <w:r>
         <w:rPr>
           <w:rFonts w:cs="Arial"/>
           <w:szCs w:val="22"/>
         </w:rPr>
-        <w:t>dan ook de nadruk leggen op de beveiliging van een REST-API</w:t>
+        <w:t xml:space="preserve"> </w:t>
       </w:r>
       <w:r>
         <w:rPr>
           <w:rFonts w:cs="Arial"/>
           <w:szCs w:val="22"/>
         </w:rPr>
-        <w:t xml:space="preserve"> systeem</w:t>
+        <w:t>v</w:t>
       </w:r>
       <w:r>
         <w:rPr>
           <w:rFonts w:cs="Arial"/>
           <w:szCs w:val="22"/>
         </w:rPr>
-        <w:t xml:space="preserve"> om bij te leren over welke beveiligingsproblemen er </w:t>
+        <w:t>oor</w:t>
       </w:r>
       <w:r>
         <w:rPr>
           <w:rFonts w:cs="Arial"/>
           <w:szCs w:val="22"/>
         </w:rPr>
-        <w:t xml:space="preserve">vaak aanwezig zijn en hoe </w:t>
+        <w:t xml:space="preserve"> mijn projecten. Daarom wil ik in dit onderzoek </w:t>
       </w:r>
       <w:r>
         <w:rPr>
           <w:rFonts w:cs="Arial"/>
           <w:szCs w:val="22"/>
         </w:rPr>
-        <w:t>ze</w:t>
+        <w:t>dan ook de nadruk leggen op de beveiliging van een REST-API</w:t>
       </w:r>
       <w:r>
         <w:rPr>
           <w:rFonts w:cs="Arial"/>
           <w:szCs w:val="22"/>
         </w:rPr>
-        <w:t xml:space="preserve"> voorkomen kunnen worden.</w:t>
-      </w:r>
-    </w:p>
-    <w:p>
-      <w:pPr>
+        <w:t xml:space="preserve"> systeem</w:t>
+      </w:r>
+      <w:r>
         <w:rPr>
           <w:rFonts w:cs="Arial"/>
           <w:szCs w:val="22"/>
         </w:rPr>
-      </w:pPr>
+        <w:t xml:space="preserve"> om bij te leren over welke beveiligingsproblemen er </w:t>
+      </w:r>
       <w:r>
         <w:rPr>
           <w:rFonts w:cs="Arial"/>
           <w:szCs w:val="22"/>
         </w:rPr>
-        <w:t xml:space="preserve">Dit onderzoek over </w:t>
+        <w:t xml:space="preserve">vaak aanwezig zijn en hoe </w:t>
       </w:r>
       <w:r>
         <w:rPr>
           <w:rFonts w:cs="Arial"/>
           <w:szCs w:val="22"/>
         </w:rPr>
-        <w:t xml:space="preserve">de </w:t>
+        <w:t>ze</w:t>
       </w:r>
       <w:r>
         <w:rPr>
           <w:rFonts w:cs="Arial"/>
           <w:szCs w:val="22"/>
         </w:rPr>
-        <w:t xml:space="preserve">beveiliging </w:t>
-      </w:r>
-      <w:r>
+        <w:t xml:space="preserve"> voorkomen kunnen worden.</w:t>
+      </w:r>
+    </w:p>
+    <w:p>
+      <w:pPr>
         <w:rPr>
           <w:rFonts w:cs="Arial"/>
           <w:szCs w:val="22"/>
         </w:rPr>
-        <w:t xml:space="preserve">van REST-API’s </w:t>
+      </w:pPr>
+      <w:r>
+        <w:rPr>
+          <w:rFonts w:cs="Arial"/>
+          <w:szCs w:val="22"/>
+        </w:rPr>
+        <w:t xml:space="preserve">Dit onderzoek over </w:t>
+      </w:r>
+      <w:r>
+        <w:rPr>
+          <w:rFonts w:cs="Arial"/>
+          <w:szCs w:val="22"/>
+        </w:rPr>
+        <w:t xml:space="preserve">de </w:t>
+      </w:r>
+      <w:r>
+        <w:rPr>
+          <w:rFonts w:cs="Arial"/>
+          <w:szCs w:val="22"/>
+        </w:rPr>
+        <w:t xml:space="preserve">beveiliging </w:t>
+      </w:r>
+      <w:r>
+        <w:rPr>
+          <w:rFonts w:cs="Arial"/>
+          <w:szCs w:val="22"/>
+        </w:rPr>
+        <w:t>van REST-</w:t>
+      </w:r>
+      <w:proofErr w:type="spellStart"/>
+      <w:r>
+        <w:rPr>
+          <w:rFonts w:cs="Arial"/>
+          <w:szCs w:val="22"/>
+        </w:rPr>
+        <w:t>API’s</w:t>
+      </w:r>
+      <w:proofErr w:type="spellEnd"/>
+      <w:r>
+        <w:rPr>
+          <w:rFonts w:cs="Arial"/>
+          <w:szCs w:val="22"/>
+        </w:rPr>
+        <w:t xml:space="preserve"> </w:t>
       </w:r>
       <w:r>
         <w:rPr>
@@ -883,7 +966,7 @@
               <w:lang w:eastAsia="nl-BE"/>
             </w:rPr>
           </w:pPr>
-          <w:hyperlink w:anchor="_Toc222751190" w:history="1">
+          <w:hyperlink w:anchor="_Toc222862643" w:history="1">
             <w:r>
               <w:rPr>
                 <w:rStyle w:val="Hyperlink"/>
@@ -910,7 +993,7 @@
                 <w:noProof/>
                 <w:webHidden/>
               </w:rPr>
-              <w:instrText xml:space="preserve"> PAGEREF _Toc222751190 \h </w:instrText>
+              <w:instrText xml:space="preserve"> PAGEREF _Toc222862643 \h </w:instrText>
             </w:r>
             <w:r>
               <w:rPr>
@@ -954,7 +1037,7 @@
               <w:lang w:eastAsia="nl-BE"/>
             </w:rPr>
           </w:pPr>
-          <w:hyperlink w:anchor="_Toc222751191" w:history="1">
+          <w:hyperlink w:anchor="_Toc222862644" w:history="1">
             <w:r>
               <w:rPr>
                 <w:rStyle w:val="Hyperlink"/>
@@ -981,7 +1064,7 @@
                 <w:noProof/>
                 <w:webHidden/>
               </w:rPr>
-              <w:instrText xml:space="preserve"> PAGEREF _Toc222751191 \h </w:instrText>
+              <w:instrText xml:space="preserve"> PAGEREF _Toc222862644 \h </w:instrText>
             </w:r>
             <w:r>
               <w:rPr>
@@ -1025,7 +1108,7 @@
               <w:lang w:eastAsia="nl-BE"/>
             </w:rPr>
           </w:pPr>
-          <w:hyperlink w:anchor="_Toc222751192" w:history="1">
+          <w:hyperlink w:anchor="_Toc222862645" w:history="1">
             <w:r>
               <w:rPr>
                 <w:rStyle w:val="Hyperlink"/>
@@ -1052,7 +1135,7 @@
                 <w:noProof/>
                 <w:webHidden/>
               </w:rPr>
-              <w:instrText xml:space="preserve"> PAGEREF _Toc222751192 \h </w:instrText>
+              <w:instrText xml:space="preserve"> PAGEREF _Toc222862645 \h </w:instrText>
             </w:r>
             <w:r>
               <w:rPr>
@@ -1097,7 +1180,7 @@
               <w:lang w:eastAsia="nl-BE"/>
             </w:rPr>
           </w:pPr>
-          <w:hyperlink w:anchor="_Toc222751193" w:history="1">
+          <w:hyperlink w:anchor="_Toc222862646" w:history="1">
             <w:r>
               <w:rPr>
                 <w:rStyle w:val="Hyperlink"/>
@@ -1149,7 +1232,7 @@
                 <w:noProof/>
                 <w:webHidden/>
               </w:rPr>
-              <w:instrText xml:space="preserve"> PAGEREF _Toc222751193 \h </w:instrText>
+              <w:instrText xml:space="preserve"> PAGEREF _Toc222862646 \h </w:instrText>
             </w:r>
             <w:r>
               <w:rPr>
@@ -1194,7 +1277,7 @@
               <w:lang w:eastAsia="nl-BE"/>
             </w:rPr>
           </w:pPr>
-          <w:hyperlink w:anchor="_Toc222751194" w:history="1">
+          <w:hyperlink w:anchor="_Toc222862647" w:history="1">
             <w:r>
               <w:rPr>
                 <w:rStyle w:val="Hyperlink"/>
@@ -1237,7 +1320,7 @@
                 <w:noProof/>
                 <w:webHidden/>
               </w:rPr>
-              <w:instrText xml:space="preserve"> PAGEREF _Toc222751194 \h </w:instrText>
+              <w:instrText xml:space="preserve"> PAGEREF _Toc222862647 \h </w:instrText>
             </w:r>
             <w:r>
               <w:rPr>
@@ -1282,7 +1365,7 @@
               <w:lang w:eastAsia="nl-BE"/>
             </w:rPr>
           </w:pPr>
-          <w:hyperlink w:anchor="_Toc222751195" w:history="1">
+          <w:hyperlink w:anchor="_Toc222862648" w:history="1">
             <w:r>
               <w:rPr>
                 <w:rStyle w:val="Hyperlink"/>
@@ -1304,7 +1387,7 @@
                 <w:rStyle w:val="Hyperlink"/>
                 <w:noProof/>
               </w:rPr>
-              <w:t>Reflected XSS</w:t>
+              <w:t>Algemeen</w:t>
             </w:r>
             <w:r>
               <w:rPr>
@@ -1325,7 +1408,7 @@
                 <w:noProof/>
                 <w:webHidden/>
               </w:rPr>
-              <w:instrText xml:space="preserve"> PAGEREF _Toc222751195 \h </w:instrText>
+              <w:instrText xml:space="preserve"> PAGEREF _Toc222862648 \h </w:instrText>
             </w:r>
             <w:r>
               <w:rPr>
@@ -1345,7 +1428,7 @@
                 <w:noProof/>
                 <w:webHidden/>
               </w:rPr>
-              <w:t>6</w:t>
+              <w:t>5</w:t>
             </w:r>
             <w:r>
               <w:rPr>
@@ -1370,7 +1453,7 @@
               <w:lang w:eastAsia="nl-BE"/>
             </w:rPr>
           </w:pPr>
-          <w:hyperlink w:anchor="_Toc222751196" w:history="1">
+          <w:hyperlink w:anchor="_Toc222862649" w:history="1">
             <w:r>
               <w:rPr>
                 <w:rStyle w:val="Hyperlink"/>
@@ -1392,6 +1475,94 @@
                 <w:rStyle w:val="Hyperlink"/>
                 <w:noProof/>
               </w:rPr>
+              <w:t>Reflected XSS</w:t>
+            </w:r>
+            <w:r>
+              <w:rPr>
+                <w:noProof/>
+                <w:webHidden/>
+              </w:rPr>
+              <w:tab/>
+            </w:r>
+            <w:r>
+              <w:rPr>
+                <w:noProof/>
+                <w:webHidden/>
+              </w:rPr>
+              <w:fldChar w:fldCharType="begin"/>
+            </w:r>
+            <w:r>
+              <w:rPr>
+                <w:noProof/>
+                <w:webHidden/>
+              </w:rPr>
+              <w:instrText xml:space="preserve"> PAGEREF _Toc222862649 \h </w:instrText>
+            </w:r>
+            <w:r>
+              <w:rPr>
+                <w:noProof/>
+                <w:webHidden/>
+              </w:rPr>
+            </w:r>
+            <w:r>
+              <w:rPr>
+                <w:noProof/>
+                <w:webHidden/>
+              </w:rPr>
+              <w:fldChar w:fldCharType="separate"/>
+            </w:r>
+            <w:r>
+              <w:rPr>
+                <w:noProof/>
+                <w:webHidden/>
+              </w:rPr>
+              <w:t>6</w:t>
+            </w:r>
+            <w:r>
+              <w:rPr>
+                <w:noProof/>
+                <w:webHidden/>
+              </w:rPr>
+              <w:fldChar w:fldCharType="end"/>
+            </w:r>
+          </w:hyperlink>
+        </w:p>
+        <w:p>
+          <w:pPr>
+            <w:pStyle w:val="Inhopg3"/>
+            <w:tabs>
+              <w:tab w:val="left" w:pos="1200"/>
+              <w:tab w:val="right" w:leader="dot" w:pos="9062"/>
+            </w:tabs>
+            <w:rPr>
+              <w:rFonts w:asciiTheme="minorHAnsi" w:eastAsiaTheme="minorEastAsia" w:hAnsiTheme="minorHAnsi"/>
+              <w:noProof/>
+              <w:sz w:val="24"/>
+              <w:lang w:eastAsia="nl-BE"/>
+            </w:rPr>
+          </w:pPr>
+          <w:hyperlink w:anchor="_Toc222862650" w:history="1">
+            <w:r>
+              <w:rPr>
+                <w:rStyle w:val="Hyperlink"/>
+                <w:noProof/>
+              </w:rPr>
+              <w:t>1.1.3</w:t>
+            </w:r>
+            <w:r>
+              <w:rPr>
+                <w:rFonts w:asciiTheme="minorHAnsi" w:eastAsiaTheme="minorEastAsia" w:hAnsiTheme="minorHAnsi"/>
+                <w:noProof/>
+                <w:sz w:val="24"/>
+                <w:lang w:eastAsia="nl-BE"/>
+              </w:rPr>
+              <w:tab/>
+            </w:r>
+            <w:r>
+              <w:rPr>
+                <w:rStyle w:val="Hyperlink"/>
+                <w:noProof/>
+              </w:rPr>
               <w:t>Stored XSS</w:t>
             </w:r>
             <w:r>
@@ -1413,7 +1584,7 @@
                 <w:noProof/>
                 <w:webHidden/>
               </w:rPr>
-              <w:instrText xml:space="preserve"> PAGEREF _Toc222751196 \h </w:instrText>
+              <w:instrText xml:space="preserve"> PAGEREF _Toc222862650 \h </w:instrText>
             </w:r>
             <w:r>
               <w:rPr>
@@ -1458,7 +1629,7 @@
               <w:lang w:eastAsia="nl-BE"/>
             </w:rPr>
           </w:pPr>
-          <w:hyperlink w:anchor="_Toc222751197" w:history="1">
+          <w:hyperlink w:anchor="_Toc222862651" w:history="1">
             <w:r>
               <w:rPr>
                 <w:rStyle w:val="Hyperlink"/>
@@ -1501,7 +1672,7 @@
                 <w:noProof/>
                 <w:webHidden/>
               </w:rPr>
-              <w:instrText xml:space="preserve"> PAGEREF _Toc222751197 \h </w:instrText>
+              <w:instrText xml:space="preserve"> PAGEREF _Toc222862651 \h </w:instrText>
             </w:r>
             <w:r>
               <w:rPr>
@@ -1546,7 +1717,7 @@
               <w:lang w:eastAsia="nl-BE"/>
             </w:rPr>
           </w:pPr>
-          <w:hyperlink w:anchor="_Toc222751198" w:history="1">
+          <w:hyperlink w:anchor="_Toc222862652" w:history="1">
             <w:r>
               <w:rPr>
                 <w:rStyle w:val="Hyperlink"/>
@@ -1568,7 +1739,7 @@
                 <w:rStyle w:val="Hyperlink"/>
                 <w:noProof/>
               </w:rPr>
-              <w:t>HTML escaping - HTML entity encoding</w:t>
+              <w:t>Algemeen</w:t>
             </w:r>
             <w:r>
               <w:rPr>
@@ -1589,7 +1760,7 @@
                 <w:noProof/>
                 <w:webHidden/>
               </w:rPr>
-              <w:instrText xml:space="preserve"> PAGEREF _Toc222751198 \h </w:instrText>
+              <w:instrText xml:space="preserve"> PAGEREF _Toc222862652 \h </w:instrText>
             </w:r>
             <w:r>
               <w:rPr>
@@ -1634,7 +1805,7 @@
               <w:lang w:eastAsia="nl-BE"/>
             </w:rPr>
           </w:pPr>
-          <w:hyperlink w:anchor="_Toc222751199" w:history="1">
+          <w:hyperlink w:anchor="_Toc222862653" w:history="1">
             <w:r>
               <w:rPr>
                 <w:rStyle w:val="Hyperlink"/>
@@ -1656,7 +1827,7 @@
                 <w:rStyle w:val="Hyperlink"/>
                 <w:noProof/>
               </w:rPr>
-              <w:t>HTML Strippen</w:t>
+              <w:t>HTML escaping - HTML entity encoding</w:t>
             </w:r>
             <w:r>
               <w:rPr>
@@ -1677,7 +1848,7 @@
                 <w:noProof/>
                 <w:webHidden/>
               </w:rPr>
-              <w:instrText xml:space="preserve"> PAGEREF _Toc222751199 \h </w:instrText>
+              <w:instrText xml:space="preserve"> PAGEREF _Toc222862653 \h </w:instrText>
             </w:r>
             <w:r>
               <w:rPr>
@@ -1722,7 +1893,7 @@
               <w:lang w:eastAsia="nl-BE"/>
             </w:rPr>
           </w:pPr>
-          <w:hyperlink w:anchor="_Toc222751200" w:history="1">
+          <w:hyperlink w:anchor="_Toc222862654" w:history="1">
             <w:r>
               <w:rPr>
                 <w:rStyle w:val="Hyperlink"/>
@@ -1744,7 +1915,7 @@
                 <w:rStyle w:val="Hyperlink"/>
                 <w:noProof/>
               </w:rPr>
-              <w:t>Cookies met HttpOnly  attribuut</w:t>
+              <w:t>HTML Sanitization &amp; HTML Stripping</w:t>
             </w:r>
             <w:r>
               <w:rPr>
@@ -1765,7 +1936,7 @@
                 <w:noProof/>
                 <w:webHidden/>
               </w:rPr>
-              <w:instrText xml:space="preserve"> PAGEREF _Toc222751200 \h </w:instrText>
+              <w:instrText xml:space="preserve"> PAGEREF _Toc222862654 \h </w:instrText>
             </w:r>
             <w:r>
               <w:rPr>
@@ -1786,6 +1957,94 @@
                 <w:webHidden/>
               </w:rPr>
               <w:t>7</w:t>
+            </w:r>
+            <w:r>
+              <w:rPr>
+                <w:noProof/>
+                <w:webHidden/>
+              </w:rPr>
+              <w:fldChar w:fldCharType="end"/>
+            </w:r>
+          </w:hyperlink>
+        </w:p>
+        <w:p>
+          <w:pPr>
+            <w:pStyle w:val="Inhopg3"/>
+            <w:tabs>
+              <w:tab w:val="left" w:pos="1200"/>
+              <w:tab w:val="right" w:leader="dot" w:pos="9062"/>
+            </w:tabs>
+            <w:rPr>
+              <w:rFonts w:asciiTheme="minorHAnsi" w:eastAsiaTheme="minorEastAsia" w:hAnsiTheme="minorHAnsi"/>
+              <w:noProof/>
+              <w:sz w:val="24"/>
+              <w:lang w:eastAsia="nl-BE"/>
+            </w:rPr>
+          </w:pPr>
+          <w:hyperlink w:anchor="_Toc222862655" w:history="1">
+            <w:r>
+              <w:rPr>
+                <w:rStyle w:val="Hyperlink"/>
+                <w:noProof/>
+              </w:rPr>
+              <w:t>1.2.4</w:t>
+            </w:r>
+            <w:r>
+              <w:rPr>
+                <w:rFonts w:asciiTheme="minorHAnsi" w:eastAsiaTheme="minorEastAsia" w:hAnsiTheme="minorHAnsi"/>
+                <w:noProof/>
+                <w:sz w:val="24"/>
+                <w:lang w:eastAsia="nl-BE"/>
+              </w:rPr>
+              <w:tab/>
+            </w:r>
+            <w:r>
+              <w:rPr>
+                <w:rStyle w:val="Hyperlink"/>
+                <w:noProof/>
+              </w:rPr>
+              <w:t>Cookies met HttpOnly attribuut</w:t>
+            </w:r>
+            <w:r>
+              <w:rPr>
+                <w:noProof/>
+                <w:webHidden/>
+              </w:rPr>
+              <w:tab/>
+            </w:r>
+            <w:r>
+              <w:rPr>
+                <w:noProof/>
+                <w:webHidden/>
+              </w:rPr>
+              <w:fldChar w:fldCharType="begin"/>
+            </w:r>
+            <w:r>
+              <w:rPr>
+                <w:noProof/>
+                <w:webHidden/>
+              </w:rPr>
+              <w:instrText xml:space="preserve"> PAGEREF _Toc222862655 \h </w:instrText>
+            </w:r>
+            <w:r>
+              <w:rPr>
+                <w:noProof/>
+                <w:webHidden/>
+              </w:rPr>
+            </w:r>
+            <w:r>
+              <w:rPr>
+                <w:noProof/>
+                <w:webHidden/>
+              </w:rPr>
+              <w:fldChar w:fldCharType="separate"/>
+            </w:r>
+            <w:r>
+              <w:rPr>
+                <w:noProof/>
+                <w:webHidden/>
+              </w:rPr>
+              <w:t>8</w:t>
             </w:r>
             <w:r>
               <w:rPr>
@@ -1810,7 +2069,7 @@
               <w:lang w:eastAsia="nl-BE"/>
             </w:rPr>
           </w:pPr>
-          <w:hyperlink w:anchor="_Toc222751201" w:history="1">
+          <w:hyperlink w:anchor="_Toc222862656" w:history="1">
             <w:r>
               <w:rPr>
                 <w:rStyle w:val="Hyperlink"/>
@@ -1853,7 +2112,7 @@
                 <w:noProof/>
                 <w:webHidden/>
               </w:rPr>
-              <w:instrText xml:space="preserve"> PAGEREF _Toc222751201 \h </w:instrText>
+              <w:instrText xml:space="preserve"> PAGEREF _Toc222862656 \h </w:instrText>
             </w:r>
             <w:r>
               <w:rPr>
@@ -1873,7 +2132,7 @@
                 <w:noProof/>
                 <w:webHidden/>
               </w:rPr>
-              <w:t>8</w:t>
+              <w:t>9</w:t>
             </w:r>
             <w:r>
               <w:rPr>
@@ -1898,7 +2157,7 @@
               <w:lang w:eastAsia="nl-BE"/>
             </w:rPr>
           </w:pPr>
-          <w:hyperlink w:anchor="_Toc222751202" w:history="1">
+          <w:hyperlink w:anchor="_Toc222862657" w:history="1">
             <w:r>
               <w:rPr>
                 <w:rStyle w:val="Hyperlink"/>
@@ -1941,7 +2200,7 @@
                 <w:noProof/>
                 <w:webHidden/>
               </w:rPr>
-              <w:instrText xml:space="preserve"> PAGEREF _Toc222751202 \h </w:instrText>
+              <w:instrText xml:space="preserve"> PAGEREF _Toc222862657 \h </w:instrText>
             </w:r>
             <w:r>
               <w:rPr>
@@ -1961,7 +2220,7 @@
                 <w:noProof/>
                 <w:webHidden/>
               </w:rPr>
-              <w:t>8</w:t>
+              <w:t>9</w:t>
             </w:r>
             <w:r>
               <w:rPr>
@@ -1986,7 +2245,7 @@
               <w:lang w:eastAsia="nl-BE"/>
             </w:rPr>
           </w:pPr>
-          <w:hyperlink w:anchor="_Toc222751203" w:history="1">
+          <w:hyperlink w:anchor="_Toc222862658" w:history="1">
             <w:r>
               <w:rPr>
                 <w:rStyle w:val="Hyperlink"/>
@@ -2029,7 +2288,7 @@
                 <w:noProof/>
                 <w:webHidden/>
               </w:rPr>
-              <w:instrText xml:space="preserve"> PAGEREF _Toc222751203 \h </w:instrText>
+              <w:instrText xml:space="preserve"> PAGEREF _Toc222862658 \h </w:instrText>
             </w:r>
             <w:r>
               <w:rPr>
@@ -2049,7 +2308,7 @@
                 <w:noProof/>
                 <w:webHidden/>
               </w:rPr>
-              <w:t>8</w:t>
+              <w:t>10</w:t>
             </w:r>
             <w:r>
               <w:rPr>
@@ -2074,7 +2333,7 @@
               <w:lang w:eastAsia="nl-BE"/>
             </w:rPr>
           </w:pPr>
-          <w:hyperlink w:anchor="_Toc222751204" w:history="1">
+          <w:hyperlink w:anchor="_Toc222862659" w:history="1">
             <w:r>
               <w:rPr>
                 <w:rStyle w:val="Hyperlink"/>
@@ -2117,7 +2376,7 @@
                 <w:noProof/>
                 <w:webHidden/>
               </w:rPr>
-              <w:instrText xml:space="preserve"> PAGEREF _Toc222751204 \h </w:instrText>
+              <w:instrText xml:space="preserve"> PAGEREF _Toc222862659 \h </w:instrText>
             </w:r>
             <w:r>
               <w:rPr>
@@ -2137,7 +2396,7 @@
                 <w:noProof/>
                 <w:webHidden/>
               </w:rPr>
-              <w:t>8</w:t>
+              <w:t>12</w:t>
             </w:r>
             <w:r>
               <w:rPr>
@@ -2162,7 +2421,7 @@
               <w:lang w:eastAsia="nl-BE"/>
             </w:rPr>
           </w:pPr>
-          <w:hyperlink w:anchor="_Toc222751205" w:history="1">
+          <w:hyperlink w:anchor="_Toc222862660" w:history="1">
             <w:r>
               <w:rPr>
                 <w:rStyle w:val="Hyperlink"/>
@@ -2214,7 +2473,7 @@
                 <w:noProof/>
                 <w:webHidden/>
               </w:rPr>
-              <w:instrText xml:space="preserve"> PAGEREF _Toc222751205 \h </w:instrText>
+              <w:instrText xml:space="preserve"> PAGEREF _Toc222862660 \h </w:instrText>
             </w:r>
             <w:r>
               <w:rPr>
@@ -2234,7 +2493,7 @@
                 <w:noProof/>
                 <w:webHidden/>
               </w:rPr>
-              <w:t>9</w:t>
+              <w:t>13</w:t>
             </w:r>
             <w:r>
               <w:rPr>
@@ -2259,7 +2518,7 @@
               <w:lang w:eastAsia="nl-BE"/>
             </w:rPr>
           </w:pPr>
-          <w:hyperlink w:anchor="_Toc222751206" w:history="1">
+          <w:hyperlink w:anchor="_Toc222862661" w:history="1">
             <w:r>
               <w:rPr>
                 <w:rStyle w:val="Hyperlink"/>
@@ -2302,7 +2561,7 @@
                 <w:noProof/>
                 <w:webHidden/>
               </w:rPr>
-              <w:instrText xml:space="preserve"> PAGEREF _Toc222751206 \h </w:instrText>
+              <w:instrText xml:space="preserve"> PAGEREF _Toc222862661 \h </w:instrText>
             </w:r>
             <w:r>
               <w:rPr>
@@ -2322,7 +2581,271 @@
                 <w:noProof/>
                 <w:webHidden/>
               </w:rPr>
-              <w:t>9</w:t>
+              <w:t>13</w:t>
+            </w:r>
+            <w:r>
+              <w:rPr>
+                <w:noProof/>
+                <w:webHidden/>
+              </w:rPr>
+              <w:fldChar w:fldCharType="end"/>
+            </w:r>
+          </w:hyperlink>
+        </w:p>
+        <w:p>
+          <w:pPr>
+            <w:pStyle w:val="Inhopg3"/>
+            <w:tabs>
+              <w:tab w:val="left" w:pos="1200"/>
+              <w:tab w:val="right" w:leader="dot" w:pos="9062"/>
+            </w:tabs>
+            <w:rPr>
+              <w:rFonts w:asciiTheme="minorHAnsi" w:eastAsiaTheme="minorEastAsia" w:hAnsiTheme="minorHAnsi"/>
+              <w:noProof/>
+              <w:sz w:val="24"/>
+              <w:lang w:eastAsia="nl-BE"/>
+            </w:rPr>
+          </w:pPr>
+          <w:hyperlink w:anchor="_Toc222862662" w:history="1">
+            <w:r>
+              <w:rPr>
+                <w:rStyle w:val="Hyperlink"/>
+                <w:noProof/>
+              </w:rPr>
+              <w:t>2.1.1</w:t>
+            </w:r>
+            <w:r>
+              <w:rPr>
+                <w:rFonts w:asciiTheme="minorHAnsi" w:eastAsiaTheme="minorEastAsia" w:hAnsiTheme="minorHAnsi"/>
+                <w:noProof/>
+                <w:sz w:val="24"/>
+                <w:lang w:eastAsia="nl-BE"/>
+              </w:rPr>
+              <w:tab/>
+            </w:r>
+            <w:r>
+              <w:rPr>
+                <w:rStyle w:val="Hyperlink"/>
+                <w:noProof/>
+              </w:rPr>
+              <w:t>Algemeen</w:t>
+            </w:r>
+            <w:r>
+              <w:rPr>
+                <w:noProof/>
+                <w:webHidden/>
+              </w:rPr>
+              <w:tab/>
+            </w:r>
+            <w:r>
+              <w:rPr>
+                <w:noProof/>
+                <w:webHidden/>
+              </w:rPr>
+              <w:fldChar w:fldCharType="begin"/>
+            </w:r>
+            <w:r>
+              <w:rPr>
+                <w:noProof/>
+                <w:webHidden/>
+              </w:rPr>
+              <w:instrText xml:space="preserve"> PAGEREF _Toc222862662 \h </w:instrText>
+            </w:r>
+            <w:r>
+              <w:rPr>
+                <w:noProof/>
+                <w:webHidden/>
+              </w:rPr>
+            </w:r>
+            <w:r>
+              <w:rPr>
+                <w:noProof/>
+                <w:webHidden/>
+              </w:rPr>
+              <w:fldChar w:fldCharType="separate"/>
+            </w:r>
+            <w:r>
+              <w:rPr>
+                <w:noProof/>
+                <w:webHidden/>
+              </w:rPr>
+              <w:t>13</w:t>
+            </w:r>
+            <w:r>
+              <w:rPr>
+                <w:noProof/>
+                <w:webHidden/>
+              </w:rPr>
+              <w:fldChar w:fldCharType="end"/>
+            </w:r>
+          </w:hyperlink>
+        </w:p>
+        <w:p>
+          <w:pPr>
+            <w:pStyle w:val="Inhopg3"/>
+            <w:tabs>
+              <w:tab w:val="left" w:pos="1200"/>
+              <w:tab w:val="right" w:leader="dot" w:pos="9062"/>
+            </w:tabs>
+            <w:rPr>
+              <w:rFonts w:asciiTheme="minorHAnsi" w:eastAsiaTheme="minorEastAsia" w:hAnsiTheme="minorHAnsi"/>
+              <w:noProof/>
+              <w:sz w:val="24"/>
+              <w:lang w:eastAsia="nl-BE"/>
+            </w:rPr>
+          </w:pPr>
+          <w:hyperlink w:anchor="_Toc222862663" w:history="1">
+            <w:r>
+              <w:rPr>
+                <w:rStyle w:val="Hyperlink"/>
+                <w:noProof/>
+              </w:rPr>
+              <w:t>2.1.2</w:t>
+            </w:r>
+            <w:r>
+              <w:rPr>
+                <w:rFonts w:asciiTheme="minorHAnsi" w:eastAsiaTheme="minorEastAsia" w:hAnsiTheme="minorHAnsi"/>
+                <w:noProof/>
+                <w:sz w:val="24"/>
+                <w:lang w:eastAsia="nl-BE"/>
+              </w:rPr>
+              <w:tab/>
+            </w:r>
+            <w:r>
+              <w:rPr>
+                <w:rStyle w:val="Hyperlink"/>
+                <w:noProof/>
+              </w:rPr>
+              <w:t>Voorbeeld Normaal Request</w:t>
+            </w:r>
+            <w:r>
+              <w:rPr>
+                <w:noProof/>
+                <w:webHidden/>
+              </w:rPr>
+              <w:tab/>
+            </w:r>
+            <w:r>
+              <w:rPr>
+                <w:noProof/>
+                <w:webHidden/>
+              </w:rPr>
+              <w:fldChar w:fldCharType="begin"/>
+            </w:r>
+            <w:r>
+              <w:rPr>
+                <w:noProof/>
+                <w:webHidden/>
+              </w:rPr>
+              <w:instrText xml:space="preserve"> PAGEREF _Toc222862663 \h </w:instrText>
+            </w:r>
+            <w:r>
+              <w:rPr>
+                <w:noProof/>
+                <w:webHidden/>
+              </w:rPr>
+            </w:r>
+            <w:r>
+              <w:rPr>
+                <w:noProof/>
+                <w:webHidden/>
+              </w:rPr>
+              <w:fldChar w:fldCharType="separate"/>
+            </w:r>
+            <w:r>
+              <w:rPr>
+                <w:noProof/>
+                <w:webHidden/>
+              </w:rPr>
+              <w:t>13</w:t>
+            </w:r>
+            <w:r>
+              <w:rPr>
+                <w:noProof/>
+                <w:webHidden/>
+              </w:rPr>
+              <w:fldChar w:fldCharType="end"/>
+            </w:r>
+          </w:hyperlink>
+        </w:p>
+        <w:p>
+          <w:pPr>
+            <w:pStyle w:val="Inhopg3"/>
+            <w:tabs>
+              <w:tab w:val="left" w:pos="1200"/>
+              <w:tab w:val="right" w:leader="dot" w:pos="9062"/>
+            </w:tabs>
+            <w:rPr>
+              <w:rFonts w:asciiTheme="minorHAnsi" w:eastAsiaTheme="minorEastAsia" w:hAnsiTheme="minorHAnsi"/>
+              <w:noProof/>
+              <w:sz w:val="24"/>
+              <w:lang w:eastAsia="nl-BE"/>
+            </w:rPr>
+          </w:pPr>
+          <w:hyperlink w:anchor="_Toc222862664" w:history="1">
+            <w:r>
+              <w:rPr>
+                <w:rStyle w:val="Hyperlink"/>
+                <w:noProof/>
+              </w:rPr>
+              <w:t>2.1.3</w:t>
+            </w:r>
+            <w:r>
+              <w:rPr>
+                <w:rFonts w:asciiTheme="minorHAnsi" w:eastAsiaTheme="minorEastAsia" w:hAnsiTheme="minorHAnsi"/>
+                <w:noProof/>
+                <w:sz w:val="24"/>
+                <w:lang w:eastAsia="nl-BE"/>
+              </w:rPr>
+              <w:tab/>
+            </w:r>
+            <w:r>
+              <w:rPr>
+                <w:rStyle w:val="Hyperlink"/>
+                <w:noProof/>
+              </w:rPr>
+              <w:t>Voorbeeld CSRF</w:t>
+            </w:r>
+            <w:r>
+              <w:rPr>
+                <w:noProof/>
+                <w:webHidden/>
+              </w:rPr>
+              <w:tab/>
+            </w:r>
+            <w:r>
+              <w:rPr>
+                <w:noProof/>
+                <w:webHidden/>
+              </w:rPr>
+              <w:fldChar w:fldCharType="begin"/>
+            </w:r>
+            <w:r>
+              <w:rPr>
+                <w:noProof/>
+                <w:webHidden/>
+              </w:rPr>
+              <w:instrText xml:space="preserve"> PAGEREF _Toc222862664 \h </w:instrText>
+            </w:r>
+            <w:r>
+              <w:rPr>
+                <w:noProof/>
+                <w:webHidden/>
+              </w:rPr>
+            </w:r>
+            <w:r>
+              <w:rPr>
+                <w:noProof/>
+                <w:webHidden/>
+              </w:rPr>
+              <w:fldChar w:fldCharType="separate"/>
+            </w:r>
+            <w:r>
+              <w:rPr>
+                <w:noProof/>
+                <w:webHidden/>
+              </w:rPr>
+              <w:t>14</w:t>
             </w:r>
             <w:r>
               <w:rPr>
@@ -2347,7 +2870,7 @@
               <w:lang w:eastAsia="nl-BE"/>
             </w:rPr>
           </w:pPr>
-          <w:hyperlink w:anchor="_Toc222751207" w:history="1">
+          <w:hyperlink w:anchor="_Toc222862665" w:history="1">
             <w:r>
               <w:rPr>
                 <w:rStyle w:val="Hyperlink"/>
@@ -2390,7 +2913,7 @@
                 <w:noProof/>
                 <w:webHidden/>
               </w:rPr>
-              <w:instrText xml:space="preserve"> PAGEREF _Toc222751207 \h </w:instrText>
+              <w:instrText xml:space="preserve"> PAGEREF _Toc222862665 \h </w:instrText>
             </w:r>
             <w:r>
               <w:rPr>
@@ -2410,7 +2933,7 @@
                 <w:noProof/>
                 <w:webHidden/>
               </w:rPr>
-              <w:t>10</w:t>
+              <w:t>15</w:t>
             </w:r>
             <w:r>
               <w:rPr>
@@ -2435,7 +2958,7 @@
               <w:lang w:eastAsia="nl-BE"/>
             </w:rPr>
           </w:pPr>
-          <w:hyperlink w:anchor="_Toc222751208" w:history="1">
+          <w:hyperlink w:anchor="_Toc222862666" w:history="1">
             <w:r>
               <w:rPr>
                 <w:rStyle w:val="Hyperlink"/>
@@ -2478,7 +3001,7 @@
                 <w:noProof/>
                 <w:webHidden/>
               </w:rPr>
-              <w:instrText xml:space="preserve"> PAGEREF _Toc222751208 \h </w:instrText>
+              <w:instrText xml:space="preserve"> PAGEREF _Toc222862666 \h </w:instrText>
             </w:r>
             <w:r>
               <w:rPr>
@@ -2498,7 +3021,7 @@
                 <w:noProof/>
                 <w:webHidden/>
               </w:rPr>
-              <w:t>10</w:t>
+              <w:t>15</w:t>
             </w:r>
             <w:r>
               <w:rPr>
@@ -2523,7 +3046,7 @@
               <w:lang w:eastAsia="nl-BE"/>
             </w:rPr>
           </w:pPr>
-          <w:hyperlink w:anchor="_Toc222751209" w:history="1">
+          <w:hyperlink w:anchor="_Toc222862667" w:history="1">
             <w:r>
               <w:rPr>
                 <w:rStyle w:val="Hyperlink"/>
@@ -2566,7 +3089,7 @@
                 <w:noProof/>
                 <w:webHidden/>
               </w:rPr>
-              <w:instrText xml:space="preserve"> PAGEREF _Toc222751209 \h </w:instrText>
+              <w:instrText xml:space="preserve"> PAGEREF _Toc222862667 \h </w:instrText>
             </w:r>
             <w:r>
               <w:rPr>
@@ -2586,7 +3109,7 @@
                 <w:noProof/>
                 <w:webHidden/>
               </w:rPr>
-              <w:t>11</w:t>
+              <w:t>15</w:t>
             </w:r>
             <w:r>
               <w:rPr>
@@ -2611,7 +3134,7 @@
               <w:lang w:eastAsia="nl-BE"/>
             </w:rPr>
           </w:pPr>
-          <w:hyperlink w:anchor="_Toc222751210" w:history="1">
+          <w:hyperlink w:anchor="_Toc222862668" w:history="1">
             <w:r>
               <w:rPr>
                 <w:rStyle w:val="Hyperlink"/>
@@ -2654,7 +3177,7 @@
                 <w:noProof/>
                 <w:webHidden/>
               </w:rPr>
-              <w:instrText xml:space="preserve"> PAGEREF _Toc222751210 \h </w:instrText>
+              <w:instrText xml:space="preserve"> PAGEREF _Toc222862668 \h </w:instrText>
             </w:r>
             <w:r>
               <w:rPr>
@@ -2674,7 +3197,7 @@
                 <w:noProof/>
                 <w:webHidden/>
               </w:rPr>
-              <w:t>11</w:t>
+              <w:t>15</w:t>
             </w:r>
             <w:r>
               <w:rPr>
@@ -2699,7 +3222,7 @@
               <w:lang w:eastAsia="nl-BE"/>
             </w:rPr>
           </w:pPr>
-          <w:hyperlink w:anchor="_Toc222751211" w:history="1">
+          <w:hyperlink w:anchor="_Toc222862669" w:history="1">
             <w:r>
               <w:rPr>
                 <w:rStyle w:val="Hyperlink"/>
@@ -2742,7 +3265,7 @@
                 <w:noProof/>
                 <w:webHidden/>
               </w:rPr>
-              <w:instrText xml:space="preserve"> PAGEREF _Toc222751211 \h </w:instrText>
+              <w:instrText xml:space="preserve"> PAGEREF _Toc222862669 \h </w:instrText>
             </w:r>
             <w:r>
               <w:rPr>
@@ -2762,95 +3285,7 @@
                 <w:noProof/>
                 <w:webHidden/>
               </w:rPr>
-              <w:t>11</w:t>
-            </w:r>
-            <w:r>
-              <w:rPr>
-                <w:noProof/>
-                <w:webHidden/>
-              </w:rPr>
-              <w:fldChar w:fldCharType="end"/>
-            </w:r>
-          </w:hyperlink>
-        </w:p>
-        <w:p>
-          <w:pPr>
-            <w:pStyle w:val="Inhopg1"/>
-            <w:tabs>
-              <w:tab w:val="left" w:pos="440"/>
-              <w:tab w:val="right" w:leader="dot" w:pos="9062"/>
-            </w:tabs>
-            <w:rPr>
-              <w:rFonts w:asciiTheme="minorHAnsi" w:eastAsiaTheme="minorEastAsia" w:hAnsiTheme="minorHAnsi"/>
-              <w:noProof/>
-              <w:sz w:val="24"/>
-              <w:lang w:eastAsia="nl-BE"/>
-            </w:rPr>
-          </w:pPr>
-          <w:hyperlink w:anchor="_Toc222751212" w:history="1">
-            <w:r>
-              <w:rPr>
-                <w:rStyle w:val="Hyperlink"/>
-                <w:noProof/>
-              </w:rPr>
-              <w:t>3</w:t>
-            </w:r>
-            <w:r>
-              <w:rPr>
-                <w:rFonts w:asciiTheme="minorHAnsi" w:eastAsiaTheme="minorEastAsia" w:hAnsiTheme="minorHAnsi"/>
-                <w:noProof/>
-                <w:sz w:val="24"/>
-                <w:lang w:eastAsia="nl-BE"/>
-              </w:rPr>
-              <w:tab/>
-            </w:r>
-            <w:r>
-              <w:rPr>
-                <w:rStyle w:val="Hyperlink"/>
-                <w:noProof/>
-              </w:rPr>
-              <w:t>Improper Input Validation</w:t>
-            </w:r>
-            <w:r>
-              <w:rPr>
-                <w:noProof/>
-                <w:webHidden/>
-              </w:rPr>
-              <w:tab/>
-            </w:r>
-            <w:r>
-              <w:rPr>
-                <w:noProof/>
-                <w:webHidden/>
-              </w:rPr>
-              <w:fldChar w:fldCharType="begin"/>
-            </w:r>
-            <w:r>
-              <w:rPr>
-                <w:noProof/>
-                <w:webHidden/>
-              </w:rPr>
-              <w:instrText xml:space="preserve"> PAGEREF _Toc222751212 \h </w:instrText>
-            </w:r>
-            <w:r>
-              <w:rPr>
-                <w:noProof/>
-                <w:webHidden/>
-              </w:rPr>
-            </w:r>
-            <w:r>
-              <w:rPr>
-                <w:noProof/>
-                <w:webHidden/>
-              </w:rPr>
-              <w:fldChar w:fldCharType="separate"/>
-            </w:r>
-            <w:r>
-              <w:rPr>
-                <w:noProof/>
-                <w:webHidden/>
-              </w:rPr>
-              <w:t>11</w:t>
+              <w:t>15</w:t>
             </w:r>
             <w:r>
               <w:rPr>
@@ -2874,7 +3309,7 @@
               <w:lang w:eastAsia="nl-BE"/>
             </w:rPr>
           </w:pPr>
-          <w:hyperlink w:anchor="_Toc222751213" w:history="1">
+          <w:hyperlink w:anchor="_Toc222862670" w:history="1">
             <w:r>
               <w:rPr>
                 <w:rStyle w:val="Hyperlink"/>
@@ -2901,7 +3336,7 @@
                 <w:noProof/>
                 <w:webHidden/>
               </w:rPr>
-              <w:instrText xml:space="preserve"> PAGEREF _Toc222751213 \h </w:instrText>
+              <w:instrText xml:space="preserve"> PAGEREF _Toc222862670 \h </w:instrText>
             </w:r>
             <w:r>
               <w:rPr>
@@ -2921,7 +3356,7 @@
                 <w:noProof/>
                 <w:webHidden/>
               </w:rPr>
-              <w:t>12</w:t>
+              <w:t>16</w:t>
             </w:r>
             <w:r>
               <w:rPr>
@@ -2945,7 +3380,7 @@
               <w:lang w:eastAsia="nl-BE"/>
             </w:rPr>
           </w:pPr>
-          <w:hyperlink w:anchor="_Toc222751214" w:history="1">
+          <w:hyperlink w:anchor="_Toc222862671" w:history="1">
             <w:r>
               <w:rPr>
                 <w:rStyle w:val="Hyperlink"/>
@@ -2972,7 +3407,7 @@
                 <w:noProof/>
                 <w:webHidden/>
               </w:rPr>
-              <w:instrText xml:space="preserve"> PAGEREF _Toc222751214 \h </w:instrText>
+              <w:instrText xml:space="preserve"> PAGEREF _Toc222862671 \h </w:instrText>
             </w:r>
             <w:r>
               <w:rPr>
@@ -2992,7 +3427,7 @@
                 <w:noProof/>
                 <w:webHidden/>
               </w:rPr>
-              <w:t>13</w:t>
+              <w:t>17</w:t>
             </w:r>
             <w:r>
               <w:rPr>
@@ -3016,7 +3451,7 @@
               <w:lang w:eastAsia="nl-BE"/>
             </w:rPr>
           </w:pPr>
-          <w:hyperlink w:anchor="_Toc222751215" w:history="1">
+          <w:hyperlink w:anchor="_Toc222862672" w:history="1">
             <w:r>
               <w:rPr>
                 <w:rStyle w:val="Hyperlink"/>
@@ -3043,7 +3478,7 @@
                 <w:noProof/>
                 <w:webHidden/>
               </w:rPr>
-              <w:instrText xml:space="preserve"> PAGEREF _Toc222751215 \h </w:instrText>
+              <w:instrText xml:space="preserve"> PAGEREF _Toc222862672 \h </w:instrText>
             </w:r>
             <w:r>
               <w:rPr>
@@ -3063,7 +3498,7 @@
                 <w:noProof/>
                 <w:webHidden/>
               </w:rPr>
-              <w:t>13</w:t>
+              <w:t>17</w:t>
             </w:r>
             <w:r>
               <w:rPr>
@@ -3104,7 +3539,7 @@
       <w:pPr>
         <w:pStyle w:val="Kop1"/>
       </w:pPr>
-      <w:bookmarkStart w:id="6" w:name="_Toc222751191"/>
+      <w:bookmarkStart w:id="6" w:name="_Toc222862644"/>
       <w:r>
         <w:lastRenderedPageBreak/>
         <w:t>Inleiding</w:t>
@@ -3147,8 +3582,13 @@
         <w:t>2</w:t>
       </w:r>
       <w:r>
-        <w:t xml:space="preserve"> veelvoorkomende beveiligingsproblemen bij REST-API’s</w:t>
-      </w:r>
+        <w:t xml:space="preserve"> veelvoorkomende beveiligingsproblemen bij REST-</w:t>
+      </w:r>
+      <w:proofErr w:type="spellStart"/>
+      <w:r>
+        <w:t>API’s</w:t>
+      </w:r>
+      <w:proofErr w:type="spellEnd"/>
       <w:r>
         <w:rPr>
           <w:rStyle w:val="Voetnootmarkering"/>
@@ -3176,13 +3616,26 @@
         <w:t xml:space="preserve">onderzocht </w:t>
       </w:r>
       <w:r>
-        <w:t xml:space="preserve">worden zijn: Cross-Site Scripting (XSS), Cross-Site Request Forgery (CSRF) en </w:t>
-      </w:r>
+        <w:t xml:space="preserve">worden zijn: Cross-Site Scripting (XSS), Cross-Site Request </w:t>
+      </w:r>
+      <w:proofErr w:type="spellStart"/>
+      <w:r>
+        <w:t>Forgery</w:t>
+      </w:r>
+      <w:proofErr w:type="spellEnd"/>
+      <w:r>
+        <w:t xml:space="preserve"> (CSRF) en </w:t>
+      </w:r>
+      <w:proofErr w:type="spellStart"/>
       <w:r>
         <w:t>i</w:t>
       </w:r>
       <w:r>
-        <w:t xml:space="preserve">mproper </w:t>
+        <w:t>mproper</w:t>
+      </w:r>
+      <w:proofErr w:type="spellEnd"/>
+      <w:r>
+        <w:t xml:space="preserve"> </w:t>
       </w:r>
       <w:r>
         <w:t>i</w:t>
@@ -3190,11 +3643,16 @@
       <w:r>
         <w:t xml:space="preserve">nput </w:t>
       </w:r>
+      <w:proofErr w:type="spellStart"/>
       <w:r>
         <w:t>v</w:t>
       </w:r>
       <w:r>
-        <w:t xml:space="preserve">alidation. </w:t>
+        <w:t>alidation</w:t>
+      </w:r>
+      <w:proofErr w:type="spellEnd"/>
+      <w:r>
+        <w:t xml:space="preserve">. </w:t>
       </w:r>
       <w:r>
         <w:t>Het 1</w:t>
@@ -3299,7 +3757,15 @@
         <w:t xml:space="preserve"> repository, de link naar de repository is opgenomen in de bijlagen van dit werk.</w:t>
       </w:r>
       <w:r>
-        <w:t xml:space="preserve"> Bij het praktische gedeelte is er gebruik gemaakt van Python en FastAPI om een API systeem op te zetten, meer informatie over de gebruikte technologiestack kan terug gevonden worden in de repository.</w:t>
+        <w:t xml:space="preserve"> Bij het praktische gedeelte is er gebruik gemaakt van Python en </w:t>
+      </w:r>
+      <w:proofErr w:type="spellStart"/>
+      <w:r>
+        <w:t>FastAPI</w:t>
+      </w:r>
+      <w:proofErr w:type="spellEnd"/>
+      <w:r>
+        <w:t xml:space="preserve"> om een API systeem op te zetten, meer informatie over de gebruikte technologiestack kan terug gevonden worden in de repository.</w:t>
       </w:r>
     </w:p>
     <w:p>
@@ -3324,7 +3790,7 @@
         <w:pStyle w:val="Kop1"/>
       </w:pPr>
       <w:bookmarkStart w:id="7" w:name="_Toc196152164"/>
-      <w:bookmarkStart w:id="8" w:name="_Toc222751192"/>
+      <w:bookmarkStart w:id="8" w:name="_Toc222862645"/>
       <w:r>
         <w:lastRenderedPageBreak/>
         <w:t>Afkortingen</w:t>
@@ -3365,9 +3831,6 @@
     <w:p>
       <w:pPr>
         <w:pStyle w:val="afkorting"/>
-        <w:rPr>
-          <w:lang w:val="en-US"/>
-        </w:rPr>
       </w:pPr>
       <w:r>
         <w:t>i.v.m.</w:t>
@@ -3377,37 +3840,20 @@
       </w:r>
       <w:r>
         <w:tab/>
-      </w:r>
-      <w:r>
-        <w:rPr>
-          <w:lang w:val="en-US"/>
-        </w:rPr>
         <w:t>in verband met</w:t>
       </w:r>
     </w:p>
     <w:p>
       <w:pPr>
         <w:pStyle w:val="afkorting"/>
-        <w:rPr>
-          <w:lang w:val="en-US"/>
-        </w:rPr>
-      </w:pPr>
-      <w:r>
-        <w:rPr>
-          <w:lang w:val="en-US"/>
-        </w:rPr>
+      </w:pPr>
+      <w:r>
         <w:t>API</w:t>
       </w:r>
       <w:r>
-        <w:rPr>
-          <w:lang w:val="en-US"/>
-        </w:rPr>
         <w:tab/>
       </w:r>
       <w:r>
-        <w:rPr>
-          <w:lang w:val="en-US"/>
-        </w:rPr>
         <w:tab/>
         <w:t>Application Programming Interface</w:t>
       </w:r>
@@ -3415,58 +3861,36 @@
     <w:p>
       <w:pPr>
         <w:pStyle w:val="afkorting"/>
-        <w:rPr>
-          <w:lang w:val="en-US"/>
-        </w:rPr>
-      </w:pPr>
-      <w:r>
-        <w:rPr>
-          <w:lang w:val="en-US"/>
-        </w:rPr>
+      </w:pPr>
+      <w:r>
         <w:t>REST</w:t>
       </w:r>
       <w:r>
-        <w:rPr>
-          <w:lang w:val="en-US"/>
-        </w:rPr>
         <w:tab/>
       </w:r>
       <w:r>
-        <w:rPr>
-          <w:lang w:val="en-US"/>
-        </w:rPr>
         <w:tab/>
       </w:r>
-      <w:r>
-        <w:rPr>
-          <w:lang w:val="en-US"/>
-        </w:rPr>
-        <w:t>Representational State Transfer</w:t>
+      <w:proofErr w:type="spellStart"/>
+      <w:r>
+        <w:t>Representational</w:t>
+      </w:r>
+      <w:proofErr w:type="spellEnd"/>
+      <w:r>
+        <w:t xml:space="preserve"> State Transfer</w:t>
       </w:r>
     </w:p>
     <w:p>
       <w:pPr>
         <w:pStyle w:val="afkorting"/>
-        <w:rPr>
-          <w:lang w:val="en-US"/>
-        </w:rPr>
-      </w:pPr>
-      <w:r>
-        <w:rPr>
-          <w:lang w:val="en-US"/>
-        </w:rPr>
+      </w:pPr>
+      <w:r>
         <w:t>XSS</w:t>
       </w:r>
       <w:r>
-        <w:rPr>
-          <w:lang w:val="en-US"/>
-        </w:rPr>
         <w:tab/>
       </w:r>
       <w:r>
-        <w:rPr>
-          <w:lang w:val="en-US"/>
-        </w:rPr>
         <w:tab/>
         <w:t>Cross-Site Scripting</w:t>
       </w:r>
@@ -3474,89 +3898,76 @@
     <w:p>
       <w:pPr>
         <w:pStyle w:val="afkorting"/>
-        <w:rPr>
-          <w:lang w:val="en-US"/>
-        </w:rPr>
-      </w:pPr>
-      <w:r>
-        <w:rPr>
-          <w:lang w:val="en-US"/>
-        </w:rPr>
+      </w:pPr>
+      <w:r>
         <w:t>C</w:t>
       </w:r>
       <w:r>
-        <w:rPr>
-          <w:lang w:val="en-US"/>
-        </w:rPr>
         <w:t>SRF</w:t>
       </w:r>
       <w:r>
-        <w:rPr>
-          <w:lang w:val="en-US"/>
-        </w:rPr>
         <w:tab/>
       </w:r>
       <w:r>
-        <w:rPr>
-          <w:lang w:val="en-US"/>
-        </w:rPr>
         <w:tab/>
-        <w:t>Cross-Site Request Forgery</w:t>
-      </w:r>
+        <w:t xml:space="preserve">Cross-Site Request </w:t>
+      </w:r>
+      <w:proofErr w:type="spellStart"/>
+      <w:r>
+        <w:t>Forgery</w:t>
+      </w:r>
+      <w:proofErr w:type="spellEnd"/>
     </w:p>
     <w:p>
       <w:pPr>
         <w:pStyle w:val="afkorting"/>
-        <w:rPr>
-          <w:lang w:val="en-US"/>
-        </w:rPr>
-      </w:pPr>
-      <w:r>
-        <w:rPr>
-          <w:lang w:val="en-US"/>
-        </w:rPr>
+      </w:pPr>
+      <w:r>
         <w:t>SOP</w:t>
       </w:r>
       <w:r>
-        <w:rPr>
-          <w:lang w:val="en-US"/>
-        </w:rPr>
         <w:tab/>
       </w:r>
       <w:r>
-        <w:rPr>
-          <w:lang w:val="en-US"/>
-        </w:rPr>
         <w:tab/>
-        <w:t>Same Origin Policy</w:t>
+        <w:t xml:space="preserve">Same </w:t>
+      </w:r>
+      <w:proofErr w:type="spellStart"/>
+      <w:r>
+        <w:t>Origin</w:t>
+      </w:r>
+      <w:proofErr w:type="spellEnd"/>
+      <w:r>
+        <w:t xml:space="preserve"> Policy</w:t>
       </w:r>
     </w:p>
     <w:p>
       <w:pPr>
         <w:pStyle w:val="afkorting"/>
-        <w:rPr>
-          <w:lang w:val="en-US"/>
-        </w:rPr>
-      </w:pPr>
-      <w:r>
-        <w:rPr>
-          <w:lang w:val="en-US"/>
-        </w:rPr>
+      </w:pPr>
+      <w:r>
         <w:t>CORS</w:t>
       </w:r>
       <w:r>
-        <w:rPr>
-          <w:lang w:val="en-US"/>
-        </w:rPr>
         <w:tab/>
       </w:r>
       <w:r>
-        <w:rPr>
-          <w:lang w:val="en-US"/>
-        </w:rPr>
         <w:tab/>
-        <w:t>Cross-Origin Resource Sharing</w:t>
-      </w:r>
+        <w:t>Cross-</w:t>
+      </w:r>
+      <w:proofErr w:type="spellStart"/>
+      <w:r>
+        <w:t>Origin</w:t>
+      </w:r>
+      <w:proofErr w:type="spellEnd"/>
+      <w:r>
+        <w:t xml:space="preserve"> Resource </w:t>
+      </w:r>
+      <w:proofErr w:type="spellStart"/>
+      <w:r>
+        <w:t>Sharing</w:t>
+      </w:r>
+      <w:proofErr w:type="spellEnd"/>
     </w:p>
     <w:p>
       <w:pPr>
@@ -3591,26 +4002,16 @@
     <w:p>
       <w:pPr>
         <w:pStyle w:val="afkorting"/>
-        <w:rPr>
-          <w:lang w:val="en-US"/>
-        </w:rPr>
-      </w:pPr>
-      <w:r>
-        <w:rPr>
-          <w:lang w:val="en-US"/>
-        </w:rPr>
+      </w:pPr>
+      <w:proofErr w:type="spellStart"/>
+      <w:r>
         <w:t>Py</w:t>
       </w:r>
-      <w:r>
-        <w:rPr>
-          <w:lang w:val="en-US"/>
-        </w:rPr>
+      <w:proofErr w:type="spellEnd"/>
+      <w:r>
         <w:tab/>
       </w:r>
       <w:r>
-        <w:rPr>
-          <w:lang w:val="en-US"/>
-        </w:rPr>
         <w:tab/>
         <w:t>Python</w:t>
       </w:r>
@@ -3618,26 +4019,14 @@
     <w:p>
       <w:pPr>
         <w:pStyle w:val="afkorting"/>
-        <w:rPr>
-          <w:lang w:val="en-US"/>
-        </w:rPr>
-      </w:pPr>
-      <w:r>
-        <w:rPr>
-          <w:lang w:val="en-US"/>
-        </w:rPr>
+      </w:pPr>
+      <w:r>
         <w:t>JS</w:t>
       </w:r>
       <w:r>
-        <w:rPr>
-          <w:lang w:val="en-US"/>
-        </w:rPr>
         <w:tab/>
       </w:r>
       <w:r>
-        <w:rPr>
-          <w:lang w:val="en-US"/>
-        </w:rPr>
         <w:tab/>
         <w:t>JavaScript</w:t>
       </w:r>
@@ -3645,88 +4034,74 @@
     <w:p>
       <w:pPr>
         <w:pStyle w:val="afkorting"/>
-        <w:rPr>
-          <w:lang w:val="en-US"/>
-        </w:rPr>
-      </w:pPr>
-      <w:r>
-        <w:rPr>
-          <w:lang w:val="en-US"/>
-        </w:rPr>
+      </w:pPr>
+      <w:r>
         <w:t>HTML</w:t>
       </w:r>
       <w:r>
-        <w:rPr>
-          <w:lang w:val="en-US"/>
-        </w:rPr>
         <w:tab/>
       </w:r>
       <w:r>
-        <w:rPr>
-          <w:lang w:val="en-US"/>
-        </w:rPr>
         <w:tab/>
-        <w:t>HyperText Markup Language</w:t>
+      </w:r>
+      <w:proofErr w:type="spellStart"/>
+      <w:r>
+        <w:t>HyperText</w:t>
+      </w:r>
+      <w:proofErr w:type="spellEnd"/>
+      <w:r>
+        <w:t xml:space="preserve"> </w:t>
+      </w:r>
+      <w:proofErr w:type="spellStart"/>
+      <w:r>
+        <w:t>Markup</w:t>
+      </w:r>
+      <w:proofErr w:type="spellEnd"/>
+      <w:r>
+        <w:t xml:space="preserve"> Language</w:t>
       </w:r>
     </w:p>
     <w:p>
       <w:pPr>
         <w:pStyle w:val="afkorting"/>
-        <w:rPr>
-          <w:lang w:val="en-US"/>
-        </w:rPr>
-      </w:pPr>
-      <w:r>
-        <w:rPr>
-          <w:lang w:val="en-US"/>
-        </w:rPr>
+      </w:pPr>
+      <w:r>
         <w:t>HTTP</w:t>
       </w:r>
       <w:r>
-        <w:rPr>
-          <w:lang w:val="en-US"/>
-        </w:rPr>
         <w:tab/>
       </w:r>
       <w:r>
-        <w:rPr>
-          <w:lang w:val="en-US"/>
-        </w:rPr>
         <w:tab/>
       </w:r>
-      <w:r>
-        <w:rPr>
-          <w:lang w:val="en-US"/>
-        </w:rPr>
-        <w:t>HyperText Transfer Protocol</w:t>
+      <w:proofErr w:type="spellStart"/>
+      <w:r>
+        <w:t>HyperText</w:t>
+      </w:r>
+      <w:proofErr w:type="spellEnd"/>
+      <w:r>
+        <w:t xml:space="preserve"> Transfer Protocol</w:t>
       </w:r>
     </w:p>
     <w:p>
       <w:pPr>
         <w:pStyle w:val="afkorting"/>
-        <w:rPr>
-          <w:lang w:val="en-US"/>
-        </w:rPr>
-      </w:pPr>
-      <w:r>
-        <w:rPr>
-          <w:lang w:val="en-US"/>
-        </w:rPr>
+      </w:pPr>
+      <w:r>
         <w:t>URL</w:t>
       </w:r>
       <w:r>
-        <w:rPr>
-          <w:lang w:val="en-US"/>
-        </w:rPr>
         <w:tab/>
       </w:r>
       <w:r>
-        <w:rPr>
-          <w:lang w:val="en-US"/>
-        </w:rPr>
         <w:tab/>
-        <w:t>Uniform Resource Locator</w:t>
-      </w:r>
+        <w:t xml:space="preserve">Uniform Resource </w:t>
+      </w:r>
+      <w:proofErr w:type="spellStart"/>
+      <w:r>
+        <w:t>Locator</w:t>
+      </w:r>
+      <w:proofErr w:type="spellEnd"/>
     </w:p>
     <w:p>
       <w:pPr>
@@ -3752,8 +4127,13 @@
       </w:r>
       <w:r>
         <w:tab/>
-        <w:t>Unique Identifier</w:t>
-      </w:r>
+        <w:t xml:space="preserve">Unique </w:t>
+      </w:r>
+      <w:proofErr w:type="spellStart"/>
+      <w:r>
+        <w:t>Identifier</w:t>
+      </w:r>
+      <w:proofErr w:type="spellEnd"/>
     </w:p>
     <w:p>
       <w:pPr>
@@ -3770,8 +4150,8 @@
       <w:r>
         <w:br w:type="page"/>
       </w:r>
-      <w:bookmarkStart w:id="9" w:name="_Toc222751193"/>
-      <w:bookmarkStart w:id="10" w:name="_Toc196152198"/>
+      <w:bookmarkStart w:id="9" w:name="_Toc196152198"/>
+      <w:bookmarkStart w:id="10" w:name="_Toc222862646"/>
       <w:r>
         <w:lastRenderedPageBreak/>
         <w:t>XSS</w:t>
@@ -3786,7 +4166,7 @@
         </w:rPr>
         <w:t>Cross-Site Scripting</w:t>
       </w:r>
-      <w:bookmarkEnd w:id="9"/>
+      <w:bookmarkEnd w:id="10"/>
     </w:p>
     <w:p>
       <w:pPr>
@@ -3796,7 +4176,7 @@
           <w:numId w:val="39"/>
         </w:numPr>
       </w:pPr>
-      <w:bookmarkStart w:id="11" w:name="_Toc222751194"/>
+      <w:bookmarkStart w:id="11" w:name="_Toc222862647"/>
       <w:r>
         <w:t>Wat is XSS?</w:t>
       </w:r>
@@ -3810,12 +4190,14 @@
           <w:numId w:val="39"/>
         </w:numPr>
       </w:pPr>
+      <w:bookmarkStart w:id="12" w:name="_Toc222862648"/>
       <w:r>
         <w:t>Algeme</w:t>
       </w:r>
       <w:r>
         <w:t>en</w:t>
       </w:r>
+      <w:bookmarkEnd w:id="12"/>
     </w:p>
     <w:p>
       <w:pPr>
@@ -3962,9 +4344,6 @@
     </w:p>
     <w:p>
       <w:r>
-        <w:rPr>
-          <w:noProof/>
-        </w:rPr>
         <w:drawing>
           <wp:anchor distT="0" distB="0" distL="114300" distR="114300" simplePos="0" relativeHeight="251659264" behindDoc="0" locked="0" layoutInCell="1" allowOverlap="1" wp14:anchorId="0F541D35" wp14:editId="2CC5B1EE">
             <wp:simplePos x="0" y="0"/>
@@ -4044,8 +4423,13 @@
       <w:pPr>
         <w:pStyle w:val="Bronnen"/>
       </w:pPr>
-      <w:r>
-        <w:t>GeeksforGeeks (2025)</w:t>
+      <w:proofErr w:type="spellStart"/>
+      <w:r>
+        <w:t>GeeksforGeeks</w:t>
+      </w:r>
+      <w:proofErr w:type="spellEnd"/>
+      <w:r>
+        <w:t xml:space="preserve"> (2025)</w:t>
       </w:r>
     </w:p>
     <w:p/>
@@ -4129,12 +4513,12 @@
           <w:numId w:val="39"/>
         </w:numPr>
       </w:pPr>
-      <w:bookmarkStart w:id="12" w:name="_Toc222751195"/>
+      <w:bookmarkStart w:id="13" w:name="_Toc222862649"/>
       <w:r>
         <w:lastRenderedPageBreak/>
         <w:t>Reflected XSS</w:t>
       </w:r>
-      <w:bookmarkEnd w:id="12"/>
+      <w:bookmarkEnd w:id="13"/>
     </w:p>
     <w:p>
       <w:pPr>
@@ -4146,11 +4530,8 @@
     </w:p>
     <w:p>
       <w:r>
-        <w:rPr>
-          <w:noProof/>
-        </w:rPr>
         <w:drawing>
-          <wp:anchor distT="0" distB="0" distL="114300" distR="114300" simplePos="0" relativeHeight="251660288" behindDoc="0" locked="0" layoutInCell="1" allowOverlap="1" wp14:anchorId="152C802A" wp14:editId="00111934">
+          <wp:anchor distT="0" distB="0" distL="114300" distR="114300" simplePos="0" relativeHeight="251660288" behindDoc="0" locked="0" layoutInCell="1" allowOverlap="1" wp14:anchorId="152C802A" wp14:editId="0617C549">
             <wp:simplePos x="0" y="0"/>
             <wp:positionH relativeFrom="margin">
               <wp:align>left</wp:align>
@@ -4225,8 +4606,13 @@
       <w:pPr>
         <w:pStyle w:val="Bronnen"/>
       </w:pPr>
-      <w:r>
-        <w:t>Hepper (2017)</w:t>
+      <w:proofErr w:type="spellStart"/>
+      <w:r>
+        <w:t>Hepper</w:t>
+      </w:r>
+      <w:proofErr w:type="spellEnd"/>
+      <w:r>
+        <w:t xml:space="preserve"> (2017)</w:t>
       </w:r>
     </w:p>
     <w:p>
@@ -4252,7 +4638,7 @@
         <w:t xml:space="preserve">kwetsbaarheid </w:t>
       </w:r>
       <w:r>
-        <w:t>komt vaak voor bij zoek functies</w:t>
+        <w:t>komt vaak voor bij zoekfuncties</w:t>
       </w:r>
       <w:r>
         <w:t xml:space="preserve">, net zoals bij figuur 2. </w:t>
@@ -4410,11 +4796,11 @@
           <w:numId w:val="39"/>
         </w:numPr>
       </w:pPr>
-      <w:bookmarkStart w:id="13" w:name="_Toc222751196"/>
+      <w:bookmarkStart w:id="14" w:name="_Toc222862650"/>
       <w:r>
         <w:t>Stored XSS</w:t>
       </w:r>
-      <w:bookmarkEnd w:id="13"/>
+      <w:bookmarkEnd w:id="14"/>
     </w:p>
     <w:p>
       <w:pPr>
@@ -4511,11 +4897,21 @@
         <w:t>(contact)formulieren</w:t>
       </w:r>
       <w:r>
-        <w:t xml:space="preserve"> &amp; rich </w:t>
-      </w:r>
+        <w:t xml:space="preserve"> &amp; </w:t>
+      </w:r>
+      <w:proofErr w:type="spellStart"/>
+      <w:r>
+        <w:t>rich</w:t>
+      </w:r>
+      <w:proofErr w:type="spellEnd"/>
+      <w:r>
+        <w:t xml:space="preserve"> </w:t>
+      </w:r>
+      <w:proofErr w:type="spellStart"/>
       <w:r>
         <w:t>text</w:t>
       </w:r>
+      <w:proofErr w:type="spellEnd"/>
       <w:r>
         <w:t xml:space="preserve"> editors</w:t>
       </w:r>
@@ -4629,12 +5025,12 @@
           <w:numId w:val="39"/>
         </w:numPr>
       </w:pPr>
-      <w:bookmarkStart w:id="14" w:name="_Toc222751197"/>
+      <w:bookmarkStart w:id="15" w:name="_Toc222862651"/>
       <w:r>
         <w:lastRenderedPageBreak/>
         <w:t>Hoe XSS voorkomen?</w:t>
       </w:r>
-      <w:bookmarkEnd w:id="14"/>
+      <w:bookmarkEnd w:id="15"/>
     </w:p>
     <w:p>
       <w:pPr>
@@ -4644,9 +5040,11 @@
           <w:numId w:val="39"/>
         </w:numPr>
       </w:pPr>
+      <w:bookmarkStart w:id="16" w:name="_Toc222862652"/>
       <w:r>
         <w:t>Algemeen</w:t>
       </w:r>
+      <w:bookmarkEnd w:id="16"/>
     </w:p>
     <w:p>
       <w:r>
@@ -4662,7 +5060,21 @@
         <w:t xml:space="preserve">de code van </w:t>
       </w:r>
       <w:r>
-        <w:t>de frontend maar dat wilt niet zeggen dat er bij het opzetten van</w:t>
+        <w:t xml:space="preserve">de </w:t>
+      </w:r>
+      <w:proofErr w:type="spellStart"/>
+      <w:r>
+        <w:t>frontend</w:t>
+      </w:r>
+      <w:proofErr w:type="spellEnd"/>
+      <w:r>
+        <w:t xml:space="preserve"> maar </w:t>
+      </w:r>
+      <w:r>
+        <w:t>dit</w:t>
+      </w:r>
+      <w:r>
+        <w:t xml:space="preserve"> wilt niet zeggen dat er bij het opzetten van</w:t>
       </w:r>
       <w:r>
         <w:t xml:space="preserve"> de backend en de</w:t>
@@ -4692,10 +5104,10 @@
         <w:t xml:space="preserve"> dus</w:t>
       </w:r>
       <w:r>
-        <w:t xml:space="preserve"> belangrijk dat alle gebruiksinput die de API ontvangt </w:t>
-      </w:r>
-      <w:r>
-        <w:t xml:space="preserve">en moet verwerken </w:t>
+        <w:t xml:space="preserve"> belangrijk dat alle gebruiksinput die de API </w:t>
+      </w:r>
+      <w:r>
+        <w:t xml:space="preserve">moet verwerken </w:t>
       </w:r>
       <w:r>
         <w:t xml:space="preserve">eerst </w:t>
@@ -4723,6 +5135,9 @@
       </w:r>
       <w:r>
         <w:t>.</w:t>
+      </w:r>
+      <w:r>
+        <w:br/>
       </w:r>
     </w:p>
     <w:p>
@@ -4733,7 +5148,7 @@
           <w:numId w:val="39"/>
         </w:numPr>
       </w:pPr>
-      <w:bookmarkStart w:id="15" w:name="_Toc222751198"/>
+      <w:bookmarkStart w:id="17" w:name="_Toc222862653"/>
       <w:r>
         <w:t xml:space="preserve">HTML </w:t>
       </w:r>
@@ -4743,7 +5158,7 @@
       <w:r>
         <w:t xml:space="preserve"> - HTML entity encoding</w:t>
       </w:r>
-      <w:bookmarkEnd w:id="15"/>
+      <w:bookmarkEnd w:id="17"/>
     </w:p>
     <w:p>
       <w:r>
@@ -4823,10 +5238,15 @@
         <w:t xml:space="preserve"> </w:t>
       </w:r>
       <w:r>
-        <w:t xml:space="preserve">Deze lijst werd vastgelegd door de </w:t>
-      </w:r>
-      <w:r>
-        <w:t>Web Hypertext Application Technology Working Group</w:t>
+        <w:t xml:space="preserve">Deze lijst werd vastgelegd door de Web Hypertext Application Technology </w:t>
+      </w:r>
+      <w:proofErr w:type="spellStart"/>
+      <w:r>
+        <w:t>Working</w:t>
+      </w:r>
+      <w:proofErr w:type="spellEnd"/>
+      <w:r>
+        <w:t xml:space="preserve"> Group</w:t>
       </w:r>
       <w:r>
         <w:t xml:space="preserve"> (</w:t>
@@ -4881,60 +5301,213 @@
           <w:b/>
           <w:bCs/>
         </w:rPr>
-        <w:t>&amp;lt;</w:t>
-      </w:r>
-      <w:r>
-        <w:t xml:space="preserve"> of door zijn entity nummer </w:t>
-      </w:r>
+        <w:t>&amp;</w:t>
+      </w:r>
+      <w:proofErr w:type="spellStart"/>
       <w:r>
         <w:rPr>
           <w:b/>
           <w:bCs/>
         </w:rPr>
-        <w:t xml:space="preserve">&amp;#60; </w:t>
-      </w:r>
-      <w:r>
-        <w:t>de gebruiker krijgt wel gewoon het kleiner dan teken te zien</w:t>
-      </w:r>
-      <w:r>
-        <w:t xml:space="preserve"> op zijn/haar beeldscherm</w:t>
-      </w:r>
-      <w:r>
-        <w:t xml:space="preserve">. </w:t>
-      </w:r>
-      <w:r>
-        <w:t xml:space="preserve">Een voorbeeld van een gevaarlijke XSS payload die verandert door middel van HTML escaping: de payload </w:t>
-      </w:r>
+        <w:t>lt</w:t>
+      </w:r>
+      <w:proofErr w:type="spellEnd"/>
       <w:r>
         <w:rPr>
           <w:b/>
           <w:bCs/>
         </w:rPr>
-        <w:t xml:space="preserve">&lt;img src=x onerror=alert(document.cookie)&gt; </w:t>
-      </w:r>
-      <w:r>
-        <w:t xml:space="preserve">verandert dan in </w:t>
+        <w:t>;</w:t>
+      </w:r>
+      <w:r>
+        <w:t xml:space="preserve"> of door zijn entity nummer </w:t>
       </w:r>
       <w:r>
         <w:rPr>
           <w:b/>
           <w:bCs/>
         </w:rPr>
-        <w:t>&amp;lt;img src=x onerror=alert(</w:t>
+        <w:t xml:space="preserve">&amp;#60; </w:t>
+      </w:r>
+      <w:r>
+        <w:t>de gebruiker krijgt wel gewoon het kleiner dan teken te zien</w:t>
+      </w:r>
+      <w:r>
+        <w:t xml:space="preserve"> op zijn/haar beeldscherm</w:t>
+      </w:r>
+      <w:r>
+        <w:t xml:space="preserve">. </w:t>
+      </w:r>
+      <w:r>
+        <w:t xml:space="preserve">Een voorbeeld van een gevaarlijke XSS payload die verandert door middel van HTML escaping: de payload </w:t>
       </w:r>
       <w:r>
         <w:rPr>
           <w:b/>
           <w:bCs/>
         </w:rPr>
-        <w:t xml:space="preserve"> </w:t>
-      </w:r>
+        <w:t>&lt;</w:t>
+      </w:r>
+      <w:proofErr w:type="spellStart"/>
       <w:r>
         <w:rPr>
           <w:b/>
           <w:bCs/>
         </w:rPr>
-        <w:t xml:space="preserve">document.cookie)&amp;gt; </w:t>
+        <w:t>img</w:t>
+      </w:r>
+      <w:proofErr w:type="spellEnd"/>
+      <w:r>
+        <w:rPr>
+          <w:b/>
+          <w:bCs/>
+        </w:rPr>
+        <w:t xml:space="preserve"> </w:t>
+      </w:r>
+      <w:proofErr w:type="spellStart"/>
+      <w:r>
+        <w:rPr>
+          <w:b/>
+          <w:bCs/>
+        </w:rPr>
+        <w:t>src</w:t>
+      </w:r>
+      <w:proofErr w:type="spellEnd"/>
+      <w:r>
+        <w:rPr>
+          <w:b/>
+          <w:bCs/>
+        </w:rPr>
+        <w:t xml:space="preserve">=x </w:t>
+      </w:r>
+      <w:proofErr w:type="spellStart"/>
+      <w:r>
+        <w:rPr>
+          <w:b/>
+          <w:bCs/>
+        </w:rPr>
+        <w:t>onerror</w:t>
+      </w:r>
+      <w:proofErr w:type="spellEnd"/>
+      <w:r>
+        <w:rPr>
+          <w:b/>
+          <w:bCs/>
+        </w:rPr>
+        <w:t>=alert(</w:t>
+      </w:r>
+      <w:proofErr w:type="spellStart"/>
+      <w:r>
+        <w:rPr>
+          <w:b/>
+          <w:bCs/>
+        </w:rPr>
+        <w:t>document.cookie</w:t>
+      </w:r>
+      <w:proofErr w:type="spellEnd"/>
+      <w:r>
+        <w:rPr>
+          <w:b/>
+          <w:bCs/>
+        </w:rPr>
+        <w:t xml:space="preserve">)&gt; </w:t>
+      </w:r>
+      <w:r>
+        <w:t xml:space="preserve">verandert dan in </w:t>
+      </w:r>
+      <w:r>
+        <w:rPr>
+          <w:b/>
+          <w:bCs/>
+        </w:rPr>
+        <w:t>&amp;</w:t>
+      </w:r>
+      <w:proofErr w:type="spellStart"/>
+      <w:r>
+        <w:rPr>
+          <w:b/>
+          <w:bCs/>
+        </w:rPr>
+        <w:t>lt;img</w:t>
+      </w:r>
+      <w:proofErr w:type="spellEnd"/>
+      <w:r>
+        <w:rPr>
+          <w:b/>
+          <w:bCs/>
+        </w:rPr>
+        <w:t xml:space="preserve"> </w:t>
+      </w:r>
+      <w:proofErr w:type="spellStart"/>
+      <w:r>
+        <w:rPr>
+          <w:b/>
+          <w:bCs/>
+        </w:rPr>
+        <w:t>src</w:t>
+      </w:r>
+      <w:proofErr w:type="spellEnd"/>
+      <w:r>
+        <w:rPr>
+          <w:b/>
+          <w:bCs/>
+        </w:rPr>
+        <w:t xml:space="preserve">=x </w:t>
+      </w:r>
+      <w:proofErr w:type="spellStart"/>
+      <w:r>
+        <w:rPr>
+          <w:b/>
+          <w:bCs/>
+        </w:rPr>
+        <w:t>onerror</w:t>
+      </w:r>
+      <w:proofErr w:type="spellEnd"/>
+      <w:r>
+        <w:rPr>
+          <w:b/>
+          <w:bCs/>
+        </w:rPr>
+        <w:t>=alert(</w:t>
+      </w:r>
+      <w:r>
+        <w:rPr>
+          <w:b/>
+          <w:bCs/>
+        </w:rPr>
+        <w:t xml:space="preserve"> </w:t>
+      </w:r>
+      <w:proofErr w:type="spellStart"/>
+      <w:r>
+        <w:rPr>
+          <w:b/>
+          <w:bCs/>
+        </w:rPr>
+        <w:t>document.cookie</w:t>
+      </w:r>
+      <w:proofErr w:type="spellEnd"/>
+      <w:r>
+        <w:rPr>
+          <w:b/>
+          <w:bCs/>
+        </w:rPr>
+        <w:t>)&amp;</w:t>
+      </w:r>
+      <w:proofErr w:type="spellStart"/>
+      <w:r>
+        <w:rPr>
+          <w:b/>
+          <w:bCs/>
+        </w:rPr>
+        <w:t>gt</w:t>
+      </w:r>
+      <w:proofErr w:type="spellEnd"/>
+      <w:r>
+        <w:rPr>
+          <w:b/>
+          <w:bCs/>
+        </w:rPr>
+        <w:t xml:space="preserve">; </w:t>
       </w:r>
       <w:r>
         <w:t>waardoor het niet langer als HTML code wordt geïnterpreteerd</w:t>
@@ -4947,6 +5520,9 @@
       </w:r>
       <w:r>
         <w:t xml:space="preserve"> en niet wordt uitgevoerd.</w:t>
+      </w:r>
+      <w:r>
+        <w:br/>
       </w:r>
     </w:p>
     <w:p>
@@ -4957,11 +5533,10 @@
           <w:numId w:val="39"/>
         </w:numPr>
       </w:pPr>
-      <w:bookmarkStart w:id="16" w:name="_Toc222751199"/>
+      <w:bookmarkStart w:id="18" w:name="_Toc222862654"/>
       <w:r>
         <w:t xml:space="preserve">HTML </w:t>
       </w:r>
-      <w:bookmarkEnd w:id="16"/>
       <w:r>
         <w:t xml:space="preserve">Sanitization &amp; </w:t>
       </w:r>
@@ -4971,6 +5546,7 @@
       <w:r>
         <w:t>Stripping</w:t>
       </w:r>
+      <w:bookmarkEnd w:id="18"/>
     </w:p>
     <w:p>
       <w:r>
@@ -4980,7 +5556,7 @@
         <w:t xml:space="preserve"> of tekst</w:t>
       </w:r>
       <w:r>
-        <w:t>, zoals een string met gebruikersinput.</w:t>
+        <w:t>.</w:t>
       </w:r>
       <w:r>
         <w:t xml:space="preserve"> </w:t>
@@ -5005,15 +5581,72 @@
           <w:b/>
           <w:bCs/>
         </w:rPr>
-        <w:t>&lt;img src=x onerror=alert(document.cookie)&gt;</w:t>
-      </w:r>
+        <w:t>&lt;</w:t>
+      </w:r>
+      <w:proofErr w:type="spellStart"/>
       <w:r>
         <w:rPr>
           <w:b/>
           <w:bCs/>
         </w:rPr>
+        <w:t>img</w:t>
+      </w:r>
+      <w:proofErr w:type="spellEnd"/>
+      <w:r>
+        <w:rPr>
+          <w:b/>
+          <w:bCs/>
+        </w:rPr>
         <w:t xml:space="preserve"> </w:t>
       </w:r>
+      <w:proofErr w:type="spellStart"/>
+      <w:r>
+        <w:rPr>
+          <w:b/>
+          <w:bCs/>
+        </w:rPr>
+        <w:t>src</w:t>
+      </w:r>
+      <w:proofErr w:type="spellEnd"/>
+      <w:r>
+        <w:rPr>
+          <w:b/>
+          <w:bCs/>
+        </w:rPr>
+        <w:t xml:space="preserve">=x </w:t>
+      </w:r>
+      <w:proofErr w:type="spellStart"/>
+      <w:r>
+        <w:rPr>
+          <w:b/>
+          <w:bCs/>
+        </w:rPr>
+        <w:t>onerror</w:t>
+      </w:r>
+      <w:proofErr w:type="spellEnd"/>
+      <w:r>
+        <w:rPr>
+          <w:b/>
+          <w:bCs/>
+        </w:rPr>
+        <w:t>=alert(</w:t>
+      </w:r>
+      <w:proofErr w:type="spellStart"/>
+      <w:r>
+        <w:rPr>
+          <w:b/>
+          <w:bCs/>
+        </w:rPr>
+        <w:t>document.cookie</w:t>
+      </w:r>
+      <w:proofErr w:type="spellEnd"/>
+      <w:r>
+        <w:rPr>
+          <w:b/>
+          <w:bCs/>
+        </w:rPr>
+        <w:t xml:space="preserve">)&gt; </w:t>
+      </w:r>
       <w:r>
         <w:t>gewoon volledig leeg wordt gemaakt omdat er geen tekst is buiten de HTML tag</w:t>
       </w:r>
@@ -5038,13 +5671,29 @@
         <w:t xml:space="preserve"> HTML tags verwijderd, bij HTML Stripping worden alle HTML tags verwijderd uit een bepaalde tekst of string.</w:t>
       </w:r>
       <w:r>
-        <w:t xml:space="preserve"> Bij HTML Sanitization functies kan er dus een whitelist met </w:t>
+        <w:t xml:space="preserve"> Bij HTML Sanitization functies kan er dus een </w:t>
+      </w:r>
+      <w:proofErr w:type="spellStart"/>
+      <w:r>
+        <w:t>whitelist</w:t>
+      </w:r>
+      <w:proofErr w:type="spellEnd"/>
+      <w:r>
+        <w:t xml:space="preserve"> met </w:t>
       </w:r>
       <w:r>
         <w:t xml:space="preserve">toegestane </w:t>
       </w:r>
       <w:r>
-        <w:t>HTML tags meegeven worden, de tags in deze whitelist zullen dan niet verwijderd worden uit de tekst of string.</w:t>
+        <w:t xml:space="preserve">HTML tags meegeven worden, de tags in deze </w:t>
+      </w:r>
+      <w:proofErr w:type="spellStart"/>
+      <w:r>
+        <w:t>whitelist</w:t>
+      </w:r>
+      <w:proofErr w:type="spellEnd"/>
+      <w:r>
+        <w:t xml:space="preserve"> zullen dan niet verwijderd worden uit de tekst of string.</w:t>
       </w:r>
     </w:p>
     <w:p>
@@ -5055,7 +5704,7 @@
           <w:numId w:val="39"/>
         </w:numPr>
       </w:pPr>
-      <w:bookmarkStart w:id="17" w:name="_Toc222751200"/>
+      <w:bookmarkStart w:id="19" w:name="_Toc222862655"/>
       <w:r>
         <w:lastRenderedPageBreak/>
         <w:t>Cookies</w:t>
@@ -5063,8 +5712,13 @@
       <w:r>
         <w:t xml:space="preserve"> met </w:t>
       </w:r>
-      <w:r>
-        <w:t xml:space="preserve">HttpOnly </w:t>
+      <w:proofErr w:type="spellStart"/>
+      <w:r>
+        <w:t>HttpOnly</w:t>
+      </w:r>
+      <w:proofErr w:type="spellEnd"/>
+      <w:r>
+        <w:t xml:space="preserve"> </w:t>
       </w:r>
       <w:r>
         <w:t>at</w:t>
@@ -5075,7 +5729,7 @@
       <w:r>
         <w:t>ribuut</w:t>
       </w:r>
-      <w:bookmarkEnd w:id="17"/>
+      <w:bookmarkEnd w:id="19"/>
     </w:p>
     <w:p>
       <w:r>
@@ -5144,7 +5798,15 @@
         <w:t>hoe de cookie moet gebruikt worden.</w:t>
       </w:r>
       <w:r>
-        <w:t xml:space="preserve"> Zo bestaat er een attribuut genaamd HttpOnly, </w:t>
+        <w:t xml:space="preserve"> Zo bestaat er een attribuut genaamd </w:t>
+      </w:r>
+      <w:proofErr w:type="spellStart"/>
+      <w:r>
+        <w:t>HttpOnly</w:t>
+      </w:r>
+      <w:proofErr w:type="spellEnd"/>
+      <w:r>
+        <w:t xml:space="preserve">, </w:t>
       </w:r>
       <w:r>
         <w:t>dit attribuut verteld aan de browser dat deze cookie niet uitgelezen mag worden via JavaScript. Als er toch geprobeerd wordt om deze cookie uit te lezen via JavaScript, dan doet de browser alsof deze niet bestaat.</w:t>
@@ -5159,11 +5821,29 @@
         <w:t xml:space="preserve">opgeslagen sessie of access token tegen </w:t>
       </w:r>
       <w:r>
-        <w:t xml:space="preserve">token theft en </w:t>
-      </w:r>
-      <w:r>
-        <w:t>session hijacking</w:t>
-      </w:r>
+        <w:t xml:space="preserve">token </w:t>
+      </w:r>
+      <w:proofErr w:type="spellStart"/>
+      <w:r>
+        <w:t>theft</w:t>
+      </w:r>
+      <w:proofErr w:type="spellEnd"/>
+      <w:r>
+        <w:t xml:space="preserve"> en </w:t>
+      </w:r>
+      <w:proofErr w:type="spellStart"/>
+      <w:r>
+        <w:t>session</w:t>
+      </w:r>
+      <w:proofErr w:type="spellEnd"/>
+      <w:r>
+        <w:t xml:space="preserve"> </w:t>
+      </w:r>
+      <w:proofErr w:type="spellStart"/>
+      <w:r>
+        <w:t>hijacking</w:t>
+      </w:r>
+      <w:proofErr w:type="spellEnd"/>
       <w:r>
         <w:t xml:space="preserve"> via XSS</w:t>
       </w:r>
@@ -5171,6 +5851,7 @@
         <w:t>, omdat de cookie onbereikbaar is via JavaScript.</w:t>
       </w:r>
     </w:p>
+    <w:p/>
     <w:p>
       <w:pPr>
         <w:pStyle w:val="Ondertitel"/>
@@ -5183,49 +5864,274 @@
       </w:r>
     </w:p>
     <w:p>
+      <w:pPr>
+        <w:rPr>
+          <w:color w:val="747474" w:themeColor="background2" w:themeShade="80"/>
+          <w:sz w:val="20"/>
+        </w:rPr>
+      </w:pPr>
+      <w:r>
+        <w:t>Uitlezen van</w:t>
+      </w:r>
+      <w:r>
+        <w:t xml:space="preserve"> een</w:t>
+      </w:r>
+      <w:r>
+        <w:t xml:space="preserve"> </w:t>
+      </w:r>
+      <w:r>
+        <w:t xml:space="preserve">cookie zonder </w:t>
+      </w:r>
+      <w:proofErr w:type="spellStart"/>
+      <w:r>
+        <w:t>HttpOnly</w:t>
+      </w:r>
+      <w:proofErr w:type="spellEnd"/>
+      <w:r>
+        <w:t xml:space="preserve"> attribuut</w:t>
+      </w:r>
+      <w:r>
+        <w:t xml:space="preserve"> doormiddel van JavaScript</w:t>
+      </w:r>
+      <w:r>
+        <w:drawing>
+          <wp:anchor distT="0" distB="0" distL="114300" distR="114300" simplePos="0" relativeHeight="251668480" behindDoc="0" locked="0" layoutInCell="1" allowOverlap="1" wp14:anchorId="0A4C4AFF" wp14:editId="6CF4104F">
+            <wp:simplePos x="0" y="0"/>
+            <wp:positionH relativeFrom="column">
+              <wp:posOffset>-3175</wp:posOffset>
+            </wp:positionH>
+            <wp:positionV relativeFrom="paragraph">
+              <wp:posOffset>185420</wp:posOffset>
+            </wp:positionV>
+            <wp:extent cx="4553585" cy="885825"/>
+            <wp:effectExtent l="0" t="0" r="0" b="9525"/>
+            <wp:wrapTopAndBottom/>
+            <wp:docPr id="1047164819" name="Afbeelding 1" descr="Afbeelding met tekst, Lettertype, schermopname, lijn&#10;&#10;Door AI gegenereerde inhoud is mogelijk onjuist."/>
+            <wp:cNvGraphicFramePr>
+              <a:graphicFrameLocks xmlns:a="http://schemas.openxmlformats.org/drawingml/2006/main" noChangeAspect="1"/>
+            </wp:cNvGraphicFramePr>
+            <a:graphic xmlns:a="http://schemas.openxmlformats.org/drawingml/2006/main">
+              <a:graphicData uri="http://schemas.openxmlformats.org/drawingml/2006/picture">
+                <pic:pic xmlns:pic="http://schemas.openxmlformats.org/drawingml/2006/picture">
+                  <pic:nvPicPr>
+                    <pic:cNvPr id="1047164819" name="Afbeelding 1" descr="Afbeelding met tekst, Lettertype, schermopname, lijn&#10;&#10;Door AI gegenereerde inhoud is mogelijk onjuist."/>
+                    <pic:cNvPicPr/>
+                  </pic:nvPicPr>
+                  <pic:blipFill>
+                    <a:blip r:embed="rId12">
+                      <a:extLst>
+                        <a:ext uri="{28A0092B-C50C-407E-A947-70E740481C1C}">
+                          <a14:useLocalDpi xmlns:a14="http://schemas.microsoft.com/office/drawing/2010/main" val="0"/>
+                        </a:ext>
+                      </a:extLst>
+                    </a:blip>
+                    <a:stretch>
+                      <a:fillRect/>
+                    </a:stretch>
+                  </pic:blipFill>
+                  <pic:spPr>
+                    <a:xfrm>
+                      <a:off x="0" y="0"/>
+                      <a:ext cx="4553585" cy="885825"/>
+                    </a:xfrm>
+                    <a:prstGeom prst="rect">
+                      <a:avLst/>
+                    </a:prstGeom>
+                  </pic:spPr>
+                </pic:pic>
+              </a:graphicData>
+            </a:graphic>
+          </wp:anchor>
+        </w:drawing>
+      </w:r>
+      <w:r>
+        <w:br/>
+      </w:r>
+      <w:r>
+        <w:rPr>
+          <w:rStyle w:val="BronnenChar"/>
+        </w:rPr>
+        <w:t xml:space="preserve">Zelfgemaakte </w:t>
+      </w:r>
+      <w:r>
+        <w:rPr>
+          <w:rStyle w:val="BronnenChar"/>
+        </w:rPr>
+        <w:t>afbeelding</w:t>
+      </w:r>
+      <w:r>
+        <w:rPr>
+          <w:rStyle w:val="BronnenChar"/>
+        </w:rPr>
+        <w:br/>
+      </w:r>
+    </w:p>
+    <w:p>
+      <w:r>
+        <w:drawing>
+          <wp:anchor distT="0" distB="0" distL="114300" distR="114300" simplePos="0" relativeHeight="251667456" behindDoc="0" locked="0" layoutInCell="1" allowOverlap="1" wp14:anchorId="047C5DD7" wp14:editId="04BBDAE9">
+            <wp:simplePos x="0" y="0"/>
+            <wp:positionH relativeFrom="margin">
+              <wp:align>left</wp:align>
+            </wp:positionH>
+            <wp:positionV relativeFrom="paragraph">
+              <wp:posOffset>459248</wp:posOffset>
+            </wp:positionV>
+            <wp:extent cx="2596515" cy="865505"/>
+            <wp:effectExtent l="0" t="0" r="0" b="0"/>
+            <wp:wrapTopAndBottom/>
+            <wp:docPr id="1186976230" name="Afbeelding 1" descr="Afbeelding met tekst, schermopname, Lettertype, lijn&#10;&#10;Door AI gegenereerde inhoud is mogelijk onjuist."/>
+            <wp:cNvGraphicFramePr>
+              <a:graphicFrameLocks xmlns:a="http://schemas.openxmlformats.org/drawingml/2006/main" noChangeAspect="1"/>
+            </wp:cNvGraphicFramePr>
+            <a:graphic xmlns:a="http://schemas.openxmlformats.org/drawingml/2006/main">
+              <a:graphicData uri="http://schemas.openxmlformats.org/drawingml/2006/picture">
+                <pic:pic xmlns:pic="http://schemas.openxmlformats.org/drawingml/2006/picture">
+                  <pic:nvPicPr>
+                    <pic:cNvPr id="1186976230" name="Afbeelding 1" descr="Afbeelding met tekst, schermopname, Lettertype, lijn&#10;&#10;Door AI gegenereerde inhoud is mogelijk onjuist."/>
+                    <pic:cNvPicPr/>
+                  </pic:nvPicPr>
+                  <pic:blipFill>
+                    <a:blip r:embed="rId13">
+                      <a:extLst>
+                        <a:ext uri="{28A0092B-C50C-407E-A947-70E740481C1C}">
+                          <a14:useLocalDpi xmlns:a14="http://schemas.microsoft.com/office/drawing/2010/main" val="0"/>
+                        </a:ext>
+                      </a:extLst>
+                    </a:blip>
+                    <a:stretch>
+                      <a:fillRect/>
+                    </a:stretch>
+                  </pic:blipFill>
+                  <pic:spPr>
+                    <a:xfrm>
+                      <a:off x="0" y="0"/>
+                      <a:ext cx="2609665" cy="869888"/>
+                    </a:xfrm>
+                    <a:prstGeom prst="rect">
+                      <a:avLst/>
+                    </a:prstGeom>
+                  </pic:spPr>
+                </pic:pic>
+              </a:graphicData>
+            </a:graphic>
+            <wp14:sizeRelH relativeFrom="margin">
+              <wp14:pctWidth>0</wp14:pctWidth>
+            </wp14:sizeRelH>
+            <wp14:sizeRelV relativeFrom="margin">
+              <wp14:pctHeight>0</wp14:pctHeight>
+            </wp14:sizeRelV>
+          </wp:anchor>
+        </w:drawing>
+      </w:r>
+      <w:r>
+        <w:rPr>
+          <w:rStyle w:val="OndertitelChar"/>
+        </w:rPr>
+        <w:t xml:space="preserve">Figuur </w:t>
+      </w:r>
+      <w:r>
+        <w:rPr>
+          <w:rStyle w:val="OndertitelChar"/>
+        </w:rPr>
+        <w:t>4</w:t>
+      </w:r>
+      <w:r>
+        <w:rPr>
+          <w:rStyle w:val="OndertitelChar"/>
+        </w:rPr>
+        <w:br/>
+      </w:r>
       <w:r>
         <w:t xml:space="preserve">Uitlezen van </w:t>
       </w:r>
       <w:r>
-        <w:t>cookie zonder HttpOnly attribuut</w:t>
-      </w:r>
-      <w:r>
-        <w:t xml:space="preserve"> doormiddel van JavaScript</w:t>
-      </w:r>
-    </w:p>
-    <w:p>
-      <w:r>
-        <w:rPr>
-          <w:rStyle w:val="OndertitelChar"/>
-        </w:rPr>
-        <w:t xml:space="preserve">Figuur </w:t>
-      </w:r>
-      <w:r>
-        <w:rPr>
-          <w:rStyle w:val="OndertitelChar"/>
-        </w:rPr>
-        <w:t>4</w:t>
-      </w:r>
-      <w:r>
-        <w:rPr>
-          <w:rStyle w:val="OndertitelChar"/>
-        </w:rPr>
+        <w:t xml:space="preserve">een </w:t>
+      </w:r>
+      <w:r>
+        <w:t xml:space="preserve">cookie </w:t>
+      </w:r>
+      <w:r>
+        <w:t xml:space="preserve">met </w:t>
+      </w:r>
+      <w:proofErr w:type="spellStart"/>
+      <w:r>
+        <w:t>HttpOnly</w:t>
+      </w:r>
+      <w:proofErr w:type="spellEnd"/>
+      <w:r>
+        <w:t xml:space="preserve"> attribuut doormiddel van JavaScript</w:t>
+      </w:r>
+      <w:r>
         <w:br/>
       </w:r>
       <w:r>
-        <w:t xml:space="preserve">Uitlezen van </w:t>
-      </w:r>
-      <w:r>
-        <w:t xml:space="preserve">cookie </w:t>
-      </w:r>
-      <w:r>
-        <w:t>met HttpOnly attribuut doormiddel van JavaScript</w:t>
-      </w:r>
-    </w:p>
-    <w:p/>
-    <w:p>
-      <w:r>
-        <w:t>TEKST MET UITLEG OVER FIGUREN</w:t>
+        <w:rPr>
+          <w:rStyle w:val="BronnenChar"/>
+        </w:rPr>
+        <w:t xml:space="preserve">Zelfgemaakte </w:t>
+      </w:r>
+      <w:r>
+        <w:rPr>
+          <w:rStyle w:val="BronnenChar"/>
+        </w:rPr>
+        <w:t>afbeelding</w:t>
+      </w:r>
+      <w:r>
+        <w:br/>
+      </w:r>
+    </w:p>
+    <w:p>
+      <w:r>
+        <w:t xml:space="preserve">Figuur 3 en figuur 4 tonen het resultaat voor het opvragen van cookies met </w:t>
+      </w:r>
+      <w:r>
+        <w:t>of</w:t>
+      </w:r>
+      <w:r>
+        <w:t xml:space="preserve"> zonder </w:t>
+      </w:r>
+      <w:proofErr w:type="spellStart"/>
+      <w:r>
+        <w:t>HttpOnly</w:t>
+      </w:r>
+      <w:proofErr w:type="spellEnd"/>
+      <w:r>
+        <w:t xml:space="preserve"> attribuut via JavaScript met de functie </w:t>
+      </w:r>
+      <w:proofErr w:type="spellStart"/>
+      <w:r>
+        <w:t>document.cookie</w:t>
+      </w:r>
+      <w:proofErr w:type="spellEnd"/>
+      <w:r>
+        <w:t xml:space="preserve">. Deze functie werd uitgevoerd via de console </w:t>
+      </w:r>
+      <w:r>
+        <w:t>van</w:t>
+      </w:r>
+      <w:r>
+        <w:t xml:space="preserve"> de </w:t>
+      </w:r>
+      <w:proofErr w:type="spellStart"/>
+      <w:r>
+        <w:t>DevTools</w:t>
+      </w:r>
+      <w:proofErr w:type="spellEnd"/>
+      <w:r>
+        <w:t xml:space="preserve"> </w:t>
+      </w:r>
+      <w:r>
+        <w:t>in</w:t>
+      </w:r>
+      <w:r>
+        <w:t xml:space="preserve"> een </w:t>
+      </w:r>
+      <w:r>
+        <w:t>Chromium</w:t>
+      </w:r>
+      <w:r>
+        <w:t xml:space="preserve"> browser.</w:t>
       </w:r>
     </w:p>
     <w:p>
@@ -5241,12 +6147,12 @@
           <w:numId w:val="39"/>
         </w:numPr>
       </w:pPr>
-      <w:bookmarkStart w:id="18" w:name="_Toc222751201"/>
+      <w:bookmarkStart w:id="20" w:name="_Toc222862656"/>
       <w:r>
         <w:lastRenderedPageBreak/>
         <w:t>Praktisch</w:t>
       </w:r>
-      <w:bookmarkEnd w:id="18"/>
+      <w:bookmarkEnd w:id="20"/>
     </w:p>
     <w:p>
       <w:r>
@@ -5286,7 +6192,13 @@
         <w:t xml:space="preserve">, dit zijn niet de JavaScript alert pop-ups. </w:t>
       </w:r>
       <w:r>
-        <w:t>Figuur 5 toont hoe d</w:t>
+        <w:t xml:space="preserve">Figuur </w:t>
+      </w:r>
+      <w:r>
+        <w:t>7</w:t>
+      </w:r>
+      <w:r>
+        <w:t xml:space="preserve"> toont hoe d</w:t>
       </w:r>
       <w:r>
         <w:t xml:space="preserve">e JavaScript alert pop-ups </w:t>
@@ -5310,13 +6222,13 @@
         <w:t xml:space="preserve"> eruit zien</w:t>
       </w:r>
       <w:r>
-        <w:t xml:space="preserve"> bij een C</w:t>
-      </w:r>
-      <w:r>
-        <w:t>hromium browser</w:t>
+        <w:t xml:space="preserve"> bij een Chromium browser</w:t>
       </w:r>
       <w:r>
         <w:t>.</w:t>
+      </w:r>
+      <w:r>
+        <w:br/>
       </w:r>
     </w:p>
     <w:p>
@@ -5327,14 +6239,14 @@
           <w:numId w:val="39"/>
         </w:numPr>
       </w:pPr>
-      <w:bookmarkStart w:id="19" w:name="_Toc222751202"/>
+      <w:bookmarkStart w:id="21" w:name="_Toc222862657"/>
       <w:r>
         <w:t>Reflected XSS bij o</w:t>
       </w:r>
       <w:r>
         <w:t>nveilige API</w:t>
       </w:r>
-      <w:bookmarkEnd w:id="19"/>
+      <w:bookmarkEnd w:id="21"/>
     </w:p>
     <w:p>
       <w:pPr>
@@ -5349,20 +6261,17 @@
     </w:p>
     <w:p>
       <w:r>
-        <w:rPr>
-          <w:noProof/>
-        </w:rPr>
         <w:drawing>
-          <wp:anchor distT="0" distB="0" distL="114300" distR="114300" simplePos="0" relativeHeight="251662336" behindDoc="0" locked="0" layoutInCell="1" allowOverlap="1" wp14:anchorId="75F4CF31" wp14:editId="3002523B">
+          <wp:anchor distT="0" distB="0" distL="114300" distR="114300" simplePos="0" relativeHeight="251662336" behindDoc="0" locked="0" layoutInCell="1" allowOverlap="1" wp14:anchorId="75F4CF31" wp14:editId="3869D66F">
             <wp:simplePos x="0" y="0"/>
             <wp:positionH relativeFrom="margin">
-              <wp:align>left</wp:align>
+              <wp:posOffset>5715</wp:posOffset>
             </wp:positionH>
             <wp:positionV relativeFrom="paragraph">
-              <wp:posOffset>192764</wp:posOffset>
+              <wp:posOffset>195580</wp:posOffset>
             </wp:positionV>
-            <wp:extent cx="5632148" cy="2432649"/>
-            <wp:effectExtent l="0" t="0" r="6985" b="6350"/>
+            <wp:extent cx="4230370" cy="2440940"/>
+            <wp:effectExtent l="0" t="0" r="0" b="0"/>
             <wp:wrapTopAndBottom/>
             <wp:docPr id="1770952450" name="Afbeelding 1" descr="Afbeelding met tekst, schermopname, software, scherm&#10;&#10;Door AI gegenereerde inhoud is mogelijk onjuist."/>
             <wp:cNvGraphicFramePr>
@@ -5376,14 +6285,14 @@
                     <pic:cNvPicPr/>
                   </pic:nvPicPr>
                   <pic:blipFill rotWithShape="1">
-                    <a:blip r:embed="rId12">
+                    <a:blip r:embed="rId14">
                       <a:extLst>
                         <a:ext uri="{28A0092B-C50C-407E-A947-70E740481C1C}">
                           <a14:useLocalDpi xmlns:a14="http://schemas.microsoft.com/office/drawing/2010/main" val="0"/>
                         </a:ext>
                       </a:extLst>
                     </a:blip>
-                    <a:srcRect l="1347" t="1379" r="817" b="1397"/>
+                    <a:srcRect l="2846" t="6552" r="32999" b="8264"/>
                     <a:stretch>
                       <a:fillRect/>
                     </a:stretch>
@@ -5391,7 +6300,7 @@
                   <pic:spPr bwMode="auto">
                     <a:xfrm>
                       <a:off x="0" y="0"/>
-                      <a:ext cx="5632148" cy="2432649"/>
+                      <a:ext cx="4230370" cy="2440940"/>
                     </a:xfrm>
                     <a:prstGeom prst="rect">
                       <a:avLst/>
@@ -5408,6 +6317,12 @@
                 </pic:pic>
               </a:graphicData>
             </a:graphic>
+            <wp14:sizeRelH relativeFrom="margin">
+              <wp14:pctWidth>0</wp14:pctWidth>
+            </wp14:sizeRelH>
+            <wp14:sizeRelV relativeFrom="margin">
+              <wp14:pctHeight>0</wp14:pctHeight>
+            </wp14:sizeRelV>
           </wp:anchor>
         </w:drawing>
       </w:r>
@@ -5426,7 +6341,10 @@
         <w:pStyle w:val="Bronnen"/>
       </w:pPr>
       <w:r>
-        <w:t>Zelfgemaakte foto</w:t>
+        <w:t xml:space="preserve">Zelfgemaakte </w:t>
+      </w:r>
+      <w:r>
+        <w:t>afbeelding</w:t>
       </w:r>
     </w:p>
     <w:p>
@@ -5487,7 +6405,7 @@
       <w:r>
         <w:br/>
       </w:r>
-      <w:hyperlink r:id="rId13" w:history="1">
+      <w:hyperlink r:id="rId15" w:history="1">
         <w:r>
           <w:rPr>
             <w:rStyle w:val="Hyperlink"/>
@@ -5495,6 +6413,9 @@
           <w:t>https://unsafe-app.ian-chains.be/?q=test</w:t>
         </w:r>
       </w:hyperlink>
+      <w:r>
+        <w:br/>
+      </w:r>
     </w:p>
     <w:p>
       <w:pPr>
@@ -5509,20 +6430,17 @@
     </w:p>
     <w:p>
       <w:r>
-        <w:rPr>
-          <w:noProof/>
-        </w:rPr>
         <w:drawing>
-          <wp:anchor distT="0" distB="0" distL="114300" distR="114300" simplePos="0" relativeHeight="251664384" behindDoc="0" locked="0" layoutInCell="1" allowOverlap="1" wp14:anchorId="1FC2853A" wp14:editId="6ADB13ED">
+          <wp:anchor distT="0" distB="0" distL="114300" distR="114300" simplePos="0" relativeHeight="251664384" behindDoc="0" locked="0" layoutInCell="1" allowOverlap="1" wp14:anchorId="1FC2853A" wp14:editId="582BB772">
             <wp:simplePos x="0" y="0"/>
             <wp:positionH relativeFrom="margin">
               <wp:align>left</wp:align>
             </wp:positionH>
             <wp:positionV relativeFrom="paragraph">
-              <wp:posOffset>185420</wp:posOffset>
+              <wp:posOffset>173703</wp:posOffset>
             </wp:positionV>
-            <wp:extent cx="4606290" cy="1567815"/>
-            <wp:effectExtent l="0" t="0" r="3810" b="0"/>
+            <wp:extent cx="4662805" cy="1630045"/>
+            <wp:effectExtent l="0" t="0" r="4445" b="8255"/>
             <wp:wrapTopAndBottom/>
             <wp:docPr id="2117274036" name="Afbeelding 1" descr="Afbeelding met tekst, software, Lettertype, nummer&#10;&#10;Door AI gegenereerde inhoud is mogelijk onjuist."/>
             <wp:cNvGraphicFramePr>
@@ -5535,8 +6453,837 @@
                     <pic:cNvPr id="2117274036" name="Afbeelding 1" descr="Afbeelding met tekst, software, Lettertype, nummer&#10;&#10;Door AI gegenereerde inhoud is mogelijk onjuist."/>
                     <pic:cNvPicPr/>
                   </pic:nvPicPr>
+                  <pic:blipFill rotWithShape="1">
+                    <a:blip r:embed="rId16">
+                      <a:extLst>
+                        <a:ext uri="{28A0092B-C50C-407E-A947-70E740481C1C}">
+                          <a14:useLocalDpi xmlns:a14="http://schemas.microsoft.com/office/drawing/2010/main" val="0"/>
+                        </a:ext>
+                      </a:extLst>
+                    </a:blip>
+                    <a:srcRect l="1299" t="8586" r="19789" b="10292"/>
+                    <a:stretch>
+                      <a:fillRect/>
+                    </a:stretch>
+                  </pic:blipFill>
+                  <pic:spPr bwMode="auto">
+                    <a:xfrm>
+                      <a:off x="0" y="0"/>
+                      <a:ext cx="4672813" cy="1633823"/>
+                    </a:xfrm>
+                    <a:prstGeom prst="rect">
+                      <a:avLst/>
+                    </a:prstGeom>
+                    <a:ln>
+                      <a:noFill/>
+                    </a:ln>
+                    <a:extLst>
+                      <a:ext uri="{53640926-AAD7-44D8-BBD7-CCE9431645EC}">
+                        <a14:shadowObscured xmlns:a14="http://schemas.microsoft.com/office/drawing/2010/main"/>
+                      </a:ext>
+                    </a:extLst>
+                  </pic:spPr>
+                </pic:pic>
+              </a:graphicData>
+            </a:graphic>
+            <wp14:sizeRelH relativeFrom="margin">
+              <wp14:pctWidth>0</wp14:pctWidth>
+            </wp14:sizeRelH>
+            <wp14:sizeRelV relativeFrom="margin">
+              <wp14:pctHeight>0</wp14:pctHeight>
+            </wp14:sizeRelV>
+          </wp:anchor>
+        </w:drawing>
+      </w:r>
+      <w:r>
+        <w:t>Voorbeeld zoekfunctie met XSS</w:t>
+      </w:r>
+      <w:r>
+        <w:t xml:space="preserve"> </w:t>
+      </w:r>
+      <w:r>
+        <w:t xml:space="preserve">payload </w:t>
+      </w:r>
+      <w:r>
+        <w:t>als zoekterm</w:t>
+      </w:r>
+      <w:r>
+        <w:br/>
+      </w:r>
+      <w:r>
+        <w:rPr>
+          <w:rStyle w:val="BronnenChar"/>
+        </w:rPr>
+        <w:t xml:space="preserve">Zelfgemaakte </w:t>
+      </w:r>
+      <w:r>
+        <w:rPr>
+          <w:rStyle w:val="BronnenChar"/>
+        </w:rPr>
+        <w:t>afbeelding</w:t>
+      </w:r>
+    </w:p>
+    <w:p>
+      <w:pPr>
+        <w:pStyle w:val="Ondertitel"/>
+      </w:pPr>
+      <w:r>
+        <w:lastRenderedPageBreak/>
+        <w:t xml:space="preserve">Figuur </w:t>
+      </w:r>
+      <w:r>
+        <w:t>7</w:t>
+      </w:r>
+    </w:p>
+    <w:p>
+      <w:r>
+        <w:drawing>
+          <wp:anchor distT="0" distB="0" distL="114300" distR="114300" simplePos="0" relativeHeight="251671552" behindDoc="0" locked="0" layoutInCell="1" allowOverlap="1" wp14:anchorId="7678726B" wp14:editId="4F08E3E5">
+            <wp:simplePos x="0" y="0"/>
+            <wp:positionH relativeFrom="margin">
+              <wp:align>left</wp:align>
+            </wp:positionH>
+            <wp:positionV relativeFrom="paragraph">
+              <wp:posOffset>185564</wp:posOffset>
+            </wp:positionV>
+            <wp:extent cx="3898900" cy="1025525"/>
+            <wp:effectExtent l="0" t="0" r="6350" b="3175"/>
+            <wp:wrapTopAndBottom/>
+            <wp:docPr id="907381242" name="Afbeelding 1" descr="Afbeelding met tekst, schermopname, Lettertype&#10;&#10;Door AI gegenereerde inhoud is mogelijk onjuist."/>
+            <wp:cNvGraphicFramePr>
+              <a:graphicFrameLocks xmlns:a="http://schemas.openxmlformats.org/drawingml/2006/main" noChangeAspect="1"/>
+            </wp:cNvGraphicFramePr>
+            <a:graphic xmlns:a="http://schemas.openxmlformats.org/drawingml/2006/main">
+              <a:graphicData uri="http://schemas.openxmlformats.org/drawingml/2006/picture">
+                <pic:pic xmlns:pic="http://schemas.openxmlformats.org/drawingml/2006/picture">
+                  <pic:nvPicPr>
+                    <pic:cNvPr id="907381242" name="Afbeelding 1" descr="Afbeelding met tekst, schermopname, Lettertype&#10;&#10;Door AI gegenereerde inhoud is mogelijk onjuist."/>
+                    <pic:cNvPicPr/>
+                  </pic:nvPicPr>
+                  <pic:blipFill rotWithShape="1">
+                    <a:blip r:embed="rId17">
+                      <a:extLst>
+                        <a:ext uri="{28A0092B-C50C-407E-A947-70E740481C1C}">
+                          <a14:useLocalDpi xmlns:a14="http://schemas.microsoft.com/office/drawing/2010/main" val="0"/>
+                        </a:ext>
+                      </a:extLst>
+                    </a:blip>
+                    <a:srcRect l="798" t="9966" r="1455" b="12145"/>
+                    <a:stretch>
+                      <a:fillRect/>
+                    </a:stretch>
+                  </pic:blipFill>
+                  <pic:spPr bwMode="auto">
+                    <a:xfrm>
+                      <a:off x="0" y="0"/>
+                      <a:ext cx="3907603" cy="1028380"/>
+                    </a:xfrm>
+                    <a:prstGeom prst="rect">
+                      <a:avLst/>
+                    </a:prstGeom>
+                    <a:ln>
+                      <a:noFill/>
+                    </a:ln>
+                    <a:extLst>
+                      <a:ext uri="{53640926-AAD7-44D8-BBD7-CCE9431645EC}">
+                        <a14:shadowObscured xmlns:a14="http://schemas.microsoft.com/office/drawing/2010/main"/>
+                      </a:ext>
+                    </a:extLst>
+                  </pic:spPr>
+                </pic:pic>
+              </a:graphicData>
+            </a:graphic>
+            <wp14:sizeRelH relativeFrom="margin">
+              <wp14:pctWidth>0</wp14:pctWidth>
+            </wp14:sizeRelH>
+            <wp14:sizeRelV relativeFrom="margin">
+              <wp14:pctHeight>0</wp14:pctHeight>
+            </wp14:sizeRelV>
+          </wp:anchor>
+        </w:drawing>
+      </w:r>
+      <w:r>
+        <w:t>Gebruiker krijgt JavaScript pop-up in beeld</w:t>
+      </w:r>
+    </w:p>
+    <w:p>
+      <w:pPr>
+        <w:pStyle w:val="Bronnen"/>
+      </w:pPr>
+      <w:r>
+        <w:t>Zelfgemaakte foto</w:t>
+      </w:r>
+    </w:p>
+    <w:p>
+      <w:r>
+        <w:t xml:space="preserve">Figuur </w:t>
+      </w:r>
+      <w:r>
+        <w:t>6</w:t>
+      </w:r>
+      <w:r>
+        <w:t xml:space="preserve"> toont </w:t>
+      </w:r>
+      <w:r>
+        <w:t xml:space="preserve">de zoekresultaten </w:t>
+      </w:r>
+      <w:r>
+        <w:t>van</w:t>
+      </w:r>
+      <w:r>
+        <w:t xml:space="preserve"> een zoekopdracht met </w:t>
+      </w:r>
+      <w:r>
+        <w:t>de</w:t>
+      </w:r>
+      <w:r>
+        <w:t xml:space="preserve"> XSS payload </w:t>
+      </w:r>
+      <w:r>
+        <w:rPr>
+          <w:b/>
+          <w:bCs/>
+        </w:rPr>
+        <w:t>&lt;</w:t>
+      </w:r>
+      <w:proofErr w:type="spellStart"/>
+      <w:r>
+        <w:rPr>
+          <w:b/>
+          <w:bCs/>
+        </w:rPr>
+        <w:t>img</w:t>
+      </w:r>
+      <w:proofErr w:type="spellEnd"/>
+      <w:r>
+        <w:rPr>
+          <w:b/>
+          <w:bCs/>
+        </w:rPr>
+        <w:t xml:space="preserve"> </w:t>
+      </w:r>
+      <w:proofErr w:type="spellStart"/>
+      <w:r>
+        <w:rPr>
+          <w:b/>
+          <w:bCs/>
+        </w:rPr>
+        <w:t>src</w:t>
+      </w:r>
+      <w:proofErr w:type="spellEnd"/>
+      <w:r>
+        <w:rPr>
+          <w:b/>
+          <w:bCs/>
+        </w:rPr>
+        <w:t xml:space="preserve">=x </w:t>
+      </w:r>
+      <w:proofErr w:type="spellStart"/>
+      <w:r>
+        <w:rPr>
+          <w:b/>
+          <w:bCs/>
+        </w:rPr>
+        <w:t>onerror</w:t>
+      </w:r>
+      <w:proofErr w:type="spellEnd"/>
+      <w:r>
+        <w:rPr>
+          <w:b/>
+          <w:bCs/>
+        </w:rPr>
+        <w:t>="alert('</w:t>
+      </w:r>
+      <w:proofErr w:type="spellStart"/>
+      <w:r>
+        <w:rPr>
+          <w:b/>
+          <w:bCs/>
+        </w:rPr>
+        <w:t>This</w:t>
+      </w:r>
+      <w:proofErr w:type="spellEnd"/>
+      <w:r>
+        <w:rPr>
+          <w:b/>
+          <w:bCs/>
+        </w:rPr>
+        <w:t xml:space="preserve"> is </w:t>
+      </w:r>
+      <w:proofErr w:type="spellStart"/>
+      <w:r>
+        <w:rPr>
+          <w:b/>
+          <w:bCs/>
+        </w:rPr>
+        <w:t>an</w:t>
+      </w:r>
+      <w:proofErr w:type="spellEnd"/>
+      <w:r>
+        <w:rPr>
+          <w:b/>
+          <w:bCs/>
+        </w:rPr>
+        <w:t xml:space="preserve"> XSS test!')"&gt;</w:t>
+      </w:r>
+      <w:r>
+        <w:t xml:space="preserve"> </w:t>
+      </w:r>
+      <w:r>
+        <w:t>als zoekterm</w:t>
+      </w:r>
+      <w:r>
+        <w:t xml:space="preserve">. </w:t>
+      </w:r>
+      <w:r>
+        <w:t>De</w:t>
+      </w:r>
+      <w:r>
+        <w:t>ze</w:t>
+      </w:r>
+      <w:r>
+        <w:t xml:space="preserve"> </w:t>
+      </w:r>
+      <w:r>
+        <w:t xml:space="preserve">zoekopdracht </w:t>
+      </w:r>
+      <w:r>
+        <w:t>kan uitgevoerd worden door de payload in te vullen in de zoekbalk of door volgende URL te gebruiken:</w:t>
+      </w:r>
+      <w:r>
+        <w:t xml:space="preserve"> </w:t>
+      </w:r>
+      <w:hyperlink r:id="rId18" w:history="1">
+        <w:r>
+          <w:rPr>
+            <w:rStyle w:val="Hyperlink"/>
+          </w:rPr>
+          <w:t>https://unsafe-app.ian</w:t>
+        </w:r>
+        <w:r>
+          <w:rPr>
+            <w:rStyle w:val="Hyperlink"/>
+          </w:rPr>
+          <w:t>-</w:t>
+        </w:r>
+        <w:r>
+          <w:rPr>
+            <w:rStyle w:val="Hyperlink"/>
+          </w:rPr>
+          <w:t>chains.be/?q=%3Ci</w:t>
+        </w:r>
+        <w:r>
+          <w:rPr>
+            <w:rStyle w:val="Hyperlink"/>
+          </w:rPr>
+          <w:t>m</w:t>
+        </w:r>
+        <w:r>
+          <w:rPr>
+            <w:rStyle w:val="Hyperlink"/>
+          </w:rPr>
+          <w:t>g%20src=</w:t>
+        </w:r>
+        <w:r>
+          <w:rPr>
+            <w:rStyle w:val="Hyperlink"/>
+          </w:rPr>
+          <w:t>x</w:t>
+        </w:r>
+        <w:r>
+          <w:rPr>
+            <w:rStyle w:val="Hyperlink"/>
+          </w:rPr>
+          <w:t>%20onerror=</w:t>
+        </w:r>
+        <w:r>
+          <w:rPr>
+            <w:rStyle w:val="Hyperlink"/>
+          </w:rPr>
+          <w:t xml:space="preserve"> </w:t>
+        </w:r>
+        <w:r>
+          <w:rPr>
+            <w:rStyle w:val="Hyperlink"/>
+          </w:rPr>
+          <w:t>%22alert(%27This%20is%20an%20</w:t>
+        </w:r>
+        <w:r>
+          <w:rPr>
+            <w:rStyle w:val="Hyperlink"/>
+          </w:rPr>
+          <w:t>X</w:t>
+        </w:r>
+        <w:r>
+          <w:rPr>
+            <w:rStyle w:val="Hyperlink"/>
+          </w:rPr>
+          <w:t>SS%20test!%27)%22%3E</w:t>
+        </w:r>
+      </w:hyperlink>
+      <w:r>
+        <w:t xml:space="preserve"> </w:t>
+      </w:r>
+      <w:r>
+        <w:t>Als deze zoekopdracht wordt uitgevoerd blijkt dat de JavaScript code</w:t>
+      </w:r>
+      <w:r>
+        <w:t xml:space="preserve"> </w:t>
+      </w:r>
+      <w:r>
+        <w:rPr>
+          <w:b/>
+          <w:bCs/>
+        </w:rPr>
+        <w:t>alert('</w:t>
+      </w:r>
+      <w:proofErr w:type="spellStart"/>
+      <w:r>
+        <w:rPr>
+          <w:b/>
+          <w:bCs/>
+        </w:rPr>
+        <w:t>This</w:t>
+      </w:r>
+      <w:proofErr w:type="spellEnd"/>
+      <w:r>
+        <w:rPr>
+          <w:b/>
+          <w:bCs/>
+        </w:rPr>
+        <w:t xml:space="preserve"> is </w:t>
+      </w:r>
+      <w:proofErr w:type="spellStart"/>
+      <w:r>
+        <w:rPr>
+          <w:b/>
+          <w:bCs/>
+        </w:rPr>
+        <w:t>an</w:t>
+      </w:r>
+      <w:proofErr w:type="spellEnd"/>
+      <w:r>
+        <w:rPr>
+          <w:b/>
+          <w:bCs/>
+        </w:rPr>
+        <w:t xml:space="preserve"> XSS test!')</w:t>
+      </w:r>
+      <w:r>
+        <w:t xml:space="preserve"> ook effectief uitgevoerd wordt</w:t>
+      </w:r>
+      <w:r>
+        <w:t xml:space="preserve"> en de gebruiker krijgt een pop-up zoals in figuur 7 te zien. Deze webapp is dus kwetsbaar voor XSS aanvallen.</w:t>
+      </w:r>
+      <w:r>
+        <w:t xml:space="preserve"> I</w:t>
+      </w:r>
+      <w:r>
+        <w:t>n figuur 6</w:t>
+      </w:r>
+      <w:r>
+        <w:t xml:space="preserve"> is te zien dat</w:t>
+      </w:r>
+      <w:r>
+        <w:t xml:space="preserve"> de payload als HTML code herkent en </w:t>
+      </w:r>
+      <w:r>
+        <w:t xml:space="preserve">uitgevoerd wordt, en </w:t>
+      </w:r>
+      <w:r>
+        <w:t xml:space="preserve">er effectief geprobeerd wordt om de </w:t>
+      </w:r>
+      <w:r>
+        <w:t>afbeelding</w:t>
+      </w:r>
+      <w:r>
+        <w:t xml:space="preserve"> in te laden maar doordat de </w:t>
+      </w:r>
+      <w:r>
+        <w:t>afbeelding</w:t>
+      </w:r>
+      <w:r>
+        <w:t xml:space="preserve"> niet gevonden kan worden wordt het </w:t>
+      </w:r>
+      <w:r>
+        <w:t>on error script</w:t>
+      </w:r>
+      <w:r>
+        <w:t xml:space="preserve"> uitgevoerd.</w:t>
+      </w:r>
+    </w:p>
+    <w:p>
+      <w:pPr>
+        <w:pStyle w:val="Kop3"/>
+        <w:numPr>
+          <w:ilvl w:val="2"/>
+          <w:numId w:val="39"/>
+        </w:numPr>
+      </w:pPr>
+      <w:bookmarkStart w:id="22" w:name="_Toc222862658"/>
+      <w:r>
+        <w:t>Stored XSS bij onveilige API</w:t>
+      </w:r>
+      <w:bookmarkEnd w:id="22"/>
+    </w:p>
+    <w:p>
+      <w:pPr>
+        <w:pStyle w:val="Ondertitel"/>
+      </w:pPr>
+      <w:r>
+        <w:t xml:space="preserve">Figuur </w:t>
+      </w:r>
+      <w:r>
+        <w:t>8</w:t>
+      </w:r>
+    </w:p>
+    <w:p>
+      <w:r>
+        <w:drawing>
+          <wp:anchor distT="0" distB="0" distL="114300" distR="114300" simplePos="0" relativeHeight="251669504" behindDoc="0" locked="0" layoutInCell="1" allowOverlap="1" wp14:anchorId="21FB21FD" wp14:editId="57DFE6EA">
+            <wp:simplePos x="0" y="0"/>
+            <wp:positionH relativeFrom="margin">
+              <wp:align>left</wp:align>
+            </wp:positionH>
+            <wp:positionV relativeFrom="paragraph">
+              <wp:posOffset>187205</wp:posOffset>
+            </wp:positionV>
+            <wp:extent cx="4869815" cy="1914525"/>
+            <wp:effectExtent l="0" t="0" r="6985" b="9525"/>
+            <wp:wrapTopAndBottom/>
+            <wp:docPr id="366207594" name="Afbeelding 1" descr="Afbeelding met tekst, schermopname, lijn, nummer&#10;&#10;Door AI gegenereerde inhoud is mogelijk onjuist."/>
+            <wp:cNvGraphicFramePr>
+              <a:graphicFrameLocks xmlns:a="http://schemas.openxmlformats.org/drawingml/2006/main" noChangeAspect="1"/>
+            </wp:cNvGraphicFramePr>
+            <a:graphic xmlns:a="http://schemas.openxmlformats.org/drawingml/2006/main">
+              <a:graphicData uri="http://schemas.openxmlformats.org/drawingml/2006/picture">
+                <pic:pic xmlns:pic="http://schemas.openxmlformats.org/drawingml/2006/picture">
+                  <pic:nvPicPr>
+                    <pic:cNvPr id="366207594" name="Afbeelding 1" descr="Afbeelding met tekst, schermopname, lijn, nummer&#10;&#10;Door AI gegenereerde inhoud is mogelijk onjuist."/>
+                    <pic:cNvPicPr/>
+                  </pic:nvPicPr>
+                  <pic:blipFill rotWithShape="1">
+                    <a:blip r:embed="rId19">
+                      <a:extLst>
+                        <a:ext uri="{28A0092B-C50C-407E-A947-70E740481C1C}">
+                          <a14:useLocalDpi xmlns:a14="http://schemas.microsoft.com/office/drawing/2010/main" val="0"/>
+                        </a:ext>
+                      </a:extLst>
+                    </a:blip>
+                    <a:srcRect l="892" t="6038" r="23021" b="7111"/>
+                    <a:stretch>
+                      <a:fillRect/>
+                    </a:stretch>
+                  </pic:blipFill>
+                  <pic:spPr bwMode="auto">
+                    <a:xfrm>
+                      <a:off x="0" y="0"/>
+                      <a:ext cx="4871940" cy="1915678"/>
+                    </a:xfrm>
+                    <a:prstGeom prst="rect">
+                      <a:avLst/>
+                    </a:prstGeom>
+                    <a:ln>
+                      <a:noFill/>
+                    </a:ln>
+                    <a:extLst>
+                      <a:ext uri="{53640926-AAD7-44D8-BBD7-CCE9431645EC}">
+                        <a14:shadowObscured xmlns:a14="http://schemas.microsoft.com/office/drawing/2010/main"/>
+                      </a:ext>
+                    </a:extLst>
+                  </pic:spPr>
+                </pic:pic>
+              </a:graphicData>
+            </a:graphic>
+            <wp14:sizeRelH relativeFrom="margin">
+              <wp14:pctWidth>0</wp14:pctWidth>
+            </wp14:sizeRelH>
+            <wp14:sizeRelV relativeFrom="margin">
+              <wp14:pctHeight>0</wp14:pctHeight>
+            </wp14:sizeRelV>
+          </wp:anchor>
+        </w:drawing>
+      </w:r>
+      <w:r>
+        <w:t>Aanmaken van</w:t>
+      </w:r>
+      <w:r>
+        <w:t xml:space="preserve"> een</w:t>
+      </w:r>
+      <w:r>
+        <w:t xml:space="preserve"> post met normale content</w:t>
+      </w:r>
+    </w:p>
+    <w:p>
+      <w:pPr>
+        <w:pStyle w:val="Bronnen"/>
+      </w:pPr>
+      <w:r>
+        <w:t xml:space="preserve">Zelfgemaakte </w:t>
+      </w:r>
+      <w:r>
+        <w:t>afbeelding</w:t>
+      </w:r>
+    </w:p>
+    <w:p>
+      <w:pPr>
+        <w:pStyle w:val="Ondertitel"/>
+      </w:pPr>
+      <w:r>
+        <w:t xml:space="preserve">Figuur </w:t>
+      </w:r>
+      <w:r>
+        <w:t>9</w:t>
+      </w:r>
+    </w:p>
+    <w:p>
+      <w:pPr>
+        <w:rPr>
+          <w:rStyle w:val="BronnenChar"/>
+        </w:rPr>
+      </w:pPr>
+      <w:r>
+        <w:drawing>
+          <wp:anchor distT="0" distB="0" distL="114300" distR="114300" simplePos="0" relativeHeight="251670528" behindDoc="0" locked="0" layoutInCell="1" allowOverlap="1" wp14:anchorId="1EF4D67F" wp14:editId="035AE611">
+            <wp:simplePos x="0" y="0"/>
+            <wp:positionH relativeFrom="margin">
+              <wp:align>left</wp:align>
+            </wp:positionH>
+            <wp:positionV relativeFrom="paragraph">
+              <wp:posOffset>186690</wp:posOffset>
+            </wp:positionV>
+            <wp:extent cx="3398520" cy="1630045"/>
+            <wp:effectExtent l="0" t="0" r="0" b="8255"/>
+            <wp:wrapTopAndBottom/>
+            <wp:docPr id="61112980" name="Afbeelding 1" descr="Afbeelding met tekst, schermopname, Lettertype, lijn&#10;&#10;Door AI gegenereerde inhoud is mogelijk onjuist."/>
+            <wp:cNvGraphicFramePr>
+              <a:graphicFrameLocks xmlns:a="http://schemas.openxmlformats.org/drawingml/2006/main" noChangeAspect="1"/>
+            </wp:cNvGraphicFramePr>
+            <a:graphic xmlns:a="http://schemas.openxmlformats.org/drawingml/2006/main">
+              <a:graphicData uri="http://schemas.openxmlformats.org/drawingml/2006/picture">
+                <pic:pic xmlns:pic="http://schemas.openxmlformats.org/drawingml/2006/picture">
+                  <pic:nvPicPr>
+                    <pic:cNvPr id="61112980" name="Afbeelding 1" descr="Afbeelding met tekst, schermopname, Lettertype, lijn&#10;&#10;Door AI gegenereerde inhoud is mogelijk onjuist."/>
+                    <pic:cNvPicPr/>
+                  </pic:nvPicPr>
+                  <pic:blipFill rotWithShape="1">
+                    <a:blip r:embed="rId20">
+                      <a:extLst>
+                        <a:ext uri="{28A0092B-C50C-407E-A947-70E740481C1C}">
+                          <a14:useLocalDpi xmlns:a14="http://schemas.microsoft.com/office/drawing/2010/main" val="0"/>
+                        </a:ext>
+                      </a:extLst>
+                    </a:blip>
+                    <a:srcRect t="2642" b="-1"/>
+                    <a:stretch>
+                      <a:fillRect/>
+                    </a:stretch>
+                  </pic:blipFill>
+                  <pic:spPr bwMode="auto">
+                    <a:xfrm>
+                      <a:off x="0" y="0"/>
+                      <a:ext cx="3413347" cy="1637498"/>
+                    </a:xfrm>
+                    <a:prstGeom prst="rect">
+                      <a:avLst/>
+                    </a:prstGeom>
+                    <a:ln>
+                      <a:noFill/>
+                    </a:ln>
+                    <a:extLst>
+                      <a:ext uri="{53640926-AAD7-44D8-BBD7-CCE9431645EC}">
+                        <a14:shadowObscured xmlns:a14="http://schemas.microsoft.com/office/drawing/2010/main"/>
+                      </a:ext>
+                    </a:extLst>
+                  </pic:spPr>
+                </pic:pic>
+              </a:graphicData>
+            </a:graphic>
+            <wp14:sizeRelH relativeFrom="margin">
+              <wp14:pctWidth>0</wp14:pctWidth>
+            </wp14:sizeRelH>
+            <wp14:sizeRelV relativeFrom="margin">
+              <wp14:pctHeight>0</wp14:pctHeight>
+            </wp14:sizeRelV>
+          </wp:anchor>
+        </w:drawing>
+      </w:r>
+      <w:r>
+        <w:t xml:space="preserve">Inladen van </w:t>
+      </w:r>
+      <w:r>
+        <w:t xml:space="preserve">een </w:t>
+      </w:r>
+      <w:r>
+        <w:t>post met normale content</w:t>
+      </w:r>
+      <w:r>
+        <w:br/>
+      </w:r>
+      <w:r>
+        <w:rPr>
+          <w:rStyle w:val="BronnenChar"/>
+        </w:rPr>
+        <w:t xml:space="preserve">Zelfgemaakte </w:t>
+      </w:r>
+      <w:r>
+        <w:rPr>
+          <w:rStyle w:val="BronnenChar"/>
+        </w:rPr>
+        <w:t>afbeelding</w:t>
+      </w:r>
+    </w:p>
+    <w:p>
+      <w:r>
+        <w:lastRenderedPageBreak/>
+        <w:t xml:space="preserve">Het gebruikte praktische voorbeeld om stored XSS aan te tonen </w:t>
+      </w:r>
+      <w:r>
+        <w:t>voor dit onderzoek is het kunnen aanmaken en opvragen van posts</w:t>
+      </w:r>
+      <w:r>
+        <w:t>. Voor het aanmaken van posts moet een gebruiker ingelogd zijn met een account.</w:t>
+      </w:r>
+      <w:r>
+        <w:t xml:space="preserve"> Voor het inladen van posts worden telkens de 5 laatst aangemaakte posts weergegeven door te klikken op de load </w:t>
+      </w:r>
+      <w:r>
+        <w:t>button</w:t>
+      </w:r>
+      <w:r>
+        <w:t>.</w:t>
+      </w:r>
+      <w:r>
+        <w:t xml:space="preserve"> Figuur</w:t>
+      </w:r>
+      <w:r>
+        <w:t xml:space="preserve"> 8 toont hoe het aanmaken van een</w:t>
+      </w:r>
+      <w:r>
+        <w:t xml:space="preserve"> nieuwe</w:t>
+      </w:r>
+      <w:r>
+        <w:t xml:space="preserve"> post met normale content er uit ziet. Figuur 9 toont hoe deze post met normale content eruit ziet bij het inladen.</w:t>
+      </w:r>
+      <w:r>
+        <w:br/>
+      </w:r>
+    </w:p>
+    <w:p>
+      <w:pPr>
+        <w:pStyle w:val="Ondertitel"/>
+      </w:pPr>
+      <w:r>
+        <w:t xml:space="preserve">Figuur </w:t>
+      </w:r>
+      <w:r>
+        <w:t>10</w:t>
+      </w:r>
+    </w:p>
+    <w:p>
+      <w:r>
+        <w:t>Aanmaken van post met XSS payload als content</w:t>
+      </w:r>
+      <w:r>
+        <w:br/>
+      </w:r>
+      <w:r>
+        <w:drawing>
+          <wp:inline distT="0" distB="0" distL="0" distR="0" wp14:anchorId="09494BAE" wp14:editId="03F05679">
+            <wp:extent cx="5408762" cy="2166009"/>
+            <wp:effectExtent l="0" t="0" r="1905" b="5715"/>
+            <wp:docPr id="1617197582" name="Afbeelding 1" descr="Afbeelding met tekst, schermopname, Lettertype, lijn&#10;&#10;Door AI gegenereerde inhoud is mogelijk onjuist."/>
+            <wp:cNvGraphicFramePr>
+              <a:graphicFrameLocks xmlns:a="http://schemas.openxmlformats.org/drawingml/2006/main" noChangeAspect="1"/>
+            </wp:cNvGraphicFramePr>
+            <a:graphic xmlns:a="http://schemas.openxmlformats.org/drawingml/2006/main">
+              <a:graphicData uri="http://schemas.openxmlformats.org/drawingml/2006/picture">
+                <pic:pic xmlns:pic="http://schemas.openxmlformats.org/drawingml/2006/picture">
+                  <pic:nvPicPr>
+                    <pic:cNvPr id="1617197582" name="Afbeelding 1" descr="Afbeelding met tekst, schermopname, Lettertype, lijn&#10;&#10;Door AI gegenereerde inhoud is mogelijk onjuist."/>
+                    <pic:cNvPicPr/>
+                  </pic:nvPicPr>
                   <pic:blipFill>
-                    <a:blip r:embed="rId14">
+                    <a:blip r:embed="rId21"/>
+                    <a:stretch>
+                      <a:fillRect/>
+                    </a:stretch>
+                  </pic:blipFill>
+                  <pic:spPr>
+                    <a:xfrm>
+                      <a:off x="0" y="0"/>
+                      <a:ext cx="5415702" cy="2168788"/>
+                    </a:xfrm>
+                    <a:prstGeom prst="rect">
+                      <a:avLst/>
+                    </a:prstGeom>
+                  </pic:spPr>
+                </pic:pic>
+              </a:graphicData>
+            </a:graphic>
+          </wp:inline>
+        </w:drawing>
+      </w:r>
+      <w:r>
+        <w:br/>
+      </w:r>
+      <w:r>
+        <w:rPr>
+          <w:rStyle w:val="BronnenChar"/>
+        </w:rPr>
+        <w:t xml:space="preserve">Zelfgemaakte </w:t>
+      </w:r>
+      <w:r>
+        <w:rPr>
+          <w:rStyle w:val="BronnenChar"/>
+        </w:rPr>
+        <w:t>afbeelding</w:t>
+      </w:r>
+      <w:r>
+        <w:rPr>
+          <w:rStyle w:val="BronnenChar"/>
+        </w:rPr>
+        <w:br/>
+      </w:r>
+    </w:p>
+    <w:p>
+      <w:pPr>
+        <w:pStyle w:val="Ondertitel"/>
+      </w:pPr>
+      <w:r>
+        <w:t xml:space="preserve">Figuur </w:t>
+      </w:r>
+      <w:r>
+        <w:t>11</w:t>
+      </w:r>
+    </w:p>
+    <w:p>
+      <w:r>
+        <w:drawing>
+          <wp:anchor distT="0" distB="0" distL="114300" distR="114300" simplePos="0" relativeHeight="251672576" behindDoc="0" locked="0" layoutInCell="1" allowOverlap="1" wp14:anchorId="29EA87BF" wp14:editId="5F1E84AD">
+            <wp:simplePos x="0" y="0"/>
+            <wp:positionH relativeFrom="margin">
+              <wp:align>left</wp:align>
+            </wp:positionH>
+            <wp:positionV relativeFrom="paragraph">
+              <wp:posOffset>188595</wp:posOffset>
+            </wp:positionV>
+            <wp:extent cx="3571240" cy="1870075"/>
+            <wp:effectExtent l="0" t="0" r="0" b="0"/>
+            <wp:wrapTopAndBottom/>
+            <wp:docPr id="630193165" name="Afbeelding 1" descr="Afbeelding met tekst, schermopname, Lettertype, nummer&#10;&#10;Door AI gegenereerde inhoud is mogelijk onjuist."/>
+            <wp:cNvGraphicFramePr>
+              <a:graphicFrameLocks xmlns:a="http://schemas.openxmlformats.org/drawingml/2006/main" noChangeAspect="1"/>
+            </wp:cNvGraphicFramePr>
+            <a:graphic xmlns:a="http://schemas.openxmlformats.org/drawingml/2006/main">
+              <a:graphicData uri="http://schemas.openxmlformats.org/drawingml/2006/picture">
+                <pic:pic xmlns:pic="http://schemas.openxmlformats.org/drawingml/2006/picture">
+                  <pic:nvPicPr>
+                    <pic:cNvPr id="630193165" name="Afbeelding 1" descr="Afbeelding met tekst, schermopname, Lettertype, nummer&#10;&#10;Door AI gegenereerde inhoud is mogelijk onjuist."/>
+                    <pic:cNvPicPr/>
+                  </pic:nvPicPr>
+                  <pic:blipFill>
+                    <a:blip r:embed="rId22">
                       <a:extLst>
                         <a:ext uri="{28A0092B-C50C-407E-A947-70E740481C1C}">
                           <a14:useLocalDpi xmlns:a14="http://schemas.microsoft.com/office/drawing/2010/main" val="0"/>
@@ -5550,7 +7297,7 @@
                   <pic:spPr>
                     <a:xfrm>
                       <a:off x="0" y="0"/>
-                      <a:ext cx="4606290" cy="1567815"/>
+                      <a:ext cx="3571240" cy="1870075"/>
                     </a:xfrm>
                     <a:prstGeom prst="rect">
                       <a:avLst/>
@@ -5569,25 +7316,107 @@
         </w:drawing>
       </w:r>
       <w:r>
-        <w:t>Voorbeeld zoekfunctie met XSS</w:t>
-      </w:r>
-      <w:r>
-        <w:t xml:space="preserve"> </w:t>
-      </w:r>
-      <w:r>
-        <w:t xml:space="preserve">payload </w:t>
-      </w:r>
-      <w:r>
-        <w:t>als zoekterm</w:t>
+        <w:t>Inladen van post met XSS payload als content</w:t>
+      </w:r>
+    </w:p>
+    <w:p>
+      <w:pPr>
+        <w:pStyle w:val="Bronnen"/>
+      </w:pPr>
+      <w:r>
+        <w:t xml:space="preserve">Zelfgemaakte </w:t>
+      </w:r>
+      <w:r>
+        <w:t>afbeelding</w:t>
       </w:r>
       <w:r>
         <w:br/>
       </w:r>
-      <w:r>
-        <w:rPr>
-          <w:rStyle w:val="BronnenChar"/>
-        </w:rPr>
-        <w:t>Zelfgemaakte foto</w:t>
+    </w:p>
+    <w:p>
+      <w:r>
+        <w:t xml:space="preserve">Figuur 10 toont </w:t>
+      </w:r>
+      <w:r>
+        <w:t>het</w:t>
+      </w:r>
+      <w:r>
+        <w:t xml:space="preserve"> aanma</w:t>
+      </w:r>
+      <w:r>
+        <w:t>ken</w:t>
+      </w:r>
+      <w:r>
+        <w:t xml:space="preserve"> van een </w:t>
+      </w:r>
+      <w:r>
+        <w:t xml:space="preserve">nieuwe </w:t>
+      </w:r>
+      <w:r>
+        <w:t xml:space="preserve">post met zowel normale </w:t>
+      </w:r>
+      <w:r>
+        <w:t>content</w:t>
+      </w:r>
+      <w:r>
+        <w:t xml:space="preserve"> als </w:t>
+      </w:r>
+      <w:r>
+        <w:t xml:space="preserve">dezelfde </w:t>
+      </w:r>
+      <w:r>
+        <w:t>XSS</w:t>
+      </w:r>
+      <w:r>
+        <w:t xml:space="preserve"> payload uit onderdeel 1.3.1.</w:t>
+      </w:r>
+      <w:r>
+        <w:t xml:space="preserve"> Figuur 11 toont hoe deze nieuwe post met XSS payload eruit ziet bij het inladen, de normale content wordt op een normale manier afgebeeld maar de XSS payload wordt weer als HTML code geïnterpreteerd. Dezelfde JavaScript code wordt weer opnieuw uitgevoerd en de gebruiker krijgt opnieuw dezelfde pop-up te zien zoals in figuur 7.</w:t>
+      </w:r>
+    </w:p>
+    <w:p>
+      <w:pPr>
+        <w:pStyle w:val="Kop3"/>
+        <w:numPr>
+          <w:ilvl w:val="2"/>
+          <w:numId w:val="39"/>
+        </w:numPr>
+      </w:pPr>
+      <w:bookmarkStart w:id="23" w:name="_Toc222862659"/>
+      <w:r>
+        <w:lastRenderedPageBreak/>
+        <w:t>Veilige API, beschermt tegen XSS</w:t>
+      </w:r>
+      <w:bookmarkEnd w:id="23"/>
+    </w:p>
+    <w:p>
+      <w:r>
+        <w:t>Om de API en het volledige webapp systeem te beschermen</w:t>
+      </w:r>
+      <w:r>
+        <w:t xml:space="preserve"> van XSS</w:t>
+      </w:r>
+      <w:r>
+        <w:t xml:space="preserve"> is er in dit onderzoek voor gekozen om HTML escaping of HTML entity encoding te gebruiken door middel van de escape functie van de </w:t>
+      </w:r>
+      <w:hyperlink r:id="rId23" w:history="1">
+        <w:proofErr w:type="spellStart"/>
+        <w:r>
+          <w:rPr>
+            <w:rStyle w:val="Hyperlink"/>
+          </w:rPr>
+          <w:t>MarkupSafe</w:t>
+        </w:r>
+        <w:proofErr w:type="spellEnd"/>
+      </w:hyperlink>
+      <w:r>
+        <w:t xml:space="preserve"> module in Python.</w:t>
+      </w:r>
+      <w:r>
+        <w:t xml:space="preserve"> Bij deze veilige API wordt er eerst HTML escaping uitgevoerd op alle gebruikersinput voordat het verder verwerkt wordt door het systeem.</w:t>
+      </w:r>
+      <w:r>
+        <w:br/>
       </w:r>
     </w:p>
     <w:p>
@@ -5595,34 +7424,29 @@
         <w:pStyle w:val="Ondertitel"/>
       </w:pPr>
       <w:r>
-        <w:t xml:space="preserve">Figuur </w:t>
-      </w:r>
-      <w:r>
-        <w:t>7</w:t>
-      </w:r>
-    </w:p>
-    <w:p>
-      <w:r>
-        <w:lastRenderedPageBreak/>
-        <w:t>Gebruiker krijgt JavaScript pop-up in beeld</w:t>
-      </w:r>
-      <w:r>
+        <w:t>Figuur 12</w:t>
+      </w:r>
+    </w:p>
+    <w:p>
+      <w:pPr>
         <w:rPr>
           <w:noProof/>
         </w:rPr>
+      </w:pPr>
+      <w:r>
         <w:drawing>
-          <wp:anchor distT="0" distB="0" distL="114300" distR="114300" simplePos="0" relativeHeight="251663360" behindDoc="0" locked="0" layoutInCell="1" allowOverlap="1" wp14:anchorId="111FF04E" wp14:editId="7D1F48B7">
+          <wp:anchor distT="0" distB="0" distL="114300" distR="114300" simplePos="0" relativeHeight="251673600" behindDoc="0" locked="0" layoutInCell="1" allowOverlap="1" wp14:anchorId="49248FE0" wp14:editId="4BB99ADF">
             <wp:simplePos x="0" y="0"/>
-            <wp:positionH relativeFrom="column">
-              <wp:posOffset>-3175</wp:posOffset>
+            <wp:positionH relativeFrom="margin">
+              <wp:align>left</wp:align>
             </wp:positionH>
             <wp:positionV relativeFrom="paragraph">
-              <wp:posOffset>186690</wp:posOffset>
+              <wp:posOffset>188116</wp:posOffset>
             </wp:positionV>
-            <wp:extent cx="4276725" cy="1381125"/>
-            <wp:effectExtent l="0" t="0" r="9525" b="9525"/>
+            <wp:extent cx="4433570" cy="1701800"/>
+            <wp:effectExtent l="0" t="0" r="5080" b="0"/>
             <wp:wrapTopAndBottom/>
-            <wp:docPr id="821169432" name="Afbeelding 1" descr="Afbeelding met tekst, schermopname, Lettertype, multimedia&#10;&#10;Door AI gegenereerde inhoud is mogelijk onjuist."/>
+            <wp:docPr id="1327395819" name="Afbeelding 1" descr="Afbeelding met tekst, schermopname, Lettertype, lijn&#10;&#10;Door AI gegenereerde inhoud is mogelijk onjuist."/>
             <wp:cNvGraphicFramePr>
               <a:graphicFrameLocks xmlns:a="http://schemas.openxmlformats.org/drawingml/2006/main" noChangeAspect="1"/>
             </wp:cNvGraphicFramePr>
@@ -5630,11 +7454,11 @@
               <a:graphicData uri="http://schemas.openxmlformats.org/drawingml/2006/picture">
                 <pic:pic xmlns:pic="http://schemas.openxmlformats.org/drawingml/2006/picture">
                   <pic:nvPicPr>
-                    <pic:cNvPr id="821169432" name="Afbeelding 1" descr="Afbeelding met tekst, schermopname, Lettertype, multimedia&#10;&#10;Door AI gegenereerde inhoud is mogelijk onjuist."/>
+                    <pic:cNvPr id="1327395819" name="Afbeelding 1" descr="Afbeelding met tekst, schermopname, Lettertype, lijn&#10;&#10;Door AI gegenereerde inhoud is mogelijk onjuist."/>
                     <pic:cNvPicPr/>
                   </pic:nvPicPr>
                   <pic:blipFill>
-                    <a:blip r:embed="rId15">
+                    <a:blip r:embed="rId24">
                       <a:extLst>
                         <a:ext uri="{28A0092B-C50C-407E-A947-70E740481C1C}">
                           <a14:useLocalDpi xmlns:a14="http://schemas.microsoft.com/office/drawing/2010/main" val="0"/>
@@ -5648,7 +7472,7 @@
                   <pic:spPr>
                     <a:xfrm>
                       <a:off x="0" y="0"/>
-                      <a:ext cx="4276725" cy="1381125"/>
+                      <a:ext cx="4433570" cy="1701800"/>
                     </a:xfrm>
                     <a:prstGeom prst="rect">
                       <a:avLst/>
@@ -5657,74 +7481,351 @@
                 </pic:pic>
               </a:graphicData>
             </a:graphic>
+            <wp14:sizeRelH relativeFrom="margin">
+              <wp14:pctWidth>0</wp14:pctWidth>
+            </wp14:sizeRelH>
+            <wp14:sizeRelV relativeFrom="margin">
+              <wp14:pctHeight>0</wp14:pctHeight>
+            </wp14:sizeRelV>
           </wp:anchor>
         </w:drawing>
       </w:r>
+      <w:r>
+        <w:t>Voorbeeld veilige zoekfunctie met XSS payload als zoekterm</w:t>
+      </w:r>
     </w:p>
     <w:p>
       <w:pPr>
         <w:pStyle w:val="Bronnen"/>
-      </w:pPr>
-      <w:r>
-        <w:t>Zelfgemaakte foto</w:t>
-      </w:r>
-    </w:p>
-    <w:p>
-      <w:r>
-        <w:t xml:space="preserve">Figuur </w:t>
-      </w:r>
-      <w:r>
-        <w:t>7</w:t>
-      </w:r>
-      <w:r>
-        <w:t xml:space="preserve"> toont het resultaat aan van hoe het gebruik van een XSS payload als zoekterm in een zoekfunctie kan gebruikt worden.</w:t>
-      </w:r>
-    </w:p>
-    <w:p>
-      <w:pPr>
-        <w:rPr>
-          <w:b/>
-          <w:bCs/>
-          <w:lang w:val="en-US"/>
-        </w:rPr>
-      </w:pPr>
-      <w:r>
-        <w:rPr>
-          <w:lang w:val="en-US"/>
-        </w:rPr>
-        <w:t xml:space="preserve">De gebruikte payload: </w:t>
-      </w:r>
-      <w:r>
-        <w:rPr>
-          <w:b/>
-          <w:bCs/>
-          <w:lang w:val="en-US"/>
-        </w:rPr>
-        <w:t>&lt;img src=x onerror="alert('This is an XSS test!')"&gt;</w:t>
-      </w:r>
-    </w:p>
-    <w:p>
-      <w:pPr>
-        <w:rPr>
-          <w:lang w:val="en-US"/>
-        </w:rPr>
-      </w:pPr>
-      <w:hyperlink r:id="rId16" w:history="1">
-        <w:r>
-          <w:rPr>
-            <w:rStyle w:val="Hyperlink"/>
-            <w:lang w:val="en-US"/>
-          </w:rPr>
-          <w:t>https://unsafe-app.ian-chains.be/?q=%3Cimg%20src=x%20onerror=%22alert(%27This%20is%20an%20XSS%20test!%27)%22%3E</w:t>
-        </w:r>
-      </w:hyperlink>
-    </w:p>
-    <w:p>
-      <w:pPr>
-        <w:rPr>
-          <w:lang w:val="en-US"/>
-        </w:rPr>
-      </w:pPr>
+        <w:rPr>
+          <w:noProof/>
+        </w:rPr>
+      </w:pPr>
+      <w:r>
+        <w:rPr>
+          <w:noProof/>
+        </w:rPr>
+        <w:t>Zelfgemaakte afbeelding</w:t>
+      </w:r>
+      <w:r>
+        <w:rPr>
+          <w:noProof/>
+        </w:rPr>
+        <w:br/>
+      </w:r>
+    </w:p>
+    <w:p>
+      <w:pPr>
+        <w:pStyle w:val="Ondertitel"/>
+      </w:pPr>
+      <w:r>
+        <w:t>Figuur 13</w:t>
+      </w:r>
+    </w:p>
+    <w:p>
+      <w:pPr>
+        <w:rPr>
+          <w:noProof/>
+        </w:rPr>
+      </w:pPr>
+      <w:r>
+        <w:drawing>
+          <wp:anchor distT="0" distB="0" distL="114300" distR="114300" simplePos="0" relativeHeight="251674624" behindDoc="0" locked="0" layoutInCell="1" allowOverlap="1" wp14:anchorId="61F9BF0C" wp14:editId="5E990DB2">
+            <wp:simplePos x="0" y="0"/>
+            <wp:positionH relativeFrom="margin">
+              <wp:align>left</wp:align>
+            </wp:positionH>
+            <wp:positionV relativeFrom="paragraph">
+              <wp:posOffset>183515</wp:posOffset>
+            </wp:positionV>
+            <wp:extent cx="5779135" cy="598805"/>
+            <wp:effectExtent l="0" t="0" r="0" b="0"/>
+            <wp:wrapTopAndBottom/>
+            <wp:docPr id="636173901" name="Afbeelding 1" descr="Afbeelding met tekst, Lettertype, schermopname, wit&#10;&#10;Door AI gegenereerde inhoud is mogelijk onjuist."/>
+            <wp:cNvGraphicFramePr>
+              <a:graphicFrameLocks xmlns:a="http://schemas.openxmlformats.org/drawingml/2006/main" noChangeAspect="1"/>
+            </wp:cNvGraphicFramePr>
+            <a:graphic xmlns:a="http://schemas.openxmlformats.org/drawingml/2006/main">
+              <a:graphicData uri="http://schemas.openxmlformats.org/drawingml/2006/picture">
+                <pic:pic xmlns:pic="http://schemas.openxmlformats.org/drawingml/2006/picture">
+                  <pic:nvPicPr>
+                    <pic:cNvPr id="636173901" name="Afbeelding 1" descr="Afbeelding met tekst, Lettertype, schermopname, wit&#10;&#10;Door AI gegenereerde inhoud is mogelijk onjuist."/>
+                    <pic:cNvPicPr/>
+                  </pic:nvPicPr>
+                  <pic:blipFill>
+                    <a:blip r:embed="rId25">
+                      <a:extLst>
+                        <a:ext uri="{28A0092B-C50C-407E-A947-70E740481C1C}">
+                          <a14:useLocalDpi xmlns:a14="http://schemas.microsoft.com/office/drawing/2010/main" val="0"/>
+                        </a:ext>
+                      </a:extLst>
+                    </a:blip>
+                    <a:stretch>
+                      <a:fillRect/>
+                    </a:stretch>
+                  </pic:blipFill>
+                  <pic:spPr>
+                    <a:xfrm>
+                      <a:off x="0" y="0"/>
+                      <a:ext cx="5779135" cy="598805"/>
+                    </a:xfrm>
+                    <a:prstGeom prst="rect">
+                      <a:avLst/>
+                    </a:prstGeom>
+                  </pic:spPr>
+                </pic:pic>
+              </a:graphicData>
+            </a:graphic>
+            <wp14:sizeRelH relativeFrom="margin">
+              <wp14:pctWidth>0</wp14:pctWidth>
+            </wp14:sizeRelH>
+            <wp14:sizeRelV relativeFrom="margin">
+              <wp14:pctHeight>0</wp14:pctHeight>
+            </wp14:sizeRelV>
+          </wp:anchor>
+        </w:drawing>
+      </w:r>
+      <w:r>
+        <w:t>Gebruikersinput waar HTML escaping op werd uitgevoerd</w:t>
+      </w:r>
+      <w:r>
+        <w:t xml:space="preserve">, foto uit </w:t>
+      </w:r>
+      <w:proofErr w:type="spellStart"/>
+      <w:r>
+        <w:t>DevTools</w:t>
+      </w:r>
+      <w:proofErr w:type="spellEnd"/>
+      <w:r>
+        <w:rPr>
+          <w:noProof/>
+        </w:rPr>
+        <w:t xml:space="preserve"> </w:t>
+      </w:r>
+    </w:p>
+    <w:p>
+      <w:pPr>
+        <w:pStyle w:val="Bronnen"/>
+      </w:pPr>
+      <w:r>
+        <w:rPr>
+          <w:noProof/>
+        </w:rPr>
+        <w:t>Zelfgemaakte afbeelding</w:t>
+      </w:r>
+      <w:r>
+        <w:rPr>
+          <w:noProof/>
+        </w:rPr>
+        <w:br/>
+      </w:r>
+    </w:p>
+    <w:p>
+      <w:r>
+        <w:t>Figuur 12 toont de veilige zoekopdracht van dezelfde XSS payload</w:t>
+      </w:r>
+      <w:r>
+        <w:t xml:space="preserve"> als</w:t>
+      </w:r>
+      <w:r>
+        <w:t xml:space="preserve"> uit onderdeel 1.3.1</w:t>
+      </w:r>
+      <w:r>
+        <w:t>. Bij het uitvoeren van deze zoekopdracht krijgt de gebruiker geen Pop-up in beeld, dus de XSS payload heeft niet gewerkt. H</w:t>
+      </w:r>
+      <w:r>
+        <w:t xml:space="preserve">et verschil is </w:t>
+      </w:r>
+      <w:r>
+        <w:t xml:space="preserve">duidelijk </w:t>
+      </w:r>
+      <w:r>
+        <w:t>zichtbaar in de manier waarop de</w:t>
+      </w:r>
+      <w:r>
+        <w:t xml:space="preserve"> gebruikte </w:t>
+      </w:r>
+      <w:r>
+        <w:t>zoekterm</w:t>
+      </w:r>
+      <w:r>
+        <w:t xml:space="preserve"> wordt afgebeeld, de </w:t>
+      </w:r>
+      <w:r>
+        <w:t>zoekterm</w:t>
+      </w:r>
+      <w:r>
+        <w:t xml:space="preserve"> wordt niet meer </w:t>
+      </w:r>
+      <w:r>
+        <w:t xml:space="preserve">afgebeeld </w:t>
+      </w:r>
+      <w:r>
+        <w:t>als</w:t>
+      </w:r>
+      <w:r>
+        <w:t xml:space="preserve"> HTML code. Het is niet meer de </w:t>
+      </w:r>
+      <w:r>
+        <w:t>foto die niet gevonden kan worden</w:t>
+      </w:r>
+      <w:r>
+        <w:t xml:space="preserve"> en een error oplevert</w:t>
+      </w:r>
+      <w:r>
+        <w:t>, maar</w:t>
+      </w:r>
+      <w:r>
+        <w:t xml:space="preserve"> de gebruikte </w:t>
+      </w:r>
+      <w:r>
+        <w:t>zoekterm</w:t>
+      </w:r>
+      <w:r>
+        <w:t xml:space="preserve"> wordt</w:t>
+      </w:r>
+      <w:r>
+        <w:t xml:space="preserve"> gewoon</w:t>
+      </w:r>
+      <w:r>
+        <w:t xml:space="preserve"> als</w:t>
+      </w:r>
+      <w:r>
+        <w:t xml:space="preserve"> tekst</w:t>
+      </w:r>
+      <w:r>
+        <w:t xml:space="preserve"> afgebeeld</w:t>
+      </w:r>
+      <w:r>
+        <w:t>.</w:t>
+      </w:r>
+      <w:r>
+        <w:t xml:space="preserve"> Dit komt doordat de API de </w:t>
+      </w:r>
+      <w:proofErr w:type="spellStart"/>
+      <w:r>
+        <w:t>escaped</w:t>
+      </w:r>
+      <w:proofErr w:type="spellEnd"/>
+      <w:r>
+        <w:t xml:space="preserve"> versie van de gebruikte </w:t>
+      </w:r>
+      <w:r>
+        <w:t>zoekter</w:t>
+      </w:r>
+      <w:r>
+        <w:t>m</w:t>
+      </w:r>
+      <w:r>
+        <w:t xml:space="preserve"> terug geeft aan de gebruiker waardoor het niet meer als HTML code kan geïnterpreteerd worden.</w:t>
+      </w:r>
+    </w:p>
+    <w:p>
+      <w:r>
+        <w:t xml:space="preserve">Voor het aanmaken en inladen van een post gebeurt net hetzelfde, de content van de post wordt eerst </w:t>
+      </w:r>
+      <w:proofErr w:type="spellStart"/>
+      <w:r>
+        <w:t>geëscaped</w:t>
+      </w:r>
+      <w:proofErr w:type="spellEnd"/>
+      <w:r>
+        <w:t xml:space="preserve"> voordat het wordt opgeslagen in de database, daardoor kan er geen enkele XSS payload opgeslagen worden in de database.</w:t>
+      </w:r>
+    </w:p>
+    <w:p>
+      <w:r>
+        <w:t xml:space="preserve">De </w:t>
+      </w:r>
+      <w:r>
+        <w:t xml:space="preserve">cookie met de </w:t>
+      </w:r>
+      <w:r>
+        <w:t xml:space="preserve">access token kreeg de extra attribuut </w:t>
+      </w:r>
+      <w:proofErr w:type="spellStart"/>
+      <w:r>
+        <w:t>HttpOnly</w:t>
+      </w:r>
+      <w:proofErr w:type="spellEnd"/>
+      <w:r>
+        <w:t xml:space="preserve"> toegewezen zodat de cookie niet meer </w:t>
+      </w:r>
+      <w:r>
+        <w:t>uit leesbaar</w:t>
+      </w:r>
+      <w:r>
+        <w:t xml:space="preserve"> is via JavaScript, om op deze manier</w:t>
+      </w:r>
+      <w:r>
+        <w:t xml:space="preserve"> te beschermen tegen token </w:t>
+      </w:r>
+      <w:proofErr w:type="spellStart"/>
+      <w:r>
+        <w:t>theft</w:t>
+      </w:r>
+      <w:proofErr w:type="spellEnd"/>
+      <w:r>
+        <w:t xml:space="preserve"> via XSS.</w:t>
+      </w:r>
+      <w:r>
+        <w:br w:type="page"/>
+      </w:r>
+    </w:p>
+    <w:p>
+      <w:pPr>
+        <w:pStyle w:val="Kop1"/>
+        <w:numPr>
+          <w:ilvl w:val="0"/>
+          <w:numId w:val="39"/>
+        </w:numPr>
+        <w:rPr>
+          <w:rFonts w:cs="Arial"/>
+          <w:szCs w:val="22"/>
+        </w:rPr>
+      </w:pPr>
+      <w:bookmarkStart w:id="24" w:name="_Toc222862660"/>
+      <w:r>
+        <w:lastRenderedPageBreak/>
+        <w:t>CSRF</w:t>
+      </w:r>
+      <w:r>
+        <w:t xml:space="preserve"> -</w:t>
+      </w:r>
+      <w:r>
+        <w:t xml:space="preserve"> </w:t>
+      </w:r>
+      <w:r>
+        <w:rPr>
+          <w:rFonts w:cs="Arial"/>
+          <w:szCs w:val="22"/>
+        </w:rPr>
+        <w:t xml:space="preserve">Cross-Site Request </w:t>
+      </w:r>
+      <w:proofErr w:type="spellStart"/>
+      <w:r>
+        <w:rPr>
+          <w:rFonts w:cs="Arial"/>
+          <w:szCs w:val="22"/>
+        </w:rPr>
+        <w:t>Forgery</w:t>
+      </w:r>
+      <w:bookmarkEnd w:id="24"/>
+      <w:proofErr w:type="spellEnd"/>
+    </w:p>
+    <w:p>
+      <w:pPr>
+        <w:pStyle w:val="Kop2"/>
+        <w:numPr>
+          <w:ilvl w:val="1"/>
+          <w:numId w:val="39"/>
+        </w:numPr>
+      </w:pPr>
+      <w:bookmarkStart w:id="25" w:name="_Toc222862661"/>
+      <w:r>
+        <w:t>Wat is CSRF?</w:t>
+      </w:r>
+      <w:bookmarkEnd w:id="25"/>
     </w:p>
     <w:p>
       <w:pPr>
@@ -5734,76 +7835,96 @@
           <w:numId w:val="39"/>
         </w:numPr>
       </w:pPr>
-      <w:bookmarkStart w:id="20" w:name="_Toc222751203"/>
-      <w:r>
-        <w:t>Stored XSS bij onveilige API</w:t>
-      </w:r>
-      <w:bookmarkEnd w:id="20"/>
-    </w:p>
-    <w:p>
-      <w:pPr>
-        <w:pStyle w:val="Ondertitel"/>
-      </w:pPr>
-      <w:r>
-        <w:t xml:space="preserve">Figuur </w:t>
-      </w:r>
-      <w:r>
-        <w:t>8</w:t>
-      </w:r>
-    </w:p>
-    <w:p>
-      <w:r>
-        <w:t>Aanmaken van post met normale content</w:t>
-      </w:r>
-    </w:p>
-    <w:p>
-      <w:pPr>
-        <w:pStyle w:val="Ondertitel"/>
-      </w:pPr>
-      <w:r>
-        <w:t xml:space="preserve">Figuur </w:t>
-      </w:r>
-      <w:r>
-        <w:t>9</w:t>
-      </w:r>
-    </w:p>
-    <w:p>
-      <w:r>
-        <w:t>Inladen van post met normale content</w:t>
-      </w:r>
-    </w:p>
-    <w:p>
-      <w:pPr>
-        <w:pStyle w:val="Ondertitel"/>
-      </w:pPr>
-      <w:r>
-        <w:t xml:space="preserve">Figuur </w:t>
-      </w:r>
-      <w:r>
-        <w:t>10</w:t>
-      </w:r>
-    </w:p>
-    <w:p>
-      <w:r>
-        <w:t>Aanmaken van post met XSS payload als content</w:t>
-      </w:r>
-    </w:p>
-    <w:p>
-      <w:pPr>
-        <w:pStyle w:val="Ondertitel"/>
-      </w:pPr>
-      <w:r>
-        <w:t xml:space="preserve">Figuur </w:t>
-      </w:r>
-      <w:r>
-        <w:t>11</w:t>
-      </w:r>
-    </w:p>
-    <w:p>
-      <w:r>
-        <w:t>Inladen van post met XSS payload als content</w:t>
-      </w:r>
-    </w:p>
+      <w:bookmarkStart w:id="26" w:name="_Toc222862662"/>
+      <w:r>
+        <w:t>Algemeen</w:t>
+      </w:r>
+      <w:bookmarkEnd w:id="26"/>
+    </w:p>
+    <w:p>
+      <w:r>
+        <w:t xml:space="preserve">CSRF </w:t>
+      </w:r>
+      <w:r>
+        <w:t>is</w:t>
+      </w:r>
+      <w:r>
+        <w:t xml:space="preserve"> een beveiligingsprobleem waarbij het mogelijk is om ongewenste HTTP requests </w:t>
+      </w:r>
+      <w:r>
+        <w:t>te</w:t>
+      </w:r>
+      <w:r>
+        <w:t xml:space="preserve"> </w:t>
+      </w:r>
+      <w:r>
+        <w:t>versturen</w:t>
+      </w:r>
+      <w:r>
+        <w:t xml:space="preserve"> </w:t>
+      </w:r>
+      <w:r>
+        <w:t>vanaf</w:t>
+      </w:r>
+      <w:r>
+        <w:t xml:space="preserve"> een andere site (cross-site)</w:t>
+      </w:r>
+      <w:r>
+        <w:t xml:space="preserve"> zonder dat de gebruiker dit wilde </w:t>
+      </w:r>
+      <w:r>
+        <w:t>en</w:t>
+      </w:r>
+      <w:r>
+        <w:t xml:space="preserve"> meestal</w:t>
+      </w:r>
+      <w:r>
+        <w:t xml:space="preserve"> </w:t>
+      </w:r>
+      <w:r>
+        <w:t xml:space="preserve">zonder </w:t>
+      </w:r>
+      <w:r>
+        <w:t>enige</w:t>
+      </w:r>
+      <w:r>
+        <w:t xml:space="preserve"> actie </w:t>
+      </w:r>
+      <w:r>
+        <w:t>uit te voeren</w:t>
+      </w:r>
+      <w:r>
+        <w:t>.</w:t>
+      </w:r>
+      <w:r>
+        <w:t xml:space="preserve"> Door</w:t>
+      </w:r>
+      <w:r>
+        <w:t xml:space="preserve"> deze </w:t>
+      </w:r>
+      <w:r>
+        <w:t>request</w:t>
+      </w:r>
+      <w:r>
+        <w:t>s</w:t>
+      </w:r>
+      <w:r>
+        <w:t xml:space="preserve"> kan er data gedeeld of aangepast worden</w:t>
+      </w:r>
+      <w:r>
+        <w:t xml:space="preserve"> vanaf een andere site</w:t>
+      </w:r>
+      <w:r>
+        <w:t>, zonder dat de gebruiker dit wilde</w:t>
+      </w:r>
+      <w:r>
+        <w:t xml:space="preserve"> en kan </w:t>
+      </w:r>
+      <w:r>
+        <w:t>een request een kwaadaardig effect hebben.</w:t>
+      </w:r>
+    </w:p>
+    <w:p/>
     <w:p>
       <w:pPr>
         <w:pStyle w:val="Kop3"/>
@@ -5812,210 +7933,7 @@
           <w:numId w:val="39"/>
         </w:numPr>
       </w:pPr>
-      <w:bookmarkStart w:id="21" w:name="_Toc222751204"/>
-      <w:r>
-        <w:t>Veilige API, beschermt tegen XSS</w:t>
-      </w:r>
-      <w:bookmarkEnd w:id="21"/>
-    </w:p>
-    <w:p>
-      <w:r>
-        <w:t>Om de API en h</w:t>
-      </w:r>
-      <w:r>
-        <w:t>et volledige webapp systeem te beschermen</w:t>
-      </w:r>
-      <w:r>
-        <w:t xml:space="preserve"> van XSS</w:t>
-      </w:r>
-      <w:r>
-        <w:t xml:space="preserve"> is er in dit onderzoek voor gekozen om HTML escaping of HTML entity encoding te gebruiken door middel van de escape functie van de </w:t>
-      </w:r>
-      <w:hyperlink r:id="rId17" w:history="1">
-        <w:r>
-          <w:rPr>
-            <w:rStyle w:val="Hyperlink"/>
-          </w:rPr>
-          <w:t>MarkupSafe</w:t>
-        </w:r>
-      </w:hyperlink>
-      <w:r>
-        <w:t xml:space="preserve"> module in Python.</w:t>
-      </w:r>
-    </w:p>
-    <w:p>
-      <w:r>
-        <w:t xml:space="preserve">De </w:t>
-      </w:r>
-      <w:r>
-        <w:t xml:space="preserve">cookie met de </w:t>
-      </w:r>
-      <w:r>
-        <w:t xml:space="preserve">access token kreeg de extra attribuut HttpOnly toegewezen zodat de cookie niet meer </w:t>
-      </w:r>
-      <w:r>
-        <w:t>uit leesbaar</w:t>
-      </w:r>
-      <w:r>
-        <w:t xml:space="preserve"> is via JavaScript, om op deze manier</w:t>
-      </w:r>
-      <w:r>
-        <w:t xml:space="preserve"> te beschermen tegen token theft via XSS.</w:t>
-      </w:r>
-      <w:r>
-        <w:br w:type="page"/>
-      </w:r>
-    </w:p>
-    <w:p>
-      <w:pPr>
-        <w:pStyle w:val="Kop1"/>
-        <w:numPr>
-          <w:ilvl w:val="0"/>
-          <w:numId w:val="39"/>
-        </w:numPr>
-        <w:rPr>
-          <w:rFonts w:cs="Arial"/>
-          <w:szCs w:val="22"/>
-        </w:rPr>
-      </w:pPr>
-      <w:bookmarkStart w:id="22" w:name="_Toc222751205"/>
-      <w:r>
-        <w:lastRenderedPageBreak/>
-        <w:t>CSRF</w:t>
-      </w:r>
-      <w:r>
-        <w:t xml:space="preserve"> -</w:t>
-      </w:r>
-      <w:r>
-        <w:t xml:space="preserve"> </w:t>
-      </w:r>
-      <w:r>
-        <w:rPr>
-          <w:rFonts w:cs="Arial"/>
-          <w:szCs w:val="22"/>
-        </w:rPr>
-        <w:t>Cross-Site Request Forgery</w:t>
-      </w:r>
-      <w:bookmarkEnd w:id="22"/>
-    </w:p>
-    <w:p>
-      <w:pPr>
-        <w:pStyle w:val="Kop2"/>
-        <w:numPr>
-          <w:ilvl w:val="1"/>
-          <w:numId w:val="39"/>
-        </w:numPr>
-      </w:pPr>
-      <w:bookmarkStart w:id="23" w:name="_Toc222751206"/>
-      <w:r>
-        <w:t>Wat is CSRF?</w:t>
-      </w:r>
-      <w:bookmarkEnd w:id="23"/>
-    </w:p>
-    <w:p>
-      <w:pPr>
-        <w:pStyle w:val="Kop3"/>
-        <w:numPr>
-          <w:ilvl w:val="2"/>
-          <w:numId w:val="39"/>
-        </w:numPr>
-      </w:pPr>
-      <w:r>
-        <w:t>Algemeen</w:t>
-      </w:r>
-    </w:p>
-    <w:p>
-      <w:r>
-        <w:t xml:space="preserve">CSRF </w:t>
-      </w:r>
-      <w:r>
-        <w:t>is</w:t>
-      </w:r>
-      <w:r>
-        <w:t xml:space="preserve"> een beveiligingsprobleem waarbij het mogelijk is om ongewenste HTTP requests </w:t>
-      </w:r>
-      <w:r>
-        <w:t>te</w:t>
-      </w:r>
-      <w:r>
-        <w:t xml:space="preserve"> </w:t>
-      </w:r>
-      <w:r>
-        <w:t>versturen</w:t>
-      </w:r>
-      <w:r>
-        <w:t xml:space="preserve"> </w:t>
-      </w:r>
-      <w:r>
-        <w:t>vanaf</w:t>
-      </w:r>
-      <w:r>
-        <w:t xml:space="preserve"> een andere site (cross-site)</w:t>
-      </w:r>
-      <w:r>
-        <w:t xml:space="preserve"> zonder dat de gebruiker dit wilde </w:t>
-      </w:r>
-      <w:r>
-        <w:t>en</w:t>
-      </w:r>
-      <w:r>
-        <w:t xml:space="preserve"> meestal</w:t>
-      </w:r>
-      <w:r>
-        <w:t xml:space="preserve"> </w:t>
-      </w:r>
-      <w:r>
-        <w:t xml:space="preserve">zonder </w:t>
-      </w:r>
-      <w:r>
-        <w:t>enige</w:t>
-      </w:r>
-      <w:r>
-        <w:t xml:space="preserve"> actie </w:t>
-      </w:r>
-      <w:r>
-        <w:t>uit te voeren</w:t>
-      </w:r>
-      <w:r>
-        <w:t>.</w:t>
-      </w:r>
-      <w:r>
-        <w:t xml:space="preserve"> Door</w:t>
-      </w:r>
-      <w:r>
-        <w:t xml:space="preserve"> deze </w:t>
-      </w:r>
-      <w:r>
-        <w:t>request</w:t>
-      </w:r>
-      <w:r>
-        <w:t>s</w:t>
-      </w:r>
-      <w:r>
-        <w:t xml:space="preserve"> kan er data gedeeld of aangepast worden</w:t>
-      </w:r>
-      <w:r>
-        <w:t xml:space="preserve"> vanaf een andere site</w:t>
-      </w:r>
-      <w:r>
-        <w:t>, zonder dat de gebruiker dit wilde</w:t>
-      </w:r>
-      <w:r>
-        <w:t xml:space="preserve"> en kan </w:t>
-      </w:r>
-      <w:r>
-        <w:t>een request een kwaadaardig effect hebben.</w:t>
-      </w:r>
-    </w:p>
-    <w:p/>
-    <w:p>
-      <w:pPr>
-        <w:pStyle w:val="Kop3"/>
-        <w:numPr>
-          <w:ilvl w:val="2"/>
-          <w:numId w:val="39"/>
-        </w:numPr>
-      </w:pPr>
+      <w:bookmarkStart w:id="27" w:name="_Toc222862663"/>
       <w:r>
         <w:t xml:space="preserve">Voorbeeld </w:t>
       </w:r>
@@ -6025,6 +7943,7 @@
       <w:r>
         <w:t xml:space="preserve"> Request</w:t>
       </w:r>
+      <w:bookmarkEnd w:id="27"/>
     </w:p>
     <w:p>
       <w:pPr>
@@ -6039,9 +7958,6 @@
     </w:p>
     <w:p>
       <w:r>
-        <w:rPr>
-          <w:noProof/>
-        </w:rPr>
         <w:drawing>
           <wp:anchor distT="0" distB="0" distL="114300" distR="114300" simplePos="0" relativeHeight="251661312" behindDoc="0" locked="0" layoutInCell="1" allowOverlap="1" wp14:anchorId="0E71232A" wp14:editId="3970D457">
             <wp:simplePos x="0" y="0"/>
@@ -6068,7 +7984,7 @@
                     </pic:cNvPicPr>
                   </pic:nvPicPr>
                   <pic:blipFill rotWithShape="1">
-                    <a:blip r:embed="rId18">
+                    <a:blip r:embed="rId26">
                       <a:extLst>
                         <a:ext uri="{28A0092B-C50C-407E-A947-70E740481C1C}">
                           <a14:useLocalDpi xmlns:a14="http://schemas.microsoft.com/office/drawing/2010/main" val="0"/>
@@ -6126,38 +8042,38 @@
     <w:p>
       <w:pPr>
         <w:pStyle w:val="Bronnen"/>
-        <w:rPr>
-          <w:lang w:val="en-US"/>
-        </w:rPr>
-      </w:pPr>
-      <w:r>
-        <w:rPr>
-          <w:lang w:val="en-US"/>
-        </w:rPr>
+      </w:pPr>
+      <w:r>
         <w:t>(</w:t>
       </w:r>
       <w:r>
         <w:rPr>
           <w:i/>
           <w:iCs/>
-          <w:lang w:val="en-US"/>
-        </w:rPr>
-        <w:t>Cross-site Request Forgery (CSRF) - Security | MDN</w:t>
-      </w:r>
-      <w:r>
-        <w:rPr>
-          <w:lang w:val="en-US"/>
-        </w:rPr>
+        </w:rPr>
+        <w:t xml:space="preserve">Cross-site Request </w:t>
+      </w:r>
+      <w:proofErr w:type="spellStart"/>
+      <w:r>
+        <w:rPr>
+          <w:i/>
+          <w:iCs/>
+        </w:rPr>
+        <w:t>Forgery</w:t>
+      </w:r>
+      <w:proofErr w:type="spellEnd"/>
+      <w:r>
+        <w:rPr>
+          <w:i/>
+          <w:iCs/>
+        </w:rPr>
+        <w:t xml:space="preserve"> (CSRF) - Security | MDN</w:t>
+      </w:r>
+      <w:r>
         <w:t>, 2025)</w:t>
       </w:r>
     </w:p>
-    <w:p>
-      <w:pPr>
-        <w:rPr>
-          <w:lang w:val="en-US"/>
-        </w:rPr>
-      </w:pPr>
-    </w:p>
+    <w:p/>
     <w:p>
       <w:r>
         <w:t xml:space="preserve">Figuur </w:t>
@@ -6256,6 +8172,7 @@
           <w:numId w:val="39"/>
         </w:numPr>
       </w:pPr>
+      <w:bookmarkStart w:id="28" w:name="_Toc222862664"/>
       <w:r>
         <w:lastRenderedPageBreak/>
         <w:t xml:space="preserve">Voorbeeld </w:t>
@@ -6263,6 +8180,7 @@
       <w:r>
         <w:t>CSRF</w:t>
       </w:r>
+      <w:bookmarkEnd w:id="28"/>
     </w:p>
     <w:p>
       <w:pPr>
@@ -6297,9 +8215,6 @@
     </w:p>
     <w:p>
       <w:r>
-        <w:rPr>
-          <w:noProof/>
-        </w:rPr>
         <w:drawing>
           <wp:inline distT="0" distB="0" distL="0" distR="0" wp14:anchorId="51D0ECAB" wp14:editId="0DB30E32">
             <wp:extent cx="5548113" cy="2447925"/>
@@ -6318,7 +8233,7 @@
                     </pic:cNvPicPr>
                   </pic:nvPicPr>
                   <pic:blipFill rotWithShape="1">
-                    <a:blip r:embed="rId19">
+                    <a:blip r:embed="rId27">
                       <a:extLst>
                         <a:ext uri="{28A0092B-C50C-407E-A947-70E740481C1C}">
                           <a14:useLocalDpi xmlns:a14="http://schemas.microsoft.com/office/drawing/2010/main" val="0"/>
@@ -6358,37 +8273,40 @@
     <w:p>
       <w:pPr>
         <w:pStyle w:val="Bronnen"/>
-        <w:rPr>
-          <w:lang w:val="en-US"/>
-        </w:rPr>
-      </w:pPr>
-      <w:r>
-        <w:rPr>
-          <w:lang w:val="en-US"/>
-        </w:rPr>
+      </w:pPr>
+      <w:r>
         <w:t>(</w:t>
       </w:r>
       <w:r>
         <w:rPr>
           <w:i/>
           <w:iCs/>
-          <w:lang w:val="en-US"/>
-        </w:rPr>
-        <w:t>Cross-site Request Forgery (CSRF) - Security | MDN</w:t>
-      </w:r>
-      <w:r>
-        <w:rPr>
-          <w:lang w:val="en-US"/>
-        </w:rPr>
+        </w:rPr>
+        <w:t xml:space="preserve">Cross-site Request </w:t>
+      </w:r>
+      <w:proofErr w:type="spellStart"/>
+      <w:r>
+        <w:rPr>
+          <w:i/>
+          <w:iCs/>
+        </w:rPr>
+        <w:t>Forgery</w:t>
+      </w:r>
+      <w:proofErr w:type="spellEnd"/>
+      <w:r>
+        <w:rPr>
+          <w:i/>
+          <w:iCs/>
+        </w:rPr>
+        <w:t xml:space="preserve"> (CSRF) - Security | MDN</w:t>
+      </w:r>
+      <w:r>
         <w:t>, 2025)</w:t>
       </w:r>
     </w:p>
     <w:p>
       <w:pPr>
         <w:pStyle w:val="Bronnen"/>
-        <w:rPr>
-          <w:lang w:val="en-US"/>
-        </w:rPr>
       </w:pPr>
     </w:p>
     <w:p>
@@ -6429,7 +8347,15 @@
         <w:t xml:space="preserve"> </w:t>
       </w:r>
       <w:r>
-        <w:t>De browser herkent de hostname van de request en linkt deze aan de cookies van d</w:t>
+        <w:t xml:space="preserve">De browser herkent de </w:t>
+      </w:r>
+      <w:proofErr w:type="spellStart"/>
+      <w:r>
+        <w:t>hostname</w:t>
+      </w:r>
+      <w:proofErr w:type="spellEnd"/>
+      <w:r>
+        <w:t xml:space="preserve"> van de request en linkt deze aan de cookies van d</w:t>
       </w:r>
       <w:r>
         <w:t>e bank</w:t>
@@ -6502,12 +8428,12 @@
           <w:numId w:val="39"/>
         </w:numPr>
       </w:pPr>
-      <w:bookmarkStart w:id="24" w:name="_Toc222751207"/>
+      <w:bookmarkStart w:id="29" w:name="_Toc222862665"/>
       <w:r>
         <w:lastRenderedPageBreak/>
         <w:t>Hoe CSRF voorkomen?</w:t>
       </w:r>
-      <w:bookmarkEnd w:id="24"/>
+      <w:bookmarkEnd w:id="29"/>
     </w:p>
     <w:p>
       <w:pPr>
@@ -6517,15 +8443,23 @@
           <w:numId w:val="39"/>
         </w:numPr>
       </w:pPr>
-      <w:bookmarkStart w:id="25" w:name="_Toc222751208"/>
+      <w:bookmarkStart w:id="30" w:name="_Toc222862666"/>
       <w:r>
         <w:t>SOP &amp; CORS</w:t>
       </w:r>
-      <w:bookmarkEnd w:id="25"/>
-    </w:p>
-    <w:p>
-      <w:r>
-        <w:t>Moderne browsers maken gebruik van de Same-Origin Policy</w:t>
+      <w:bookmarkEnd w:id="30"/>
+    </w:p>
+    <w:p>
+      <w:r>
+        <w:t>Moderne browsers maken gebruik van de Same-</w:t>
+      </w:r>
+      <w:proofErr w:type="spellStart"/>
+      <w:r>
+        <w:t>Origin</w:t>
+      </w:r>
+      <w:proofErr w:type="spellEnd"/>
+      <w:r>
+        <w:t xml:space="preserve"> Policy</w:t>
       </w:r>
       <w:r>
         <w:t xml:space="preserve"> (SOP)</w:t>
@@ -6551,6 +8485,7 @@
       <w:r>
         <w:t xml:space="preserve"> kan uitgewisseld worden als deze </w:t>
       </w:r>
+      <w:proofErr w:type="spellStart"/>
       <w:r>
         <w:t>s</w:t>
       </w:r>
@@ -6563,6 +8498,7 @@
       <w:r>
         <w:t>rigin</w:t>
       </w:r>
+      <w:proofErr w:type="spellEnd"/>
       <w:r>
         <w:rPr>
           <w:rStyle w:val="Voetnootmarkering"/>
@@ -6605,12 +8541,14 @@
       <w:r>
         <w:t>ross-</w:t>
       </w:r>
+      <w:proofErr w:type="spellStart"/>
       <w:r>
         <w:t>o</w:t>
       </w:r>
       <w:r>
         <w:t>rigin</w:t>
       </w:r>
+      <w:proofErr w:type="spellEnd"/>
       <w:r>
         <w:rPr>
           <w:rStyle w:val="Voetnootmarkering"/>
@@ -6638,7 +8576,23 @@
     </w:p>
     <w:p>
       <w:r>
-        <w:t xml:space="preserve">Cross-Origin Resource Sharing (CORS) is een uitzondering op SOP, met CORS kan een andere webapp toegang </w:t>
+        <w:t>Cross-</w:t>
+      </w:r>
+      <w:proofErr w:type="spellStart"/>
+      <w:r>
+        <w:t>Origin</w:t>
+      </w:r>
+      <w:proofErr w:type="spellEnd"/>
+      <w:r>
+        <w:t xml:space="preserve"> Resource </w:t>
+      </w:r>
+      <w:proofErr w:type="spellStart"/>
+      <w:r>
+        <w:t>Sharing</w:t>
+      </w:r>
+      <w:proofErr w:type="spellEnd"/>
+      <w:r>
+        <w:t xml:space="preserve"> (CORS) is een uitzondering op SOP, met CORS kan een andere webapp toegang </w:t>
       </w:r>
       <w:r>
         <w:t>krijgen</w:t>
@@ -6653,7 +8607,15 @@
         <w:t xml:space="preserve"> API</w:t>
       </w:r>
       <w:r>
-        <w:t xml:space="preserve"> als deze cross-origin zijn</w:t>
+        <w:t xml:space="preserve"> als deze cross-</w:t>
+      </w:r>
+      <w:proofErr w:type="spellStart"/>
+      <w:r>
+        <w:t>origin</w:t>
+      </w:r>
+      <w:proofErr w:type="spellEnd"/>
+      <w:r>
+        <w:t xml:space="preserve"> zijn</w:t>
       </w:r>
       <w:r>
         <w:t>.</w:t>
@@ -6676,11 +8638,19 @@
           <w:numId w:val="39"/>
         </w:numPr>
       </w:pPr>
-      <w:bookmarkStart w:id="26" w:name="_Toc222751209"/>
-      <w:r>
-        <w:t>Server Side Origin Check</w:t>
-      </w:r>
-      <w:bookmarkEnd w:id="26"/>
+      <w:bookmarkStart w:id="31" w:name="_Toc222862667"/>
+      <w:r>
+        <w:t xml:space="preserve">Server Side </w:t>
+      </w:r>
+      <w:proofErr w:type="spellStart"/>
+      <w:r>
+        <w:t>Origin</w:t>
+      </w:r>
+      <w:proofErr w:type="spellEnd"/>
+      <w:r>
+        <w:t xml:space="preserve"> Check</w:t>
+      </w:r>
+      <w:bookmarkEnd w:id="31"/>
     </w:p>
     <w:p>
       <w:r>
@@ -6695,15 +8665,20 @@
           <w:numId w:val="39"/>
         </w:numPr>
       </w:pPr>
-      <w:bookmarkStart w:id="27" w:name="_Toc222751210"/>
+      <w:bookmarkStart w:id="32" w:name="_Toc222862668"/>
       <w:r>
         <w:t>CSRF Tokens</w:t>
       </w:r>
-      <w:bookmarkEnd w:id="27"/>
-    </w:p>
-    <w:p>
-      <w:r>
-        <w:t>Signed tokens</w:t>
+      <w:bookmarkEnd w:id="32"/>
+    </w:p>
+    <w:p>
+      <w:proofErr w:type="spellStart"/>
+      <w:r>
+        <w:t>Signed</w:t>
+      </w:r>
+      <w:proofErr w:type="spellEnd"/>
+      <w:r>
+        <w:t xml:space="preserve"> tokens</w:t>
       </w:r>
     </w:p>
     <w:p>
@@ -6714,11 +8689,11 @@
           <w:numId w:val="39"/>
         </w:numPr>
       </w:pPr>
-      <w:bookmarkStart w:id="28" w:name="_Toc222751211"/>
+      <w:bookmarkStart w:id="33" w:name="_Toc222862669"/>
       <w:r>
         <w:t>Praktisch</w:t>
       </w:r>
-      <w:bookmarkEnd w:id="28"/>
+      <w:bookmarkEnd w:id="33"/>
     </w:p>
     <w:p>
       <w:r>
@@ -6731,7 +8706,15 @@
         <w:t xml:space="preserve">Cookies </w:t>
       </w:r>
       <w:r>
-        <w:t xml:space="preserve">met samesite attribuut </w:t>
+        <w:t xml:space="preserve">met </w:t>
+      </w:r>
+      <w:proofErr w:type="spellStart"/>
+      <w:r>
+        <w:t>samesite</w:t>
+      </w:r>
+      <w:proofErr w:type="spellEnd"/>
+      <w:r>
+        <w:t xml:space="preserve"> attribuut </w:t>
       </w:r>
       <w:r>
         <w:t>eerst uitleggen voor CSRF tokens</w:t>
@@ -6765,13 +8748,13 @@
       <w:pPr>
         <w:pStyle w:val="Kop1"/>
       </w:pPr>
-      <w:bookmarkStart w:id="29" w:name="_Toc222751213"/>
+      <w:bookmarkStart w:id="34" w:name="_Toc222862670"/>
       <w:r>
         <w:lastRenderedPageBreak/>
         <w:t>Besluit</w:t>
       </w:r>
-      <w:bookmarkEnd w:id="10"/>
-      <w:bookmarkEnd w:id="29"/>
+      <w:bookmarkEnd w:id="9"/>
+      <w:bookmarkEnd w:id="34"/>
     </w:p>
     <w:p>
       <w:pPr>
@@ -6806,8 +8789,13 @@
         <w:t>is tussen al deze verschillende veelvoorkomende beveiligingsproblemen</w:t>
       </w:r>
       <w:r>
-        <w:t xml:space="preserve"> bij REST-API’s</w:t>
-      </w:r>
+        <w:t xml:space="preserve"> bij REST-</w:t>
+      </w:r>
+      <w:proofErr w:type="spellStart"/>
+      <w:r>
+        <w:t>API’s</w:t>
+      </w:r>
+      <w:proofErr w:type="spellEnd"/>
       <w:r>
         <w:t xml:space="preserve">. De </w:t>
       </w:r>
@@ -6886,14 +8874,14 @@
       <w:pPr>
         <w:pStyle w:val="Kop1"/>
       </w:pPr>
-      <w:bookmarkStart w:id="30" w:name="_Toc196152199"/>
-      <w:bookmarkStart w:id="31" w:name="_Toc222751214"/>
+      <w:bookmarkStart w:id="35" w:name="_Toc196152199"/>
+      <w:bookmarkStart w:id="36" w:name="_Toc222862671"/>
       <w:r>
         <w:lastRenderedPageBreak/>
         <w:t>Bijlagen</w:t>
       </w:r>
-      <w:bookmarkEnd w:id="30"/>
-      <w:bookmarkEnd w:id="31"/>
+      <w:bookmarkEnd w:id="35"/>
+      <w:bookmarkEnd w:id="36"/>
     </w:p>
     <w:p>
       <w:r>
@@ -7088,7 +9076,7 @@
             <w:vAlign w:val="center"/>
           </w:tcPr>
           <w:p>
-            <w:hyperlink r:id="rId20" w:history="1">
+            <w:hyperlink r:id="rId28" w:history="1">
               <w:r>
                 <w:rPr>
                   <w:rStyle w:val="Hyperlink"/>
@@ -7139,7 +9127,7 @@
             <w:vAlign w:val="center"/>
           </w:tcPr>
           <w:p>
-            <w:hyperlink r:id="rId21" w:history="1">
+            <w:hyperlink r:id="rId29" w:history="1">
               <w:r>
                 <w:rPr>
                   <w:rStyle w:val="Hyperlink"/>
@@ -7161,8 +9149,21 @@
           </w:tcPr>
           <w:p>
             <w:r>
-              <w:t>Onveilig API Systeem – OpenAPI Docs</w:t>
-            </w:r>
+              <w:t xml:space="preserve">Onveilig API Systeem – </w:t>
+            </w:r>
+            <w:proofErr w:type="spellStart"/>
+            <w:r>
+              <w:t>OpenAPI</w:t>
+            </w:r>
+            <w:proofErr w:type="spellEnd"/>
+            <w:r>
+              <w:t xml:space="preserve"> </w:t>
+            </w:r>
+            <w:proofErr w:type="spellStart"/>
+            <w:r>
+              <w:t>Docs</w:t>
+            </w:r>
+            <w:proofErr w:type="spellEnd"/>
           </w:p>
         </w:tc>
         <w:tc>
@@ -7171,7 +9172,7 @@
             <w:vAlign w:val="center"/>
           </w:tcPr>
           <w:p>
-            <w:hyperlink r:id="rId22" w:history="1">
+            <w:hyperlink r:id="rId30" w:history="1">
               <w:r>
                 <w:rPr>
                   <w:rStyle w:val="Hyperlink"/>
@@ -7193,7 +9194,15 @@
           </w:tcPr>
           <w:p>
             <w:r>
-              <w:t>Onveilige Webapp (Frontend)</w:t>
+              <w:t>Onveilige Webapp (</w:t>
+            </w:r>
+            <w:proofErr w:type="spellStart"/>
+            <w:r>
+              <w:t>Frontend</w:t>
+            </w:r>
+            <w:proofErr w:type="spellEnd"/>
+            <w:r>
+              <w:t>)</w:t>
             </w:r>
           </w:p>
         </w:tc>
@@ -7203,7 +9212,7 @@
             <w:vAlign w:val="center"/>
           </w:tcPr>
           <w:p>
-            <w:hyperlink r:id="rId23" w:history="1">
+            <w:hyperlink r:id="rId31" w:history="1">
               <w:r>
                 <w:rPr>
                   <w:rStyle w:val="Hyperlink"/>
@@ -7254,7 +9263,7 @@
             <w:vAlign w:val="center"/>
           </w:tcPr>
           <w:p>
-            <w:hyperlink r:id="rId24" w:history="1">
+            <w:hyperlink r:id="rId32" w:history="1">
               <w:r>
                 <w:rPr>
                   <w:rStyle w:val="Hyperlink"/>
@@ -7276,8 +9285,21 @@
           </w:tcPr>
           <w:p>
             <w:r>
-              <w:t>Veilig API Systeem – OpenAPI Docs</w:t>
-            </w:r>
+              <w:t xml:space="preserve">Veilig API Systeem – </w:t>
+            </w:r>
+            <w:proofErr w:type="spellStart"/>
+            <w:r>
+              <w:t>OpenAPI</w:t>
+            </w:r>
+            <w:proofErr w:type="spellEnd"/>
+            <w:r>
+              <w:t xml:space="preserve"> </w:t>
+            </w:r>
+            <w:proofErr w:type="spellStart"/>
+            <w:r>
+              <w:t>Docs</w:t>
+            </w:r>
+            <w:proofErr w:type="spellEnd"/>
           </w:p>
         </w:tc>
         <w:tc>
@@ -7286,7 +9308,7 @@
             <w:vAlign w:val="center"/>
           </w:tcPr>
           <w:p>
-            <w:hyperlink r:id="rId25" w:history="1">
+            <w:hyperlink r:id="rId33" w:history="1">
               <w:r>
                 <w:rPr>
                   <w:rStyle w:val="Hyperlink"/>
@@ -7308,7 +9330,15 @@
           </w:tcPr>
           <w:p>
             <w:r>
-              <w:t>Veilige Webapp (Frontend)</w:t>
+              <w:t>Veilige Webapp (</w:t>
+            </w:r>
+            <w:proofErr w:type="spellStart"/>
+            <w:r>
+              <w:t>Frontend</w:t>
+            </w:r>
+            <w:proofErr w:type="spellEnd"/>
+            <w:r>
+              <w:t>)</w:t>
             </w:r>
           </w:p>
         </w:tc>
@@ -7318,7 +9348,7 @@
             <w:vAlign w:val="center"/>
           </w:tcPr>
           <w:p>
-            <w:hyperlink r:id="rId26" w:history="1">
+            <w:hyperlink r:id="rId34" w:history="1">
               <w:r>
                 <w:rPr>
                   <w:rStyle w:val="Hyperlink"/>
@@ -7359,7 +9389,15 @@
           </w:tcPr>
           <w:p>
             <w:r>
-              <w:t>CSRF Attacker Webapp op Onveilige API</w:t>
+              <w:t xml:space="preserve">CSRF </w:t>
+            </w:r>
+            <w:proofErr w:type="spellStart"/>
+            <w:r>
+              <w:t>Attacker</w:t>
+            </w:r>
+            <w:proofErr w:type="spellEnd"/>
+            <w:r>
+              <w:t xml:space="preserve"> Webapp op Onveilige API</w:t>
             </w:r>
           </w:p>
         </w:tc>
@@ -7369,7 +9407,7 @@
             <w:vAlign w:val="center"/>
           </w:tcPr>
           <w:p>
-            <w:hyperlink r:id="rId27" w:history="1">
+            <w:hyperlink r:id="rId35" w:history="1">
               <w:r>
                 <w:rPr>
                   <w:rStyle w:val="Hyperlink"/>
@@ -7391,10 +9429,15 @@
           </w:tcPr>
           <w:p>
             <w:r>
-              <w:t>CSRF Attacker Webapp op Veil</w:t>
-            </w:r>
-            <w:r>
-              <w:t>ige API</w:t>
+              <w:t xml:space="preserve">CSRF </w:t>
+            </w:r>
+            <w:proofErr w:type="spellStart"/>
+            <w:r>
+              <w:t>Attacker</w:t>
+            </w:r>
+            <w:proofErr w:type="spellEnd"/>
+            <w:r>
+              <w:t xml:space="preserve"> Webapp op Veilige API</w:t>
             </w:r>
           </w:p>
         </w:tc>
@@ -7404,7 +9447,7 @@
             <w:vAlign w:val="center"/>
           </w:tcPr>
           <w:p>
-            <w:hyperlink r:id="rId28" w:history="1">
+            <w:hyperlink r:id="rId36" w:history="1">
               <w:r>
                 <w:rPr>
                   <w:rStyle w:val="Hyperlink"/>
@@ -7417,18 +9460,18 @@
       </w:tr>
     </w:tbl>
     <w:p>
-      <w:bookmarkStart w:id="32" w:name="_Toc196152200"/>
+      <w:bookmarkStart w:id="37" w:name="_Toc196152200"/>
     </w:p>
     <w:p>
       <w:pPr>
         <w:pStyle w:val="Kop1"/>
       </w:pPr>
-      <w:bookmarkStart w:id="33" w:name="_Toc222751215"/>
+      <w:bookmarkStart w:id="38" w:name="_Toc222862672"/>
       <w:r>
         <w:t>Referentielijst</w:t>
       </w:r>
-      <w:bookmarkEnd w:id="32"/>
-      <w:bookmarkEnd w:id="33"/>
+      <w:bookmarkEnd w:id="37"/>
+      <w:bookmarkEnd w:id="38"/>
     </w:p>
     <w:p>
       <w:r>
@@ -7475,7 +9518,7 @@
       <w:r>
         <w:t xml:space="preserve">van </w:t>
       </w:r>
-      <w:hyperlink r:id="rId29" w:history="1">
+      <w:hyperlink r:id="rId37" w:history="1">
         <w:r>
           <w:rPr>
             <w:rStyle w:val="Hyperlink"/>
@@ -7486,7 +9529,7 @@
       <w:r>
         <w:t xml:space="preserve"> en </w:t>
       </w:r>
-      <w:hyperlink r:id="rId30" w:history="1">
+      <w:hyperlink r:id="rId38" w:history="1">
         <w:r>
           <w:rPr>
             <w:rStyle w:val="Hyperlink"/>
@@ -7507,7 +9550,7 @@
       </w:pPr>
     </w:p>
     <w:sectPr>
-      <w:footerReference w:type="default" r:id="rId31"/>
+      <w:footerReference w:type="default" r:id="rId39"/>
       <w:pgSz w:w="11906" w:h="16838"/>
       <w:pgMar w:top="1417" w:right="1417" w:bottom="1417" w:left="1417" w:header="708" w:footer="708" w:gutter="0"/>
       <w:pgNumType w:start="0"/>
@@ -7551,9 +9594,6 @@
       <w:pStyle w:val="Voettekst"/>
     </w:pPr>
     <w:r>
-      <w:rPr>
-        <w:noProof/>
-      </w:rPr>
       <mc:AlternateContent>
         <mc:Choice Requires="wps">
           <w:drawing>
@@ -7741,9 +9781,6 @@
       </mc:AlternateContent>
     </w:r>
     <w:r>
-      <w:rPr>
-        <w:noProof/>
-      </w:rPr>
       <mc:AlternateContent>
         <mc:Choice Requires="wps">
           <w:drawing>
@@ -7817,7 +9854,15 @@
       </mc:AlternateContent>
     </w:r>
     <w:r>
-      <w:t xml:space="preserve">Ian-Chains Baute – </w:t>
+      <w:t>Ian-</w:t>
+    </w:r>
+    <w:proofErr w:type="spellStart"/>
+    <w:r>
+      <w:t>Chains</w:t>
+    </w:r>
+    <w:proofErr w:type="spellEnd"/>
+    <w:r>
+      <w:t xml:space="preserve"> Baute – </w:t>
     </w:r>
     <w:r>
       <w:t>6</w:t>
@@ -7870,9 +9915,6 @@
     <w:p>
       <w:pPr>
         <w:pStyle w:val="Voetnoottekst"/>
-        <w:rPr>
-          <w:lang w:val="en-US"/>
-        </w:rPr>
       </w:pPr>
       <w:r>
         <w:rPr>
@@ -7899,33 +9941,63 @@
         <w:t>werkt</w:t>
       </w:r>
       <w:r>
-        <w:t xml:space="preserve"> kan gevonden worden in dit artikel van Geeks For Geeks: GeeksforGeeks. </w:t>
-      </w:r>
-      <w:r>
-        <w:rPr>
-          <w:lang w:val="en-US"/>
-        </w:rPr>
-        <w:t xml:space="preserve">(2025, December 15). </w:t>
-      </w:r>
+        <w:t xml:space="preserve"> kan gevonden worden in dit artikel van Geeks For Geeks: </w:t>
+      </w:r>
+      <w:proofErr w:type="spellStart"/>
+      <w:r>
+        <w:t>GeeksforGeeks</w:t>
+      </w:r>
+      <w:proofErr w:type="spellEnd"/>
+      <w:r>
+        <w:t xml:space="preserve">. (2025, December 15). </w:t>
+      </w:r>
+      <w:proofErr w:type="spellStart"/>
       <w:r>
         <w:rPr>
           <w:i/>
           <w:iCs/>
-          <w:lang w:val="en-US"/>
-        </w:rPr>
-        <w:t>What is an API (Application Programming Interface)</w:t>
-      </w:r>
-      <w:r>
-        <w:rPr>
-          <w:lang w:val="en-US"/>
-        </w:rPr>
-        <w:t xml:space="preserve">. GeeksforGeeks. </w:t>
+        </w:rPr>
+        <w:t>What</w:t>
+      </w:r>
+      <w:proofErr w:type="spellEnd"/>
+      <w:r>
+        <w:rPr>
+          <w:i/>
+          <w:iCs/>
+        </w:rPr>
+        <w:t xml:space="preserve"> is </w:t>
+      </w:r>
+      <w:proofErr w:type="spellStart"/>
+      <w:r>
+        <w:rPr>
+          <w:i/>
+          <w:iCs/>
+        </w:rPr>
+        <w:t>an</w:t>
+      </w:r>
+      <w:proofErr w:type="spellEnd"/>
+      <w:r>
+        <w:rPr>
+          <w:i/>
+          <w:iCs/>
+        </w:rPr>
+        <w:t xml:space="preserve"> API (Application Programming Interface)</w:t>
+      </w:r>
+      <w:r>
+        <w:t xml:space="preserve">. </w:t>
+      </w:r>
+      <w:proofErr w:type="spellStart"/>
+      <w:r>
+        <w:t>GeeksforGeeks</w:t>
+      </w:r>
+      <w:proofErr w:type="spellEnd"/>
+      <w:r>
+        <w:t xml:space="preserve">. </w:t>
       </w:r>
       <w:hyperlink r:id="rId1" w:history="1">
         <w:r>
           <w:rPr>
             <w:rStyle w:val="Hyperlink"/>
-            <w:lang w:val="en-US"/>
           </w:rPr>
           <w:t>https://www.geeksforgeeks.org/software-testing/what-is-an-api/</w:t>
         </w:r>
@@ -7934,9 +10006,6 @@
     <w:p>
       <w:pPr>
         <w:pStyle w:val="Voetnoottekst"/>
-        <w:rPr>
-          <w:lang w:val="en-US"/>
-        </w:rPr>
       </w:pPr>
     </w:p>
   </w:footnote>
@@ -7966,18 +10035,80 @@
       <w:r>
         <w:t xml:space="preserve"> kan gevonden worden in dit artikel van Postman: Team, P. (2025, December 16). </w:t>
       </w:r>
+      <w:proofErr w:type="spellStart"/>
       <w:r>
         <w:rPr>
           <w:i/>
           <w:iCs/>
-          <w:lang w:val="en-US"/>
-        </w:rPr>
-        <w:t>What is a REST API? Examples, uses, and challenges</w:t>
-      </w:r>
-      <w:r>
-        <w:rPr>
-          <w:lang w:val="en-US"/>
-        </w:rPr>
+        </w:rPr>
+        <w:t>What</w:t>
+      </w:r>
+      <w:proofErr w:type="spellEnd"/>
+      <w:r>
+        <w:rPr>
+          <w:i/>
+          <w:iCs/>
+        </w:rPr>
+        <w:t xml:space="preserve"> is a REST API? </w:t>
+      </w:r>
+      <w:proofErr w:type="spellStart"/>
+      <w:r>
+        <w:rPr>
+          <w:i/>
+          <w:iCs/>
+        </w:rPr>
+        <w:t>Examples</w:t>
+      </w:r>
+      <w:proofErr w:type="spellEnd"/>
+      <w:r>
+        <w:rPr>
+          <w:i/>
+          <w:iCs/>
+        </w:rPr>
+        <w:t xml:space="preserve">, </w:t>
+      </w:r>
+      <w:proofErr w:type="spellStart"/>
+      <w:r>
+        <w:rPr>
+          <w:i/>
+          <w:iCs/>
+        </w:rPr>
+        <w:t>uses</w:t>
+      </w:r>
+      <w:proofErr w:type="spellEnd"/>
+      <w:r>
+        <w:rPr>
+          <w:i/>
+          <w:iCs/>
+        </w:rPr>
+        <w:t xml:space="preserve">, </w:t>
+      </w:r>
+      <w:proofErr w:type="spellStart"/>
+      <w:r>
+        <w:rPr>
+          <w:i/>
+          <w:iCs/>
+        </w:rPr>
+        <w:t>and</w:t>
+      </w:r>
+      <w:proofErr w:type="spellEnd"/>
+      <w:r>
+        <w:rPr>
+          <w:i/>
+          <w:iCs/>
+        </w:rPr>
+        <w:t xml:space="preserve"> </w:t>
+      </w:r>
+      <w:proofErr w:type="spellStart"/>
+      <w:r>
+        <w:rPr>
+          <w:i/>
+          <w:iCs/>
+        </w:rPr>
+        <w:t>challenges</w:t>
+      </w:r>
+      <w:proofErr w:type="spellEnd"/>
+      <w:r>
         <w:t xml:space="preserve">. Postman Blog. </w:t>
       </w:r>
       <w:hyperlink r:id="rId2" w:history="1">
@@ -8007,6 +10138,7 @@
       <w:r>
         <w:t xml:space="preserve"> Meerdere webapps of pagina’s zijn </w:t>
       </w:r>
+      <w:proofErr w:type="spellStart"/>
       <w:r>
         <w:rPr>
           <w:b/>
@@ -8035,6 +10167,7 @@
         </w:rPr>
         <w:t>rigin</w:t>
       </w:r>
+      <w:proofErr w:type="spellEnd"/>
       <w:r>
         <w:t xml:space="preserve"> </w:t>
       </w:r>
@@ -8042,7 +10175,15 @@
         <w:t xml:space="preserve">aan elkaar </w:t>
       </w:r>
       <w:r>
-        <w:t>als ze dezelfde protocol (HTTPS), hostname en poort hebben.</w:t>
+        <w:t xml:space="preserve">als ze dezelfde protocol (HTTPS), </w:t>
+      </w:r>
+      <w:proofErr w:type="spellStart"/>
+      <w:r>
+        <w:t>hostname</w:t>
+      </w:r>
+      <w:proofErr w:type="spellEnd"/>
+      <w:r>
+        <w:t xml:space="preserve"> en poort hebben.</w:t>
       </w:r>
     </w:p>
   </w:footnote>
@@ -8065,10 +10206,35 @@
           <w:b/>
           <w:bCs/>
         </w:rPr>
-        <w:t>Cross-Origin</w:t>
-      </w:r>
-      <w:r>
-        <w:t xml:space="preserve"> is het tegenovergestelde van same-origin. Wanneer 1 van de eigenschappen niet volledig overeenkomt, wordt dit aangeduid als cross-origin.</w:t>
+        <w:t>Cross-</w:t>
+      </w:r>
+      <w:proofErr w:type="spellStart"/>
+      <w:r>
+        <w:rPr>
+          <w:b/>
+          <w:bCs/>
+        </w:rPr>
+        <w:t>Origin</w:t>
+      </w:r>
+      <w:proofErr w:type="spellEnd"/>
+      <w:r>
+        <w:t xml:space="preserve"> is het tegenovergestelde van </w:t>
+      </w:r>
+      <w:proofErr w:type="spellStart"/>
+      <w:r>
+        <w:t>same-origin</w:t>
+      </w:r>
+      <w:proofErr w:type="spellEnd"/>
+      <w:r>
+        <w:t>. Wanneer 1 van de eigenschappen niet volledig overeenkomt, wordt dit aangeduid als cross-</w:t>
+      </w:r>
+      <w:proofErr w:type="spellStart"/>
+      <w:r>
+        <w:t>origin</w:t>
+      </w:r>
+      <w:proofErr w:type="spellEnd"/>
+      <w:r>
+        <w:t>.</w:t>
       </w:r>
     </w:p>
   </w:footnote>

--- a/docs/Official/25-26_GDC_Ian_Chains_Baute_6ICWE.docx
+++ b/docs/Official/25-26_GDC_Ian_Chains_Baute_6ICWE.docx
@@ -14,8 +14,11 @@
       <w:bookmarkStart w:id="1" w:name="_Toc196152160"/>
       <w:bookmarkStart w:id="2" w:name="_Toc196172488"/>
       <w:r>
+        <w:rPr>
+          <w:noProof/>
+        </w:rPr>
         <w:drawing>
-          <wp:anchor distT="0" distB="0" distL="114300" distR="114300" simplePos="0" relativeHeight="251658240" behindDoc="0" locked="0" layoutInCell="1" allowOverlap="1" wp14:anchorId="5268361A" wp14:editId="58F83585">
+          <wp:anchor distT="0" distB="0" distL="114300" distR="114300" simplePos="0" relativeHeight="251658240" behindDoc="0" locked="0" layoutInCell="1" allowOverlap="1" wp14:anchorId="5268361A" wp14:editId="51E697C4">
             <wp:simplePos x="0" y="0"/>
             <wp:positionH relativeFrom="margin">
               <wp:align>center</wp:align>
@@ -152,9 +155,8 @@
           <w:sz w:val="62"/>
           <w:szCs w:val="62"/>
         </w:rPr>
-        <w:t>bij REST-</w:t>
-      </w:r>
-      <w:proofErr w:type="spellStart"/>
+        <w:t>bij REST-API’s en hun authenticatiesystemen</w:t>
+      </w:r>
       <w:r>
         <w:rPr>
           <w:b/>
@@ -163,9 +165,8 @@
           <w:sz w:val="62"/>
           <w:szCs w:val="62"/>
         </w:rPr>
-        <w:t>API’s</w:t>
-      </w:r>
-      <w:proofErr w:type="spellEnd"/>
+        <w:t>, en hoe kunnen deze worden voorkomen</w:t>
+      </w:r>
       <w:r>
         <w:rPr>
           <w:b/>
@@ -174,26 +175,6 @@
           <w:sz w:val="62"/>
           <w:szCs w:val="62"/>
         </w:rPr>
-        <w:t xml:space="preserve"> en hun authenticatiesystemen</w:t>
-      </w:r>
-      <w:r>
-        <w:rPr>
-          <w:b/>
-          <w:bCs/>
-          <w:color w:val="0A2F41" w:themeColor="accent1" w:themeShade="80"/>
-          <w:sz w:val="62"/>
-          <w:szCs w:val="62"/>
-        </w:rPr>
-        <w:t>, en hoe kunnen deze worden voorkomen</w:t>
-      </w:r>
-      <w:r>
-        <w:rPr>
-          <w:b/>
-          <w:bCs/>
-          <w:color w:val="0A2F41" w:themeColor="accent1" w:themeShade="80"/>
-          <w:sz w:val="62"/>
-          <w:szCs w:val="62"/>
-        </w:rPr>
         <w:t>?</w:t>
       </w:r>
     </w:p>
@@ -293,23 +274,7 @@
           <w:sz w:val="30"/>
           <w:szCs w:val="30"/>
         </w:rPr>
-        <w:t>Ian-</w:t>
-      </w:r>
-      <w:proofErr w:type="spellStart"/>
-      <w:r>
-        <w:rPr>
-          <w:sz w:val="30"/>
-          <w:szCs w:val="30"/>
-        </w:rPr>
-        <w:t>Chains</w:t>
-      </w:r>
-      <w:proofErr w:type="spellEnd"/>
-      <w:r>
-        <w:rPr>
-          <w:sz w:val="30"/>
-          <w:szCs w:val="30"/>
-        </w:rPr>
-        <w:t xml:space="preserve"> Baute </w:t>
+        <w:t xml:space="preserve">Ian-Chains Baute </w:t>
       </w:r>
       <w:r>
         <w:rPr>
@@ -597,82 +562,78 @@
           <w:rFonts w:cs="Arial"/>
           <w:szCs w:val="22"/>
         </w:rPr>
-        <w:t xml:space="preserve"> gebruik van </w:t>
-      </w:r>
-      <w:proofErr w:type="spellStart"/>
-      <w:r>
+        <w:t xml:space="preserve"> gebruik van API’s om data uit te wisselen tussen de gebruiker of andere software systemen en daarbij is de REST-API de meest voorkomende en gebruikte. </w:t>
+      </w:r>
+    </w:p>
+    <w:p>
+      <w:pPr>
         <w:rPr>
           <w:rFonts w:cs="Arial"/>
           <w:szCs w:val="22"/>
         </w:rPr>
-        <w:t>API’s</w:t>
-      </w:r>
-      <w:proofErr w:type="spellEnd"/>
+      </w:pPr>
       <w:r>
         <w:rPr>
           <w:rFonts w:cs="Arial"/>
           <w:szCs w:val="22"/>
         </w:rPr>
-        <w:t xml:space="preserve"> om data uit te wisselen tussen de gebruiker of andere software systemen en daarbij is de REST-API de meest voorkomende en gebruikte. </w:t>
-      </w:r>
-    </w:p>
-    <w:p>
-      <w:pPr>
+        <w:t xml:space="preserve">Ik heb zelf al </w:t>
+      </w:r>
+      <w:r>
         <w:rPr>
           <w:rFonts w:cs="Arial"/>
           <w:szCs w:val="22"/>
         </w:rPr>
-      </w:pPr>
+        <w:t>meerdere keren</w:t>
+      </w:r>
       <w:r>
         <w:rPr>
           <w:rFonts w:cs="Arial"/>
           <w:szCs w:val="22"/>
         </w:rPr>
-        <w:t xml:space="preserve">Ik heb zelf al </w:t>
+        <w:t xml:space="preserve"> </w:t>
       </w:r>
       <w:r>
         <w:rPr>
           <w:rFonts w:cs="Arial"/>
           <w:szCs w:val="22"/>
         </w:rPr>
-        <w:t>meerdere keren</w:t>
+        <w:t>REST-API’s gebruikt in project</w:t>
       </w:r>
       <w:r>
         <w:rPr>
           <w:rFonts w:cs="Arial"/>
           <w:szCs w:val="22"/>
         </w:rPr>
-        <w:t xml:space="preserve"> </w:t>
+        <w:t>en</w:t>
       </w:r>
       <w:r>
         <w:rPr>
           <w:rFonts w:cs="Arial"/>
           <w:szCs w:val="22"/>
         </w:rPr>
-        <w:t>REST-</w:t>
-      </w:r>
-      <w:proofErr w:type="spellStart"/>
+        <w:t xml:space="preserve"> </w:t>
+      </w:r>
       <w:r>
         <w:rPr>
           <w:rFonts w:cs="Arial"/>
           <w:szCs w:val="22"/>
         </w:rPr>
-        <w:t>API’s</w:t>
-      </w:r>
-      <w:proofErr w:type="spellEnd"/>
+        <w:t>voor het uitwisselen van data tussen de gebruiker en de app. M</w:t>
+      </w:r>
       <w:r>
         <w:rPr>
           <w:rFonts w:cs="Arial"/>
           <w:szCs w:val="22"/>
         </w:rPr>
-        <w:t xml:space="preserve"> gebruikt in project</w:t>
+        <w:t>aar</w:t>
       </w:r>
       <w:r>
         <w:rPr>
           <w:rFonts w:cs="Arial"/>
           <w:szCs w:val="22"/>
         </w:rPr>
-        <w:t>en</w:t>
+        <w:t xml:space="preserve"> ik heb</w:t>
       </w:r>
       <w:r>
         <w:rPr>
@@ -686,178 +647,134 @@
           <w:rFonts w:cs="Arial"/>
           <w:szCs w:val="22"/>
         </w:rPr>
-        <w:t>voor het uitwisselen van data tussen de gebruiker en de app. M</w:t>
+        <w:t xml:space="preserve">zelf nog </w:t>
       </w:r>
       <w:r>
         <w:rPr>
           <w:rFonts w:cs="Arial"/>
           <w:szCs w:val="22"/>
         </w:rPr>
-        <w:t>aar</w:t>
+        <w:t xml:space="preserve">nooit echt stil gestaan bij de beveiliging van </w:t>
       </w:r>
       <w:r>
         <w:rPr>
           <w:rFonts w:cs="Arial"/>
           <w:szCs w:val="22"/>
         </w:rPr>
-        <w:t xml:space="preserve"> ik heb</w:t>
+        <w:t xml:space="preserve">de </w:t>
       </w:r>
       <w:r>
         <w:rPr>
           <w:rFonts w:cs="Arial"/>
           <w:szCs w:val="22"/>
         </w:rPr>
-        <w:t xml:space="preserve"> </w:t>
+        <w:t>API</w:t>
       </w:r>
       <w:r>
         <w:rPr>
           <w:rFonts w:cs="Arial"/>
           <w:szCs w:val="22"/>
         </w:rPr>
-        <w:t xml:space="preserve">zelf nog </w:t>
+        <w:t xml:space="preserve"> </w:t>
       </w:r>
       <w:r>
         <w:rPr>
           <w:rFonts w:cs="Arial"/>
           <w:szCs w:val="22"/>
         </w:rPr>
-        <w:t xml:space="preserve">nooit echt stil gestaan bij de beveiliging van </w:t>
+        <w:t>v</w:t>
       </w:r>
       <w:r>
         <w:rPr>
           <w:rFonts w:cs="Arial"/>
           <w:szCs w:val="22"/>
         </w:rPr>
-        <w:t xml:space="preserve">de </w:t>
+        <w:t>oor</w:t>
       </w:r>
       <w:r>
         <w:rPr>
           <w:rFonts w:cs="Arial"/>
           <w:szCs w:val="22"/>
         </w:rPr>
-        <w:t>API</w:t>
+        <w:t xml:space="preserve"> mijn projecten. Daarom wil ik in dit onderzoek </w:t>
       </w:r>
       <w:r>
         <w:rPr>
           <w:rFonts w:cs="Arial"/>
           <w:szCs w:val="22"/>
         </w:rPr>
-        <w:t xml:space="preserve"> </w:t>
+        <w:t>dan ook de nadruk leggen op de beveiliging van een REST-API</w:t>
       </w:r>
       <w:r>
         <w:rPr>
           <w:rFonts w:cs="Arial"/>
           <w:szCs w:val="22"/>
         </w:rPr>
-        <w:t>v</w:t>
+        <w:t xml:space="preserve"> systeem</w:t>
       </w:r>
       <w:r>
         <w:rPr>
           <w:rFonts w:cs="Arial"/>
           <w:szCs w:val="22"/>
         </w:rPr>
-        <w:t>oor</w:t>
+        <w:t xml:space="preserve"> om bij te leren over welke beveiligingsproblemen er </w:t>
       </w:r>
       <w:r>
         <w:rPr>
           <w:rFonts w:cs="Arial"/>
           <w:szCs w:val="22"/>
         </w:rPr>
-        <w:t xml:space="preserve"> mijn projecten. Daarom wil ik in dit onderzoek </w:t>
+        <w:t xml:space="preserve">vaak aanwezig zijn en hoe </w:t>
       </w:r>
       <w:r>
         <w:rPr>
           <w:rFonts w:cs="Arial"/>
           <w:szCs w:val="22"/>
         </w:rPr>
-        <w:t>dan ook de nadruk leggen op de beveiliging van een REST-API</w:t>
+        <w:t>ze</w:t>
       </w:r>
       <w:r>
         <w:rPr>
           <w:rFonts w:cs="Arial"/>
           <w:szCs w:val="22"/>
         </w:rPr>
-        <w:t xml:space="preserve"> systeem</w:t>
-      </w:r>
-      <w:r>
+        <w:t xml:space="preserve"> voorkomen kunnen worden.</w:t>
+      </w:r>
+    </w:p>
+    <w:p>
+      <w:pPr>
         <w:rPr>
           <w:rFonts w:cs="Arial"/>
           <w:szCs w:val="22"/>
         </w:rPr>
-        <w:t xml:space="preserve"> om bij te leren over welke beveiligingsproblemen er </w:t>
-      </w:r>
+      </w:pPr>
       <w:r>
         <w:rPr>
           <w:rFonts w:cs="Arial"/>
           <w:szCs w:val="22"/>
         </w:rPr>
-        <w:t xml:space="preserve">vaak aanwezig zijn en hoe </w:t>
+        <w:t xml:space="preserve">Dit onderzoek over </w:t>
       </w:r>
       <w:r>
         <w:rPr>
           <w:rFonts w:cs="Arial"/>
           <w:szCs w:val="22"/>
         </w:rPr>
-        <w:t>ze</w:t>
+        <w:t xml:space="preserve">de </w:t>
       </w:r>
       <w:r>
         <w:rPr>
           <w:rFonts w:cs="Arial"/>
           <w:szCs w:val="22"/>
         </w:rPr>
-        <w:t xml:space="preserve"> voorkomen kunnen worden.</w:t>
-      </w:r>
-    </w:p>
-    <w:p>
-      <w:pPr>
+        <w:t xml:space="preserve">beveiliging </w:t>
+      </w:r>
+      <w:r>
         <w:rPr>
           <w:rFonts w:cs="Arial"/>
           <w:szCs w:val="22"/>
         </w:rPr>
-      </w:pPr>
-      <w:r>
-        <w:rPr>
-          <w:rFonts w:cs="Arial"/>
-          <w:szCs w:val="22"/>
-        </w:rPr>
-        <w:t xml:space="preserve">Dit onderzoek over </w:t>
-      </w:r>
-      <w:r>
-        <w:rPr>
-          <w:rFonts w:cs="Arial"/>
-          <w:szCs w:val="22"/>
-        </w:rPr>
-        <w:t xml:space="preserve">de </w:t>
-      </w:r>
-      <w:r>
-        <w:rPr>
-          <w:rFonts w:cs="Arial"/>
-          <w:szCs w:val="22"/>
-        </w:rPr>
-        <w:t xml:space="preserve">beveiliging </w:t>
-      </w:r>
-      <w:r>
-        <w:rPr>
-          <w:rFonts w:cs="Arial"/>
-          <w:szCs w:val="22"/>
-        </w:rPr>
-        <w:t>van REST-</w:t>
-      </w:r>
-      <w:proofErr w:type="spellStart"/>
-      <w:r>
-        <w:rPr>
-          <w:rFonts w:cs="Arial"/>
-          <w:szCs w:val="22"/>
-        </w:rPr>
-        <w:t>API’s</w:t>
-      </w:r>
-      <w:proofErr w:type="spellEnd"/>
-      <w:r>
-        <w:rPr>
-          <w:rFonts w:cs="Arial"/>
-          <w:szCs w:val="22"/>
-        </w:rPr>
-        <w:t xml:space="preserve"> </w:t>
+        <w:t xml:space="preserve">van REST-API’s </w:t>
       </w:r>
       <w:r>
         <w:rPr>
@@ -3582,13 +3499,8 @@
         <w:t>2</w:t>
       </w:r>
       <w:r>
-        <w:t xml:space="preserve"> veelvoorkomende beveiligingsproblemen bij REST-</w:t>
-      </w:r>
-      <w:proofErr w:type="spellStart"/>
-      <w:r>
-        <w:t>API’s</w:t>
-      </w:r>
-      <w:proofErr w:type="spellEnd"/>
+        <w:t xml:space="preserve"> veelvoorkomende beveiligingsproblemen bij REST-API’s</w:t>
+      </w:r>
       <w:r>
         <w:rPr>
           <w:rStyle w:val="Voetnootmarkering"/>
@@ -3616,46 +3528,62 @@
         <w:t xml:space="preserve">onderzocht </w:t>
       </w:r>
       <w:r>
-        <w:t xml:space="preserve">worden zijn: Cross-Site Scripting (XSS), Cross-Site Request </w:t>
-      </w:r>
-      <w:proofErr w:type="spellStart"/>
-      <w:r>
-        <w:t>Forgery</w:t>
-      </w:r>
-      <w:proofErr w:type="spellEnd"/>
-      <w:r>
-        <w:t xml:space="preserve"> (CSRF) en </w:t>
-      </w:r>
-      <w:proofErr w:type="spellStart"/>
-      <w:r>
-        <w:t>i</w:t>
-      </w:r>
-      <w:r>
-        <w:t>mproper</w:t>
-      </w:r>
-      <w:proofErr w:type="spellEnd"/>
+        <w:t>worden zijn: Cross-Site Scripting (XSS)</w:t>
+      </w:r>
+      <w:r>
+        <w:t xml:space="preserve"> en</w:t>
+      </w:r>
+      <w:r>
+        <w:t xml:space="preserve"> Cross-Site Request Forgery (CSRF). </w:t>
+      </w:r>
+      <w:r>
+        <w:t>Het 1</w:t>
+      </w:r>
+      <w:r>
+        <w:rPr>
+          <w:vertAlign w:val="superscript"/>
+        </w:rPr>
+        <w:t>ste</w:t>
+      </w:r>
+      <w:r>
+        <w:t xml:space="preserve"> deel van </w:t>
+      </w:r>
+      <w:r>
+        <w:t xml:space="preserve">elk beveiligingsprobleem </w:t>
+      </w:r>
+      <w:r>
+        <w:t>bestaat uit een theoretisch onderzoek naar de aard van het probleem, uitgevoerd door een literatuurstudie om beter te begrijpen wat het probleem precies inhoudt.</w:t>
+      </w:r>
+    </w:p>
+    <w:p>
+      <w:r>
+        <w:t>Het 2</w:t>
+      </w:r>
+      <w:r>
+        <w:rPr>
+          <w:vertAlign w:val="superscript"/>
+        </w:rPr>
+        <w:t>de</w:t>
+      </w:r>
+      <w:r>
+        <w:t xml:space="preserve"> deel van het onderzoek bestaat uit een praktisch productie en ontwikkelingsgedeelte, hierbij worden 2 overkoepelende API systemen opgezet</w:t>
+      </w:r>
+      <w:r>
+        <w:t>. Het doel en de functionaliteiten van de 2 API systemen is hetzelfde, namelijk het kunnen aanmaken en inloggen van een account en daarnaast het aanmaken en opvragen van (blog)posts.</w:t>
+      </w:r>
       <w:r>
         <w:t xml:space="preserve"> </w:t>
       </w:r>
-      <w:r>
-        <w:t>i</w:t>
-      </w:r>
-      <w:r>
-        <w:t xml:space="preserve">nput </w:t>
-      </w:r>
-      <w:proofErr w:type="spellStart"/>
-      <w:r>
-        <w:t>v</w:t>
-      </w:r>
-      <w:r>
-        <w:t>alidation</w:t>
-      </w:r>
-      <w:proofErr w:type="spellEnd"/>
-      <w:r>
-        <w:t xml:space="preserve">. </w:t>
-      </w:r>
-      <w:r>
-        <w:t>Het 1</w:t>
+    </w:p>
+    <w:p>
+      <w:r>
+        <w:t xml:space="preserve">De 2 API systemen verschillen in de vorm van onveilig en veilig, waarbij er bij </w:t>
+      </w:r>
+      <w:r>
+        <w:t>het</w:t>
+      </w:r>
+      <w:r>
+        <w:t xml:space="preserve"> 1</w:t>
       </w:r>
       <w:r>
         <w:rPr>
@@ -3664,18 +3592,28 @@
         <w:t>ste</w:t>
       </w:r>
       <w:r>
-        <w:t xml:space="preserve"> deel van </w:t>
-      </w:r>
-      <w:r>
-        <w:t xml:space="preserve">elk beveiligingsprobleem </w:t>
-      </w:r>
-      <w:r>
-        <w:t>bestaat uit een theoretisch onderzoek naar de aard van het probleem, uitgevoerd door een literatuurstudie om beter te begrijpen wat het probleem precies inhoudt.</w:t>
-      </w:r>
-    </w:p>
-    <w:p>
-      <w:r>
-        <w:t>Het 2</w:t>
+        <w:t xml:space="preserve"> </w:t>
+      </w:r>
+      <w:r>
+        <w:t xml:space="preserve">systeem </w:t>
+      </w:r>
+      <w:r>
+        <w:t xml:space="preserve">geen extra acties </w:t>
+      </w:r>
+      <w:r>
+        <w:t xml:space="preserve">en stappen ondernomen </w:t>
+      </w:r>
+      <w:r>
+        <w:t>worden</w:t>
+      </w:r>
+      <w:r>
+        <w:t xml:space="preserve"> </w:t>
+      </w:r>
+      <w:r>
+        <w:t>voor het voorkomen van de onderzochte beveiligingsproblemen</w:t>
+      </w:r>
+      <w:r>
+        <w:t>. Bij het 2</w:t>
       </w:r>
       <w:r>
         <w:rPr>
@@ -3684,62 +3622,6 @@
         <w:t>de</w:t>
       </w:r>
       <w:r>
-        <w:t xml:space="preserve"> deel van het onderzoek bestaat uit een praktisch productie en ontwikkelingsgedeelte, hierbij worden 2 overkoepelende API systemen opgezet</w:t>
-      </w:r>
-      <w:r>
-        <w:t>. Het doel en de functionaliteiten van de 2 API systemen is hetzelfde, namelijk het kunnen aanmaken en inloggen van een account en daarnaast het aanmaken en opvragen van (blog)posts.</w:t>
-      </w:r>
-      <w:r>
-        <w:t xml:space="preserve"> </w:t>
-      </w:r>
-    </w:p>
-    <w:p>
-      <w:r>
-        <w:t xml:space="preserve">De 2 API systemen verschillen in de vorm van onveilig en veilig, waarbij er bij </w:t>
-      </w:r>
-      <w:r>
-        <w:t>het</w:t>
-      </w:r>
-      <w:r>
-        <w:t xml:space="preserve"> 1</w:t>
-      </w:r>
-      <w:r>
-        <w:rPr>
-          <w:vertAlign w:val="superscript"/>
-        </w:rPr>
-        <w:t>ste</w:t>
-      </w:r>
-      <w:r>
-        <w:t xml:space="preserve"> </w:t>
-      </w:r>
-      <w:r>
-        <w:t xml:space="preserve">systeem </w:t>
-      </w:r>
-      <w:r>
-        <w:t xml:space="preserve">geen extra acties </w:t>
-      </w:r>
-      <w:r>
-        <w:t xml:space="preserve">en stappen ondernomen </w:t>
-      </w:r>
-      <w:r>
-        <w:t>worden</w:t>
-      </w:r>
-      <w:r>
-        <w:t xml:space="preserve"> </w:t>
-      </w:r>
-      <w:r>
-        <w:t>voor het voorkomen van de onderzochte beveiligingsproblemen</w:t>
-      </w:r>
-      <w:r>
-        <w:t>. Bij het 2</w:t>
-      </w:r>
-      <w:r>
-        <w:rPr>
-          <w:vertAlign w:val="superscript"/>
-        </w:rPr>
-        <w:t>de</w:t>
-      </w:r>
-      <w:r>
         <w:t xml:space="preserve"> systeem zijn deze extra acties en stappen wel ondernomen.</w:t>
       </w:r>
       <w:r>
@@ -3757,15 +3639,7 @@
         <w:t xml:space="preserve"> repository, de link naar de repository is opgenomen in de bijlagen van dit werk.</w:t>
       </w:r>
       <w:r>
-        <w:t xml:space="preserve"> Bij het praktische gedeelte is er gebruik gemaakt van Python en </w:t>
-      </w:r>
-      <w:proofErr w:type="spellStart"/>
-      <w:r>
-        <w:t>FastAPI</w:t>
-      </w:r>
-      <w:proofErr w:type="spellEnd"/>
-      <w:r>
-        <w:t xml:space="preserve"> om een API systeem op te zetten, meer informatie over de gebruikte technologiestack kan terug gevonden worden in de repository.</w:t>
+        <w:t xml:space="preserve"> Bij het praktische gedeelte is er gebruik gemaakt van Python en FastAPI om een API systeem op te zetten, meer informatie over de gebruikte technologiestack kan terug gevonden worden in de repository.</w:t>
       </w:r>
     </w:p>
     <w:p>
@@ -3871,13 +3745,8 @@
       <w:r>
         <w:tab/>
       </w:r>
-      <w:proofErr w:type="spellStart"/>
-      <w:r>
-        <w:t>Representational</w:t>
-      </w:r>
-      <w:proofErr w:type="spellEnd"/>
-      <w:r>
-        <w:t xml:space="preserve"> State Transfer</w:t>
+      <w:r>
+        <w:t>Representational State Transfer</w:t>
       </w:r>
     </w:p>
     <w:p>
@@ -3910,13 +3779,8 @@
       </w:r>
       <w:r>
         <w:tab/>
-        <w:t xml:space="preserve">Cross-Site Request </w:t>
-      </w:r>
-      <w:proofErr w:type="spellStart"/>
-      <w:r>
-        <w:t>Forgery</w:t>
-      </w:r>
-      <w:proofErr w:type="spellEnd"/>
+        <w:t>Cross-Site Request Forgery</w:t>
+      </w:r>
     </w:p>
     <w:p>
       <w:pPr>
@@ -3930,15 +3794,7 @@
       </w:r>
       <w:r>
         <w:tab/>
-        <w:t xml:space="preserve">Same </w:t>
-      </w:r>
-      <w:proofErr w:type="spellStart"/>
-      <w:r>
-        <w:t>Origin</w:t>
-      </w:r>
-      <w:proofErr w:type="spellEnd"/>
-      <w:r>
-        <w:t xml:space="preserve"> Policy</w:t>
+        <w:t>Same Origin Policy</w:t>
       </w:r>
     </w:p>
     <w:p>
@@ -3953,21 +3809,8 @@
       </w:r>
       <w:r>
         <w:tab/>
-        <w:t>Cross-</w:t>
-      </w:r>
-      <w:proofErr w:type="spellStart"/>
-      <w:r>
-        <w:t>Origin</w:t>
-      </w:r>
-      <w:proofErr w:type="spellEnd"/>
-      <w:r>
-        <w:t xml:space="preserve"> Resource </w:t>
-      </w:r>
-      <w:proofErr w:type="spellStart"/>
-      <w:r>
-        <w:t>Sharing</w:t>
-      </w:r>
-      <w:proofErr w:type="spellEnd"/>
+        <w:t>Cross-Origin Resource Sharing</w:t>
+      </w:r>
     </w:p>
     <w:p>
       <w:pPr>
@@ -4003,11 +3846,9 @@
       <w:pPr>
         <w:pStyle w:val="afkorting"/>
       </w:pPr>
-      <w:proofErr w:type="spellStart"/>
       <w:r>
         <w:t>Py</w:t>
       </w:r>
-      <w:proofErr w:type="spellEnd"/>
       <w:r>
         <w:tab/>
       </w:r>
@@ -4043,22 +3884,7 @@
       </w:r>
       <w:r>
         <w:tab/>
-      </w:r>
-      <w:proofErr w:type="spellStart"/>
-      <w:r>
-        <w:t>HyperText</w:t>
-      </w:r>
-      <w:proofErr w:type="spellEnd"/>
-      <w:r>
-        <w:t xml:space="preserve"> </w:t>
-      </w:r>
-      <w:proofErr w:type="spellStart"/>
-      <w:r>
-        <w:t>Markup</w:t>
-      </w:r>
-      <w:proofErr w:type="spellEnd"/>
-      <w:r>
-        <w:t xml:space="preserve"> Language</w:t>
+        <w:t>HyperText Markup Language</w:t>
       </w:r>
     </w:p>
     <w:p>
@@ -4074,13 +3900,8 @@
       <w:r>
         <w:tab/>
       </w:r>
-      <w:proofErr w:type="spellStart"/>
-      <w:r>
-        <w:t>HyperText</w:t>
-      </w:r>
-      <w:proofErr w:type="spellEnd"/>
-      <w:r>
-        <w:t xml:space="preserve"> Transfer Protocol</w:t>
+      <w:r>
+        <w:t>HyperText Transfer Protocol</w:t>
       </w:r>
     </w:p>
     <w:p>
@@ -4095,13 +3916,8 @@
       </w:r>
       <w:r>
         <w:tab/>
-        <w:t xml:space="preserve">Uniform Resource </w:t>
-      </w:r>
-      <w:proofErr w:type="spellStart"/>
-      <w:r>
-        <w:t>Locator</w:t>
-      </w:r>
-      <w:proofErr w:type="spellEnd"/>
+        <w:t>Uniform Resource Locator</w:t>
+      </w:r>
     </w:p>
     <w:p>
       <w:pPr>
@@ -4127,13 +3943,8 @@
       </w:r>
       <w:r>
         <w:tab/>
-        <w:t xml:space="preserve">Unique </w:t>
-      </w:r>
-      <w:proofErr w:type="spellStart"/>
-      <w:r>
-        <w:t>Identifier</w:t>
-      </w:r>
-      <w:proofErr w:type="spellEnd"/>
+        <w:t>Unique Identifier</w:t>
+      </w:r>
     </w:p>
     <w:p>
       <w:pPr>
@@ -4150,8 +3961,8 @@
       <w:r>
         <w:br w:type="page"/>
       </w:r>
-      <w:bookmarkStart w:id="9" w:name="_Toc196152198"/>
-      <w:bookmarkStart w:id="10" w:name="_Toc222862646"/>
+      <w:bookmarkStart w:id="9" w:name="_Toc222862646"/>
+      <w:bookmarkStart w:id="10" w:name="_Toc196152198"/>
       <w:r>
         <w:lastRenderedPageBreak/>
         <w:t>XSS</w:t>
@@ -4166,7 +3977,7 @@
         </w:rPr>
         <w:t>Cross-Site Scripting</w:t>
       </w:r>
-      <w:bookmarkEnd w:id="10"/>
+      <w:bookmarkEnd w:id="9"/>
     </w:p>
     <w:p>
       <w:pPr>
@@ -4344,6 +4155,9 @@
     </w:p>
     <w:p>
       <w:r>
+        <w:rPr>
+          <w:noProof/>
+        </w:rPr>
         <w:drawing>
           <wp:anchor distT="0" distB="0" distL="114300" distR="114300" simplePos="0" relativeHeight="251659264" behindDoc="0" locked="0" layoutInCell="1" allowOverlap="1" wp14:anchorId="0F541D35" wp14:editId="2CC5B1EE">
             <wp:simplePos x="0" y="0"/>
@@ -4423,13 +4237,8 @@
       <w:pPr>
         <w:pStyle w:val="Bronnen"/>
       </w:pPr>
-      <w:proofErr w:type="spellStart"/>
-      <w:r>
-        <w:t>GeeksforGeeks</w:t>
-      </w:r>
-      <w:proofErr w:type="spellEnd"/>
-      <w:r>
-        <w:t xml:space="preserve"> (2025)</w:t>
+      <w:r>
+        <w:t>GeeksforGeeks (2025)</w:t>
       </w:r>
     </w:p>
     <w:p/>
@@ -4530,8 +4339,11 @@
     </w:p>
     <w:p>
       <w:r>
+        <w:rPr>
+          <w:noProof/>
+        </w:rPr>
         <w:drawing>
-          <wp:anchor distT="0" distB="0" distL="114300" distR="114300" simplePos="0" relativeHeight="251660288" behindDoc="0" locked="0" layoutInCell="1" allowOverlap="1" wp14:anchorId="152C802A" wp14:editId="0617C549">
+          <wp:anchor distT="0" distB="0" distL="114300" distR="114300" simplePos="0" relativeHeight="251660288" behindDoc="0" locked="0" layoutInCell="1" allowOverlap="1" wp14:anchorId="152C802A" wp14:editId="3A044C0E">
             <wp:simplePos x="0" y="0"/>
             <wp:positionH relativeFrom="margin">
               <wp:align>left</wp:align>
@@ -4606,13 +4418,8 @@
       <w:pPr>
         <w:pStyle w:val="Bronnen"/>
       </w:pPr>
-      <w:proofErr w:type="spellStart"/>
-      <w:r>
-        <w:t>Hepper</w:t>
-      </w:r>
-      <w:proofErr w:type="spellEnd"/>
-      <w:r>
-        <w:t xml:space="preserve"> (2017)</w:t>
+      <w:r>
+        <w:t>Hepper (2017)</w:t>
       </w:r>
     </w:p>
     <w:p>
@@ -4897,21 +4704,11 @@
         <w:t>(contact)formulieren</w:t>
       </w:r>
       <w:r>
-        <w:t xml:space="preserve"> &amp; </w:t>
-      </w:r>
-      <w:proofErr w:type="spellStart"/>
-      <w:r>
-        <w:t>rich</w:t>
-      </w:r>
-      <w:proofErr w:type="spellEnd"/>
-      <w:r>
-        <w:t xml:space="preserve"> </w:t>
-      </w:r>
-      <w:proofErr w:type="spellStart"/>
+        <w:t xml:space="preserve"> &amp; rich </w:t>
+      </w:r>
       <w:r>
         <w:t>text</w:t>
       </w:r>
-      <w:proofErr w:type="spellEnd"/>
       <w:r>
         <w:t xml:space="preserve"> editors</w:t>
       </w:r>
@@ -5060,15 +4857,7 @@
         <w:t xml:space="preserve">de code van </w:t>
       </w:r>
       <w:r>
-        <w:t xml:space="preserve">de </w:t>
-      </w:r>
-      <w:proofErr w:type="spellStart"/>
-      <w:r>
-        <w:t>frontend</w:t>
-      </w:r>
-      <w:proofErr w:type="spellEnd"/>
-      <w:r>
-        <w:t xml:space="preserve"> maar </w:t>
+        <w:t xml:space="preserve">de frontend maar </w:t>
       </w:r>
       <w:r>
         <w:t>dit</w:t>
@@ -5238,15 +5027,7 @@
         <w:t xml:space="preserve"> </w:t>
       </w:r>
       <w:r>
-        <w:t xml:space="preserve">Deze lijst werd vastgelegd door de Web Hypertext Application Technology </w:t>
-      </w:r>
-      <w:proofErr w:type="spellStart"/>
-      <w:r>
-        <w:t>Working</w:t>
-      </w:r>
-      <w:proofErr w:type="spellEnd"/>
-      <w:r>
-        <w:t xml:space="preserve"> Group</w:t>
+        <w:t>Deze lijst werd vastgelegd door de Web Hypertext Application Technology Working Group</w:t>
       </w:r>
       <w:r>
         <w:t xml:space="preserve"> (</w:t>
@@ -5301,213 +5082,60 @@
           <w:b/>
           <w:bCs/>
         </w:rPr>
-        <w:t>&amp;</w:t>
-      </w:r>
-      <w:proofErr w:type="spellStart"/>
+        <w:t>&amp;lt;</w:t>
+      </w:r>
+      <w:r>
+        <w:t xml:space="preserve"> of door zijn entity nummer </w:t>
+      </w:r>
       <w:r>
         <w:rPr>
           <w:b/>
           <w:bCs/>
         </w:rPr>
-        <w:t>lt</w:t>
-      </w:r>
-      <w:proofErr w:type="spellEnd"/>
+        <w:t xml:space="preserve">&amp;#60; </w:t>
+      </w:r>
+      <w:r>
+        <w:t>de gebruiker krijgt wel gewoon het kleiner dan teken te zien</w:t>
+      </w:r>
+      <w:r>
+        <w:t xml:space="preserve"> op zijn/haar beeldscherm</w:t>
+      </w:r>
+      <w:r>
+        <w:t xml:space="preserve">. </w:t>
+      </w:r>
+      <w:r>
+        <w:t xml:space="preserve">Een voorbeeld van een gevaarlijke XSS payload die verandert door middel van HTML escaping: de payload </w:t>
+      </w:r>
       <w:r>
         <w:rPr>
           <w:b/>
           <w:bCs/>
         </w:rPr>
-        <w:t>;</w:t>
-      </w:r>
-      <w:r>
-        <w:t xml:space="preserve"> of door zijn entity nummer </w:t>
+        <w:t xml:space="preserve">&lt;img src=x onerror=alert(document.cookie)&gt; </w:t>
+      </w:r>
+      <w:r>
+        <w:t xml:space="preserve">verandert dan in </w:t>
       </w:r>
       <w:r>
         <w:rPr>
           <w:b/>
           <w:bCs/>
         </w:rPr>
-        <w:t xml:space="preserve">&amp;#60; </w:t>
-      </w:r>
-      <w:r>
-        <w:t>de gebruiker krijgt wel gewoon het kleiner dan teken te zien</w:t>
-      </w:r>
-      <w:r>
-        <w:t xml:space="preserve"> op zijn/haar beeldscherm</w:t>
-      </w:r>
-      <w:r>
-        <w:t xml:space="preserve">. </w:t>
-      </w:r>
-      <w:r>
-        <w:t xml:space="preserve">Een voorbeeld van een gevaarlijke XSS payload die verandert door middel van HTML escaping: de payload </w:t>
+        <w:t>&amp;lt;img src=x onerror=alert(</w:t>
       </w:r>
       <w:r>
         <w:rPr>
           <w:b/>
           <w:bCs/>
         </w:rPr>
-        <w:t>&lt;</w:t>
-      </w:r>
-      <w:proofErr w:type="spellStart"/>
+        <w:t xml:space="preserve"> </w:t>
+      </w:r>
       <w:r>
         <w:rPr>
           <w:b/>
           <w:bCs/>
         </w:rPr>
-        <w:t>img</w:t>
-      </w:r>
-      <w:proofErr w:type="spellEnd"/>
-      <w:r>
-        <w:rPr>
-          <w:b/>
-          <w:bCs/>
-        </w:rPr>
-        <w:t xml:space="preserve"> </w:t>
-      </w:r>
-      <w:proofErr w:type="spellStart"/>
-      <w:r>
-        <w:rPr>
-          <w:b/>
-          <w:bCs/>
-        </w:rPr>
-        <w:t>src</w:t>
-      </w:r>
-      <w:proofErr w:type="spellEnd"/>
-      <w:r>
-        <w:rPr>
-          <w:b/>
-          <w:bCs/>
-        </w:rPr>
-        <w:t xml:space="preserve">=x </w:t>
-      </w:r>
-      <w:proofErr w:type="spellStart"/>
-      <w:r>
-        <w:rPr>
-          <w:b/>
-          <w:bCs/>
-        </w:rPr>
-        <w:t>onerror</w:t>
-      </w:r>
-      <w:proofErr w:type="spellEnd"/>
-      <w:r>
-        <w:rPr>
-          <w:b/>
-          <w:bCs/>
-        </w:rPr>
-        <w:t>=alert(</w:t>
-      </w:r>
-      <w:proofErr w:type="spellStart"/>
-      <w:r>
-        <w:rPr>
-          <w:b/>
-          <w:bCs/>
-        </w:rPr>
-        <w:t>document.cookie</w:t>
-      </w:r>
-      <w:proofErr w:type="spellEnd"/>
-      <w:r>
-        <w:rPr>
-          <w:b/>
-          <w:bCs/>
-        </w:rPr>
-        <w:t xml:space="preserve">)&gt; </w:t>
-      </w:r>
-      <w:r>
-        <w:t xml:space="preserve">verandert dan in </w:t>
-      </w:r>
-      <w:r>
-        <w:rPr>
-          <w:b/>
-          <w:bCs/>
-        </w:rPr>
-        <w:t>&amp;</w:t>
-      </w:r>
-      <w:proofErr w:type="spellStart"/>
-      <w:r>
-        <w:rPr>
-          <w:b/>
-          <w:bCs/>
-        </w:rPr>
-        <w:t>lt;img</w:t>
-      </w:r>
-      <w:proofErr w:type="spellEnd"/>
-      <w:r>
-        <w:rPr>
-          <w:b/>
-          <w:bCs/>
-        </w:rPr>
-        <w:t xml:space="preserve"> </w:t>
-      </w:r>
-      <w:proofErr w:type="spellStart"/>
-      <w:r>
-        <w:rPr>
-          <w:b/>
-          <w:bCs/>
-        </w:rPr>
-        <w:t>src</w:t>
-      </w:r>
-      <w:proofErr w:type="spellEnd"/>
-      <w:r>
-        <w:rPr>
-          <w:b/>
-          <w:bCs/>
-        </w:rPr>
-        <w:t xml:space="preserve">=x </w:t>
-      </w:r>
-      <w:proofErr w:type="spellStart"/>
-      <w:r>
-        <w:rPr>
-          <w:b/>
-          <w:bCs/>
-        </w:rPr>
-        <w:t>onerror</w:t>
-      </w:r>
-      <w:proofErr w:type="spellEnd"/>
-      <w:r>
-        <w:rPr>
-          <w:b/>
-          <w:bCs/>
-        </w:rPr>
-        <w:t>=alert(</w:t>
-      </w:r>
-      <w:r>
-        <w:rPr>
-          <w:b/>
-          <w:bCs/>
-        </w:rPr>
-        <w:t xml:space="preserve"> </w:t>
-      </w:r>
-      <w:proofErr w:type="spellStart"/>
-      <w:r>
-        <w:rPr>
-          <w:b/>
-          <w:bCs/>
-        </w:rPr>
-        <w:t>document.cookie</w:t>
-      </w:r>
-      <w:proofErr w:type="spellEnd"/>
-      <w:r>
-        <w:rPr>
-          <w:b/>
-          <w:bCs/>
-        </w:rPr>
-        <w:t>)&amp;</w:t>
-      </w:r>
-      <w:proofErr w:type="spellStart"/>
-      <w:r>
-        <w:rPr>
-          <w:b/>
-          <w:bCs/>
-        </w:rPr>
-        <w:t>gt</w:t>
-      </w:r>
-      <w:proofErr w:type="spellEnd"/>
-      <w:r>
-        <w:rPr>
-          <w:b/>
-          <w:bCs/>
-        </w:rPr>
-        <w:t xml:space="preserve">; </w:t>
+        <w:t xml:space="preserve">document.cookie)&amp;gt; </w:t>
       </w:r>
       <w:r>
         <w:t>waardoor het niet langer als HTML code wordt geïnterpreteerd</w:t>
@@ -5581,71 +5209,7 @@
           <w:b/>
           <w:bCs/>
         </w:rPr>
-        <w:t>&lt;</w:t>
-      </w:r>
-      <w:proofErr w:type="spellStart"/>
-      <w:r>
-        <w:rPr>
-          <w:b/>
-          <w:bCs/>
-        </w:rPr>
-        <w:t>img</w:t>
-      </w:r>
-      <w:proofErr w:type="spellEnd"/>
-      <w:r>
-        <w:rPr>
-          <w:b/>
-          <w:bCs/>
-        </w:rPr>
-        <w:t xml:space="preserve"> </w:t>
-      </w:r>
-      <w:proofErr w:type="spellStart"/>
-      <w:r>
-        <w:rPr>
-          <w:b/>
-          <w:bCs/>
-        </w:rPr>
-        <w:t>src</w:t>
-      </w:r>
-      <w:proofErr w:type="spellEnd"/>
-      <w:r>
-        <w:rPr>
-          <w:b/>
-          <w:bCs/>
-        </w:rPr>
-        <w:t xml:space="preserve">=x </w:t>
-      </w:r>
-      <w:proofErr w:type="spellStart"/>
-      <w:r>
-        <w:rPr>
-          <w:b/>
-          <w:bCs/>
-        </w:rPr>
-        <w:t>onerror</w:t>
-      </w:r>
-      <w:proofErr w:type="spellEnd"/>
-      <w:r>
-        <w:rPr>
-          <w:b/>
-          <w:bCs/>
-        </w:rPr>
-        <w:t>=alert(</w:t>
-      </w:r>
-      <w:proofErr w:type="spellStart"/>
-      <w:r>
-        <w:rPr>
-          <w:b/>
-          <w:bCs/>
-        </w:rPr>
-        <w:t>document.cookie</w:t>
-      </w:r>
-      <w:proofErr w:type="spellEnd"/>
-      <w:r>
-        <w:rPr>
-          <w:b/>
-          <w:bCs/>
-        </w:rPr>
-        <w:t xml:space="preserve">)&gt; </w:t>
+        <w:t xml:space="preserve">&lt;img src=x onerror=alert(document.cookie)&gt; </w:t>
       </w:r>
       <w:r>
         <w:t>gewoon volledig leeg wordt gemaakt omdat er geen tekst is buiten de HTML tag</w:t>
@@ -5671,29 +5235,13 @@
         <w:t xml:space="preserve"> HTML tags verwijderd, bij HTML Stripping worden alle HTML tags verwijderd uit een bepaalde tekst of string.</w:t>
       </w:r>
       <w:r>
-        <w:t xml:space="preserve"> Bij HTML Sanitization functies kan er dus een </w:t>
-      </w:r>
-      <w:proofErr w:type="spellStart"/>
-      <w:r>
-        <w:t>whitelist</w:t>
-      </w:r>
-      <w:proofErr w:type="spellEnd"/>
-      <w:r>
-        <w:t xml:space="preserve"> met </w:t>
+        <w:t xml:space="preserve"> Bij HTML Sanitization functies kan er dus een whitelist met </w:t>
       </w:r>
       <w:r>
         <w:t xml:space="preserve">toegestane </w:t>
       </w:r>
       <w:r>
-        <w:t xml:space="preserve">HTML tags meegeven worden, de tags in deze </w:t>
-      </w:r>
-      <w:proofErr w:type="spellStart"/>
-      <w:r>
-        <w:t>whitelist</w:t>
-      </w:r>
-      <w:proofErr w:type="spellEnd"/>
-      <w:r>
-        <w:t xml:space="preserve"> zullen dan niet verwijderd worden uit de tekst of string.</w:t>
+        <w:t>HTML tags meegeven worden, de tags in deze whitelist zullen dan niet verwijderd worden uit de tekst of string.</w:t>
       </w:r>
     </w:p>
     <w:p>
@@ -5712,13 +5260,8 @@
       <w:r>
         <w:t xml:space="preserve"> met </w:t>
       </w:r>
-      <w:proofErr w:type="spellStart"/>
-      <w:r>
-        <w:t>HttpOnly</w:t>
-      </w:r>
-      <w:proofErr w:type="spellEnd"/>
-      <w:r>
-        <w:t xml:space="preserve"> </w:t>
+      <w:r>
+        <w:t xml:space="preserve">HttpOnly </w:t>
       </w:r>
       <w:r>
         <w:t>at</w:t>
@@ -5798,15 +5341,7 @@
         <w:t>hoe de cookie moet gebruikt worden.</w:t>
       </w:r>
       <w:r>
-        <w:t xml:space="preserve"> Zo bestaat er een attribuut genaamd </w:t>
-      </w:r>
-      <w:proofErr w:type="spellStart"/>
-      <w:r>
-        <w:t>HttpOnly</w:t>
-      </w:r>
-      <w:proofErr w:type="spellEnd"/>
-      <w:r>
-        <w:t xml:space="preserve">, </w:t>
+        <w:t xml:space="preserve"> Zo bestaat er een attribuut genaamd HttpOnly, </w:t>
       </w:r>
       <w:r>
         <w:t>dit attribuut verteld aan de browser dat deze cookie niet uitgelezen mag worden via JavaScript. Als er toch geprobeerd wordt om deze cookie uit te lezen via JavaScript, dan doet de browser alsof deze niet bestaat.</w:t>
@@ -5821,29 +5356,11 @@
         <w:t xml:space="preserve">opgeslagen sessie of access token tegen </w:t>
       </w:r>
       <w:r>
-        <w:t xml:space="preserve">token </w:t>
-      </w:r>
-      <w:proofErr w:type="spellStart"/>
-      <w:r>
-        <w:t>theft</w:t>
-      </w:r>
-      <w:proofErr w:type="spellEnd"/>
-      <w:r>
-        <w:t xml:space="preserve"> en </w:t>
-      </w:r>
-      <w:proofErr w:type="spellStart"/>
-      <w:r>
-        <w:t>session</w:t>
-      </w:r>
-      <w:proofErr w:type="spellEnd"/>
-      <w:r>
-        <w:t xml:space="preserve"> </w:t>
-      </w:r>
-      <w:proofErr w:type="spellStart"/>
-      <w:r>
-        <w:t>hijacking</w:t>
-      </w:r>
-      <w:proofErr w:type="spellEnd"/>
+        <w:t xml:space="preserve">token theft en </w:t>
+      </w:r>
+      <w:r>
+        <w:t>session hijacking</w:t>
+      </w:r>
       <w:r>
         <w:t xml:space="preserve"> via XSS</w:t>
       </w:r>
@@ -5880,20 +5397,15 @@
         <w:t xml:space="preserve"> </w:t>
       </w:r>
       <w:r>
-        <w:t xml:space="preserve">cookie zonder </w:t>
-      </w:r>
-      <w:proofErr w:type="spellStart"/>
-      <w:r>
-        <w:t>HttpOnly</w:t>
-      </w:r>
-      <w:proofErr w:type="spellEnd"/>
-      <w:r>
-        <w:t xml:space="preserve"> attribuut</w:t>
+        <w:t>cookie zonder HttpOnly attribuut</w:t>
       </w:r>
       <w:r>
         <w:t xml:space="preserve"> doormiddel van JavaScript</w:t>
       </w:r>
       <w:r>
+        <w:rPr>
+          <w:noProof/>
+        </w:rPr>
         <w:drawing>
           <wp:anchor distT="0" distB="0" distL="114300" distR="114300" simplePos="0" relativeHeight="251668480" behindDoc="0" locked="0" layoutInCell="1" allowOverlap="1" wp14:anchorId="0A4C4AFF" wp14:editId="6CF4104F">
             <wp:simplePos x="0" y="0"/>
@@ -5968,6 +5480,9 @@
     </w:p>
     <w:p>
       <w:r>
+        <w:rPr>
+          <w:noProof/>
+        </w:rPr>
         <w:drawing>
           <wp:anchor distT="0" distB="0" distL="114300" distR="114300" simplePos="0" relativeHeight="251667456" behindDoc="0" locked="0" layoutInCell="1" allowOverlap="1" wp14:anchorId="047C5DD7" wp14:editId="04BBDAE9">
             <wp:simplePos x="0" y="0"/>
@@ -6052,15 +5567,7 @@
         <w:t xml:space="preserve">cookie </w:t>
       </w:r>
       <w:r>
-        <w:t xml:space="preserve">met </w:t>
-      </w:r>
-      <w:proofErr w:type="spellStart"/>
-      <w:r>
-        <w:t>HttpOnly</w:t>
-      </w:r>
-      <w:proofErr w:type="spellEnd"/>
-      <w:r>
-        <w:t xml:space="preserve"> attribuut doormiddel van JavaScript</w:t>
+        <w:t>met HttpOnly attribuut doormiddel van JavaScript</w:t>
       </w:r>
       <w:r>
         <w:br/>
@@ -6089,49 +5596,19 @@
         <w:t>of</w:t>
       </w:r>
       <w:r>
-        <w:t xml:space="preserve"> zonder </w:t>
-      </w:r>
-      <w:proofErr w:type="spellStart"/>
-      <w:r>
-        <w:t>HttpOnly</w:t>
-      </w:r>
-      <w:proofErr w:type="spellEnd"/>
-      <w:r>
-        <w:t xml:space="preserve"> attribuut via JavaScript met de functie </w:t>
-      </w:r>
-      <w:proofErr w:type="spellStart"/>
-      <w:r>
-        <w:t>document.cookie</w:t>
-      </w:r>
-      <w:proofErr w:type="spellEnd"/>
-      <w:r>
-        <w:t xml:space="preserve">. Deze functie werd uitgevoerd via de console </w:t>
+        <w:t xml:space="preserve"> zonder HttpOnly attribuut via JavaScript met de functie document.cookie. Deze functie werd uitgevoerd via de console </w:t>
       </w:r>
       <w:r>
         <w:t>van</w:t>
       </w:r>
       <w:r>
-        <w:t xml:space="preserve"> de </w:t>
-      </w:r>
-      <w:proofErr w:type="spellStart"/>
-      <w:r>
-        <w:t>DevTools</w:t>
-      </w:r>
-      <w:proofErr w:type="spellEnd"/>
-      <w:r>
-        <w:t xml:space="preserve"> </w:t>
+        <w:t xml:space="preserve"> de DevTools </w:t>
       </w:r>
       <w:r>
         <w:t>in</w:t>
       </w:r>
       <w:r>
-        <w:t xml:space="preserve"> een </w:t>
-      </w:r>
-      <w:r>
-        <w:t>Chromium</w:t>
-      </w:r>
-      <w:r>
-        <w:t xml:space="preserve"> browser.</w:t>
+        <w:t xml:space="preserve"> een Chromium browser.</w:t>
       </w:r>
     </w:p>
     <w:p>
@@ -6261,6 +5738,9 @@
     </w:p>
     <w:p>
       <w:r>
+        <w:rPr>
+          <w:noProof/>
+        </w:rPr>
         <w:drawing>
           <wp:anchor distT="0" distB="0" distL="114300" distR="114300" simplePos="0" relativeHeight="251662336" behindDoc="0" locked="0" layoutInCell="1" allowOverlap="1" wp14:anchorId="75F4CF31" wp14:editId="3869D66F">
             <wp:simplePos x="0" y="0"/>
@@ -6430,6 +5910,9 @@
     </w:p>
     <w:p>
       <w:r>
+        <w:rPr>
+          <w:noProof/>
+        </w:rPr>
         <w:drawing>
           <wp:anchor distT="0" distB="0" distL="114300" distR="114300" simplePos="0" relativeHeight="251664384" behindDoc="0" locked="0" layoutInCell="1" allowOverlap="1" wp14:anchorId="1FC2853A" wp14:editId="582BB772">
             <wp:simplePos x="0" y="0"/>
@@ -6537,6 +6020,9 @@
     </w:p>
     <w:p>
       <w:r>
+        <w:rPr>
+          <w:noProof/>
+        </w:rPr>
         <w:drawing>
           <wp:anchor distT="0" distB="0" distL="114300" distR="114300" simplePos="0" relativeHeight="251671552" behindDoc="0" locked="0" layoutInCell="1" allowOverlap="1" wp14:anchorId="7678726B" wp14:editId="4F08E3E5">
             <wp:simplePos x="0" y="0"/>
@@ -6644,87 +6130,7 @@
           <w:b/>
           <w:bCs/>
         </w:rPr>
-        <w:t>&lt;</w:t>
-      </w:r>
-      <w:proofErr w:type="spellStart"/>
-      <w:r>
-        <w:rPr>
-          <w:b/>
-          <w:bCs/>
-        </w:rPr>
-        <w:t>img</w:t>
-      </w:r>
-      <w:proofErr w:type="spellEnd"/>
-      <w:r>
-        <w:rPr>
-          <w:b/>
-          <w:bCs/>
-        </w:rPr>
-        <w:t xml:space="preserve"> </w:t>
-      </w:r>
-      <w:proofErr w:type="spellStart"/>
-      <w:r>
-        <w:rPr>
-          <w:b/>
-          <w:bCs/>
-        </w:rPr>
-        <w:t>src</w:t>
-      </w:r>
-      <w:proofErr w:type="spellEnd"/>
-      <w:r>
-        <w:rPr>
-          <w:b/>
-          <w:bCs/>
-        </w:rPr>
-        <w:t xml:space="preserve">=x </w:t>
-      </w:r>
-      <w:proofErr w:type="spellStart"/>
-      <w:r>
-        <w:rPr>
-          <w:b/>
-          <w:bCs/>
-        </w:rPr>
-        <w:t>onerror</w:t>
-      </w:r>
-      <w:proofErr w:type="spellEnd"/>
-      <w:r>
-        <w:rPr>
-          <w:b/>
-          <w:bCs/>
-        </w:rPr>
-        <w:t>="alert('</w:t>
-      </w:r>
-      <w:proofErr w:type="spellStart"/>
-      <w:r>
-        <w:rPr>
-          <w:b/>
-          <w:bCs/>
-        </w:rPr>
-        <w:t>This</w:t>
-      </w:r>
-      <w:proofErr w:type="spellEnd"/>
-      <w:r>
-        <w:rPr>
-          <w:b/>
-          <w:bCs/>
-        </w:rPr>
-        <w:t xml:space="preserve"> is </w:t>
-      </w:r>
-      <w:proofErr w:type="spellStart"/>
-      <w:r>
-        <w:rPr>
-          <w:b/>
-          <w:bCs/>
-        </w:rPr>
-        <w:t>an</w:t>
-      </w:r>
-      <w:proofErr w:type="spellEnd"/>
-      <w:r>
-        <w:rPr>
-          <w:b/>
-          <w:bCs/>
-        </w:rPr>
-        <w:t xml:space="preserve"> XSS test!')"&gt;</w:t>
+        <w:t>&lt;img src=x onerror="alert('This is an XSS test!')"&gt;</w:t>
       </w:r>
       <w:r>
         <w:t xml:space="preserve"> </w:t>
@@ -6758,67 +6164,7 @@
           <w:rPr>
             <w:rStyle w:val="Hyperlink"/>
           </w:rPr>
-          <w:t>https://unsafe-app.ian</w:t>
-        </w:r>
-        <w:r>
-          <w:rPr>
-            <w:rStyle w:val="Hyperlink"/>
-          </w:rPr>
-          <w:t>-</w:t>
-        </w:r>
-        <w:r>
-          <w:rPr>
-            <w:rStyle w:val="Hyperlink"/>
-          </w:rPr>
-          <w:t>chains.be/?q=%3Ci</w:t>
-        </w:r>
-        <w:r>
-          <w:rPr>
-            <w:rStyle w:val="Hyperlink"/>
-          </w:rPr>
-          <w:t>m</w:t>
-        </w:r>
-        <w:r>
-          <w:rPr>
-            <w:rStyle w:val="Hyperlink"/>
-          </w:rPr>
-          <w:t>g%20src=</w:t>
-        </w:r>
-        <w:r>
-          <w:rPr>
-            <w:rStyle w:val="Hyperlink"/>
-          </w:rPr>
-          <w:t>x</w:t>
-        </w:r>
-        <w:r>
-          <w:rPr>
-            <w:rStyle w:val="Hyperlink"/>
-          </w:rPr>
-          <w:t>%20onerror=</w:t>
-        </w:r>
-        <w:r>
-          <w:rPr>
-            <w:rStyle w:val="Hyperlink"/>
-          </w:rPr>
-          <w:t xml:space="preserve"> </w:t>
-        </w:r>
-        <w:r>
-          <w:rPr>
-            <w:rStyle w:val="Hyperlink"/>
-          </w:rPr>
-          <w:t>%22alert(%27This%20is%20an%20</w:t>
-        </w:r>
-        <w:r>
-          <w:rPr>
-            <w:rStyle w:val="Hyperlink"/>
-          </w:rPr>
-          <w:t>X</w:t>
-        </w:r>
-        <w:r>
-          <w:rPr>
-            <w:rStyle w:val="Hyperlink"/>
-          </w:rPr>
-          <w:t>SS%20test!%27)%22%3E</w:t>
+          <w:t>https://unsafe-app.ian-chains.be/?q=%3Cimg%20src=x%20onerror= %22alert(%27This%20is%20an%20XSS%20test!%27)%22%3E</w:t>
         </w:r>
       </w:hyperlink>
       <w:r>
@@ -6835,39 +6181,7 @@
           <w:b/>
           <w:bCs/>
         </w:rPr>
-        <w:t>alert('</w:t>
-      </w:r>
-      <w:proofErr w:type="spellStart"/>
-      <w:r>
-        <w:rPr>
-          <w:b/>
-          <w:bCs/>
-        </w:rPr>
-        <w:t>This</w:t>
-      </w:r>
-      <w:proofErr w:type="spellEnd"/>
-      <w:r>
-        <w:rPr>
-          <w:b/>
-          <w:bCs/>
-        </w:rPr>
-        <w:t xml:space="preserve"> is </w:t>
-      </w:r>
-      <w:proofErr w:type="spellStart"/>
-      <w:r>
-        <w:rPr>
-          <w:b/>
-          <w:bCs/>
-        </w:rPr>
-        <w:t>an</w:t>
-      </w:r>
-      <w:proofErr w:type="spellEnd"/>
-      <w:r>
-        <w:rPr>
-          <w:b/>
-          <w:bCs/>
-        </w:rPr>
-        <w:t xml:space="preserve"> XSS test!')</w:t>
+        <w:t>alert('This is an XSS test!')</w:t>
       </w:r>
       <w:r>
         <w:t xml:space="preserve"> ook effectief uitgevoerd wordt</w:t>
@@ -6939,6 +6253,9 @@
     </w:p>
     <w:p>
       <w:r>
+        <w:rPr>
+          <w:noProof/>
+        </w:rPr>
         <w:drawing>
           <wp:anchor distT="0" distB="0" distL="114300" distR="114300" simplePos="0" relativeHeight="251669504" behindDoc="0" locked="0" layoutInCell="1" allowOverlap="1" wp14:anchorId="21FB21FD" wp14:editId="57DFE6EA">
             <wp:simplePos x="0" y="0"/>
@@ -7043,6 +6360,9 @@
         </w:rPr>
       </w:pPr>
       <w:r>
+        <w:rPr>
+          <w:noProof/>
+        </w:rPr>
         <w:drawing>
           <wp:anchor distT="0" distB="0" distL="114300" distR="114300" simplePos="0" relativeHeight="251670528" behindDoc="0" locked="0" layoutInCell="1" allowOverlap="1" wp14:anchorId="1EF4D67F" wp14:editId="035AE611">
             <wp:simplePos x="0" y="0"/>
@@ -7188,6 +6508,9 @@
         <w:br/>
       </w:r>
       <w:r>
+        <w:rPr>
+          <w:noProof/>
+        </w:rPr>
         <w:drawing>
           <wp:inline distT="0" distB="0" distL="0" distR="0" wp14:anchorId="09494BAE" wp14:editId="03F05679">
             <wp:extent cx="5408762" cy="2166009"/>
@@ -7259,6 +6582,9 @@
     </w:p>
     <w:p>
       <w:r>
+        <w:rPr>
+          <w:noProof/>
+        </w:rPr>
         <w:drawing>
           <wp:anchor distT="0" distB="0" distL="114300" distR="114300" simplePos="0" relativeHeight="251672576" behindDoc="0" locked="0" layoutInCell="1" allowOverlap="1" wp14:anchorId="29EA87BF" wp14:editId="5F1E84AD">
             <wp:simplePos x="0" y="0"/>
@@ -7400,14 +6726,12 @@
         <w:t xml:space="preserve"> is er in dit onderzoek voor gekozen om HTML escaping of HTML entity encoding te gebruiken door middel van de escape functie van de </w:t>
       </w:r>
       <w:hyperlink r:id="rId23" w:history="1">
-        <w:proofErr w:type="spellStart"/>
         <w:r>
           <w:rPr>
             <w:rStyle w:val="Hyperlink"/>
           </w:rPr>
           <w:t>MarkupSafe</w:t>
         </w:r>
-        <w:proofErr w:type="spellEnd"/>
       </w:hyperlink>
       <w:r>
         <w:t xml:space="preserve"> module in Python.</w:t>
@@ -7434,6 +6758,9 @@
         </w:rPr>
       </w:pPr>
       <w:r>
+        <w:rPr>
+          <w:noProof/>
+        </w:rPr>
         <w:drawing>
           <wp:anchor distT="0" distB="0" distL="114300" distR="114300" simplePos="0" relativeHeight="251673600" behindDoc="0" locked="0" layoutInCell="1" allowOverlap="1" wp14:anchorId="49248FE0" wp14:editId="4BB99ADF">
             <wp:simplePos x="0" y="0"/>
@@ -7529,6 +6856,9 @@
         </w:rPr>
       </w:pPr>
       <w:r>
+        <w:rPr>
+          <w:noProof/>
+        </w:rPr>
         <w:drawing>
           <wp:anchor distT="0" distB="0" distL="114300" distR="114300" simplePos="0" relativeHeight="251674624" behindDoc="0" locked="0" layoutInCell="1" allowOverlap="1" wp14:anchorId="61F9BF0C" wp14:editId="5E990DB2">
             <wp:simplePos x="0" y="0"/>
@@ -7589,13 +6919,8 @@
         <w:t>Gebruikersinput waar HTML escaping op werd uitgevoerd</w:t>
       </w:r>
       <w:r>
-        <w:t xml:space="preserve">, foto uit </w:t>
-      </w:r>
-      <w:proofErr w:type="spellStart"/>
-      <w:r>
-        <w:t>DevTools</w:t>
-      </w:r>
-      <w:proofErr w:type="spellEnd"/>
+        <w:t>, foto uit DevTools</w:t>
+      </w:r>
       <w:r>
         <w:rPr>
           <w:noProof/>
@@ -7700,15 +7025,7 @@
         <w:t>.</w:t>
       </w:r>
       <w:r>
-        <w:t xml:space="preserve"> Dit komt doordat de API de </w:t>
-      </w:r>
-      <w:proofErr w:type="spellStart"/>
-      <w:r>
-        <w:t>escaped</w:t>
-      </w:r>
-      <w:proofErr w:type="spellEnd"/>
-      <w:r>
-        <w:t xml:space="preserve"> versie van de gebruikte </w:t>
+        <w:t xml:space="preserve"> Dit komt doordat de API de escaped versie van de gebruikte </w:t>
       </w:r>
       <w:r>
         <w:t>zoekter</w:t>
@@ -7722,15 +7039,7 @@
     </w:p>
     <w:p>
       <w:r>
-        <w:t xml:space="preserve">Voor het aanmaken en inladen van een post gebeurt net hetzelfde, de content van de post wordt eerst </w:t>
-      </w:r>
-      <w:proofErr w:type="spellStart"/>
-      <w:r>
-        <w:t>geëscaped</w:t>
-      </w:r>
-      <w:proofErr w:type="spellEnd"/>
-      <w:r>
-        <w:t xml:space="preserve"> voordat het wordt opgeslagen in de database, daardoor kan er geen enkele XSS payload opgeslagen worden in de database.</w:t>
+        <w:t>Voor het aanmaken en inladen van een post gebeurt net hetzelfde, de content van de post wordt eerst geëscaped voordat het wordt opgeslagen in de database, daardoor kan er geen enkele XSS payload opgeslagen worden in de database.</w:t>
       </w:r>
     </w:p>
     <w:p>
@@ -7741,15 +7050,7 @@
         <w:t xml:space="preserve">cookie met de </w:t>
       </w:r>
       <w:r>
-        <w:t xml:space="preserve">access token kreeg de extra attribuut </w:t>
-      </w:r>
-      <w:proofErr w:type="spellStart"/>
-      <w:r>
-        <w:t>HttpOnly</w:t>
-      </w:r>
-      <w:proofErr w:type="spellEnd"/>
-      <w:r>
-        <w:t xml:space="preserve"> toegewezen zodat de cookie niet meer </w:t>
+        <w:t xml:space="preserve">access token kreeg de extra attribuut HttpOnly toegewezen zodat de cookie niet meer </w:t>
       </w:r>
       <w:r>
         <w:t>uit leesbaar</w:t>
@@ -7758,15 +7059,7 @@
         <w:t xml:space="preserve"> is via JavaScript, om op deze manier</w:t>
       </w:r>
       <w:r>
-        <w:t xml:space="preserve"> te beschermen tegen token </w:t>
-      </w:r>
-      <w:proofErr w:type="spellStart"/>
-      <w:r>
-        <w:t>theft</w:t>
-      </w:r>
-      <w:proofErr w:type="spellEnd"/>
-      <w:r>
-        <w:t xml:space="preserve"> via XSS.</w:t>
+        <w:t xml:space="preserve"> te beschermen tegen token theft via XSS.</w:t>
       </w:r>
       <w:r>
         <w:br w:type="page"/>
@@ -7800,18 +7093,9 @@
           <w:rFonts w:cs="Arial"/>
           <w:szCs w:val="22"/>
         </w:rPr>
-        <w:t xml:space="preserve">Cross-Site Request </w:t>
-      </w:r>
-      <w:proofErr w:type="spellStart"/>
-      <w:r>
-        <w:rPr>
-          <w:rFonts w:cs="Arial"/>
-          <w:szCs w:val="22"/>
-        </w:rPr>
-        <w:t>Forgery</w:t>
+        <w:t>Cross-Site Request Forgery</w:t>
       </w:r>
       <w:bookmarkEnd w:id="24"/>
-      <w:proofErr w:type="spellEnd"/>
     </w:p>
     <w:p>
       <w:pPr>
@@ -7953,11 +7237,14 @@
         <w:t xml:space="preserve">Figuur </w:t>
       </w:r>
       <w:r>
-        <w:t>FXXFF</w:t>
-      </w:r>
-    </w:p>
-    <w:p>
-      <w:r>
+        <w:t>14</w:t>
+      </w:r>
+    </w:p>
+    <w:p>
+      <w:r>
+        <w:rPr>
+          <w:noProof/>
+        </w:rPr>
         <w:drawing>
           <wp:anchor distT="0" distB="0" distL="114300" distR="114300" simplePos="0" relativeHeight="251661312" behindDoc="0" locked="0" layoutInCell="1" allowOverlap="1" wp14:anchorId="0E71232A" wp14:editId="3970D457">
             <wp:simplePos x="0" y="0"/>
@@ -8051,23 +7338,7 @@
           <w:i/>
           <w:iCs/>
         </w:rPr>
-        <w:t xml:space="preserve">Cross-site Request </w:t>
-      </w:r>
-      <w:proofErr w:type="spellStart"/>
-      <w:r>
-        <w:rPr>
-          <w:i/>
-          <w:iCs/>
-        </w:rPr>
-        <w:t>Forgery</w:t>
-      </w:r>
-      <w:proofErr w:type="spellEnd"/>
-      <w:r>
-        <w:rPr>
-          <w:i/>
-          <w:iCs/>
-        </w:rPr>
-        <w:t xml:space="preserve"> (CSRF) - Security | MDN</w:t>
+        <w:t>Cross-site Request Forgery (CSRF) - Security | MDN</w:t>
       </w:r>
       <w:r>
         <w:t>, 2025)</w:t>
@@ -8079,7 +7350,7 @@
         <w:t xml:space="preserve">Figuur </w:t>
       </w:r>
       <w:r>
-        <w:t>FXXFF</w:t>
+        <w:t>14</w:t>
       </w:r>
       <w:r>
         <w:t xml:space="preserve"> </w:t>
@@ -8190,31 +7461,34 @@
         <w:t xml:space="preserve">Figuur </w:t>
       </w:r>
       <w:r>
+        <w:t>15</w:t>
+      </w:r>
+    </w:p>
+    <w:p>
+      <w:r>
+        <w:t xml:space="preserve">Voorbeeld </w:t>
+      </w:r>
+      <w:r>
+        <w:t xml:space="preserve">CSRF bij </w:t>
+      </w:r>
+      <w:r>
+        <w:t>POST</w:t>
+      </w:r>
+      <w:r>
+        <w:t xml:space="preserve"> request</w:t>
+      </w:r>
+      <w:r>
+        <w:t xml:space="preserve"> van figuur </w:t>
+      </w:r>
+      <w:r>
         <w:t>FXXFF</w:t>
       </w:r>
     </w:p>
     <w:p>
       <w:r>
-        <w:t xml:space="preserve">Voorbeeld </w:t>
-      </w:r>
-      <w:r>
-        <w:t xml:space="preserve">CSRF bij </w:t>
-      </w:r>
-      <w:r>
-        <w:t>POST</w:t>
-      </w:r>
-      <w:r>
-        <w:t xml:space="preserve"> request</w:t>
-      </w:r>
-      <w:r>
-        <w:t xml:space="preserve"> van figuur </w:t>
-      </w:r>
-      <w:r>
-        <w:t>FXXFF</w:t>
-      </w:r>
-    </w:p>
-    <w:p>
-      <w:r>
+        <w:rPr>
+          <w:noProof/>
+        </w:rPr>
         <w:drawing>
           <wp:inline distT="0" distB="0" distL="0" distR="0" wp14:anchorId="51D0ECAB" wp14:editId="0DB30E32">
             <wp:extent cx="5548113" cy="2447925"/>
@@ -8282,23 +7556,7 @@
           <w:i/>
           <w:iCs/>
         </w:rPr>
-        <w:t xml:space="preserve">Cross-site Request </w:t>
-      </w:r>
-      <w:proofErr w:type="spellStart"/>
-      <w:r>
-        <w:rPr>
-          <w:i/>
-          <w:iCs/>
-        </w:rPr>
-        <w:t>Forgery</w:t>
-      </w:r>
-      <w:proofErr w:type="spellEnd"/>
-      <w:r>
-        <w:rPr>
-          <w:i/>
-          <w:iCs/>
-        </w:rPr>
-        <w:t xml:space="preserve"> (CSRF) - Security | MDN</w:t>
+        <w:t>Cross-site Request Forgery (CSRF) - Security | MDN</w:t>
       </w:r>
       <w:r>
         <w:t>, 2025)</w:t>
@@ -8314,15 +7572,15 @@
         <w:t xml:space="preserve">Figuur </w:t>
       </w:r>
       <w:r>
+        <w:t>15</w:t>
+      </w:r>
+      <w:r>
+        <w:t xml:space="preserve"> toont dezelfde POST request als figuur </w:t>
+      </w:r>
+      <w:r>
         <w:t>FXXFF</w:t>
       </w:r>
       <w:r>
-        <w:t xml:space="preserve"> toont dezelfde POST request als figuur </w:t>
-      </w:r>
-      <w:r>
-        <w:t>FXXFF</w:t>
-      </w:r>
-      <w:r>
         <w:t xml:space="preserve"> maar de gebruiker bevind</w:t>
       </w:r>
       <w:r>
@@ -8347,15 +7605,7 @@
         <w:t xml:space="preserve"> </w:t>
       </w:r>
       <w:r>
-        <w:t xml:space="preserve">De browser herkent de </w:t>
-      </w:r>
-      <w:proofErr w:type="spellStart"/>
-      <w:r>
-        <w:t>hostname</w:t>
-      </w:r>
-      <w:proofErr w:type="spellEnd"/>
-      <w:r>
-        <w:t xml:space="preserve"> van de request en linkt deze aan de cookies van d</w:t>
+        <w:t>De browser herkent de hostname van de request en linkt deze aan de cookies van d</w:t>
       </w:r>
       <w:r>
         <w:t>e bank</w:t>
@@ -8451,15 +7701,7 @@
     </w:p>
     <w:p>
       <w:r>
-        <w:t>Moderne browsers maken gebruik van de Same-</w:t>
-      </w:r>
-      <w:proofErr w:type="spellStart"/>
-      <w:r>
-        <w:t>Origin</w:t>
-      </w:r>
-      <w:proofErr w:type="spellEnd"/>
-      <w:r>
-        <w:t xml:space="preserve"> Policy</w:t>
+        <w:t>Moderne browsers maken gebruik van de Same-Origin Policy</w:t>
       </w:r>
       <w:r>
         <w:t xml:space="preserve"> (SOP)</w:t>
@@ -8480,12 +7722,11 @@
         <w:t xml:space="preserve">er enkel gevoelige data tussen </w:t>
       </w:r>
       <w:r>
-        <w:t>webapps</w:t>
+        <w:t>een frontend en API</w:t>
       </w:r>
       <w:r>
         <w:t xml:space="preserve"> kan uitgewisseld worden als deze </w:t>
       </w:r>
-      <w:proofErr w:type="spellStart"/>
       <w:r>
         <w:t>s</w:t>
       </w:r>
@@ -8498,7 +7739,6 @@
       <w:r>
         <w:t>rigin</w:t>
       </w:r>
-      <w:proofErr w:type="spellEnd"/>
       <w:r>
         <w:rPr>
           <w:rStyle w:val="Voetnootmarkering"/>
@@ -8509,24 +7749,42 @@
         <w:t xml:space="preserve"> zijn.</w:t>
       </w:r>
       <w:r>
-        <w:t xml:space="preserve"> Als er niet wordt voldaan aan de SOP dan wordt de data van de </w:t>
-      </w:r>
-      <w:r>
-        <w:t xml:space="preserve">API </w:t>
-      </w:r>
-      <w:r>
-        <w:t>request geblokkeerd en kan de andere webapp deze data niet gebruiken/lezen.</w:t>
+        <w:t xml:space="preserve"> Als er niet wordt voldaan aan de SOP dan wordt de </w:t>
+      </w:r>
+      <w:r>
+        <w:t xml:space="preserve">response </w:t>
+      </w:r>
+      <w:r>
+        <w:t xml:space="preserve">data van de </w:t>
+      </w:r>
+      <w:r>
+        <w:t>API</w:t>
       </w:r>
       <w:r>
         <w:t xml:space="preserve"> </w:t>
       </w:r>
       <w:r>
+        <w:t xml:space="preserve">request geblokkeerd en kan de </w:t>
+      </w:r>
+      <w:r>
+        <w:t xml:space="preserve">frontend </w:t>
+      </w:r>
+      <w:r>
+        <w:t>deze data niet gebruiken/lezen.</w:t>
+      </w:r>
+      <w:r>
+        <w:t xml:space="preserve"> </w:t>
+      </w:r>
+      <w:r>
         <w:t>Zodat</w:t>
       </w:r>
       <w:r>
         <w:t xml:space="preserve"> </w:t>
       </w:r>
       <w:r>
+        <w:t xml:space="preserve">op deze manier </w:t>
+      </w:r>
+      <w:r>
         <w:t>een andere (kwaadaardige) webapp</w:t>
       </w:r>
       <w:r>
@@ -8541,14 +7799,12 @@
       <w:r>
         <w:t>ross-</w:t>
       </w:r>
-      <w:proofErr w:type="spellStart"/>
       <w:r>
         <w:t>o</w:t>
       </w:r>
       <w:r>
         <w:t>rigin</w:t>
       </w:r>
-      <w:proofErr w:type="spellEnd"/>
       <w:r>
         <w:rPr>
           <w:rStyle w:val="Voetnootmarkering"/>
@@ -8576,23 +7832,28 @@
     </w:p>
     <w:p>
       <w:r>
-        <w:t>Cross-</w:t>
-      </w:r>
-      <w:proofErr w:type="spellStart"/>
-      <w:r>
-        <w:t>Origin</w:t>
-      </w:r>
-      <w:proofErr w:type="spellEnd"/>
-      <w:r>
-        <w:t xml:space="preserve"> Resource </w:t>
-      </w:r>
-      <w:proofErr w:type="spellStart"/>
-      <w:r>
-        <w:t>Sharing</w:t>
-      </w:r>
-      <w:proofErr w:type="spellEnd"/>
-      <w:r>
-        <w:t xml:space="preserve"> (CORS) is een uitzondering op SOP, met CORS kan een andere webapp toegang </w:t>
+        <w:t>Cross-Origin Resource Sharing (CORS) is een uitzondering op SOP, met CORS</w:t>
+      </w:r>
+      <w:r>
+        <w:t xml:space="preserve"> </w:t>
+      </w:r>
+      <w:r>
+        <w:t xml:space="preserve">kan een </w:t>
+      </w:r>
+      <w:r>
+        <w:t>frontend</w:t>
+      </w:r>
+      <w:r>
+        <w:t xml:space="preserve"> of </w:t>
+      </w:r>
+      <w:r>
+        <w:t xml:space="preserve">een </w:t>
+      </w:r>
+      <w:r>
+        <w:t>andere webapp</w:t>
+      </w:r>
+      <w:r>
+        <w:t xml:space="preserve"> toegang </w:t>
       </w:r>
       <w:r>
         <w:t>krijgen</w:t>
@@ -8607,27 +7868,144 @@
         <w:t xml:space="preserve"> API</w:t>
       </w:r>
       <w:r>
-        <w:t xml:space="preserve"> als deze cross-</w:t>
-      </w:r>
-      <w:proofErr w:type="spellStart"/>
-      <w:r>
-        <w:t>origin</w:t>
-      </w:r>
-      <w:proofErr w:type="spellEnd"/>
-      <w:r>
-        <w:t xml:space="preserve"> zijn</w:t>
+        <w:t xml:space="preserve"> als deze cross-origin zijn</w:t>
       </w:r>
       <w:r>
         <w:t>.</w:t>
       </w:r>
-    </w:p>
-    <w:p>
-      <w:r>
-        <w:t>PREFLIGHTS UITLEGGEN WAT IS EEN SIMPLE REQUEST EN WAT NIET</w:t>
-      </w:r>
-      <w:r>
-        <w:br/>
-        <w:t>POST UITLEGGEN DAT HET EEN SIMPLE IS EN TOCH UITGEVOERD WORDT MAAR DATA NIET DOOR FRONTEND KAN VERWERKT WORDEN</w:t>
+      <w:r>
+        <w:t xml:space="preserve"> </w:t>
+      </w:r>
+      <w:r>
+        <w:t>In de</w:t>
+      </w:r>
+      <w:r>
+        <w:t xml:space="preserve"> code van de</w:t>
+      </w:r>
+      <w:r>
+        <w:t xml:space="preserve"> API kunnen </w:t>
+      </w:r>
+      <w:r>
+        <w:t xml:space="preserve">instellingen voor </w:t>
+      </w:r>
+      <w:r>
+        <w:t>CORS</w:t>
+      </w:r>
+      <w:r>
+        <w:t xml:space="preserve"> </w:t>
+      </w:r>
+      <w:r>
+        <w:t>worden toegevoegd zodat de</w:t>
+      </w:r>
+      <w:r>
+        <w:t xml:space="preserve"> cross-origin frontend </w:t>
+      </w:r>
+      <w:r>
+        <w:t>toegang krijgt.</w:t>
+      </w:r>
+      <w:r>
+        <w:t xml:space="preserve"> De CORS instellingen zijn automatisch aanwezig als HTTP-header in elke response van de API.</w:t>
+      </w:r>
+    </w:p>
+    <w:p>
+      <w:r>
+        <w:t>D</w:t>
+      </w:r>
+      <w:r>
+        <w:t xml:space="preserve">e CORS instellingen </w:t>
+      </w:r>
+      <w:r>
+        <w:t>van een API</w:t>
+      </w:r>
+      <w:r>
+        <w:t xml:space="preserve"> of webapp</w:t>
+      </w:r>
+      <w:r>
+        <w:t xml:space="preserve"> kunnen op 2 verschillende manieren opgevraagd worden, zodat </w:t>
+      </w:r>
+      <w:r>
+        <w:t xml:space="preserve">de browser </w:t>
+      </w:r>
+      <w:r>
+        <w:t>k</w:t>
+      </w:r>
+      <w:r>
+        <w:t>an</w:t>
+      </w:r>
+      <w:r>
+        <w:t xml:space="preserve"> </w:t>
+      </w:r>
+      <w:r>
+        <w:t>controleren</w:t>
+      </w:r>
+      <w:r>
+        <w:t xml:space="preserve"> of deze voldoen aan de eisen</w:t>
+      </w:r>
+      <w:r>
+        <w:t xml:space="preserve"> voor de </w:t>
+      </w:r>
+      <w:r>
+        <w:t>HTTP-</w:t>
+      </w:r>
+      <w:r>
+        <w:t>request die</w:t>
+      </w:r>
+      <w:r>
+        <w:t xml:space="preserve"> verstuurd zal worden</w:t>
+      </w:r>
+      <w:r>
+        <w:t>.</w:t>
+      </w:r>
+      <w:r>
+        <w:t xml:space="preserve"> </w:t>
+      </w:r>
+      <w:r>
+        <w:t xml:space="preserve">De manier die gebruikt wordt is afhankelijk </w:t>
+      </w:r>
+      <w:r>
+        <w:t>van de originele request</w:t>
+      </w:r>
+      <w:r>
+        <w:t xml:space="preserve">. </w:t>
+      </w:r>
+      <w:r>
+        <w:t>Als de originele request een simple cross-origin request</w:t>
+      </w:r>
+      <w:r>
+        <w:rPr>
+          <w:rStyle w:val="Voetnootmarkering"/>
+        </w:rPr>
+        <w:footnoteReference w:id="5"/>
+      </w:r>
+      <w:r>
+        <w:t xml:space="preserve"> is, dan wordt de originele request gewoon verstuurd en bij het verkrijgen van de response</w:t>
+      </w:r>
+      <w:r>
+        <w:t xml:space="preserve"> worden</w:t>
+      </w:r>
+      <w:r>
+        <w:t xml:space="preserve"> de CORS instellingen gecontroleerd.</w:t>
+      </w:r>
+      <w:r>
+        <w:t xml:space="preserve"> Als de originele request een non-simple cross-origin request is, dan zullen de instellingen eerst opgevraagd worden via een preflight</w:t>
+      </w:r>
+      <w:r>
+        <w:t xml:space="preserve"> </w:t>
+      </w:r>
+      <w:r>
+        <w:t xml:space="preserve">request </w:t>
+      </w:r>
+      <w:r>
+        <w:t xml:space="preserve">en zal de originele request </w:t>
+      </w:r>
+      <w:r>
+        <w:t xml:space="preserve">enkel </w:t>
+      </w:r>
+      <w:r>
+        <w:t xml:space="preserve">verstuurd worden als de CORS instellingen </w:t>
+      </w:r>
+      <w:r>
+        <w:t>de controle doorstaan.</w:t>
       </w:r>
     </w:p>
     <w:p>
@@ -8640,21 +8018,7 @@
       </w:pPr>
       <w:bookmarkStart w:id="31" w:name="_Toc222862667"/>
       <w:r>
-        <w:t xml:space="preserve">Server Side </w:t>
-      </w:r>
-      <w:proofErr w:type="spellStart"/>
-      <w:r>
-        <w:t>Origin</w:t>
-      </w:r>
-      <w:proofErr w:type="spellEnd"/>
-      <w:r>
-        <w:t xml:space="preserve"> Check</w:t>
-      </w:r>
-      <w:bookmarkEnd w:id="31"/>
-    </w:p>
-    <w:p>
-      <w:r>
-        <w:t>Niet altijd het veiligste CSRF tokens worden verkozen bovenop dit</w:t>
+        <w:t>Cookies met SameSite attribuut</w:t>
       </w:r>
     </w:p>
     <w:p>
@@ -8666,19 +8030,15 @@
         </w:numPr>
       </w:pPr>
       <w:bookmarkStart w:id="32" w:name="_Toc222862668"/>
+      <w:bookmarkEnd w:id="31"/>
       <w:r>
         <w:t>CSRF Tokens</w:t>
       </w:r>
       <w:bookmarkEnd w:id="32"/>
     </w:p>
     <w:p>
-      <w:proofErr w:type="spellStart"/>
-      <w:r>
-        <w:t>Signed</w:t>
-      </w:r>
-      <w:proofErr w:type="spellEnd"/>
-      <w:r>
-        <w:t xml:space="preserve"> tokens</w:t>
+      <w:r>
+        <w:t>Signed tokens</w:t>
       </w:r>
     </w:p>
     <w:p>
@@ -8697,27 +8057,13 @@
     </w:p>
     <w:p>
       <w:r>
-        <w:t>X</w:t>
-      </w:r>
-    </w:p>
-    <w:p/>
-    <w:p>
-      <w:r>
-        <w:t xml:space="preserve">Cookies </w:t>
-      </w:r>
-      <w:r>
-        <w:t xml:space="preserve">met </w:t>
-      </w:r>
-      <w:proofErr w:type="spellStart"/>
-      <w:r>
-        <w:t>samesite</w:t>
-      </w:r>
-      <w:proofErr w:type="spellEnd"/>
-      <w:r>
-        <w:t xml:space="preserve"> attribuut </w:t>
-      </w:r>
-      <w:r>
-        <w:t>eerst uitleggen voor CSRF tokens</w:t>
+        <w:t>Frontend &amp; API zijn voor dit onderzoek altijd cross-origin dus CORS moest zo wie zo ingesteld worden anders zou niks werken, ook niet voor de onveilige API. Maar bij de onveilige API zijn de CORS instellingen verkeerd of niet veilig genoeg want er wordt gewoon gebruik gemaakt van een wildcard waarmee alle cross-</w:t>
+      </w:r>
+      <w:r>
+        <w:t xml:space="preserve">origin </w:t>
+      </w:r>
+      <w:r>
+        <w:t>requests worden toegelaten.</w:t>
       </w:r>
     </w:p>
     <w:p/>
@@ -8741,6 +8087,7 @@
         </w:rPr>
       </w:pPr>
       <w:r>
+        <w:lastRenderedPageBreak/>
         <w:br w:type="page"/>
       </w:r>
     </w:p>
@@ -8753,7 +8100,7 @@
         <w:lastRenderedPageBreak/>
         <w:t>Besluit</w:t>
       </w:r>
-      <w:bookmarkEnd w:id="9"/>
+      <w:bookmarkEnd w:id="10"/>
       <w:bookmarkEnd w:id="34"/>
     </w:p>
     <w:p>
@@ -8789,13 +8136,8 @@
         <w:t>is tussen al deze verschillende veelvoorkomende beveiligingsproblemen</w:t>
       </w:r>
       <w:r>
-        <w:t xml:space="preserve"> bij REST-</w:t>
-      </w:r>
-      <w:proofErr w:type="spellStart"/>
-      <w:r>
-        <w:t>API’s</w:t>
-      </w:r>
-      <w:proofErr w:type="spellEnd"/>
+        <w:t xml:space="preserve"> bij REST-API’s</w:t>
+      </w:r>
       <w:r>
         <w:t xml:space="preserve">. De </w:t>
       </w:r>
@@ -9149,21 +8491,8 @@
           </w:tcPr>
           <w:p>
             <w:r>
-              <w:t xml:space="preserve">Onveilig API Systeem – </w:t>
-            </w:r>
-            <w:proofErr w:type="spellStart"/>
-            <w:r>
-              <w:t>OpenAPI</w:t>
-            </w:r>
-            <w:proofErr w:type="spellEnd"/>
-            <w:r>
-              <w:t xml:space="preserve"> </w:t>
-            </w:r>
-            <w:proofErr w:type="spellStart"/>
-            <w:r>
-              <w:t>Docs</w:t>
-            </w:r>
-            <w:proofErr w:type="spellEnd"/>
+              <w:t>Onveilig API Systeem – OpenAPI Docs</w:t>
+            </w:r>
           </w:p>
         </w:tc>
         <w:tc>
@@ -9194,15 +8523,7 @@
           </w:tcPr>
           <w:p>
             <w:r>
-              <w:t>Onveilige Webapp (</w:t>
-            </w:r>
-            <w:proofErr w:type="spellStart"/>
-            <w:r>
-              <w:t>Frontend</w:t>
-            </w:r>
-            <w:proofErr w:type="spellEnd"/>
-            <w:r>
-              <w:t>)</w:t>
+              <w:t>Onveilige Webapp (Frontend)</w:t>
             </w:r>
           </w:p>
         </w:tc>
@@ -9285,21 +8606,8 @@
           </w:tcPr>
           <w:p>
             <w:r>
-              <w:t xml:space="preserve">Veilig API Systeem – </w:t>
-            </w:r>
-            <w:proofErr w:type="spellStart"/>
-            <w:r>
-              <w:t>OpenAPI</w:t>
-            </w:r>
-            <w:proofErr w:type="spellEnd"/>
-            <w:r>
-              <w:t xml:space="preserve"> </w:t>
-            </w:r>
-            <w:proofErr w:type="spellStart"/>
-            <w:r>
-              <w:t>Docs</w:t>
-            </w:r>
-            <w:proofErr w:type="spellEnd"/>
+              <w:t>Veilig API Systeem – OpenAPI Docs</w:t>
+            </w:r>
           </w:p>
         </w:tc>
         <w:tc>
@@ -9330,15 +8638,7 @@
           </w:tcPr>
           <w:p>
             <w:r>
-              <w:t>Veilige Webapp (</w:t>
-            </w:r>
-            <w:proofErr w:type="spellStart"/>
-            <w:r>
-              <w:t>Frontend</w:t>
-            </w:r>
-            <w:proofErr w:type="spellEnd"/>
-            <w:r>
-              <w:t>)</w:t>
+              <w:t>Veilige Webapp (Frontend)</w:t>
             </w:r>
           </w:p>
         </w:tc>
@@ -9389,15 +8689,7 @@
           </w:tcPr>
           <w:p>
             <w:r>
-              <w:t xml:space="preserve">CSRF </w:t>
-            </w:r>
-            <w:proofErr w:type="spellStart"/>
-            <w:r>
-              <w:t>Attacker</w:t>
-            </w:r>
-            <w:proofErr w:type="spellEnd"/>
-            <w:r>
-              <w:t xml:space="preserve"> Webapp op Onveilige API</w:t>
+              <w:t>CSRF Attacker Webapp op Onveilige API</w:t>
             </w:r>
           </w:p>
         </w:tc>
@@ -9429,15 +8721,7 @@
           </w:tcPr>
           <w:p>
             <w:r>
-              <w:t xml:space="preserve">CSRF </w:t>
-            </w:r>
-            <w:proofErr w:type="spellStart"/>
-            <w:r>
-              <w:t>Attacker</w:t>
-            </w:r>
-            <w:proofErr w:type="spellEnd"/>
-            <w:r>
-              <w:t xml:space="preserve"> Webapp op Veilige API</w:t>
+              <w:t>CSRF Attacker Webapp op Veilige API</w:t>
             </w:r>
           </w:p>
         </w:tc>
@@ -9594,6 +8878,9 @@
       <w:pStyle w:val="Voettekst"/>
     </w:pPr>
     <w:r>
+      <w:rPr>
+        <w:noProof/>
+      </w:rPr>
       <mc:AlternateContent>
         <mc:Choice Requires="wps">
           <w:drawing>
@@ -9781,6 +9068,9 @@
       </mc:AlternateContent>
     </w:r>
     <w:r>
+      <w:rPr>
+        <w:noProof/>
+      </w:rPr>
       <mc:AlternateContent>
         <mc:Choice Requires="wps">
           <w:drawing>
@@ -9854,15 +9144,7 @@
       </mc:AlternateContent>
     </w:r>
     <w:r>
-      <w:t>Ian-</w:t>
-    </w:r>
-    <w:proofErr w:type="spellStart"/>
-    <w:r>
-      <w:t>Chains</w:t>
-    </w:r>
-    <w:proofErr w:type="spellEnd"/>
-    <w:r>
-      <w:t xml:space="preserve"> Baute – </w:t>
+      <w:t xml:space="preserve">Ian-Chains Baute – </w:t>
     </w:r>
     <w:r>
       <w:t>6</w:t>
@@ -9941,58 +9223,17 @@
         <w:t>werkt</w:t>
       </w:r>
       <w:r>
-        <w:t xml:space="preserve"> kan gevonden worden in dit artikel van Geeks For Geeks: </w:t>
-      </w:r>
-      <w:proofErr w:type="spellStart"/>
-      <w:r>
-        <w:t>GeeksforGeeks</w:t>
-      </w:r>
-      <w:proofErr w:type="spellEnd"/>
-      <w:r>
-        <w:t xml:space="preserve">. (2025, December 15). </w:t>
-      </w:r>
-      <w:proofErr w:type="spellStart"/>
+        <w:t xml:space="preserve"> kan gevonden worden in dit artikel van Geeks For Geeks: GeeksforGeeks. (2025, December 15). </w:t>
+      </w:r>
       <w:r>
         <w:rPr>
           <w:i/>
           <w:iCs/>
         </w:rPr>
-        <w:t>What</w:t>
-      </w:r>
-      <w:proofErr w:type="spellEnd"/>
-      <w:r>
-        <w:rPr>
-          <w:i/>
-          <w:iCs/>
-        </w:rPr>
-        <w:t xml:space="preserve"> is </w:t>
-      </w:r>
-      <w:proofErr w:type="spellStart"/>
-      <w:r>
-        <w:rPr>
-          <w:i/>
-          <w:iCs/>
-        </w:rPr>
-        <w:t>an</w:t>
-      </w:r>
-      <w:proofErr w:type="spellEnd"/>
-      <w:r>
-        <w:rPr>
-          <w:i/>
-          <w:iCs/>
-        </w:rPr>
-        <w:t xml:space="preserve"> API (Application Programming Interface)</w:t>
-      </w:r>
-      <w:r>
-        <w:t xml:space="preserve">. </w:t>
-      </w:r>
-      <w:proofErr w:type="spellStart"/>
-      <w:r>
-        <w:t>GeeksforGeeks</w:t>
-      </w:r>
-      <w:proofErr w:type="spellEnd"/>
-      <w:r>
-        <w:t xml:space="preserve">. </w:t>
+        <w:t>What is an API (Application Programming Interface)</w:t>
+      </w:r>
+      <w:r>
+        <w:t xml:space="preserve">. GeeksforGeeks. </w:t>
       </w:r>
       <w:hyperlink r:id="rId1" w:history="1">
         <w:r>
@@ -10035,79 +9276,13 @@
       <w:r>
         <w:t xml:space="preserve"> kan gevonden worden in dit artikel van Postman: Team, P. (2025, December 16). </w:t>
       </w:r>
-      <w:proofErr w:type="spellStart"/>
       <w:r>
         <w:rPr>
           <w:i/>
           <w:iCs/>
         </w:rPr>
-        <w:t>What</w:t>
-      </w:r>
-      <w:proofErr w:type="spellEnd"/>
-      <w:r>
-        <w:rPr>
-          <w:i/>
-          <w:iCs/>
-        </w:rPr>
-        <w:t xml:space="preserve"> is a REST API? </w:t>
-      </w:r>
-      <w:proofErr w:type="spellStart"/>
-      <w:r>
-        <w:rPr>
-          <w:i/>
-          <w:iCs/>
-        </w:rPr>
-        <w:t>Examples</w:t>
-      </w:r>
-      <w:proofErr w:type="spellEnd"/>
-      <w:r>
-        <w:rPr>
-          <w:i/>
-          <w:iCs/>
-        </w:rPr>
-        <w:t xml:space="preserve">, </w:t>
-      </w:r>
-      <w:proofErr w:type="spellStart"/>
-      <w:r>
-        <w:rPr>
-          <w:i/>
-          <w:iCs/>
-        </w:rPr>
-        <w:t>uses</w:t>
-      </w:r>
-      <w:proofErr w:type="spellEnd"/>
-      <w:r>
-        <w:rPr>
-          <w:i/>
-          <w:iCs/>
-        </w:rPr>
-        <w:t xml:space="preserve">, </w:t>
-      </w:r>
-      <w:proofErr w:type="spellStart"/>
-      <w:r>
-        <w:rPr>
-          <w:i/>
-          <w:iCs/>
-        </w:rPr>
-        <w:t>and</w:t>
-      </w:r>
-      <w:proofErr w:type="spellEnd"/>
-      <w:r>
-        <w:rPr>
-          <w:i/>
-          <w:iCs/>
-        </w:rPr>
-        <w:t xml:space="preserve"> </w:t>
-      </w:r>
-      <w:proofErr w:type="spellStart"/>
-      <w:r>
-        <w:rPr>
-          <w:i/>
-          <w:iCs/>
-        </w:rPr>
-        <w:t>challenges</w:t>
-      </w:r>
-      <w:proofErr w:type="spellEnd"/>
+        <w:t>What is a REST API? Examples, uses, and challenges</w:t>
+      </w:r>
       <w:r>
         <w:t xml:space="preserve">. Postman Blog. </w:t>
       </w:r>
@@ -10138,7 +9313,6 @@
       <w:r>
         <w:t xml:space="preserve"> Meerdere webapps of pagina’s zijn </w:t>
       </w:r>
-      <w:proofErr w:type="spellStart"/>
       <w:r>
         <w:rPr>
           <w:b/>
@@ -10167,7 +9341,6 @@
         </w:rPr>
         <w:t>rigin</w:t>
       </w:r>
-      <w:proofErr w:type="spellEnd"/>
       <w:r>
         <w:t xml:space="preserve"> </w:t>
       </w:r>
@@ -10175,15 +9348,7 @@
         <w:t xml:space="preserve">aan elkaar </w:t>
       </w:r>
       <w:r>
-        <w:t xml:space="preserve">als ze dezelfde protocol (HTTPS), </w:t>
-      </w:r>
-      <w:proofErr w:type="spellStart"/>
-      <w:r>
-        <w:t>hostname</w:t>
-      </w:r>
-      <w:proofErr w:type="spellEnd"/>
-      <w:r>
-        <w:t xml:space="preserve"> en poort hebben.</w:t>
+        <w:t>als ze dezelfde protocol (HTTPS), hostname en poort hebben.</w:t>
       </w:r>
     </w:p>
   </w:footnote>
@@ -10206,36 +9371,58 @@
           <w:b/>
           <w:bCs/>
         </w:rPr>
-        <w:t>Cross-</w:t>
-      </w:r>
-      <w:proofErr w:type="spellStart"/>
+        <w:t>Cross-Origin</w:t>
+      </w:r>
+      <w:r>
+        <w:t xml:space="preserve"> is het tegenovergestelde van same-origin. Wanneer 1 van de eigenschappen niet volledig overeenkomt, wordt dit aangeduid als cross-origin.</w:t>
+      </w:r>
+    </w:p>
+  </w:footnote>
+  <w:footnote w:id="5">
+    <w:p>
+      <w:pPr>
+        <w:pStyle w:val="Voetnoottekst"/>
+      </w:pPr>
+      <w:r>
+        <w:rPr>
+          <w:rStyle w:val="Voetnootmarkering"/>
+        </w:rPr>
+        <w:footnoteRef/>
+      </w:r>
+      <w:r>
+        <w:t xml:space="preserve"> </w:t>
+      </w:r>
+      <w:r>
+        <w:t xml:space="preserve">De criteria waaraan een cross-origin HTTP-request moet voldoen om </w:t>
+      </w:r>
       <w:r>
         <w:rPr>
           <w:b/>
           <w:bCs/>
         </w:rPr>
-        <w:t>Origin</w:t>
-      </w:r>
-      <w:proofErr w:type="spellEnd"/>
-      <w:r>
-        <w:t xml:space="preserve"> is het tegenovergestelde van </w:t>
-      </w:r>
-      <w:proofErr w:type="spellStart"/>
-      <w:r>
-        <w:t>same-origin</w:t>
-      </w:r>
-      <w:proofErr w:type="spellEnd"/>
-      <w:r>
-        <w:t>. Wanneer 1 van de eigenschappen niet volledig overeenkomt, wordt dit aangeduid als cross-</w:t>
-      </w:r>
-      <w:proofErr w:type="spellStart"/>
-      <w:r>
-        <w:t>origin</w:t>
-      </w:r>
-      <w:proofErr w:type="spellEnd"/>
-      <w:r>
-        <w:t>.</w:t>
-      </w:r>
+        <w:t>simple</w:t>
+      </w:r>
+      <w:r>
+        <w:t xml:space="preserve"> te zijn wordt opgesomd in de volgende bron: </w:t>
+      </w:r>
+      <w:r>
+        <w:rPr>
+          <w:i/>
+          <w:iCs/>
+        </w:rPr>
+        <w:t>Types of Cross-Origin HTTP Requests - NI</w:t>
+      </w:r>
+      <w:r>
+        <w:t xml:space="preserve">. (2023, February 17). </w:t>
+      </w:r>
+      <w:hyperlink r:id="rId3" w:history="1">
+        <w:r>
+          <w:rPr>
+            <w:rStyle w:val="Hyperlink"/>
+          </w:rPr>
+          <w:t>https://www.ni.com/docs/en-US/bundle/g-web-development/page/types-of-cors-requests.html</w:t>
+        </w:r>
+      </w:hyperlink>
     </w:p>
   </w:footnote>
 </w:footnotes>
@@ -15915,7 +15102,6 @@
   <w:style w:type="character" w:default="1" w:styleId="Standaardalinea-lettertype">
     <w:name w:val="Default Paragraph Font"/>
     <w:uiPriority w:val="1"/>
-    <w:semiHidden/>
     <w:unhideWhenUsed/>
   </w:style>
   <w:style w:type="table" w:default="1" w:styleId="Standaardtabel">

--- a/docs/Official/25-26_GDC_Ian_Chains_Baute_6ICWE.docx
+++ b/docs/Official/25-26_GDC_Ian_Chains_Baute_6ICWE.docx
@@ -18,7 +18,7 @@
           <w:noProof/>
         </w:rPr>
         <w:drawing>
-          <wp:anchor distT="0" distB="0" distL="114300" distR="114300" simplePos="0" relativeHeight="251658240" behindDoc="0" locked="0" layoutInCell="1" allowOverlap="1" wp14:anchorId="5268361A" wp14:editId="51E697C4">
+          <wp:anchor distT="0" distB="0" distL="114300" distR="114300" simplePos="0" relativeHeight="251658240" behindDoc="0" locked="0" layoutInCell="1" allowOverlap="1" wp14:anchorId="5268361A" wp14:editId="54216E51">
             <wp:simplePos x="0" y="0"/>
             <wp:positionH relativeFrom="margin">
               <wp:align>center</wp:align>
@@ -4343,7 +4343,7 @@
           <w:noProof/>
         </w:rPr>
         <w:drawing>
-          <wp:anchor distT="0" distB="0" distL="114300" distR="114300" simplePos="0" relativeHeight="251660288" behindDoc="0" locked="0" layoutInCell="1" allowOverlap="1" wp14:anchorId="152C802A" wp14:editId="3A044C0E">
+          <wp:anchor distT="0" distB="0" distL="114300" distR="114300" simplePos="0" relativeHeight="251660288" behindDoc="0" locked="0" layoutInCell="1" allowOverlap="1" wp14:anchorId="152C802A" wp14:editId="0F79F10E">
             <wp:simplePos x="0" y="0"/>
             <wp:positionH relativeFrom="margin">
               <wp:align>left</wp:align>
@@ -5344,7 +5344,22 @@
         <w:t xml:space="preserve"> Zo bestaat er een attribuut genaamd HttpOnly, </w:t>
       </w:r>
       <w:r>
-        <w:t>dit attribuut verteld aan de browser dat deze cookie niet uitgelezen mag worden via JavaScript. Als er toch geprobeerd wordt om deze cookie uit te lezen via JavaScript, dan doet de browser alsof deze niet bestaat.</w:t>
+        <w:t>als dit</w:t>
+      </w:r>
+      <w:r>
+        <w:t xml:space="preserve"> attribuut</w:t>
+      </w:r>
+      <w:r>
+        <w:t xml:space="preserve"> aanwezig is</w:t>
+      </w:r>
+      <w:r>
+        <w:t xml:space="preserve"> verteld </w:t>
+      </w:r>
+      <w:r>
+        <w:t>het de</w:t>
+      </w:r>
+      <w:r>
+        <w:t xml:space="preserve"> browser dat deze cookie niet uitgelezen mag worden via JavaScript. Als er toch geprobeerd wordt om deze cookie uit te lezen via JavaScript, dan doet de browser alsof deze niet bestaat.</w:t>
       </w:r>
       <w:r>
         <w:t xml:space="preserve"> Dit beschermd de </w:t>
@@ -8023,6 +8038,190 @@
     </w:p>
     <w:p>
       <w:pPr>
+        <w:pStyle w:val="Ondertitel"/>
+      </w:pPr>
+      <w:r>
+        <w:t>Figuur 16</w:t>
+      </w:r>
+    </w:p>
+    <w:p>
+      <w:r>
+        <w:rPr>
+          <w:noProof/>
+        </w:rPr>
+        <w:drawing>
+          <wp:anchor distT="0" distB="0" distL="114300" distR="114300" simplePos="0" relativeHeight="251675648" behindDoc="0" locked="0" layoutInCell="1" allowOverlap="1" wp14:anchorId="69D6E63C" wp14:editId="1B381187">
+            <wp:simplePos x="0" y="0"/>
+            <wp:positionH relativeFrom="margin">
+              <wp:align>left</wp:align>
+            </wp:positionH>
+            <wp:positionV relativeFrom="paragraph">
+              <wp:posOffset>177800</wp:posOffset>
+            </wp:positionV>
+            <wp:extent cx="4373245" cy="2275840"/>
+            <wp:effectExtent l="0" t="0" r="8255" b="0"/>
+            <wp:wrapTopAndBottom/>
+            <wp:docPr id="732295426" name="Afbeelding 3" descr="SameSite Attribute Support in WSO2 Products | WSO2"/>
+            <wp:cNvGraphicFramePr>
+              <a:graphicFrameLocks xmlns:a="http://schemas.openxmlformats.org/drawingml/2006/main" noChangeAspect="1"/>
+            </wp:cNvGraphicFramePr>
+            <a:graphic xmlns:a="http://schemas.openxmlformats.org/drawingml/2006/main">
+              <a:graphicData uri="http://schemas.openxmlformats.org/drawingml/2006/picture">
+                <pic:pic xmlns:pic="http://schemas.openxmlformats.org/drawingml/2006/picture">
+                  <pic:nvPicPr>
+                    <pic:cNvPr id="0" name="Picture 1" descr="SameSite Attribute Support in WSO2 Products | WSO2"/>
+                    <pic:cNvPicPr>
+                      <a:picLocks noChangeAspect="1" noChangeArrowheads="1"/>
+                    </pic:cNvPicPr>
+                  </pic:nvPicPr>
+                  <pic:blipFill rotWithShape="1">
+                    <a:blip r:embed="rId28">
+                      <a:extLst>
+                        <a:ext uri="{28A0092B-C50C-407E-A947-70E740481C1C}">
+                          <a14:useLocalDpi xmlns:a14="http://schemas.microsoft.com/office/drawing/2010/main" val="0"/>
+                        </a:ext>
+                      </a:extLst>
+                    </a:blip>
+                    <a:srcRect t="2994"/>
+                    <a:stretch>
+                      <a:fillRect/>
+                    </a:stretch>
+                  </pic:blipFill>
+                  <pic:spPr bwMode="auto">
+                    <a:xfrm>
+                      <a:off x="0" y="0"/>
+                      <a:ext cx="4373245" cy="2275840"/>
+                    </a:xfrm>
+                    <a:prstGeom prst="rect">
+                      <a:avLst/>
+                    </a:prstGeom>
+                    <a:noFill/>
+                    <a:ln>
+                      <a:noFill/>
+                    </a:ln>
+                    <a:extLst>
+                      <a:ext uri="{53640926-AAD7-44D8-BBD7-CCE9431645EC}">
+                        <a14:shadowObscured xmlns:a14="http://schemas.microsoft.com/office/drawing/2010/main"/>
+                      </a:ext>
+                    </a:extLst>
+                  </pic:spPr>
+                </pic:pic>
+              </a:graphicData>
+            </a:graphic>
+            <wp14:sizeRelH relativeFrom="margin">
+              <wp14:pctWidth>0</wp14:pctWidth>
+            </wp14:sizeRelH>
+            <wp14:sizeRelV relativeFrom="margin">
+              <wp14:pctHeight>0</wp14:pctHeight>
+            </wp14:sizeRelV>
+          </wp:anchor>
+        </w:drawing>
+      </w:r>
+      <w:r>
+        <w:t>Voorbeeld geblokkeerde cookie met SameSite attribuut</w:t>
+      </w:r>
+    </w:p>
+    <w:p>
+      <w:pPr>
+        <w:pStyle w:val="Bronnen"/>
+      </w:pPr>
+      <w:r>
+        <w:t>(</w:t>
+      </w:r>
+      <w:r>
+        <w:rPr>
+          <w:i/>
+          <w:iCs/>
+        </w:rPr>
+        <w:t>SameSite Attribute Support in WSO2 Products</w:t>
+      </w:r>
+      <w:r>
+        <w:t>, 2020)</w:t>
+      </w:r>
+    </w:p>
+    <w:p>
+      <w:r>
+        <w:lastRenderedPageBreak/>
+        <w:t xml:space="preserve">Cookies kunnen </w:t>
+      </w:r>
+      <w:r>
+        <w:t>een</w:t>
+      </w:r>
+      <w:r>
+        <w:t xml:space="preserve"> SameSite attribuut</w:t>
+      </w:r>
+      <w:r>
+        <w:t xml:space="preserve"> met een </w:t>
+      </w:r>
+      <w:r>
+        <w:t xml:space="preserve">bepaalde </w:t>
+      </w:r>
+      <w:r>
+        <w:t>waarde</w:t>
+      </w:r>
+      <w:r>
+        <w:t xml:space="preserve"> toegewezen krijgen</w:t>
+      </w:r>
+      <w:r>
+        <w:t xml:space="preserve">. Een cookie kan 3 verschillende </w:t>
+      </w:r>
+      <w:r>
+        <w:t xml:space="preserve">waardes voor het </w:t>
+      </w:r>
+      <w:r>
+        <w:t>SameSite attribu</w:t>
+      </w:r>
+      <w:r>
+        <w:t>ut</w:t>
+      </w:r>
+      <w:r>
+        <w:t xml:space="preserve"> toegewezen krijgen namelijk: none, lax of strict.</w:t>
+      </w:r>
+      <w:r>
+        <w:t xml:space="preserve"> Als </w:t>
+      </w:r>
+      <w:r>
+        <w:t>de waarde strict is dan zal de cookie enkel meegeven worden wanneer de frontend en de API same-site</w:t>
+      </w:r>
+      <w:r>
+        <w:rPr>
+          <w:rStyle w:val="Voetnootmarkering"/>
+        </w:rPr>
+        <w:footnoteReference w:id="6"/>
+      </w:r>
+      <w:r>
+        <w:t xml:space="preserve"> zijn, dit is de meest veilige keuze. Als de waarde none is dan zal de cookie altijd meegegeven woorden</w:t>
+      </w:r>
+      <w:r>
+        <w:t xml:space="preserve"> dus </w:t>
+      </w:r>
+      <w:r>
+        <w:t>ook wanneer de frontend en de API cross-site</w:t>
+      </w:r>
+      <w:r>
+        <w:rPr>
+          <w:rStyle w:val="Voetnootmarkering"/>
+        </w:rPr>
+        <w:footnoteReference w:id="7"/>
+      </w:r>
+      <w:r>
+        <w:t xml:space="preserve"> zijn</w:t>
+      </w:r>
+      <w:r>
+        <w:t>, dit is de minst veilige keuze.</w:t>
+      </w:r>
+      <w:r>
+        <w:t xml:space="preserve"> Als de waarde lax is dan zal de cookie enkel meegegeven worden wanneer het om een top-level navigation request gaat of</w:t>
+      </w:r>
+      <w:r>
+        <w:t xml:space="preserve"> wanneer de frontend en de API same-site zijn.</w:t>
+      </w:r>
+      <w:r>
+        <w:t xml:space="preserve"> Figuur 16 toont hoe een cookie met SameSite strict geblokkeerd wordt wanneer de origin cross-site is.</w:t>
+      </w:r>
+    </w:p>
+    <w:p>
+      <w:pPr>
         <w:pStyle w:val="Kop3"/>
         <w:numPr>
           <w:ilvl w:val="2"/>
@@ -8032,13 +8231,70 @@
       <w:bookmarkStart w:id="32" w:name="_Toc222862668"/>
       <w:bookmarkEnd w:id="31"/>
       <w:r>
+        <w:t>(Anti-)</w:t>
+      </w:r>
+      <w:r>
         <w:t>CSRF Tokens</w:t>
       </w:r>
       <w:bookmarkEnd w:id="32"/>
     </w:p>
     <w:p>
       <w:r>
-        <w:t>Signed tokens</w:t>
+        <w:t xml:space="preserve">(Anti-)CSRF tokens worden gebruikt om cross-site requests te detecteren en te blokkeren. </w:t>
+      </w:r>
+      <w:r>
+        <w:t>De</w:t>
+      </w:r>
+      <w:r>
+        <w:t xml:space="preserve"> tokens werken op het principe dat enkel </w:t>
+      </w:r>
+      <w:r>
+        <w:t xml:space="preserve">same-site </w:t>
+      </w:r>
+      <w:r>
+        <w:t xml:space="preserve">requests </w:t>
+      </w:r>
+      <w:r>
+        <w:t>de</w:t>
+      </w:r>
+      <w:r>
+        <w:t xml:space="preserve"> token kunnen uitlezen en meesturen, doordat de browser via de Same-Origin Policy voorkomt dat externe </w:t>
+      </w:r>
+      <w:r>
+        <w:t>webapps</w:t>
+      </w:r>
+      <w:r>
+        <w:t xml:space="preserve"> de </w:t>
+      </w:r>
+      <w:r>
+        <w:t>pagina inhoud</w:t>
+      </w:r>
+      <w:r>
+        <w:t xml:space="preserve"> </w:t>
+      </w:r>
+      <w:r>
+        <w:t xml:space="preserve">of cookies </w:t>
+      </w:r>
+      <w:r>
+        <w:t xml:space="preserve">kunnen lezen. Wanneer </w:t>
+      </w:r>
+      <w:r>
+        <w:t>de</w:t>
+      </w:r>
+      <w:r>
+        <w:t xml:space="preserve"> token ontbreekt of niet overeenkomt met </w:t>
+      </w:r>
+      <w:r>
+        <w:t>wat er verwacht wordt</w:t>
+      </w:r>
+      <w:r>
+        <w:t xml:space="preserve">, weet het systeem dat het om een cross-site request gaat en wordt </w:t>
+      </w:r>
+      <w:r>
+        <w:t>deze</w:t>
+      </w:r>
+      <w:r>
+        <w:t xml:space="preserve"> geblokkeerd. CSRF tokens kunnen op verschillende manieren geïmplementeerd worden, maar voor dit onderzoek wordt gebruik gemaakt van een stateless signed CSRF token via de double submit methode.</w:t>
       </w:r>
     </w:p>
     <w:p>
@@ -8087,7 +8343,6 @@
         </w:rPr>
       </w:pPr>
       <w:r>
-        <w:lastRenderedPageBreak/>
         <w:br w:type="page"/>
       </w:r>
     </w:p>
@@ -8133,7 +8388,7 @@
         <w:t xml:space="preserve">aanwezig </w:t>
       </w:r>
       <w:r>
-        <w:t>is tussen al deze verschillende veelvoorkomende beveiligingsproblemen</w:t>
+        <w:t>is tussen deze verschillende veelvoorkomende beveiligingsproblemen</w:t>
       </w:r>
       <w:r>
         <w:t xml:space="preserve"> bij REST-API’s</w:t>
@@ -8166,7 +8421,13 @@
         <w:t xml:space="preserve">client kan nooit vertrouwd worden en moet altijd eerst gecontroleerd en opgekuist worden </w:t>
       </w:r>
       <w:r>
-        <w:t xml:space="preserve">voordat deze input en gegevens verwerkt worden. Zodat de input geen schadelijke payload of code bevat en </w:t>
+        <w:t xml:space="preserve">voordat deze </w:t>
+      </w:r>
+      <w:r>
+        <w:t>gebruikers</w:t>
+      </w:r>
+      <w:r>
+        <w:t xml:space="preserve">input en gegevens verwerkt worden. Zodat de input geen schadelijke payload of code bevat en </w:t>
       </w:r>
       <w:r>
         <w:t>geen</w:t>
@@ -8418,7 +8679,7 @@
             <w:vAlign w:val="center"/>
           </w:tcPr>
           <w:p>
-            <w:hyperlink r:id="rId28" w:history="1">
+            <w:hyperlink r:id="rId29" w:history="1">
               <w:r>
                 <w:rPr>
                   <w:rStyle w:val="Hyperlink"/>
@@ -8469,7 +8730,7 @@
             <w:vAlign w:val="center"/>
           </w:tcPr>
           <w:p>
-            <w:hyperlink r:id="rId29" w:history="1">
+            <w:hyperlink r:id="rId30" w:history="1">
               <w:r>
                 <w:rPr>
                   <w:rStyle w:val="Hyperlink"/>
@@ -8501,7 +8762,7 @@
             <w:vAlign w:val="center"/>
           </w:tcPr>
           <w:p>
-            <w:hyperlink r:id="rId30" w:history="1">
+            <w:hyperlink r:id="rId31" w:history="1">
               <w:r>
                 <w:rPr>
                   <w:rStyle w:val="Hyperlink"/>
@@ -8533,7 +8794,7 @@
             <w:vAlign w:val="center"/>
           </w:tcPr>
           <w:p>
-            <w:hyperlink r:id="rId31" w:history="1">
+            <w:hyperlink r:id="rId32" w:history="1">
               <w:r>
                 <w:rPr>
                   <w:rStyle w:val="Hyperlink"/>
@@ -8584,7 +8845,7 @@
             <w:vAlign w:val="center"/>
           </w:tcPr>
           <w:p>
-            <w:hyperlink r:id="rId32" w:history="1">
+            <w:hyperlink r:id="rId33" w:history="1">
               <w:r>
                 <w:rPr>
                   <w:rStyle w:val="Hyperlink"/>
@@ -8616,7 +8877,7 @@
             <w:vAlign w:val="center"/>
           </w:tcPr>
           <w:p>
-            <w:hyperlink r:id="rId33" w:history="1">
+            <w:hyperlink r:id="rId34" w:history="1">
               <w:r>
                 <w:rPr>
                   <w:rStyle w:val="Hyperlink"/>
@@ -8648,7 +8909,7 @@
             <w:vAlign w:val="center"/>
           </w:tcPr>
           <w:p>
-            <w:hyperlink r:id="rId34" w:history="1">
+            <w:hyperlink r:id="rId35" w:history="1">
               <w:r>
                 <w:rPr>
                   <w:rStyle w:val="Hyperlink"/>
@@ -8699,7 +8960,7 @@
             <w:vAlign w:val="center"/>
           </w:tcPr>
           <w:p>
-            <w:hyperlink r:id="rId35" w:history="1">
+            <w:hyperlink r:id="rId36" w:history="1">
               <w:r>
                 <w:rPr>
                   <w:rStyle w:val="Hyperlink"/>
@@ -8731,7 +8992,7 @@
             <w:vAlign w:val="center"/>
           </w:tcPr>
           <w:p>
-            <w:hyperlink r:id="rId36" w:history="1">
+            <w:hyperlink r:id="rId37" w:history="1">
               <w:r>
                 <w:rPr>
                   <w:rStyle w:val="Hyperlink"/>
@@ -8802,7 +9063,7 @@
       <w:r>
         <w:t xml:space="preserve">van </w:t>
       </w:r>
-      <w:hyperlink r:id="rId37" w:history="1">
+      <w:hyperlink r:id="rId38" w:history="1">
         <w:r>
           <w:rPr>
             <w:rStyle w:val="Hyperlink"/>
@@ -8813,7 +9074,7 @@
       <w:r>
         <w:t xml:space="preserve"> en </w:t>
       </w:r>
-      <w:hyperlink r:id="rId38" w:history="1">
+      <w:hyperlink r:id="rId39" w:history="1">
         <w:r>
           <w:rPr>
             <w:rStyle w:val="Hyperlink"/>
@@ -8834,7 +9095,7 @@
       </w:pPr>
     </w:p>
     <w:sectPr>
-      <w:footerReference w:type="default" r:id="rId39"/>
+      <w:footerReference w:type="default" r:id="rId40"/>
       <w:pgSz w:w="11906" w:h="16838"/>
       <w:pgMar w:top="1417" w:right="1417" w:bottom="1417" w:left="1417" w:header="708" w:footer="708" w:gutter="0"/>
       <w:pgNumType w:start="0"/>
@@ -9311,14 +9572,20 @@
         <w:footnoteRef/>
       </w:r>
       <w:r>
-        <w:t xml:space="preserve"> Meerdere webapps of pagina’s zijn </w:t>
+        <w:t xml:space="preserve"> </w:t>
+      </w:r>
+      <w:r>
+        <w:t>W</w:t>
+      </w:r>
+      <w:r>
+        <w:t xml:space="preserve">ebapps zijn </w:t>
       </w:r>
       <w:r>
         <w:rPr>
           <w:b/>
           <w:bCs/>
         </w:rPr>
-        <w:t>s</w:t>
+        <w:t>S</w:t>
       </w:r>
       <w:r>
         <w:rPr>
@@ -9332,7 +9599,7 @@
           <w:b/>
           <w:bCs/>
         </w:rPr>
-        <w:t>o</w:t>
+        <w:t>O</w:t>
       </w:r>
       <w:r>
         <w:rPr>
@@ -9348,7 +9615,7 @@
         <w:t xml:space="preserve">aan elkaar </w:t>
       </w:r>
       <w:r>
-        <w:t>als ze dezelfde protocol (HTTPS), hostname en poort hebben.</w:t>
+        <w:t>als ze dezelfde protocol, hostname en poort hebben.</w:t>
       </w:r>
     </w:p>
   </w:footnote>
@@ -9367,6 +9634,9 @@
         <w:t xml:space="preserve"> </w:t>
       </w:r>
       <w:r>
+        <w:t xml:space="preserve">Webapps zijn </w:t>
+      </w:r>
+      <w:r>
         <w:rPr>
           <w:b/>
           <w:bCs/>
@@ -9374,7 +9644,10 @@
         <w:t>Cross-Origin</w:t>
       </w:r>
       <w:r>
-        <w:t xml:space="preserve"> is het tegenovergestelde van same-origin. Wanneer 1 van de eigenschappen niet volledig overeenkomt, wordt dit aangeduid als cross-origin.</w:t>
+        <w:t xml:space="preserve"> </w:t>
+      </w:r>
+      <w:r>
+        <w:t>als niet voldaan wordt aan alle eigenschappen van same-origin.</w:t>
       </w:r>
     </w:p>
   </w:footnote>
@@ -9423,6 +9696,88 @@
           <w:t>https://www.ni.com/docs/en-US/bundle/g-web-development/page/types-of-cors-requests.html</w:t>
         </w:r>
       </w:hyperlink>
+    </w:p>
+  </w:footnote>
+  <w:footnote w:id="6">
+    <w:p>
+      <w:pPr>
+        <w:pStyle w:val="Voetnoottekst"/>
+      </w:pPr>
+      <w:r>
+        <w:rPr>
+          <w:rStyle w:val="Voetnootmarkering"/>
+        </w:rPr>
+        <w:footnoteRef/>
+      </w:r>
+      <w:r>
+        <w:t xml:space="preserve"> Webapps zijn </w:t>
+      </w:r>
+      <w:r>
+        <w:rPr>
+          <w:b/>
+          <w:bCs/>
+        </w:rPr>
+        <w:t>same-site</w:t>
+      </w:r>
+      <w:r>
+        <w:t xml:space="preserve"> wanneer de apex domeinen van de webapps overeenkomen met elkaar, webapps met verschillende </w:t>
+      </w:r>
+      <w:r>
+        <w:t>subdomeinen</w:t>
+      </w:r>
+      <w:r>
+        <w:t xml:space="preserve"> </w:t>
+      </w:r>
+      <w:r>
+        <w:t>maar</w:t>
+      </w:r>
+      <w:r>
+        <w:t xml:space="preserve"> dezelfde apex dom</w:t>
+      </w:r>
+      <w:r>
+        <w:t>e</w:t>
+      </w:r>
+      <w:r>
+        <w:t xml:space="preserve">in zijn dus </w:t>
+      </w:r>
+      <w:r>
+        <w:t>gewoon</w:t>
+      </w:r>
+      <w:r>
+        <w:t xml:space="preserve"> </w:t>
+      </w:r>
+      <w:r>
+        <w:t>same-site</w:t>
+      </w:r>
+      <w:r>
+        <w:t>.</w:t>
+      </w:r>
+    </w:p>
+  </w:footnote>
+  <w:footnote w:id="7">
+    <w:p>
+      <w:pPr>
+        <w:pStyle w:val="Voetnoottekst"/>
+      </w:pPr>
+      <w:r>
+        <w:rPr>
+          <w:rStyle w:val="Voetnootmarkering"/>
+        </w:rPr>
+        <w:footnoteRef/>
+      </w:r>
+      <w:r>
+        <w:t xml:space="preserve"> Webapps zijn </w:t>
+      </w:r>
+      <w:r>
+        <w:rPr>
+          <w:b/>
+          <w:bCs/>
+        </w:rPr>
+        <w:t>cross-site</w:t>
+      </w:r>
+      <w:r>
+        <w:t xml:space="preserve"> wanneer er niet voldaan wordt aan alle voorwaarden van same-site.</w:t>
+      </w:r>
     </w:p>
   </w:footnote>
 </w:footnotes>

--- a/docs/Official/25-26_GDC_Ian_Chains_Baute_6ICWE.docx
+++ b/docs/Official/25-26_GDC_Ian_Chains_Baute_6ICWE.docx
@@ -18,7 +18,7 @@
           <w:noProof/>
         </w:rPr>
         <w:drawing>
-          <wp:anchor distT="0" distB="0" distL="114300" distR="114300" simplePos="0" relativeHeight="251658240" behindDoc="0" locked="0" layoutInCell="1" allowOverlap="1" wp14:anchorId="5268361A" wp14:editId="54216E51">
+          <wp:anchor distT="0" distB="0" distL="114300" distR="114300" simplePos="0" relativeHeight="251658240" behindDoc="0" locked="0" layoutInCell="1" allowOverlap="1" wp14:anchorId="5268361A" wp14:editId="0F18B0C8">
             <wp:simplePos x="0" y="0"/>
             <wp:positionH relativeFrom="margin">
               <wp:align>center</wp:align>
@@ -3705,6 +3705,9 @@
     <w:p>
       <w:pPr>
         <w:pStyle w:val="afkorting"/>
+        <w:rPr>
+          <w:lang w:val="en-US"/>
+        </w:rPr>
       </w:pPr>
       <w:r>
         <w:t>i.v.m.</w:t>
@@ -3714,20 +3717,37 @@
       </w:r>
       <w:r>
         <w:tab/>
+      </w:r>
+      <w:r>
+        <w:rPr>
+          <w:lang w:val="en-US"/>
+        </w:rPr>
         <w:t>in verband met</w:t>
       </w:r>
     </w:p>
     <w:p>
       <w:pPr>
         <w:pStyle w:val="afkorting"/>
-      </w:pPr>
-      <w:r>
+        <w:rPr>
+          <w:lang w:val="en-US"/>
+        </w:rPr>
+      </w:pPr>
+      <w:r>
+        <w:rPr>
+          <w:lang w:val="en-US"/>
+        </w:rPr>
         <w:t>API</w:t>
       </w:r>
       <w:r>
+        <w:rPr>
+          <w:lang w:val="en-US"/>
+        </w:rPr>
         <w:tab/>
       </w:r>
       <w:r>
+        <w:rPr>
+          <w:lang w:val="en-US"/>
+        </w:rPr>
         <w:tab/>
         <w:t>Application Programming Interface</w:t>
       </w:r>
@@ -3735,31 +3755,58 @@
     <w:p>
       <w:pPr>
         <w:pStyle w:val="afkorting"/>
-      </w:pPr>
-      <w:r>
+        <w:rPr>
+          <w:lang w:val="en-US"/>
+        </w:rPr>
+      </w:pPr>
+      <w:r>
+        <w:rPr>
+          <w:lang w:val="en-US"/>
+        </w:rPr>
         <w:t>REST</w:t>
       </w:r>
       <w:r>
+        <w:rPr>
+          <w:lang w:val="en-US"/>
+        </w:rPr>
         <w:tab/>
       </w:r>
       <w:r>
+        <w:rPr>
+          <w:lang w:val="en-US"/>
+        </w:rPr>
         <w:tab/>
       </w:r>
       <w:r>
+        <w:rPr>
+          <w:lang w:val="en-US"/>
+        </w:rPr>
         <w:t>Representational State Transfer</w:t>
       </w:r>
     </w:p>
     <w:p>
       <w:pPr>
         <w:pStyle w:val="afkorting"/>
-      </w:pPr>
-      <w:r>
+        <w:rPr>
+          <w:lang w:val="en-US"/>
+        </w:rPr>
+      </w:pPr>
+      <w:r>
+        <w:rPr>
+          <w:lang w:val="en-US"/>
+        </w:rPr>
         <w:t>XSS</w:t>
       </w:r>
       <w:r>
+        <w:rPr>
+          <w:lang w:val="en-US"/>
+        </w:rPr>
         <w:tab/>
       </w:r>
       <w:r>
+        <w:rPr>
+          <w:lang w:val="en-US"/>
+        </w:rPr>
         <w:tab/>
         <w:t>Cross-Site Scripting</w:t>
       </w:r>
@@ -3767,17 +3814,32 @@
     <w:p>
       <w:pPr>
         <w:pStyle w:val="afkorting"/>
-      </w:pPr>
-      <w:r>
+        <w:rPr>
+          <w:lang w:val="en-US"/>
+        </w:rPr>
+      </w:pPr>
+      <w:r>
+        <w:rPr>
+          <w:lang w:val="en-US"/>
+        </w:rPr>
         <w:t>C</w:t>
       </w:r>
       <w:r>
+        <w:rPr>
+          <w:lang w:val="en-US"/>
+        </w:rPr>
         <w:t>SRF</w:t>
       </w:r>
       <w:r>
+        <w:rPr>
+          <w:lang w:val="en-US"/>
+        </w:rPr>
         <w:tab/>
       </w:r>
       <w:r>
+        <w:rPr>
+          <w:lang w:val="en-US"/>
+        </w:rPr>
         <w:tab/>
         <w:t>Cross-Site Request Forgery</w:t>
       </w:r>
@@ -3785,14 +3847,26 @@
     <w:p>
       <w:pPr>
         <w:pStyle w:val="afkorting"/>
-      </w:pPr>
-      <w:r>
+        <w:rPr>
+          <w:lang w:val="en-US"/>
+        </w:rPr>
+      </w:pPr>
+      <w:r>
+        <w:rPr>
+          <w:lang w:val="en-US"/>
+        </w:rPr>
         <w:t>SOP</w:t>
       </w:r>
       <w:r>
+        <w:rPr>
+          <w:lang w:val="en-US"/>
+        </w:rPr>
         <w:tab/>
       </w:r>
       <w:r>
+        <w:rPr>
+          <w:lang w:val="en-US"/>
+        </w:rPr>
         <w:tab/>
         <w:t>Same Origin Policy</w:t>
       </w:r>
@@ -3800,14 +3874,26 @@
     <w:p>
       <w:pPr>
         <w:pStyle w:val="afkorting"/>
-      </w:pPr>
-      <w:r>
+        <w:rPr>
+          <w:lang w:val="en-US"/>
+        </w:rPr>
+      </w:pPr>
+      <w:r>
+        <w:rPr>
+          <w:lang w:val="en-US"/>
+        </w:rPr>
         <w:t>CORS</w:t>
       </w:r>
       <w:r>
+        <w:rPr>
+          <w:lang w:val="en-US"/>
+        </w:rPr>
         <w:tab/>
       </w:r>
       <w:r>
+        <w:rPr>
+          <w:lang w:val="en-US"/>
+        </w:rPr>
         <w:tab/>
         <w:t>Cross-Origin Resource Sharing</w:t>
       </w:r>
@@ -3845,14 +3931,26 @@
     <w:p>
       <w:pPr>
         <w:pStyle w:val="afkorting"/>
-      </w:pPr>
-      <w:r>
+        <w:rPr>
+          <w:lang w:val="en-US"/>
+        </w:rPr>
+      </w:pPr>
+      <w:r>
+        <w:rPr>
+          <w:lang w:val="en-US"/>
+        </w:rPr>
         <w:t>Py</w:t>
       </w:r>
       <w:r>
+        <w:rPr>
+          <w:lang w:val="en-US"/>
+        </w:rPr>
         <w:tab/>
       </w:r>
       <w:r>
+        <w:rPr>
+          <w:lang w:val="en-US"/>
+        </w:rPr>
         <w:tab/>
         <w:t>Python</w:t>
       </w:r>
@@ -3860,14 +3958,26 @@
     <w:p>
       <w:pPr>
         <w:pStyle w:val="afkorting"/>
-      </w:pPr>
-      <w:r>
+        <w:rPr>
+          <w:lang w:val="en-US"/>
+        </w:rPr>
+      </w:pPr>
+      <w:r>
+        <w:rPr>
+          <w:lang w:val="en-US"/>
+        </w:rPr>
         <w:t>JS</w:t>
       </w:r>
       <w:r>
+        <w:rPr>
+          <w:lang w:val="en-US"/>
+        </w:rPr>
         <w:tab/>
       </w:r>
       <w:r>
+        <w:rPr>
+          <w:lang w:val="en-US"/>
+        </w:rPr>
         <w:tab/>
         <w:t>JavaScript</w:t>
       </w:r>
@@ -3875,14 +3985,26 @@
     <w:p>
       <w:pPr>
         <w:pStyle w:val="afkorting"/>
-      </w:pPr>
-      <w:r>
+        <w:rPr>
+          <w:lang w:val="en-US"/>
+        </w:rPr>
+      </w:pPr>
+      <w:r>
+        <w:rPr>
+          <w:lang w:val="en-US"/>
+        </w:rPr>
         <w:t>HTML</w:t>
       </w:r>
       <w:r>
+        <w:rPr>
+          <w:lang w:val="en-US"/>
+        </w:rPr>
         <w:tab/>
       </w:r>
       <w:r>
+        <w:rPr>
+          <w:lang w:val="en-US"/>
+        </w:rPr>
         <w:tab/>
         <w:t>HyperText Markup Language</w:t>
       </w:r>
@@ -3890,31 +4012,58 @@
     <w:p>
       <w:pPr>
         <w:pStyle w:val="afkorting"/>
-      </w:pPr>
-      <w:r>
+        <w:rPr>
+          <w:lang w:val="en-US"/>
+        </w:rPr>
+      </w:pPr>
+      <w:r>
+        <w:rPr>
+          <w:lang w:val="en-US"/>
+        </w:rPr>
         <w:t>HTTP</w:t>
       </w:r>
       <w:r>
+        <w:rPr>
+          <w:lang w:val="en-US"/>
+        </w:rPr>
         <w:tab/>
       </w:r>
       <w:r>
+        <w:rPr>
+          <w:lang w:val="en-US"/>
+        </w:rPr>
         <w:tab/>
       </w:r>
       <w:r>
+        <w:rPr>
+          <w:lang w:val="en-US"/>
+        </w:rPr>
         <w:t>HyperText Transfer Protocol</w:t>
       </w:r>
     </w:p>
     <w:p>
       <w:pPr>
         <w:pStyle w:val="afkorting"/>
-      </w:pPr>
-      <w:r>
+        <w:rPr>
+          <w:lang w:val="en-US"/>
+        </w:rPr>
+      </w:pPr>
+      <w:r>
+        <w:rPr>
+          <w:lang w:val="en-US"/>
+        </w:rPr>
         <w:t>URL</w:t>
       </w:r>
       <w:r>
+        <w:rPr>
+          <w:lang w:val="en-US"/>
+        </w:rPr>
         <w:tab/>
       </w:r>
       <w:r>
+        <w:rPr>
+          <w:lang w:val="en-US"/>
+        </w:rPr>
         <w:tab/>
         <w:t>Uniform Resource Locator</w:t>
       </w:r>
@@ -4343,7 +4492,7 @@
           <w:noProof/>
         </w:rPr>
         <w:drawing>
-          <wp:anchor distT="0" distB="0" distL="114300" distR="114300" simplePos="0" relativeHeight="251660288" behindDoc="0" locked="0" layoutInCell="1" allowOverlap="1" wp14:anchorId="152C802A" wp14:editId="0F79F10E">
+          <wp:anchor distT="0" distB="0" distL="114300" distR="114300" simplePos="0" relativeHeight="251660288" behindDoc="0" locked="0" layoutInCell="1" allowOverlap="1" wp14:anchorId="152C802A" wp14:editId="418B1104">
             <wp:simplePos x="0" y="0"/>
             <wp:positionH relativeFrom="margin">
               <wp:align>left</wp:align>
@@ -7344,22 +7493,38 @@
     <w:p>
       <w:pPr>
         <w:pStyle w:val="Bronnen"/>
-      </w:pPr>
-      <w:r>
+        <w:rPr>
+          <w:lang w:val="en-US"/>
+        </w:rPr>
+      </w:pPr>
+      <w:r>
+        <w:rPr>
+          <w:lang w:val="en-US"/>
+        </w:rPr>
         <w:t>(</w:t>
       </w:r>
       <w:r>
         <w:rPr>
           <w:i/>
           <w:iCs/>
+          <w:lang w:val="en-US"/>
         </w:rPr>
         <w:t>Cross-site Request Forgery (CSRF) - Security | MDN</w:t>
       </w:r>
       <w:r>
+        <w:rPr>
+          <w:lang w:val="en-US"/>
+        </w:rPr>
         <w:t>, 2025)</w:t>
       </w:r>
     </w:p>
-    <w:p/>
+    <w:p>
+      <w:pPr>
+        <w:rPr>
+          <w:lang w:val="en-US"/>
+        </w:rPr>
+      </w:pPr>
+    </w:p>
     <w:p>
       <w:r>
         <w:t xml:space="preserve">Figuur </w:t>
@@ -7562,24 +7727,37 @@
     <w:p>
       <w:pPr>
         <w:pStyle w:val="Bronnen"/>
-      </w:pPr>
-      <w:r>
+        <w:rPr>
+          <w:lang w:val="en-US"/>
+        </w:rPr>
+      </w:pPr>
+      <w:r>
+        <w:rPr>
+          <w:lang w:val="en-US"/>
+        </w:rPr>
         <w:t>(</w:t>
       </w:r>
       <w:r>
         <w:rPr>
           <w:i/>
           <w:iCs/>
+          <w:lang w:val="en-US"/>
         </w:rPr>
         <w:t>Cross-site Request Forgery (CSRF) - Security | MDN</w:t>
       </w:r>
       <w:r>
+        <w:rPr>
+          <w:lang w:val="en-US"/>
+        </w:rPr>
         <w:t>, 2025)</w:t>
       </w:r>
     </w:p>
     <w:p>
       <w:pPr>
         <w:pStyle w:val="Bronnen"/>
+        <w:rPr>
+          <w:lang w:val="en-US"/>
+        </w:rPr>
       </w:pPr>
     </w:p>
     <w:p>
@@ -8124,18 +8302,28 @@
     <w:p>
       <w:pPr>
         <w:pStyle w:val="Bronnen"/>
-      </w:pPr>
-      <w:r>
+        <w:rPr>
+          <w:lang w:val="en-US"/>
+        </w:rPr>
+      </w:pPr>
+      <w:r>
+        <w:rPr>
+          <w:lang w:val="en-US"/>
+        </w:rPr>
         <w:t>(</w:t>
       </w:r>
       <w:r>
         <w:rPr>
           <w:i/>
           <w:iCs/>
+          <w:lang w:val="en-US"/>
         </w:rPr>
         <w:t>SameSite Attribute Support in WSO2 Products</w:t>
       </w:r>
       <w:r>
+        <w:rPr>
+          <w:lang w:val="en-US"/>
+        </w:rPr>
         <w:t>, 2020)</w:t>
       </w:r>
     </w:p>
@@ -8313,16 +8501,27 @@
     </w:p>
     <w:p>
       <w:r>
-        <w:t>Frontend &amp; API zijn voor dit onderzoek altijd cross-origin dus CORS moest zo wie zo ingesteld worden anders zou niks werken, ook niet voor de onveilige API. Maar bij de onveilige API zijn de CORS instellingen verkeerd of niet veilig genoeg want er wordt gewoon gebruik gemaakt van een wildcard waarmee alle cross-</w:t>
-      </w:r>
-      <w:r>
-        <w:t xml:space="preserve">origin </w:t>
-      </w:r>
-      <w:r>
-        <w:t>requests worden toegelaten.</w:t>
-      </w:r>
-    </w:p>
-    <w:p/>
+        <w:t>De frontend en de API (zowel voor de onveilige als veilige versie) van dit onderzoek zijn</w:t>
+      </w:r>
+      <w:r>
+        <w:t xml:space="preserve"> </w:t>
+      </w:r>
+      <w:r>
+        <w:t>cross-origin aan elkaar doordat er andere subdomeinen worden gebruikt. Dus CORS moest zo wie zo</w:t>
+      </w:r>
+      <w:r>
+        <w:t xml:space="preserve"> ingesteld staan anders zou de data door de browser geblokkeerd worden, ook voor de onveilige API. </w:t>
+      </w:r>
+      <w:r>
+        <w:t>Maar bij de onveilige API zijn de CORS instellingen verkeerd of niet veilig genoeg</w:t>
+      </w:r>
+      <w:r>
+        <w:t xml:space="preserve"> ingesteld</w:t>
+      </w:r>
+      <w:r>
+        <w:t xml:space="preserve"> want er wordt gewoon gebruik gemaakt van een wildcard waarmee alle cross-origin requests worden toegelaten.</w:t>
+      </w:r>
+    </w:p>
     <w:p/>
     <w:p>
       <w:pPr>
@@ -9458,6 +9657,9 @@
     <w:p>
       <w:pPr>
         <w:pStyle w:val="Voetnoottekst"/>
+        <w:rPr>
+          <w:lang w:val="en-US"/>
+        </w:rPr>
       </w:pPr>
       <w:r>
         <w:rPr>
@@ -9484,22 +9686,33 @@
         <w:t>werkt</w:t>
       </w:r>
       <w:r>
-        <w:t xml:space="preserve"> kan gevonden worden in dit artikel van Geeks For Geeks: GeeksforGeeks. (2025, December 15). </w:t>
+        <w:t xml:space="preserve"> kan gevonden worden in dit artikel van Geeks For Geeks: GeeksforGeeks. </w:t>
+      </w:r>
+      <w:r>
+        <w:rPr>
+          <w:lang w:val="en-US"/>
+        </w:rPr>
+        <w:t xml:space="preserve">(2025, December 15). </w:t>
       </w:r>
       <w:r>
         <w:rPr>
           <w:i/>
           <w:iCs/>
+          <w:lang w:val="en-US"/>
         </w:rPr>
         <w:t>What is an API (Application Programming Interface)</w:t>
       </w:r>
       <w:r>
+        <w:rPr>
+          <w:lang w:val="en-US"/>
+        </w:rPr>
         <w:t xml:space="preserve">. GeeksforGeeks. </w:t>
       </w:r>
       <w:hyperlink r:id="rId1" w:history="1">
         <w:r>
           <w:rPr>
             <w:rStyle w:val="Hyperlink"/>
+            <w:lang w:val="en-US"/>
           </w:rPr>
           <w:t>https://www.geeksforgeeks.org/software-testing/what-is-an-api/</w:t>
         </w:r>
@@ -9508,6 +9721,9 @@
     <w:p>
       <w:pPr>
         <w:pStyle w:val="Voetnoottekst"/>
+        <w:rPr>
+          <w:lang w:val="en-US"/>
+        </w:rPr>
       </w:pPr>
     </w:p>
   </w:footnote>
@@ -9541,10 +9757,14 @@
         <w:rPr>
           <w:i/>
           <w:iCs/>
+          <w:lang w:val="en-US"/>
         </w:rPr>
         <w:t>What is a REST API? Examples, uses, and challenges</w:t>
       </w:r>
       <w:r>
+        <w:rPr>
+          <w:lang w:val="en-US"/>
+        </w:rPr>
         <w:t xml:space="preserve">. Postman Blog. </w:t>
       </w:r>
       <w:hyperlink r:id="rId2" w:history="1">
@@ -9655,6 +9875,9 @@
     <w:p>
       <w:pPr>
         <w:pStyle w:val="Voetnoottekst"/>
+        <w:rPr>
+          <w:lang w:val="en-US"/>
+        </w:rPr>
       </w:pPr>
       <w:r>
         <w:rPr>
@@ -9686,12 +9909,19 @@
         <w:t>Types of Cross-Origin HTTP Requests - NI</w:t>
       </w:r>
       <w:r>
-        <w:t xml:space="preserve">. (2023, February 17). </w:t>
+        <w:t xml:space="preserve">. </w:t>
+      </w:r>
+      <w:r>
+        <w:rPr>
+          <w:lang w:val="en-US"/>
+        </w:rPr>
+        <w:t xml:space="preserve">(2023, February 17). </w:t>
       </w:r>
       <w:hyperlink r:id="rId3" w:history="1">
         <w:r>
           <w:rPr>
             <w:rStyle w:val="Hyperlink"/>
+            <w:lang w:val="en-US"/>
           </w:rPr>
           <w:t>https://www.ni.com/docs/en-US/bundle/g-web-development/page/types-of-cors-requests.html</w:t>
         </w:r>
@@ -15457,6 +15687,7 @@
   <w:style w:type="character" w:default="1" w:styleId="Standaardalinea-lettertype">
     <w:name w:val="Default Paragraph Font"/>
     <w:uiPriority w:val="1"/>
+    <w:semiHidden/>
     <w:unhideWhenUsed/>
   </w:style>
   <w:style w:type="table" w:default="1" w:styleId="Standaardtabel">

--- a/docs/Official/25-26_GDC_Ian_Chains_Baute_6ICWE.docx
+++ b/docs/Official/25-26_GDC_Ian_Chains_Baute_6ICWE.docx
@@ -18,7 +18,7 @@
           <w:noProof/>
         </w:rPr>
         <w:drawing>
-          <wp:anchor distT="0" distB="0" distL="114300" distR="114300" simplePos="0" relativeHeight="251658240" behindDoc="0" locked="0" layoutInCell="1" allowOverlap="1" wp14:anchorId="5268361A" wp14:editId="0F18B0C8">
+          <wp:anchor distT="0" distB="0" distL="114300" distR="114300" simplePos="0" relativeHeight="251658240" behindDoc="0" locked="0" layoutInCell="1" allowOverlap="1" wp14:anchorId="5268361A" wp14:editId="109B6123">
             <wp:simplePos x="0" y="0"/>
             <wp:positionH relativeFrom="margin">
               <wp:align>center</wp:align>
@@ -155,8 +155,9 @@
           <w:sz w:val="62"/>
           <w:szCs w:val="62"/>
         </w:rPr>
-        <w:t>bij REST-API’s en hun authenticatiesystemen</w:t>
-      </w:r>
+        <w:t>bij REST-</w:t>
+      </w:r>
+      <w:proofErr w:type="spellStart"/>
       <w:r>
         <w:rPr>
           <w:b/>
@@ -165,8 +166,9 @@
           <w:sz w:val="62"/>
           <w:szCs w:val="62"/>
         </w:rPr>
-        <w:t>, en hoe kunnen deze worden voorkomen</w:t>
-      </w:r>
+        <w:t>API’s</w:t>
+      </w:r>
+      <w:proofErr w:type="spellEnd"/>
       <w:r>
         <w:rPr>
           <w:b/>
@@ -175,6 +177,26 @@
           <w:sz w:val="62"/>
           <w:szCs w:val="62"/>
         </w:rPr>
+        <w:t xml:space="preserve"> en hun authenticatiesystemen</w:t>
+      </w:r>
+      <w:r>
+        <w:rPr>
+          <w:b/>
+          <w:bCs/>
+          <w:color w:val="0A2F41" w:themeColor="accent1" w:themeShade="80"/>
+          <w:sz w:val="62"/>
+          <w:szCs w:val="62"/>
+        </w:rPr>
+        <w:t>, en hoe kunnen deze worden voorkomen</w:t>
+      </w:r>
+      <w:r>
+        <w:rPr>
+          <w:b/>
+          <w:bCs/>
+          <w:color w:val="0A2F41" w:themeColor="accent1" w:themeShade="80"/>
+          <w:sz w:val="62"/>
+          <w:szCs w:val="62"/>
+        </w:rPr>
         <w:t>?</w:t>
       </w:r>
     </w:p>
@@ -182,7 +204,6 @@
     <w:p/>
     <w:p/>
     <w:p/>
-    <w:p/>
     <w:p>
       <w:pPr>
         <w:ind w:left="408"/>
@@ -274,70 +295,94 @@
           <w:sz w:val="30"/>
           <w:szCs w:val="30"/>
         </w:rPr>
-        <w:t xml:space="preserve">Ian-Chains Baute </w:t>
-      </w:r>
+        <w:t>Ian-</w:t>
+      </w:r>
+      <w:proofErr w:type="spellStart"/>
       <w:r>
         <w:rPr>
           <w:sz w:val="30"/>
           <w:szCs w:val="30"/>
         </w:rPr>
-        <w:t xml:space="preserve">– </w:t>
-      </w:r>
+        <w:t>Chains</w:t>
+      </w:r>
+      <w:proofErr w:type="spellEnd"/>
       <w:r>
         <w:rPr>
           <w:sz w:val="30"/>
           <w:szCs w:val="30"/>
         </w:rPr>
-        <w:t>6</w:t>
+        <w:t xml:space="preserve"> Baute </w:t>
       </w:r>
       <w:r>
         <w:rPr>
           <w:sz w:val="30"/>
           <w:szCs w:val="30"/>
         </w:rPr>
-        <w:t>ICWE</w:t>
+        <w:t xml:space="preserve">– </w:t>
       </w:r>
       <w:r>
         <w:rPr>
           <w:sz w:val="30"/>
           <w:szCs w:val="30"/>
         </w:rPr>
-        <w:br/>
+        <w:t>6</w:t>
       </w:r>
       <w:r>
         <w:rPr>
           <w:sz w:val="30"/>
           <w:szCs w:val="30"/>
         </w:rPr>
-        <w:t>Generieke Doorstroom</w:t>
+        <w:t>ICWE</w:t>
       </w:r>
       <w:r>
         <w:rPr>
           <w:sz w:val="30"/>
           <w:szCs w:val="30"/>
         </w:rPr>
-        <w:t xml:space="preserve"> C</w:t>
+        <w:br/>
       </w:r>
       <w:r>
         <w:rPr>
           <w:sz w:val="30"/>
           <w:szCs w:val="30"/>
         </w:rPr>
-        <w:t>ompetentie</w:t>
+        <w:t>Generieke Doorstroom</w:t>
       </w:r>
       <w:r>
         <w:rPr>
           <w:sz w:val="30"/>
           <w:szCs w:val="30"/>
         </w:rPr>
-        <w:br/>
+        <w:t xml:space="preserve"> C</w:t>
       </w:r>
       <w:r>
         <w:rPr>
           <w:sz w:val="30"/>
           <w:szCs w:val="30"/>
         </w:rPr>
+        <w:t>ompetentie</w:t>
+      </w:r>
+      <w:r>
+        <w:rPr>
+          <w:sz w:val="30"/>
+          <w:szCs w:val="30"/>
+        </w:rPr>
+        <w:br/>
+      </w:r>
+      <w:r>
+        <w:rPr>
+          <w:sz w:val="30"/>
+          <w:szCs w:val="30"/>
+        </w:rPr>
         <w:t>Informaticawetenschappen</w:t>
+      </w:r>
+      <w:r>
+        <w:rPr>
+          <w:sz w:val="30"/>
+          <w:szCs w:val="30"/>
+        </w:rPr>
+        <w:br/>
+        <w:t>Technisch Onderzoek</w:t>
       </w:r>
     </w:p>
     <w:p>
@@ -395,7 +440,7 @@
         <w:pStyle w:val="Kop1"/>
       </w:pPr>
       <w:bookmarkStart w:id="3" w:name="_Toc196152162"/>
-      <w:bookmarkStart w:id="4" w:name="_Toc222862643"/>
+      <w:bookmarkStart w:id="4" w:name="_Toc223128351"/>
       <w:r>
         <w:lastRenderedPageBreak/>
         <w:t>Woord vooraf</w:t>
@@ -562,78 +607,82 @@
           <w:rFonts w:cs="Arial"/>
           <w:szCs w:val="22"/>
         </w:rPr>
-        <w:t xml:space="preserve"> gebruik van API’s om data uit te wisselen tussen de gebruiker of andere software systemen en daarbij is de REST-API de meest voorkomende en gebruikte. </w:t>
-      </w:r>
-    </w:p>
-    <w:p>
-      <w:pPr>
+        <w:t xml:space="preserve"> gebruik van </w:t>
+      </w:r>
+      <w:proofErr w:type="spellStart"/>
+      <w:r>
         <w:rPr>
           <w:rFonts w:cs="Arial"/>
           <w:szCs w:val="22"/>
         </w:rPr>
-      </w:pPr>
+        <w:t>API’s</w:t>
+      </w:r>
+      <w:proofErr w:type="spellEnd"/>
       <w:r>
         <w:rPr>
           <w:rFonts w:cs="Arial"/>
           <w:szCs w:val="22"/>
         </w:rPr>
-        <w:t xml:space="preserve">Ik heb zelf al </w:t>
-      </w:r>
-      <w:r>
+        <w:t xml:space="preserve"> om data uit te wisselen tussen de gebruiker of andere software systemen en daarbij is de REST-API de meest voorkomende en gebruikte. </w:t>
+      </w:r>
+    </w:p>
+    <w:p>
+      <w:pPr>
         <w:rPr>
           <w:rFonts w:cs="Arial"/>
           <w:szCs w:val="22"/>
         </w:rPr>
-        <w:t>meerdere keren</w:t>
-      </w:r>
+      </w:pPr>
       <w:r>
         <w:rPr>
           <w:rFonts w:cs="Arial"/>
           <w:szCs w:val="22"/>
         </w:rPr>
-        <w:t xml:space="preserve"> </w:t>
+        <w:t xml:space="preserve">Ik heb zelf al </w:t>
       </w:r>
       <w:r>
         <w:rPr>
           <w:rFonts w:cs="Arial"/>
           <w:szCs w:val="22"/>
         </w:rPr>
-        <w:t>REST-API’s gebruikt in project</w:t>
+        <w:t>meerdere keren</w:t>
       </w:r>
       <w:r>
         <w:rPr>
           <w:rFonts w:cs="Arial"/>
           <w:szCs w:val="22"/>
         </w:rPr>
-        <w:t>en</w:t>
+        <w:t xml:space="preserve"> </w:t>
       </w:r>
       <w:r>
         <w:rPr>
           <w:rFonts w:cs="Arial"/>
           <w:szCs w:val="22"/>
         </w:rPr>
-        <w:t xml:space="preserve"> </w:t>
-      </w:r>
+        <w:t>REST-</w:t>
+      </w:r>
+      <w:proofErr w:type="spellStart"/>
       <w:r>
         <w:rPr>
           <w:rFonts w:cs="Arial"/>
           <w:szCs w:val="22"/>
         </w:rPr>
-        <w:t>voor het uitwisselen van data tussen de gebruiker en de app. M</w:t>
-      </w:r>
+        <w:t>API’s</w:t>
+      </w:r>
+      <w:proofErr w:type="spellEnd"/>
       <w:r>
         <w:rPr>
           <w:rFonts w:cs="Arial"/>
           <w:szCs w:val="22"/>
         </w:rPr>
-        <w:t>aar</w:t>
+        <w:t xml:space="preserve"> gebruikt in project</w:t>
       </w:r>
       <w:r>
         <w:rPr>
           <w:rFonts w:cs="Arial"/>
           <w:szCs w:val="22"/>
         </w:rPr>
-        <w:t xml:space="preserve"> ik heb</w:t>
+        <w:t>en</w:t>
       </w:r>
       <w:r>
         <w:rPr>
@@ -647,134 +696,192 @@
           <w:rFonts w:cs="Arial"/>
           <w:szCs w:val="22"/>
         </w:rPr>
-        <w:t xml:space="preserve">zelf nog </w:t>
+        <w:t>voor het uitwisselen van data tussen de gebruiker en de app. M</w:t>
       </w:r>
       <w:r>
         <w:rPr>
           <w:rFonts w:cs="Arial"/>
           <w:szCs w:val="22"/>
         </w:rPr>
-        <w:t xml:space="preserve">nooit echt stil gestaan bij de beveiliging van </w:t>
+        <w:t>aar</w:t>
       </w:r>
       <w:r>
         <w:rPr>
           <w:rFonts w:cs="Arial"/>
           <w:szCs w:val="22"/>
         </w:rPr>
-        <w:t xml:space="preserve">de </w:t>
+        <w:t xml:space="preserve"> ik heb</w:t>
       </w:r>
       <w:r>
         <w:rPr>
           <w:rFonts w:cs="Arial"/>
           <w:szCs w:val="22"/>
         </w:rPr>
-        <w:t>API</w:t>
+        <w:t xml:space="preserve"> </w:t>
       </w:r>
       <w:r>
         <w:rPr>
           <w:rFonts w:cs="Arial"/>
           <w:szCs w:val="22"/>
         </w:rPr>
-        <w:t xml:space="preserve"> </w:t>
+        <w:t xml:space="preserve">zelf nog </w:t>
       </w:r>
       <w:r>
         <w:rPr>
           <w:rFonts w:cs="Arial"/>
           <w:szCs w:val="22"/>
         </w:rPr>
-        <w:t>v</w:t>
+        <w:t xml:space="preserve">nooit echt stil gestaan bij de beveiliging van </w:t>
       </w:r>
       <w:r>
         <w:rPr>
           <w:rFonts w:cs="Arial"/>
           <w:szCs w:val="22"/>
         </w:rPr>
-        <w:t>oor</w:t>
+        <w:t xml:space="preserve">de </w:t>
       </w:r>
       <w:r>
         <w:rPr>
           <w:rFonts w:cs="Arial"/>
           <w:szCs w:val="22"/>
         </w:rPr>
-        <w:t xml:space="preserve"> mijn projecten. Daarom wil ik in dit onderzoek </w:t>
+        <w:t>API</w:t>
       </w:r>
       <w:r>
         <w:rPr>
           <w:rFonts w:cs="Arial"/>
           <w:szCs w:val="22"/>
         </w:rPr>
-        <w:t>dan ook de nadruk leggen op de beveiliging van een REST-API</w:t>
+        <w:t xml:space="preserve"> </w:t>
       </w:r>
       <w:r>
         <w:rPr>
           <w:rFonts w:cs="Arial"/>
           <w:szCs w:val="22"/>
         </w:rPr>
-        <w:t xml:space="preserve"> systeem</w:t>
+        <w:t>v</w:t>
       </w:r>
       <w:r>
         <w:rPr>
           <w:rFonts w:cs="Arial"/>
           <w:szCs w:val="22"/>
         </w:rPr>
-        <w:t xml:space="preserve"> om bij te leren over welke beveiligingsproblemen er </w:t>
+        <w:t>oor</w:t>
       </w:r>
       <w:r>
         <w:rPr>
           <w:rFonts w:cs="Arial"/>
           <w:szCs w:val="22"/>
         </w:rPr>
-        <w:t xml:space="preserve">vaak aanwezig zijn en hoe </w:t>
+        <w:t xml:space="preserve"> mijn projecten. Daarom wil ik in dit onderzoek </w:t>
       </w:r>
       <w:r>
         <w:rPr>
           <w:rFonts w:cs="Arial"/>
           <w:szCs w:val="22"/>
         </w:rPr>
-        <w:t>ze</w:t>
+        <w:t>dan ook de nadruk leggen op de beveiliging van een REST-API</w:t>
       </w:r>
       <w:r>
         <w:rPr>
           <w:rFonts w:cs="Arial"/>
           <w:szCs w:val="22"/>
         </w:rPr>
-        <w:t xml:space="preserve"> voorkomen kunnen worden.</w:t>
-      </w:r>
-    </w:p>
-    <w:p>
-      <w:pPr>
+        <w:t xml:space="preserve"> systeem</w:t>
+      </w:r>
+      <w:r>
         <w:rPr>
           <w:rFonts w:cs="Arial"/>
           <w:szCs w:val="22"/>
         </w:rPr>
-      </w:pPr>
+        <w:t xml:space="preserve"> om bij te leren over welke beveiligingsproblemen er </w:t>
+      </w:r>
       <w:r>
         <w:rPr>
           <w:rFonts w:cs="Arial"/>
           <w:szCs w:val="22"/>
         </w:rPr>
-        <w:t xml:space="preserve">Dit onderzoek over </w:t>
+        <w:t xml:space="preserve">vaak aanwezig zijn en hoe </w:t>
       </w:r>
       <w:r>
         <w:rPr>
           <w:rFonts w:cs="Arial"/>
           <w:szCs w:val="22"/>
         </w:rPr>
-        <w:t xml:space="preserve">de </w:t>
+        <w:t>ze</w:t>
       </w:r>
       <w:r>
         <w:rPr>
           <w:rFonts w:cs="Arial"/>
           <w:szCs w:val="22"/>
         </w:rPr>
-        <w:t xml:space="preserve">beveiliging </w:t>
-      </w:r>
-      <w:r>
+        <w:t xml:space="preserve"> voorkomen kunnen worden.</w:t>
+      </w:r>
+    </w:p>
+    <w:p>
+      <w:pPr>
         <w:rPr>
           <w:rFonts w:cs="Arial"/>
           <w:szCs w:val="22"/>
         </w:rPr>
-        <w:t xml:space="preserve">van REST-API’s </w:t>
+      </w:pPr>
+      <w:r>
+        <w:rPr>
+          <w:rFonts w:cs="Arial"/>
+          <w:szCs w:val="22"/>
+        </w:rPr>
+        <w:t>Dit</w:t>
+      </w:r>
+      <w:r>
+        <w:rPr>
+          <w:rFonts w:cs="Arial"/>
+          <w:szCs w:val="22"/>
+        </w:rPr>
+        <w:t xml:space="preserve"> technisch</w:t>
+      </w:r>
+      <w:r>
+        <w:rPr>
+          <w:rFonts w:cs="Arial"/>
+          <w:szCs w:val="22"/>
+        </w:rPr>
+        <w:t xml:space="preserve"> onderzoek over </w:t>
+      </w:r>
+      <w:r>
+        <w:rPr>
+          <w:rFonts w:cs="Arial"/>
+          <w:szCs w:val="22"/>
+        </w:rPr>
+        <w:t xml:space="preserve">de </w:t>
+      </w:r>
+      <w:r>
+        <w:rPr>
+          <w:rFonts w:cs="Arial"/>
+          <w:szCs w:val="22"/>
+        </w:rPr>
+        <w:t xml:space="preserve">beveiliging </w:t>
+      </w:r>
+      <w:r>
+        <w:rPr>
+          <w:rFonts w:cs="Arial"/>
+          <w:szCs w:val="22"/>
+        </w:rPr>
+        <w:t>van REST-</w:t>
+      </w:r>
+      <w:proofErr w:type="spellStart"/>
+      <w:r>
+        <w:rPr>
+          <w:rFonts w:cs="Arial"/>
+          <w:szCs w:val="22"/>
+        </w:rPr>
+        <w:t>API’s</w:t>
+      </w:r>
+      <w:proofErr w:type="spellEnd"/>
+      <w:r>
+        <w:rPr>
+          <w:rFonts w:cs="Arial"/>
+          <w:szCs w:val="22"/>
+        </w:rPr>
+        <w:t xml:space="preserve"> </w:t>
       </w:r>
       <w:r>
         <w:rPr>
@@ -883,7 +990,7 @@
               <w:lang w:eastAsia="nl-BE"/>
             </w:rPr>
           </w:pPr>
-          <w:hyperlink w:anchor="_Toc222862643" w:history="1">
+          <w:hyperlink w:anchor="_Toc223128351" w:history="1">
             <w:r>
               <w:rPr>
                 <w:rStyle w:val="Hyperlink"/>
@@ -910,7 +1017,7 @@
                 <w:noProof/>
                 <w:webHidden/>
               </w:rPr>
-              <w:instrText xml:space="preserve"> PAGEREF _Toc222862643 \h </w:instrText>
+              <w:instrText xml:space="preserve"> PAGEREF _Toc223128351 \h </w:instrText>
             </w:r>
             <w:r>
               <w:rPr>
@@ -954,7 +1061,7 @@
               <w:lang w:eastAsia="nl-BE"/>
             </w:rPr>
           </w:pPr>
-          <w:hyperlink w:anchor="_Toc222862644" w:history="1">
+          <w:hyperlink w:anchor="_Toc223128352" w:history="1">
             <w:r>
               <w:rPr>
                 <w:rStyle w:val="Hyperlink"/>
@@ -981,7 +1088,7 @@
                 <w:noProof/>
                 <w:webHidden/>
               </w:rPr>
-              <w:instrText xml:space="preserve"> PAGEREF _Toc222862644 \h </w:instrText>
+              <w:instrText xml:space="preserve"> PAGEREF _Toc223128352 \h </w:instrText>
             </w:r>
             <w:r>
               <w:rPr>
@@ -1001,7 +1108,7 @@
                 <w:noProof/>
                 <w:webHidden/>
               </w:rPr>
-              <w:t>3</w:t>
+              <w:t>4</w:t>
             </w:r>
             <w:r>
               <w:rPr>
@@ -1025,7 +1132,7 @@
               <w:lang w:eastAsia="nl-BE"/>
             </w:rPr>
           </w:pPr>
-          <w:hyperlink w:anchor="_Toc222862645" w:history="1">
+          <w:hyperlink w:anchor="_Toc223128353" w:history="1">
             <w:r>
               <w:rPr>
                 <w:rStyle w:val="Hyperlink"/>
@@ -1052,7 +1159,7 @@
                 <w:noProof/>
                 <w:webHidden/>
               </w:rPr>
-              <w:instrText xml:space="preserve"> PAGEREF _Toc222862645 \h </w:instrText>
+              <w:instrText xml:space="preserve"> PAGEREF _Toc223128353 \h </w:instrText>
             </w:r>
             <w:r>
               <w:rPr>
@@ -1072,7 +1179,7 @@
                 <w:noProof/>
                 <w:webHidden/>
               </w:rPr>
-              <w:t>4</w:t>
+              <w:t>5</w:t>
             </w:r>
             <w:r>
               <w:rPr>
@@ -1097,7 +1204,7 @@
               <w:lang w:eastAsia="nl-BE"/>
             </w:rPr>
           </w:pPr>
-          <w:hyperlink w:anchor="_Toc222862646" w:history="1">
+          <w:hyperlink w:anchor="_Toc223128354" w:history="1">
             <w:r>
               <w:rPr>
                 <w:rStyle w:val="Hyperlink"/>
@@ -1149,7 +1256,7 @@
                 <w:noProof/>
                 <w:webHidden/>
               </w:rPr>
-              <w:instrText xml:space="preserve"> PAGEREF _Toc222862646 \h </w:instrText>
+              <w:instrText xml:space="preserve"> PAGEREF _Toc223128354 \h </w:instrText>
             </w:r>
             <w:r>
               <w:rPr>
@@ -1169,7 +1276,7 @@
                 <w:noProof/>
                 <w:webHidden/>
               </w:rPr>
-              <w:t>5</w:t>
+              <w:t>6</w:t>
             </w:r>
             <w:r>
               <w:rPr>
@@ -1194,7 +1301,7 @@
               <w:lang w:eastAsia="nl-BE"/>
             </w:rPr>
           </w:pPr>
-          <w:hyperlink w:anchor="_Toc222862647" w:history="1">
+          <w:hyperlink w:anchor="_Toc223128355" w:history="1">
             <w:r>
               <w:rPr>
                 <w:rStyle w:val="Hyperlink"/>
@@ -1237,7 +1344,7 @@
                 <w:noProof/>
                 <w:webHidden/>
               </w:rPr>
-              <w:instrText xml:space="preserve"> PAGEREF _Toc222862647 \h </w:instrText>
+              <w:instrText xml:space="preserve"> PAGEREF _Toc223128355 \h </w:instrText>
             </w:r>
             <w:r>
               <w:rPr>
@@ -1257,7 +1364,7 @@
                 <w:noProof/>
                 <w:webHidden/>
               </w:rPr>
-              <w:t>5</w:t>
+              <w:t>6</w:t>
             </w:r>
             <w:r>
               <w:rPr>
@@ -1282,7 +1389,7 @@
               <w:lang w:eastAsia="nl-BE"/>
             </w:rPr>
           </w:pPr>
-          <w:hyperlink w:anchor="_Toc222862648" w:history="1">
+          <w:hyperlink w:anchor="_Toc223128356" w:history="1">
             <w:r>
               <w:rPr>
                 <w:rStyle w:val="Hyperlink"/>
@@ -1325,7 +1432,7 @@
                 <w:noProof/>
                 <w:webHidden/>
               </w:rPr>
-              <w:instrText xml:space="preserve"> PAGEREF _Toc222862648 \h </w:instrText>
+              <w:instrText xml:space="preserve"> PAGEREF _Toc223128356 \h </w:instrText>
             </w:r>
             <w:r>
               <w:rPr>
@@ -1345,7 +1452,7 @@
                 <w:noProof/>
                 <w:webHidden/>
               </w:rPr>
-              <w:t>5</w:t>
+              <w:t>6</w:t>
             </w:r>
             <w:r>
               <w:rPr>
@@ -1370,7 +1477,7 @@
               <w:lang w:eastAsia="nl-BE"/>
             </w:rPr>
           </w:pPr>
-          <w:hyperlink w:anchor="_Toc222862649" w:history="1">
+          <w:hyperlink w:anchor="_Toc223128357" w:history="1">
             <w:r>
               <w:rPr>
                 <w:rStyle w:val="Hyperlink"/>
@@ -1413,7 +1520,7 @@
                 <w:noProof/>
                 <w:webHidden/>
               </w:rPr>
-              <w:instrText xml:space="preserve"> PAGEREF _Toc222862649 \h </w:instrText>
+              <w:instrText xml:space="preserve"> PAGEREF _Toc223128357 \h </w:instrText>
             </w:r>
             <w:r>
               <w:rPr>
@@ -1433,7 +1540,7 @@
                 <w:noProof/>
                 <w:webHidden/>
               </w:rPr>
-              <w:t>6</w:t>
+              <w:t>7</w:t>
             </w:r>
             <w:r>
               <w:rPr>
@@ -1458,7 +1565,7 @@
               <w:lang w:eastAsia="nl-BE"/>
             </w:rPr>
           </w:pPr>
-          <w:hyperlink w:anchor="_Toc222862650" w:history="1">
+          <w:hyperlink w:anchor="_Toc223128358" w:history="1">
             <w:r>
               <w:rPr>
                 <w:rStyle w:val="Hyperlink"/>
@@ -1501,7 +1608,7 @@
                 <w:noProof/>
                 <w:webHidden/>
               </w:rPr>
-              <w:instrText xml:space="preserve"> PAGEREF _Toc222862650 \h </w:instrText>
+              <w:instrText xml:space="preserve"> PAGEREF _Toc223128358 \h </w:instrText>
             </w:r>
             <w:r>
               <w:rPr>
@@ -1521,7 +1628,7 @@
                 <w:noProof/>
                 <w:webHidden/>
               </w:rPr>
-              <w:t>6</w:t>
+              <w:t>7</w:t>
             </w:r>
             <w:r>
               <w:rPr>
@@ -1546,7 +1653,7 @@
               <w:lang w:eastAsia="nl-BE"/>
             </w:rPr>
           </w:pPr>
-          <w:hyperlink w:anchor="_Toc222862651" w:history="1">
+          <w:hyperlink w:anchor="_Toc223128359" w:history="1">
             <w:r>
               <w:rPr>
                 <w:rStyle w:val="Hyperlink"/>
@@ -1589,7 +1696,7 @@
                 <w:noProof/>
                 <w:webHidden/>
               </w:rPr>
-              <w:instrText xml:space="preserve"> PAGEREF _Toc222862651 \h </w:instrText>
+              <w:instrText xml:space="preserve"> PAGEREF _Toc223128359 \h </w:instrText>
             </w:r>
             <w:r>
               <w:rPr>
@@ -1609,7 +1716,7 @@
                 <w:noProof/>
                 <w:webHidden/>
               </w:rPr>
-              <w:t>7</w:t>
+              <w:t>8</w:t>
             </w:r>
             <w:r>
               <w:rPr>
@@ -1634,7 +1741,7 @@
               <w:lang w:eastAsia="nl-BE"/>
             </w:rPr>
           </w:pPr>
-          <w:hyperlink w:anchor="_Toc222862652" w:history="1">
+          <w:hyperlink w:anchor="_Toc223128360" w:history="1">
             <w:r>
               <w:rPr>
                 <w:rStyle w:val="Hyperlink"/>
@@ -1677,7 +1784,7 @@
                 <w:noProof/>
                 <w:webHidden/>
               </w:rPr>
-              <w:instrText xml:space="preserve"> PAGEREF _Toc222862652 \h </w:instrText>
+              <w:instrText xml:space="preserve"> PAGEREF _Toc223128360 \h </w:instrText>
             </w:r>
             <w:r>
               <w:rPr>
@@ -1697,7 +1804,7 @@
                 <w:noProof/>
                 <w:webHidden/>
               </w:rPr>
-              <w:t>7</w:t>
+              <w:t>8</w:t>
             </w:r>
             <w:r>
               <w:rPr>
@@ -1722,7 +1829,7 @@
               <w:lang w:eastAsia="nl-BE"/>
             </w:rPr>
           </w:pPr>
-          <w:hyperlink w:anchor="_Toc222862653" w:history="1">
+          <w:hyperlink w:anchor="_Toc223128361" w:history="1">
             <w:r>
               <w:rPr>
                 <w:rStyle w:val="Hyperlink"/>
@@ -1765,7 +1872,7 @@
                 <w:noProof/>
                 <w:webHidden/>
               </w:rPr>
-              <w:instrText xml:space="preserve"> PAGEREF _Toc222862653 \h </w:instrText>
+              <w:instrText xml:space="preserve"> PAGEREF _Toc223128361 \h </w:instrText>
             </w:r>
             <w:r>
               <w:rPr>
@@ -1785,7 +1892,7 @@
                 <w:noProof/>
                 <w:webHidden/>
               </w:rPr>
-              <w:t>7</w:t>
+              <w:t>8</w:t>
             </w:r>
             <w:r>
               <w:rPr>
@@ -1810,7 +1917,7 @@
               <w:lang w:eastAsia="nl-BE"/>
             </w:rPr>
           </w:pPr>
-          <w:hyperlink w:anchor="_Toc222862654" w:history="1">
+          <w:hyperlink w:anchor="_Toc223128362" w:history="1">
             <w:r>
               <w:rPr>
                 <w:rStyle w:val="Hyperlink"/>
@@ -1853,7 +1960,7 @@
                 <w:noProof/>
                 <w:webHidden/>
               </w:rPr>
-              <w:instrText xml:space="preserve"> PAGEREF _Toc222862654 \h </w:instrText>
+              <w:instrText xml:space="preserve"> PAGEREF _Toc223128362 \h </w:instrText>
             </w:r>
             <w:r>
               <w:rPr>
@@ -1873,7 +1980,7 @@
                 <w:noProof/>
                 <w:webHidden/>
               </w:rPr>
-              <w:t>7</w:t>
+              <w:t>8</w:t>
             </w:r>
             <w:r>
               <w:rPr>
@@ -1898,7 +2005,7 @@
               <w:lang w:eastAsia="nl-BE"/>
             </w:rPr>
           </w:pPr>
-          <w:hyperlink w:anchor="_Toc222862655" w:history="1">
+          <w:hyperlink w:anchor="_Toc223128363" w:history="1">
             <w:r>
               <w:rPr>
                 <w:rStyle w:val="Hyperlink"/>
@@ -1941,7 +2048,7 @@
                 <w:noProof/>
                 <w:webHidden/>
               </w:rPr>
-              <w:instrText xml:space="preserve"> PAGEREF _Toc222862655 \h </w:instrText>
+              <w:instrText xml:space="preserve"> PAGEREF _Toc223128363 \h </w:instrText>
             </w:r>
             <w:r>
               <w:rPr>
@@ -1961,7 +2068,7 @@
                 <w:noProof/>
                 <w:webHidden/>
               </w:rPr>
-              <w:t>8</w:t>
+              <w:t>9</w:t>
             </w:r>
             <w:r>
               <w:rPr>
@@ -1986,7 +2093,7 @@
               <w:lang w:eastAsia="nl-BE"/>
             </w:rPr>
           </w:pPr>
-          <w:hyperlink w:anchor="_Toc222862656" w:history="1">
+          <w:hyperlink w:anchor="_Toc223128364" w:history="1">
             <w:r>
               <w:rPr>
                 <w:rStyle w:val="Hyperlink"/>
@@ -2029,7 +2136,7 @@
                 <w:noProof/>
                 <w:webHidden/>
               </w:rPr>
-              <w:instrText xml:space="preserve"> PAGEREF _Toc222862656 \h </w:instrText>
+              <w:instrText xml:space="preserve"> PAGEREF _Toc223128364 \h </w:instrText>
             </w:r>
             <w:r>
               <w:rPr>
@@ -2049,7 +2156,7 @@
                 <w:noProof/>
                 <w:webHidden/>
               </w:rPr>
-              <w:t>9</w:t>
+              <w:t>10</w:t>
             </w:r>
             <w:r>
               <w:rPr>
@@ -2074,7 +2181,7 @@
               <w:lang w:eastAsia="nl-BE"/>
             </w:rPr>
           </w:pPr>
-          <w:hyperlink w:anchor="_Toc222862657" w:history="1">
+          <w:hyperlink w:anchor="_Toc223128365" w:history="1">
             <w:r>
               <w:rPr>
                 <w:rStyle w:val="Hyperlink"/>
@@ -2117,7 +2224,7 @@
                 <w:noProof/>
                 <w:webHidden/>
               </w:rPr>
-              <w:instrText xml:space="preserve"> PAGEREF _Toc222862657 \h </w:instrText>
+              <w:instrText xml:space="preserve"> PAGEREF _Toc223128365 \h </w:instrText>
             </w:r>
             <w:r>
               <w:rPr>
@@ -2137,7 +2244,7 @@
                 <w:noProof/>
                 <w:webHidden/>
               </w:rPr>
-              <w:t>9</w:t>
+              <w:t>10</w:t>
             </w:r>
             <w:r>
               <w:rPr>
@@ -2162,7 +2269,7 @@
               <w:lang w:eastAsia="nl-BE"/>
             </w:rPr>
           </w:pPr>
-          <w:hyperlink w:anchor="_Toc222862658" w:history="1">
+          <w:hyperlink w:anchor="_Toc223128366" w:history="1">
             <w:r>
               <w:rPr>
                 <w:rStyle w:val="Hyperlink"/>
@@ -2205,7 +2312,7 @@
                 <w:noProof/>
                 <w:webHidden/>
               </w:rPr>
-              <w:instrText xml:space="preserve"> PAGEREF _Toc222862658 \h </w:instrText>
+              <w:instrText xml:space="preserve"> PAGEREF _Toc223128366 \h </w:instrText>
             </w:r>
             <w:r>
               <w:rPr>
@@ -2225,7 +2332,7 @@
                 <w:noProof/>
                 <w:webHidden/>
               </w:rPr>
-              <w:t>10</w:t>
+              <w:t>11</w:t>
             </w:r>
             <w:r>
               <w:rPr>
@@ -2250,7 +2357,7 @@
               <w:lang w:eastAsia="nl-BE"/>
             </w:rPr>
           </w:pPr>
-          <w:hyperlink w:anchor="_Toc222862659" w:history="1">
+          <w:hyperlink w:anchor="_Toc223128367" w:history="1">
             <w:r>
               <w:rPr>
                 <w:rStyle w:val="Hyperlink"/>
@@ -2272,7 +2379,7 @@
                 <w:rStyle w:val="Hyperlink"/>
                 <w:noProof/>
               </w:rPr>
-              <w:t>Veilige API, beschermt tegen XSS</w:t>
+              <w:t>Veilige API beschermt tegen XSS</w:t>
             </w:r>
             <w:r>
               <w:rPr>
@@ -2293,7 +2400,7 @@
                 <w:noProof/>
                 <w:webHidden/>
               </w:rPr>
-              <w:instrText xml:space="preserve"> PAGEREF _Toc222862659 \h </w:instrText>
+              <w:instrText xml:space="preserve"> PAGEREF _Toc223128367 \h </w:instrText>
             </w:r>
             <w:r>
               <w:rPr>
@@ -2313,7 +2420,7 @@
                 <w:noProof/>
                 <w:webHidden/>
               </w:rPr>
-              <w:t>12</w:t>
+              <w:t>13</w:t>
             </w:r>
             <w:r>
               <w:rPr>
@@ -2338,7 +2445,7 @@
               <w:lang w:eastAsia="nl-BE"/>
             </w:rPr>
           </w:pPr>
-          <w:hyperlink w:anchor="_Toc222862660" w:history="1">
+          <w:hyperlink w:anchor="_Toc223128368" w:history="1">
             <w:r>
               <w:rPr>
                 <w:rStyle w:val="Hyperlink"/>
@@ -2390,7 +2497,7 @@
                 <w:noProof/>
                 <w:webHidden/>
               </w:rPr>
-              <w:instrText xml:space="preserve"> PAGEREF _Toc222862660 \h </w:instrText>
+              <w:instrText xml:space="preserve"> PAGEREF _Toc223128368 \h </w:instrText>
             </w:r>
             <w:r>
               <w:rPr>
@@ -2410,7 +2517,7 @@
                 <w:noProof/>
                 <w:webHidden/>
               </w:rPr>
-              <w:t>13</w:t>
+              <w:t>14</w:t>
             </w:r>
             <w:r>
               <w:rPr>
@@ -2435,7 +2542,7 @@
               <w:lang w:eastAsia="nl-BE"/>
             </w:rPr>
           </w:pPr>
-          <w:hyperlink w:anchor="_Toc222862661" w:history="1">
+          <w:hyperlink w:anchor="_Toc223128369" w:history="1">
             <w:r>
               <w:rPr>
                 <w:rStyle w:val="Hyperlink"/>
@@ -2478,7 +2585,7 @@
                 <w:noProof/>
                 <w:webHidden/>
               </w:rPr>
-              <w:instrText xml:space="preserve"> PAGEREF _Toc222862661 \h </w:instrText>
+              <w:instrText xml:space="preserve"> PAGEREF _Toc223128369 \h </w:instrText>
             </w:r>
             <w:r>
               <w:rPr>
@@ -2498,7 +2605,7 @@
                 <w:noProof/>
                 <w:webHidden/>
               </w:rPr>
-              <w:t>13</w:t>
+              <w:t>14</w:t>
             </w:r>
             <w:r>
               <w:rPr>
@@ -2523,7 +2630,7 @@
               <w:lang w:eastAsia="nl-BE"/>
             </w:rPr>
           </w:pPr>
-          <w:hyperlink w:anchor="_Toc222862662" w:history="1">
+          <w:hyperlink w:anchor="_Toc223128370" w:history="1">
             <w:r>
               <w:rPr>
                 <w:rStyle w:val="Hyperlink"/>
@@ -2566,7 +2673,7 @@
                 <w:noProof/>
                 <w:webHidden/>
               </w:rPr>
-              <w:instrText xml:space="preserve"> PAGEREF _Toc222862662 \h </w:instrText>
+              <w:instrText xml:space="preserve"> PAGEREF _Toc223128370 \h </w:instrText>
             </w:r>
             <w:r>
               <w:rPr>
@@ -2586,7 +2693,7 @@
                 <w:noProof/>
                 <w:webHidden/>
               </w:rPr>
-              <w:t>13</w:t>
+              <w:t>14</w:t>
             </w:r>
             <w:r>
               <w:rPr>
@@ -2611,7 +2718,7 @@
               <w:lang w:eastAsia="nl-BE"/>
             </w:rPr>
           </w:pPr>
-          <w:hyperlink w:anchor="_Toc222862663" w:history="1">
+          <w:hyperlink w:anchor="_Toc223128371" w:history="1">
             <w:r>
               <w:rPr>
                 <w:rStyle w:val="Hyperlink"/>
@@ -2654,7 +2761,7 @@
                 <w:noProof/>
                 <w:webHidden/>
               </w:rPr>
-              <w:instrText xml:space="preserve"> PAGEREF _Toc222862663 \h </w:instrText>
+              <w:instrText xml:space="preserve"> PAGEREF _Toc223128371 \h </w:instrText>
             </w:r>
             <w:r>
               <w:rPr>
@@ -2674,7 +2781,7 @@
                 <w:noProof/>
                 <w:webHidden/>
               </w:rPr>
-              <w:t>13</w:t>
+              <w:t>14</w:t>
             </w:r>
             <w:r>
               <w:rPr>
@@ -2699,7 +2806,7 @@
               <w:lang w:eastAsia="nl-BE"/>
             </w:rPr>
           </w:pPr>
-          <w:hyperlink w:anchor="_Toc222862664" w:history="1">
+          <w:hyperlink w:anchor="_Toc223128372" w:history="1">
             <w:r>
               <w:rPr>
                 <w:rStyle w:val="Hyperlink"/>
@@ -2742,7 +2849,7 @@
                 <w:noProof/>
                 <w:webHidden/>
               </w:rPr>
-              <w:instrText xml:space="preserve"> PAGEREF _Toc222862664 \h </w:instrText>
+              <w:instrText xml:space="preserve"> PAGEREF _Toc223128372 \h </w:instrText>
             </w:r>
             <w:r>
               <w:rPr>
@@ -2762,7 +2869,7 @@
                 <w:noProof/>
                 <w:webHidden/>
               </w:rPr>
-              <w:t>14</w:t>
+              <w:t>15</w:t>
             </w:r>
             <w:r>
               <w:rPr>
@@ -2787,7 +2894,7 @@
               <w:lang w:eastAsia="nl-BE"/>
             </w:rPr>
           </w:pPr>
-          <w:hyperlink w:anchor="_Toc222862665" w:history="1">
+          <w:hyperlink w:anchor="_Toc223128373" w:history="1">
             <w:r>
               <w:rPr>
                 <w:rStyle w:val="Hyperlink"/>
@@ -2830,7 +2937,7 @@
                 <w:noProof/>
                 <w:webHidden/>
               </w:rPr>
-              <w:instrText xml:space="preserve"> PAGEREF _Toc222862665 \h </w:instrText>
+              <w:instrText xml:space="preserve"> PAGEREF _Toc223128373 \h </w:instrText>
             </w:r>
             <w:r>
               <w:rPr>
@@ -2850,7 +2957,7 @@
                 <w:noProof/>
                 <w:webHidden/>
               </w:rPr>
-              <w:t>15</w:t>
+              <w:t>16</w:t>
             </w:r>
             <w:r>
               <w:rPr>
@@ -2875,7 +2982,7 @@
               <w:lang w:eastAsia="nl-BE"/>
             </w:rPr>
           </w:pPr>
-          <w:hyperlink w:anchor="_Toc222862666" w:history="1">
+          <w:hyperlink w:anchor="_Toc223128374" w:history="1">
             <w:r>
               <w:rPr>
                 <w:rStyle w:val="Hyperlink"/>
@@ -2918,7 +3025,7 @@
                 <w:noProof/>
                 <w:webHidden/>
               </w:rPr>
-              <w:instrText xml:space="preserve"> PAGEREF _Toc222862666 \h </w:instrText>
+              <w:instrText xml:space="preserve"> PAGEREF _Toc223128374 \h </w:instrText>
             </w:r>
             <w:r>
               <w:rPr>
@@ -2938,7 +3045,7 @@
                 <w:noProof/>
                 <w:webHidden/>
               </w:rPr>
-              <w:t>15</w:t>
+              <w:t>16</w:t>
             </w:r>
             <w:r>
               <w:rPr>
@@ -2963,7 +3070,7 @@
               <w:lang w:eastAsia="nl-BE"/>
             </w:rPr>
           </w:pPr>
-          <w:hyperlink w:anchor="_Toc222862667" w:history="1">
+          <w:hyperlink w:anchor="_Toc223128375" w:history="1">
             <w:r>
               <w:rPr>
                 <w:rStyle w:val="Hyperlink"/>
@@ -2985,7 +3092,7 @@
                 <w:rStyle w:val="Hyperlink"/>
                 <w:noProof/>
               </w:rPr>
-              <w:t>Server Side Origin Check</w:t>
+              <w:t>Cookies met SameSite attribuut</w:t>
             </w:r>
             <w:r>
               <w:rPr>
@@ -3006,7 +3113,7 @@
                 <w:noProof/>
                 <w:webHidden/>
               </w:rPr>
-              <w:instrText xml:space="preserve"> PAGEREF _Toc222862667 \h </w:instrText>
+              <w:instrText xml:space="preserve"> PAGEREF _Toc223128375 \h </w:instrText>
             </w:r>
             <w:r>
               <w:rPr>
@@ -3026,7 +3133,7 @@
                 <w:noProof/>
                 <w:webHidden/>
               </w:rPr>
-              <w:t>15</w:t>
+              <w:t>16</w:t>
             </w:r>
             <w:r>
               <w:rPr>
@@ -3051,7 +3158,7 @@
               <w:lang w:eastAsia="nl-BE"/>
             </w:rPr>
           </w:pPr>
-          <w:hyperlink w:anchor="_Toc222862668" w:history="1">
+          <w:hyperlink w:anchor="_Toc223128376" w:history="1">
             <w:r>
               <w:rPr>
                 <w:rStyle w:val="Hyperlink"/>
@@ -3073,7 +3180,7 @@
                 <w:rStyle w:val="Hyperlink"/>
                 <w:noProof/>
               </w:rPr>
-              <w:t>CSRF Tokens</w:t>
+              <w:t>(Anti-)CSRF Tokens</w:t>
             </w:r>
             <w:r>
               <w:rPr>
@@ -3094,7 +3201,7 @@
                 <w:noProof/>
                 <w:webHidden/>
               </w:rPr>
-              <w:instrText xml:space="preserve"> PAGEREF _Toc222862668 \h </w:instrText>
+              <w:instrText xml:space="preserve"> PAGEREF _Toc223128376 \h </w:instrText>
             </w:r>
             <w:r>
               <w:rPr>
@@ -3114,7 +3221,7 @@
                 <w:noProof/>
                 <w:webHidden/>
               </w:rPr>
-              <w:t>15</w:t>
+              <w:t>17</w:t>
             </w:r>
             <w:r>
               <w:rPr>
@@ -3139,7 +3246,7 @@
               <w:lang w:eastAsia="nl-BE"/>
             </w:rPr>
           </w:pPr>
-          <w:hyperlink w:anchor="_Toc222862669" w:history="1">
+          <w:hyperlink w:anchor="_Toc223128377" w:history="1">
             <w:r>
               <w:rPr>
                 <w:rStyle w:val="Hyperlink"/>
@@ -3182,7 +3289,7 @@
                 <w:noProof/>
                 <w:webHidden/>
               </w:rPr>
-              <w:instrText xml:space="preserve"> PAGEREF _Toc222862669 \h </w:instrText>
+              <w:instrText xml:space="preserve"> PAGEREF _Toc223128377 \h </w:instrText>
             </w:r>
             <w:r>
               <w:rPr>
@@ -3202,7 +3309,271 @@
                 <w:noProof/>
                 <w:webHidden/>
               </w:rPr>
-              <w:t>15</w:t>
+              <w:t>18</w:t>
+            </w:r>
+            <w:r>
+              <w:rPr>
+                <w:noProof/>
+                <w:webHidden/>
+              </w:rPr>
+              <w:fldChar w:fldCharType="end"/>
+            </w:r>
+          </w:hyperlink>
+        </w:p>
+        <w:p>
+          <w:pPr>
+            <w:pStyle w:val="Inhopg3"/>
+            <w:tabs>
+              <w:tab w:val="left" w:pos="1200"/>
+              <w:tab w:val="right" w:leader="dot" w:pos="9062"/>
+            </w:tabs>
+            <w:rPr>
+              <w:rFonts w:asciiTheme="minorHAnsi" w:eastAsiaTheme="minorEastAsia" w:hAnsiTheme="minorHAnsi"/>
+              <w:noProof/>
+              <w:sz w:val="24"/>
+              <w:lang w:eastAsia="nl-BE"/>
+            </w:rPr>
+          </w:pPr>
+          <w:hyperlink w:anchor="_Toc223128378" w:history="1">
+            <w:r>
+              <w:rPr>
+                <w:rStyle w:val="Hyperlink"/>
+                <w:noProof/>
+              </w:rPr>
+              <w:t>2.3.1</w:t>
+            </w:r>
+            <w:r>
+              <w:rPr>
+                <w:rFonts w:asciiTheme="minorHAnsi" w:eastAsiaTheme="minorEastAsia" w:hAnsiTheme="minorHAnsi"/>
+                <w:noProof/>
+                <w:sz w:val="24"/>
+                <w:lang w:eastAsia="nl-BE"/>
+              </w:rPr>
+              <w:tab/>
+            </w:r>
+            <w:r>
+              <w:rPr>
+                <w:rStyle w:val="Hyperlink"/>
+                <w:noProof/>
+              </w:rPr>
+              <w:t>CSRF bij onveilige API</w:t>
+            </w:r>
+            <w:r>
+              <w:rPr>
+                <w:noProof/>
+                <w:webHidden/>
+              </w:rPr>
+              <w:tab/>
+            </w:r>
+            <w:r>
+              <w:rPr>
+                <w:noProof/>
+                <w:webHidden/>
+              </w:rPr>
+              <w:fldChar w:fldCharType="begin"/>
+            </w:r>
+            <w:r>
+              <w:rPr>
+                <w:noProof/>
+                <w:webHidden/>
+              </w:rPr>
+              <w:instrText xml:space="preserve"> PAGEREF _Toc223128378 \h </w:instrText>
+            </w:r>
+            <w:r>
+              <w:rPr>
+                <w:noProof/>
+                <w:webHidden/>
+              </w:rPr>
+            </w:r>
+            <w:r>
+              <w:rPr>
+                <w:noProof/>
+                <w:webHidden/>
+              </w:rPr>
+              <w:fldChar w:fldCharType="separate"/>
+            </w:r>
+            <w:r>
+              <w:rPr>
+                <w:noProof/>
+                <w:webHidden/>
+              </w:rPr>
+              <w:t>18</w:t>
+            </w:r>
+            <w:r>
+              <w:rPr>
+                <w:noProof/>
+                <w:webHidden/>
+              </w:rPr>
+              <w:fldChar w:fldCharType="end"/>
+            </w:r>
+          </w:hyperlink>
+        </w:p>
+        <w:p>
+          <w:pPr>
+            <w:pStyle w:val="Inhopg3"/>
+            <w:tabs>
+              <w:tab w:val="left" w:pos="1200"/>
+              <w:tab w:val="right" w:leader="dot" w:pos="9062"/>
+            </w:tabs>
+            <w:rPr>
+              <w:rFonts w:asciiTheme="minorHAnsi" w:eastAsiaTheme="minorEastAsia" w:hAnsiTheme="minorHAnsi"/>
+              <w:noProof/>
+              <w:sz w:val="24"/>
+              <w:lang w:eastAsia="nl-BE"/>
+            </w:rPr>
+          </w:pPr>
+          <w:hyperlink w:anchor="_Toc223128379" w:history="1">
+            <w:r>
+              <w:rPr>
+                <w:rStyle w:val="Hyperlink"/>
+                <w:noProof/>
+              </w:rPr>
+              <w:t>2.3.2</w:t>
+            </w:r>
+            <w:r>
+              <w:rPr>
+                <w:rFonts w:asciiTheme="minorHAnsi" w:eastAsiaTheme="minorEastAsia" w:hAnsiTheme="minorHAnsi"/>
+                <w:noProof/>
+                <w:sz w:val="24"/>
+                <w:lang w:eastAsia="nl-BE"/>
+              </w:rPr>
+              <w:tab/>
+            </w:r>
+            <w:r>
+              <w:rPr>
+                <w:rStyle w:val="Hyperlink"/>
+                <w:noProof/>
+              </w:rPr>
+              <w:t>CSRF ondanks correcte CORS configuratie</w:t>
+            </w:r>
+            <w:r>
+              <w:rPr>
+                <w:noProof/>
+                <w:webHidden/>
+              </w:rPr>
+              <w:tab/>
+            </w:r>
+            <w:r>
+              <w:rPr>
+                <w:noProof/>
+                <w:webHidden/>
+              </w:rPr>
+              <w:fldChar w:fldCharType="begin"/>
+            </w:r>
+            <w:r>
+              <w:rPr>
+                <w:noProof/>
+                <w:webHidden/>
+              </w:rPr>
+              <w:instrText xml:space="preserve"> PAGEREF _Toc223128379 \h </w:instrText>
+            </w:r>
+            <w:r>
+              <w:rPr>
+                <w:noProof/>
+                <w:webHidden/>
+              </w:rPr>
+            </w:r>
+            <w:r>
+              <w:rPr>
+                <w:noProof/>
+                <w:webHidden/>
+              </w:rPr>
+              <w:fldChar w:fldCharType="separate"/>
+            </w:r>
+            <w:r>
+              <w:rPr>
+                <w:noProof/>
+                <w:webHidden/>
+              </w:rPr>
+              <w:t>19</w:t>
+            </w:r>
+            <w:r>
+              <w:rPr>
+                <w:noProof/>
+                <w:webHidden/>
+              </w:rPr>
+              <w:fldChar w:fldCharType="end"/>
+            </w:r>
+          </w:hyperlink>
+        </w:p>
+        <w:p>
+          <w:pPr>
+            <w:pStyle w:val="Inhopg3"/>
+            <w:tabs>
+              <w:tab w:val="left" w:pos="1200"/>
+              <w:tab w:val="right" w:leader="dot" w:pos="9062"/>
+            </w:tabs>
+            <w:rPr>
+              <w:rFonts w:asciiTheme="minorHAnsi" w:eastAsiaTheme="minorEastAsia" w:hAnsiTheme="minorHAnsi"/>
+              <w:noProof/>
+              <w:sz w:val="24"/>
+              <w:lang w:eastAsia="nl-BE"/>
+            </w:rPr>
+          </w:pPr>
+          <w:hyperlink w:anchor="_Toc223128380" w:history="1">
+            <w:r>
+              <w:rPr>
+                <w:rStyle w:val="Hyperlink"/>
+                <w:noProof/>
+              </w:rPr>
+              <w:t>2.3.3</w:t>
+            </w:r>
+            <w:r>
+              <w:rPr>
+                <w:rFonts w:asciiTheme="minorHAnsi" w:eastAsiaTheme="minorEastAsia" w:hAnsiTheme="minorHAnsi"/>
+                <w:noProof/>
+                <w:sz w:val="24"/>
+                <w:lang w:eastAsia="nl-BE"/>
+              </w:rPr>
+              <w:tab/>
+            </w:r>
+            <w:r>
+              <w:rPr>
+                <w:rStyle w:val="Hyperlink"/>
+                <w:noProof/>
+              </w:rPr>
+              <w:t>(Anti-)CSRF Tokens beschermen veilige API</w:t>
+            </w:r>
+            <w:r>
+              <w:rPr>
+                <w:noProof/>
+                <w:webHidden/>
+              </w:rPr>
+              <w:tab/>
+            </w:r>
+            <w:r>
+              <w:rPr>
+                <w:noProof/>
+                <w:webHidden/>
+              </w:rPr>
+              <w:fldChar w:fldCharType="begin"/>
+            </w:r>
+            <w:r>
+              <w:rPr>
+                <w:noProof/>
+                <w:webHidden/>
+              </w:rPr>
+              <w:instrText xml:space="preserve"> PAGEREF _Toc223128380 \h </w:instrText>
+            </w:r>
+            <w:r>
+              <w:rPr>
+                <w:noProof/>
+                <w:webHidden/>
+              </w:rPr>
+            </w:r>
+            <w:r>
+              <w:rPr>
+                <w:noProof/>
+                <w:webHidden/>
+              </w:rPr>
+              <w:fldChar w:fldCharType="separate"/>
+            </w:r>
+            <w:r>
+              <w:rPr>
+                <w:noProof/>
+                <w:webHidden/>
+              </w:rPr>
+              <w:t>20</w:t>
             </w:r>
             <w:r>
               <w:rPr>
@@ -3226,7 +3597,7 @@
               <w:lang w:eastAsia="nl-BE"/>
             </w:rPr>
           </w:pPr>
-          <w:hyperlink w:anchor="_Toc222862670" w:history="1">
+          <w:hyperlink w:anchor="_Toc223128381" w:history="1">
             <w:r>
               <w:rPr>
                 <w:rStyle w:val="Hyperlink"/>
@@ -3253,7 +3624,7 @@
                 <w:noProof/>
                 <w:webHidden/>
               </w:rPr>
-              <w:instrText xml:space="preserve"> PAGEREF _Toc222862670 \h </w:instrText>
+              <w:instrText xml:space="preserve"> PAGEREF _Toc223128381 \h </w:instrText>
             </w:r>
             <w:r>
               <w:rPr>
@@ -3273,7 +3644,7 @@
                 <w:noProof/>
                 <w:webHidden/>
               </w:rPr>
-              <w:t>16</w:t>
+              <w:t>22</w:t>
             </w:r>
             <w:r>
               <w:rPr>
@@ -3297,7 +3668,7 @@
               <w:lang w:eastAsia="nl-BE"/>
             </w:rPr>
           </w:pPr>
-          <w:hyperlink w:anchor="_Toc222862671" w:history="1">
+          <w:hyperlink w:anchor="_Toc223128382" w:history="1">
             <w:r>
               <w:rPr>
                 <w:rStyle w:val="Hyperlink"/>
@@ -3324,7 +3695,7 @@
                 <w:noProof/>
                 <w:webHidden/>
               </w:rPr>
-              <w:instrText xml:space="preserve"> PAGEREF _Toc222862671 \h </w:instrText>
+              <w:instrText xml:space="preserve"> PAGEREF _Toc223128382 \h </w:instrText>
             </w:r>
             <w:r>
               <w:rPr>
@@ -3344,7 +3715,7 @@
                 <w:noProof/>
                 <w:webHidden/>
               </w:rPr>
-              <w:t>17</w:t>
+              <w:t>23</w:t>
             </w:r>
             <w:r>
               <w:rPr>
@@ -3368,7 +3739,7 @@
               <w:lang w:eastAsia="nl-BE"/>
             </w:rPr>
           </w:pPr>
-          <w:hyperlink w:anchor="_Toc222862672" w:history="1">
+          <w:hyperlink w:anchor="_Toc223128383" w:history="1">
             <w:r>
               <w:rPr>
                 <w:rStyle w:val="Hyperlink"/>
@@ -3395,7 +3766,7 @@
                 <w:noProof/>
                 <w:webHidden/>
               </w:rPr>
-              <w:instrText xml:space="preserve"> PAGEREF _Toc222862672 \h </w:instrText>
+              <w:instrText xml:space="preserve"> PAGEREF _Toc223128383 \h </w:instrText>
             </w:r>
             <w:r>
               <w:rPr>
@@ -3415,7 +3786,7 @@
                 <w:noProof/>
                 <w:webHidden/>
               </w:rPr>
-              <w:t>17</w:t>
+              <w:t>23</w:t>
             </w:r>
             <w:r>
               <w:rPr>
@@ -3437,6 +3808,216 @@
         </w:p>
       </w:sdtContent>
     </w:sdt>
+    <w:bookmarkStart w:id="5" w:name="_Toc196152163" w:displacedByCustomXml="prev"/>
+    <w:p>
+      <w:pPr>
+        <w:pStyle w:val="Kop1"/>
+      </w:pPr>
+      <w:bookmarkStart w:id="6" w:name="_Toc223128352"/>
+      <w:r>
+        <w:lastRenderedPageBreak/>
+        <w:t>Inleiding</w:t>
+      </w:r>
+      <w:bookmarkEnd w:id="5"/>
+      <w:bookmarkEnd w:id="6"/>
+    </w:p>
+    <w:p>
+      <w:r>
+        <w:t>In d</w:t>
+      </w:r>
+      <w:r>
+        <w:t xml:space="preserve">it werk </w:t>
+      </w:r>
+      <w:r>
+        <w:t xml:space="preserve">wordt er een technisch onderzoek gedaan naar </w:t>
+      </w:r>
+      <w:r>
+        <w:t>API</w:t>
+      </w:r>
+      <w:r>
+        <w:rPr>
+          <w:rStyle w:val="Voetnootmarkering"/>
+        </w:rPr>
+        <w:footnoteReference w:id="1"/>
+      </w:r>
+      <w:r>
+        <w:t xml:space="preserve"> systemen zowel theoretisch als praktisch</w:t>
+      </w:r>
+      <w:r>
+        <w:t>, om de algemene beveiliging van API systemen beter te begrijpen en hierop te anticiperen.</w:t>
+      </w:r>
+      <w:r>
+        <w:t xml:space="preserve"> </w:t>
+      </w:r>
+      <w:r>
+        <w:t xml:space="preserve">Dit onderzoek gaat dieper in op </w:t>
+      </w:r>
+      <w:r>
+        <w:t>2</w:t>
+      </w:r>
+      <w:r>
+        <w:t xml:space="preserve"> veelvoorkomende beveiligingsproblemen bij REST-</w:t>
+      </w:r>
+      <w:proofErr w:type="spellStart"/>
+      <w:r>
+        <w:t>API’s</w:t>
+      </w:r>
+      <w:proofErr w:type="spellEnd"/>
+      <w:r>
+        <w:rPr>
+          <w:rStyle w:val="Voetnootmarkering"/>
+        </w:rPr>
+        <w:footnoteReference w:id="2"/>
+      </w:r>
+      <w:r>
+        <w:t xml:space="preserve"> met de focus op het uitwisselen van data tussen een gebruiker en een applicatie</w:t>
+      </w:r>
+      <w:r>
+        <w:t>.</w:t>
+      </w:r>
+    </w:p>
+    <w:p>
+      <w:r>
+        <w:t xml:space="preserve">De </w:t>
+      </w:r>
+      <w:r>
+        <w:t>2</w:t>
+      </w:r>
+      <w:r>
+        <w:t xml:space="preserve"> beveiligingsproblemen die </w:t>
+      </w:r>
+      <w:r>
+        <w:t xml:space="preserve">onderzocht </w:t>
+      </w:r>
+      <w:r>
+        <w:t>worden zijn: Cross-Site Scripting (XSS)</w:t>
+      </w:r>
+      <w:r>
+        <w:t xml:space="preserve"> en</w:t>
+      </w:r>
+      <w:r>
+        <w:t xml:space="preserve"> Cross-Site Request Forgery (CSRF). </w:t>
+      </w:r>
+      <w:r>
+        <w:t>Het 1</w:t>
+      </w:r>
+      <w:r>
+        <w:rPr>
+          <w:vertAlign w:val="superscript"/>
+        </w:rPr>
+        <w:t>ste</w:t>
+      </w:r>
+      <w:r>
+        <w:t xml:space="preserve"> deel van </w:t>
+      </w:r>
+      <w:r>
+        <w:t xml:space="preserve">elk beveiligingsprobleem </w:t>
+      </w:r>
+      <w:r>
+        <w:t>bestaat uit een theoretisch onderzoek naar de aard van het probleem, uitgevoerd door een literatuurstudie om beter te begrijpen wat het probleem precies inhoudt.</w:t>
+      </w:r>
+    </w:p>
+    <w:p>
+      <w:r>
+        <w:t>Het 2</w:t>
+      </w:r>
+      <w:r>
+        <w:rPr>
+          <w:vertAlign w:val="superscript"/>
+        </w:rPr>
+        <w:t>de</w:t>
+      </w:r>
+      <w:r>
+        <w:t xml:space="preserve"> deel van het onderzoek bestaat uit een praktisch productie en ontwikkelingsgedeelte, hierbij worden 2 overkoepelende API systemen opgezet</w:t>
+      </w:r>
+      <w:r>
+        <w:t xml:space="preserve">. Het doel en de functionaliteiten van de 2 API systemen is hetzelfde, namelijk het kunnen aanmaken en inloggen </w:t>
+      </w:r>
+      <w:r>
+        <w:t>met</w:t>
+      </w:r>
+      <w:r>
+        <w:t xml:space="preserve"> een account en daarnaast het aanmaken en opvragen van (blog)posts.</w:t>
+      </w:r>
+      <w:r>
+        <w:t xml:space="preserve"> </w:t>
+      </w:r>
+    </w:p>
+    <w:p>
+      <w:r>
+        <w:t xml:space="preserve">De 2 API systemen verschillen in de vorm van onveilig en veilig, waarbij er bij </w:t>
+      </w:r>
+      <w:r>
+        <w:t>het</w:t>
+      </w:r>
+      <w:r>
+        <w:t xml:space="preserve"> 1</w:t>
+      </w:r>
+      <w:r>
+        <w:rPr>
+          <w:vertAlign w:val="superscript"/>
+        </w:rPr>
+        <w:t>ste</w:t>
+      </w:r>
+      <w:r>
+        <w:t xml:space="preserve"> </w:t>
+      </w:r>
+      <w:r>
+        <w:t xml:space="preserve">systeem </w:t>
+      </w:r>
+      <w:r>
+        <w:t xml:space="preserve">geen extra acties </w:t>
+      </w:r>
+      <w:r>
+        <w:t xml:space="preserve">en stappen ondernomen </w:t>
+      </w:r>
+      <w:r>
+        <w:t>worden</w:t>
+      </w:r>
+      <w:r>
+        <w:t xml:space="preserve"> </w:t>
+      </w:r>
+      <w:r>
+        <w:t>voor het voorkomen van de onderzochte beveiligingsproblemen</w:t>
+      </w:r>
+      <w:r>
+        <w:t>. Bij het 2</w:t>
+      </w:r>
+      <w:r>
+        <w:rPr>
+          <w:vertAlign w:val="superscript"/>
+        </w:rPr>
+        <w:t>de</w:t>
+      </w:r>
+      <w:r>
+        <w:t xml:space="preserve"> systeem zijn deze extra acties en stappen wel ondernomen.</w:t>
+      </w:r>
+      <w:r>
+        <w:t xml:space="preserve"> Door beide systemen met elkaar te vergelijken en te kijken naar de extra acties die ondernomen worden voor het veilig maken van het API systeem, kan worden aangetoond welke maatregelen nodig zijn om de beveiligingsproblemen te voorkomen.</w:t>
+      </w:r>
+    </w:p>
+    <w:p>
+      <w:r>
+        <w:t xml:space="preserve">Het praktische gedeelte wordt volledig gedocumenteerd via een </w:t>
+      </w:r>
+      <w:r>
+        <w:t>GitHub</w:t>
+      </w:r>
+      <w:r>
+        <w:t xml:space="preserve"> repository, de link naar de repository is opgenomen in de bijlagen van dit werk.</w:t>
+      </w:r>
+      <w:r>
+        <w:t xml:space="preserve"> Bij het praktische gedeelte is er gebruik gemaakt van Python en </w:t>
+      </w:r>
+      <w:proofErr w:type="spellStart"/>
+      <w:r>
+        <w:t>FastAPI</w:t>
+      </w:r>
+      <w:proofErr w:type="spellEnd"/>
+      <w:r>
+        <w:t xml:space="preserve"> om een API systeem op te zetten, meer informatie over de gebruikte technologiestack kan terug gevonden worden in de repository.</w:t>
+      </w:r>
+    </w:p>
     <w:p>
       <w:pPr>
         <w:rPr>
@@ -3447,8 +4028,10 @@
           <w:u w:val="single"/>
         </w:rPr>
       </w:pPr>
-      <w:bookmarkStart w:id="5" w:name="_Toc196152163"/>
-      <w:r>
+      <w:r>
+        <w:rPr>
+          <w:u w:val="single"/>
+        </w:rPr>
         <w:br w:type="page"/>
       </w:r>
     </w:p>
@@ -3456,215 +4039,8 @@
       <w:pPr>
         <w:pStyle w:val="Kop1"/>
       </w:pPr>
-      <w:bookmarkStart w:id="6" w:name="_Toc222862644"/>
-      <w:r>
-        <w:lastRenderedPageBreak/>
-        <w:t>Inleiding</w:t>
-      </w:r>
-      <w:bookmarkEnd w:id="5"/>
-      <w:bookmarkEnd w:id="6"/>
-    </w:p>
-    <w:p>
-      <w:r>
-        <w:t>In d</w:t>
-      </w:r>
-      <w:r>
-        <w:t xml:space="preserve">it werk </w:t>
-      </w:r>
-      <w:r>
-        <w:t xml:space="preserve">wordt er een technisch onderzoek gedaan naar </w:t>
-      </w:r>
-      <w:r>
-        <w:t>API</w:t>
-      </w:r>
-      <w:r>
-        <w:rPr>
-          <w:rStyle w:val="Voetnootmarkering"/>
-        </w:rPr>
-        <w:footnoteReference w:id="1"/>
-      </w:r>
-      <w:r>
-        <w:t xml:space="preserve"> systemen zowel theoretisch als praktisch</w:t>
-      </w:r>
-      <w:r>
-        <w:t>, om de algemene beveiliging van API systemen beter te begrijpen en hierop te anticiperen.</w:t>
-      </w:r>
-      <w:r>
-        <w:t xml:space="preserve"> </w:t>
-      </w:r>
-      <w:r>
-        <w:t xml:space="preserve">Dit onderzoek gaat dieper in op </w:t>
-      </w:r>
-      <w:r>
-        <w:t>2</w:t>
-      </w:r>
-      <w:r>
-        <w:t xml:space="preserve"> veelvoorkomende beveiligingsproblemen bij REST-API’s</w:t>
-      </w:r>
-      <w:r>
-        <w:rPr>
-          <w:rStyle w:val="Voetnootmarkering"/>
-        </w:rPr>
-        <w:footnoteReference w:id="2"/>
-      </w:r>
-      <w:r>
-        <w:t xml:space="preserve"> met de focus op het uitwisselen van data tussen een gebruiker en een applicatie</w:t>
-      </w:r>
-      <w:r>
-        <w:t>.</w:t>
-      </w:r>
-    </w:p>
-    <w:p>
-      <w:r>
-        <w:t xml:space="preserve">De </w:t>
-      </w:r>
-      <w:r>
-        <w:t>2</w:t>
-      </w:r>
-      <w:r>
-        <w:t xml:space="preserve"> beveiligingsproblemen die </w:t>
-      </w:r>
-      <w:r>
-        <w:t xml:space="preserve">onderzocht </w:t>
-      </w:r>
-      <w:r>
-        <w:t>worden zijn: Cross-Site Scripting (XSS)</w:t>
-      </w:r>
-      <w:r>
-        <w:t xml:space="preserve"> en</w:t>
-      </w:r>
-      <w:r>
-        <w:t xml:space="preserve"> Cross-Site Request Forgery (CSRF). </w:t>
-      </w:r>
-      <w:r>
-        <w:t>Het 1</w:t>
-      </w:r>
-      <w:r>
-        <w:rPr>
-          <w:vertAlign w:val="superscript"/>
-        </w:rPr>
-        <w:t>ste</w:t>
-      </w:r>
-      <w:r>
-        <w:t xml:space="preserve"> deel van </w:t>
-      </w:r>
-      <w:r>
-        <w:t xml:space="preserve">elk beveiligingsprobleem </w:t>
-      </w:r>
-      <w:r>
-        <w:t>bestaat uit een theoretisch onderzoek naar de aard van het probleem, uitgevoerd door een literatuurstudie om beter te begrijpen wat het probleem precies inhoudt.</w:t>
-      </w:r>
-    </w:p>
-    <w:p>
-      <w:r>
-        <w:t>Het 2</w:t>
-      </w:r>
-      <w:r>
-        <w:rPr>
-          <w:vertAlign w:val="superscript"/>
-        </w:rPr>
-        <w:t>de</w:t>
-      </w:r>
-      <w:r>
-        <w:t xml:space="preserve"> deel van het onderzoek bestaat uit een praktisch productie en ontwikkelingsgedeelte, hierbij worden 2 overkoepelende API systemen opgezet</w:t>
-      </w:r>
-      <w:r>
-        <w:t>. Het doel en de functionaliteiten van de 2 API systemen is hetzelfde, namelijk het kunnen aanmaken en inloggen van een account en daarnaast het aanmaken en opvragen van (blog)posts.</w:t>
-      </w:r>
-      <w:r>
-        <w:t xml:space="preserve"> </w:t>
-      </w:r>
-    </w:p>
-    <w:p>
-      <w:r>
-        <w:t xml:space="preserve">De 2 API systemen verschillen in de vorm van onveilig en veilig, waarbij er bij </w:t>
-      </w:r>
-      <w:r>
-        <w:t>het</w:t>
-      </w:r>
-      <w:r>
-        <w:t xml:space="preserve"> 1</w:t>
-      </w:r>
-      <w:r>
-        <w:rPr>
-          <w:vertAlign w:val="superscript"/>
-        </w:rPr>
-        <w:t>ste</w:t>
-      </w:r>
-      <w:r>
-        <w:t xml:space="preserve"> </w:t>
-      </w:r>
-      <w:r>
-        <w:t xml:space="preserve">systeem </w:t>
-      </w:r>
-      <w:r>
-        <w:t xml:space="preserve">geen extra acties </w:t>
-      </w:r>
-      <w:r>
-        <w:t xml:space="preserve">en stappen ondernomen </w:t>
-      </w:r>
-      <w:r>
-        <w:t>worden</w:t>
-      </w:r>
-      <w:r>
-        <w:t xml:space="preserve"> </w:t>
-      </w:r>
-      <w:r>
-        <w:t>voor het voorkomen van de onderzochte beveiligingsproblemen</w:t>
-      </w:r>
-      <w:r>
-        <w:t>. Bij het 2</w:t>
-      </w:r>
-      <w:r>
-        <w:rPr>
-          <w:vertAlign w:val="superscript"/>
-        </w:rPr>
-        <w:t>de</w:t>
-      </w:r>
-      <w:r>
-        <w:t xml:space="preserve"> systeem zijn deze extra acties en stappen wel ondernomen.</w:t>
-      </w:r>
-      <w:r>
-        <w:t xml:space="preserve"> Door beide systemen met elkaar te vergelijken en te kijken naar de extra acties die ondernomen worden voor het veilig maken van het API systeem, kan worden aangetoond welke maatregelen nodig zijn om de geïdentificeerde beveiligingsproblemen te voorkomen.</w:t>
-      </w:r>
-    </w:p>
-    <w:p>
-      <w:r>
-        <w:t xml:space="preserve">Het praktische gedeelte wordt volledig gedocumenteerd via een </w:t>
-      </w:r>
-      <w:r>
-        <w:t>GitHub</w:t>
-      </w:r>
-      <w:r>
-        <w:t xml:space="preserve"> repository, de link naar de repository is opgenomen in de bijlagen van dit werk.</w:t>
-      </w:r>
-      <w:r>
-        <w:t xml:space="preserve"> Bij het praktische gedeelte is er gebruik gemaakt van Python en FastAPI om een API systeem op te zetten, meer informatie over de gebruikte technologiestack kan terug gevonden worden in de repository.</w:t>
-      </w:r>
-    </w:p>
-    <w:p>
-      <w:pPr>
-        <w:rPr>
-          <w:rFonts w:asciiTheme="majorHAnsi" w:eastAsiaTheme="majorEastAsia" w:hAnsiTheme="majorHAnsi" w:cstheme="majorBidi"/>
-          <w:color w:val="0F4761" w:themeColor="accent1" w:themeShade="BF"/>
-          <w:sz w:val="32"/>
-          <w:szCs w:val="32"/>
-          <w:u w:val="single"/>
-        </w:rPr>
-      </w:pPr>
-      <w:r>
-        <w:rPr>
-          <w:u w:val="single"/>
-        </w:rPr>
-        <w:br w:type="page"/>
-      </w:r>
-    </w:p>
-    <w:p>
-      <w:pPr>
-        <w:pStyle w:val="Kop1"/>
-      </w:pPr>
       <w:bookmarkStart w:id="7" w:name="_Toc196152164"/>
-      <w:bookmarkStart w:id="8" w:name="_Toc222862645"/>
+      <w:bookmarkStart w:id="8" w:name="_Toc223128353"/>
       <w:r>
         <w:lastRenderedPageBreak/>
         <w:t>Afkortingen</w:t>
@@ -4006,7 +4382,20 @@
           <w:lang w:val="en-US"/>
         </w:rPr>
         <w:tab/>
-        <w:t>HyperText Markup Language</w:t>
+      </w:r>
+      <w:proofErr w:type="spellStart"/>
+      <w:r>
+        <w:rPr>
+          <w:lang w:val="en-US"/>
+        </w:rPr>
+        <w:t>HyperText</w:t>
+      </w:r>
+      <w:proofErr w:type="spellEnd"/>
+      <w:r>
+        <w:rPr>
+          <w:lang w:val="en-US"/>
+        </w:rPr>
+        <w:t xml:space="preserve"> Markup Language</w:t>
       </w:r>
     </w:p>
     <w:p>
@@ -4034,11 +4423,19 @@
         </w:rPr>
         <w:tab/>
       </w:r>
+      <w:proofErr w:type="spellStart"/>
       <w:r>
         <w:rPr>
           <w:lang w:val="en-US"/>
         </w:rPr>
-        <w:t>HyperText Transfer Protocol</w:t>
+        <w:t>HyperText</w:t>
+      </w:r>
+      <w:proofErr w:type="spellEnd"/>
+      <w:r>
+        <w:rPr>
+          <w:lang w:val="en-US"/>
+        </w:rPr>
+        <w:t xml:space="preserve"> Transfer Protocol</w:t>
       </w:r>
     </w:p>
     <w:p>
@@ -4092,8 +4489,13 @@
       </w:r>
       <w:r>
         <w:tab/>
-        <w:t>Unique Identifier</w:t>
-      </w:r>
+        <w:t xml:space="preserve">Unique </w:t>
+      </w:r>
+      <w:proofErr w:type="spellStart"/>
+      <w:r>
+        <w:t>Identifier</w:t>
+      </w:r>
+      <w:proofErr w:type="spellEnd"/>
     </w:p>
     <w:p>
       <w:pPr>
@@ -4110,8 +4512,8 @@
       <w:r>
         <w:br w:type="page"/>
       </w:r>
-      <w:bookmarkStart w:id="9" w:name="_Toc222862646"/>
-      <w:bookmarkStart w:id="10" w:name="_Toc196152198"/>
+      <w:bookmarkStart w:id="9" w:name="_Toc196152198"/>
+      <w:bookmarkStart w:id="10" w:name="_Toc223128354"/>
       <w:r>
         <w:lastRenderedPageBreak/>
         <w:t>XSS</w:t>
@@ -4126,7 +4528,7 @@
         </w:rPr>
         <w:t>Cross-Site Scripting</w:t>
       </w:r>
-      <w:bookmarkEnd w:id="9"/>
+      <w:bookmarkEnd w:id="10"/>
     </w:p>
     <w:p>
       <w:pPr>
@@ -4136,7 +4538,7 @@
           <w:numId w:val="39"/>
         </w:numPr>
       </w:pPr>
-      <w:bookmarkStart w:id="11" w:name="_Toc222862647"/>
+      <w:bookmarkStart w:id="11" w:name="_Toc223128355"/>
       <w:r>
         <w:t>Wat is XSS?</w:t>
       </w:r>
@@ -4150,7 +4552,7 @@
           <w:numId w:val="39"/>
         </w:numPr>
       </w:pPr>
-      <w:bookmarkStart w:id="12" w:name="_Toc222862648"/>
+      <w:bookmarkStart w:id="12" w:name="_Toc223128356"/>
       <w:r>
         <w:t>Algeme</w:t>
       </w:r>
@@ -4218,7 +4620,10 @@
         <w:t>(</w:t>
       </w:r>
       <w:r>
-        <w:t>cookies met</w:t>
+        <w:t>C</w:t>
+      </w:r>
+      <w:r>
+        <w:t>ookies met</w:t>
       </w:r>
       <w:r>
         <w:t>)</w:t>
@@ -4236,7 +4641,10 @@
         </w:numPr>
       </w:pPr>
       <w:r>
-        <w:t xml:space="preserve">zich voordoen als een </w:t>
+        <w:t>Z</w:t>
+      </w:r>
+      <w:r>
+        <w:t xml:space="preserve">ich voordoen als een </w:t>
       </w:r>
       <w:r>
         <w:t xml:space="preserve">andere </w:t>
@@ -4254,7 +4662,10 @@
         </w:numPr>
       </w:pPr>
       <w:r>
-        <w:t>formulieren manipuleren</w:t>
+        <w:t>F</w:t>
+      </w:r>
+      <w:r>
+        <w:t>ormulieren manipuleren</w:t>
       </w:r>
     </w:p>
     <w:p>
@@ -4278,7 +4689,10 @@
         </w:numPr>
       </w:pPr>
       <w:r>
-        <w:t xml:space="preserve">content van de website aanpassen </w:t>
+        <w:t>C</w:t>
+      </w:r>
+      <w:r>
+        <w:t xml:space="preserve">ontent van de website aanpassen </w:t>
       </w:r>
     </w:p>
     <w:p>
@@ -4386,8 +4800,13 @@
       <w:pPr>
         <w:pStyle w:val="Bronnen"/>
       </w:pPr>
-      <w:r>
-        <w:t>GeeksforGeeks (2025)</w:t>
+      <w:proofErr w:type="spellStart"/>
+      <w:r>
+        <w:t>GeeksforGeeks</w:t>
+      </w:r>
+      <w:proofErr w:type="spellEnd"/>
+      <w:r>
+        <w:t xml:space="preserve"> (2025)</w:t>
       </w:r>
     </w:p>
     <w:p/>
@@ -4408,7 +4827,7 @@
         <w:t>gave</w:t>
       </w:r>
       <w:r>
-        <w:t xml:space="preserve"> van een XSS kwetsbaarheid die wordt getest, waarbij client 1 de aanvaller is en client 2 het slachtoffer is.</w:t>
+        <w:t xml:space="preserve"> van een XSS kwetsbaarheid die wordt getest, waarbij client 1 de aanvaller is en client 2 het slachtoffer.</w:t>
       </w:r>
       <w:r>
         <w:rPr>
@@ -4471,7 +4890,7 @@
           <w:numId w:val="39"/>
         </w:numPr>
       </w:pPr>
-      <w:bookmarkStart w:id="13" w:name="_Toc222862649"/>
+      <w:bookmarkStart w:id="13" w:name="_Toc223128357"/>
       <w:r>
         <w:lastRenderedPageBreak/>
         <w:t>Reflected XSS</w:t>
@@ -4492,7 +4911,7 @@
           <w:noProof/>
         </w:rPr>
         <w:drawing>
-          <wp:anchor distT="0" distB="0" distL="114300" distR="114300" simplePos="0" relativeHeight="251660288" behindDoc="0" locked="0" layoutInCell="1" allowOverlap="1" wp14:anchorId="152C802A" wp14:editId="418B1104">
+          <wp:anchor distT="0" distB="0" distL="114300" distR="114300" simplePos="0" relativeHeight="251660288" behindDoc="0" locked="0" layoutInCell="1" allowOverlap="1" wp14:anchorId="152C802A" wp14:editId="41C729CC">
             <wp:simplePos x="0" y="0"/>
             <wp:positionH relativeFrom="margin">
               <wp:align>left</wp:align>
@@ -4567,8 +4986,13 @@
       <w:pPr>
         <w:pStyle w:val="Bronnen"/>
       </w:pPr>
-      <w:r>
-        <w:t>Hepper (2017)</w:t>
+      <w:proofErr w:type="spellStart"/>
+      <w:r>
+        <w:t>Hepper</w:t>
+      </w:r>
+      <w:proofErr w:type="spellEnd"/>
+      <w:r>
+        <w:t xml:space="preserve"> (2017)</w:t>
       </w:r>
     </w:p>
     <w:p>
@@ -4624,7 +5048,7 @@
         <w:t xml:space="preserve">De server in figuur 2 verwerkt het verzoek en geeft </w:t>
       </w:r>
       <w:r>
-        <w:t xml:space="preserve">de zoek resultaten en </w:t>
+        <w:t xml:space="preserve">de zoekresultaten en </w:t>
       </w:r>
       <w:r>
         <w:t>de opgezochte term terug aan de gebruiker.</w:t>
@@ -4752,7 +5176,7 @@
           <w:numId w:val="39"/>
         </w:numPr>
       </w:pPr>
-      <w:bookmarkStart w:id="14" w:name="_Toc222862650"/>
+      <w:bookmarkStart w:id="14" w:name="_Toc223128358"/>
       <w:r>
         <w:t>Stored XSS</w:t>
       </w:r>
@@ -4850,14 +5274,30 @@
         </w:numPr>
       </w:pPr>
       <w:r>
-        <w:t>(contact)formulieren</w:t>
-      </w:r>
-      <w:r>
-        <w:t xml:space="preserve"> &amp; rich </w:t>
-      </w:r>
+        <w:t>(</w:t>
+      </w:r>
+      <w:r>
+        <w:t>C</w:t>
+      </w:r>
+      <w:r>
+        <w:t>ontact)formulieren</w:t>
+      </w:r>
+      <w:r>
+        <w:t xml:space="preserve"> &amp; </w:t>
+      </w:r>
+      <w:proofErr w:type="spellStart"/>
+      <w:r>
+        <w:t>rich</w:t>
+      </w:r>
+      <w:proofErr w:type="spellEnd"/>
+      <w:r>
+        <w:t xml:space="preserve"> </w:t>
+      </w:r>
+      <w:proofErr w:type="spellStart"/>
       <w:r>
         <w:t>text</w:t>
       </w:r>
+      <w:proofErr w:type="spellEnd"/>
       <w:r>
         <w:t xml:space="preserve"> editors</w:t>
       </w:r>
@@ -4971,7 +5411,7 @@
           <w:numId w:val="39"/>
         </w:numPr>
       </w:pPr>
-      <w:bookmarkStart w:id="15" w:name="_Toc222862651"/>
+      <w:bookmarkStart w:id="15" w:name="_Toc223128359"/>
       <w:r>
         <w:lastRenderedPageBreak/>
         <w:t>Hoe XSS voorkomen?</w:t>
@@ -4986,7 +5426,7 @@
           <w:numId w:val="39"/>
         </w:numPr>
       </w:pPr>
-      <w:bookmarkStart w:id="16" w:name="_Toc222862652"/>
+      <w:bookmarkStart w:id="16" w:name="_Toc223128360"/>
       <w:r>
         <w:t>Algemeen</w:t>
       </w:r>
@@ -5006,7 +5446,13 @@
         <w:t xml:space="preserve">de code van </w:t>
       </w:r>
       <w:r>
-        <w:t xml:space="preserve">de frontend maar </w:t>
+        <w:t>de frontend</w:t>
+      </w:r>
+      <w:r>
+        <w:t xml:space="preserve"> </w:t>
+      </w:r>
+      <w:r>
+        <w:t xml:space="preserve">maar </w:t>
       </w:r>
       <w:r>
         <w:t>dit</w:t>
@@ -5086,7 +5532,7 @@
           <w:numId w:val="39"/>
         </w:numPr>
       </w:pPr>
-      <w:bookmarkStart w:id="17" w:name="_Toc222862653"/>
+      <w:bookmarkStart w:id="17" w:name="_Toc223128361"/>
       <w:r>
         <w:t xml:space="preserve">HTML </w:t>
       </w:r>
@@ -5176,7 +5622,15 @@
         <w:t xml:space="preserve"> </w:t>
       </w:r>
       <w:r>
-        <w:t>Deze lijst werd vastgelegd door de Web Hypertext Application Technology Working Group</w:t>
+        <w:t xml:space="preserve">Deze lijst werd vastgelegd door de Web Hypertext Application Technology </w:t>
+      </w:r>
+      <w:proofErr w:type="spellStart"/>
+      <w:r>
+        <w:t>Working</w:t>
+      </w:r>
+      <w:proofErr w:type="spellEnd"/>
+      <w:r>
+        <w:t xml:space="preserve"> Group</w:t>
       </w:r>
       <w:r>
         <w:t xml:space="preserve"> (</w:t>
@@ -5231,60 +5685,213 @@
           <w:b/>
           <w:bCs/>
         </w:rPr>
-        <w:t>&amp;lt;</w:t>
-      </w:r>
-      <w:r>
-        <w:t xml:space="preserve"> of door zijn entity nummer </w:t>
-      </w:r>
+        <w:t>&amp;</w:t>
+      </w:r>
+      <w:proofErr w:type="spellStart"/>
       <w:r>
         <w:rPr>
           <w:b/>
           <w:bCs/>
         </w:rPr>
-        <w:t xml:space="preserve">&amp;#60; </w:t>
-      </w:r>
-      <w:r>
-        <w:t>de gebruiker krijgt wel gewoon het kleiner dan teken te zien</w:t>
-      </w:r>
-      <w:r>
-        <w:t xml:space="preserve"> op zijn/haar beeldscherm</w:t>
-      </w:r>
-      <w:r>
-        <w:t xml:space="preserve">. </w:t>
-      </w:r>
-      <w:r>
-        <w:t xml:space="preserve">Een voorbeeld van een gevaarlijke XSS payload die verandert door middel van HTML escaping: de payload </w:t>
-      </w:r>
+        <w:t>lt</w:t>
+      </w:r>
+      <w:proofErr w:type="spellEnd"/>
       <w:r>
         <w:rPr>
           <w:b/>
           <w:bCs/>
         </w:rPr>
-        <w:t xml:space="preserve">&lt;img src=x onerror=alert(document.cookie)&gt; </w:t>
-      </w:r>
-      <w:r>
-        <w:t xml:space="preserve">verandert dan in </w:t>
+        <w:t>;</w:t>
+      </w:r>
+      <w:r>
+        <w:t xml:space="preserve"> of door zijn entity nummer </w:t>
       </w:r>
       <w:r>
         <w:rPr>
           <w:b/>
           <w:bCs/>
         </w:rPr>
-        <w:t>&amp;lt;img src=x onerror=alert(</w:t>
+        <w:t xml:space="preserve">&amp;#60; </w:t>
+      </w:r>
+      <w:r>
+        <w:t>de gebruiker krijgt wel gewoon het kleiner dan teken te zien</w:t>
+      </w:r>
+      <w:r>
+        <w:t xml:space="preserve"> op zijn/haar beeldscherm</w:t>
+      </w:r>
+      <w:r>
+        <w:t xml:space="preserve">. </w:t>
+      </w:r>
+      <w:r>
+        <w:t xml:space="preserve">Een voorbeeld van een gevaarlijke XSS payload die verandert door middel van HTML escaping: de payload </w:t>
       </w:r>
       <w:r>
         <w:rPr>
           <w:b/>
           <w:bCs/>
         </w:rPr>
-        <w:t xml:space="preserve"> </w:t>
-      </w:r>
+        <w:t>&lt;</w:t>
+      </w:r>
+      <w:proofErr w:type="spellStart"/>
       <w:r>
         <w:rPr>
           <w:b/>
           <w:bCs/>
         </w:rPr>
-        <w:t xml:space="preserve">document.cookie)&amp;gt; </w:t>
+        <w:t>img</w:t>
+      </w:r>
+      <w:proofErr w:type="spellEnd"/>
+      <w:r>
+        <w:rPr>
+          <w:b/>
+          <w:bCs/>
+        </w:rPr>
+        <w:t xml:space="preserve"> </w:t>
+      </w:r>
+      <w:proofErr w:type="spellStart"/>
+      <w:r>
+        <w:rPr>
+          <w:b/>
+          <w:bCs/>
+        </w:rPr>
+        <w:t>src</w:t>
+      </w:r>
+      <w:proofErr w:type="spellEnd"/>
+      <w:r>
+        <w:rPr>
+          <w:b/>
+          <w:bCs/>
+        </w:rPr>
+        <w:t xml:space="preserve">=x </w:t>
+      </w:r>
+      <w:proofErr w:type="spellStart"/>
+      <w:r>
+        <w:rPr>
+          <w:b/>
+          <w:bCs/>
+        </w:rPr>
+        <w:t>onerror</w:t>
+      </w:r>
+      <w:proofErr w:type="spellEnd"/>
+      <w:r>
+        <w:rPr>
+          <w:b/>
+          <w:bCs/>
+        </w:rPr>
+        <w:t>=alert(</w:t>
+      </w:r>
+      <w:proofErr w:type="spellStart"/>
+      <w:r>
+        <w:rPr>
+          <w:b/>
+          <w:bCs/>
+        </w:rPr>
+        <w:t>document.cookie</w:t>
+      </w:r>
+      <w:proofErr w:type="spellEnd"/>
+      <w:r>
+        <w:rPr>
+          <w:b/>
+          <w:bCs/>
+        </w:rPr>
+        <w:t xml:space="preserve">)&gt; </w:t>
+      </w:r>
+      <w:r>
+        <w:t xml:space="preserve">verandert dan in </w:t>
+      </w:r>
+      <w:r>
+        <w:rPr>
+          <w:b/>
+          <w:bCs/>
+        </w:rPr>
+        <w:t>&amp;</w:t>
+      </w:r>
+      <w:proofErr w:type="spellStart"/>
+      <w:r>
+        <w:rPr>
+          <w:b/>
+          <w:bCs/>
+        </w:rPr>
+        <w:t>lt;img</w:t>
+      </w:r>
+      <w:proofErr w:type="spellEnd"/>
+      <w:r>
+        <w:rPr>
+          <w:b/>
+          <w:bCs/>
+        </w:rPr>
+        <w:t xml:space="preserve"> </w:t>
+      </w:r>
+      <w:proofErr w:type="spellStart"/>
+      <w:r>
+        <w:rPr>
+          <w:b/>
+          <w:bCs/>
+        </w:rPr>
+        <w:t>src</w:t>
+      </w:r>
+      <w:proofErr w:type="spellEnd"/>
+      <w:r>
+        <w:rPr>
+          <w:b/>
+          <w:bCs/>
+        </w:rPr>
+        <w:t xml:space="preserve">=x </w:t>
+      </w:r>
+      <w:proofErr w:type="spellStart"/>
+      <w:r>
+        <w:rPr>
+          <w:b/>
+          <w:bCs/>
+        </w:rPr>
+        <w:t>onerror</w:t>
+      </w:r>
+      <w:proofErr w:type="spellEnd"/>
+      <w:r>
+        <w:rPr>
+          <w:b/>
+          <w:bCs/>
+        </w:rPr>
+        <w:t>=alert(</w:t>
+      </w:r>
+      <w:r>
+        <w:rPr>
+          <w:b/>
+          <w:bCs/>
+        </w:rPr>
+        <w:t xml:space="preserve"> </w:t>
+      </w:r>
+      <w:proofErr w:type="spellStart"/>
+      <w:r>
+        <w:rPr>
+          <w:b/>
+          <w:bCs/>
+        </w:rPr>
+        <w:t>document.cookie</w:t>
+      </w:r>
+      <w:proofErr w:type="spellEnd"/>
+      <w:r>
+        <w:rPr>
+          <w:b/>
+          <w:bCs/>
+        </w:rPr>
+        <w:t>)&amp;</w:t>
+      </w:r>
+      <w:proofErr w:type="spellStart"/>
+      <w:r>
+        <w:rPr>
+          <w:b/>
+          <w:bCs/>
+        </w:rPr>
+        <w:t>gt</w:t>
+      </w:r>
+      <w:proofErr w:type="spellEnd"/>
+      <w:r>
+        <w:rPr>
+          <w:b/>
+          <w:bCs/>
+        </w:rPr>
+        <w:t xml:space="preserve">; </w:t>
       </w:r>
       <w:r>
         <w:t>waardoor het niet langer als HTML code wordt geïnterpreteerd</w:t>
@@ -5310,7 +5917,7 @@
           <w:numId w:val="39"/>
         </w:numPr>
       </w:pPr>
-      <w:bookmarkStart w:id="18" w:name="_Toc222862654"/>
+      <w:bookmarkStart w:id="18" w:name="_Toc223128362"/>
       <w:r>
         <w:t xml:space="preserve">HTML </w:t>
       </w:r>
@@ -5358,7 +5965,71 @@
           <w:b/>
           <w:bCs/>
         </w:rPr>
-        <w:t xml:space="preserve">&lt;img src=x onerror=alert(document.cookie)&gt; </w:t>
+        <w:t>&lt;</w:t>
+      </w:r>
+      <w:proofErr w:type="spellStart"/>
+      <w:r>
+        <w:rPr>
+          <w:b/>
+          <w:bCs/>
+        </w:rPr>
+        <w:t>img</w:t>
+      </w:r>
+      <w:proofErr w:type="spellEnd"/>
+      <w:r>
+        <w:rPr>
+          <w:b/>
+          <w:bCs/>
+        </w:rPr>
+        <w:t xml:space="preserve"> </w:t>
+      </w:r>
+      <w:proofErr w:type="spellStart"/>
+      <w:r>
+        <w:rPr>
+          <w:b/>
+          <w:bCs/>
+        </w:rPr>
+        <w:t>src</w:t>
+      </w:r>
+      <w:proofErr w:type="spellEnd"/>
+      <w:r>
+        <w:rPr>
+          <w:b/>
+          <w:bCs/>
+        </w:rPr>
+        <w:t xml:space="preserve">=x </w:t>
+      </w:r>
+      <w:proofErr w:type="spellStart"/>
+      <w:r>
+        <w:rPr>
+          <w:b/>
+          <w:bCs/>
+        </w:rPr>
+        <w:t>onerror</w:t>
+      </w:r>
+      <w:proofErr w:type="spellEnd"/>
+      <w:r>
+        <w:rPr>
+          <w:b/>
+          <w:bCs/>
+        </w:rPr>
+        <w:t>=alert(</w:t>
+      </w:r>
+      <w:proofErr w:type="spellStart"/>
+      <w:r>
+        <w:rPr>
+          <w:b/>
+          <w:bCs/>
+        </w:rPr>
+        <w:t>document.cookie</w:t>
+      </w:r>
+      <w:proofErr w:type="spellEnd"/>
+      <w:r>
+        <w:rPr>
+          <w:b/>
+          <w:bCs/>
+        </w:rPr>
+        <w:t xml:space="preserve">)&gt; </w:t>
       </w:r>
       <w:r>
         <w:t>gewoon volledig leeg wordt gemaakt omdat er geen tekst is buiten de HTML tag</w:t>
@@ -5384,13 +6055,29 @@
         <w:t xml:space="preserve"> HTML tags verwijderd, bij HTML Stripping worden alle HTML tags verwijderd uit een bepaalde tekst of string.</w:t>
       </w:r>
       <w:r>
-        <w:t xml:space="preserve"> Bij HTML Sanitization functies kan er dus een whitelist met </w:t>
+        <w:t xml:space="preserve"> Bij HTML Sanitization functies kan er dus een </w:t>
+      </w:r>
+      <w:proofErr w:type="spellStart"/>
+      <w:r>
+        <w:t>whitelist</w:t>
+      </w:r>
+      <w:proofErr w:type="spellEnd"/>
+      <w:r>
+        <w:t xml:space="preserve"> met </w:t>
       </w:r>
       <w:r>
         <w:t xml:space="preserve">toegestane </w:t>
       </w:r>
       <w:r>
-        <w:t>HTML tags meegeven worden, de tags in deze whitelist zullen dan niet verwijderd worden uit de tekst of string.</w:t>
+        <w:t xml:space="preserve">HTML tags meegeven worden, de tags in deze </w:t>
+      </w:r>
+      <w:proofErr w:type="spellStart"/>
+      <w:r>
+        <w:t>whitelist</w:t>
+      </w:r>
+      <w:proofErr w:type="spellEnd"/>
+      <w:r>
+        <w:t xml:space="preserve"> zullen dan niet verwijderd worden uit de tekst of string.</w:t>
       </w:r>
     </w:p>
     <w:p>
@@ -5401,7 +6088,7 @@
           <w:numId w:val="39"/>
         </w:numPr>
       </w:pPr>
-      <w:bookmarkStart w:id="19" w:name="_Toc222862655"/>
+      <w:bookmarkStart w:id="19" w:name="_Toc223128363"/>
       <w:r>
         <w:lastRenderedPageBreak/>
         <w:t>Cookies</w:t>
@@ -5409,8 +6096,13 @@
       <w:r>
         <w:t xml:space="preserve"> met </w:t>
       </w:r>
-      <w:r>
-        <w:t xml:space="preserve">HttpOnly </w:t>
+      <w:proofErr w:type="spellStart"/>
+      <w:r>
+        <w:t>HttpOnly</w:t>
+      </w:r>
+      <w:proofErr w:type="spellEnd"/>
+      <w:r>
+        <w:t xml:space="preserve"> </w:t>
       </w:r>
       <w:r>
         <w:t>at</w:t>
@@ -5470,7 +6162,13 @@
         <w:t xml:space="preserve"> request gemaakt wordt.</w:t>
       </w:r>
       <w:r>
-        <w:t xml:space="preserve"> In plaats van de inloggegevens opnieuw mee te geven met de request wordt de cookie met de sessie of access token meegeven</w:t>
+        <w:t xml:space="preserve"> In plaats van de inloggegevens opnieuw mee te geven met de request wordt de cookie met de sessie of access token mee</w:t>
+      </w:r>
+      <w:r>
+        <w:t>ge</w:t>
+      </w:r>
+      <w:r>
+        <w:t>geven</w:t>
       </w:r>
       <w:r>
         <w:t>.</w:t>
@@ -5490,7 +6188,15 @@
         <w:t>hoe de cookie moet gebruikt worden.</w:t>
       </w:r>
       <w:r>
-        <w:t xml:space="preserve"> Zo bestaat er een attribuut genaamd HttpOnly, </w:t>
+        <w:t xml:space="preserve"> Zo bestaat er een attribuut genaamd </w:t>
+      </w:r>
+      <w:proofErr w:type="spellStart"/>
+      <w:r>
+        <w:t>HttpOnly</w:t>
+      </w:r>
+      <w:proofErr w:type="spellEnd"/>
+      <w:r>
+        <w:t xml:space="preserve">, </w:t>
       </w:r>
       <w:r>
         <w:t>als dit</w:t>
@@ -5520,11 +6226,29 @@
         <w:t xml:space="preserve">opgeslagen sessie of access token tegen </w:t>
       </w:r>
       <w:r>
-        <w:t xml:space="preserve">token theft en </w:t>
-      </w:r>
-      <w:r>
-        <w:t>session hijacking</w:t>
-      </w:r>
+        <w:t xml:space="preserve">token </w:t>
+      </w:r>
+      <w:proofErr w:type="spellStart"/>
+      <w:r>
+        <w:t>theft</w:t>
+      </w:r>
+      <w:proofErr w:type="spellEnd"/>
+      <w:r>
+        <w:t xml:space="preserve"> en </w:t>
+      </w:r>
+      <w:proofErr w:type="spellStart"/>
+      <w:r>
+        <w:t>session</w:t>
+      </w:r>
+      <w:proofErr w:type="spellEnd"/>
+      <w:r>
+        <w:t xml:space="preserve"> </w:t>
+      </w:r>
+      <w:proofErr w:type="spellStart"/>
+      <w:r>
+        <w:t>hijacking</w:t>
+      </w:r>
+      <w:proofErr w:type="spellEnd"/>
       <w:r>
         <w:t xml:space="preserve"> via XSS</w:t>
       </w:r>
@@ -5561,7 +6285,15 @@
         <w:t xml:space="preserve"> </w:t>
       </w:r>
       <w:r>
-        <w:t>cookie zonder HttpOnly attribuut</w:t>
+        <w:t xml:space="preserve">cookie zonder </w:t>
+      </w:r>
+      <w:proofErr w:type="spellStart"/>
+      <w:r>
+        <w:t>HttpOnly</w:t>
+      </w:r>
+      <w:proofErr w:type="spellEnd"/>
+      <w:r>
+        <w:t xml:space="preserve"> attribuut</w:t>
       </w:r>
       <w:r>
         <w:t xml:space="preserve"> doormiddel van JavaScript</w:t>
@@ -5731,7 +6463,15 @@
         <w:t xml:space="preserve">cookie </w:t>
       </w:r>
       <w:r>
-        <w:t>met HttpOnly attribuut doormiddel van JavaScript</w:t>
+        <w:t xml:space="preserve">met </w:t>
+      </w:r>
+      <w:proofErr w:type="spellStart"/>
+      <w:r>
+        <w:t>HttpOnly</w:t>
+      </w:r>
+      <w:proofErr w:type="spellEnd"/>
+      <w:r>
+        <w:t xml:space="preserve"> attribuut doormiddel van JavaScript</w:t>
       </w:r>
       <w:r>
         <w:br/>
@@ -5760,13 +6500,37 @@
         <w:t>of</w:t>
       </w:r>
       <w:r>
-        <w:t xml:space="preserve"> zonder HttpOnly attribuut via JavaScript met de functie document.cookie. Deze functie werd uitgevoerd via de console </w:t>
+        <w:t xml:space="preserve"> zonder </w:t>
+      </w:r>
+      <w:proofErr w:type="spellStart"/>
+      <w:r>
+        <w:t>HttpOnly</w:t>
+      </w:r>
+      <w:proofErr w:type="spellEnd"/>
+      <w:r>
+        <w:t xml:space="preserve"> attribuut via JavaScript met de functie </w:t>
+      </w:r>
+      <w:proofErr w:type="spellStart"/>
+      <w:r>
+        <w:t>document.cookie</w:t>
+      </w:r>
+      <w:proofErr w:type="spellEnd"/>
+      <w:r>
+        <w:t xml:space="preserve">. Deze functie werd uitgevoerd via de console </w:t>
       </w:r>
       <w:r>
         <w:t>van</w:t>
       </w:r>
       <w:r>
-        <w:t xml:space="preserve"> de DevTools </w:t>
+        <w:t xml:space="preserve"> de </w:t>
+      </w:r>
+      <w:proofErr w:type="spellStart"/>
+      <w:r>
+        <w:t>DevTools</w:t>
+      </w:r>
+      <w:proofErr w:type="spellEnd"/>
+      <w:r>
+        <w:t xml:space="preserve"> </w:t>
       </w:r>
       <w:r>
         <w:t>in</w:t>
@@ -5788,7 +6552,7 @@
           <w:numId w:val="39"/>
         </w:numPr>
       </w:pPr>
-      <w:bookmarkStart w:id="20" w:name="_Toc222862656"/>
+      <w:bookmarkStart w:id="20" w:name="_Toc223128364"/>
       <w:r>
         <w:lastRenderedPageBreak/>
         <w:t>Praktisch</w:t>
@@ -5860,7 +6624,7 @@
         <w:t>)</w:t>
       </w:r>
       <w:r>
-        <w:t xml:space="preserve"> eruit zien</w:t>
+        <w:t xml:space="preserve"> eruitzien</w:t>
       </w:r>
       <w:r>
         <w:t xml:space="preserve"> bij een Chromium browser</w:t>
@@ -5880,7 +6644,7 @@
           <w:numId w:val="39"/>
         </w:numPr>
       </w:pPr>
-      <w:bookmarkStart w:id="21" w:name="_Toc222862657"/>
+      <w:bookmarkStart w:id="21" w:name="_Toc223128365"/>
       <w:r>
         <w:t>Reflected XSS bij o</w:t>
       </w:r>
@@ -6054,7 +6818,7 @@
           <w:rPr>
             <w:rStyle w:val="Hyperlink"/>
           </w:rPr>
-          <w:t>https://unsafe-app.ian-chains.be/?q=test</w:t>
+          <w:t>unsafe-app.ian-chains.be/?q=test</w:t>
         </w:r>
       </w:hyperlink>
       <w:r>
@@ -6294,7 +7058,87 @@
           <w:b/>
           <w:bCs/>
         </w:rPr>
-        <w:t>&lt;img src=x onerror="alert('This is an XSS test!')"&gt;</w:t>
+        <w:t>&lt;</w:t>
+      </w:r>
+      <w:proofErr w:type="spellStart"/>
+      <w:r>
+        <w:rPr>
+          <w:b/>
+          <w:bCs/>
+        </w:rPr>
+        <w:t>img</w:t>
+      </w:r>
+      <w:proofErr w:type="spellEnd"/>
+      <w:r>
+        <w:rPr>
+          <w:b/>
+          <w:bCs/>
+        </w:rPr>
+        <w:t xml:space="preserve"> </w:t>
+      </w:r>
+      <w:proofErr w:type="spellStart"/>
+      <w:r>
+        <w:rPr>
+          <w:b/>
+          <w:bCs/>
+        </w:rPr>
+        <w:t>src</w:t>
+      </w:r>
+      <w:proofErr w:type="spellEnd"/>
+      <w:r>
+        <w:rPr>
+          <w:b/>
+          <w:bCs/>
+        </w:rPr>
+        <w:t xml:space="preserve">=x </w:t>
+      </w:r>
+      <w:proofErr w:type="spellStart"/>
+      <w:r>
+        <w:rPr>
+          <w:b/>
+          <w:bCs/>
+        </w:rPr>
+        <w:t>onerror</w:t>
+      </w:r>
+      <w:proofErr w:type="spellEnd"/>
+      <w:r>
+        <w:rPr>
+          <w:b/>
+          <w:bCs/>
+        </w:rPr>
+        <w:t>="alert('</w:t>
+      </w:r>
+      <w:proofErr w:type="spellStart"/>
+      <w:r>
+        <w:rPr>
+          <w:b/>
+          <w:bCs/>
+        </w:rPr>
+        <w:t>This</w:t>
+      </w:r>
+      <w:proofErr w:type="spellEnd"/>
+      <w:r>
+        <w:rPr>
+          <w:b/>
+          <w:bCs/>
+        </w:rPr>
+        <w:t xml:space="preserve"> is </w:t>
+      </w:r>
+      <w:proofErr w:type="spellStart"/>
+      <w:r>
+        <w:rPr>
+          <w:b/>
+          <w:bCs/>
+        </w:rPr>
+        <w:t>an</w:t>
+      </w:r>
+      <w:proofErr w:type="spellEnd"/>
+      <w:r>
+        <w:rPr>
+          <w:b/>
+          <w:bCs/>
+        </w:rPr>
+        <w:t xml:space="preserve"> XSS test!')"&gt;</w:t>
       </w:r>
       <w:r>
         <w:t xml:space="preserve"> </w:t>
@@ -6328,7 +7172,7 @@
           <w:rPr>
             <w:rStyle w:val="Hyperlink"/>
           </w:rPr>
-          <w:t>https://unsafe-app.ian-chains.be/?q=%3Cimg%20src=x%20onerror= %22alert(%27This%20is%20an%20XSS%20test!%27)%22%3E</w:t>
+          <w:t>unsafe-app.ian-chains.be/?q=%3Cimg%20src=x%20onerror= %22alert(%27This%20is%20an%20XSS%20test!%27)%22%3E</w:t>
         </w:r>
       </w:hyperlink>
       <w:r>
@@ -6345,7 +7189,39 @@
           <w:b/>
           <w:bCs/>
         </w:rPr>
-        <w:t>alert('This is an XSS test!')</w:t>
+        <w:t>alert('</w:t>
+      </w:r>
+      <w:proofErr w:type="spellStart"/>
+      <w:r>
+        <w:rPr>
+          <w:b/>
+          <w:bCs/>
+        </w:rPr>
+        <w:t>This</w:t>
+      </w:r>
+      <w:proofErr w:type="spellEnd"/>
+      <w:r>
+        <w:rPr>
+          <w:b/>
+          <w:bCs/>
+        </w:rPr>
+        <w:t xml:space="preserve"> is </w:t>
+      </w:r>
+      <w:proofErr w:type="spellStart"/>
+      <w:r>
+        <w:rPr>
+          <w:b/>
+          <w:bCs/>
+        </w:rPr>
+        <w:t>an</w:t>
+      </w:r>
+      <w:proofErr w:type="spellEnd"/>
+      <w:r>
+        <w:rPr>
+          <w:b/>
+          <w:bCs/>
+        </w:rPr>
+        <w:t xml:space="preserve"> XSS test!')</w:t>
       </w:r>
       <w:r>
         <w:t xml:space="preserve"> ook effectief uitgevoerd wordt</w:t>
@@ -6366,7 +7242,7 @@
         <w:t xml:space="preserve"> de payload als HTML code herkent en </w:t>
       </w:r>
       <w:r>
-        <w:t xml:space="preserve">uitgevoerd wordt, en </w:t>
+        <w:t xml:space="preserve">uitgevoerd wordt en </w:t>
       </w:r>
       <w:r>
         <w:t xml:space="preserve">er effectief geprobeerd wordt om de </w:t>
@@ -6398,7 +7274,7 @@
           <w:numId w:val="39"/>
         </w:numPr>
       </w:pPr>
-      <w:bookmarkStart w:id="22" w:name="_Toc222862658"/>
+      <w:bookmarkStart w:id="22" w:name="_Toc223128366"/>
       <w:r>
         <w:t>Stored XSS bij onveilige API</w:t>
       </w:r>
@@ -6647,7 +7523,22 @@
         <w:t xml:space="preserve"> nieuwe</w:t>
       </w:r>
       <w:r>
-        <w:t xml:space="preserve"> post met normale content er uit ziet. Figuur 9 toont hoe deze post met normale content eruit ziet bij het inladen.</w:t>
+        <w:t xml:space="preserve"> post met normale content </w:t>
+      </w:r>
+      <w:r>
+        <w:t>eruitziet</w:t>
+      </w:r>
+      <w:r>
+        <w:t xml:space="preserve">. Figuur 9 toont hoe deze post met normale content </w:t>
+      </w:r>
+      <w:r>
+        <w:t>eruitziet</w:t>
+      </w:r>
+      <w:r>
+        <w:t xml:space="preserve"> </w:t>
+      </w:r>
+      <w:r>
+        <w:t>bij het inladen.</w:t>
       </w:r>
       <w:r>
         <w:br/>
@@ -6861,7 +7752,13 @@
         <w:t xml:space="preserve"> payload uit onderdeel 1.3.1.</w:t>
       </w:r>
       <w:r>
-        <w:t xml:space="preserve"> Figuur 11 toont hoe deze nieuwe post met XSS payload eruit ziet bij het inladen, de normale content wordt op een normale manier afgebeeld maar de XSS payload wordt weer als HTML code geïnterpreteerd. Dezelfde JavaScript code wordt weer opnieuw uitgevoerd en de gebruiker krijgt opnieuw dezelfde pop-up te zien zoals in figuur 7.</w:t>
+        <w:t xml:space="preserve"> Figuur 11 toont hoe deze nieuwe post met XSS payload </w:t>
+      </w:r>
+      <w:r>
+        <w:t>eruitziet</w:t>
+      </w:r>
+      <w:r>
+        <w:t xml:space="preserve"> bij het inladen, de normale content wordt op een normale manier afgebeeld maar de XSS payload wordt weer als HTML code geïnterpreteerd. Dezelfde JavaScript code wordt weer opnieuw uitgevoerd en de gebruiker krijgt opnieuw dezelfde pop-up te zien zoals in figuur 7.</w:t>
       </w:r>
     </w:p>
     <w:p>
@@ -6872,10 +7769,10 @@
           <w:numId w:val="39"/>
         </w:numPr>
       </w:pPr>
-      <w:bookmarkStart w:id="23" w:name="_Toc222862659"/>
+      <w:bookmarkStart w:id="23" w:name="_Toc223128367"/>
       <w:r>
         <w:lastRenderedPageBreak/>
-        <w:t>Veilige API, beschermt tegen XSS</w:t>
+        <w:t>Veilige API beschermt tegen XSS</w:t>
       </w:r>
       <w:bookmarkEnd w:id="23"/>
     </w:p>
@@ -6890,12 +7787,14 @@
         <w:t xml:space="preserve"> is er in dit onderzoek voor gekozen om HTML escaping of HTML entity encoding te gebruiken door middel van de escape functie van de </w:t>
       </w:r>
       <w:hyperlink r:id="rId23" w:history="1">
+        <w:proofErr w:type="spellStart"/>
         <w:r>
           <w:rPr>
             <w:rStyle w:val="Hyperlink"/>
           </w:rPr>
           <w:t>MarkupSafe</w:t>
         </w:r>
+        <w:proofErr w:type="spellEnd"/>
       </w:hyperlink>
       <w:r>
         <w:t xml:space="preserve"> module in Python.</w:t>
@@ -7083,8 +7982,13 @@
         <w:t>Gebruikersinput waar HTML escaping op werd uitgevoerd</w:t>
       </w:r>
       <w:r>
-        <w:t>, foto uit DevTools</w:t>
-      </w:r>
+        <w:t xml:space="preserve">, foto uit </w:t>
+      </w:r>
+      <w:proofErr w:type="spellStart"/>
+      <w:r>
+        <w:t>DevTools</w:t>
+      </w:r>
+      <w:proofErr w:type="spellEnd"/>
       <w:r>
         <w:rPr>
           <w:noProof/>
@@ -7120,7 +8024,13 @@
         <w:t xml:space="preserve"> uit onderdeel 1.3.1</w:t>
       </w:r>
       <w:r>
-        <w:t>. Bij het uitvoeren van deze zoekopdracht krijgt de gebruiker geen Pop-up in beeld, dus de XSS payload heeft niet gewerkt. H</w:t>
+        <w:t xml:space="preserve">. Bij het uitvoeren van deze zoekopdracht krijgt de gebruiker geen </w:t>
+      </w:r>
+      <w:r>
+        <w:t>p</w:t>
+      </w:r>
+      <w:r>
+        <w:t>op-up in beeld, dus de XSS payload heeft niet gewerkt. H</w:t>
       </w:r>
       <w:r>
         <w:t xml:space="preserve">et verschil is </w:t>
@@ -7189,7 +8099,15 @@
         <w:t>.</w:t>
       </w:r>
       <w:r>
-        <w:t xml:space="preserve"> Dit komt doordat de API de escaped versie van de gebruikte </w:t>
+        <w:t xml:space="preserve"> Dit komt doordat de API de </w:t>
+      </w:r>
+      <w:proofErr w:type="spellStart"/>
+      <w:r>
+        <w:t>escaped</w:t>
+      </w:r>
+      <w:proofErr w:type="spellEnd"/>
+      <w:r>
+        <w:t xml:space="preserve"> versie van de gebruikte </w:t>
       </w:r>
       <w:r>
         <w:t>zoekter</w:t>
@@ -7198,12 +8116,20 @@
         <w:t>m</w:t>
       </w:r>
       <w:r>
-        <w:t xml:space="preserve"> terug geeft aan de gebruiker waardoor het niet meer als HTML code kan geïnterpreteerd worden.</w:t>
-      </w:r>
-    </w:p>
-    <w:p>
-      <w:r>
-        <w:t>Voor het aanmaken en inladen van een post gebeurt net hetzelfde, de content van de post wordt eerst geëscaped voordat het wordt opgeslagen in de database, daardoor kan er geen enkele XSS payload opgeslagen worden in de database.</w:t>
+        <w:t xml:space="preserve"> teruggeeft aan de gebruiker waardoor het niet meer als HTML code kan geïnterpreteerd worden.</w:t>
+      </w:r>
+    </w:p>
+    <w:p>
+      <w:r>
+        <w:t xml:space="preserve">Voor het aanmaken en inladen van een post gebeurt net hetzelfde, de content van de post wordt eerst </w:t>
+      </w:r>
+      <w:proofErr w:type="spellStart"/>
+      <w:r>
+        <w:t>geëscaped</w:t>
+      </w:r>
+      <w:proofErr w:type="spellEnd"/>
+      <w:r>
+        <w:t xml:space="preserve"> voordat het wordt opgeslagen in de database, daardoor kan er geen enkele XSS payload opgeslagen worden in de database.</w:t>
       </w:r>
     </w:p>
     <w:p>
@@ -7214,16 +8140,34 @@
         <w:t xml:space="preserve">cookie met de </w:t>
       </w:r>
       <w:r>
-        <w:t xml:space="preserve">access token kreeg de extra attribuut HttpOnly toegewezen zodat de cookie niet meer </w:t>
-      </w:r>
-      <w:r>
-        <w:t>uit leesbaar</w:t>
-      </w:r>
+        <w:t xml:space="preserve">access token kreeg de extra attribuut </w:t>
+      </w:r>
+      <w:proofErr w:type="spellStart"/>
+      <w:r>
+        <w:t>HttpOnly</w:t>
+      </w:r>
+      <w:proofErr w:type="spellEnd"/>
+      <w:r>
+        <w:t xml:space="preserve"> toegewezen zodat de cookie niet meer </w:t>
+      </w:r>
+      <w:proofErr w:type="spellStart"/>
+      <w:r>
+        <w:t>uitleesbaar</w:t>
+      </w:r>
+      <w:proofErr w:type="spellEnd"/>
       <w:r>
         <w:t xml:space="preserve"> is via JavaScript, om op deze manier</w:t>
       </w:r>
       <w:r>
-        <w:t xml:space="preserve"> te beschermen tegen token theft via XSS.</w:t>
+        <w:t xml:space="preserve"> te beschermen tegen token </w:t>
+      </w:r>
+      <w:proofErr w:type="spellStart"/>
+      <w:r>
+        <w:t>theft</w:t>
+      </w:r>
+      <w:proofErr w:type="spellEnd"/>
+      <w:r>
+        <w:t xml:space="preserve"> via XSS.</w:t>
       </w:r>
       <w:r>
         <w:br w:type="page"/>
@@ -7241,7 +8185,7 @@
           <w:szCs w:val="22"/>
         </w:rPr>
       </w:pPr>
-      <w:bookmarkStart w:id="24" w:name="_Toc222862660"/>
+      <w:bookmarkStart w:id="24" w:name="_Toc223128368"/>
       <w:r>
         <w:lastRenderedPageBreak/>
         <w:t>CSRF</w:t>
@@ -7269,7 +8213,7 @@
           <w:numId w:val="39"/>
         </w:numPr>
       </w:pPr>
-      <w:bookmarkStart w:id="25" w:name="_Toc222862661"/>
+      <w:bookmarkStart w:id="25" w:name="_Toc223128369"/>
       <w:r>
         <w:t>Wat is CSRF?</w:t>
       </w:r>
@@ -7283,7 +8227,7 @@
           <w:numId w:val="39"/>
         </w:numPr>
       </w:pPr>
-      <w:bookmarkStart w:id="26" w:name="_Toc222862662"/>
+      <w:bookmarkStart w:id="26" w:name="_Toc223128370"/>
       <w:r>
         <w:t>Algemeen</w:t>
       </w:r>
@@ -7381,7 +8325,7 @@
           <w:numId w:val="39"/>
         </w:numPr>
       </w:pPr>
-      <w:bookmarkStart w:id="27" w:name="_Toc222862663"/>
+      <w:bookmarkStart w:id="27" w:name="_Toc223128371"/>
       <w:r>
         <w:t xml:space="preserve">Voorbeeld </w:t>
       </w:r>
@@ -7555,7 +8499,13 @@
         <w:t>my-bank.example.org</w:t>
       </w:r>
       <w:r>
-        <w:t xml:space="preserve"> bevind en geld wil overschrijven</w:t>
+        <w:t xml:space="preserve"> bevind</w:t>
+      </w:r>
+      <w:r>
+        <w:t>t</w:t>
+      </w:r>
+      <w:r>
+        <w:t xml:space="preserve"> en geld wil overschrijven</w:t>
       </w:r>
       <w:r>
         <w:t xml:space="preserve">. De gebruiker voert de actie uit </w:t>
@@ -7623,7 +8573,7 @@
           <w:numId w:val="39"/>
         </w:numPr>
       </w:pPr>
-      <w:bookmarkStart w:id="28" w:name="_Toc222862664"/>
+      <w:bookmarkStart w:id="28" w:name="_Toc223128372"/>
       <w:r>
         <w:lastRenderedPageBreak/>
         <w:t xml:space="preserve">Voorbeeld </w:t>
@@ -7661,7 +8611,7 @@
         <w:t xml:space="preserve"> van figuur </w:t>
       </w:r>
       <w:r>
-        <w:t>FXXFF</w:t>
+        <w:t>14</w:t>
       </w:r>
     </w:p>
     <w:p>
@@ -7771,7 +8721,7 @@
         <w:t xml:space="preserve"> toont dezelfde POST request als figuur </w:t>
       </w:r>
       <w:r>
-        <w:t>FXXFF</w:t>
+        <w:t>14</w:t>
       </w:r>
       <w:r>
         <w:t xml:space="preserve"> maar de gebruiker bevind</w:t>
@@ -7798,7 +8748,15 @@
         <w:t xml:space="preserve"> </w:t>
       </w:r>
       <w:r>
-        <w:t>De browser herkent de hostname van de request en linkt deze aan de cookies van d</w:t>
+        <w:t xml:space="preserve">De browser herkent de </w:t>
+      </w:r>
+      <w:proofErr w:type="spellStart"/>
+      <w:r>
+        <w:t>hostname</w:t>
+      </w:r>
+      <w:proofErr w:type="spellEnd"/>
+      <w:r>
+        <w:t xml:space="preserve"> van de request en linkt deze aan de cookies van d</w:t>
       </w:r>
       <w:r>
         <w:t>e bank</w:t>
@@ -7871,7 +8829,7 @@
           <w:numId w:val="39"/>
         </w:numPr>
       </w:pPr>
-      <w:bookmarkStart w:id="29" w:name="_Toc222862665"/>
+      <w:bookmarkStart w:id="29" w:name="_Toc223128373"/>
       <w:r>
         <w:lastRenderedPageBreak/>
         <w:t>Hoe CSRF voorkomen?</w:t>
@@ -7886,7 +8844,7 @@
           <w:numId w:val="39"/>
         </w:numPr>
       </w:pPr>
-      <w:bookmarkStart w:id="30" w:name="_Toc222862666"/>
+      <w:bookmarkStart w:id="30" w:name="_Toc223128374"/>
       <w:r>
         <w:t>SOP &amp; CORS</w:t>
       </w:r>
@@ -8025,7 +8983,15 @@
     </w:p>
     <w:p>
       <w:r>
-        <w:t>Cross-Origin Resource Sharing (CORS) is een uitzondering op SOP, met CORS</w:t>
+        <w:t xml:space="preserve">Cross-Origin Resource </w:t>
+      </w:r>
+      <w:proofErr w:type="spellStart"/>
+      <w:r>
+        <w:t>Sharing</w:t>
+      </w:r>
+      <w:proofErr w:type="spellEnd"/>
+      <w:r>
+        <w:t xml:space="preserve"> (CORS) is een uitzondering op SOP, met CORS</w:t>
       </w:r>
       <w:r>
         <w:t xml:space="preserve"> </w:t>
@@ -8094,7 +9060,19 @@
         <w:t xml:space="preserve"> cross-origin frontend </w:t>
       </w:r>
       <w:r>
-        <w:t>toegang krijgt.</w:t>
+        <w:t xml:space="preserve">toegang </w:t>
+      </w:r>
+      <w:r>
+        <w:t xml:space="preserve">kan </w:t>
+      </w:r>
+      <w:r>
+        <w:t>krijg</w:t>
+      </w:r>
+      <w:r>
+        <w:t>en</w:t>
+      </w:r>
+      <w:r>
+        <w:t>.</w:t>
       </w:r>
       <w:r>
         <w:t xml:space="preserve"> De CORS instellingen zijn automatisch aanwezig als HTTP-header in elke response van de API.</w:t>
@@ -8162,7 +9140,15 @@
         <w:t xml:space="preserve">. </w:t>
       </w:r>
       <w:r>
-        <w:t>Als de originele request een simple cross-origin request</w:t>
+        <w:t xml:space="preserve">Als de originele request een </w:t>
+      </w:r>
+      <w:proofErr w:type="spellStart"/>
+      <w:r>
+        <w:t>simple</w:t>
+      </w:r>
+      <w:proofErr w:type="spellEnd"/>
+      <w:r>
+        <w:t xml:space="preserve"> cross-origin request</w:t>
       </w:r>
       <w:r>
         <w:rPr>
@@ -8180,7 +9166,15 @@
         <w:t xml:space="preserve"> de CORS instellingen gecontroleerd.</w:t>
       </w:r>
       <w:r>
-        <w:t xml:space="preserve"> Als de originele request een non-simple cross-origin request is, dan zullen de instellingen eerst opgevraagd worden via een preflight</w:t>
+        <w:t xml:space="preserve"> Als de originele request een non-</w:t>
+      </w:r>
+      <w:proofErr w:type="spellStart"/>
+      <w:r>
+        <w:t>simple</w:t>
+      </w:r>
+      <w:proofErr w:type="spellEnd"/>
+      <w:r>
+        <w:t xml:space="preserve"> cross-origin request is, dan zullen de instellingen eerst opgevraagd worden via een preflight</w:t>
       </w:r>
       <w:r>
         <w:t xml:space="preserve"> </w:t>
@@ -8209,10 +9203,11 @@
           <w:numId w:val="39"/>
         </w:numPr>
       </w:pPr>
-      <w:bookmarkStart w:id="31" w:name="_Toc222862667"/>
+      <w:bookmarkStart w:id="31" w:name="_Toc223128375"/>
       <w:r>
         <w:t>Cookies met SameSite attribuut</w:t>
       </w:r>
+      <w:bookmarkEnd w:id="31"/>
     </w:p>
     <w:p>
       <w:pPr>
@@ -8363,7 +9358,15 @@
         <w:t>ut</w:t>
       </w:r>
       <w:r>
-        <w:t xml:space="preserve"> toegewezen krijgen namelijk: none, lax of strict.</w:t>
+        <w:t xml:space="preserve"> toegewezen krijgen namelijk: none, </w:t>
+      </w:r>
+      <w:proofErr w:type="spellStart"/>
+      <w:r>
+        <w:t>lax</w:t>
+      </w:r>
+      <w:proofErr w:type="spellEnd"/>
+      <w:r>
+        <w:t xml:space="preserve"> of strict.</w:t>
       </w:r>
       <w:r>
         <w:t xml:space="preserve"> Als </w:t>
@@ -8399,7 +9402,23 @@
         <w:t>, dit is de minst veilige keuze.</w:t>
       </w:r>
       <w:r>
-        <w:t xml:space="preserve"> Als de waarde lax is dan zal de cookie enkel meegegeven worden wanneer het om een top-level navigation request gaat of</w:t>
+        <w:t xml:space="preserve"> Als de waarde </w:t>
+      </w:r>
+      <w:proofErr w:type="spellStart"/>
+      <w:r>
+        <w:t>lax</w:t>
+      </w:r>
+      <w:proofErr w:type="spellEnd"/>
+      <w:r>
+        <w:t xml:space="preserve"> is dan zal de cookie enkel meegegeven worden wanneer het om een top-level </w:t>
+      </w:r>
+      <w:proofErr w:type="spellStart"/>
+      <w:r>
+        <w:t>navigation</w:t>
+      </w:r>
+      <w:proofErr w:type="spellEnd"/>
+      <w:r>
+        <w:t xml:space="preserve"> request gaat of</w:t>
       </w:r>
       <w:r>
         <w:t xml:space="preserve"> wanneer de frontend en de API same-site zijn.</w:t>
@@ -8408,6 +9427,7 @@
         <w:t xml:space="preserve"> Figuur 16 toont hoe een cookie met SameSite strict geblokkeerd wordt wanneer de origin cross-site is.</w:t>
       </w:r>
     </w:p>
+    <w:p/>
     <w:p>
       <w:pPr>
         <w:pStyle w:val="Kop3"/>
@@ -8416,8 +9436,7 @@
           <w:numId w:val="39"/>
         </w:numPr>
       </w:pPr>
-      <w:bookmarkStart w:id="32" w:name="_Toc222862668"/>
-      <w:bookmarkEnd w:id="31"/>
+      <w:bookmarkStart w:id="32" w:name="_Toc223128376"/>
       <w:r>
         <w:t>(Anti-)</w:t>
       </w:r>
@@ -8446,7 +9465,13 @@
         <w:t>de</w:t>
       </w:r>
       <w:r>
-        <w:t xml:space="preserve"> token kunnen uitlezen en meesturen, doordat de browser via de Same-Origin Policy voorkomt dat externe </w:t>
+        <w:t xml:space="preserve"> token kunnen uitlezen en meesturen</w:t>
+      </w:r>
+      <w:r>
+        <w:t xml:space="preserve"> met een request</w:t>
+      </w:r>
+      <w:r>
+        <w:t xml:space="preserve">, doordat de browser via de Same-Origin Policy voorkomt dat externe </w:t>
       </w:r>
       <w:r>
         <w:t>webapps</w:t>
@@ -8483,6 +9508,118 @@
       </w:r>
       <w:r>
         <w:t xml:space="preserve"> geblokkeerd. CSRF tokens kunnen op verschillende manieren geïmplementeerd worden, maar voor dit onderzoek wordt gebruik gemaakt van een stateless signed CSRF token via de double submit methode.</w:t>
+      </w:r>
+    </w:p>
+    <w:p>
+      <w:r>
+        <w:t xml:space="preserve">Een stateless signed CSRF token is een token die stateless en </w:t>
+      </w:r>
+      <w:proofErr w:type="spellStart"/>
+      <w:r>
+        <w:t>gesigned</w:t>
+      </w:r>
+      <w:proofErr w:type="spellEnd"/>
+      <w:r>
+        <w:t xml:space="preserve"> is. Een token </w:t>
+      </w:r>
+      <w:r>
+        <w:t>is stateless wanneer deze niet opgeslagen hoeft te worden</w:t>
+      </w:r>
+      <w:r>
+        <w:t xml:space="preserve"> </w:t>
+      </w:r>
+      <w:r>
+        <w:t>en</w:t>
+      </w:r>
+      <w:r>
+        <w:t xml:space="preserve"> waarvan de geldigheid geverifieerd kan worden door een berekening. </w:t>
+      </w:r>
+      <w:r>
+        <w:t xml:space="preserve">Deze </w:t>
+      </w:r>
+      <w:r>
+        <w:t xml:space="preserve">token </w:t>
+      </w:r>
+      <w:r>
+        <w:t xml:space="preserve">wordt beschermt met een handtekening en is dus signed, </w:t>
+      </w:r>
+      <w:r>
+        <w:t xml:space="preserve">deze handtekening wordt gemaakt aan de hand van </w:t>
+      </w:r>
+      <w:r>
+        <w:t xml:space="preserve">de token data zelf en </w:t>
+      </w:r>
+      <w:r>
+        <w:t xml:space="preserve">een geheime sleutel. </w:t>
+      </w:r>
+      <w:r>
+        <w:t xml:space="preserve">Als er geprutst wordt aan de token, zal de handtekening niet meer overeenkomen met de data en zal de token </w:t>
+      </w:r>
+      <w:r>
+        <w:t>ongeldig worden.</w:t>
+      </w:r>
+    </w:p>
+    <w:p>
+      <w:r>
+        <w:t xml:space="preserve">De double submit methode is een </w:t>
+      </w:r>
+      <w:r>
+        <w:t>manier om data aan te bieden,</w:t>
+      </w:r>
+      <w:r>
+        <w:t xml:space="preserve"> </w:t>
+      </w:r>
+      <w:r>
+        <w:t>hierbij wordt zoals de naam het zelf zegt de data op 2 verschillende manieren aangeboden en verstuurd.</w:t>
+      </w:r>
+      <w:r>
+        <w:t xml:space="preserve"> </w:t>
+      </w:r>
+      <w:r>
+        <w:t xml:space="preserve">De CSRF token wordt dus op 2 verschillende manieren opgenomen in een request, de token wordt opgenomen als cookie maar ook in een custom header. Bij </w:t>
+      </w:r>
+      <w:r>
+        <w:t>de eerste verbinding met de webapp wordt de CSRF token aangevraagd.</w:t>
+      </w:r>
+      <w:r>
+        <w:t xml:space="preserve"> </w:t>
+      </w:r>
+      <w:r>
+        <w:t>Bij die aanvraag wordt de token</w:t>
+      </w:r>
+      <w:r>
+        <w:t xml:space="preserve"> als cookie opgeslagen in de browser</w:t>
+      </w:r>
+      <w:r>
+        <w:t xml:space="preserve"> met SameSite strict en</w:t>
+      </w:r>
+      <w:r>
+        <w:t xml:space="preserve"> zonder </w:t>
+      </w:r>
+      <w:proofErr w:type="spellStart"/>
+      <w:r>
+        <w:t>HttpOnly</w:t>
+      </w:r>
+      <w:proofErr w:type="spellEnd"/>
+      <w:r>
+        <w:t xml:space="preserve"> attribuut zodat de JavaScript deze token kan uitlezen en kan opnemen in een custom header.</w:t>
+      </w:r>
+      <w:r>
+        <w:t xml:space="preserve"> Enkel requests vanaf een same-site origin kunnen deze cookie uitlezen </w:t>
+      </w:r>
+      <w:r>
+        <w:t xml:space="preserve">en dus opnemen in de custom header. </w:t>
+      </w:r>
+      <w:r>
+        <w:t>Wanneer de CSRF token niet op beide manieren is opgenomen in het request, of wanneer de waarden niet met elkaar overeenkomen, weet het systeem dat het om een cross-site request gaat</w:t>
+      </w:r>
+      <w:r>
+        <w:t>.</w:t>
+      </w:r>
+    </w:p>
+    <w:p>
+      <w:r>
+        <w:br w:type="page"/>
       </w:r>
     </w:p>
     <w:p>
@@ -8493,8 +9630,9 @@
           <w:numId w:val="39"/>
         </w:numPr>
       </w:pPr>
-      <w:bookmarkStart w:id="33" w:name="_Toc222862669"/>
-      <w:r>
+      <w:bookmarkStart w:id="33" w:name="_Toc223128377"/>
+      <w:r>
+        <w:lastRenderedPageBreak/>
         <w:t>Praktisch</w:t>
       </w:r>
       <w:bookmarkEnd w:id="33"/>
@@ -8507,13 +9645,16 @@
         <w:t xml:space="preserve"> </w:t>
       </w:r>
       <w:r>
-        <w:t>cross-origin aan elkaar doordat er andere subdomeinen worden gebruikt. Dus CORS moest zo wie zo</w:t>
-      </w:r>
-      <w:r>
-        <w:t xml:space="preserve"> ingesteld staan anders zou de data door de browser geblokkeerd worden, ook voor de onveilige API. </w:t>
-      </w:r>
-      <w:r>
-        <w:t>Maar bij de onveilige API zijn de CORS instellingen verkeerd of niet veilig genoeg</w:t>
+        <w:t>cross-origin aan elkaar doordat er andere subdomeinen worden gebruikt. Dus CORS moest</w:t>
+      </w:r>
+      <w:r>
+        <w:t xml:space="preserve"> ingesteld </w:t>
+      </w:r>
+      <w:r>
+        <w:t>worden</w:t>
+      </w:r>
+      <w:r>
+        <w:t xml:space="preserve"> anders zou de data door de browser geblokkeerd worden, ook voor de onveilige API. Maar bij de onveilige API zijn de CORS instellingen verkeerd of niet veilig genoeg</w:t>
       </w:r>
       <w:r>
         <w:t xml:space="preserve"> ingesteld</w:t>
@@ -8522,23 +9663,200 @@
         <w:t xml:space="preserve"> want er wordt gewoon gebruik gemaakt van een wildcard waarmee alle cross-origin requests worden toegelaten.</w:t>
       </w:r>
     </w:p>
-    <w:p/>
-    <w:p>
-      <w:pPr>
-        <w:rPr>
-          <w:rFonts w:cs="Arial"/>
-          <w:szCs w:val="22"/>
-        </w:rPr>
-      </w:pPr>
-    </w:p>
-    <w:p>
-      <w:pPr>
-        <w:rPr>
-          <w:rFonts w:asciiTheme="majorHAnsi" w:eastAsiaTheme="majorEastAsia" w:hAnsiTheme="majorHAnsi" w:cstheme="majorBidi"/>
-          <w:b/>
-          <w:color w:val="0F4761" w:themeColor="accent1" w:themeShade="BF"/>
-          <w:sz w:val="32"/>
-          <w:szCs w:val="40"/>
+    <w:p>
+      <w:pPr>
+        <w:pStyle w:val="Kop3"/>
+        <w:numPr>
+          <w:ilvl w:val="2"/>
+          <w:numId w:val="39"/>
+        </w:numPr>
+      </w:pPr>
+      <w:bookmarkStart w:id="34" w:name="_Toc223128378"/>
+      <w:r>
+        <w:t>CSRF bij onveilige API</w:t>
+      </w:r>
+      <w:bookmarkEnd w:id="34"/>
+    </w:p>
+    <w:p>
+      <w:pPr>
+        <w:pStyle w:val="Ondertitel"/>
+      </w:pPr>
+      <w:r>
+        <w:t>Figuur 17</w:t>
+      </w:r>
+    </w:p>
+    <w:p>
+      <w:pPr>
+        <w:rPr>
+          <w:color w:val="747474" w:themeColor="background2" w:themeShade="80"/>
+          <w:sz w:val="20"/>
+        </w:rPr>
+      </w:pPr>
+      <w:r>
+        <w:drawing>
+          <wp:anchor distT="0" distB="0" distL="114300" distR="114300" simplePos="0" relativeHeight="251677696" behindDoc="0" locked="0" layoutInCell="1" allowOverlap="1" wp14:anchorId="668A6EFC" wp14:editId="05DF003A">
+            <wp:simplePos x="0" y="0"/>
+            <wp:positionH relativeFrom="margin">
+              <wp:align>left</wp:align>
+            </wp:positionH>
+            <wp:positionV relativeFrom="paragraph">
+              <wp:posOffset>182245</wp:posOffset>
+            </wp:positionV>
+            <wp:extent cx="4608195" cy="1112520"/>
+            <wp:effectExtent l="0" t="0" r="1905" b="0"/>
+            <wp:wrapTopAndBottom/>
+            <wp:docPr id="180495520" name="Afbeelding 1" descr="Afbeelding met tekst, Lettertype, wit, lijn&#10;&#10;Door AI gegenereerde inhoud is mogelijk onjuist."/>
+            <wp:cNvGraphicFramePr>
+              <a:graphicFrameLocks xmlns:a="http://schemas.openxmlformats.org/drawingml/2006/main" noChangeAspect="1"/>
+            </wp:cNvGraphicFramePr>
+            <a:graphic xmlns:a="http://schemas.openxmlformats.org/drawingml/2006/main">
+              <a:graphicData uri="http://schemas.openxmlformats.org/drawingml/2006/picture">
+                <pic:pic xmlns:pic="http://schemas.openxmlformats.org/drawingml/2006/picture">
+                  <pic:nvPicPr>
+                    <pic:cNvPr id="180495520" name="Afbeelding 1" descr="Afbeelding met tekst, Lettertype, wit, lijn&#10;&#10;Door AI gegenereerde inhoud is mogelijk onjuist."/>
+                    <pic:cNvPicPr/>
+                  </pic:nvPicPr>
+                  <pic:blipFill>
+                    <a:blip r:embed="rId29">
+                      <a:extLst>
+                        <a:ext uri="{28A0092B-C50C-407E-A947-70E740481C1C}">
+                          <a14:useLocalDpi xmlns:a14="http://schemas.microsoft.com/office/drawing/2010/main" val="0"/>
+                        </a:ext>
+                      </a:extLst>
+                    </a:blip>
+                    <a:stretch>
+                      <a:fillRect/>
+                    </a:stretch>
+                  </pic:blipFill>
+                  <pic:spPr>
+                    <a:xfrm>
+                      <a:off x="0" y="0"/>
+                      <a:ext cx="4608195" cy="1112520"/>
+                    </a:xfrm>
+                    <a:prstGeom prst="rect">
+                      <a:avLst/>
+                    </a:prstGeom>
+                  </pic:spPr>
+                </pic:pic>
+              </a:graphicData>
+            </a:graphic>
+            <wp14:sizeRelH relativeFrom="margin">
+              <wp14:pctWidth>0</wp14:pctWidth>
+            </wp14:sizeRelH>
+            <wp14:sizeRelV relativeFrom="margin">
+              <wp14:pctHeight>0</wp14:pctHeight>
+            </wp14:sizeRelV>
+          </wp:anchor>
+        </w:drawing>
+      </w:r>
+      <w:r>
+        <w:t>Post aangemaakt via CSRF</w:t>
+      </w:r>
+      <w:r>
+        <w:br/>
+      </w:r>
+      <w:r>
+        <w:rPr>
+          <w:rStyle w:val="BronnenChar"/>
+        </w:rPr>
+        <w:t>Zelfgemaakte afbeelding</w:t>
+      </w:r>
+      <w:r>
+        <w:rPr>
+          <w:rStyle w:val="BronnenChar"/>
+        </w:rPr>
+        <w:br/>
+      </w:r>
+    </w:p>
+    <w:p>
+      <w:pPr>
+        <w:pStyle w:val="Ondertitel"/>
+      </w:pPr>
+      <w:r>
+        <w:t>Figuur 18</w:t>
+      </w:r>
+    </w:p>
+    <w:p>
+      <w:r>
+        <w:drawing>
+          <wp:anchor distT="0" distB="0" distL="114300" distR="114300" simplePos="0" relativeHeight="251676672" behindDoc="0" locked="0" layoutInCell="1" allowOverlap="1" wp14:anchorId="2CD1235C" wp14:editId="50126B68">
+            <wp:simplePos x="0" y="0"/>
+            <wp:positionH relativeFrom="margin">
+              <wp:align>left</wp:align>
+            </wp:positionH>
+            <wp:positionV relativeFrom="paragraph">
+              <wp:posOffset>182988</wp:posOffset>
+            </wp:positionV>
+            <wp:extent cx="5349240" cy="3717925"/>
+            <wp:effectExtent l="0" t="0" r="3810" b="0"/>
+            <wp:wrapTopAndBottom/>
+            <wp:docPr id="1335992094" name="Afbeelding 1" descr="Afbeelding met tekst, schermopname, software, nummer&#10;&#10;Door AI gegenereerde inhoud is mogelijk onjuist."/>
+            <wp:cNvGraphicFramePr>
+              <a:graphicFrameLocks xmlns:a="http://schemas.openxmlformats.org/drawingml/2006/main" noChangeAspect="1"/>
+            </wp:cNvGraphicFramePr>
+            <a:graphic xmlns:a="http://schemas.openxmlformats.org/drawingml/2006/main">
+              <a:graphicData uri="http://schemas.openxmlformats.org/drawingml/2006/picture">
+                <pic:pic xmlns:pic="http://schemas.openxmlformats.org/drawingml/2006/picture">
+                  <pic:nvPicPr>
+                    <pic:cNvPr id="1335992094" name="Afbeelding 1" descr="Afbeelding met tekst, schermopname, software, nummer&#10;&#10;Door AI gegenereerde inhoud is mogelijk onjuist."/>
+                    <pic:cNvPicPr/>
+                  </pic:nvPicPr>
+                  <pic:blipFill>
+                    <a:blip r:embed="rId30">
+                      <a:extLst>
+                        <a:ext uri="{28A0092B-C50C-407E-A947-70E740481C1C}">
+                          <a14:useLocalDpi xmlns:a14="http://schemas.microsoft.com/office/drawing/2010/main" val="0"/>
+                        </a:ext>
+                      </a:extLst>
+                    </a:blip>
+                    <a:stretch>
+                      <a:fillRect/>
+                    </a:stretch>
+                  </pic:blipFill>
+                  <pic:spPr>
+                    <a:xfrm>
+                      <a:off x="0" y="0"/>
+                      <a:ext cx="5349240" cy="3717925"/>
+                    </a:xfrm>
+                    <a:prstGeom prst="rect">
+                      <a:avLst/>
+                    </a:prstGeom>
+                  </pic:spPr>
+                </pic:pic>
+              </a:graphicData>
+            </a:graphic>
+            <wp14:sizeRelH relativeFrom="margin">
+              <wp14:pctWidth>0</wp14:pctWidth>
+            </wp14:sizeRelH>
+            <wp14:sizeRelV relativeFrom="margin">
+              <wp14:pctHeight>0</wp14:pctHeight>
+            </wp14:sizeRelV>
+          </wp:anchor>
+        </w:drawing>
+      </w:r>
+      <w:r>
+        <w:t xml:space="preserve">Gegevens van de </w:t>
+      </w:r>
+      <w:r>
+        <w:t>CSRF</w:t>
+      </w:r>
+      <w:r>
+        <w:t xml:space="preserve"> request</w:t>
+      </w:r>
+    </w:p>
+    <w:p>
+      <w:pPr>
+        <w:pStyle w:val="Bronnen"/>
+      </w:pPr>
+      <w:r>
+        <w:t>Zelfgemaakte afbeelding</w:t>
+      </w:r>
+    </w:p>
+    <w:p>
+      <w:pPr>
+        <w:rPr>
+          <w:color w:val="747474" w:themeColor="background2" w:themeShade="80"/>
+          <w:sz w:val="20"/>
         </w:rPr>
       </w:pPr>
       <w:r>
@@ -8546,36 +9864,1109 @@
       </w:r>
     </w:p>
     <w:p>
+      <w:r>
+        <w:lastRenderedPageBreak/>
+        <w:t xml:space="preserve">Door de volgende link te </w:t>
+      </w:r>
+      <w:r>
+        <w:t>openen</w:t>
+      </w:r>
+      <w:r>
+        <w:t xml:space="preserve"> wordt er automatisch een poging gedaan om een post aan te maken via CSRF</w:t>
+      </w:r>
+      <w:r>
+        <w:t xml:space="preserve">: </w:t>
+      </w:r>
+      <w:hyperlink r:id="rId31" w:history="1">
+        <w:r>
+          <w:rPr>
+            <w:rStyle w:val="Hyperlink"/>
+          </w:rPr>
+          <w:t>attacker-unsafe.yourwebm</w:t>
+        </w:r>
+        <w:r>
+          <w:rPr>
+            <w:rStyle w:val="Hyperlink"/>
+          </w:rPr>
+          <w:t>a</w:t>
+        </w:r>
+        <w:r>
+          <w:rPr>
+            <w:rStyle w:val="Hyperlink"/>
+          </w:rPr>
+          <w:t>ster.be/POST-Create-Post.html</w:t>
+        </w:r>
+      </w:hyperlink>
+      <w:r>
+        <w:t xml:space="preserve"> </w:t>
+      </w:r>
+      <w:r>
+        <w:t>Figuur 17</w:t>
+      </w:r>
+      <w:r>
+        <w:t xml:space="preserve"> toont aan dat het gelukt is om via CSRF een post aan te maken, door het feit dat de gebruiker reeds ingelogd was en de access token nog steeds geldig was.</w:t>
+      </w:r>
+      <w:r>
+        <w:t xml:space="preserve"> Figuur 18 toont de informatie en gegevens aan van de API request die op de achtergrond gemaakt werd</w:t>
+      </w:r>
+      <w:r>
+        <w:t>. De informatie verteld dat</w:t>
+      </w:r>
+      <w:r>
+        <w:t xml:space="preserve"> </w:t>
+      </w:r>
+      <w:hyperlink r:id="rId32" w:history="1">
+        <w:r>
+          <w:rPr>
+            <w:rStyle w:val="Hyperlink"/>
+          </w:rPr>
+          <w:t>attacker-uns</w:t>
+        </w:r>
+        <w:r>
+          <w:rPr>
+            <w:rStyle w:val="Hyperlink"/>
+          </w:rPr>
+          <w:t>a</w:t>
+        </w:r>
+        <w:r>
+          <w:rPr>
+            <w:rStyle w:val="Hyperlink"/>
+          </w:rPr>
+          <w:t>fe.yourwebmaster.be</w:t>
+        </w:r>
+      </w:hyperlink>
+      <w:r>
+        <w:t xml:space="preserve"> de </w:t>
+      </w:r>
+      <w:r>
+        <w:t xml:space="preserve">origin is van de request, de </w:t>
+      </w:r>
+      <w:r>
+        <w:t>POST request naar de onveilige API succesvol was</w:t>
+      </w:r>
+      <w:r>
+        <w:t xml:space="preserve"> en dat de access token inderdaad opgenomen werd in de request</w:t>
+      </w:r>
+      <w:r>
+        <w:t>.</w:t>
+      </w:r>
+      <w:r>
+        <w:br/>
+      </w:r>
+    </w:p>
+    <w:p>
+      <w:pPr>
+        <w:pStyle w:val="Kop3"/>
+        <w:numPr>
+          <w:ilvl w:val="2"/>
+          <w:numId w:val="39"/>
+        </w:numPr>
+      </w:pPr>
+      <w:bookmarkStart w:id="35" w:name="_Toc223128379"/>
+      <w:r>
+        <w:t xml:space="preserve">CSRF ondanks </w:t>
+      </w:r>
+      <w:r>
+        <w:t>correcte</w:t>
+      </w:r>
+      <w:r>
+        <w:t xml:space="preserve"> CORS configuratie</w:t>
+      </w:r>
+      <w:bookmarkEnd w:id="35"/>
+    </w:p>
+    <w:p>
+      <w:pPr>
+        <w:pStyle w:val="Ondertitel"/>
+      </w:pPr>
+      <w:r>
+        <w:t>Figuur 19</w:t>
+      </w:r>
+    </w:p>
+    <w:p>
+      <w:pPr>
+        <w:rPr>
+          <w:noProof/>
+        </w:rPr>
+      </w:pPr>
+      <w:r>
+        <w:drawing>
+          <wp:anchor distT="0" distB="0" distL="114300" distR="114300" simplePos="0" relativeHeight="251678720" behindDoc="0" locked="0" layoutInCell="1" allowOverlap="1" wp14:anchorId="45DAD787" wp14:editId="6CD34801">
+            <wp:simplePos x="0" y="0"/>
+            <wp:positionH relativeFrom="margin">
+              <wp:align>right</wp:align>
+            </wp:positionH>
+            <wp:positionV relativeFrom="paragraph">
+              <wp:posOffset>235484</wp:posOffset>
+            </wp:positionV>
+            <wp:extent cx="5760720" cy="1406525"/>
+            <wp:effectExtent l="0" t="0" r="0" b="3175"/>
+            <wp:wrapTopAndBottom/>
+            <wp:docPr id="1821446356" name="Afbeelding 1" descr="Afbeelding met tekst, Lettertype, lijn, wit&#10;&#10;Door AI gegenereerde inhoud is mogelijk onjuist."/>
+            <wp:cNvGraphicFramePr>
+              <a:graphicFrameLocks xmlns:a="http://schemas.openxmlformats.org/drawingml/2006/main" noChangeAspect="1"/>
+            </wp:cNvGraphicFramePr>
+            <a:graphic xmlns:a="http://schemas.openxmlformats.org/drawingml/2006/main">
+              <a:graphicData uri="http://schemas.openxmlformats.org/drawingml/2006/picture">
+                <pic:pic xmlns:pic="http://schemas.openxmlformats.org/drawingml/2006/picture">
+                  <pic:nvPicPr>
+                    <pic:cNvPr id="1821446356" name="Afbeelding 1" descr="Afbeelding met tekst, Lettertype, lijn, wit&#10;&#10;Door AI gegenereerde inhoud is mogelijk onjuist."/>
+                    <pic:cNvPicPr/>
+                  </pic:nvPicPr>
+                  <pic:blipFill>
+                    <a:blip r:embed="rId33">
+                      <a:extLst>
+                        <a:ext uri="{28A0092B-C50C-407E-A947-70E740481C1C}">
+                          <a14:useLocalDpi xmlns:a14="http://schemas.microsoft.com/office/drawing/2010/main" val="0"/>
+                        </a:ext>
+                      </a:extLst>
+                    </a:blip>
+                    <a:stretch>
+                      <a:fillRect/>
+                    </a:stretch>
+                  </pic:blipFill>
+                  <pic:spPr>
+                    <a:xfrm>
+                      <a:off x="0" y="0"/>
+                      <a:ext cx="5760720" cy="1406525"/>
+                    </a:xfrm>
+                    <a:prstGeom prst="rect">
+                      <a:avLst/>
+                    </a:prstGeom>
+                  </pic:spPr>
+                </pic:pic>
+              </a:graphicData>
+            </a:graphic>
+          </wp:anchor>
+        </w:drawing>
+      </w:r>
+      <w:r>
+        <w:t>Post aangemaakt via CSRF, ondanks correcte CORS configuratie</w:t>
+      </w:r>
+    </w:p>
+    <w:p>
+      <w:pPr>
+        <w:pStyle w:val="Bronnen"/>
+      </w:pPr>
+      <w:r>
+        <w:t>Zelfgemaakte afbeelding</w:t>
+      </w:r>
+    </w:p>
+    <w:p>
+      <w:pPr>
+        <w:pStyle w:val="Ondertitel"/>
+      </w:pPr>
+      <w:r>
+        <w:t xml:space="preserve">Figuur </w:t>
+      </w:r>
+      <w:r>
+        <w:t>20</w:t>
+      </w:r>
+    </w:p>
+    <w:p>
+      <w:proofErr w:type="spellStart"/>
+      <w:r>
+        <w:t>DevTools</w:t>
+      </w:r>
+      <w:proofErr w:type="spellEnd"/>
+      <w:r>
+        <w:t xml:space="preserve"> Console CORS Error</w:t>
+      </w:r>
+      <w:r>
+        <w:br/>
+      </w:r>
+      <w:r>
+        <w:rPr>
+          <w:rStyle w:val="BronnenChar"/>
+        </w:rPr>
+        <w:drawing>
+          <wp:anchor distT="0" distB="0" distL="114300" distR="114300" simplePos="0" relativeHeight="251679744" behindDoc="0" locked="0" layoutInCell="1" allowOverlap="1" wp14:anchorId="0E46C261" wp14:editId="6E85CFC7">
+            <wp:simplePos x="0" y="0"/>
+            <wp:positionH relativeFrom="column">
+              <wp:posOffset>-635</wp:posOffset>
+            </wp:positionH>
+            <wp:positionV relativeFrom="paragraph">
+              <wp:posOffset>182245</wp:posOffset>
+            </wp:positionV>
+            <wp:extent cx="5727700" cy="1320800"/>
+            <wp:effectExtent l="0" t="0" r="6350" b="0"/>
+            <wp:wrapTopAndBottom/>
+            <wp:docPr id="20805942" name="Afbeelding 1" descr="Afbeelding met tekst, schermopname, Lettertype, nummer&#10;&#10;Door AI gegenereerde inhoud is mogelijk onjuist."/>
+            <wp:cNvGraphicFramePr>
+              <a:graphicFrameLocks xmlns:a="http://schemas.openxmlformats.org/drawingml/2006/main" noChangeAspect="1"/>
+            </wp:cNvGraphicFramePr>
+            <a:graphic xmlns:a="http://schemas.openxmlformats.org/drawingml/2006/main">
+              <a:graphicData uri="http://schemas.openxmlformats.org/drawingml/2006/picture">
+                <pic:pic xmlns:pic="http://schemas.openxmlformats.org/drawingml/2006/picture">
+                  <pic:nvPicPr>
+                    <pic:cNvPr id="20805942" name="Afbeelding 1" descr="Afbeelding met tekst, schermopname, Lettertype, nummer&#10;&#10;Door AI gegenereerde inhoud is mogelijk onjuist."/>
+                    <pic:cNvPicPr/>
+                  </pic:nvPicPr>
+                  <pic:blipFill rotWithShape="1">
+                    <a:blip r:embed="rId34">
+                      <a:extLst>
+                        <a:ext uri="{28A0092B-C50C-407E-A947-70E740481C1C}">
+                          <a14:useLocalDpi xmlns:a14="http://schemas.microsoft.com/office/drawing/2010/main" val="0"/>
+                        </a:ext>
+                      </a:extLst>
+                    </a:blip>
+                    <a:srcRect r="571"/>
+                    <a:stretch>
+                      <a:fillRect/>
+                    </a:stretch>
+                  </pic:blipFill>
+                  <pic:spPr bwMode="auto">
+                    <a:xfrm>
+                      <a:off x="0" y="0"/>
+                      <a:ext cx="5727700" cy="1320800"/>
+                    </a:xfrm>
+                    <a:prstGeom prst="rect">
+                      <a:avLst/>
+                    </a:prstGeom>
+                    <a:ln>
+                      <a:noFill/>
+                    </a:ln>
+                    <a:extLst>
+                      <a:ext uri="{53640926-AAD7-44D8-BBD7-CCE9431645EC}">
+                        <a14:shadowObscured xmlns:a14="http://schemas.microsoft.com/office/drawing/2010/main"/>
+                      </a:ext>
+                    </a:extLst>
+                  </pic:spPr>
+                </pic:pic>
+              </a:graphicData>
+            </a:graphic>
+          </wp:anchor>
+        </w:drawing>
+      </w:r>
+      <w:r>
+        <w:rPr>
+          <w:rStyle w:val="BronnenChar"/>
+        </w:rPr>
+        <w:t>Zelfgemaakte afbeelding</w:t>
+      </w:r>
+      <w:r>
+        <w:rPr>
+          <w:rStyle w:val="BronnenChar"/>
+        </w:rPr>
+        <w:br/>
+      </w:r>
+    </w:p>
+    <w:p>
+      <w:r>
+        <w:t xml:space="preserve">Figuur 19 toont aan dat het gelukt is om via CSRF op de veilige API een post aan te maken, ondanks dat de CORS instellingen correct </w:t>
+      </w:r>
+      <w:r>
+        <w:t xml:space="preserve">ingesteld </w:t>
+      </w:r>
+      <w:r>
+        <w:t>zijn</w:t>
+      </w:r>
+      <w:r>
+        <w:t xml:space="preserve">. Bij de CSRF aanval krijgt de gebruiker </w:t>
+      </w:r>
+      <w:r>
+        <w:t xml:space="preserve">wel </w:t>
+      </w:r>
+      <w:r>
+        <w:t xml:space="preserve">een CORS error in de console van de </w:t>
+      </w:r>
+      <w:proofErr w:type="spellStart"/>
+      <w:r>
+        <w:t>DevTools</w:t>
+      </w:r>
+      <w:proofErr w:type="spellEnd"/>
+      <w:r>
+        <w:t xml:space="preserve"> te zien</w:t>
+      </w:r>
+      <w:r>
+        <w:t>.</w:t>
+      </w:r>
+      <w:r>
+        <w:t xml:space="preserve"> </w:t>
+      </w:r>
+      <w:r>
+        <w:t xml:space="preserve">De response van de request wordt nu wel door de browser geblokkeerd </w:t>
+      </w:r>
+      <w:r>
+        <w:t xml:space="preserve">maar </w:t>
+      </w:r>
+      <w:r>
+        <w:t>dat heeft geen nut meer want</w:t>
+      </w:r>
+      <w:r>
+        <w:t xml:space="preserve"> de POST request is dan al verwerkt door de API.</w:t>
+      </w:r>
+      <w:r>
+        <w:t xml:space="preserve"> Dit komt doordat SOP een beveiligingsmaatregel is aan de clientside.</w:t>
+      </w:r>
+    </w:p>
+    <w:p>
+      <w:r>
+        <w:t>De aanmaak van de</w:t>
+      </w:r>
+      <w:r>
+        <w:t>ze</w:t>
+      </w:r>
+      <w:r>
+        <w:t xml:space="preserve"> post is gelukt</w:t>
+      </w:r>
+      <w:r>
+        <w:t xml:space="preserve"> doordat </w:t>
+      </w:r>
+      <w:r>
+        <w:t xml:space="preserve">het hier om een </w:t>
+      </w:r>
+      <w:proofErr w:type="spellStart"/>
+      <w:r>
+        <w:t>simple</w:t>
+      </w:r>
+      <w:proofErr w:type="spellEnd"/>
+      <w:r>
+        <w:t xml:space="preserve"> </w:t>
+      </w:r>
+      <w:r>
+        <w:t xml:space="preserve">cross-origin </w:t>
+      </w:r>
+      <w:r>
+        <w:t>request gaat waarbij geen preflight gebruikt is om op voorhand de CORS instellingen te controleren</w:t>
+      </w:r>
+      <w:r>
+        <w:t xml:space="preserve">. Daarbij staat </w:t>
+      </w:r>
+      <w:r>
+        <w:t xml:space="preserve">de SameSite attribuut van de cookie met de access token nog altijd op none, door dit te veranderen naar strict zal de access token niet meer meegegeven worden bij cross-site requests waardoor </w:t>
+      </w:r>
+      <w:r>
+        <w:t>deze</w:t>
+      </w:r>
+      <w:r>
+        <w:t xml:space="preserve"> CSRF </w:t>
+      </w:r>
+      <w:r>
+        <w:t>aanval niet meer zou lukken</w:t>
+      </w:r>
+      <w:r>
+        <w:t>.</w:t>
+      </w:r>
+      <w:r>
+        <w:br/>
+      </w:r>
+    </w:p>
+    <w:p>
+      <w:pPr>
+        <w:pStyle w:val="Kop3"/>
+        <w:numPr>
+          <w:ilvl w:val="2"/>
+          <w:numId w:val="39"/>
+        </w:numPr>
+      </w:pPr>
+      <w:bookmarkStart w:id="36" w:name="_Toc223128380"/>
+      <w:r>
+        <w:lastRenderedPageBreak/>
+        <w:t>(Anti-)CSRF Tokens beschermen veilige API</w:t>
+      </w:r>
+      <w:bookmarkEnd w:id="36"/>
+    </w:p>
+    <w:p>
+      <w:r>
+        <w:t xml:space="preserve">De SameSite attribuut van de cookie met de access token werd aangepast naar strict om de eerder aangetoonde CSRF aanval niet meer mogelijk te maken. </w:t>
+      </w:r>
+      <w:r>
+        <w:t>Maar o</w:t>
+      </w:r>
+      <w:r>
+        <w:t xml:space="preserve">m </w:t>
+      </w:r>
+      <w:r>
+        <w:t xml:space="preserve">zeker </w:t>
+      </w:r>
+      <w:r>
+        <w:t xml:space="preserve">volledig beschermd te zijn tegen CSRF aanvallen worden er </w:t>
+      </w:r>
+      <w:r>
+        <w:t xml:space="preserve">stateless signed </w:t>
+      </w:r>
+      <w:r>
+        <w:t xml:space="preserve">(Anti-)CSRF tokens </w:t>
+      </w:r>
+      <w:r>
+        <w:t xml:space="preserve">via double submit </w:t>
+      </w:r>
+      <w:r>
+        <w:t>gebruikt bij de veilige API.</w:t>
+      </w:r>
+      <w:r>
+        <w:br/>
+      </w:r>
+    </w:p>
+    <w:p>
+      <w:pPr>
+        <w:rPr>
+          <w:rStyle w:val="BronnenChar"/>
+        </w:rPr>
+      </w:pPr>
+      <w:r>
+        <w:drawing>
+          <wp:anchor distT="0" distB="0" distL="114300" distR="114300" simplePos="0" relativeHeight="251683840" behindDoc="0" locked="0" layoutInCell="1" allowOverlap="1" wp14:anchorId="74BE3B0E" wp14:editId="1549F1A9">
+            <wp:simplePos x="0" y="0"/>
+            <wp:positionH relativeFrom="margin">
+              <wp:posOffset>-635</wp:posOffset>
+            </wp:positionH>
+            <wp:positionV relativeFrom="paragraph">
+              <wp:posOffset>438785</wp:posOffset>
+            </wp:positionV>
+            <wp:extent cx="4827905" cy="4110990"/>
+            <wp:effectExtent l="0" t="0" r="0" b="3810"/>
+            <wp:wrapTopAndBottom/>
+            <wp:docPr id="771303153" name="Afbeelding 1" descr="Afbeelding met tekst, schermopname, Lettertype, document&#10;&#10;Door AI gegenereerde inhoud is mogelijk onjuist."/>
+            <wp:cNvGraphicFramePr>
+              <a:graphicFrameLocks xmlns:a="http://schemas.openxmlformats.org/drawingml/2006/main" noChangeAspect="1"/>
+            </wp:cNvGraphicFramePr>
+            <a:graphic xmlns:a="http://schemas.openxmlformats.org/drawingml/2006/main">
+              <a:graphicData uri="http://schemas.openxmlformats.org/drawingml/2006/picture">
+                <pic:pic xmlns:pic="http://schemas.openxmlformats.org/drawingml/2006/picture">
+                  <pic:nvPicPr>
+                    <pic:cNvPr id="771303153" name="Afbeelding 1" descr="Afbeelding met tekst, schermopname, Lettertype, document&#10;&#10;Door AI gegenereerde inhoud is mogelijk onjuist."/>
+                    <pic:cNvPicPr/>
+                  </pic:nvPicPr>
+                  <pic:blipFill>
+                    <a:blip r:embed="rId35">
+                      <a:extLst>
+                        <a:ext uri="{28A0092B-C50C-407E-A947-70E740481C1C}">
+                          <a14:useLocalDpi xmlns:a14="http://schemas.microsoft.com/office/drawing/2010/main" val="0"/>
+                        </a:ext>
+                      </a:extLst>
+                    </a:blip>
+                    <a:stretch>
+                      <a:fillRect/>
+                    </a:stretch>
+                  </pic:blipFill>
+                  <pic:spPr>
+                    <a:xfrm>
+                      <a:off x="0" y="0"/>
+                      <a:ext cx="4827905" cy="4110990"/>
+                    </a:xfrm>
+                    <a:prstGeom prst="rect">
+                      <a:avLst/>
+                    </a:prstGeom>
+                  </pic:spPr>
+                </pic:pic>
+              </a:graphicData>
+            </a:graphic>
+            <wp14:sizeRelH relativeFrom="margin">
+              <wp14:pctWidth>0</wp14:pctWidth>
+            </wp14:sizeRelH>
+            <wp14:sizeRelV relativeFrom="margin">
+              <wp14:pctHeight>0</wp14:pctHeight>
+            </wp14:sizeRelV>
+          </wp:anchor>
+        </w:drawing>
+      </w:r>
+      <w:r>
+        <w:rPr>
+          <w:rStyle w:val="OndertitelChar"/>
+        </w:rPr>
+        <w:t>Figuur 21</w:t>
+      </w:r>
+      <w:r>
+        <w:br/>
+        <w:t>Gegevens van API request</w:t>
+      </w:r>
+      <w:r>
+        <w:t xml:space="preserve"> </w:t>
+      </w:r>
+      <w:r>
+        <w:t>met CSRF token via double submit</w:t>
+      </w:r>
+      <w:r>
+        <w:rPr>
+          <w:noProof/>
+        </w:rPr>
+        <w:br/>
+      </w:r>
+      <w:r>
+        <w:rPr>
+          <w:rStyle w:val="BronnenChar"/>
+        </w:rPr>
+        <w:t>Zelfgemaakte afbeelding</w:t>
+      </w:r>
+      <w:r>
+        <w:rPr>
+          <w:rStyle w:val="BronnenChar"/>
+        </w:rPr>
+        <w:br/>
+      </w:r>
+    </w:p>
+    <w:p>
+      <w:r>
+        <w:t>Figuur 21</w:t>
+      </w:r>
+      <w:r>
+        <w:t xml:space="preserve"> toont de gegevens van een normale API request voor het aanmaken van een post. Er is in de figuur te zien dat er effectief gebruik gemaakt wordt van de double submit voor de CSRF token. De</w:t>
+      </w:r>
+      <w:r>
+        <w:t>zelfde</w:t>
+      </w:r>
+      <w:r>
+        <w:t xml:space="preserve"> CSRF token is zowel opgenomen bij de cookies als onderaan in de custom CSRF header.</w:t>
+      </w:r>
+      <w:r>
+        <w:t xml:space="preserve"> De veilige API maakt dus nu gebruik van CSRF tokens om CSRF te voorkomen.</w:t>
+      </w:r>
+      <w:r>
+        <w:br/>
+      </w:r>
+    </w:p>
+    <w:p>
+      <w:r>
+        <w:drawing>
+          <wp:anchor distT="0" distB="0" distL="114300" distR="114300" simplePos="0" relativeHeight="251680768" behindDoc="0" locked="0" layoutInCell="1" allowOverlap="1" wp14:anchorId="17AE87D5" wp14:editId="35F163F7">
+            <wp:simplePos x="0" y="0"/>
+            <wp:positionH relativeFrom="margin">
+              <wp:posOffset>-635</wp:posOffset>
+            </wp:positionH>
+            <wp:positionV relativeFrom="paragraph">
+              <wp:posOffset>447955</wp:posOffset>
+            </wp:positionV>
+            <wp:extent cx="6188075" cy="505460"/>
+            <wp:effectExtent l="0" t="0" r="3175" b="8890"/>
+            <wp:wrapTopAndBottom/>
+            <wp:docPr id="640124889" name="Afbeelding 1"/>
+            <wp:cNvGraphicFramePr>
+              <a:graphicFrameLocks xmlns:a="http://schemas.openxmlformats.org/drawingml/2006/main" noChangeAspect="1"/>
+            </wp:cNvGraphicFramePr>
+            <a:graphic xmlns:a="http://schemas.openxmlformats.org/drawingml/2006/main">
+              <a:graphicData uri="http://schemas.openxmlformats.org/drawingml/2006/picture">
+                <pic:pic xmlns:pic="http://schemas.openxmlformats.org/drawingml/2006/picture">
+                  <pic:nvPicPr>
+                    <pic:cNvPr id="640124889" name=""/>
+                    <pic:cNvPicPr/>
+                  </pic:nvPicPr>
+                  <pic:blipFill>
+                    <a:blip r:embed="rId36">
+                      <a:extLst>
+                        <a:ext uri="{28A0092B-C50C-407E-A947-70E740481C1C}">
+                          <a14:useLocalDpi xmlns:a14="http://schemas.microsoft.com/office/drawing/2010/main" val="0"/>
+                        </a:ext>
+                      </a:extLst>
+                    </a:blip>
+                    <a:stretch>
+                      <a:fillRect/>
+                    </a:stretch>
+                  </pic:blipFill>
+                  <pic:spPr>
+                    <a:xfrm>
+                      <a:off x="0" y="0"/>
+                      <a:ext cx="6188075" cy="505460"/>
+                    </a:xfrm>
+                    <a:prstGeom prst="rect">
+                      <a:avLst/>
+                    </a:prstGeom>
+                  </pic:spPr>
+                </pic:pic>
+              </a:graphicData>
+            </a:graphic>
+            <wp14:sizeRelH relativeFrom="margin">
+              <wp14:pctWidth>0</wp14:pctWidth>
+            </wp14:sizeRelH>
+            <wp14:sizeRelV relativeFrom="margin">
+              <wp14:pctHeight>0</wp14:pctHeight>
+            </wp14:sizeRelV>
+          </wp:anchor>
+        </w:drawing>
+      </w:r>
+      <w:r>
+        <w:rPr>
+          <w:rStyle w:val="OndertitelChar"/>
+        </w:rPr>
+        <w:t>Figuur 2</w:t>
+      </w:r>
+      <w:r>
+        <w:rPr>
+          <w:rStyle w:val="OndertitelChar"/>
+        </w:rPr>
+        <w:t>2</w:t>
+      </w:r>
+      <w:r>
+        <w:br/>
+        <w:t>Set-cookie geblokkeerd wegens cross-site request</w:t>
+      </w:r>
+      <w:r>
+        <w:br/>
+      </w:r>
+      <w:r>
+        <w:rPr>
+          <w:rStyle w:val="BronnenChar"/>
+        </w:rPr>
+        <w:t>Zelfgemaakte afbeelding</w:t>
+      </w:r>
+    </w:p>
+    <w:p>
+      <w:pPr>
+        <w:rPr>
+          <w:rStyle w:val="OndertitelChar"/>
+          <w:rFonts w:ascii="Arial" w:eastAsiaTheme="minorHAnsi" w:hAnsi="Arial" w:cstheme="minorBidi"/>
+          <w:b w:val="0"/>
+          <w:color w:val="auto"/>
+          <w:spacing w:val="0"/>
+          <w:sz w:val="22"/>
+          <w:szCs w:val="24"/>
+        </w:rPr>
+      </w:pPr>
+      <w:r>
+        <w:lastRenderedPageBreak/>
+        <w:t>Figuur 22 toont aan wat er gebeurt als er vanaf een cross-site toch geprobeerd wordt om een CSRF token aan te vragen en in te stellen als cookie.</w:t>
+      </w:r>
+      <w:r>
+        <w:t xml:space="preserve"> </w:t>
+      </w:r>
+      <w:r>
+        <w:t xml:space="preserve">Zoals </w:t>
+      </w:r>
+      <w:r>
+        <w:t>het script</w:t>
+      </w:r>
+      <w:r>
+        <w:t xml:space="preserve"> op deze pagina: </w:t>
+      </w:r>
+      <w:hyperlink r:id="rId37" w:history="1">
+        <w:r>
+          <w:rPr>
+            <w:rStyle w:val="Hyperlink"/>
+          </w:rPr>
+          <w:t>attacker-safe.yourwebmaster.be/GET-CSRF-Cookie.html</w:t>
+        </w:r>
+      </w:hyperlink>
+      <w:r>
+        <w:t xml:space="preserve"> </w:t>
+      </w:r>
+      <w:r>
+        <w:t xml:space="preserve">De browser </w:t>
+      </w:r>
+      <w:r>
+        <w:t>herkent</w:t>
+      </w:r>
+      <w:r>
+        <w:t xml:space="preserve"> dat </w:t>
+      </w:r>
+      <w:r>
+        <w:t xml:space="preserve">een cookie </w:t>
+      </w:r>
+      <w:r>
+        <w:t xml:space="preserve">met SameSite strict </w:t>
+      </w:r>
+      <w:r>
+        <w:t xml:space="preserve">ingesteld </w:t>
+      </w:r>
+      <w:r>
+        <w:t xml:space="preserve">moet </w:t>
+      </w:r>
+      <w:r>
+        <w:t>worden voor een totaal andere site dan de origin waardoor de request gemaakt</w:t>
+      </w:r>
+      <w:r>
+        <w:t xml:space="preserve"> werd</w:t>
+      </w:r>
+      <w:r>
+        <w:t>, dus zal de browser deze cookie niet opslaan.</w:t>
+      </w:r>
+      <w:r>
+        <w:br/>
+      </w:r>
+    </w:p>
+    <w:p>
+      <w:pPr>
+        <w:rPr>
+          <w:rStyle w:val="BronnenChar"/>
+        </w:rPr>
+      </w:pPr>
+      <w:r>
+        <w:rPr>
+          <w:rStyle w:val="OndertitelChar"/>
+        </w:rPr>
+        <w:t>Figuur</w:t>
+      </w:r>
+      <w:r>
+        <w:rPr>
+          <w:rStyle w:val="OndertitelChar"/>
+        </w:rPr>
+        <w:t xml:space="preserve"> 2</w:t>
+      </w:r>
+      <w:r>
+        <w:rPr>
+          <w:rStyle w:val="OndertitelChar"/>
+        </w:rPr>
+        <w:t>3</w:t>
+      </w:r>
+      <w:r>
+        <w:br/>
+        <w:t>CSRF token ontbreekt</w:t>
+      </w:r>
+      <w:r>
+        <w:drawing>
+          <wp:anchor distT="0" distB="0" distL="114300" distR="114300" simplePos="0" relativeHeight="251681792" behindDoc="0" locked="0" layoutInCell="1" allowOverlap="1" wp14:anchorId="0DDA9E80" wp14:editId="7CEF0BB8">
+            <wp:simplePos x="0" y="0"/>
+            <wp:positionH relativeFrom="column">
+              <wp:posOffset>-635</wp:posOffset>
+            </wp:positionH>
+            <wp:positionV relativeFrom="paragraph">
+              <wp:posOffset>436880</wp:posOffset>
+            </wp:positionV>
+            <wp:extent cx="3255010" cy="2818765"/>
+            <wp:effectExtent l="0" t="0" r="2540" b="635"/>
+            <wp:wrapTopAndBottom/>
+            <wp:docPr id="857872006" name="Afbeelding 1" descr="Afbeelding met tekst, schermopname, Lettertype, nummer&#10;&#10;Door AI gegenereerde inhoud is mogelijk onjuist."/>
+            <wp:cNvGraphicFramePr>
+              <a:graphicFrameLocks xmlns:a="http://schemas.openxmlformats.org/drawingml/2006/main" noChangeAspect="1"/>
+            </wp:cNvGraphicFramePr>
+            <a:graphic xmlns:a="http://schemas.openxmlformats.org/drawingml/2006/main">
+              <a:graphicData uri="http://schemas.openxmlformats.org/drawingml/2006/picture">
+                <pic:pic xmlns:pic="http://schemas.openxmlformats.org/drawingml/2006/picture">
+                  <pic:nvPicPr>
+                    <pic:cNvPr id="857872006" name="Afbeelding 1" descr="Afbeelding met tekst, schermopname, Lettertype, nummer&#10;&#10;Door AI gegenereerde inhoud is mogelijk onjuist."/>
+                    <pic:cNvPicPr/>
+                  </pic:nvPicPr>
+                  <pic:blipFill>
+                    <a:blip r:embed="rId38">
+                      <a:extLst>
+                        <a:ext uri="{28A0092B-C50C-407E-A947-70E740481C1C}">
+                          <a14:useLocalDpi xmlns:a14="http://schemas.microsoft.com/office/drawing/2010/main" val="0"/>
+                        </a:ext>
+                      </a:extLst>
+                    </a:blip>
+                    <a:stretch>
+                      <a:fillRect/>
+                    </a:stretch>
+                  </pic:blipFill>
+                  <pic:spPr>
+                    <a:xfrm>
+                      <a:off x="0" y="0"/>
+                      <a:ext cx="3255010" cy="2818765"/>
+                    </a:xfrm>
+                    <a:prstGeom prst="rect">
+                      <a:avLst/>
+                    </a:prstGeom>
+                  </pic:spPr>
+                </pic:pic>
+              </a:graphicData>
+            </a:graphic>
+          </wp:anchor>
+        </w:drawing>
+      </w:r>
+      <w:r>
+        <w:t xml:space="preserve"> bij request</w:t>
+      </w:r>
+      <w:r>
+        <w:br/>
+      </w:r>
+      <w:r>
+        <w:rPr>
+          <w:rStyle w:val="BronnenChar"/>
+        </w:rPr>
+        <w:t>Zelfgemaakte afbeelding</w:t>
+      </w:r>
+      <w:r>
+        <w:rPr>
+          <w:rStyle w:val="BronnenChar"/>
+        </w:rPr>
+        <w:br/>
+      </w:r>
+    </w:p>
+    <w:p>
+      <w:r>
+        <w:t>Figuur 23 toont aan dat een cross-site request waarbij de CSRF t</w:t>
+      </w:r>
+      <w:r>
+        <w:t xml:space="preserve">oken ontbreekt niet werkt en een </w:t>
+      </w:r>
+      <w:r>
+        <w:t xml:space="preserve">response met status </w:t>
+      </w:r>
+      <w:r>
+        <w:t xml:space="preserve">403 </w:t>
+      </w:r>
+      <w:proofErr w:type="spellStart"/>
+      <w:r>
+        <w:t>f</w:t>
+      </w:r>
+      <w:r>
+        <w:t>orbidden</w:t>
+      </w:r>
+      <w:proofErr w:type="spellEnd"/>
+      <w:r>
+        <w:t xml:space="preserve"> krijgt.</w:t>
+      </w:r>
+      <w:r>
+        <w:t xml:space="preserve"> </w:t>
+      </w:r>
+      <w:r>
+        <w:t>Zoals de request die wordt gemaakt op deze pagina:</w:t>
+      </w:r>
+      <w:r>
+        <w:t xml:space="preserve"> </w:t>
+      </w:r>
+      <w:hyperlink r:id="rId39" w:history="1">
+        <w:r>
+          <w:rPr>
+            <w:rStyle w:val="Hyperlink"/>
+          </w:rPr>
+          <w:t>attacker-safe.yourwebmaster.be/POST-Create-Post-without-header.html</w:t>
+        </w:r>
+      </w:hyperlink>
+      <w:r>
+        <w:br/>
+      </w:r>
+    </w:p>
+    <w:p>
+      <w:pPr>
+        <w:rPr>
+          <w:rStyle w:val="BronnenChar"/>
+        </w:rPr>
+      </w:pPr>
+      <w:r>
+        <w:rPr>
+          <w:rStyle w:val="OndertitelChar"/>
+        </w:rPr>
+        <w:t>Figuur</w:t>
+      </w:r>
+      <w:r>
+        <w:rPr>
+          <w:rStyle w:val="OndertitelChar"/>
+        </w:rPr>
+        <w:t xml:space="preserve"> 2</w:t>
+      </w:r>
+      <w:r>
+        <w:rPr>
+          <w:rStyle w:val="OndertitelChar"/>
+        </w:rPr>
+        <w:t>4</w:t>
+      </w:r>
+      <w:r>
+        <w:br/>
+        <w:t>Preflight door custom header</w:t>
+      </w:r>
+      <w:r>
+        <w:br/>
+      </w:r>
+      <w:r>
+        <w:rPr>
+          <w:rStyle w:val="BronnenChar"/>
+        </w:rPr>
+        <w:drawing>
+          <wp:anchor distT="0" distB="0" distL="114300" distR="114300" simplePos="0" relativeHeight="251682816" behindDoc="0" locked="0" layoutInCell="1" allowOverlap="1" wp14:anchorId="1C0E2920" wp14:editId="13FD9DD2">
+            <wp:simplePos x="0" y="0"/>
+            <wp:positionH relativeFrom="column">
+              <wp:posOffset>-635</wp:posOffset>
+            </wp:positionH>
+            <wp:positionV relativeFrom="paragraph">
+              <wp:posOffset>434975</wp:posOffset>
+            </wp:positionV>
+            <wp:extent cx="5760720" cy="393065"/>
+            <wp:effectExtent l="0" t="0" r="0" b="6985"/>
+            <wp:wrapTopAndBottom/>
+            <wp:docPr id="1005877624" name="Afbeelding 1"/>
+            <wp:cNvGraphicFramePr>
+              <a:graphicFrameLocks xmlns:a="http://schemas.openxmlformats.org/drawingml/2006/main" noChangeAspect="1"/>
+            </wp:cNvGraphicFramePr>
+            <a:graphic xmlns:a="http://schemas.openxmlformats.org/drawingml/2006/main">
+              <a:graphicData uri="http://schemas.openxmlformats.org/drawingml/2006/picture">
+                <pic:pic xmlns:pic="http://schemas.openxmlformats.org/drawingml/2006/picture">
+                  <pic:nvPicPr>
+                    <pic:cNvPr id="1005877624" name=""/>
+                    <pic:cNvPicPr/>
+                  </pic:nvPicPr>
+                  <pic:blipFill>
+                    <a:blip r:embed="rId40">
+                      <a:extLst>
+                        <a:ext uri="{28A0092B-C50C-407E-A947-70E740481C1C}">
+                          <a14:useLocalDpi xmlns:a14="http://schemas.microsoft.com/office/drawing/2010/main" val="0"/>
+                        </a:ext>
+                      </a:extLst>
+                    </a:blip>
+                    <a:stretch>
+                      <a:fillRect/>
+                    </a:stretch>
+                  </pic:blipFill>
+                  <pic:spPr>
+                    <a:xfrm>
+                      <a:off x="0" y="0"/>
+                      <a:ext cx="5760720" cy="393065"/>
+                    </a:xfrm>
+                    <a:prstGeom prst="rect">
+                      <a:avLst/>
+                    </a:prstGeom>
+                  </pic:spPr>
+                </pic:pic>
+              </a:graphicData>
+            </a:graphic>
+          </wp:anchor>
+        </w:drawing>
+      </w:r>
+      <w:r>
+        <w:rPr>
+          <w:rStyle w:val="BronnenChar"/>
+        </w:rPr>
+        <w:t>Zelfgemaakte afbeelding</w:t>
+      </w:r>
+      <w:r>
+        <w:rPr>
+          <w:rStyle w:val="BronnenChar"/>
+        </w:rPr>
+        <w:br/>
+      </w:r>
+    </w:p>
+    <w:p>
+      <w:r>
+        <w:t>Er zijn 2 reden waarom het niet lukt om bij</w:t>
+      </w:r>
+      <w:r>
+        <w:t xml:space="preserve"> een cross-site request </w:t>
+      </w:r>
+      <w:r>
+        <w:t>de</w:t>
+      </w:r>
+      <w:r>
+        <w:t xml:space="preserve"> custom header </w:t>
+      </w:r>
+      <w:r>
+        <w:t>voor de CSRF token in te stellen</w:t>
+      </w:r>
+      <w:r>
+        <w:t xml:space="preserve">. </w:t>
+      </w:r>
+      <w:r>
+        <w:t xml:space="preserve">Zoals de cross-site request die uitgevoerd wordt op deze pagina: </w:t>
+      </w:r>
+      <w:hyperlink r:id="rId41" w:history="1">
+        <w:r>
+          <w:rPr>
+            <w:rStyle w:val="Hyperlink"/>
+          </w:rPr>
+          <w:t>https://attacker-safe.yourwebmaster.be/POST-Create-Post.html</w:t>
+        </w:r>
+      </w:hyperlink>
+      <w:r>
+        <w:t xml:space="preserve"> </w:t>
+      </w:r>
+      <w:r>
+        <w:t>De 1</w:t>
+      </w:r>
+      <w:r>
+        <w:rPr>
+          <w:vertAlign w:val="superscript"/>
+        </w:rPr>
+        <w:t>ste</w:t>
+      </w:r>
+      <w:r>
+        <w:t xml:space="preserve"> reden is dat de cross-site de cookie met de CSRF token niet kan uitlezen en deze dus ook niet kan opnemen in de custom header, als dit toch geprobeerd wordt zal de waarde van de custom header gewoon </w:t>
+      </w:r>
+      <w:proofErr w:type="spellStart"/>
+      <w:r>
+        <w:t>null</w:t>
+      </w:r>
+      <w:proofErr w:type="spellEnd"/>
+      <w:r>
+        <w:t xml:space="preserve"> zijn.</w:t>
+      </w:r>
+      <w:r>
+        <w:t xml:space="preserve"> De 2</w:t>
+      </w:r>
+      <w:r>
+        <w:rPr>
+          <w:vertAlign w:val="superscript"/>
+        </w:rPr>
+        <w:t>de</w:t>
+      </w:r>
+      <w:r>
+        <w:t xml:space="preserve"> reden is dat requests met een custom header</w:t>
+      </w:r>
+      <w:r>
+        <w:t xml:space="preserve"> non-</w:t>
+      </w:r>
+      <w:proofErr w:type="spellStart"/>
+      <w:r>
+        <w:t>simple</w:t>
+      </w:r>
+      <w:proofErr w:type="spellEnd"/>
+      <w:r>
+        <w:t xml:space="preserve"> </w:t>
+      </w:r>
+      <w:r>
+        <w:t xml:space="preserve">cross-origin </w:t>
+      </w:r>
+      <w:r>
+        <w:t>requests zijn</w:t>
+      </w:r>
+      <w:r>
+        <w:t xml:space="preserve">, waardoor een preflight gebruikt wordt </w:t>
+      </w:r>
+      <w:r>
+        <w:t xml:space="preserve">(zoals te zien is in figuur 24) </w:t>
+      </w:r>
+      <w:r>
+        <w:t xml:space="preserve">en </w:t>
+      </w:r>
+      <w:r>
+        <w:t xml:space="preserve">de browser ziet dat de </w:t>
+      </w:r>
+      <w:proofErr w:type="spellStart"/>
+      <w:r>
+        <w:t>attacker</w:t>
+      </w:r>
+      <w:proofErr w:type="spellEnd"/>
+      <w:r>
+        <w:t xml:space="preserve"> webapp niet opgenomen is in de CORS instellingen. Dus zal de request nooit </w:t>
+      </w:r>
+      <w:r>
+        <w:t>verstuurd</w:t>
+      </w:r>
+      <w:r>
+        <w:t xml:space="preserve"> worden door de browser.</w:t>
+      </w:r>
+    </w:p>
+    <w:p>
       <w:pPr>
         <w:pStyle w:val="Kop1"/>
       </w:pPr>
-      <w:bookmarkStart w:id="34" w:name="_Toc222862670"/>
+      <w:bookmarkStart w:id="37" w:name="_Toc223128381"/>
       <w:r>
         <w:lastRenderedPageBreak/>
         <w:t>Besluit</w:t>
       </w:r>
-      <w:bookmarkEnd w:id="10"/>
-      <w:bookmarkEnd w:id="34"/>
-    </w:p>
-    <w:p>
-      <w:pPr>
-        <w:pStyle w:val="Lijstalinea"/>
-        <w:numPr>
-          <w:ilvl w:val="0"/>
-          <w:numId w:val="42"/>
-        </w:numPr>
-      </w:pPr>
-      <w:r>
-        <w:rPr>
-          <w:b/>
-          <w:bCs/>
-        </w:rPr>
-        <w:t>Nog aanpassen en ook toevoegen van CSRF, dus controleren of de request wel echt is en niet zonder toestemming is gemaakt</w:t>
-      </w:r>
-    </w:p>
-    <w:p>
-      <w:r>
-        <w:t xml:space="preserve">Het is duidelijk dat er één grote </w:t>
+      <w:bookmarkEnd w:id="9"/>
+      <w:bookmarkEnd w:id="37"/>
+    </w:p>
+    <w:p>
+      <w:r>
+        <w:t xml:space="preserve">Het is duidelijk dat </w:t>
+      </w:r>
+      <w:r>
+        <w:t>de beveiliging van API systemen zeer belangrijk is en g</w:t>
+      </w:r>
+      <w:r>
+        <w:t xml:space="preserve">eprioriteerd </w:t>
+      </w:r>
+      <w:r>
+        <w:t>moet worden bij het uitwerken van een project</w:t>
+      </w:r>
+      <w:r>
+        <w:t>. O</w:t>
+      </w:r>
+      <w:r>
+        <w:t>m zo beveiligingsproblemen zoals Cross-Site Scripting en Cross-Site Request F</w:t>
+      </w:r>
+      <w:r>
+        <w:t>orgery</w:t>
+      </w:r>
+      <w:r>
+        <w:t xml:space="preserve"> te voorkomen, anders kan dit catastrofale gevolgen hebben wanneer deze kwetsbaarheden misbruikt worden door mensen met slechte bedoelingen.</w:t>
+      </w:r>
+    </w:p>
+    <w:p>
+      <w:r>
+        <w:t>Er is ook</w:t>
+      </w:r>
+      <w:r>
+        <w:t xml:space="preserve"> één grote </w:t>
       </w:r>
       <w:r>
         <w:t>lijn en overeenkomst</w:t>
@@ -8584,14 +10975,19 @@
         <w:t xml:space="preserve"> </w:t>
       </w:r>
       <w:r>
-        <w:t xml:space="preserve">aanwezig </w:t>
-      </w:r>
-      <w:r>
-        <w:t>is tussen deze verschillende veelvoorkomende beveiligingsproblemen</w:t>
-      </w:r>
-      <w:r>
-        <w:t xml:space="preserve"> bij REST-API’s</w:t>
-      </w:r>
+        <w:t>aanwezig</w:t>
+      </w:r>
+      <w:r>
+        <w:t xml:space="preserve"> tussen deze verschillende veelvoorkomende beveiligingsproblemen</w:t>
+      </w:r>
+      <w:r>
+        <w:t xml:space="preserve"> bij REST-</w:t>
+      </w:r>
+      <w:proofErr w:type="spellStart"/>
+      <w:r>
+        <w:t>API’s</w:t>
+      </w:r>
+      <w:proofErr w:type="spellEnd"/>
       <w:r>
         <w:t xml:space="preserve">. De </w:t>
       </w:r>
@@ -8611,13 +11007,25 @@
         <w:t xml:space="preserve">en acties </w:t>
       </w:r>
       <w:r>
-        <w:t xml:space="preserve">van de </w:t>
-      </w:r>
-      <w:r>
-        <w:t xml:space="preserve">gebruiker of </w:t>
-      </w:r>
-      <w:r>
-        <w:t xml:space="preserve">client kan nooit vertrouwd worden en moet altijd eerst gecontroleerd en opgekuist worden </w:t>
+        <w:t xml:space="preserve">van </w:t>
+      </w:r>
+      <w:r>
+        <w:t>een</w:t>
+      </w:r>
+      <w:r>
+        <w:t xml:space="preserve"> </w:t>
+      </w:r>
+      <w:r>
+        <w:t xml:space="preserve">gebruiker </w:t>
+      </w:r>
+      <w:r>
+        <w:t xml:space="preserve">kan nooit </w:t>
+      </w:r>
+      <w:r>
+        <w:t xml:space="preserve">meteen </w:t>
+      </w:r>
+      <w:r>
+        <w:t xml:space="preserve">vertrouwd worden en moet altijd eerst gecontroleerd en opgekuist worden </w:t>
       </w:r>
       <w:r>
         <w:t xml:space="preserve">voordat deze </w:t>
@@ -8646,16 +11054,128 @@
       <w:r>
         <w:t xml:space="preserve"> databank of andere gebruikers.</w:t>
       </w:r>
+    </w:p>
+    <w:p>
+      <w:r>
+        <w:t xml:space="preserve">De gebruikersinput kan </w:t>
+      </w:r>
+      <w:r>
+        <w:t xml:space="preserve">veilig </w:t>
+      </w:r>
+      <w:r>
+        <w:t>opgekuist worden door middel van HTML entity encoding of HTML sanitization om Cross-Site Scripting te voorkomen.</w:t>
+      </w:r>
+      <w:r>
+        <w:t xml:space="preserve"> De echtheid </w:t>
+      </w:r>
+      <w:r>
+        <w:t xml:space="preserve">en afkomst </w:t>
+      </w:r>
+      <w:r>
+        <w:t>van een request kan gecontroleerd worden door middel van (Anti-)CSRF tokens om zo Cross-Site Request Forgery te voorkomen.</w:t>
+      </w:r>
+    </w:p>
+    <w:p>
+      <w:r>
+        <w:t>Uit het onderzoek</w:t>
+      </w:r>
+      <w:r>
+        <w:t xml:space="preserve"> blijkt ook dat </w:t>
+      </w:r>
+      <w:r>
+        <w:t>het</w:t>
+      </w:r>
       <w:r>
         <w:t xml:space="preserve"> </w:t>
       </w:r>
       <w:r>
-        <w:t>Dus er moet altijd eerst gepoetst worden voordat de input kan vertrouwd worden, eens dat is gebeurd kan de input verwerkt worden.</w:t>
-      </w:r>
-    </w:p>
-    <w:p>
-      <w:r>
-        <w:t>Deze input gegevens kunnen gepoetst worden op verschillende manieren namelijk:</w:t>
+        <w:t>correct</w:t>
+      </w:r>
+      <w:r>
+        <w:t xml:space="preserve"> </w:t>
+      </w:r>
+      <w:r>
+        <w:t>configureren van een</w:t>
+      </w:r>
+      <w:r>
+        <w:t xml:space="preserve"> API systeem</w:t>
+      </w:r>
+      <w:r>
+        <w:t xml:space="preserve"> </w:t>
+      </w:r>
+      <w:r>
+        <w:t xml:space="preserve">zeer belangrijk </w:t>
+      </w:r>
+      <w:r>
+        <w:t>is</w:t>
+      </w:r>
+      <w:r>
+        <w:t xml:space="preserve"> om </w:t>
+      </w:r>
+      <w:r>
+        <w:t>beveiligingsproblemen</w:t>
+      </w:r>
+      <w:r>
+        <w:t xml:space="preserve"> </w:t>
+      </w:r>
+      <w:r>
+        <w:t>te voorkomen</w:t>
+      </w:r>
+      <w:r>
+        <w:t>. Z</w:t>
+      </w:r>
+      <w:r>
+        <w:t xml:space="preserve">o moet er voor gezorgd worden dat </w:t>
+      </w:r>
+      <w:r>
+        <w:t xml:space="preserve">Cross-Origin Resource </w:t>
+      </w:r>
+      <w:proofErr w:type="spellStart"/>
+      <w:r>
+        <w:t>Sharing</w:t>
+      </w:r>
+      <w:proofErr w:type="spellEnd"/>
+      <w:r>
+        <w:t xml:space="preserve"> correct en specifiek </w:t>
+      </w:r>
+      <w:r>
+        <w:t>ingesteld</w:t>
+      </w:r>
+      <w:r>
+        <w:t xml:space="preserve"> </w:t>
+      </w:r>
+      <w:r>
+        <w:t>word</w:t>
+      </w:r>
+      <w:r>
+        <w:t>t</w:t>
+      </w:r>
+      <w:r>
+        <w:t xml:space="preserve"> en niet gewoon alles toegelaten wordt</w:t>
+      </w:r>
+      <w:r>
+        <w:t xml:space="preserve"> </w:t>
+      </w:r>
+      <w:r>
+        <w:t xml:space="preserve">en </w:t>
+      </w:r>
+      <w:r>
+        <w:t xml:space="preserve">dat </w:t>
+      </w:r>
+      <w:r>
+        <w:t xml:space="preserve">cookies de juiste attributen </w:t>
+      </w:r>
+      <w:r>
+        <w:t>toegewezen krijgen</w:t>
+      </w:r>
+      <w:r>
+        <w:t xml:space="preserve"> zodat ze op de juiste manier gebruikt worden</w:t>
+      </w:r>
+      <w:r>
+        <w:t xml:space="preserve"> door de browser</w:t>
+      </w:r>
+      <w:r>
+        <w:t>.</w:t>
       </w:r>
     </w:p>
     <w:p>
@@ -8676,14 +11196,14 @@
       <w:pPr>
         <w:pStyle w:val="Kop1"/>
       </w:pPr>
-      <w:bookmarkStart w:id="35" w:name="_Toc196152199"/>
-      <w:bookmarkStart w:id="36" w:name="_Toc222862671"/>
+      <w:bookmarkStart w:id="38" w:name="_Toc196152199"/>
+      <w:bookmarkStart w:id="39" w:name="_Toc223128382"/>
       <w:r>
         <w:lastRenderedPageBreak/>
         <w:t>Bijlagen</w:t>
       </w:r>
-      <w:bookmarkEnd w:id="35"/>
-      <w:bookmarkEnd w:id="36"/>
+      <w:bookmarkEnd w:id="38"/>
+      <w:bookmarkEnd w:id="39"/>
     </w:p>
     <w:p>
       <w:r>
@@ -8737,13 +11257,7 @@
         <w:t xml:space="preserve">Het zip bestand </w:t>
       </w:r>
       <w:r>
-        <w:t>werd samen met dit werk ingediend. Je kan de bijlagen ook downloaden via vo</w:t>
-      </w:r>
-      <w:r>
-        <w:t>l</w:t>
-      </w:r>
-      <w:r>
-        <w:t>gende link:</w:t>
+        <w:t>werd samen met dit werk ingediend.</w:t>
       </w:r>
     </w:p>
     <w:tbl>
@@ -8878,12 +11392,12 @@
             <w:vAlign w:val="center"/>
           </w:tcPr>
           <w:p>
-            <w:hyperlink r:id="rId29" w:history="1">
+            <w:hyperlink r:id="rId42" w:history="1">
               <w:r>
                 <w:rPr>
                   <w:rStyle w:val="Hyperlink"/>
                 </w:rPr>
-                <w:t>https://github.com/GO-atheneum-De-Tandem/GDC-Ian-2025-2026</w:t>
+                <w:t>github.com/GO-atheneum-De-Tandem/GDC-Ian-2025-2026</w:t>
               </w:r>
             </w:hyperlink>
           </w:p>
@@ -8929,12 +11443,12 @@
             <w:vAlign w:val="center"/>
           </w:tcPr>
           <w:p>
-            <w:hyperlink r:id="rId30" w:history="1">
+            <w:hyperlink r:id="rId43" w:history="1">
               <w:r>
                 <w:rPr>
                   <w:rStyle w:val="Hyperlink"/>
                 </w:rPr>
-                <w:t>https://unsafe-api.ian-chains.be</w:t>
+                <w:t>unsafe-api.ian-chains.be</w:t>
               </w:r>
             </w:hyperlink>
           </w:p>
@@ -8951,8 +11465,21 @@
           </w:tcPr>
           <w:p>
             <w:r>
-              <w:t>Onveilig API Systeem – OpenAPI Docs</w:t>
-            </w:r>
+              <w:t xml:space="preserve">Onveilig API Systeem – </w:t>
+            </w:r>
+            <w:proofErr w:type="spellStart"/>
+            <w:r>
+              <w:t>OpenAPI</w:t>
+            </w:r>
+            <w:proofErr w:type="spellEnd"/>
+            <w:r>
+              <w:t xml:space="preserve"> </w:t>
+            </w:r>
+            <w:proofErr w:type="spellStart"/>
+            <w:r>
+              <w:t>Docs</w:t>
+            </w:r>
+            <w:proofErr w:type="spellEnd"/>
           </w:p>
         </w:tc>
         <w:tc>
@@ -8961,13 +11488,21 @@
             <w:vAlign w:val="center"/>
           </w:tcPr>
           <w:p>
-            <w:hyperlink r:id="rId31" w:history="1">
+            <w:hyperlink r:id="rId44" w:history="1">
               <w:r>
                 <w:rPr>
                   <w:rStyle w:val="Hyperlink"/>
                 </w:rPr>
-                <w:t>https://unsafe-api.ian-chains.be/docs</w:t>
+                <w:t>unsafe-api.ian-chains.be/</w:t>
               </w:r>
+              <w:proofErr w:type="spellStart"/>
+              <w:r>
+                <w:rPr>
+                  <w:rStyle w:val="Hyperlink"/>
+                </w:rPr>
+                <w:t>docs</w:t>
+              </w:r>
+              <w:proofErr w:type="spellEnd"/>
             </w:hyperlink>
           </w:p>
         </w:tc>
@@ -8993,12 +11528,12 @@
             <w:vAlign w:val="center"/>
           </w:tcPr>
           <w:p>
-            <w:hyperlink r:id="rId32" w:history="1">
+            <w:hyperlink r:id="rId45" w:history="1">
               <w:r>
                 <w:rPr>
                   <w:rStyle w:val="Hyperlink"/>
                 </w:rPr>
-                <w:t>https://unsafe-app.ian-chains.be</w:t>
+                <w:t>unsafe-app.ian-chains.be</w:t>
               </w:r>
             </w:hyperlink>
           </w:p>
@@ -9044,12 +11579,12 @@
             <w:vAlign w:val="center"/>
           </w:tcPr>
           <w:p>
-            <w:hyperlink r:id="rId33" w:history="1">
+            <w:hyperlink r:id="rId46" w:history="1">
               <w:r>
                 <w:rPr>
                   <w:rStyle w:val="Hyperlink"/>
                 </w:rPr>
-                <w:t>https://safe-api.ian-chains.be</w:t>
+                <w:t>safe-api.ian-chains.be</w:t>
               </w:r>
             </w:hyperlink>
           </w:p>
@@ -9066,8 +11601,21 @@
           </w:tcPr>
           <w:p>
             <w:r>
-              <w:t>Veilig API Systeem – OpenAPI Docs</w:t>
-            </w:r>
+              <w:t xml:space="preserve">Veilig API Systeem – </w:t>
+            </w:r>
+            <w:proofErr w:type="spellStart"/>
+            <w:r>
+              <w:t>OpenAPI</w:t>
+            </w:r>
+            <w:proofErr w:type="spellEnd"/>
+            <w:r>
+              <w:t xml:space="preserve"> </w:t>
+            </w:r>
+            <w:proofErr w:type="spellStart"/>
+            <w:r>
+              <w:t>Docs</w:t>
+            </w:r>
+            <w:proofErr w:type="spellEnd"/>
           </w:p>
         </w:tc>
         <w:tc>
@@ -9076,13 +11624,21 @@
             <w:vAlign w:val="center"/>
           </w:tcPr>
           <w:p>
-            <w:hyperlink r:id="rId34" w:history="1">
+            <w:hyperlink r:id="rId47" w:history="1">
               <w:r>
                 <w:rPr>
                   <w:rStyle w:val="Hyperlink"/>
                 </w:rPr>
-                <w:t>https://safe-api.ian-chains.be/docs</w:t>
+                <w:t>safe-api.ian-chains.be/</w:t>
               </w:r>
+              <w:proofErr w:type="spellStart"/>
+              <w:r>
+                <w:rPr>
+                  <w:rStyle w:val="Hyperlink"/>
+                </w:rPr>
+                <w:t>docs</w:t>
+              </w:r>
+              <w:proofErr w:type="spellEnd"/>
             </w:hyperlink>
           </w:p>
         </w:tc>
@@ -9108,12 +11664,12 @@
             <w:vAlign w:val="center"/>
           </w:tcPr>
           <w:p>
-            <w:hyperlink r:id="rId35" w:history="1">
+            <w:hyperlink r:id="rId48" w:history="1">
               <w:r>
                 <w:rPr>
                   <w:rStyle w:val="Hyperlink"/>
                 </w:rPr>
-                <w:t>https://safe-app.ian-chains.be</w:t>
+                <w:t>safe-app.ian-chains.be</w:t>
               </w:r>
             </w:hyperlink>
           </w:p>
@@ -9149,7 +11705,15 @@
           </w:tcPr>
           <w:p>
             <w:r>
-              <w:t>CSRF Attacker Webapp op Onveilige API</w:t>
+              <w:t xml:space="preserve">CSRF </w:t>
+            </w:r>
+            <w:proofErr w:type="spellStart"/>
+            <w:r>
+              <w:t>Attacker</w:t>
+            </w:r>
+            <w:proofErr w:type="spellEnd"/>
+            <w:r>
+              <w:t xml:space="preserve"> Webapp op Onveilige API</w:t>
             </w:r>
           </w:p>
         </w:tc>
@@ -9159,12 +11723,12 @@
             <w:vAlign w:val="center"/>
           </w:tcPr>
           <w:p>
-            <w:hyperlink r:id="rId36" w:history="1">
+            <w:hyperlink r:id="rId49" w:history="1">
               <w:r>
                 <w:rPr>
                   <w:rStyle w:val="Hyperlink"/>
                 </w:rPr>
-                <w:t>https://attacker-unsafe.yourwebmaster.be</w:t>
+                <w:t>attacker-unsafe.yourwebmaster.be</w:t>
               </w:r>
             </w:hyperlink>
           </w:p>
@@ -9181,7 +11745,15 @@
           </w:tcPr>
           <w:p>
             <w:r>
-              <w:t>CSRF Attacker Webapp op Veilige API</w:t>
+              <w:t xml:space="preserve">CSRF </w:t>
+            </w:r>
+            <w:proofErr w:type="spellStart"/>
+            <w:r>
+              <w:t>Attacker</w:t>
+            </w:r>
+            <w:proofErr w:type="spellEnd"/>
+            <w:r>
+              <w:t xml:space="preserve"> Webapp op Veilige API</w:t>
             </w:r>
           </w:p>
         </w:tc>
@@ -9191,12 +11763,12 @@
             <w:vAlign w:val="center"/>
           </w:tcPr>
           <w:p>
-            <w:hyperlink r:id="rId37" w:history="1">
+            <w:hyperlink r:id="rId50" w:history="1">
               <w:r>
                 <w:rPr>
                   <w:rStyle w:val="Hyperlink"/>
                 </w:rPr>
-                <w:t>https://attacker-safe.yourwebmaster.be</w:t>
+                <w:t>attacker-safe.yourwebmaster.be</w:t>
               </w:r>
             </w:hyperlink>
           </w:p>
@@ -9204,18 +11776,18 @@
       </w:tr>
     </w:tbl>
     <w:p>
-      <w:bookmarkStart w:id="37" w:name="_Toc196152200"/>
+      <w:bookmarkStart w:id="40" w:name="_Toc196152200"/>
     </w:p>
     <w:p>
       <w:pPr>
         <w:pStyle w:val="Kop1"/>
       </w:pPr>
-      <w:bookmarkStart w:id="38" w:name="_Toc222862672"/>
+      <w:bookmarkStart w:id="41" w:name="_Toc223128383"/>
       <w:r>
         <w:t>Referentielijst</w:t>
       </w:r>
-      <w:bookmarkEnd w:id="37"/>
-      <w:bookmarkEnd w:id="38"/>
+      <w:bookmarkEnd w:id="40"/>
+      <w:bookmarkEnd w:id="41"/>
     </w:p>
     <w:p>
       <w:r>
@@ -9236,7 +11808,10 @@
     </w:p>
     <w:p>
       <w:r>
-        <w:t xml:space="preserve">het </w:t>
+        <w:t>H</w:t>
+      </w:r>
+      <w:r>
+        <w:t xml:space="preserve">et </w:t>
       </w:r>
       <w:r>
         <w:t>controleren</w:t>
@@ -9262,7 +11837,7 @@
       <w:r>
         <w:t xml:space="preserve">van </w:t>
       </w:r>
-      <w:hyperlink r:id="rId38" w:history="1">
+      <w:hyperlink r:id="rId51" w:history="1">
         <w:r>
           <w:rPr>
             <w:rStyle w:val="Hyperlink"/>
@@ -9273,7 +11848,7 @@
       <w:r>
         <w:t xml:space="preserve"> en </w:t>
       </w:r>
-      <w:hyperlink r:id="rId39" w:history="1">
+      <w:hyperlink r:id="rId52" w:history="1">
         <w:r>
           <w:rPr>
             <w:rStyle w:val="Hyperlink"/>
@@ -9294,7 +11869,7 @@
       </w:pPr>
     </w:p>
     <w:sectPr>
-      <w:footerReference w:type="default" r:id="rId40"/>
+      <w:footerReference w:type="default" r:id="rId53"/>
       <w:pgSz w:w="11906" w:h="16838"/>
       <w:pgMar w:top="1417" w:right="1417" w:bottom="1417" w:left="1417" w:header="708" w:footer="708" w:gutter="0"/>
       <w:pgNumType w:start="0"/>
@@ -9604,7 +12179,15 @@
       </mc:AlternateContent>
     </w:r>
     <w:r>
-      <w:t xml:space="preserve">Ian-Chains Baute – </w:t>
+      <w:t>Ian-</w:t>
+    </w:r>
+    <w:proofErr w:type="spellStart"/>
+    <w:r>
+      <w:t>Chains</w:t>
+    </w:r>
+    <w:proofErr w:type="spellEnd"/>
+    <w:r>
+      <w:t xml:space="preserve"> Baute – </w:t>
     </w:r>
     <w:r>
       <w:t>6</w:t>
@@ -9686,7 +12269,15 @@
         <w:t>werkt</w:t>
       </w:r>
       <w:r>
-        <w:t xml:space="preserve"> kan gevonden worden in dit artikel van Geeks For Geeks: GeeksforGeeks. </w:t>
+        <w:t xml:space="preserve"> kan gevonden worden in dit artikel van Geeks For Geeks: </w:t>
+      </w:r>
+      <w:proofErr w:type="spellStart"/>
+      <w:r>
+        <w:t>GeeksforGeeks</w:t>
+      </w:r>
+      <w:proofErr w:type="spellEnd"/>
+      <w:r>
+        <w:t xml:space="preserve">. </w:t>
       </w:r>
       <w:r>
         <w:rPr>
@@ -9706,7 +12297,21 @@
         <w:rPr>
           <w:lang w:val="en-US"/>
         </w:rPr>
-        <w:t xml:space="preserve">. GeeksforGeeks. </w:t>
+        <w:t xml:space="preserve">. </w:t>
+      </w:r>
+      <w:proofErr w:type="spellStart"/>
+      <w:r>
+        <w:rPr>
+          <w:lang w:val="en-US"/>
+        </w:rPr>
+        <w:t>GeeksforGeeks</w:t>
+      </w:r>
+      <w:proofErr w:type="spellEnd"/>
+      <w:r>
+        <w:rPr>
+          <w:lang w:val="en-US"/>
+        </w:rPr>
+        <w:t xml:space="preserve">. </w:t>
       </w:r>
       <w:hyperlink r:id="rId1" w:history="1">
         <w:r>
@@ -9835,7 +12440,15 @@
         <w:t xml:space="preserve">aan elkaar </w:t>
       </w:r>
       <w:r>
-        <w:t>als ze dezelfde protocol, hostname en poort hebben.</w:t>
+        <w:t xml:space="preserve">als ze dezelfde protocol, </w:t>
+      </w:r>
+      <w:proofErr w:type="spellStart"/>
+      <w:r>
+        <w:t>hostname</w:t>
+      </w:r>
+      <w:proofErr w:type="spellEnd"/>
+      <w:r>
+        <w:t xml:space="preserve"> en poort hebben.</w:t>
       </w:r>
     </w:p>
   </w:footnote>
@@ -9891,6 +12504,7 @@
       <w:r>
         <w:t xml:space="preserve">De criteria waaraan een cross-origin HTTP-request moet voldoen om </w:t>
       </w:r>
+      <w:proofErr w:type="spellStart"/>
       <w:r>
         <w:rPr>
           <w:b/>
@@ -9898,6 +12512,7 @@
         </w:rPr>
         <w:t>simple</w:t>
       </w:r>
+      <w:proofErr w:type="spellEnd"/>
       <w:r>
         <w:t xml:space="preserve"> te zijn wordt opgesomd in de volgende bron: </w:t>
       </w:r>
@@ -15687,7 +18302,6 @@
   <w:style w:type="character" w:default="1" w:styleId="Standaardalinea-lettertype">
     <w:name w:val="Default Paragraph Font"/>
     <w:uiPriority w:val="1"/>
-    <w:semiHidden/>
     <w:unhideWhenUsed/>
   </w:style>
   <w:style w:type="table" w:default="1" w:styleId="Standaardtabel">
